--- a/Linux Note.docx
+++ b/Linux Note.docx
@@ -8018,6 +8018,7 @@
         <w:outlineLvl w:val="0"/>
         <w:rPr>
           <w:rFonts w:ascii="Times New Roman" w:eastAsiaTheme="minorEastAsia" w:hAnsi="Times New Roman" w:cs="Times New Roman"/>
+          <w:b/>
           <w:color w:val="000000"/>
           <w:sz w:val="21"/>
           <w:szCs w:val="21"/>
@@ -8026,6 +8027,7 @@
       <w:r>
         <w:rPr>
           <w:rFonts w:ascii="Times New Roman" w:eastAsiaTheme="minorEastAsia" w:hAnsi="Times New Roman" w:cs="Times New Roman"/>
+          <w:b/>
           <w:color w:val="000000"/>
           <w:sz w:val="21"/>
           <w:szCs w:val="21"/>
@@ -32809,18 +32811,7 @@
           <w:szCs w:val="21"/>
           <w:shd w:val="clear" w:color="auto" w:fill="FFFFFF"/>
         </w:rPr>
-        <w:t>文件用索引节点号唯一标识，而不是文件</w:t>
-      </w:r>
-      <w:bookmarkStart w:id="0" w:name="_GoBack"/>
-      <w:bookmarkEnd w:id="0"/>
-      <w:r>
-        <w:rPr>
-          <w:rFonts w:hint="eastAsia"/>
-          <w:color w:val="333333"/>
-          <w:szCs w:val="21"/>
-          <w:shd w:val="clear" w:color="auto" w:fill="FFFFFF"/>
-        </w:rPr>
-        <w:t>名，</w:t>
+        <w:t>文件用索引节点号唯一标识，而不是文件名，</w:t>
       </w:r>
       <w:r>
         <w:rPr>
@@ -34640,6 +34631,3199 @@
         </w:rPr>
       </w:pPr>
     </w:p>
+    <w:p>
+      <w:pPr>
+        <w:pStyle w:val="a5"/>
+        <w:shd w:val="clear" w:color="auto" w:fill="FFFFFF"/>
+        <w:spacing w:before="150" w:beforeAutospacing="0" w:after="150" w:afterAutospacing="0"/>
+        <w:outlineLvl w:val="0"/>
+        <w:rPr>
+          <w:rFonts w:ascii="Times New Roman" w:eastAsiaTheme="minorEastAsia" w:hAnsi="Times New Roman" w:cs="Times New Roman" w:hint="eastAsia"/>
+          <w:b/>
+          <w:color w:val="000000"/>
+          <w:sz w:val="21"/>
+          <w:szCs w:val="21"/>
+        </w:rPr>
+      </w:pPr>
+      <w:r>
+        <w:rPr>
+          <w:rFonts w:ascii="Times New Roman" w:eastAsiaTheme="minorEastAsia" w:hAnsi="Times New Roman" w:cs="Times New Roman" w:hint="eastAsia"/>
+          <w:b/>
+          <w:color w:val="000000"/>
+          <w:sz w:val="21"/>
+          <w:szCs w:val="21"/>
+        </w:rPr>
+        <w:t>Git</w:t>
+      </w:r>
+      <w:r>
+        <w:rPr>
+          <w:rFonts w:ascii="Times New Roman" w:eastAsiaTheme="minorEastAsia" w:hAnsi="Times New Roman" w:cs="Times New Roman"/>
+          <w:b/>
+          <w:color w:val="000000"/>
+          <w:sz w:val="21"/>
+          <w:szCs w:val="21"/>
+        </w:rPr>
+        <w:t>：</w:t>
+      </w:r>
+    </w:p>
+    <w:p>
+      <w:pPr>
+        <w:widowControl/>
+        <w:shd w:val="clear" w:color="auto" w:fill="FFFFFF"/>
+        <w:jc w:val="left"/>
+        <w:rPr>
+          <w:rFonts w:ascii="Arial" w:hAnsi="Arial" w:cs="Arial" w:hint="eastAsia"/>
+          <w:color w:val="2F2F2F"/>
+          <w:shd w:val="clear" w:color="auto" w:fill="FFFFFF"/>
+        </w:rPr>
+      </w:pPr>
+      <w:r>
+        <w:rPr>
+          <w:rFonts w:ascii="Arial" w:hAnsi="Arial" w:cs="Arial" w:hint="eastAsia"/>
+          <w:color w:val="2F2F2F"/>
+          <w:shd w:val="clear" w:color="auto" w:fill="FFFFFF"/>
+        </w:rPr>
+        <w:t>Git</w:t>
+      </w:r>
+      <w:r>
+        <w:rPr>
+          <w:rFonts w:ascii="Arial" w:hAnsi="Arial" w:cs="Arial" w:hint="eastAsia"/>
+          <w:color w:val="2F2F2F"/>
+          <w:shd w:val="clear" w:color="auto" w:fill="FFFFFF"/>
+        </w:rPr>
+        <w:t>的四个工作区域：</w:t>
+      </w:r>
+    </w:p>
+    <w:p>
+      <w:pPr>
+        <w:widowControl/>
+        <w:shd w:val="clear" w:color="auto" w:fill="FFFFFF"/>
+        <w:jc w:val="left"/>
+        <w:rPr>
+          <w:rFonts w:ascii="Arial" w:hAnsi="Arial" w:cs="Arial"/>
+          <w:color w:val="2F2F2F"/>
+          <w:shd w:val="clear" w:color="auto" w:fill="FFFFFF"/>
+        </w:rPr>
+      </w:pPr>
+      <w:r>
+        <w:rPr>
+          <w:noProof/>
+        </w:rPr>
+        <w:drawing>
+          <wp:inline distT="0" distB="0" distL="0" distR="0" wp14:anchorId="694B00F1" wp14:editId="5A1C177D">
+            <wp:extent cx="4857419" cy="1383015"/>
+            <wp:effectExtent l="0" t="0" r="635" b="8255"/>
+            <wp:docPr id="41" name="图片 41"/>
+            <wp:cNvGraphicFramePr>
+              <a:graphicFrameLocks xmlns:a="http://schemas.openxmlformats.org/drawingml/2006/main" noChangeAspect="1"/>
+            </wp:cNvGraphicFramePr>
+            <a:graphic xmlns:a="http://schemas.openxmlformats.org/drawingml/2006/main">
+              <a:graphicData uri="http://schemas.openxmlformats.org/drawingml/2006/picture">
+                <pic:pic xmlns:pic="http://schemas.openxmlformats.org/drawingml/2006/picture">
+                  <pic:nvPicPr>
+                    <pic:cNvPr id="1" name=""/>
+                    <pic:cNvPicPr/>
+                  </pic:nvPicPr>
+                  <pic:blipFill>
+                    <a:blip r:embed="rId50"/>
+                    <a:stretch>
+                      <a:fillRect/>
+                    </a:stretch>
+                  </pic:blipFill>
+                  <pic:spPr>
+                    <a:xfrm>
+                      <a:off x="0" y="0"/>
+                      <a:ext cx="4866214" cy="1385519"/>
+                    </a:xfrm>
+                    <a:prstGeom prst="rect">
+                      <a:avLst/>
+                    </a:prstGeom>
+                  </pic:spPr>
+                </pic:pic>
+              </a:graphicData>
+            </a:graphic>
+          </wp:inline>
+        </w:drawing>
+      </w:r>
+    </w:p>
+    <w:p>
+      <w:pPr>
+        <w:widowControl/>
+        <w:shd w:val="clear" w:color="auto" w:fill="FFFFFF"/>
+        <w:jc w:val="left"/>
+        <w:rPr>
+          <w:rFonts w:ascii="Times New Roman" w:hAnsi="Times New Roman" w:cs="Times New Roman"/>
+          <w:color w:val="000000"/>
+          <w:kern w:val="0"/>
+          <w:szCs w:val="21"/>
+        </w:rPr>
+      </w:pPr>
+      <w:r>
+        <w:rPr>
+          <w:rFonts w:ascii="Times New Roman" w:hAnsi="Times New Roman" w:cs="Times New Roman" w:hint="eastAsia"/>
+          <w:color w:val="000000"/>
+          <w:kern w:val="0"/>
+          <w:szCs w:val="21"/>
+        </w:rPr>
+        <w:t>Workspace</w:t>
+      </w:r>
+      <w:r>
+        <w:rPr>
+          <w:rFonts w:ascii="Times New Roman" w:hAnsi="Times New Roman" w:cs="Times New Roman" w:hint="eastAsia"/>
+          <w:color w:val="000000"/>
+          <w:kern w:val="0"/>
+          <w:szCs w:val="21"/>
+        </w:rPr>
+        <w:t>：工作区</w:t>
+      </w:r>
+    </w:p>
+    <w:p>
+      <w:pPr>
+        <w:widowControl/>
+        <w:shd w:val="clear" w:color="auto" w:fill="FFFFFF"/>
+        <w:jc w:val="left"/>
+        <w:rPr>
+          <w:rFonts w:ascii="Times New Roman" w:hAnsi="Times New Roman" w:cs="Times New Roman" w:hint="eastAsia"/>
+          <w:color w:val="000000"/>
+          <w:kern w:val="0"/>
+          <w:szCs w:val="21"/>
+        </w:rPr>
+      </w:pPr>
+      <w:r>
+        <w:rPr>
+          <w:rFonts w:ascii="Times New Roman" w:hAnsi="Times New Roman" w:cs="Times New Roman" w:hint="eastAsia"/>
+          <w:color w:val="000000"/>
+          <w:kern w:val="0"/>
+          <w:szCs w:val="21"/>
+        </w:rPr>
+        <w:t>Index / Stage</w:t>
+      </w:r>
+      <w:r>
+        <w:rPr>
+          <w:rFonts w:ascii="Times New Roman" w:hAnsi="Times New Roman" w:cs="Times New Roman" w:hint="eastAsia"/>
+          <w:color w:val="000000"/>
+          <w:kern w:val="0"/>
+          <w:szCs w:val="21"/>
+        </w:rPr>
+        <w:t>：暂存区</w:t>
+      </w:r>
+    </w:p>
+    <w:p>
+      <w:pPr>
+        <w:widowControl/>
+        <w:shd w:val="clear" w:color="auto" w:fill="FFFFFF"/>
+        <w:jc w:val="left"/>
+        <w:rPr>
+          <w:rFonts w:ascii="Times New Roman" w:hAnsi="Times New Roman" w:cs="Times New Roman" w:hint="eastAsia"/>
+          <w:color w:val="000000"/>
+          <w:kern w:val="0"/>
+          <w:szCs w:val="21"/>
+        </w:rPr>
+      </w:pPr>
+      <w:r>
+        <w:rPr>
+          <w:rFonts w:ascii="Times New Roman" w:hAnsi="Times New Roman" w:cs="Times New Roman" w:hint="eastAsia"/>
+          <w:color w:val="000000"/>
+          <w:kern w:val="0"/>
+          <w:szCs w:val="21"/>
+        </w:rPr>
+        <w:t>Repository</w:t>
+      </w:r>
+      <w:r>
+        <w:rPr>
+          <w:rFonts w:ascii="Times New Roman" w:hAnsi="Times New Roman" w:cs="Times New Roman" w:hint="eastAsia"/>
+          <w:color w:val="000000"/>
+          <w:kern w:val="0"/>
+          <w:szCs w:val="21"/>
+        </w:rPr>
+        <w:t>：仓库区（或本地仓库）</w:t>
+      </w:r>
+    </w:p>
+    <w:p>
+      <w:pPr>
+        <w:widowControl/>
+        <w:shd w:val="clear" w:color="auto" w:fill="FFFFFF"/>
+        <w:jc w:val="left"/>
+        <w:rPr>
+          <w:rFonts w:ascii="Times New Roman" w:hAnsi="Times New Roman" w:cs="Times New Roman" w:hint="eastAsia"/>
+          <w:color w:val="000000"/>
+          <w:kern w:val="0"/>
+          <w:szCs w:val="21"/>
+        </w:rPr>
+      </w:pPr>
+      <w:r>
+        <w:rPr>
+          <w:rFonts w:ascii="Times New Roman" w:hAnsi="Times New Roman" w:cs="Times New Roman" w:hint="eastAsia"/>
+          <w:color w:val="000000"/>
+          <w:kern w:val="0"/>
+          <w:szCs w:val="21"/>
+        </w:rPr>
+        <w:t>Remote</w:t>
+      </w:r>
+      <w:r>
+        <w:rPr>
+          <w:rFonts w:ascii="Times New Roman" w:hAnsi="Times New Roman" w:cs="Times New Roman" w:hint="eastAsia"/>
+          <w:color w:val="000000"/>
+          <w:kern w:val="0"/>
+          <w:szCs w:val="21"/>
+        </w:rPr>
+        <w:t>：远程仓库</w:t>
+      </w:r>
+    </w:p>
+    <w:p>
+      <w:pPr>
+        <w:widowControl/>
+        <w:shd w:val="clear" w:color="auto" w:fill="FFFFFF"/>
+        <w:jc w:val="left"/>
+        <w:rPr>
+          <w:rFonts w:ascii="Arial" w:hAnsi="Arial" w:cs="Arial"/>
+          <w:color w:val="2F2F2F"/>
+          <w:shd w:val="clear" w:color="auto" w:fill="FFFFFF"/>
+        </w:rPr>
+      </w:pPr>
+    </w:p>
+    <w:p>
+      <w:pPr>
+        <w:widowControl/>
+        <w:shd w:val="clear" w:color="auto" w:fill="FFFFFF"/>
+        <w:jc w:val="left"/>
+        <w:rPr>
+          <w:rFonts w:ascii="Arial" w:hAnsi="Arial" w:cs="Arial"/>
+          <w:color w:val="2F2F2F"/>
+          <w:shd w:val="clear" w:color="auto" w:fill="FFFFFF"/>
+        </w:rPr>
+      </w:pPr>
+      <w:r>
+        <w:rPr>
+          <w:rFonts w:ascii="Arial" w:hAnsi="Arial" w:cs="Arial" w:hint="eastAsia"/>
+          <w:color w:val="2F2F2F"/>
+          <w:shd w:val="clear" w:color="auto" w:fill="FFFFFF"/>
+        </w:rPr>
+        <w:t>Git</w:t>
+      </w:r>
+      <w:r>
+        <w:rPr>
+          <w:rFonts w:ascii="Arial" w:hAnsi="Arial" w:cs="Arial" w:hint="eastAsia"/>
+          <w:color w:val="2F2F2F"/>
+          <w:shd w:val="clear" w:color="auto" w:fill="FFFFFF"/>
+        </w:rPr>
+        <w:t>文件的四种状态</w:t>
+      </w:r>
+    </w:p>
+    <w:p>
+      <w:pPr>
+        <w:widowControl/>
+        <w:shd w:val="clear" w:color="auto" w:fill="FFFFFF"/>
+        <w:jc w:val="left"/>
+        <w:rPr>
+          <w:rStyle w:val="a3"/>
+          <w:rFonts w:ascii="Times New Roman" w:hAnsi="Times New Roman" w:cs="Times New Roman"/>
+          <w:color w:val="333333"/>
+          <w:sz w:val="23"/>
+          <w:szCs w:val="23"/>
+        </w:rPr>
+      </w:pPr>
+      <w:r>
+        <w:rPr>
+          <w:noProof/>
+        </w:rPr>
+        <w:lastRenderedPageBreak/>
+        <w:drawing>
+          <wp:inline distT="0" distB="0" distL="0" distR="0" wp14:anchorId="21573E88" wp14:editId="781A8F9D">
+            <wp:extent cx="5486400" cy="2299335"/>
+            <wp:effectExtent l="0" t="0" r="0" b="5715"/>
+            <wp:docPr id="42" name="图片 42"/>
+            <wp:cNvGraphicFramePr>
+              <a:graphicFrameLocks xmlns:a="http://schemas.openxmlformats.org/drawingml/2006/main" noChangeAspect="1"/>
+            </wp:cNvGraphicFramePr>
+            <a:graphic xmlns:a="http://schemas.openxmlformats.org/drawingml/2006/main">
+              <a:graphicData uri="http://schemas.openxmlformats.org/drawingml/2006/picture">
+                <pic:pic xmlns:pic="http://schemas.openxmlformats.org/drawingml/2006/picture">
+                  <pic:nvPicPr>
+                    <pic:cNvPr id="1" name=""/>
+                    <pic:cNvPicPr/>
+                  </pic:nvPicPr>
+                  <pic:blipFill>
+                    <a:blip r:embed="rId51"/>
+                    <a:stretch>
+                      <a:fillRect/>
+                    </a:stretch>
+                  </pic:blipFill>
+                  <pic:spPr>
+                    <a:xfrm>
+                      <a:off x="0" y="0"/>
+                      <a:ext cx="5486400" cy="2299335"/>
+                    </a:xfrm>
+                    <a:prstGeom prst="rect">
+                      <a:avLst/>
+                    </a:prstGeom>
+                  </pic:spPr>
+                </pic:pic>
+              </a:graphicData>
+            </a:graphic>
+          </wp:inline>
+        </w:drawing>
+      </w:r>
+    </w:p>
+    <w:p>
+      <w:pPr>
+        <w:pStyle w:val="a6"/>
+        <w:widowControl/>
+        <w:numPr>
+          <w:ilvl w:val="0"/>
+          <w:numId w:val="24"/>
+        </w:numPr>
+        <w:shd w:val="clear" w:color="auto" w:fill="FFFFFF"/>
+        <w:ind w:firstLineChars="0"/>
+        <w:jc w:val="left"/>
+        <w:rPr>
+          <w:rFonts w:ascii="Times New Roman" w:hAnsi="Times New Roman" w:cs="Times New Roman"/>
+          <w:color w:val="333333"/>
+          <w:sz w:val="23"/>
+          <w:szCs w:val="23"/>
+        </w:rPr>
+      </w:pPr>
+      <w:r>
+        <w:rPr>
+          <w:rStyle w:val="a3"/>
+          <w:rFonts w:ascii="Times New Roman" w:hAnsi="Times New Roman" w:cs="Times New Roman"/>
+          <w:color w:val="333333"/>
+          <w:sz w:val="23"/>
+          <w:szCs w:val="23"/>
+        </w:rPr>
+        <w:t>Untracked</w:t>
+      </w:r>
+      <w:r>
+        <w:rPr>
+          <w:rFonts w:ascii="Times New Roman" w:hAnsi="Times New Roman" w:cs="Times New Roman"/>
+          <w:color w:val="333333"/>
+          <w:sz w:val="23"/>
+          <w:szCs w:val="23"/>
+        </w:rPr>
+        <w:t xml:space="preserve">: </w:t>
+      </w:r>
+      <w:r>
+        <w:rPr>
+          <w:rFonts w:ascii="Times New Roman" w:hAnsi="Times New Roman" w:cs="Times New Roman"/>
+          <w:color w:val="333333"/>
+          <w:sz w:val="23"/>
+          <w:szCs w:val="23"/>
+        </w:rPr>
+        <w:t>未跟踪</w:t>
+      </w:r>
+      <w:r>
+        <w:rPr>
+          <w:rFonts w:ascii="Times New Roman" w:hAnsi="Times New Roman" w:cs="Times New Roman"/>
+          <w:color w:val="333333"/>
+          <w:sz w:val="23"/>
+          <w:szCs w:val="23"/>
+        </w:rPr>
+        <w:t xml:space="preserve">, </w:t>
+      </w:r>
+      <w:r>
+        <w:rPr>
+          <w:rFonts w:ascii="Times New Roman" w:hAnsi="Times New Roman" w:cs="Times New Roman"/>
+          <w:color w:val="333333"/>
+          <w:sz w:val="23"/>
+          <w:szCs w:val="23"/>
+        </w:rPr>
+        <w:t>此文件在文件夹中</w:t>
+      </w:r>
+      <w:r>
+        <w:rPr>
+          <w:rFonts w:ascii="Times New Roman" w:hAnsi="Times New Roman" w:cs="Times New Roman"/>
+          <w:color w:val="333333"/>
+          <w:sz w:val="23"/>
+          <w:szCs w:val="23"/>
+        </w:rPr>
+        <w:t xml:space="preserve">, </w:t>
+      </w:r>
+      <w:r>
+        <w:rPr>
+          <w:rFonts w:ascii="Times New Roman" w:hAnsi="Times New Roman" w:cs="Times New Roman"/>
+          <w:color w:val="333333"/>
+          <w:sz w:val="23"/>
+          <w:szCs w:val="23"/>
+        </w:rPr>
+        <w:t>但并没有加入到</w:t>
+      </w:r>
+      <w:r>
+        <w:rPr>
+          <w:rFonts w:ascii="Times New Roman" w:hAnsi="Times New Roman" w:cs="Times New Roman"/>
+          <w:color w:val="333333"/>
+          <w:sz w:val="23"/>
+          <w:szCs w:val="23"/>
+        </w:rPr>
+        <w:t>git</w:t>
+      </w:r>
+      <w:r>
+        <w:rPr>
+          <w:rFonts w:ascii="Times New Roman" w:hAnsi="Times New Roman" w:cs="Times New Roman"/>
+          <w:color w:val="333333"/>
+          <w:sz w:val="23"/>
+          <w:szCs w:val="23"/>
+        </w:rPr>
+        <w:t>库</w:t>
+      </w:r>
+      <w:r>
+        <w:rPr>
+          <w:rFonts w:ascii="Times New Roman" w:hAnsi="Times New Roman" w:cs="Times New Roman"/>
+          <w:color w:val="333333"/>
+          <w:sz w:val="23"/>
+          <w:szCs w:val="23"/>
+        </w:rPr>
+        <w:t xml:space="preserve">, </w:t>
+      </w:r>
+      <w:r>
+        <w:rPr>
+          <w:rFonts w:ascii="Times New Roman" w:hAnsi="Times New Roman" w:cs="Times New Roman"/>
+          <w:color w:val="333333"/>
+          <w:sz w:val="23"/>
+          <w:szCs w:val="23"/>
+        </w:rPr>
+        <w:t>不参与版本控制</w:t>
+      </w:r>
+      <w:r>
+        <w:rPr>
+          <w:rFonts w:ascii="Times New Roman" w:hAnsi="Times New Roman" w:cs="Times New Roman"/>
+          <w:color w:val="333333"/>
+          <w:sz w:val="23"/>
+          <w:szCs w:val="23"/>
+        </w:rPr>
+        <w:t>. </w:t>
+      </w:r>
+      <w:r>
+        <w:rPr>
+          <w:rFonts w:ascii="Times New Roman" w:hAnsi="Times New Roman" w:cs="Times New Roman"/>
+          <w:color w:val="FF0000"/>
+          <w:sz w:val="23"/>
+          <w:szCs w:val="23"/>
+        </w:rPr>
+        <w:t>通过</w:t>
+      </w:r>
+      <w:r>
+        <w:rPr>
+          <w:rStyle w:val="HTML1"/>
+          <w:rFonts w:ascii="Times New Roman" w:eastAsiaTheme="minorEastAsia" w:hAnsi="Times New Roman" w:cs="Times New Roman"/>
+          <w:color w:val="FF502C"/>
+          <w:sz w:val="20"/>
+          <w:szCs w:val="20"/>
+          <w:shd w:val="clear" w:color="auto" w:fill="FFF5F5"/>
+        </w:rPr>
+        <w:t>git add</w:t>
+      </w:r>
+      <w:r>
+        <w:rPr>
+          <w:rFonts w:ascii="Times New Roman" w:hAnsi="Times New Roman" w:cs="Times New Roman"/>
+          <w:color w:val="FF0000"/>
+          <w:sz w:val="23"/>
+          <w:szCs w:val="23"/>
+        </w:rPr>
+        <w:t>状态变为</w:t>
+      </w:r>
+      <w:r>
+        <w:rPr>
+          <w:rStyle w:val="HTML1"/>
+          <w:rFonts w:ascii="Times New Roman" w:eastAsiaTheme="minorEastAsia" w:hAnsi="Times New Roman" w:cs="Times New Roman"/>
+          <w:color w:val="FF502C"/>
+          <w:sz w:val="20"/>
+          <w:szCs w:val="20"/>
+          <w:shd w:val="clear" w:color="auto" w:fill="FFF5F5"/>
+        </w:rPr>
+        <w:t>Staged</w:t>
+      </w:r>
+      <w:r>
+        <w:rPr>
+          <w:rFonts w:ascii="Times New Roman" w:hAnsi="Times New Roman" w:cs="Times New Roman"/>
+          <w:color w:val="333333"/>
+          <w:sz w:val="23"/>
+          <w:szCs w:val="23"/>
+        </w:rPr>
+        <w:t>.</w:t>
+      </w:r>
+    </w:p>
+    <w:p>
+      <w:pPr>
+        <w:pStyle w:val="a6"/>
+        <w:widowControl/>
+        <w:numPr>
+          <w:ilvl w:val="0"/>
+          <w:numId w:val="24"/>
+        </w:numPr>
+        <w:shd w:val="clear" w:color="auto" w:fill="FFFFFF"/>
+        <w:ind w:firstLineChars="0"/>
+        <w:jc w:val="left"/>
+        <w:rPr>
+          <w:rFonts w:ascii="Times New Roman" w:hAnsi="Times New Roman" w:cs="Times New Roman"/>
+          <w:color w:val="333333"/>
+          <w:sz w:val="23"/>
+          <w:szCs w:val="23"/>
+        </w:rPr>
+      </w:pPr>
+      <w:r>
+        <w:rPr>
+          <w:rStyle w:val="a3"/>
+          <w:rFonts w:ascii="Times New Roman" w:hAnsi="Times New Roman" w:cs="Times New Roman"/>
+          <w:color w:val="333333"/>
+          <w:sz w:val="23"/>
+          <w:szCs w:val="23"/>
+        </w:rPr>
+        <w:t>Unmodify</w:t>
+      </w:r>
+      <w:r>
+        <w:rPr>
+          <w:rFonts w:ascii="Times New Roman" w:hAnsi="Times New Roman" w:cs="Times New Roman"/>
+          <w:color w:val="333333"/>
+          <w:sz w:val="23"/>
+          <w:szCs w:val="23"/>
+        </w:rPr>
+        <w:t xml:space="preserve">: </w:t>
+      </w:r>
+      <w:r>
+        <w:rPr>
+          <w:rFonts w:ascii="Times New Roman" w:hAnsi="Times New Roman" w:cs="Times New Roman"/>
+          <w:color w:val="333333"/>
+          <w:sz w:val="23"/>
+          <w:szCs w:val="23"/>
+        </w:rPr>
+        <w:t>文件已经入库</w:t>
+      </w:r>
+      <w:r>
+        <w:rPr>
+          <w:rFonts w:ascii="Times New Roman" w:hAnsi="Times New Roman" w:cs="Times New Roman"/>
+          <w:color w:val="333333"/>
+          <w:sz w:val="23"/>
+          <w:szCs w:val="23"/>
+        </w:rPr>
+        <w:t xml:space="preserve">, </w:t>
+      </w:r>
+      <w:r>
+        <w:rPr>
+          <w:rFonts w:ascii="Times New Roman" w:hAnsi="Times New Roman" w:cs="Times New Roman"/>
+          <w:color w:val="333333"/>
+          <w:sz w:val="23"/>
+          <w:szCs w:val="23"/>
+        </w:rPr>
+        <w:t>未修改</w:t>
+      </w:r>
+      <w:r>
+        <w:rPr>
+          <w:rFonts w:ascii="Times New Roman" w:hAnsi="Times New Roman" w:cs="Times New Roman"/>
+          <w:color w:val="333333"/>
+          <w:sz w:val="23"/>
+          <w:szCs w:val="23"/>
+        </w:rPr>
+        <w:t xml:space="preserve">, </w:t>
+      </w:r>
+      <w:r>
+        <w:rPr>
+          <w:rFonts w:ascii="Times New Roman" w:hAnsi="Times New Roman" w:cs="Times New Roman"/>
+          <w:color w:val="333333"/>
+          <w:sz w:val="23"/>
+          <w:szCs w:val="23"/>
+        </w:rPr>
+        <w:t>即版本库中的文件快照内容与文件夹中完全一致</w:t>
+      </w:r>
+      <w:r>
+        <w:rPr>
+          <w:rFonts w:ascii="Times New Roman" w:hAnsi="Times New Roman" w:cs="Times New Roman"/>
+          <w:color w:val="333333"/>
+          <w:sz w:val="23"/>
+          <w:szCs w:val="23"/>
+        </w:rPr>
+        <w:t xml:space="preserve">. </w:t>
+      </w:r>
+      <w:r>
+        <w:rPr>
+          <w:rFonts w:ascii="Times New Roman" w:hAnsi="Times New Roman" w:cs="Times New Roman"/>
+          <w:color w:val="333333"/>
+          <w:sz w:val="23"/>
+          <w:szCs w:val="23"/>
+        </w:rPr>
+        <w:t>这种类型的文件有两种去处</w:t>
+      </w:r>
+      <w:r>
+        <w:rPr>
+          <w:rFonts w:ascii="Times New Roman" w:hAnsi="Times New Roman" w:cs="Times New Roman"/>
+          <w:color w:val="333333"/>
+          <w:sz w:val="23"/>
+          <w:szCs w:val="23"/>
+        </w:rPr>
+        <w:t xml:space="preserve">, </w:t>
+      </w:r>
+      <w:r>
+        <w:rPr>
+          <w:rFonts w:ascii="Times New Roman" w:hAnsi="Times New Roman" w:cs="Times New Roman"/>
+          <w:color w:val="333333"/>
+          <w:sz w:val="23"/>
+          <w:szCs w:val="23"/>
+        </w:rPr>
+        <w:t>如果它被修改</w:t>
+      </w:r>
+      <w:r>
+        <w:rPr>
+          <w:rFonts w:ascii="Times New Roman" w:hAnsi="Times New Roman" w:cs="Times New Roman"/>
+          <w:color w:val="333333"/>
+          <w:sz w:val="23"/>
+          <w:szCs w:val="23"/>
+        </w:rPr>
+        <w:t xml:space="preserve">, </w:t>
+      </w:r>
+      <w:r>
+        <w:rPr>
+          <w:rFonts w:ascii="Times New Roman" w:hAnsi="Times New Roman" w:cs="Times New Roman"/>
+          <w:color w:val="333333"/>
+          <w:sz w:val="23"/>
+          <w:szCs w:val="23"/>
+        </w:rPr>
+        <w:t>而变为</w:t>
+      </w:r>
+      <w:r>
+        <w:rPr>
+          <w:rStyle w:val="HTML1"/>
+          <w:rFonts w:ascii="Times New Roman" w:eastAsiaTheme="minorEastAsia" w:hAnsi="Times New Roman" w:cs="Times New Roman"/>
+          <w:color w:val="FF502C"/>
+          <w:sz w:val="20"/>
+          <w:szCs w:val="20"/>
+          <w:shd w:val="clear" w:color="auto" w:fill="FFF5F5"/>
+        </w:rPr>
+        <w:t>Modified</w:t>
+      </w:r>
+      <w:r>
+        <w:rPr>
+          <w:rFonts w:ascii="Times New Roman" w:hAnsi="Times New Roman" w:cs="Times New Roman"/>
+          <w:color w:val="333333"/>
+          <w:sz w:val="23"/>
+          <w:szCs w:val="23"/>
+        </w:rPr>
+        <w:t xml:space="preserve">. </w:t>
+      </w:r>
+      <w:r>
+        <w:rPr>
+          <w:rFonts w:ascii="Times New Roman" w:hAnsi="Times New Roman" w:cs="Times New Roman"/>
+          <w:color w:val="333333"/>
+          <w:sz w:val="23"/>
+          <w:szCs w:val="23"/>
+        </w:rPr>
+        <w:t>如果使用</w:t>
+      </w:r>
+      <w:r>
+        <w:rPr>
+          <w:rStyle w:val="HTML1"/>
+          <w:rFonts w:ascii="Times New Roman" w:eastAsiaTheme="minorEastAsia" w:hAnsi="Times New Roman" w:cs="Times New Roman"/>
+          <w:color w:val="FF502C"/>
+          <w:sz w:val="20"/>
+          <w:szCs w:val="20"/>
+          <w:shd w:val="clear" w:color="auto" w:fill="FFF5F5"/>
+        </w:rPr>
+        <w:t>git rm</w:t>
+      </w:r>
+      <w:r>
+        <w:rPr>
+          <w:rFonts w:ascii="Times New Roman" w:hAnsi="Times New Roman" w:cs="Times New Roman"/>
+          <w:color w:val="333333"/>
+          <w:sz w:val="23"/>
+          <w:szCs w:val="23"/>
+        </w:rPr>
+        <w:t>移出版本库</w:t>
+      </w:r>
+      <w:r>
+        <w:rPr>
+          <w:rFonts w:ascii="Times New Roman" w:hAnsi="Times New Roman" w:cs="Times New Roman"/>
+          <w:color w:val="333333"/>
+          <w:sz w:val="23"/>
+          <w:szCs w:val="23"/>
+        </w:rPr>
+        <w:t xml:space="preserve">, </w:t>
+      </w:r>
+      <w:r>
+        <w:rPr>
+          <w:rFonts w:ascii="Times New Roman" w:hAnsi="Times New Roman" w:cs="Times New Roman"/>
+          <w:color w:val="333333"/>
+          <w:sz w:val="23"/>
+          <w:szCs w:val="23"/>
+        </w:rPr>
+        <w:t>则成为</w:t>
+      </w:r>
+      <w:r>
+        <w:rPr>
+          <w:rStyle w:val="HTML1"/>
+          <w:rFonts w:ascii="Times New Roman" w:eastAsiaTheme="minorEastAsia" w:hAnsi="Times New Roman" w:cs="Times New Roman"/>
+          <w:color w:val="FF502C"/>
+          <w:sz w:val="20"/>
+          <w:szCs w:val="20"/>
+          <w:shd w:val="clear" w:color="auto" w:fill="FFF5F5"/>
+        </w:rPr>
+        <w:t>Untracked</w:t>
+      </w:r>
+      <w:r>
+        <w:rPr>
+          <w:rFonts w:ascii="Times New Roman" w:hAnsi="Times New Roman" w:cs="Times New Roman"/>
+          <w:color w:val="333333"/>
+          <w:sz w:val="23"/>
+          <w:szCs w:val="23"/>
+        </w:rPr>
+        <w:t>文件</w:t>
+      </w:r>
+    </w:p>
+    <w:p>
+      <w:pPr>
+        <w:pStyle w:val="a6"/>
+        <w:widowControl/>
+        <w:numPr>
+          <w:ilvl w:val="0"/>
+          <w:numId w:val="24"/>
+        </w:numPr>
+        <w:shd w:val="clear" w:color="auto" w:fill="FFFFFF"/>
+        <w:ind w:firstLineChars="0"/>
+        <w:jc w:val="left"/>
+        <w:rPr>
+          <w:rFonts w:ascii="Arial" w:hAnsi="Arial" w:cs="Arial"/>
+          <w:color w:val="2F2F2F"/>
+          <w:shd w:val="clear" w:color="auto" w:fill="FFFFFF"/>
+        </w:rPr>
+      </w:pPr>
+      <w:r>
+        <w:rPr>
+          <w:rStyle w:val="a3"/>
+          <w:rFonts w:ascii="Times New Roman" w:hAnsi="Times New Roman" w:cs="Times New Roman"/>
+          <w:color w:val="333333"/>
+          <w:sz w:val="23"/>
+          <w:szCs w:val="23"/>
+        </w:rPr>
+        <w:t>Modified</w:t>
+      </w:r>
+      <w:r>
+        <w:rPr>
+          <w:rFonts w:ascii="Times New Roman" w:hAnsi="Times New Roman" w:cs="Times New Roman"/>
+          <w:color w:val="333333"/>
+          <w:sz w:val="23"/>
+          <w:szCs w:val="23"/>
+        </w:rPr>
+        <w:t xml:space="preserve">: </w:t>
+      </w:r>
+      <w:r>
+        <w:rPr>
+          <w:rFonts w:ascii="Times New Roman" w:hAnsi="Times New Roman" w:cs="Times New Roman"/>
+          <w:color w:val="333333"/>
+          <w:sz w:val="23"/>
+          <w:szCs w:val="23"/>
+        </w:rPr>
+        <w:t>文件已修改</w:t>
+      </w:r>
+      <w:r>
+        <w:rPr>
+          <w:rFonts w:ascii="Times New Roman" w:hAnsi="Times New Roman" w:cs="Times New Roman"/>
+          <w:color w:val="333333"/>
+          <w:sz w:val="23"/>
+          <w:szCs w:val="23"/>
+        </w:rPr>
+        <w:t xml:space="preserve">, </w:t>
+      </w:r>
+      <w:r>
+        <w:rPr>
+          <w:rFonts w:ascii="Times New Roman" w:hAnsi="Times New Roman" w:cs="Times New Roman"/>
+          <w:color w:val="333333"/>
+          <w:sz w:val="23"/>
+          <w:szCs w:val="23"/>
+        </w:rPr>
+        <w:t>仅仅是修改</w:t>
+      </w:r>
+      <w:r>
+        <w:rPr>
+          <w:rFonts w:ascii="Times New Roman" w:hAnsi="Times New Roman" w:cs="Times New Roman"/>
+          <w:color w:val="333333"/>
+          <w:sz w:val="23"/>
+          <w:szCs w:val="23"/>
+        </w:rPr>
+        <w:t xml:space="preserve">, </w:t>
+      </w:r>
+      <w:r>
+        <w:rPr>
+          <w:rFonts w:ascii="Times New Roman" w:hAnsi="Times New Roman" w:cs="Times New Roman"/>
+          <w:color w:val="333333"/>
+          <w:sz w:val="23"/>
+          <w:szCs w:val="23"/>
+        </w:rPr>
+        <w:t>并没有进行其他的操作</w:t>
+      </w:r>
+      <w:r>
+        <w:rPr>
+          <w:rFonts w:ascii="Times New Roman" w:hAnsi="Times New Roman" w:cs="Times New Roman"/>
+          <w:color w:val="333333"/>
+          <w:sz w:val="23"/>
+          <w:szCs w:val="23"/>
+        </w:rPr>
+        <w:t xml:space="preserve">. </w:t>
+      </w:r>
+      <w:r>
+        <w:rPr>
+          <w:rFonts w:ascii="Times New Roman" w:hAnsi="Times New Roman" w:cs="Times New Roman"/>
+          <w:color w:val="333333"/>
+          <w:sz w:val="23"/>
+          <w:szCs w:val="23"/>
+        </w:rPr>
+        <w:t>这个文件也有两个去处</w:t>
+      </w:r>
+      <w:r>
+        <w:rPr>
+          <w:rFonts w:ascii="Times New Roman" w:hAnsi="Times New Roman" w:cs="Times New Roman"/>
+          <w:color w:val="333333"/>
+          <w:sz w:val="23"/>
+          <w:szCs w:val="23"/>
+        </w:rPr>
+        <w:t>, </w:t>
+      </w:r>
+      <w:r>
+        <w:rPr>
+          <w:rFonts w:ascii="Times New Roman" w:hAnsi="Times New Roman" w:cs="Times New Roman"/>
+          <w:color w:val="FF0000"/>
+          <w:sz w:val="23"/>
+          <w:szCs w:val="23"/>
+        </w:rPr>
+        <w:t>通过</w:t>
+      </w:r>
+      <w:r>
+        <w:rPr>
+          <w:rStyle w:val="HTML1"/>
+          <w:rFonts w:ascii="Times New Roman" w:eastAsiaTheme="minorEastAsia" w:hAnsi="Times New Roman" w:cs="Times New Roman"/>
+          <w:color w:val="FF502C"/>
+          <w:sz w:val="20"/>
+          <w:szCs w:val="20"/>
+          <w:shd w:val="clear" w:color="auto" w:fill="FFF5F5"/>
+        </w:rPr>
+        <w:t>git add</w:t>
+      </w:r>
+      <w:r>
+        <w:rPr>
+          <w:rFonts w:ascii="Times New Roman" w:hAnsi="Times New Roman" w:cs="Times New Roman"/>
+          <w:color w:val="FF0000"/>
+          <w:sz w:val="23"/>
+          <w:szCs w:val="23"/>
+        </w:rPr>
+        <w:t>可进入暂存</w:t>
+      </w:r>
+      <w:r>
+        <w:rPr>
+          <w:rStyle w:val="HTML1"/>
+          <w:rFonts w:ascii="Times New Roman" w:eastAsiaTheme="minorEastAsia" w:hAnsi="Times New Roman" w:cs="Times New Roman"/>
+          <w:color w:val="FF502C"/>
+          <w:sz w:val="20"/>
+          <w:szCs w:val="20"/>
+          <w:shd w:val="clear" w:color="auto" w:fill="FFF5F5"/>
+        </w:rPr>
+        <w:t>staged</w:t>
+      </w:r>
+      <w:r>
+        <w:rPr>
+          <w:rFonts w:ascii="Times New Roman" w:hAnsi="Times New Roman" w:cs="Times New Roman"/>
+          <w:color w:val="FF0000"/>
+          <w:sz w:val="23"/>
+          <w:szCs w:val="23"/>
+        </w:rPr>
+        <w:t>状态</w:t>
+      </w:r>
+      <w:r>
+        <w:rPr>
+          <w:rFonts w:ascii="Times New Roman" w:hAnsi="Times New Roman" w:cs="Times New Roman"/>
+          <w:color w:val="333333"/>
+          <w:sz w:val="23"/>
+          <w:szCs w:val="23"/>
+        </w:rPr>
+        <w:t xml:space="preserve">, </w:t>
+      </w:r>
+      <w:r>
+        <w:rPr>
+          <w:rFonts w:ascii="Times New Roman" w:hAnsi="Times New Roman" w:cs="Times New Roman"/>
+          <w:color w:val="333333"/>
+          <w:sz w:val="23"/>
+          <w:szCs w:val="23"/>
+        </w:rPr>
+        <w:t>使用</w:t>
+      </w:r>
+      <w:r>
+        <w:rPr>
+          <w:rStyle w:val="HTML1"/>
+          <w:rFonts w:ascii="Times New Roman" w:eastAsiaTheme="minorEastAsia" w:hAnsi="Times New Roman" w:cs="Times New Roman"/>
+          <w:color w:val="FF502C"/>
+          <w:sz w:val="20"/>
+          <w:szCs w:val="20"/>
+          <w:shd w:val="clear" w:color="auto" w:fill="FFF5F5"/>
+        </w:rPr>
+        <w:t>git checkout</w:t>
+      </w:r>
+      <w:r>
+        <w:rPr>
+          <w:rFonts w:ascii="Times New Roman" w:hAnsi="Times New Roman" w:cs="Times New Roman"/>
+          <w:color w:val="333333"/>
+          <w:sz w:val="23"/>
+          <w:szCs w:val="23"/>
+        </w:rPr>
+        <w:t> </w:t>
+      </w:r>
+      <w:r>
+        <w:rPr>
+          <w:rFonts w:ascii="Times New Roman" w:hAnsi="Times New Roman" w:cs="Times New Roman"/>
+          <w:color w:val="333333"/>
+          <w:sz w:val="23"/>
+          <w:szCs w:val="23"/>
+        </w:rPr>
+        <w:t>则丢弃修改过</w:t>
+      </w:r>
+      <w:r>
+        <w:rPr>
+          <w:rFonts w:ascii="Times New Roman" w:hAnsi="Times New Roman" w:cs="Times New Roman"/>
+          <w:color w:val="333333"/>
+          <w:sz w:val="23"/>
+          <w:szCs w:val="23"/>
+        </w:rPr>
+        <w:t xml:space="preserve">, </w:t>
+      </w:r>
+      <w:r>
+        <w:rPr>
+          <w:rFonts w:ascii="Times New Roman" w:hAnsi="Times New Roman" w:cs="Times New Roman"/>
+          <w:color w:val="333333"/>
+          <w:sz w:val="23"/>
+          <w:szCs w:val="23"/>
+        </w:rPr>
+        <w:t>返回到</w:t>
+      </w:r>
+      <w:r>
+        <w:rPr>
+          <w:rStyle w:val="HTML1"/>
+          <w:rFonts w:ascii="Times New Roman" w:eastAsiaTheme="minorEastAsia" w:hAnsi="Times New Roman" w:cs="Times New Roman"/>
+          <w:color w:val="FF502C"/>
+          <w:sz w:val="20"/>
+          <w:szCs w:val="20"/>
+          <w:shd w:val="clear" w:color="auto" w:fill="FFF5F5"/>
+        </w:rPr>
+        <w:t>unmodify</w:t>
+      </w:r>
+      <w:r>
+        <w:rPr>
+          <w:rFonts w:ascii="Times New Roman" w:hAnsi="Times New Roman" w:cs="Times New Roman"/>
+          <w:color w:val="333333"/>
+          <w:sz w:val="23"/>
+          <w:szCs w:val="23"/>
+        </w:rPr>
+        <w:t>状态</w:t>
+      </w:r>
+      <w:r>
+        <w:rPr>
+          <w:rFonts w:ascii="Times New Roman" w:hAnsi="Times New Roman" w:cs="Times New Roman"/>
+          <w:color w:val="333333"/>
+          <w:sz w:val="23"/>
+          <w:szCs w:val="23"/>
+        </w:rPr>
+        <w:t xml:space="preserve">, </w:t>
+      </w:r>
+      <w:r>
+        <w:rPr>
+          <w:rFonts w:ascii="Times New Roman" w:hAnsi="Times New Roman" w:cs="Times New Roman"/>
+          <w:color w:val="333333"/>
+          <w:sz w:val="23"/>
+          <w:szCs w:val="23"/>
+        </w:rPr>
+        <w:t>这个</w:t>
+      </w:r>
+      <w:r>
+        <w:rPr>
+          <w:rStyle w:val="HTML1"/>
+          <w:rFonts w:ascii="Times New Roman" w:eastAsiaTheme="minorEastAsia" w:hAnsi="Times New Roman" w:cs="Times New Roman"/>
+          <w:color w:val="FF502C"/>
+          <w:sz w:val="20"/>
+          <w:szCs w:val="20"/>
+          <w:shd w:val="clear" w:color="auto" w:fill="FFF5F5"/>
+        </w:rPr>
+        <w:t>git checkout</w:t>
+      </w:r>
+      <w:r>
+        <w:rPr>
+          <w:rFonts w:ascii="Times New Roman" w:hAnsi="Times New Roman" w:cs="Times New Roman"/>
+          <w:color w:val="333333"/>
+          <w:sz w:val="23"/>
+          <w:szCs w:val="23"/>
+        </w:rPr>
+        <w:t>即从库中取出文件</w:t>
+      </w:r>
+      <w:r>
+        <w:rPr>
+          <w:rFonts w:ascii="Times New Roman" w:hAnsi="Times New Roman" w:cs="Times New Roman"/>
+          <w:color w:val="333333"/>
+          <w:sz w:val="23"/>
+          <w:szCs w:val="23"/>
+        </w:rPr>
+        <w:t xml:space="preserve">, </w:t>
+      </w:r>
+      <w:r>
+        <w:rPr>
+          <w:rFonts w:ascii="Times New Roman" w:hAnsi="Times New Roman" w:cs="Times New Roman"/>
+          <w:color w:val="333333"/>
+          <w:sz w:val="23"/>
+          <w:szCs w:val="23"/>
+        </w:rPr>
+        <w:t>覆盖当前修改</w:t>
+      </w:r>
+    </w:p>
+    <w:p>
+      <w:pPr>
+        <w:pStyle w:val="a5"/>
+        <w:numPr>
+          <w:ilvl w:val="0"/>
+          <w:numId w:val="24"/>
+        </w:numPr>
+        <w:shd w:val="clear" w:color="auto" w:fill="FFFFFF"/>
+        <w:spacing w:before="0" w:beforeAutospacing="0" w:after="0" w:afterAutospacing="0"/>
+        <w:rPr>
+          <w:rStyle w:val="HTML1"/>
+          <w:rFonts w:ascii="Times New Roman" w:eastAsiaTheme="minorEastAsia" w:hAnsi="Times New Roman" w:cs="Times New Roman"/>
+          <w:color w:val="333333"/>
+          <w:sz w:val="23"/>
+          <w:szCs w:val="23"/>
+        </w:rPr>
+      </w:pPr>
+      <w:r>
+        <w:rPr>
+          <w:rStyle w:val="a3"/>
+          <w:rFonts w:ascii="Times New Roman" w:eastAsiaTheme="minorEastAsia" w:hAnsi="Times New Roman" w:cs="Times New Roman"/>
+          <w:color w:val="333333"/>
+          <w:sz w:val="23"/>
+          <w:szCs w:val="23"/>
+        </w:rPr>
+        <w:t>Staged</w:t>
+      </w:r>
+      <w:r>
+        <w:rPr>
+          <w:rFonts w:ascii="Times New Roman" w:eastAsiaTheme="minorEastAsia" w:hAnsi="Times New Roman" w:cs="Times New Roman"/>
+          <w:color w:val="333333"/>
+          <w:sz w:val="23"/>
+          <w:szCs w:val="23"/>
+        </w:rPr>
+        <w:t xml:space="preserve">: </w:t>
+      </w:r>
+      <w:r>
+        <w:rPr>
+          <w:rFonts w:ascii="Times New Roman" w:eastAsiaTheme="minorEastAsia" w:hAnsi="Times New Roman" w:cs="Times New Roman"/>
+          <w:color w:val="333333"/>
+          <w:sz w:val="23"/>
+          <w:szCs w:val="23"/>
+        </w:rPr>
+        <w:t>暂存状态</w:t>
+      </w:r>
+      <w:r>
+        <w:rPr>
+          <w:rFonts w:ascii="Times New Roman" w:eastAsiaTheme="minorEastAsia" w:hAnsi="Times New Roman" w:cs="Times New Roman"/>
+          <w:color w:val="333333"/>
+          <w:sz w:val="23"/>
+          <w:szCs w:val="23"/>
+        </w:rPr>
+        <w:t>. </w:t>
+      </w:r>
+      <w:r>
+        <w:rPr>
+          <w:rFonts w:ascii="Times New Roman" w:eastAsiaTheme="minorEastAsia" w:hAnsi="Times New Roman" w:cs="Times New Roman"/>
+          <w:color w:val="FF0000"/>
+          <w:sz w:val="23"/>
+          <w:szCs w:val="23"/>
+        </w:rPr>
+        <w:t>执行</w:t>
+      </w:r>
+      <w:r>
+        <w:rPr>
+          <w:rStyle w:val="HTML1"/>
+          <w:rFonts w:ascii="Times New Roman" w:eastAsiaTheme="minorEastAsia" w:hAnsi="Times New Roman" w:cs="Times New Roman"/>
+          <w:color w:val="FF502C"/>
+          <w:sz w:val="20"/>
+          <w:szCs w:val="20"/>
+          <w:shd w:val="clear" w:color="auto" w:fill="FFF5F5"/>
+        </w:rPr>
+        <w:t>git commit</w:t>
+      </w:r>
+      <w:r>
+        <w:rPr>
+          <w:rFonts w:ascii="Times New Roman" w:eastAsiaTheme="minorEastAsia" w:hAnsi="Times New Roman" w:cs="Times New Roman"/>
+          <w:color w:val="FF0000"/>
+          <w:sz w:val="23"/>
+          <w:szCs w:val="23"/>
+        </w:rPr>
+        <w:t>则将修改同步到库中</w:t>
+      </w:r>
+      <w:r>
+        <w:rPr>
+          <w:rFonts w:ascii="Times New Roman" w:eastAsiaTheme="minorEastAsia" w:hAnsi="Times New Roman" w:cs="Times New Roman"/>
+          <w:color w:val="333333"/>
+          <w:sz w:val="23"/>
+          <w:szCs w:val="23"/>
+        </w:rPr>
+        <w:t xml:space="preserve">, </w:t>
+      </w:r>
+      <w:r>
+        <w:rPr>
+          <w:rFonts w:ascii="Times New Roman" w:eastAsiaTheme="minorEastAsia" w:hAnsi="Times New Roman" w:cs="Times New Roman"/>
+          <w:color w:val="333333"/>
+          <w:sz w:val="23"/>
+          <w:szCs w:val="23"/>
+        </w:rPr>
+        <w:t>这时库中的文件和本地文件又变为一致</w:t>
+      </w:r>
+      <w:r>
+        <w:rPr>
+          <w:rFonts w:ascii="Times New Roman" w:eastAsiaTheme="minorEastAsia" w:hAnsi="Times New Roman" w:cs="Times New Roman"/>
+          <w:color w:val="333333"/>
+          <w:sz w:val="23"/>
+          <w:szCs w:val="23"/>
+        </w:rPr>
+        <w:t xml:space="preserve">, </w:t>
+      </w:r>
+      <w:r>
+        <w:rPr>
+          <w:rFonts w:ascii="Times New Roman" w:eastAsiaTheme="minorEastAsia" w:hAnsi="Times New Roman" w:cs="Times New Roman"/>
+          <w:color w:val="333333"/>
+          <w:sz w:val="23"/>
+          <w:szCs w:val="23"/>
+        </w:rPr>
+        <w:t>文件为</w:t>
+      </w:r>
+      <w:r>
+        <w:rPr>
+          <w:rStyle w:val="HTML1"/>
+          <w:rFonts w:ascii="Times New Roman" w:eastAsiaTheme="minorEastAsia" w:hAnsi="Times New Roman" w:cs="Times New Roman"/>
+          <w:color w:val="FF502C"/>
+          <w:sz w:val="20"/>
+          <w:szCs w:val="20"/>
+          <w:shd w:val="clear" w:color="auto" w:fill="FFF5F5"/>
+        </w:rPr>
+        <w:t>Unmodify</w:t>
+      </w:r>
+      <w:r>
+        <w:rPr>
+          <w:rFonts w:ascii="Times New Roman" w:eastAsiaTheme="minorEastAsia" w:hAnsi="Times New Roman" w:cs="Times New Roman"/>
+          <w:color w:val="333333"/>
+          <w:sz w:val="23"/>
+          <w:szCs w:val="23"/>
+        </w:rPr>
+        <w:t>状态</w:t>
+      </w:r>
+      <w:r>
+        <w:rPr>
+          <w:rFonts w:ascii="Times New Roman" w:eastAsiaTheme="minorEastAsia" w:hAnsi="Times New Roman" w:cs="Times New Roman"/>
+          <w:color w:val="333333"/>
+          <w:sz w:val="23"/>
+          <w:szCs w:val="23"/>
+        </w:rPr>
+        <w:t xml:space="preserve">. </w:t>
+      </w:r>
+      <w:r>
+        <w:rPr>
+          <w:rFonts w:ascii="Times New Roman" w:eastAsiaTheme="minorEastAsia" w:hAnsi="Times New Roman" w:cs="Times New Roman"/>
+          <w:color w:val="333333"/>
+          <w:sz w:val="23"/>
+          <w:szCs w:val="23"/>
+        </w:rPr>
+        <w:t>执行</w:t>
+      </w:r>
+      <w:r>
+        <w:rPr>
+          <w:rStyle w:val="HTML1"/>
+          <w:rFonts w:ascii="Times New Roman" w:eastAsiaTheme="minorEastAsia" w:hAnsi="Times New Roman" w:cs="Times New Roman"/>
+          <w:color w:val="FF502C"/>
+          <w:sz w:val="20"/>
+          <w:szCs w:val="20"/>
+          <w:shd w:val="clear" w:color="auto" w:fill="FFF5F5"/>
+        </w:rPr>
+        <w:t>git reset HEAD filename</w:t>
+      </w:r>
+      <w:r>
+        <w:rPr>
+          <w:rFonts w:ascii="Times New Roman" w:eastAsiaTheme="minorEastAsia" w:hAnsi="Times New Roman" w:cs="Times New Roman"/>
+          <w:color w:val="333333"/>
+          <w:sz w:val="23"/>
+          <w:szCs w:val="23"/>
+        </w:rPr>
+        <w:t>取消暂存</w:t>
+      </w:r>
+      <w:r>
+        <w:rPr>
+          <w:rFonts w:ascii="Times New Roman" w:eastAsiaTheme="minorEastAsia" w:hAnsi="Times New Roman" w:cs="Times New Roman"/>
+          <w:color w:val="333333"/>
+          <w:sz w:val="23"/>
+          <w:szCs w:val="23"/>
+        </w:rPr>
+        <w:t xml:space="preserve">, </w:t>
+      </w:r>
+      <w:r>
+        <w:rPr>
+          <w:rFonts w:ascii="Times New Roman" w:eastAsiaTheme="minorEastAsia" w:hAnsi="Times New Roman" w:cs="Times New Roman"/>
+          <w:color w:val="333333"/>
+          <w:sz w:val="23"/>
+          <w:szCs w:val="23"/>
+        </w:rPr>
+        <w:t>文件状态为</w:t>
+      </w:r>
+      <w:r>
+        <w:rPr>
+          <w:rStyle w:val="HTML1"/>
+          <w:rFonts w:ascii="Times New Roman" w:eastAsiaTheme="minorEastAsia" w:hAnsi="Times New Roman" w:cs="Times New Roman"/>
+          <w:color w:val="FF502C"/>
+          <w:sz w:val="20"/>
+          <w:szCs w:val="20"/>
+          <w:shd w:val="clear" w:color="auto" w:fill="FFF5F5"/>
+        </w:rPr>
+        <w:t>Modified</w:t>
+      </w:r>
+    </w:p>
+    <w:p>
+      <w:pPr>
+        <w:pStyle w:val="a5"/>
+        <w:shd w:val="clear" w:color="auto" w:fill="FFFFFF"/>
+        <w:spacing w:before="0" w:beforeAutospacing="0" w:after="0" w:afterAutospacing="0"/>
+        <w:rPr>
+          <w:rStyle w:val="a3"/>
+          <w:rFonts w:ascii="Times New Roman" w:eastAsiaTheme="minorEastAsia" w:hAnsi="Times New Roman" w:cs="Times New Roman"/>
+          <w:color w:val="333333"/>
+          <w:sz w:val="23"/>
+          <w:szCs w:val="23"/>
+        </w:rPr>
+      </w:pPr>
+    </w:p>
+    <w:p>
+      <w:pPr>
+        <w:pStyle w:val="a5"/>
+        <w:shd w:val="clear" w:color="auto" w:fill="FFFFFF"/>
+        <w:spacing w:before="0" w:beforeAutospacing="0" w:after="0" w:afterAutospacing="0"/>
+        <w:rPr>
+          <w:rStyle w:val="HTML1"/>
+          <w:rFonts w:ascii="Times New Roman" w:eastAsiaTheme="minorEastAsia" w:hAnsi="Times New Roman" w:cs="Times New Roman"/>
+          <w:color w:val="333333"/>
+          <w:sz w:val="23"/>
+          <w:szCs w:val="23"/>
+        </w:rPr>
+      </w:pPr>
+    </w:p>
+    <w:p>
+      <w:pPr>
+        <w:widowControl/>
+        <w:shd w:val="clear" w:color="auto" w:fill="F5F2F0"/>
+        <w:tabs>
+          <w:tab w:val="left" w:pos="916"/>
+          <w:tab w:val="left" w:pos="1832"/>
+          <w:tab w:val="left" w:pos="2748"/>
+          <w:tab w:val="left" w:pos="3664"/>
+          <w:tab w:val="left" w:pos="4580"/>
+          <w:tab w:val="left" w:pos="5496"/>
+          <w:tab w:val="left" w:pos="6412"/>
+          <w:tab w:val="left" w:pos="7328"/>
+          <w:tab w:val="left" w:pos="8244"/>
+          <w:tab w:val="left" w:pos="9160"/>
+          <w:tab w:val="left" w:pos="10076"/>
+          <w:tab w:val="left" w:pos="10992"/>
+          <w:tab w:val="left" w:pos="11908"/>
+          <w:tab w:val="left" w:pos="12824"/>
+          <w:tab w:val="left" w:pos="13740"/>
+          <w:tab w:val="left" w:pos="14656"/>
+        </w:tabs>
+        <w:jc w:val="left"/>
+        <w:rPr>
+          <w:rFonts w:ascii="Courier New" w:eastAsia="宋体" w:hAnsi="Courier New" w:cs="Courier New"/>
+          <w:color w:val="708090"/>
+          <w:spacing w:val="-2"/>
+          <w:kern w:val="0"/>
+          <w:sz w:val="18"/>
+          <w:szCs w:val="18"/>
+          <w:bdr w:val="none" w:sz="0" w:space="0" w:color="auto" w:frame="1"/>
+        </w:rPr>
+      </w:pPr>
+      <w:r>
+        <w:rPr>
+          <w:rFonts w:ascii="Courier New" w:eastAsia="宋体" w:hAnsi="Courier New" w:cs="Courier New"/>
+          <w:color w:val="708090"/>
+          <w:spacing w:val="-2"/>
+          <w:kern w:val="0"/>
+          <w:sz w:val="18"/>
+          <w:szCs w:val="18"/>
+          <w:bdr w:val="none" w:sz="0" w:space="0" w:color="auto" w:frame="1"/>
+        </w:rPr>
+        <w:t xml:space="preserve"># </w:t>
+      </w:r>
+      <w:r>
+        <w:rPr>
+          <w:rFonts w:ascii="Courier New" w:eastAsia="宋体" w:hAnsi="Courier New" w:cs="Courier New"/>
+          <w:color w:val="708090"/>
+          <w:spacing w:val="-2"/>
+          <w:kern w:val="0"/>
+          <w:sz w:val="18"/>
+          <w:szCs w:val="18"/>
+          <w:bdr w:val="none" w:sz="0" w:space="0" w:color="auto" w:frame="1"/>
+        </w:rPr>
+        <w:t>提交工作区自上次</w:t>
+      </w:r>
+      <w:r>
+        <w:rPr>
+          <w:rFonts w:ascii="Courier New" w:eastAsia="宋体" w:hAnsi="Courier New" w:cs="Courier New"/>
+          <w:color w:val="708090"/>
+          <w:spacing w:val="-2"/>
+          <w:kern w:val="0"/>
+          <w:sz w:val="18"/>
+          <w:szCs w:val="18"/>
+          <w:bdr w:val="none" w:sz="0" w:space="0" w:color="auto" w:frame="1"/>
+        </w:rPr>
+        <w:t>commit</w:t>
+      </w:r>
+      <w:r>
+        <w:rPr>
+          <w:rFonts w:ascii="Courier New" w:eastAsia="宋体" w:hAnsi="Courier New" w:cs="Courier New"/>
+          <w:color w:val="708090"/>
+          <w:spacing w:val="-2"/>
+          <w:kern w:val="0"/>
+          <w:sz w:val="18"/>
+          <w:szCs w:val="18"/>
+          <w:bdr w:val="none" w:sz="0" w:space="0" w:color="auto" w:frame="1"/>
+        </w:rPr>
+        <w:t>之后的变化，直接到仓库区</w:t>
+      </w:r>
+    </w:p>
+    <w:p>
+      <w:pPr>
+        <w:widowControl/>
+        <w:shd w:val="clear" w:color="auto" w:fill="F5F2F0"/>
+        <w:tabs>
+          <w:tab w:val="left" w:pos="916"/>
+          <w:tab w:val="left" w:pos="1832"/>
+          <w:tab w:val="left" w:pos="2748"/>
+          <w:tab w:val="left" w:pos="3664"/>
+          <w:tab w:val="left" w:pos="4580"/>
+          <w:tab w:val="left" w:pos="5496"/>
+          <w:tab w:val="left" w:pos="6412"/>
+          <w:tab w:val="left" w:pos="7328"/>
+          <w:tab w:val="left" w:pos="8244"/>
+          <w:tab w:val="left" w:pos="9160"/>
+          <w:tab w:val="left" w:pos="10076"/>
+          <w:tab w:val="left" w:pos="10992"/>
+          <w:tab w:val="left" w:pos="11908"/>
+          <w:tab w:val="left" w:pos="12824"/>
+          <w:tab w:val="left" w:pos="13740"/>
+          <w:tab w:val="left" w:pos="14656"/>
+        </w:tabs>
+        <w:jc w:val="left"/>
+        <w:rPr>
+          <w:rFonts w:ascii="Courier New" w:eastAsia="宋体" w:hAnsi="Courier New" w:cs="Courier New"/>
+          <w:color w:val="000000"/>
+          <w:spacing w:val="-2"/>
+          <w:kern w:val="0"/>
+          <w:sz w:val="15"/>
+          <w:szCs w:val="15"/>
+        </w:rPr>
+      </w:pPr>
+      <w:r>
+        <w:rPr>
+          <w:rFonts w:ascii="Courier New" w:eastAsia="宋体" w:hAnsi="Courier New" w:cs="Courier New"/>
+          <w:color w:val="000000"/>
+          <w:spacing w:val="-2"/>
+          <w:kern w:val="0"/>
+          <w:sz w:val="18"/>
+          <w:szCs w:val="18"/>
+          <w:bdr w:val="none" w:sz="0" w:space="0" w:color="auto" w:frame="1"/>
+        </w:rPr>
+        <w:t xml:space="preserve">$ git commit </w:t>
+      </w:r>
+      <w:r>
+        <w:rPr>
+          <w:rFonts w:ascii="Courier New" w:eastAsia="宋体" w:hAnsi="Courier New" w:cs="Courier New"/>
+          <w:color w:val="A67F59"/>
+          <w:spacing w:val="-2"/>
+          <w:kern w:val="0"/>
+          <w:sz w:val="18"/>
+          <w:szCs w:val="18"/>
+          <w:bdr w:val="none" w:sz="0" w:space="0" w:color="auto" w:frame="1"/>
+        </w:rPr>
+        <w:t>-</w:t>
+      </w:r>
+      <w:r>
+        <w:rPr>
+          <w:rFonts w:ascii="Courier New" w:eastAsia="宋体" w:hAnsi="Courier New" w:cs="Courier New"/>
+          <w:color w:val="000000"/>
+          <w:spacing w:val="-2"/>
+          <w:kern w:val="0"/>
+          <w:sz w:val="18"/>
+          <w:szCs w:val="18"/>
+          <w:bdr w:val="none" w:sz="0" w:space="0" w:color="auto" w:frame="1"/>
+        </w:rPr>
+        <w:t>a</w:t>
+      </w:r>
+    </w:p>
+    <w:p>
+      <w:pPr>
+        <w:widowControl/>
+        <w:shd w:val="clear" w:color="auto" w:fill="FFFFFF"/>
+        <w:jc w:val="left"/>
+        <w:rPr>
+          <w:rFonts w:ascii="Arial" w:hAnsi="Arial" w:cs="Arial"/>
+          <w:color w:val="2F2F2F"/>
+          <w:shd w:val="clear" w:color="auto" w:fill="FFFFFF"/>
+        </w:rPr>
+      </w:pPr>
+    </w:p>
+    <w:p>
+      <w:pPr>
+        <w:widowControl/>
+        <w:shd w:val="clear" w:color="auto" w:fill="F5F2F0"/>
+        <w:tabs>
+          <w:tab w:val="left" w:pos="916"/>
+          <w:tab w:val="left" w:pos="1832"/>
+          <w:tab w:val="left" w:pos="2748"/>
+          <w:tab w:val="left" w:pos="3664"/>
+          <w:tab w:val="left" w:pos="4580"/>
+          <w:tab w:val="left" w:pos="5496"/>
+          <w:tab w:val="left" w:pos="6412"/>
+          <w:tab w:val="left" w:pos="7328"/>
+          <w:tab w:val="left" w:pos="8244"/>
+          <w:tab w:val="left" w:pos="9160"/>
+          <w:tab w:val="left" w:pos="10076"/>
+          <w:tab w:val="left" w:pos="10992"/>
+          <w:tab w:val="left" w:pos="11908"/>
+          <w:tab w:val="left" w:pos="12824"/>
+          <w:tab w:val="left" w:pos="13740"/>
+          <w:tab w:val="left" w:pos="14656"/>
+        </w:tabs>
+        <w:jc w:val="left"/>
+        <w:rPr>
+          <w:rFonts w:ascii="Courier New" w:eastAsia="宋体" w:hAnsi="Courier New" w:cs="Courier New" w:hint="eastAsia"/>
+          <w:color w:val="708090"/>
+          <w:spacing w:val="-2"/>
+          <w:kern w:val="0"/>
+          <w:sz w:val="18"/>
+          <w:szCs w:val="18"/>
+          <w:bdr w:val="none" w:sz="0" w:space="0" w:color="auto" w:frame="1"/>
+        </w:rPr>
+      </w:pPr>
+      <w:r>
+        <w:rPr>
+          <w:rFonts w:ascii="Courier New" w:eastAsia="宋体" w:hAnsi="Courier New" w:cs="Courier New"/>
+          <w:color w:val="708090"/>
+          <w:spacing w:val="-2"/>
+          <w:kern w:val="0"/>
+          <w:sz w:val="18"/>
+          <w:szCs w:val="18"/>
+          <w:bdr w:val="none" w:sz="0" w:space="0" w:color="auto" w:frame="1"/>
+        </w:rPr>
+        <w:t>git push origin</w:t>
+      </w:r>
+      <w:r>
+        <w:rPr>
+          <w:rFonts w:ascii="Courier New" w:eastAsia="宋体" w:hAnsi="Courier New" w:cs="Courier New" w:hint="eastAsia"/>
+          <w:color w:val="708090"/>
+          <w:spacing w:val="-2"/>
+          <w:kern w:val="0"/>
+          <w:sz w:val="18"/>
+          <w:szCs w:val="18"/>
+          <w:bdr w:val="none" w:sz="0" w:space="0" w:color="auto" w:frame="1"/>
+        </w:rPr>
+        <w:t>：</w:t>
+      </w:r>
+      <w:r>
+        <w:rPr>
+          <w:rFonts w:ascii="Courier New" w:eastAsia="宋体" w:hAnsi="Courier New" w:cs="Courier New"/>
+          <w:color w:val="708090"/>
+          <w:spacing w:val="-2"/>
+          <w:kern w:val="0"/>
+          <w:sz w:val="18"/>
+          <w:szCs w:val="18"/>
+          <w:bdr w:val="none" w:sz="0" w:space="0" w:color="auto" w:frame="1"/>
+        </w:rPr>
+        <w:t> </w:t>
+      </w:r>
+      <w:r>
+        <w:rPr>
+          <w:rFonts w:ascii="Courier New" w:eastAsia="宋体" w:hAnsi="Courier New" w:cs="Courier New"/>
+          <w:color w:val="708090"/>
+          <w:spacing w:val="-2"/>
+          <w:kern w:val="0"/>
+          <w:sz w:val="18"/>
+          <w:szCs w:val="18"/>
+          <w:bdr w:val="none" w:sz="0" w:space="0" w:color="auto" w:frame="1"/>
+        </w:rPr>
+        <w:t>如果当前分支与远程分支存在追踪关系，则本地分支和远程分支都可以省略，将当前分支推送到</w:t>
+      </w:r>
+      <w:r>
+        <w:rPr>
+          <w:rFonts w:ascii="Courier New" w:eastAsia="宋体" w:hAnsi="Courier New" w:cs="Courier New"/>
+          <w:color w:val="708090"/>
+          <w:spacing w:val="-2"/>
+          <w:kern w:val="0"/>
+          <w:sz w:val="18"/>
+          <w:szCs w:val="18"/>
+          <w:bdr w:val="none" w:sz="0" w:space="0" w:color="auto" w:frame="1"/>
+        </w:rPr>
+        <w:t>origin</w:t>
+      </w:r>
+      <w:r>
+        <w:rPr>
+          <w:rFonts w:ascii="Courier New" w:eastAsia="宋体" w:hAnsi="Courier New" w:cs="Courier New"/>
+          <w:color w:val="708090"/>
+          <w:spacing w:val="-2"/>
+          <w:kern w:val="0"/>
+          <w:sz w:val="18"/>
+          <w:szCs w:val="18"/>
+          <w:bdr w:val="none" w:sz="0" w:space="0" w:color="auto" w:frame="1"/>
+        </w:rPr>
+        <w:t>主机的对应分支</w:t>
+      </w:r>
+      <w:r>
+        <w:rPr>
+          <w:rFonts w:ascii="Courier New" w:eastAsia="宋体" w:hAnsi="Courier New" w:cs="Courier New"/>
+          <w:color w:val="708090"/>
+          <w:spacing w:val="-2"/>
+          <w:kern w:val="0"/>
+          <w:sz w:val="18"/>
+          <w:szCs w:val="18"/>
+          <w:bdr w:val="none" w:sz="0" w:space="0" w:color="auto" w:frame="1"/>
+        </w:rPr>
+        <w:t> </w:t>
+      </w:r>
+    </w:p>
+    <w:p>
+      <w:pPr>
+        <w:widowControl/>
+        <w:shd w:val="clear" w:color="auto" w:fill="FFFFFF"/>
+        <w:jc w:val="left"/>
+        <w:rPr>
+          <w:rFonts w:ascii="Arial" w:hAnsi="Arial" w:cs="Arial"/>
+          <w:color w:val="2F2F2F"/>
+          <w:shd w:val="clear" w:color="auto" w:fill="FFFFFF"/>
+        </w:rPr>
+      </w:pPr>
+    </w:p>
+    <w:p>
+      <w:pPr>
+        <w:widowControl/>
+        <w:jc w:val="left"/>
+        <w:rPr>
+          <w:rFonts w:ascii="Times New Roman" w:hAnsi="Times New Roman" w:cs="Times New Roman"/>
+          <w:color w:val="000000"/>
+          <w:kern w:val="0"/>
+          <w:szCs w:val="21"/>
+        </w:rPr>
+      </w:pPr>
+      <w:r>
+        <w:rPr>
+          <w:rFonts w:ascii="Times New Roman" w:hAnsi="Times New Roman" w:cs="Times New Roman"/>
+          <w:color w:val="000000"/>
+          <w:kern w:val="0"/>
+          <w:szCs w:val="21"/>
+        </w:rPr>
+        <w:t>git push</w:t>
+      </w:r>
+    </w:p>
+    <w:p>
+      <w:pPr>
+        <w:widowControl/>
+        <w:jc w:val="left"/>
+        <w:rPr>
+          <w:rFonts w:ascii="Times New Roman" w:hAnsi="Times New Roman" w:cs="Times New Roman"/>
+          <w:color w:val="000000"/>
+          <w:kern w:val="0"/>
+          <w:szCs w:val="21"/>
+        </w:rPr>
+      </w:pPr>
+      <w:r>
+        <w:rPr>
+          <w:rFonts w:ascii="Times New Roman" w:hAnsi="Times New Roman" w:cs="Times New Roman" w:hint="eastAsia"/>
+          <w:color w:val="000000"/>
+          <w:kern w:val="0"/>
+          <w:szCs w:val="21"/>
+        </w:rPr>
+        <w:t>git</w:t>
+      </w:r>
+      <w:r>
+        <w:rPr>
+          <w:rFonts w:ascii="Times New Roman" w:hAnsi="Times New Roman" w:cs="Times New Roman"/>
+          <w:color w:val="000000"/>
+          <w:kern w:val="0"/>
+          <w:szCs w:val="21"/>
+        </w:rPr>
+        <w:t xml:space="preserve"> </w:t>
+      </w:r>
+      <w:r>
+        <w:rPr>
+          <w:rFonts w:ascii="Times New Roman" w:hAnsi="Times New Roman" w:cs="Times New Roman" w:hint="eastAsia"/>
+          <w:color w:val="000000"/>
+          <w:kern w:val="0"/>
+          <w:szCs w:val="21"/>
+        </w:rPr>
+        <w:t>push</w:t>
+      </w:r>
+      <w:r>
+        <w:rPr>
+          <w:rFonts w:ascii="Times New Roman" w:hAnsi="Times New Roman" w:cs="Times New Roman"/>
+          <w:color w:val="000000"/>
+          <w:kern w:val="0"/>
+          <w:szCs w:val="21"/>
+        </w:rPr>
+        <w:t>的一般形式为</w:t>
+      </w:r>
+      <w:r>
+        <w:rPr>
+          <w:rFonts w:ascii="Times New Roman" w:hAnsi="Times New Roman" w:cs="Times New Roman"/>
+          <w:color w:val="000000"/>
+          <w:kern w:val="0"/>
+          <w:szCs w:val="21"/>
+        </w:rPr>
+        <w:t xml:space="preserve"> git push &lt;</w:t>
+      </w:r>
+      <w:r>
+        <w:rPr>
+          <w:rFonts w:ascii="Times New Roman" w:hAnsi="Times New Roman" w:cs="Times New Roman"/>
+          <w:color w:val="000000"/>
+          <w:kern w:val="0"/>
+          <w:szCs w:val="21"/>
+        </w:rPr>
+        <w:t>远程主机名</w:t>
+      </w:r>
+      <w:r>
+        <w:rPr>
+          <w:rFonts w:ascii="Times New Roman" w:hAnsi="Times New Roman" w:cs="Times New Roman"/>
+          <w:color w:val="000000"/>
+          <w:kern w:val="0"/>
+          <w:szCs w:val="21"/>
+        </w:rPr>
+        <w:t>&gt; &lt;</w:t>
+      </w:r>
+      <w:r>
+        <w:rPr>
+          <w:rFonts w:ascii="Times New Roman" w:hAnsi="Times New Roman" w:cs="Times New Roman"/>
+          <w:color w:val="000000"/>
+          <w:kern w:val="0"/>
+          <w:szCs w:val="21"/>
+        </w:rPr>
+        <w:t>本地分支名</w:t>
+      </w:r>
+      <w:r>
+        <w:rPr>
+          <w:rFonts w:ascii="Times New Roman" w:hAnsi="Times New Roman" w:cs="Times New Roman"/>
+          <w:color w:val="000000"/>
+          <w:kern w:val="0"/>
+          <w:szCs w:val="21"/>
+        </w:rPr>
+        <w:t>&gt;  &lt;</w:t>
+      </w:r>
+      <w:r>
+        <w:rPr>
+          <w:rFonts w:ascii="Times New Roman" w:hAnsi="Times New Roman" w:cs="Times New Roman"/>
+          <w:color w:val="000000"/>
+          <w:kern w:val="0"/>
+          <w:szCs w:val="21"/>
+        </w:rPr>
+        <w:t>远程分支名</w:t>
+      </w:r>
+      <w:r>
+        <w:rPr>
+          <w:rFonts w:ascii="Times New Roman" w:hAnsi="Times New Roman" w:cs="Times New Roman"/>
+          <w:color w:val="000000"/>
+          <w:kern w:val="0"/>
+          <w:szCs w:val="21"/>
+        </w:rPr>
+        <w:t xml:space="preserve">&gt; </w:t>
+      </w:r>
+      <w:r>
+        <w:rPr>
+          <w:rFonts w:ascii="Times New Roman" w:hAnsi="Times New Roman" w:cs="Times New Roman"/>
+          <w:color w:val="000000"/>
+          <w:kern w:val="0"/>
+          <w:szCs w:val="21"/>
+        </w:rPr>
+        <w:t>，例如</w:t>
+      </w:r>
+      <w:r>
+        <w:rPr>
+          <w:rFonts w:ascii="Times New Roman" w:hAnsi="Times New Roman" w:cs="Times New Roman"/>
+          <w:color w:val="000000"/>
+          <w:kern w:val="0"/>
+          <w:szCs w:val="21"/>
+        </w:rPr>
+        <w:t> git push origin master</w:t>
+      </w:r>
+      <w:r>
+        <w:rPr>
+          <w:rFonts w:ascii="Times New Roman" w:hAnsi="Times New Roman" w:cs="Times New Roman"/>
+          <w:color w:val="000000"/>
+          <w:kern w:val="0"/>
+          <w:szCs w:val="21"/>
+        </w:rPr>
+        <w:t>：</w:t>
+      </w:r>
+      <w:r>
+        <w:rPr>
+          <w:rFonts w:ascii="Times New Roman" w:hAnsi="Times New Roman" w:cs="Times New Roman"/>
+          <w:color w:val="000000"/>
+          <w:kern w:val="0"/>
+          <w:szCs w:val="21"/>
+        </w:rPr>
+        <w:t xml:space="preserve">refs/for/master </w:t>
+      </w:r>
+      <w:r>
+        <w:rPr>
+          <w:rFonts w:ascii="Times New Roman" w:hAnsi="Times New Roman" w:cs="Times New Roman"/>
+          <w:color w:val="000000"/>
+          <w:kern w:val="0"/>
+          <w:szCs w:val="21"/>
+        </w:rPr>
+        <w:t>，即是将本地的</w:t>
+      </w:r>
+      <w:r>
+        <w:rPr>
+          <w:rFonts w:ascii="Times New Roman" w:hAnsi="Times New Roman" w:cs="Times New Roman"/>
+          <w:color w:val="000000"/>
+          <w:kern w:val="0"/>
+          <w:szCs w:val="21"/>
+        </w:rPr>
+        <w:t>master</w:t>
+      </w:r>
+      <w:r>
+        <w:rPr>
+          <w:rFonts w:ascii="Times New Roman" w:hAnsi="Times New Roman" w:cs="Times New Roman"/>
+          <w:color w:val="000000"/>
+          <w:kern w:val="0"/>
+          <w:szCs w:val="21"/>
+        </w:rPr>
+        <w:t>分支推送到远程主机</w:t>
+      </w:r>
+      <w:r>
+        <w:rPr>
+          <w:rFonts w:ascii="Times New Roman" w:hAnsi="Times New Roman" w:cs="Times New Roman"/>
+          <w:color w:val="000000"/>
+          <w:kern w:val="0"/>
+          <w:szCs w:val="21"/>
+        </w:rPr>
+        <w:t>origin</w:t>
+      </w:r>
+      <w:r>
+        <w:rPr>
+          <w:rFonts w:ascii="Times New Roman" w:hAnsi="Times New Roman" w:cs="Times New Roman"/>
+          <w:color w:val="000000"/>
+          <w:kern w:val="0"/>
+          <w:szCs w:val="21"/>
+        </w:rPr>
+        <w:t>上的对应</w:t>
+      </w:r>
+      <w:r>
+        <w:rPr>
+          <w:rFonts w:ascii="Times New Roman" w:hAnsi="Times New Roman" w:cs="Times New Roman"/>
+          <w:color w:val="000000"/>
+          <w:kern w:val="0"/>
+          <w:szCs w:val="21"/>
+        </w:rPr>
+        <w:t>master</w:t>
+      </w:r>
+      <w:r>
+        <w:rPr>
+          <w:rFonts w:ascii="Times New Roman" w:hAnsi="Times New Roman" w:cs="Times New Roman"/>
+          <w:color w:val="000000"/>
+          <w:kern w:val="0"/>
+          <w:szCs w:val="21"/>
+        </w:rPr>
+        <w:t>分支，</w:t>
+      </w:r>
+      <w:r>
+        <w:rPr>
+          <w:rFonts w:ascii="Times New Roman" w:hAnsi="Times New Roman" w:cs="Times New Roman"/>
+          <w:color w:val="000000"/>
+          <w:kern w:val="0"/>
+          <w:szCs w:val="21"/>
+        </w:rPr>
+        <w:t xml:space="preserve"> origin </w:t>
+      </w:r>
+      <w:r>
+        <w:rPr>
+          <w:rFonts w:ascii="Times New Roman" w:hAnsi="Times New Roman" w:cs="Times New Roman"/>
+          <w:color w:val="000000"/>
+          <w:kern w:val="0"/>
+          <w:szCs w:val="21"/>
+        </w:rPr>
+        <w:t>是远程主机名，第一个</w:t>
+      </w:r>
+      <w:r>
+        <w:rPr>
+          <w:rFonts w:ascii="Times New Roman" w:hAnsi="Times New Roman" w:cs="Times New Roman"/>
+          <w:color w:val="000000"/>
+          <w:kern w:val="0"/>
+          <w:szCs w:val="21"/>
+        </w:rPr>
+        <w:t>master</w:t>
+      </w:r>
+      <w:r>
+        <w:rPr>
+          <w:rFonts w:ascii="Times New Roman" w:hAnsi="Times New Roman" w:cs="Times New Roman"/>
+          <w:color w:val="000000"/>
+          <w:kern w:val="0"/>
+          <w:szCs w:val="21"/>
+        </w:rPr>
+        <w:t>是本地分支名，第二个</w:t>
+      </w:r>
+      <w:r>
+        <w:rPr>
+          <w:rFonts w:ascii="Times New Roman" w:hAnsi="Times New Roman" w:cs="Times New Roman"/>
+          <w:color w:val="000000"/>
+          <w:kern w:val="0"/>
+          <w:szCs w:val="21"/>
+        </w:rPr>
+        <w:t>master</w:t>
+      </w:r>
+      <w:r>
+        <w:rPr>
+          <w:rFonts w:ascii="Times New Roman" w:hAnsi="Times New Roman" w:cs="Times New Roman"/>
+          <w:color w:val="000000"/>
+          <w:kern w:val="0"/>
+          <w:szCs w:val="21"/>
+        </w:rPr>
+        <w:t>是远程分支名</w:t>
+      </w:r>
+    </w:p>
+    <w:p>
+      <w:pPr>
+        <w:widowControl/>
+        <w:shd w:val="clear" w:color="auto" w:fill="FFFFFF"/>
+        <w:jc w:val="left"/>
+        <w:rPr>
+          <w:rFonts w:ascii="Arial" w:hAnsi="Arial" w:cs="Arial"/>
+          <w:color w:val="2F2F2F"/>
+          <w:shd w:val="clear" w:color="auto" w:fill="FFFFFF"/>
+        </w:rPr>
+      </w:pPr>
+    </w:p>
+    <w:p>
+      <w:pPr>
+        <w:widowControl/>
+        <w:shd w:val="clear" w:color="auto" w:fill="FFFFFF"/>
+        <w:jc w:val="left"/>
+        <w:rPr>
+          <w:rFonts w:ascii="Arial" w:hAnsi="Arial" w:cs="Arial"/>
+          <w:color w:val="2F2F2F"/>
+          <w:shd w:val="clear" w:color="auto" w:fill="FFFFFF"/>
+        </w:rPr>
+      </w:pPr>
+      <w:r>
+        <w:rPr>
+          <w:rFonts w:ascii="Arial" w:hAnsi="Arial" w:cs="Arial"/>
+          <w:color w:val="2F2F2F"/>
+          <w:shd w:val="clear" w:color="auto" w:fill="FFFFFF"/>
+        </w:rPr>
+        <w:t>在初始化</w:t>
+      </w:r>
+      <w:r>
+        <w:rPr>
+          <w:rFonts w:ascii="Arial" w:hAnsi="Arial" w:cs="Arial"/>
+          <w:color w:val="2F2F2F"/>
+          <w:shd w:val="clear" w:color="auto" w:fill="FFFFFF"/>
+        </w:rPr>
+        <w:t>git</w:t>
+      </w:r>
+      <w:r>
+        <w:rPr>
+          <w:rFonts w:ascii="Arial" w:hAnsi="Arial" w:cs="Arial"/>
+          <w:color w:val="2F2F2F"/>
+          <w:shd w:val="clear" w:color="auto" w:fill="FFFFFF"/>
+        </w:rPr>
+        <w:t>仓库的时候没有创建</w:t>
+      </w:r>
+      <w:r>
+        <w:rPr>
+          <w:rStyle w:val="HTML1"/>
+          <w:rFonts w:ascii="Consolas" w:hAnsi="Consolas"/>
+          <w:color w:val="C7254E"/>
+          <w:sz w:val="20"/>
+          <w:szCs w:val="20"/>
+          <w:bdr w:val="none" w:sz="0" w:space="0" w:color="auto" w:frame="1"/>
+          <w:shd w:val="clear" w:color="auto" w:fill="F6F6F6"/>
+        </w:rPr>
+        <w:t>.gitignore</w:t>
+      </w:r>
+      <w:r>
+        <w:rPr>
+          <w:rFonts w:ascii="Arial" w:hAnsi="Arial" w:cs="Arial"/>
+          <w:color w:val="2F2F2F"/>
+          <w:shd w:val="clear" w:color="auto" w:fill="FFFFFF"/>
+        </w:rPr>
+        <w:t>文件来过滤不必要提交的文件</w:t>
+      </w:r>
+      <w:r>
+        <w:rPr>
+          <w:rFonts w:ascii="Arial" w:hAnsi="Arial" w:cs="Arial"/>
+          <w:color w:val="2F2F2F"/>
+          <w:shd w:val="clear" w:color="auto" w:fill="FFFFFF"/>
+        </w:rPr>
+        <w:t xml:space="preserve">, </w:t>
+      </w:r>
+      <w:r>
+        <w:rPr>
+          <w:rFonts w:ascii="Arial" w:hAnsi="Arial" w:cs="Arial"/>
+          <w:color w:val="2F2F2F"/>
+          <w:shd w:val="clear" w:color="auto" w:fill="FFFFFF"/>
+        </w:rPr>
+        <w:t>后来却发现某些文件不需要提交</w:t>
+      </w:r>
+      <w:r>
+        <w:rPr>
+          <w:rFonts w:ascii="Arial" w:hAnsi="Arial" w:cs="Arial"/>
+          <w:color w:val="2F2F2F"/>
+          <w:shd w:val="clear" w:color="auto" w:fill="FFFFFF"/>
+        </w:rPr>
+        <w:t xml:space="preserve">, </w:t>
+      </w:r>
+      <w:r>
+        <w:rPr>
+          <w:rFonts w:ascii="Arial" w:hAnsi="Arial" w:cs="Arial"/>
+          <w:color w:val="2F2F2F"/>
+          <w:shd w:val="clear" w:color="auto" w:fill="FFFFFF"/>
+        </w:rPr>
+        <w:t>但是这些文件已经被提交了</w:t>
+      </w:r>
+      <w:r>
+        <w:rPr>
+          <w:rFonts w:ascii="Arial" w:hAnsi="Arial" w:cs="Arial"/>
+          <w:color w:val="2F2F2F"/>
+          <w:shd w:val="clear" w:color="auto" w:fill="FFFFFF"/>
+        </w:rPr>
+        <w:t xml:space="preserve">, </w:t>
+      </w:r>
+      <w:r>
+        <w:rPr>
+          <w:rFonts w:ascii="Arial" w:hAnsi="Arial" w:cs="Arial"/>
+          <w:color w:val="2F2F2F"/>
+          <w:shd w:val="clear" w:color="auto" w:fill="FFFFFF"/>
+        </w:rPr>
+        <w:t>这时候创建</w:t>
+      </w:r>
+      <w:r>
+        <w:rPr>
+          <w:rStyle w:val="HTML1"/>
+          <w:rFonts w:ascii="Consolas" w:hAnsi="Consolas"/>
+          <w:color w:val="C7254E"/>
+          <w:sz w:val="20"/>
+          <w:szCs w:val="20"/>
+          <w:bdr w:val="none" w:sz="0" w:space="0" w:color="auto" w:frame="1"/>
+          <w:shd w:val="clear" w:color="auto" w:fill="F6F6F6"/>
+        </w:rPr>
+        <w:t>.gitignore</w:t>
+      </w:r>
+      <w:r>
+        <w:rPr>
+          <w:rFonts w:ascii="Arial" w:hAnsi="Arial" w:cs="Arial"/>
+          <w:color w:val="2F2F2F"/>
+          <w:shd w:val="clear" w:color="auto" w:fill="FFFFFF"/>
+        </w:rPr>
+        <w:t>文件忽略这些文件时</w:t>
+      </w:r>
+      <w:r>
+        <w:rPr>
+          <w:rFonts w:ascii="Arial" w:hAnsi="Arial" w:cs="Arial"/>
+          <w:color w:val="2F2F2F"/>
+          <w:shd w:val="clear" w:color="auto" w:fill="FFFFFF"/>
+        </w:rPr>
+        <w:t xml:space="preserve">, </w:t>
+      </w:r>
+      <w:r>
+        <w:rPr>
+          <w:rFonts w:ascii="Arial" w:hAnsi="Arial" w:cs="Arial"/>
+          <w:color w:val="2F2F2F"/>
+          <w:shd w:val="clear" w:color="auto" w:fill="FFFFFF"/>
+        </w:rPr>
+        <w:t>发现</w:t>
+      </w:r>
+      <w:r>
+        <w:rPr>
+          <w:rFonts w:ascii="Arial" w:hAnsi="Arial" w:cs="Arial"/>
+          <w:color w:val="2F2F2F"/>
+          <w:shd w:val="clear" w:color="auto" w:fill="FFFFFF"/>
+        </w:rPr>
+        <w:t>ignore</w:t>
+      </w:r>
+      <w:r>
+        <w:rPr>
+          <w:rFonts w:ascii="Arial" w:hAnsi="Arial" w:cs="Arial"/>
+          <w:color w:val="2F2F2F"/>
+          <w:shd w:val="clear" w:color="auto" w:fill="FFFFFF"/>
+        </w:rPr>
+        <w:t>的规则对那些已经被</w:t>
+      </w:r>
+      <w:r>
+        <w:rPr>
+          <w:rFonts w:ascii="Arial" w:hAnsi="Arial" w:cs="Arial"/>
+          <w:color w:val="2F2F2F"/>
+          <w:shd w:val="clear" w:color="auto" w:fill="FFFFFF"/>
+        </w:rPr>
+        <w:t>track</w:t>
+      </w:r>
+      <w:r>
+        <w:rPr>
+          <w:rFonts w:ascii="Arial" w:hAnsi="Arial" w:cs="Arial"/>
+          <w:color w:val="2F2F2F"/>
+          <w:shd w:val="clear" w:color="auto" w:fill="FFFFFF"/>
+        </w:rPr>
+        <w:t>的文件无效</w:t>
+      </w:r>
+      <w:r>
+        <w:rPr>
+          <w:rFonts w:ascii="Arial" w:hAnsi="Arial" w:cs="Arial" w:hint="eastAsia"/>
+          <w:color w:val="2F2F2F"/>
+          <w:shd w:val="clear" w:color="auto" w:fill="FFFFFF"/>
+        </w:rPr>
+        <w:t>。因此需要</w:t>
+      </w:r>
+    </w:p>
+    <w:p>
+      <w:pPr>
+        <w:autoSpaceDE w:val="0"/>
+        <w:autoSpaceDN w:val="0"/>
+        <w:adjustRightInd w:val="0"/>
+        <w:jc w:val="left"/>
+        <w:rPr>
+          <w:rFonts w:ascii="Consolas" w:hAnsi="Consolas" w:cs="Consolas"/>
+          <w:kern w:val="0"/>
+          <w:sz w:val="24"/>
+          <w:szCs w:val="24"/>
+        </w:rPr>
+      </w:pPr>
+      <w:r>
+        <w:rPr>
+          <w:rFonts w:ascii="Consolas" w:hAnsi="Consolas" w:cs="Consolas"/>
+          <w:kern w:val="0"/>
+          <w:sz w:val="24"/>
+          <w:szCs w:val="24"/>
+        </w:rPr>
+        <w:t>$ git rm -r x64</w:t>
+      </w:r>
+    </w:p>
+    <w:p>
+      <w:pPr>
+        <w:autoSpaceDE w:val="0"/>
+        <w:autoSpaceDN w:val="0"/>
+        <w:adjustRightInd w:val="0"/>
+        <w:jc w:val="left"/>
+        <w:rPr>
+          <w:rFonts w:ascii="Consolas" w:hAnsi="Consolas" w:cs="Consolas"/>
+          <w:kern w:val="0"/>
+          <w:sz w:val="24"/>
+          <w:szCs w:val="24"/>
+        </w:rPr>
+      </w:pPr>
+      <w:r>
+        <w:rPr>
+          <w:rFonts w:ascii="Consolas" w:hAnsi="Consolas" w:cs="Consolas"/>
+          <w:kern w:val="0"/>
+          <w:sz w:val="24"/>
+          <w:szCs w:val="24"/>
+        </w:rPr>
+        <w:t>rm 'x64/Debug/AudioVideoCodingDecoding.exe'</w:t>
+      </w:r>
+    </w:p>
+    <w:p>
+      <w:pPr>
+        <w:autoSpaceDE w:val="0"/>
+        <w:autoSpaceDN w:val="0"/>
+        <w:adjustRightInd w:val="0"/>
+        <w:jc w:val="left"/>
+        <w:rPr>
+          <w:rFonts w:ascii="Consolas" w:hAnsi="Consolas" w:cs="Consolas"/>
+          <w:kern w:val="0"/>
+          <w:sz w:val="24"/>
+          <w:szCs w:val="24"/>
+        </w:rPr>
+      </w:pPr>
+      <w:r>
+        <w:rPr>
+          <w:rFonts w:ascii="Consolas" w:hAnsi="Consolas" w:cs="Consolas"/>
+          <w:kern w:val="0"/>
+          <w:sz w:val="24"/>
+          <w:szCs w:val="24"/>
+        </w:rPr>
+        <w:t>rm 'x64/Debug/AudioVideoCodingDecoding.ilk'</w:t>
+      </w:r>
+    </w:p>
+    <w:p>
+      <w:pPr>
+        <w:autoSpaceDE w:val="0"/>
+        <w:autoSpaceDN w:val="0"/>
+        <w:adjustRightInd w:val="0"/>
+        <w:jc w:val="left"/>
+        <w:rPr>
+          <w:rFonts w:ascii="Consolas" w:hAnsi="Consolas" w:cs="Consolas"/>
+          <w:kern w:val="0"/>
+          <w:sz w:val="24"/>
+          <w:szCs w:val="24"/>
+        </w:rPr>
+      </w:pPr>
+      <w:r>
+        <w:rPr>
+          <w:rFonts w:ascii="Consolas" w:hAnsi="Consolas" w:cs="Consolas"/>
+          <w:kern w:val="0"/>
+          <w:sz w:val="24"/>
+          <w:szCs w:val="24"/>
+        </w:rPr>
+        <w:t>rm 'x64/Debug/AudioVideoCodingDecoding.pdb'</w:t>
+      </w:r>
+    </w:p>
+    <w:p>
+      <w:pPr>
+        <w:autoSpaceDE w:val="0"/>
+        <w:autoSpaceDN w:val="0"/>
+        <w:adjustRightInd w:val="0"/>
+        <w:jc w:val="left"/>
+        <w:rPr>
+          <w:rFonts w:ascii="Consolas" w:hAnsi="Consolas" w:cs="Consolas" w:hint="eastAsia"/>
+          <w:kern w:val="0"/>
+          <w:sz w:val="24"/>
+          <w:szCs w:val="24"/>
+        </w:rPr>
+      </w:pPr>
+      <w:r>
+        <w:rPr>
+          <w:rFonts w:ascii="Consolas" w:hAnsi="Consolas" w:cs="Consolas"/>
+          <w:kern w:val="0"/>
+          <w:sz w:val="24"/>
+          <w:szCs w:val="24"/>
+        </w:rPr>
+        <w:t>$ git commit -a</w:t>
+      </w:r>
+    </w:p>
+    <w:p>
+      <w:pPr>
+        <w:autoSpaceDE w:val="0"/>
+        <w:autoSpaceDN w:val="0"/>
+        <w:adjustRightInd w:val="0"/>
+        <w:jc w:val="left"/>
+        <w:rPr>
+          <w:rFonts w:ascii="Consolas" w:hAnsi="Consolas" w:cs="Consolas"/>
+          <w:kern w:val="0"/>
+          <w:sz w:val="24"/>
+          <w:szCs w:val="24"/>
+        </w:rPr>
+      </w:pPr>
+      <w:r>
+        <w:rPr>
+          <w:rFonts w:ascii="Consolas" w:hAnsi="Consolas" w:cs="Consolas"/>
+          <w:kern w:val="0"/>
+          <w:sz w:val="24"/>
+          <w:szCs w:val="24"/>
+        </w:rPr>
+        <w:lastRenderedPageBreak/>
+        <w:t>$ git push origin</w:t>
+      </w:r>
+    </w:p>
+    <w:p>
+      <w:pPr>
+        <w:pStyle w:val="a5"/>
+        <w:shd w:val="clear" w:color="auto" w:fill="FFFFFF"/>
+        <w:spacing w:before="0" w:beforeAutospacing="0" w:after="0" w:afterAutospacing="0"/>
+        <w:rPr>
+          <w:rFonts w:ascii="Times New Roman" w:eastAsiaTheme="minorEastAsia" w:hAnsi="Times New Roman" w:cs="Times New Roman"/>
+          <w:color w:val="333333"/>
+          <w:sz w:val="23"/>
+          <w:szCs w:val="23"/>
+        </w:rPr>
+      </w:pPr>
+    </w:p>
+    <w:p>
+      <w:pPr>
+        <w:widowControl/>
+        <w:jc w:val="left"/>
+        <w:rPr>
+          <w:rFonts w:ascii="Times New Roman" w:hAnsi="Times New Roman" w:cs="Times New Roman"/>
+          <w:color w:val="000000"/>
+          <w:kern w:val="0"/>
+          <w:szCs w:val="21"/>
+        </w:rPr>
+      </w:pPr>
+      <w:r>
+        <w:rPr>
+          <w:rFonts w:ascii="Times New Roman" w:hAnsi="Times New Roman" w:cs="Times New Roman" w:hint="eastAsia"/>
+          <w:color w:val="000000"/>
+          <w:kern w:val="0"/>
+          <w:szCs w:val="21"/>
+        </w:rPr>
+        <w:t>忽略文件</w:t>
+      </w:r>
+    </w:p>
+    <w:p>
+      <w:pPr>
+        <w:pStyle w:val="a5"/>
+        <w:shd w:val="clear" w:color="auto" w:fill="FFFFFF"/>
+        <w:spacing w:before="0" w:beforeAutospacing="0" w:after="0" w:afterAutospacing="0"/>
+        <w:rPr>
+          <w:rFonts w:ascii="Times New Roman" w:eastAsiaTheme="minorEastAsia" w:hAnsi="Times New Roman" w:cs="Times New Roman"/>
+          <w:color w:val="333333"/>
+          <w:sz w:val="21"/>
+          <w:szCs w:val="21"/>
+        </w:rPr>
+      </w:pPr>
+      <w:r>
+        <w:rPr>
+          <w:rFonts w:ascii="Times New Roman" w:eastAsiaTheme="minorEastAsia" w:hAnsi="Times New Roman" w:cs="Times New Roman"/>
+          <w:color w:val="333333"/>
+          <w:sz w:val="21"/>
+          <w:szCs w:val="21"/>
+        </w:rPr>
+        <w:t>有些时候我们不想把某些文件纳入版本控制中，比如数据库文件，临时文件，设计文件等在主目录下建立</w:t>
+      </w:r>
+      <w:r>
+        <w:rPr>
+          <w:rFonts w:ascii="Times New Roman" w:eastAsiaTheme="minorEastAsia" w:hAnsi="Times New Roman" w:cs="Times New Roman"/>
+          <w:color w:val="333333"/>
+          <w:sz w:val="21"/>
+          <w:szCs w:val="21"/>
+        </w:rPr>
+        <w:t>".gitignore"</w:t>
+      </w:r>
+      <w:r>
+        <w:rPr>
+          <w:rFonts w:ascii="Times New Roman" w:eastAsiaTheme="minorEastAsia" w:hAnsi="Times New Roman" w:cs="Times New Roman"/>
+          <w:color w:val="333333"/>
+          <w:sz w:val="21"/>
+          <w:szCs w:val="21"/>
+        </w:rPr>
+        <w:t>文件，此文件有如下规则：</w:t>
+      </w:r>
+    </w:p>
+    <w:p>
+      <w:pPr>
+        <w:widowControl/>
+        <w:numPr>
+          <w:ilvl w:val="0"/>
+          <w:numId w:val="25"/>
+        </w:numPr>
+        <w:shd w:val="clear" w:color="auto" w:fill="FFFFFF"/>
+        <w:jc w:val="left"/>
+        <w:rPr>
+          <w:rFonts w:ascii="Times New Roman" w:hAnsi="Times New Roman" w:cs="Times New Roman"/>
+          <w:color w:val="333333"/>
+          <w:szCs w:val="21"/>
+        </w:rPr>
+      </w:pPr>
+      <w:r>
+        <w:rPr>
+          <w:rFonts w:ascii="Times New Roman" w:hAnsi="Times New Roman" w:cs="Times New Roman"/>
+          <w:color w:val="333333"/>
+          <w:szCs w:val="21"/>
+        </w:rPr>
+        <w:t>忽略文件中的空行或以井号（</w:t>
+      </w:r>
+      <w:r>
+        <w:rPr>
+          <w:rFonts w:ascii="Times New Roman" w:hAnsi="Times New Roman" w:cs="Times New Roman"/>
+          <w:color w:val="333333"/>
+          <w:szCs w:val="21"/>
+        </w:rPr>
+        <w:t>#</w:t>
+      </w:r>
+      <w:r>
+        <w:rPr>
+          <w:rFonts w:ascii="Times New Roman" w:hAnsi="Times New Roman" w:cs="Times New Roman"/>
+          <w:color w:val="333333"/>
+          <w:szCs w:val="21"/>
+        </w:rPr>
+        <w:t>）开始的行将会被忽略。</w:t>
+      </w:r>
+    </w:p>
+    <w:p>
+      <w:pPr>
+        <w:widowControl/>
+        <w:numPr>
+          <w:ilvl w:val="0"/>
+          <w:numId w:val="25"/>
+        </w:numPr>
+        <w:shd w:val="clear" w:color="auto" w:fill="FFFFFF"/>
+        <w:jc w:val="left"/>
+        <w:rPr>
+          <w:rFonts w:ascii="Times New Roman" w:hAnsi="Times New Roman" w:cs="Times New Roman"/>
+          <w:color w:val="333333"/>
+          <w:szCs w:val="21"/>
+        </w:rPr>
+      </w:pPr>
+      <w:r>
+        <w:rPr>
+          <w:rFonts w:ascii="Times New Roman" w:hAnsi="Times New Roman" w:cs="Times New Roman"/>
+          <w:color w:val="333333"/>
+          <w:szCs w:val="21"/>
+        </w:rPr>
+        <w:t>可以使用</w:t>
+      </w:r>
+      <w:r>
+        <w:rPr>
+          <w:rFonts w:ascii="Times New Roman" w:hAnsi="Times New Roman" w:cs="Times New Roman"/>
+          <w:color w:val="333333"/>
+          <w:szCs w:val="21"/>
+        </w:rPr>
+        <w:t>Linux</w:t>
+      </w:r>
+      <w:r>
+        <w:rPr>
+          <w:rFonts w:ascii="Times New Roman" w:hAnsi="Times New Roman" w:cs="Times New Roman"/>
+          <w:color w:val="333333"/>
+          <w:szCs w:val="21"/>
+        </w:rPr>
+        <w:t>通配符。例如：星号（</w:t>
+      </w:r>
+      <w:r>
+        <w:rPr>
+          <w:rFonts w:ascii="Times New Roman" w:hAnsi="Times New Roman" w:cs="Times New Roman"/>
+          <w:color w:val="333333"/>
+          <w:szCs w:val="21"/>
+        </w:rPr>
+        <w:t>*</w:t>
+      </w:r>
+      <w:r>
+        <w:rPr>
+          <w:rFonts w:ascii="Times New Roman" w:hAnsi="Times New Roman" w:cs="Times New Roman"/>
+          <w:color w:val="333333"/>
+          <w:szCs w:val="21"/>
+        </w:rPr>
+        <w:t>）代表任意多个字符，问号（？）代表一个字符，方括号（</w:t>
+      </w:r>
+      <w:r>
+        <w:rPr>
+          <w:rFonts w:ascii="Times New Roman" w:hAnsi="Times New Roman" w:cs="Times New Roman"/>
+          <w:color w:val="333333"/>
+          <w:szCs w:val="21"/>
+        </w:rPr>
+        <w:t>[abc]</w:t>
+      </w:r>
+      <w:r>
+        <w:rPr>
+          <w:rFonts w:ascii="Times New Roman" w:hAnsi="Times New Roman" w:cs="Times New Roman"/>
+          <w:color w:val="333333"/>
+          <w:szCs w:val="21"/>
+        </w:rPr>
+        <w:t>）代表可选字符范围，大括号（</w:t>
+      </w:r>
+      <w:r>
+        <w:rPr>
+          <w:rFonts w:ascii="Times New Roman" w:hAnsi="Times New Roman" w:cs="Times New Roman"/>
+          <w:color w:val="333333"/>
+          <w:szCs w:val="21"/>
+        </w:rPr>
+        <w:t>{string1,string2,...}</w:t>
+      </w:r>
+      <w:r>
+        <w:rPr>
+          <w:rFonts w:ascii="Times New Roman" w:hAnsi="Times New Roman" w:cs="Times New Roman"/>
+          <w:color w:val="333333"/>
+          <w:szCs w:val="21"/>
+        </w:rPr>
+        <w:t>）代表可选的字符串等。</w:t>
+      </w:r>
+    </w:p>
+    <w:p>
+      <w:pPr>
+        <w:widowControl/>
+        <w:numPr>
+          <w:ilvl w:val="0"/>
+          <w:numId w:val="25"/>
+        </w:numPr>
+        <w:shd w:val="clear" w:color="auto" w:fill="FFFFFF"/>
+        <w:jc w:val="left"/>
+        <w:rPr>
+          <w:rFonts w:ascii="Times New Roman" w:hAnsi="Times New Roman" w:cs="Times New Roman"/>
+          <w:color w:val="333333"/>
+          <w:szCs w:val="21"/>
+        </w:rPr>
+      </w:pPr>
+      <w:r>
+        <w:rPr>
+          <w:rFonts w:ascii="Times New Roman" w:hAnsi="Times New Roman" w:cs="Times New Roman"/>
+          <w:color w:val="333333"/>
+          <w:szCs w:val="21"/>
+        </w:rPr>
+        <w:t>如果名称的最前面有一个感叹号（</w:t>
+      </w:r>
+      <w:r>
+        <w:rPr>
+          <w:rFonts w:ascii="Times New Roman" w:hAnsi="Times New Roman" w:cs="Times New Roman"/>
+          <w:color w:val="333333"/>
+          <w:szCs w:val="21"/>
+        </w:rPr>
+        <w:t>!</w:t>
+      </w:r>
+      <w:r>
+        <w:rPr>
+          <w:rFonts w:ascii="Times New Roman" w:hAnsi="Times New Roman" w:cs="Times New Roman"/>
+          <w:color w:val="333333"/>
+          <w:szCs w:val="21"/>
+        </w:rPr>
+        <w:t>），表示例外规则，将不被忽略。</w:t>
+      </w:r>
+    </w:p>
+    <w:p>
+      <w:pPr>
+        <w:widowControl/>
+        <w:shd w:val="clear" w:color="auto" w:fill="272822"/>
+        <w:spacing w:line="360" w:lineRule="auto"/>
+        <w:jc w:val="left"/>
+        <w:rPr>
+          <w:rFonts w:ascii="Times New Roman" w:hAnsi="Times New Roman" w:cs="Times New Roman"/>
+          <w:color w:val="F8F8F2"/>
+          <w:kern w:val="0"/>
+          <w:szCs w:val="21"/>
+        </w:rPr>
+      </w:pPr>
+      <w:r>
+        <w:rPr>
+          <w:rFonts w:ascii="Times New Roman" w:hAnsi="Times New Roman" w:cs="Times New Roman"/>
+          <w:color w:val="F92672"/>
+          <w:kern w:val="0"/>
+          <w:szCs w:val="21"/>
+        </w:rPr>
+        <w:t>*</w:t>
+      </w:r>
+      <w:r>
+        <w:rPr>
+          <w:rFonts w:ascii="Times New Roman" w:hAnsi="Times New Roman" w:cs="Times New Roman"/>
+          <w:color w:val="F8F8F2"/>
+          <w:kern w:val="0"/>
+          <w:szCs w:val="21"/>
+        </w:rPr>
+        <w:t xml:space="preserve">.a                    </w:t>
+      </w:r>
+      <w:r>
+        <w:rPr>
+          <w:rFonts w:ascii="Times New Roman" w:hAnsi="Times New Roman" w:cs="Times New Roman"/>
+          <w:color w:val="17E632"/>
+          <w:kern w:val="0"/>
+          <w:szCs w:val="21"/>
+        </w:rPr>
+        <w:t xml:space="preserve"># </w:t>
+      </w:r>
+      <w:r>
+        <w:rPr>
+          <w:rFonts w:ascii="Times New Roman" w:hAnsi="Times New Roman" w:cs="Times New Roman"/>
+          <w:color w:val="17E632"/>
+          <w:kern w:val="0"/>
+          <w:szCs w:val="21"/>
+        </w:rPr>
+        <w:t>所有以</w:t>
+      </w:r>
+      <w:r>
+        <w:rPr>
+          <w:rFonts w:ascii="Times New Roman" w:hAnsi="Times New Roman" w:cs="Times New Roman"/>
+          <w:color w:val="17E632"/>
+          <w:kern w:val="0"/>
+          <w:szCs w:val="21"/>
+        </w:rPr>
+        <w:t xml:space="preserve"> '.a' </w:t>
+      </w:r>
+      <w:r>
+        <w:rPr>
+          <w:rFonts w:ascii="Times New Roman" w:hAnsi="Times New Roman" w:cs="Times New Roman"/>
+          <w:color w:val="17E632"/>
+          <w:kern w:val="0"/>
+          <w:szCs w:val="21"/>
+        </w:rPr>
+        <w:t>为后缀的文件都屏蔽掉</w:t>
+      </w:r>
+    </w:p>
+    <w:p>
+      <w:pPr>
+        <w:widowControl/>
+        <w:shd w:val="clear" w:color="auto" w:fill="272822"/>
+        <w:spacing w:line="360" w:lineRule="auto"/>
+        <w:jc w:val="left"/>
+        <w:rPr>
+          <w:rFonts w:ascii="Times New Roman" w:hAnsi="Times New Roman" w:cs="Times New Roman"/>
+          <w:color w:val="F8F8F2"/>
+          <w:kern w:val="0"/>
+          <w:szCs w:val="21"/>
+        </w:rPr>
+      </w:pPr>
+      <w:r>
+        <w:rPr>
+          <w:rFonts w:ascii="Times New Roman" w:hAnsi="Times New Roman" w:cs="Times New Roman"/>
+          <w:color w:val="F8F8F2"/>
+          <w:kern w:val="0"/>
+          <w:szCs w:val="21"/>
+        </w:rPr>
+        <w:t xml:space="preserve">tags                   </w:t>
+      </w:r>
+      <w:r>
+        <w:rPr>
+          <w:rFonts w:ascii="Times New Roman" w:hAnsi="Times New Roman" w:cs="Times New Roman"/>
+          <w:color w:val="17E632"/>
+          <w:kern w:val="0"/>
+          <w:szCs w:val="21"/>
+        </w:rPr>
+        <w:t xml:space="preserve"># </w:t>
+      </w:r>
+      <w:r>
+        <w:rPr>
+          <w:rFonts w:ascii="Times New Roman" w:hAnsi="Times New Roman" w:cs="Times New Roman"/>
+          <w:color w:val="17E632"/>
+          <w:kern w:val="0"/>
+          <w:szCs w:val="21"/>
+        </w:rPr>
+        <w:t>仓库中所有名为</w:t>
+      </w:r>
+      <w:r>
+        <w:rPr>
+          <w:rFonts w:ascii="Times New Roman" w:hAnsi="Times New Roman" w:cs="Times New Roman"/>
+          <w:color w:val="17E632"/>
+          <w:kern w:val="0"/>
+          <w:szCs w:val="21"/>
+        </w:rPr>
+        <w:t xml:space="preserve"> tags </w:t>
+      </w:r>
+      <w:r>
+        <w:rPr>
+          <w:rFonts w:ascii="Times New Roman" w:hAnsi="Times New Roman" w:cs="Times New Roman"/>
+          <w:color w:val="17E632"/>
+          <w:kern w:val="0"/>
+          <w:szCs w:val="21"/>
+        </w:rPr>
+        <w:t>的文件都屏蔽</w:t>
+      </w:r>
+    </w:p>
+    <w:p>
+      <w:pPr>
+        <w:widowControl/>
+        <w:shd w:val="clear" w:color="auto" w:fill="272822"/>
+        <w:spacing w:line="360" w:lineRule="auto"/>
+        <w:jc w:val="left"/>
+        <w:rPr>
+          <w:rFonts w:ascii="Times New Roman" w:hAnsi="Times New Roman" w:cs="Times New Roman"/>
+          <w:color w:val="17E632"/>
+          <w:kern w:val="0"/>
+          <w:szCs w:val="21"/>
+        </w:rPr>
+      </w:pPr>
+      <w:r>
+        <w:rPr>
+          <w:rFonts w:ascii="Times New Roman" w:hAnsi="Times New Roman" w:cs="Times New Roman"/>
+          <w:color w:val="F8F8F2"/>
+          <w:kern w:val="0"/>
+          <w:szCs w:val="21"/>
+        </w:rPr>
+        <w:t>core.</w:t>
+      </w:r>
+      <w:r>
+        <w:rPr>
+          <w:rFonts w:ascii="Times New Roman" w:hAnsi="Times New Roman" w:cs="Times New Roman"/>
+          <w:color w:val="F92672"/>
+          <w:kern w:val="0"/>
+          <w:szCs w:val="21"/>
+        </w:rPr>
+        <w:t>*</w:t>
+      </w:r>
+      <w:r>
+        <w:rPr>
+          <w:rFonts w:ascii="Times New Roman" w:hAnsi="Times New Roman" w:cs="Times New Roman"/>
+          <w:color w:val="F8F8F2"/>
+          <w:kern w:val="0"/>
+          <w:szCs w:val="21"/>
+        </w:rPr>
+        <w:t xml:space="preserve">                 </w:t>
+      </w:r>
+      <w:r>
+        <w:rPr>
+          <w:rFonts w:ascii="Times New Roman" w:hAnsi="Times New Roman" w:cs="Times New Roman"/>
+          <w:color w:val="17E632"/>
+          <w:kern w:val="0"/>
+          <w:szCs w:val="21"/>
+        </w:rPr>
+        <w:t xml:space="preserve"># </w:t>
+      </w:r>
+      <w:r>
+        <w:rPr>
+          <w:rFonts w:ascii="Times New Roman" w:hAnsi="Times New Roman" w:cs="Times New Roman"/>
+          <w:color w:val="17E632"/>
+          <w:kern w:val="0"/>
+          <w:szCs w:val="21"/>
+        </w:rPr>
+        <w:t>仓库中所有以</w:t>
+      </w:r>
+      <w:r>
+        <w:rPr>
+          <w:rFonts w:ascii="Times New Roman" w:hAnsi="Times New Roman" w:cs="Times New Roman"/>
+          <w:color w:val="17E632"/>
+          <w:kern w:val="0"/>
+          <w:szCs w:val="21"/>
+        </w:rPr>
+        <w:t xml:space="preserve"> 'core.' </w:t>
+      </w:r>
+      <w:r>
+        <w:rPr>
+          <w:rFonts w:ascii="Times New Roman" w:hAnsi="Times New Roman" w:cs="Times New Roman"/>
+          <w:color w:val="17E632"/>
+          <w:kern w:val="0"/>
+          <w:szCs w:val="21"/>
+        </w:rPr>
+        <w:t>开头的文件都屏蔽</w:t>
+      </w:r>
+    </w:p>
+    <w:p>
+      <w:pPr>
+        <w:widowControl/>
+        <w:shd w:val="clear" w:color="auto" w:fill="272822"/>
+        <w:spacing w:line="360" w:lineRule="auto"/>
+        <w:jc w:val="left"/>
+        <w:rPr>
+          <w:rFonts w:ascii="Times New Roman" w:hAnsi="Times New Roman" w:cs="Times New Roman"/>
+          <w:color w:val="F8F8F2"/>
+          <w:kern w:val="0"/>
+          <w:szCs w:val="21"/>
+        </w:rPr>
+      </w:pPr>
+      <w:r>
+        <w:rPr>
+          <w:rFonts w:ascii="Times New Roman" w:hAnsi="Times New Roman" w:cs="Times New Roman"/>
+          <w:color w:val="F92672"/>
+          <w:kern w:val="0"/>
+          <w:szCs w:val="21"/>
+        </w:rPr>
+        <w:t>/</w:t>
+      </w:r>
+      <w:r>
+        <w:rPr>
+          <w:rFonts w:ascii="Times New Roman" w:hAnsi="Times New Roman" w:cs="Times New Roman"/>
+          <w:color w:val="F8F8F2"/>
+          <w:kern w:val="0"/>
+          <w:szCs w:val="21"/>
+        </w:rPr>
+        <w:t xml:space="preserve">log.log               </w:t>
+      </w:r>
+      <w:r>
+        <w:rPr>
+          <w:rFonts w:ascii="Times New Roman" w:hAnsi="Times New Roman" w:cs="Times New Roman"/>
+          <w:color w:val="17E632"/>
+          <w:kern w:val="0"/>
+          <w:szCs w:val="21"/>
+        </w:rPr>
+        <w:t xml:space="preserve"># </w:t>
+      </w:r>
+      <w:r>
+        <w:rPr>
+          <w:rFonts w:ascii="Times New Roman" w:hAnsi="Times New Roman" w:cs="Times New Roman"/>
+          <w:color w:val="17E632"/>
+          <w:kern w:val="0"/>
+          <w:szCs w:val="21"/>
+        </w:rPr>
+        <w:t>只屏蔽仓库根目录下的</w:t>
+      </w:r>
+      <w:r>
+        <w:rPr>
+          <w:rFonts w:ascii="Times New Roman" w:hAnsi="Times New Roman" w:cs="Times New Roman"/>
+          <w:color w:val="17E632"/>
+          <w:kern w:val="0"/>
+          <w:szCs w:val="21"/>
+        </w:rPr>
+        <w:t xml:space="preserve"> log.log </w:t>
+      </w:r>
+      <w:r>
+        <w:rPr>
+          <w:rFonts w:ascii="Times New Roman" w:hAnsi="Times New Roman" w:cs="Times New Roman"/>
+          <w:color w:val="17E632"/>
+          <w:kern w:val="0"/>
+          <w:szCs w:val="21"/>
+        </w:rPr>
+        <w:t>文件，其他目录中的不屏蔽</w:t>
+      </w:r>
+    </w:p>
+    <w:p>
+      <w:pPr>
+        <w:widowControl/>
+        <w:shd w:val="clear" w:color="auto" w:fill="272822"/>
+        <w:spacing w:line="360" w:lineRule="auto"/>
+        <w:jc w:val="left"/>
+        <w:rPr>
+          <w:rFonts w:ascii="Times New Roman" w:hAnsi="Times New Roman" w:cs="Times New Roman"/>
+          <w:color w:val="F8F8F2"/>
+          <w:kern w:val="0"/>
+          <w:szCs w:val="21"/>
+        </w:rPr>
+      </w:pPr>
+      <w:r>
+        <w:rPr>
+          <w:rFonts w:ascii="Times New Roman" w:hAnsi="Times New Roman" w:cs="Times New Roman"/>
+          <w:color w:val="F8F8F2"/>
+          <w:kern w:val="0"/>
+          <w:szCs w:val="21"/>
+        </w:rPr>
+        <w:t xml:space="preserve">readme.md       </w:t>
+      </w:r>
+      <w:r>
+        <w:rPr>
+          <w:rFonts w:ascii="Times New Roman" w:hAnsi="Times New Roman" w:cs="Times New Roman"/>
+          <w:color w:val="17E632"/>
+          <w:kern w:val="0"/>
+          <w:szCs w:val="21"/>
+        </w:rPr>
+        <w:t xml:space="preserve"># </w:t>
+      </w:r>
+      <w:r>
+        <w:rPr>
+          <w:rFonts w:ascii="Times New Roman" w:hAnsi="Times New Roman" w:cs="Times New Roman"/>
+          <w:color w:val="17E632"/>
+          <w:kern w:val="0"/>
+          <w:szCs w:val="21"/>
+        </w:rPr>
+        <w:t>屏蔽仓库中所有名为</w:t>
+      </w:r>
+      <w:r>
+        <w:rPr>
+          <w:rFonts w:ascii="Times New Roman" w:hAnsi="Times New Roman" w:cs="Times New Roman"/>
+          <w:color w:val="17E632"/>
+          <w:kern w:val="0"/>
+          <w:szCs w:val="21"/>
+        </w:rPr>
+        <w:t xml:space="preserve"> readme.md </w:t>
+      </w:r>
+      <w:r>
+        <w:rPr>
+          <w:rFonts w:ascii="Times New Roman" w:hAnsi="Times New Roman" w:cs="Times New Roman"/>
+          <w:color w:val="17E632"/>
+          <w:kern w:val="0"/>
+          <w:szCs w:val="21"/>
+        </w:rPr>
+        <w:t>的文件</w:t>
+      </w:r>
+    </w:p>
+    <w:p>
+      <w:pPr>
+        <w:widowControl/>
+        <w:shd w:val="clear" w:color="auto" w:fill="272822"/>
+        <w:spacing w:line="360" w:lineRule="auto"/>
+        <w:jc w:val="left"/>
+        <w:rPr>
+          <w:rFonts w:ascii="Times New Roman" w:hAnsi="Times New Roman" w:cs="Times New Roman"/>
+          <w:color w:val="17E632"/>
+          <w:kern w:val="0"/>
+          <w:szCs w:val="21"/>
+        </w:rPr>
+      </w:pPr>
+      <w:r>
+        <w:rPr>
+          <w:rFonts w:ascii="Times New Roman" w:hAnsi="Times New Roman" w:cs="Times New Roman"/>
+          <w:color w:val="F8F8F2"/>
+          <w:kern w:val="0"/>
+          <w:szCs w:val="21"/>
+        </w:rPr>
+        <w:t>!</w:t>
+      </w:r>
+      <w:r>
+        <w:rPr>
+          <w:rFonts w:ascii="Times New Roman" w:hAnsi="Times New Roman" w:cs="Times New Roman"/>
+          <w:color w:val="F92672"/>
+          <w:kern w:val="0"/>
+          <w:szCs w:val="21"/>
+        </w:rPr>
+        <w:t>/</w:t>
+      </w:r>
+      <w:r>
+        <w:rPr>
+          <w:rFonts w:ascii="Times New Roman" w:hAnsi="Times New Roman" w:cs="Times New Roman"/>
+          <w:color w:val="F8F8F2"/>
+          <w:kern w:val="0"/>
+          <w:szCs w:val="21"/>
+        </w:rPr>
+        <w:t xml:space="preserve">readme.md     </w:t>
+      </w:r>
+      <w:r>
+        <w:rPr>
+          <w:rFonts w:ascii="Times New Roman" w:hAnsi="Times New Roman" w:cs="Times New Roman"/>
+          <w:color w:val="17E632"/>
+          <w:kern w:val="0"/>
+          <w:szCs w:val="21"/>
+        </w:rPr>
+        <w:t xml:space="preserve"># </w:t>
+      </w:r>
+      <w:r>
+        <w:rPr>
+          <w:rFonts w:ascii="Times New Roman" w:hAnsi="Times New Roman" w:cs="Times New Roman"/>
+          <w:color w:val="17E632"/>
+          <w:kern w:val="0"/>
+          <w:szCs w:val="21"/>
+        </w:rPr>
+        <w:t>在上一条屏蔽规则的条件下，不屏蔽仓库根目录下的</w:t>
+      </w:r>
+      <w:r>
+        <w:rPr>
+          <w:rFonts w:ascii="Times New Roman" w:hAnsi="Times New Roman" w:cs="Times New Roman"/>
+          <w:color w:val="17E632"/>
+          <w:kern w:val="0"/>
+          <w:szCs w:val="21"/>
+        </w:rPr>
+        <w:t xml:space="preserve"> readme.md </w:t>
+      </w:r>
+      <w:r>
+        <w:rPr>
+          <w:rFonts w:ascii="Times New Roman" w:hAnsi="Times New Roman" w:cs="Times New Roman"/>
+          <w:color w:val="17E632"/>
+          <w:kern w:val="0"/>
+          <w:szCs w:val="21"/>
+        </w:rPr>
+        <w:t>文件</w:t>
+      </w:r>
+    </w:p>
+    <w:p>
+      <w:pPr>
+        <w:widowControl/>
+        <w:shd w:val="clear" w:color="auto" w:fill="272822"/>
+        <w:spacing w:line="360" w:lineRule="auto"/>
+        <w:jc w:val="left"/>
+        <w:rPr>
+          <w:rFonts w:ascii="Times New Roman" w:hAnsi="Times New Roman" w:cs="Times New Roman"/>
+          <w:color w:val="F8F8F2"/>
+          <w:kern w:val="0"/>
+          <w:szCs w:val="21"/>
+        </w:rPr>
+      </w:pPr>
+      <w:r>
+        <w:rPr>
+          <w:rFonts w:ascii="Times New Roman" w:hAnsi="Times New Roman" w:cs="Times New Roman"/>
+          <w:color w:val="F8F8F2"/>
+          <w:kern w:val="0"/>
+          <w:szCs w:val="21"/>
+        </w:rPr>
+        <w:t>tools</w:t>
+      </w:r>
+      <w:r>
+        <w:rPr>
+          <w:rFonts w:ascii="Times New Roman" w:hAnsi="Times New Roman" w:cs="Times New Roman"/>
+          <w:color w:val="F92672"/>
+          <w:kern w:val="0"/>
+          <w:szCs w:val="21"/>
+        </w:rPr>
+        <w:t>/</w:t>
+      </w:r>
+      <w:r>
+        <w:rPr>
+          <w:rFonts w:ascii="Times New Roman" w:hAnsi="Times New Roman" w:cs="Times New Roman"/>
+          <w:color w:val="F8F8F2"/>
+          <w:kern w:val="0"/>
+          <w:szCs w:val="21"/>
+        </w:rPr>
+        <w:t xml:space="preserve">                </w:t>
+      </w:r>
+      <w:r>
+        <w:rPr>
+          <w:rFonts w:ascii="Times New Roman" w:hAnsi="Times New Roman" w:cs="Times New Roman"/>
+          <w:color w:val="17E632"/>
+          <w:kern w:val="0"/>
+          <w:szCs w:val="21"/>
+        </w:rPr>
+        <w:t xml:space="preserve"># </w:t>
+      </w:r>
+      <w:r>
+        <w:rPr>
+          <w:rFonts w:ascii="Times New Roman" w:hAnsi="Times New Roman" w:cs="Times New Roman"/>
+          <w:color w:val="17E632"/>
+          <w:kern w:val="0"/>
+          <w:szCs w:val="21"/>
+        </w:rPr>
+        <w:t>屏蔽目录</w:t>
+      </w:r>
+      <w:r>
+        <w:rPr>
+          <w:rFonts w:ascii="Times New Roman" w:hAnsi="Times New Roman" w:cs="Times New Roman"/>
+          <w:color w:val="17E632"/>
+          <w:kern w:val="0"/>
+          <w:szCs w:val="21"/>
+        </w:rPr>
+        <w:t xml:space="preserve"> tools</w:t>
+      </w:r>
+      <w:r>
+        <w:rPr>
+          <w:rFonts w:ascii="Times New Roman" w:hAnsi="Times New Roman" w:cs="Times New Roman"/>
+          <w:color w:val="17E632"/>
+          <w:kern w:val="0"/>
+          <w:szCs w:val="21"/>
+        </w:rPr>
+        <w:t>及其下所有文件子目录，等价于</w:t>
+      </w:r>
+      <w:r>
+        <w:rPr>
+          <w:rFonts w:ascii="Times New Roman" w:hAnsi="Times New Roman" w:cs="Times New Roman"/>
+          <w:color w:val="17E632"/>
+          <w:kern w:val="0"/>
+          <w:szCs w:val="21"/>
+        </w:rPr>
+        <w:t>tools</w:t>
+      </w:r>
+      <w:r>
+        <w:rPr>
+          <w:rFonts w:ascii="Times New Roman" w:hAnsi="Times New Roman" w:cs="Times New Roman"/>
+          <w:color w:val="17E632"/>
+          <w:kern w:val="0"/>
+          <w:szCs w:val="21"/>
+        </w:rPr>
+        <w:t>，等价于</w:t>
+      </w:r>
+      <w:r>
+        <w:rPr>
+          <w:rFonts w:ascii="Times New Roman" w:hAnsi="Times New Roman" w:cs="Times New Roman"/>
+          <w:color w:val="17E632"/>
+          <w:kern w:val="0"/>
+          <w:szCs w:val="21"/>
+        </w:rPr>
+        <w:t>tools/*</w:t>
+      </w:r>
+    </w:p>
+    <w:p>
+      <w:pPr>
+        <w:widowControl/>
+        <w:shd w:val="clear" w:color="auto" w:fill="272822"/>
+        <w:spacing w:line="360" w:lineRule="auto"/>
+        <w:jc w:val="left"/>
+        <w:rPr>
+          <w:rFonts w:ascii="Times New Roman" w:hAnsi="Times New Roman" w:cs="Times New Roman"/>
+          <w:color w:val="F8F8F2"/>
+          <w:kern w:val="0"/>
+          <w:szCs w:val="21"/>
+        </w:rPr>
+      </w:pPr>
+      <w:r>
+        <w:rPr>
+          <w:rFonts w:ascii="Times New Roman" w:hAnsi="Times New Roman" w:cs="Times New Roman"/>
+          <w:color w:val="17E632"/>
+          <w:kern w:val="0"/>
+          <w:szCs w:val="21"/>
+        </w:rPr>
+        <w:t>#</w:t>
+      </w:r>
+      <w:r>
+        <w:rPr>
+          <w:rFonts w:ascii="Times New Roman" w:hAnsi="Times New Roman" w:cs="Times New Roman"/>
+          <w:color w:val="17E632"/>
+          <w:kern w:val="0"/>
+          <w:szCs w:val="21"/>
+        </w:rPr>
+        <w:t>想忽略某个文件夹，但又不想忽略这个文件夹下的某个子目录</w:t>
+      </w:r>
+    </w:p>
+    <w:p>
+      <w:pPr>
+        <w:widowControl/>
+        <w:shd w:val="clear" w:color="auto" w:fill="272822"/>
+        <w:spacing w:line="360" w:lineRule="auto"/>
+        <w:jc w:val="left"/>
+        <w:rPr>
+          <w:rFonts w:ascii="Times New Roman" w:hAnsi="Times New Roman" w:cs="Times New Roman"/>
+          <w:color w:val="F8F8F2"/>
+          <w:kern w:val="0"/>
+          <w:szCs w:val="21"/>
+        </w:rPr>
+      </w:pPr>
+      <w:r>
+        <w:rPr>
+          <w:rFonts w:ascii="Times New Roman" w:hAnsi="Times New Roman" w:cs="Times New Roman"/>
+          <w:color w:val="F8F8F2"/>
+          <w:kern w:val="0"/>
+          <w:szCs w:val="21"/>
+        </w:rPr>
+        <w:t>nums</w:t>
+      </w:r>
+      <w:r>
+        <w:rPr>
+          <w:rFonts w:ascii="Times New Roman" w:hAnsi="Times New Roman" w:cs="Times New Roman"/>
+          <w:color w:val="F92672"/>
+          <w:kern w:val="0"/>
+          <w:szCs w:val="21"/>
+        </w:rPr>
+        <w:t>/*</w:t>
+      </w:r>
+    </w:p>
+    <w:p>
+      <w:pPr>
+        <w:widowControl/>
+        <w:shd w:val="clear" w:color="auto" w:fill="272822"/>
+        <w:spacing w:line="360" w:lineRule="auto"/>
+        <w:jc w:val="left"/>
+        <w:rPr>
+          <w:rFonts w:ascii="Times New Roman" w:hAnsi="Times New Roman" w:cs="Times New Roman"/>
+          <w:color w:val="F8F8F2"/>
+          <w:kern w:val="0"/>
+          <w:szCs w:val="21"/>
+        </w:rPr>
+      </w:pPr>
+      <w:r>
+        <w:rPr>
+          <w:rFonts w:ascii="Times New Roman" w:hAnsi="Times New Roman" w:cs="Times New Roman"/>
+          <w:color w:val="F8F8F2"/>
+          <w:kern w:val="0"/>
+          <w:szCs w:val="21"/>
+        </w:rPr>
+        <w:t>!</w:t>
+      </w:r>
+      <w:r>
+        <w:rPr>
+          <w:rFonts w:ascii="Times New Roman" w:hAnsi="Times New Roman" w:cs="Times New Roman"/>
+          <w:color w:val="F92672"/>
+          <w:kern w:val="0"/>
+          <w:szCs w:val="21"/>
+        </w:rPr>
+        <w:t>/</w:t>
+      </w:r>
+      <w:r>
+        <w:rPr>
+          <w:rFonts w:ascii="Times New Roman" w:hAnsi="Times New Roman" w:cs="Times New Roman"/>
+          <w:color w:val="F8F8F2"/>
+          <w:kern w:val="0"/>
+          <w:szCs w:val="21"/>
+        </w:rPr>
+        <w:t>nums</w:t>
+      </w:r>
+      <w:r>
+        <w:rPr>
+          <w:rFonts w:ascii="Times New Roman" w:hAnsi="Times New Roman" w:cs="Times New Roman"/>
+          <w:color w:val="F92672"/>
+          <w:kern w:val="0"/>
+          <w:szCs w:val="21"/>
+        </w:rPr>
+        <w:t>/</w:t>
+      </w:r>
+      <w:r>
+        <w:rPr>
+          <w:rFonts w:ascii="Times New Roman" w:hAnsi="Times New Roman" w:cs="Times New Roman"/>
+          <w:color w:val="AE81FF"/>
+          <w:kern w:val="0"/>
+          <w:szCs w:val="21"/>
+        </w:rPr>
+        <w:t>1</w:t>
+      </w:r>
+      <w:r>
+        <w:rPr>
+          <w:rFonts w:ascii="Times New Roman" w:hAnsi="Times New Roman" w:cs="Times New Roman"/>
+          <w:color w:val="F92672"/>
+          <w:kern w:val="0"/>
+          <w:szCs w:val="21"/>
+        </w:rPr>
+        <w:t>/</w:t>
+      </w:r>
+    </w:p>
+    <w:p>
+      <w:pPr>
+        <w:widowControl/>
+        <w:shd w:val="clear" w:color="auto" w:fill="272822"/>
+        <w:spacing w:line="360" w:lineRule="auto"/>
+        <w:jc w:val="left"/>
+        <w:rPr>
+          <w:rFonts w:ascii="Times New Roman" w:hAnsi="Times New Roman" w:cs="Times New Roman"/>
+          <w:color w:val="F8F8F2"/>
+          <w:kern w:val="0"/>
+          <w:szCs w:val="21"/>
+        </w:rPr>
+      </w:pPr>
+      <w:r>
+        <w:rPr>
+          <w:rFonts w:ascii="Times New Roman" w:hAnsi="Times New Roman" w:cs="Times New Roman"/>
+          <w:color w:val="17E632"/>
+          <w:kern w:val="0"/>
+          <w:szCs w:val="21"/>
+        </w:rPr>
+        <w:t>#</w:t>
+      </w:r>
+      <w:r>
+        <w:rPr>
+          <w:rFonts w:ascii="Times New Roman" w:hAnsi="Times New Roman" w:cs="Times New Roman"/>
+          <w:color w:val="17E632"/>
+          <w:kern w:val="0"/>
+          <w:szCs w:val="21"/>
+        </w:rPr>
+        <w:t>想忽略某个文件夹，但又不想忽略这个文件夹下的某个文件</w:t>
+      </w:r>
+    </w:p>
+    <w:p>
+      <w:pPr>
+        <w:widowControl/>
+        <w:shd w:val="clear" w:color="auto" w:fill="272822"/>
+        <w:spacing w:line="360" w:lineRule="auto"/>
+        <w:jc w:val="left"/>
+        <w:rPr>
+          <w:rFonts w:ascii="Times New Roman" w:hAnsi="Times New Roman" w:cs="Times New Roman"/>
+          <w:color w:val="F8F8F2"/>
+          <w:kern w:val="0"/>
+          <w:szCs w:val="21"/>
+        </w:rPr>
+      </w:pPr>
+      <w:r>
+        <w:rPr>
+          <w:rFonts w:ascii="Times New Roman" w:hAnsi="Times New Roman" w:cs="Times New Roman"/>
+          <w:color w:val="F8F8F2"/>
+          <w:kern w:val="0"/>
+          <w:szCs w:val="21"/>
+        </w:rPr>
+        <w:t>good</w:t>
+      </w:r>
+      <w:r>
+        <w:rPr>
+          <w:rFonts w:ascii="Times New Roman" w:hAnsi="Times New Roman" w:cs="Times New Roman"/>
+          <w:color w:val="F92672"/>
+          <w:kern w:val="0"/>
+          <w:szCs w:val="21"/>
+        </w:rPr>
+        <w:t>/*</w:t>
+      </w:r>
+    </w:p>
+    <w:p>
+      <w:pPr>
+        <w:widowControl/>
+        <w:shd w:val="clear" w:color="auto" w:fill="272822"/>
+        <w:spacing w:line="360" w:lineRule="auto"/>
+        <w:jc w:val="left"/>
+        <w:rPr>
+          <w:rFonts w:ascii="Times New Roman" w:hAnsi="Times New Roman" w:cs="Times New Roman"/>
+          <w:color w:val="F8F8F2"/>
+          <w:kern w:val="0"/>
+          <w:szCs w:val="21"/>
+        </w:rPr>
+      </w:pPr>
+      <w:r>
+        <w:rPr>
+          <w:rFonts w:ascii="Times New Roman" w:hAnsi="Times New Roman" w:cs="Times New Roman"/>
+          <w:color w:val="F8F8F0"/>
+          <w:kern w:val="0"/>
+          <w:szCs w:val="21"/>
+        </w:rPr>
+        <w:t>!</w:t>
+      </w:r>
+      <w:r>
+        <w:rPr>
+          <w:rFonts w:ascii="Times New Roman" w:hAnsi="Times New Roman" w:cs="Times New Roman"/>
+          <w:color w:val="F8F8F2"/>
+          <w:kern w:val="0"/>
+          <w:szCs w:val="21"/>
+        </w:rPr>
+        <w:t>good</w:t>
+      </w:r>
+      <w:r>
+        <w:rPr>
+          <w:rFonts w:ascii="Times New Roman" w:hAnsi="Times New Roman" w:cs="Times New Roman"/>
+          <w:color w:val="F92672"/>
+          <w:kern w:val="0"/>
+          <w:szCs w:val="21"/>
+        </w:rPr>
+        <w:t>/*</w:t>
+      </w:r>
+      <w:r>
+        <w:rPr>
+          <w:rFonts w:ascii="Times New Roman" w:hAnsi="Times New Roman" w:cs="Times New Roman"/>
+          <w:color w:val="F8F8F2"/>
+          <w:kern w:val="0"/>
+          <w:szCs w:val="21"/>
+        </w:rPr>
+        <w:t>txt</w:t>
+      </w:r>
+      <w:bookmarkStart w:id="0" w:name="_GoBack"/>
+      <w:bookmarkEnd w:id="0"/>
+    </w:p>
+    <w:p>
+      <w:pPr>
+        <w:pStyle w:val="a5"/>
+        <w:shd w:val="clear" w:color="auto" w:fill="FFFFFF"/>
+        <w:spacing w:before="0" w:beforeAutospacing="0" w:after="0" w:afterAutospacing="0"/>
+        <w:rPr>
+          <w:rFonts w:ascii="Times New Roman" w:eastAsiaTheme="minorEastAsia" w:hAnsi="Times New Roman" w:cs="Times New Roman" w:hint="eastAsia"/>
+          <w:color w:val="333333"/>
+          <w:sz w:val="23"/>
+          <w:szCs w:val="23"/>
+        </w:rPr>
+      </w:pPr>
+    </w:p>
     <w:sectPr>
       <w:pgSz w:w="12240" w:h="15840"/>
       <w:pgMar w:top="1440" w:right="1800" w:bottom="1440" w:left="1800" w:header="720" w:footer="720" w:gutter="0"/>
@@ -35231,122 +38415,9 @@
     </w:lvl>
   </w:abstractNum>
   <w:abstractNum w:abstractNumId="5" w15:restartNumberingAfterBreak="0">
-    <w:nsid w:val="26816715"/>
-    <w:multiLevelType w:val="hybridMultilevel"/>
-    <w:tmpl w:val="A5F09788"/>
-    <w:lvl w:ilvl="0" w:tplc="04090001">
-      <w:start w:val="1"/>
-      <w:numFmt w:val="bullet"/>
-      <w:lvlText w:val=""/>
-      <w:lvlJc w:val="left"/>
-      <w:pPr>
-        <w:ind w:left="420" w:hanging="420"/>
-      </w:pPr>
-      <w:rPr>
-        <w:rFonts w:ascii="Wingdings" w:hAnsi="Wingdings" w:hint="default"/>
-      </w:rPr>
-    </w:lvl>
-    <w:lvl w:ilvl="1" w:tplc="04090003" w:tentative="1">
-      <w:start w:val="1"/>
-      <w:numFmt w:val="bullet"/>
-      <w:lvlText w:val=""/>
-      <w:lvlJc w:val="left"/>
-      <w:pPr>
-        <w:ind w:left="840" w:hanging="420"/>
-      </w:pPr>
-      <w:rPr>
-        <w:rFonts w:ascii="Wingdings" w:hAnsi="Wingdings" w:hint="default"/>
-      </w:rPr>
-    </w:lvl>
-    <w:lvl w:ilvl="2" w:tplc="04090005" w:tentative="1">
-      <w:start w:val="1"/>
-      <w:numFmt w:val="bullet"/>
-      <w:lvlText w:val=""/>
-      <w:lvlJc w:val="left"/>
-      <w:pPr>
-        <w:ind w:left="1260" w:hanging="420"/>
-      </w:pPr>
-      <w:rPr>
-        <w:rFonts w:ascii="Wingdings" w:hAnsi="Wingdings" w:hint="default"/>
-      </w:rPr>
-    </w:lvl>
-    <w:lvl w:ilvl="3" w:tplc="04090001" w:tentative="1">
-      <w:start w:val="1"/>
-      <w:numFmt w:val="bullet"/>
-      <w:lvlText w:val=""/>
-      <w:lvlJc w:val="left"/>
-      <w:pPr>
-        <w:ind w:left="1680" w:hanging="420"/>
-      </w:pPr>
-      <w:rPr>
-        <w:rFonts w:ascii="Wingdings" w:hAnsi="Wingdings" w:hint="default"/>
-      </w:rPr>
-    </w:lvl>
-    <w:lvl w:ilvl="4" w:tplc="04090003" w:tentative="1">
-      <w:start w:val="1"/>
-      <w:numFmt w:val="bullet"/>
-      <w:lvlText w:val=""/>
-      <w:lvlJc w:val="left"/>
-      <w:pPr>
-        <w:ind w:left="2100" w:hanging="420"/>
-      </w:pPr>
-      <w:rPr>
-        <w:rFonts w:ascii="Wingdings" w:hAnsi="Wingdings" w:hint="default"/>
-      </w:rPr>
-    </w:lvl>
-    <w:lvl w:ilvl="5" w:tplc="04090005" w:tentative="1">
-      <w:start w:val="1"/>
-      <w:numFmt w:val="bullet"/>
-      <w:lvlText w:val=""/>
-      <w:lvlJc w:val="left"/>
-      <w:pPr>
-        <w:ind w:left="2520" w:hanging="420"/>
-      </w:pPr>
-      <w:rPr>
-        <w:rFonts w:ascii="Wingdings" w:hAnsi="Wingdings" w:hint="default"/>
-      </w:rPr>
-    </w:lvl>
-    <w:lvl w:ilvl="6" w:tplc="04090001" w:tentative="1">
-      <w:start w:val="1"/>
-      <w:numFmt w:val="bullet"/>
-      <w:lvlText w:val=""/>
-      <w:lvlJc w:val="left"/>
-      <w:pPr>
-        <w:ind w:left="2940" w:hanging="420"/>
-      </w:pPr>
-      <w:rPr>
-        <w:rFonts w:ascii="Wingdings" w:hAnsi="Wingdings" w:hint="default"/>
-      </w:rPr>
-    </w:lvl>
-    <w:lvl w:ilvl="7" w:tplc="04090003" w:tentative="1">
-      <w:start w:val="1"/>
-      <w:numFmt w:val="bullet"/>
-      <w:lvlText w:val=""/>
-      <w:lvlJc w:val="left"/>
-      <w:pPr>
-        <w:ind w:left="3360" w:hanging="420"/>
-      </w:pPr>
-      <w:rPr>
-        <w:rFonts w:ascii="Wingdings" w:hAnsi="Wingdings" w:hint="default"/>
-      </w:rPr>
-    </w:lvl>
-    <w:lvl w:ilvl="8" w:tplc="04090005" w:tentative="1">
-      <w:start w:val="1"/>
-      <w:numFmt w:val="bullet"/>
-      <w:lvlText w:val=""/>
-      <w:lvlJc w:val="left"/>
-      <w:pPr>
-        <w:ind w:left="3780" w:hanging="420"/>
-      </w:pPr>
-      <w:rPr>
-        <w:rFonts w:ascii="Wingdings" w:hAnsi="Wingdings" w:hint="default"/>
-      </w:rPr>
-    </w:lvl>
-  </w:abstractNum>
-  <w:abstractNum w:abstractNumId="6" w15:restartNumberingAfterBreak="0">
-    <w:nsid w:val="26C92F02"/>
+    <w:nsid w:val="19B433FD"/>
     <w:multiLevelType w:val="multilevel"/>
-    <w:tmpl w:val="12A482A4"/>
+    <w:tmpl w:val="8232473C"/>
     <w:lvl w:ilvl="0">
       <w:start w:val="1"/>
       <w:numFmt w:val="bullet"/>
@@ -35492,10 +38563,123 @@
       </w:rPr>
     </w:lvl>
   </w:abstractNum>
+  <w:abstractNum w:abstractNumId="6" w15:restartNumberingAfterBreak="0">
+    <w:nsid w:val="26816715"/>
+    <w:multiLevelType w:val="hybridMultilevel"/>
+    <w:tmpl w:val="A5F09788"/>
+    <w:lvl w:ilvl="0" w:tplc="04090001">
+      <w:start w:val="1"/>
+      <w:numFmt w:val="bullet"/>
+      <w:lvlText w:val=""/>
+      <w:lvlJc w:val="left"/>
+      <w:pPr>
+        <w:ind w:left="420" w:hanging="420"/>
+      </w:pPr>
+      <w:rPr>
+        <w:rFonts w:ascii="Wingdings" w:hAnsi="Wingdings" w:hint="default"/>
+      </w:rPr>
+    </w:lvl>
+    <w:lvl w:ilvl="1" w:tplc="04090003" w:tentative="1">
+      <w:start w:val="1"/>
+      <w:numFmt w:val="bullet"/>
+      <w:lvlText w:val=""/>
+      <w:lvlJc w:val="left"/>
+      <w:pPr>
+        <w:ind w:left="840" w:hanging="420"/>
+      </w:pPr>
+      <w:rPr>
+        <w:rFonts w:ascii="Wingdings" w:hAnsi="Wingdings" w:hint="default"/>
+      </w:rPr>
+    </w:lvl>
+    <w:lvl w:ilvl="2" w:tplc="04090005" w:tentative="1">
+      <w:start w:val="1"/>
+      <w:numFmt w:val="bullet"/>
+      <w:lvlText w:val=""/>
+      <w:lvlJc w:val="left"/>
+      <w:pPr>
+        <w:ind w:left="1260" w:hanging="420"/>
+      </w:pPr>
+      <w:rPr>
+        <w:rFonts w:ascii="Wingdings" w:hAnsi="Wingdings" w:hint="default"/>
+      </w:rPr>
+    </w:lvl>
+    <w:lvl w:ilvl="3" w:tplc="04090001" w:tentative="1">
+      <w:start w:val="1"/>
+      <w:numFmt w:val="bullet"/>
+      <w:lvlText w:val=""/>
+      <w:lvlJc w:val="left"/>
+      <w:pPr>
+        <w:ind w:left="1680" w:hanging="420"/>
+      </w:pPr>
+      <w:rPr>
+        <w:rFonts w:ascii="Wingdings" w:hAnsi="Wingdings" w:hint="default"/>
+      </w:rPr>
+    </w:lvl>
+    <w:lvl w:ilvl="4" w:tplc="04090003" w:tentative="1">
+      <w:start w:val="1"/>
+      <w:numFmt w:val="bullet"/>
+      <w:lvlText w:val=""/>
+      <w:lvlJc w:val="left"/>
+      <w:pPr>
+        <w:ind w:left="2100" w:hanging="420"/>
+      </w:pPr>
+      <w:rPr>
+        <w:rFonts w:ascii="Wingdings" w:hAnsi="Wingdings" w:hint="default"/>
+      </w:rPr>
+    </w:lvl>
+    <w:lvl w:ilvl="5" w:tplc="04090005" w:tentative="1">
+      <w:start w:val="1"/>
+      <w:numFmt w:val="bullet"/>
+      <w:lvlText w:val=""/>
+      <w:lvlJc w:val="left"/>
+      <w:pPr>
+        <w:ind w:left="2520" w:hanging="420"/>
+      </w:pPr>
+      <w:rPr>
+        <w:rFonts w:ascii="Wingdings" w:hAnsi="Wingdings" w:hint="default"/>
+      </w:rPr>
+    </w:lvl>
+    <w:lvl w:ilvl="6" w:tplc="04090001" w:tentative="1">
+      <w:start w:val="1"/>
+      <w:numFmt w:val="bullet"/>
+      <w:lvlText w:val=""/>
+      <w:lvlJc w:val="left"/>
+      <w:pPr>
+        <w:ind w:left="2940" w:hanging="420"/>
+      </w:pPr>
+      <w:rPr>
+        <w:rFonts w:ascii="Wingdings" w:hAnsi="Wingdings" w:hint="default"/>
+      </w:rPr>
+    </w:lvl>
+    <w:lvl w:ilvl="7" w:tplc="04090003" w:tentative="1">
+      <w:start w:val="1"/>
+      <w:numFmt w:val="bullet"/>
+      <w:lvlText w:val=""/>
+      <w:lvlJc w:val="left"/>
+      <w:pPr>
+        <w:ind w:left="3360" w:hanging="420"/>
+      </w:pPr>
+      <w:rPr>
+        <w:rFonts w:ascii="Wingdings" w:hAnsi="Wingdings" w:hint="default"/>
+      </w:rPr>
+    </w:lvl>
+    <w:lvl w:ilvl="8" w:tplc="04090005" w:tentative="1">
+      <w:start w:val="1"/>
+      <w:numFmt w:val="bullet"/>
+      <w:lvlText w:val=""/>
+      <w:lvlJc w:val="left"/>
+      <w:pPr>
+        <w:ind w:left="3780" w:hanging="420"/>
+      </w:pPr>
+      <w:rPr>
+        <w:rFonts w:ascii="Wingdings" w:hAnsi="Wingdings" w:hint="default"/>
+      </w:rPr>
+    </w:lvl>
+  </w:abstractNum>
   <w:abstractNum w:abstractNumId="7" w15:restartNumberingAfterBreak="0">
-    <w:nsid w:val="32AB0398"/>
+    <w:nsid w:val="26C92F02"/>
     <w:multiLevelType w:val="multilevel"/>
-    <w:tmpl w:val="1336741C"/>
+    <w:tmpl w:val="12A482A4"/>
     <w:lvl w:ilvl="0">
       <w:start w:val="1"/>
       <w:numFmt w:val="bullet"/>
@@ -35642,9 +38826,9 @@
     </w:lvl>
   </w:abstractNum>
   <w:abstractNum w:abstractNumId="8" w15:restartNumberingAfterBreak="0">
-    <w:nsid w:val="32C91703"/>
+    <w:nsid w:val="2BA338CA"/>
     <w:multiLevelType w:val="hybridMultilevel"/>
-    <w:tmpl w:val="0D4ED586"/>
+    <w:tmpl w:val="BEA8E976"/>
     <w:lvl w:ilvl="0" w:tplc="04090001">
       <w:start w:val="1"/>
       <w:numFmt w:val="bullet"/>
@@ -35755,122 +38939,9 @@
     </w:lvl>
   </w:abstractNum>
   <w:abstractNum w:abstractNumId="9" w15:restartNumberingAfterBreak="0">
-    <w:nsid w:val="354D040F"/>
-    <w:multiLevelType w:val="hybridMultilevel"/>
-    <w:tmpl w:val="A334882E"/>
-    <w:lvl w:ilvl="0" w:tplc="04090001">
-      <w:start w:val="1"/>
-      <w:numFmt w:val="bullet"/>
-      <w:lvlText w:val=""/>
-      <w:lvlJc w:val="left"/>
-      <w:pPr>
-        <w:ind w:left="420" w:hanging="420"/>
-      </w:pPr>
-      <w:rPr>
-        <w:rFonts w:ascii="Wingdings" w:hAnsi="Wingdings" w:hint="default"/>
-      </w:rPr>
-    </w:lvl>
-    <w:lvl w:ilvl="1" w:tplc="04090003" w:tentative="1">
-      <w:start w:val="1"/>
-      <w:numFmt w:val="bullet"/>
-      <w:lvlText w:val=""/>
-      <w:lvlJc w:val="left"/>
-      <w:pPr>
-        <w:ind w:left="840" w:hanging="420"/>
-      </w:pPr>
-      <w:rPr>
-        <w:rFonts w:ascii="Wingdings" w:hAnsi="Wingdings" w:hint="default"/>
-      </w:rPr>
-    </w:lvl>
-    <w:lvl w:ilvl="2" w:tplc="04090005" w:tentative="1">
-      <w:start w:val="1"/>
-      <w:numFmt w:val="bullet"/>
-      <w:lvlText w:val=""/>
-      <w:lvlJc w:val="left"/>
-      <w:pPr>
-        <w:ind w:left="1260" w:hanging="420"/>
-      </w:pPr>
-      <w:rPr>
-        <w:rFonts w:ascii="Wingdings" w:hAnsi="Wingdings" w:hint="default"/>
-      </w:rPr>
-    </w:lvl>
-    <w:lvl w:ilvl="3" w:tplc="04090001" w:tentative="1">
-      <w:start w:val="1"/>
-      <w:numFmt w:val="bullet"/>
-      <w:lvlText w:val=""/>
-      <w:lvlJc w:val="left"/>
-      <w:pPr>
-        <w:ind w:left="1680" w:hanging="420"/>
-      </w:pPr>
-      <w:rPr>
-        <w:rFonts w:ascii="Wingdings" w:hAnsi="Wingdings" w:hint="default"/>
-      </w:rPr>
-    </w:lvl>
-    <w:lvl w:ilvl="4" w:tplc="04090003" w:tentative="1">
-      <w:start w:val="1"/>
-      <w:numFmt w:val="bullet"/>
-      <w:lvlText w:val=""/>
-      <w:lvlJc w:val="left"/>
-      <w:pPr>
-        <w:ind w:left="2100" w:hanging="420"/>
-      </w:pPr>
-      <w:rPr>
-        <w:rFonts w:ascii="Wingdings" w:hAnsi="Wingdings" w:hint="default"/>
-      </w:rPr>
-    </w:lvl>
-    <w:lvl w:ilvl="5" w:tplc="04090005" w:tentative="1">
-      <w:start w:val="1"/>
-      <w:numFmt w:val="bullet"/>
-      <w:lvlText w:val=""/>
-      <w:lvlJc w:val="left"/>
-      <w:pPr>
-        <w:ind w:left="2520" w:hanging="420"/>
-      </w:pPr>
-      <w:rPr>
-        <w:rFonts w:ascii="Wingdings" w:hAnsi="Wingdings" w:hint="default"/>
-      </w:rPr>
-    </w:lvl>
-    <w:lvl w:ilvl="6" w:tplc="04090001" w:tentative="1">
-      <w:start w:val="1"/>
-      <w:numFmt w:val="bullet"/>
-      <w:lvlText w:val=""/>
-      <w:lvlJc w:val="left"/>
-      <w:pPr>
-        <w:ind w:left="2940" w:hanging="420"/>
-      </w:pPr>
-      <w:rPr>
-        <w:rFonts w:ascii="Wingdings" w:hAnsi="Wingdings" w:hint="default"/>
-      </w:rPr>
-    </w:lvl>
-    <w:lvl w:ilvl="7" w:tplc="04090003" w:tentative="1">
-      <w:start w:val="1"/>
-      <w:numFmt w:val="bullet"/>
-      <w:lvlText w:val=""/>
-      <w:lvlJc w:val="left"/>
-      <w:pPr>
-        <w:ind w:left="3360" w:hanging="420"/>
-      </w:pPr>
-      <w:rPr>
-        <w:rFonts w:ascii="Wingdings" w:hAnsi="Wingdings" w:hint="default"/>
-      </w:rPr>
-    </w:lvl>
-    <w:lvl w:ilvl="8" w:tplc="04090005" w:tentative="1">
-      <w:start w:val="1"/>
-      <w:numFmt w:val="bullet"/>
-      <w:lvlText w:val=""/>
-      <w:lvlJc w:val="left"/>
-      <w:pPr>
-        <w:ind w:left="3780" w:hanging="420"/>
-      </w:pPr>
-      <w:rPr>
-        <w:rFonts w:ascii="Wingdings" w:hAnsi="Wingdings" w:hint="default"/>
-      </w:rPr>
-    </w:lvl>
-  </w:abstractNum>
-  <w:abstractNum w:abstractNumId="10" w15:restartNumberingAfterBreak="0">
-    <w:nsid w:val="3DD975A9"/>
+    <w:nsid w:val="32AB0398"/>
     <w:multiLevelType w:val="multilevel"/>
-    <w:tmpl w:val="6FCC5630"/>
+    <w:tmpl w:val="1336741C"/>
     <w:lvl w:ilvl="0">
       <w:start w:val="1"/>
       <w:numFmt w:val="bullet"/>
@@ -36016,123 +39087,10 @@
       </w:rPr>
     </w:lvl>
   </w:abstractNum>
-  <w:abstractNum w:abstractNumId="11" w15:restartNumberingAfterBreak="0">
-    <w:nsid w:val="42E0481A"/>
-    <w:multiLevelType w:val="multilevel"/>
-    <w:tmpl w:val="86D65382"/>
-    <w:lvl w:ilvl="0">
-      <w:start w:val="1"/>
-      <w:numFmt w:val="decimal"/>
-      <w:lvlText w:val="%1."/>
-      <w:lvlJc w:val="left"/>
-      <w:pPr>
-        <w:tabs>
-          <w:tab w:val="num" w:pos="720"/>
-        </w:tabs>
-        <w:ind w:left="720" w:hanging="360"/>
-      </w:pPr>
-    </w:lvl>
-    <w:lvl w:ilvl="1" w:tentative="1">
-      <w:start w:val="1"/>
-      <w:numFmt w:val="decimal"/>
-      <w:lvlText w:val="%2."/>
-      <w:lvlJc w:val="left"/>
-      <w:pPr>
-        <w:tabs>
-          <w:tab w:val="num" w:pos="1440"/>
-        </w:tabs>
-        <w:ind w:left="1440" w:hanging="360"/>
-      </w:pPr>
-    </w:lvl>
-    <w:lvl w:ilvl="2" w:tentative="1">
-      <w:start w:val="1"/>
-      <w:numFmt w:val="decimal"/>
-      <w:lvlText w:val="%3."/>
-      <w:lvlJc w:val="left"/>
-      <w:pPr>
-        <w:tabs>
-          <w:tab w:val="num" w:pos="2160"/>
-        </w:tabs>
-        <w:ind w:left="2160" w:hanging="360"/>
-      </w:pPr>
-    </w:lvl>
-    <w:lvl w:ilvl="3" w:tentative="1">
-      <w:start w:val="1"/>
-      <w:numFmt w:val="decimal"/>
-      <w:lvlText w:val="%4."/>
-      <w:lvlJc w:val="left"/>
-      <w:pPr>
-        <w:tabs>
-          <w:tab w:val="num" w:pos="2880"/>
-        </w:tabs>
-        <w:ind w:left="2880" w:hanging="360"/>
-      </w:pPr>
-    </w:lvl>
-    <w:lvl w:ilvl="4" w:tentative="1">
-      <w:start w:val="1"/>
-      <w:numFmt w:val="decimal"/>
-      <w:lvlText w:val="%5."/>
-      <w:lvlJc w:val="left"/>
-      <w:pPr>
-        <w:tabs>
-          <w:tab w:val="num" w:pos="3600"/>
-        </w:tabs>
-        <w:ind w:left="3600" w:hanging="360"/>
-      </w:pPr>
-    </w:lvl>
-    <w:lvl w:ilvl="5" w:tentative="1">
-      <w:start w:val="1"/>
-      <w:numFmt w:val="decimal"/>
-      <w:lvlText w:val="%6."/>
-      <w:lvlJc w:val="left"/>
-      <w:pPr>
-        <w:tabs>
-          <w:tab w:val="num" w:pos="4320"/>
-        </w:tabs>
-        <w:ind w:left="4320" w:hanging="360"/>
-      </w:pPr>
-    </w:lvl>
-    <w:lvl w:ilvl="6" w:tentative="1">
-      <w:start w:val="1"/>
-      <w:numFmt w:val="decimal"/>
-      <w:lvlText w:val="%7."/>
-      <w:lvlJc w:val="left"/>
-      <w:pPr>
-        <w:tabs>
-          <w:tab w:val="num" w:pos="5040"/>
-        </w:tabs>
-        <w:ind w:left="5040" w:hanging="360"/>
-      </w:pPr>
-    </w:lvl>
-    <w:lvl w:ilvl="7" w:tentative="1">
-      <w:start w:val="1"/>
-      <w:numFmt w:val="decimal"/>
-      <w:lvlText w:val="%8."/>
-      <w:lvlJc w:val="left"/>
-      <w:pPr>
-        <w:tabs>
-          <w:tab w:val="num" w:pos="5760"/>
-        </w:tabs>
-        <w:ind w:left="5760" w:hanging="360"/>
-      </w:pPr>
-    </w:lvl>
-    <w:lvl w:ilvl="8" w:tentative="1">
-      <w:start w:val="1"/>
-      <w:numFmt w:val="decimal"/>
-      <w:lvlText w:val="%9."/>
-      <w:lvlJc w:val="left"/>
-      <w:pPr>
-        <w:tabs>
-          <w:tab w:val="num" w:pos="6480"/>
-        </w:tabs>
-        <w:ind w:left="6480" w:hanging="360"/>
-      </w:pPr>
-    </w:lvl>
-  </w:abstractNum>
-  <w:abstractNum w:abstractNumId="12" w15:restartNumberingAfterBreak="0">
-    <w:nsid w:val="44C3371F"/>
+  <w:abstractNum w:abstractNumId="10" w15:restartNumberingAfterBreak="0">
+    <w:nsid w:val="32C91703"/>
     <w:multiLevelType w:val="hybridMultilevel"/>
-    <w:tmpl w:val="B378AA98"/>
+    <w:tmpl w:val="0D4ED586"/>
     <w:lvl w:ilvl="0" w:tplc="04090001">
       <w:start w:val="1"/>
       <w:numFmt w:val="bullet"/>
@@ -36242,7 +39200,495 @@
       </w:rPr>
     </w:lvl>
   </w:abstractNum>
+  <w:abstractNum w:abstractNumId="11" w15:restartNumberingAfterBreak="0">
+    <w:nsid w:val="354D040F"/>
+    <w:multiLevelType w:val="hybridMultilevel"/>
+    <w:tmpl w:val="A334882E"/>
+    <w:lvl w:ilvl="0" w:tplc="04090001">
+      <w:start w:val="1"/>
+      <w:numFmt w:val="bullet"/>
+      <w:lvlText w:val=""/>
+      <w:lvlJc w:val="left"/>
+      <w:pPr>
+        <w:ind w:left="420" w:hanging="420"/>
+      </w:pPr>
+      <w:rPr>
+        <w:rFonts w:ascii="Wingdings" w:hAnsi="Wingdings" w:hint="default"/>
+      </w:rPr>
+    </w:lvl>
+    <w:lvl w:ilvl="1" w:tplc="04090003" w:tentative="1">
+      <w:start w:val="1"/>
+      <w:numFmt w:val="bullet"/>
+      <w:lvlText w:val=""/>
+      <w:lvlJc w:val="left"/>
+      <w:pPr>
+        <w:ind w:left="840" w:hanging="420"/>
+      </w:pPr>
+      <w:rPr>
+        <w:rFonts w:ascii="Wingdings" w:hAnsi="Wingdings" w:hint="default"/>
+      </w:rPr>
+    </w:lvl>
+    <w:lvl w:ilvl="2" w:tplc="04090005" w:tentative="1">
+      <w:start w:val="1"/>
+      <w:numFmt w:val="bullet"/>
+      <w:lvlText w:val=""/>
+      <w:lvlJc w:val="left"/>
+      <w:pPr>
+        <w:ind w:left="1260" w:hanging="420"/>
+      </w:pPr>
+      <w:rPr>
+        <w:rFonts w:ascii="Wingdings" w:hAnsi="Wingdings" w:hint="default"/>
+      </w:rPr>
+    </w:lvl>
+    <w:lvl w:ilvl="3" w:tplc="04090001" w:tentative="1">
+      <w:start w:val="1"/>
+      <w:numFmt w:val="bullet"/>
+      <w:lvlText w:val=""/>
+      <w:lvlJc w:val="left"/>
+      <w:pPr>
+        <w:ind w:left="1680" w:hanging="420"/>
+      </w:pPr>
+      <w:rPr>
+        <w:rFonts w:ascii="Wingdings" w:hAnsi="Wingdings" w:hint="default"/>
+      </w:rPr>
+    </w:lvl>
+    <w:lvl w:ilvl="4" w:tplc="04090003" w:tentative="1">
+      <w:start w:val="1"/>
+      <w:numFmt w:val="bullet"/>
+      <w:lvlText w:val=""/>
+      <w:lvlJc w:val="left"/>
+      <w:pPr>
+        <w:ind w:left="2100" w:hanging="420"/>
+      </w:pPr>
+      <w:rPr>
+        <w:rFonts w:ascii="Wingdings" w:hAnsi="Wingdings" w:hint="default"/>
+      </w:rPr>
+    </w:lvl>
+    <w:lvl w:ilvl="5" w:tplc="04090005" w:tentative="1">
+      <w:start w:val="1"/>
+      <w:numFmt w:val="bullet"/>
+      <w:lvlText w:val=""/>
+      <w:lvlJc w:val="left"/>
+      <w:pPr>
+        <w:ind w:left="2520" w:hanging="420"/>
+      </w:pPr>
+      <w:rPr>
+        <w:rFonts w:ascii="Wingdings" w:hAnsi="Wingdings" w:hint="default"/>
+      </w:rPr>
+    </w:lvl>
+    <w:lvl w:ilvl="6" w:tplc="04090001" w:tentative="1">
+      <w:start w:val="1"/>
+      <w:numFmt w:val="bullet"/>
+      <w:lvlText w:val=""/>
+      <w:lvlJc w:val="left"/>
+      <w:pPr>
+        <w:ind w:left="2940" w:hanging="420"/>
+      </w:pPr>
+      <w:rPr>
+        <w:rFonts w:ascii="Wingdings" w:hAnsi="Wingdings" w:hint="default"/>
+      </w:rPr>
+    </w:lvl>
+    <w:lvl w:ilvl="7" w:tplc="04090003" w:tentative="1">
+      <w:start w:val="1"/>
+      <w:numFmt w:val="bullet"/>
+      <w:lvlText w:val=""/>
+      <w:lvlJc w:val="left"/>
+      <w:pPr>
+        <w:ind w:left="3360" w:hanging="420"/>
+      </w:pPr>
+      <w:rPr>
+        <w:rFonts w:ascii="Wingdings" w:hAnsi="Wingdings" w:hint="default"/>
+      </w:rPr>
+    </w:lvl>
+    <w:lvl w:ilvl="8" w:tplc="04090005" w:tentative="1">
+      <w:start w:val="1"/>
+      <w:numFmt w:val="bullet"/>
+      <w:lvlText w:val=""/>
+      <w:lvlJc w:val="left"/>
+      <w:pPr>
+        <w:ind w:left="3780" w:hanging="420"/>
+      </w:pPr>
+      <w:rPr>
+        <w:rFonts w:ascii="Wingdings" w:hAnsi="Wingdings" w:hint="default"/>
+      </w:rPr>
+    </w:lvl>
+  </w:abstractNum>
+  <w:abstractNum w:abstractNumId="12" w15:restartNumberingAfterBreak="0">
+    <w:nsid w:val="3DD975A9"/>
+    <w:multiLevelType w:val="multilevel"/>
+    <w:tmpl w:val="6FCC5630"/>
+    <w:lvl w:ilvl="0">
+      <w:start w:val="1"/>
+      <w:numFmt w:val="bullet"/>
+      <w:lvlText w:val=""/>
+      <w:lvlJc w:val="left"/>
+      <w:pPr>
+        <w:tabs>
+          <w:tab w:val="num" w:pos="720"/>
+        </w:tabs>
+        <w:ind w:left="720" w:hanging="360"/>
+      </w:pPr>
+      <w:rPr>
+        <w:rFonts w:ascii="Symbol" w:hAnsi="Symbol" w:hint="default"/>
+        <w:sz w:val="20"/>
+      </w:rPr>
+    </w:lvl>
+    <w:lvl w:ilvl="1" w:tentative="1">
+      <w:start w:val="1"/>
+      <w:numFmt w:val="bullet"/>
+      <w:lvlText w:val="o"/>
+      <w:lvlJc w:val="left"/>
+      <w:pPr>
+        <w:tabs>
+          <w:tab w:val="num" w:pos="1440"/>
+        </w:tabs>
+        <w:ind w:left="1440" w:hanging="360"/>
+      </w:pPr>
+      <w:rPr>
+        <w:rFonts w:ascii="Courier New" w:hAnsi="Courier New" w:hint="default"/>
+        <w:sz w:val="20"/>
+      </w:rPr>
+    </w:lvl>
+    <w:lvl w:ilvl="2" w:tentative="1">
+      <w:start w:val="1"/>
+      <w:numFmt w:val="bullet"/>
+      <w:lvlText w:val=""/>
+      <w:lvlJc w:val="left"/>
+      <w:pPr>
+        <w:tabs>
+          <w:tab w:val="num" w:pos="2160"/>
+        </w:tabs>
+        <w:ind w:left="2160" w:hanging="360"/>
+      </w:pPr>
+      <w:rPr>
+        <w:rFonts w:ascii="Wingdings" w:hAnsi="Wingdings" w:hint="default"/>
+        <w:sz w:val="20"/>
+      </w:rPr>
+    </w:lvl>
+    <w:lvl w:ilvl="3" w:tentative="1">
+      <w:start w:val="1"/>
+      <w:numFmt w:val="bullet"/>
+      <w:lvlText w:val=""/>
+      <w:lvlJc w:val="left"/>
+      <w:pPr>
+        <w:tabs>
+          <w:tab w:val="num" w:pos="2880"/>
+        </w:tabs>
+        <w:ind w:left="2880" w:hanging="360"/>
+      </w:pPr>
+      <w:rPr>
+        <w:rFonts w:ascii="Wingdings" w:hAnsi="Wingdings" w:hint="default"/>
+        <w:sz w:val="20"/>
+      </w:rPr>
+    </w:lvl>
+    <w:lvl w:ilvl="4" w:tentative="1">
+      <w:start w:val="1"/>
+      <w:numFmt w:val="bullet"/>
+      <w:lvlText w:val=""/>
+      <w:lvlJc w:val="left"/>
+      <w:pPr>
+        <w:tabs>
+          <w:tab w:val="num" w:pos="3600"/>
+        </w:tabs>
+        <w:ind w:left="3600" w:hanging="360"/>
+      </w:pPr>
+      <w:rPr>
+        <w:rFonts w:ascii="Wingdings" w:hAnsi="Wingdings" w:hint="default"/>
+        <w:sz w:val="20"/>
+      </w:rPr>
+    </w:lvl>
+    <w:lvl w:ilvl="5" w:tentative="1">
+      <w:start w:val="1"/>
+      <w:numFmt w:val="bullet"/>
+      <w:lvlText w:val=""/>
+      <w:lvlJc w:val="left"/>
+      <w:pPr>
+        <w:tabs>
+          <w:tab w:val="num" w:pos="4320"/>
+        </w:tabs>
+        <w:ind w:left="4320" w:hanging="360"/>
+      </w:pPr>
+      <w:rPr>
+        <w:rFonts w:ascii="Wingdings" w:hAnsi="Wingdings" w:hint="default"/>
+        <w:sz w:val="20"/>
+      </w:rPr>
+    </w:lvl>
+    <w:lvl w:ilvl="6" w:tentative="1">
+      <w:start w:val="1"/>
+      <w:numFmt w:val="bullet"/>
+      <w:lvlText w:val=""/>
+      <w:lvlJc w:val="left"/>
+      <w:pPr>
+        <w:tabs>
+          <w:tab w:val="num" w:pos="5040"/>
+        </w:tabs>
+        <w:ind w:left="5040" w:hanging="360"/>
+      </w:pPr>
+      <w:rPr>
+        <w:rFonts w:ascii="Wingdings" w:hAnsi="Wingdings" w:hint="default"/>
+        <w:sz w:val="20"/>
+      </w:rPr>
+    </w:lvl>
+    <w:lvl w:ilvl="7" w:tentative="1">
+      <w:start w:val="1"/>
+      <w:numFmt w:val="bullet"/>
+      <w:lvlText w:val=""/>
+      <w:lvlJc w:val="left"/>
+      <w:pPr>
+        <w:tabs>
+          <w:tab w:val="num" w:pos="5760"/>
+        </w:tabs>
+        <w:ind w:left="5760" w:hanging="360"/>
+      </w:pPr>
+      <w:rPr>
+        <w:rFonts w:ascii="Wingdings" w:hAnsi="Wingdings" w:hint="default"/>
+        <w:sz w:val="20"/>
+      </w:rPr>
+    </w:lvl>
+    <w:lvl w:ilvl="8" w:tentative="1">
+      <w:start w:val="1"/>
+      <w:numFmt w:val="bullet"/>
+      <w:lvlText w:val=""/>
+      <w:lvlJc w:val="left"/>
+      <w:pPr>
+        <w:tabs>
+          <w:tab w:val="num" w:pos="6480"/>
+        </w:tabs>
+        <w:ind w:left="6480" w:hanging="360"/>
+      </w:pPr>
+      <w:rPr>
+        <w:rFonts w:ascii="Wingdings" w:hAnsi="Wingdings" w:hint="default"/>
+        <w:sz w:val="20"/>
+      </w:rPr>
+    </w:lvl>
+  </w:abstractNum>
   <w:abstractNum w:abstractNumId="13" w15:restartNumberingAfterBreak="0">
+    <w:nsid w:val="42E0481A"/>
+    <w:multiLevelType w:val="multilevel"/>
+    <w:tmpl w:val="86D65382"/>
+    <w:lvl w:ilvl="0">
+      <w:start w:val="1"/>
+      <w:numFmt w:val="decimal"/>
+      <w:lvlText w:val="%1."/>
+      <w:lvlJc w:val="left"/>
+      <w:pPr>
+        <w:tabs>
+          <w:tab w:val="num" w:pos="720"/>
+        </w:tabs>
+        <w:ind w:left="720" w:hanging="360"/>
+      </w:pPr>
+    </w:lvl>
+    <w:lvl w:ilvl="1" w:tentative="1">
+      <w:start w:val="1"/>
+      <w:numFmt w:val="decimal"/>
+      <w:lvlText w:val="%2."/>
+      <w:lvlJc w:val="left"/>
+      <w:pPr>
+        <w:tabs>
+          <w:tab w:val="num" w:pos="1440"/>
+        </w:tabs>
+        <w:ind w:left="1440" w:hanging="360"/>
+      </w:pPr>
+    </w:lvl>
+    <w:lvl w:ilvl="2" w:tentative="1">
+      <w:start w:val="1"/>
+      <w:numFmt w:val="decimal"/>
+      <w:lvlText w:val="%3."/>
+      <w:lvlJc w:val="left"/>
+      <w:pPr>
+        <w:tabs>
+          <w:tab w:val="num" w:pos="2160"/>
+        </w:tabs>
+        <w:ind w:left="2160" w:hanging="360"/>
+      </w:pPr>
+    </w:lvl>
+    <w:lvl w:ilvl="3" w:tentative="1">
+      <w:start w:val="1"/>
+      <w:numFmt w:val="decimal"/>
+      <w:lvlText w:val="%4."/>
+      <w:lvlJc w:val="left"/>
+      <w:pPr>
+        <w:tabs>
+          <w:tab w:val="num" w:pos="2880"/>
+        </w:tabs>
+        <w:ind w:left="2880" w:hanging="360"/>
+      </w:pPr>
+    </w:lvl>
+    <w:lvl w:ilvl="4" w:tentative="1">
+      <w:start w:val="1"/>
+      <w:numFmt w:val="decimal"/>
+      <w:lvlText w:val="%5."/>
+      <w:lvlJc w:val="left"/>
+      <w:pPr>
+        <w:tabs>
+          <w:tab w:val="num" w:pos="3600"/>
+        </w:tabs>
+        <w:ind w:left="3600" w:hanging="360"/>
+      </w:pPr>
+    </w:lvl>
+    <w:lvl w:ilvl="5" w:tentative="1">
+      <w:start w:val="1"/>
+      <w:numFmt w:val="decimal"/>
+      <w:lvlText w:val="%6."/>
+      <w:lvlJc w:val="left"/>
+      <w:pPr>
+        <w:tabs>
+          <w:tab w:val="num" w:pos="4320"/>
+        </w:tabs>
+        <w:ind w:left="4320" w:hanging="360"/>
+      </w:pPr>
+    </w:lvl>
+    <w:lvl w:ilvl="6" w:tentative="1">
+      <w:start w:val="1"/>
+      <w:numFmt w:val="decimal"/>
+      <w:lvlText w:val="%7."/>
+      <w:lvlJc w:val="left"/>
+      <w:pPr>
+        <w:tabs>
+          <w:tab w:val="num" w:pos="5040"/>
+        </w:tabs>
+        <w:ind w:left="5040" w:hanging="360"/>
+      </w:pPr>
+    </w:lvl>
+    <w:lvl w:ilvl="7" w:tentative="1">
+      <w:start w:val="1"/>
+      <w:numFmt w:val="decimal"/>
+      <w:lvlText w:val="%8."/>
+      <w:lvlJc w:val="left"/>
+      <w:pPr>
+        <w:tabs>
+          <w:tab w:val="num" w:pos="5760"/>
+        </w:tabs>
+        <w:ind w:left="5760" w:hanging="360"/>
+      </w:pPr>
+    </w:lvl>
+    <w:lvl w:ilvl="8" w:tentative="1">
+      <w:start w:val="1"/>
+      <w:numFmt w:val="decimal"/>
+      <w:lvlText w:val="%9."/>
+      <w:lvlJc w:val="left"/>
+      <w:pPr>
+        <w:tabs>
+          <w:tab w:val="num" w:pos="6480"/>
+        </w:tabs>
+        <w:ind w:left="6480" w:hanging="360"/>
+      </w:pPr>
+    </w:lvl>
+  </w:abstractNum>
+  <w:abstractNum w:abstractNumId="14" w15:restartNumberingAfterBreak="0">
+    <w:nsid w:val="44C3371F"/>
+    <w:multiLevelType w:val="hybridMultilevel"/>
+    <w:tmpl w:val="B378AA98"/>
+    <w:lvl w:ilvl="0" w:tplc="04090001">
+      <w:start w:val="1"/>
+      <w:numFmt w:val="bullet"/>
+      <w:lvlText w:val=""/>
+      <w:lvlJc w:val="left"/>
+      <w:pPr>
+        <w:ind w:left="420" w:hanging="420"/>
+      </w:pPr>
+      <w:rPr>
+        <w:rFonts w:ascii="Wingdings" w:hAnsi="Wingdings" w:hint="default"/>
+      </w:rPr>
+    </w:lvl>
+    <w:lvl w:ilvl="1" w:tplc="04090003" w:tentative="1">
+      <w:start w:val="1"/>
+      <w:numFmt w:val="bullet"/>
+      <w:lvlText w:val=""/>
+      <w:lvlJc w:val="left"/>
+      <w:pPr>
+        <w:ind w:left="840" w:hanging="420"/>
+      </w:pPr>
+      <w:rPr>
+        <w:rFonts w:ascii="Wingdings" w:hAnsi="Wingdings" w:hint="default"/>
+      </w:rPr>
+    </w:lvl>
+    <w:lvl w:ilvl="2" w:tplc="04090005" w:tentative="1">
+      <w:start w:val="1"/>
+      <w:numFmt w:val="bullet"/>
+      <w:lvlText w:val=""/>
+      <w:lvlJc w:val="left"/>
+      <w:pPr>
+        <w:ind w:left="1260" w:hanging="420"/>
+      </w:pPr>
+      <w:rPr>
+        <w:rFonts w:ascii="Wingdings" w:hAnsi="Wingdings" w:hint="default"/>
+      </w:rPr>
+    </w:lvl>
+    <w:lvl w:ilvl="3" w:tplc="04090001" w:tentative="1">
+      <w:start w:val="1"/>
+      <w:numFmt w:val="bullet"/>
+      <w:lvlText w:val=""/>
+      <w:lvlJc w:val="left"/>
+      <w:pPr>
+        <w:ind w:left="1680" w:hanging="420"/>
+      </w:pPr>
+      <w:rPr>
+        <w:rFonts w:ascii="Wingdings" w:hAnsi="Wingdings" w:hint="default"/>
+      </w:rPr>
+    </w:lvl>
+    <w:lvl w:ilvl="4" w:tplc="04090003" w:tentative="1">
+      <w:start w:val="1"/>
+      <w:numFmt w:val="bullet"/>
+      <w:lvlText w:val=""/>
+      <w:lvlJc w:val="left"/>
+      <w:pPr>
+        <w:ind w:left="2100" w:hanging="420"/>
+      </w:pPr>
+      <w:rPr>
+        <w:rFonts w:ascii="Wingdings" w:hAnsi="Wingdings" w:hint="default"/>
+      </w:rPr>
+    </w:lvl>
+    <w:lvl w:ilvl="5" w:tplc="04090005" w:tentative="1">
+      <w:start w:val="1"/>
+      <w:numFmt w:val="bullet"/>
+      <w:lvlText w:val=""/>
+      <w:lvlJc w:val="left"/>
+      <w:pPr>
+        <w:ind w:left="2520" w:hanging="420"/>
+      </w:pPr>
+      <w:rPr>
+        <w:rFonts w:ascii="Wingdings" w:hAnsi="Wingdings" w:hint="default"/>
+      </w:rPr>
+    </w:lvl>
+    <w:lvl w:ilvl="6" w:tplc="04090001" w:tentative="1">
+      <w:start w:val="1"/>
+      <w:numFmt w:val="bullet"/>
+      <w:lvlText w:val=""/>
+      <w:lvlJc w:val="left"/>
+      <w:pPr>
+        <w:ind w:left="2940" w:hanging="420"/>
+      </w:pPr>
+      <w:rPr>
+        <w:rFonts w:ascii="Wingdings" w:hAnsi="Wingdings" w:hint="default"/>
+      </w:rPr>
+    </w:lvl>
+    <w:lvl w:ilvl="7" w:tplc="04090003" w:tentative="1">
+      <w:start w:val="1"/>
+      <w:numFmt w:val="bullet"/>
+      <w:lvlText w:val=""/>
+      <w:lvlJc w:val="left"/>
+      <w:pPr>
+        <w:ind w:left="3360" w:hanging="420"/>
+      </w:pPr>
+      <w:rPr>
+        <w:rFonts w:ascii="Wingdings" w:hAnsi="Wingdings" w:hint="default"/>
+      </w:rPr>
+    </w:lvl>
+    <w:lvl w:ilvl="8" w:tplc="04090005" w:tentative="1">
+      <w:start w:val="1"/>
+      <w:numFmt w:val="bullet"/>
+      <w:lvlText w:val=""/>
+      <w:lvlJc w:val="left"/>
+      <w:pPr>
+        <w:ind w:left="3780" w:hanging="420"/>
+      </w:pPr>
+      <w:rPr>
+        <w:rFonts w:ascii="Wingdings" w:hAnsi="Wingdings" w:hint="default"/>
+      </w:rPr>
+    </w:lvl>
+  </w:abstractNum>
+  <w:abstractNum w:abstractNumId="15" w15:restartNumberingAfterBreak="0">
     <w:nsid w:val="45103E74"/>
     <w:multiLevelType w:val="multilevel"/>
     <w:tmpl w:val="33A4A5B0"/>
@@ -36391,7 +39837,7 @@
       </w:rPr>
     </w:lvl>
   </w:abstractNum>
-  <w:abstractNum w:abstractNumId="14" w15:restartNumberingAfterBreak="0">
+  <w:abstractNum w:abstractNumId="16" w15:restartNumberingAfterBreak="0">
     <w:nsid w:val="485518C5"/>
     <w:multiLevelType w:val="multilevel"/>
     <w:tmpl w:val="FF389DAA"/>
@@ -36540,7 +39986,7 @@
       </w:rPr>
     </w:lvl>
   </w:abstractNum>
-  <w:abstractNum w:abstractNumId="15" w15:restartNumberingAfterBreak="0">
+  <w:abstractNum w:abstractNumId="17" w15:restartNumberingAfterBreak="0">
     <w:nsid w:val="4FC62073"/>
     <w:multiLevelType w:val="multilevel"/>
     <w:tmpl w:val="183296C4"/>
@@ -36653,7 +40099,7 @@
       </w:pPr>
     </w:lvl>
   </w:abstractNum>
-  <w:abstractNum w:abstractNumId="16" w15:restartNumberingAfterBreak="0">
+  <w:abstractNum w:abstractNumId="18" w15:restartNumberingAfterBreak="0">
     <w:nsid w:val="5EAD64F6"/>
     <w:multiLevelType w:val="hybridMultilevel"/>
     <w:tmpl w:val="080AE902"/>
@@ -36766,7 +40212,7 @@
       </w:rPr>
     </w:lvl>
   </w:abstractNum>
-  <w:abstractNum w:abstractNumId="17" w15:restartNumberingAfterBreak="0">
+  <w:abstractNum w:abstractNumId="19" w15:restartNumberingAfterBreak="0">
     <w:nsid w:val="61B52E32"/>
     <w:multiLevelType w:val="hybridMultilevel"/>
     <w:tmpl w:val="9C82B036"/>
@@ -36855,7 +40301,7 @@
       </w:pPr>
     </w:lvl>
   </w:abstractNum>
-  <w:abstractNum w:abstractNumId="18" w15:restartNumberingAfterBreak="0">
+  <w:abstractNum w:abstractNumId="20" w15:restartNumberingAfterBreak="0">
     <w:nsid w:val="654B305D"/>
     <w:multiLevelType w:val="multilevel"/>
     <w:tmpl w:val="464C6486"/>
@@ -37004,7 +40450,7 @@
       </w:rPr>
     </w:lvl>
   </w:abstractNum>
-  <w:abstractNum w:abstractNumId="19" w15:restartNumberingAfterBreak="0">
+  <w:abstractNum w:abstractNumId="21" w15:restartNumberingAfterBreak="0">
     <w:nsid w:val="6D146030"/>
     <w:multiLevelType w:val="multilevel"/>
     <w:tmpl w:val="955EB01E"/>
@@ -37153,7 +40599,7 @@
       </w:rPr>
     </w:lvl>
   </w:abstractNum>
-  <w:abstractNum w:abstractNumId="20" w15:restartNumberingAfterBreak="0">
+  <w:abstractNum w:abstractNumId="22" w15:restartNumberingAfterBreak="0">
     <w:nsid w:val="727B386E"/>
     <w:multiLevelType w:val="hybridMultilevel"/>
     <w:tmpl w:val="15D29C6E"/>
@@ -37266,68 +40712,342 @@
       </w:rPr>
     </w:lvl>
   </w:abstractNum>
+  <w:abstractNum w:abstractNumId="23" w15:restartNumberingAfterBreak="0">
+    <w:nsid w:val="727C6191"/>
+    <w:multiLevelType w:val="multilevel"/>
+    <w:tmpl w:val="7EAA9FBE"/>
+    <w:lvl w:ilvl="0">
+      <w:start w:val="1"/>
+      <w:numFmt w:val="decimal"/>
+      <w:lvlText w:val="%1."/>
+      <w:lvlJc w:val="left"/>
+      <w:pPr>
+        <w:tabs>
+          <w:tab w:val="num" w:pos="720"/>
+        </w:tabs>
+        <w:ind w:left="720" w:hanging="360"/>
+      </w:pPr>
+    </w:lvl>
+    <w:lvl w:ilvl="1" w:tentative="1">
+      <w:start w:val="1"/>
+      <w:numFmt w:val="decimal"/>
+      <w:lvlText w:val="%2."/>
+      <w:lvlJc w:val="left"/>
+      <w:pPr>
+        <w:tabs>
+          <w:tab w:val="num" w:pos="1440"/>
+        </w:tabs>
+        <w:ind w:left="1440" w:hanging="360"/>
+      </w:pPr>
+    </w:lvl>
+    <w:lvl w:ilvl="2" w:tentative="1">
+      <w:start w:val="1"/>
+      <w:numFmt w:val="decimal"/>
+      <w:lvlText w:val="%3."/>
+      <w:lvlJc w:val="left"/>
+      <w:pPr>
+        <w:tabs>
+          <w:tab w:val="num" w:pos="2160"/>
+        </w:tabs>
+        <w:ind w:left="2160" w:hanging="360"/>
+      </w:pPr>
+    </w:lvl>
+    <w:lvl w:ilvl="3" w:tentative="1">
+      <w:start w:val="1"/>
+      <w:numFmt w:val="decimal"/>
+      <w:lvlText w:val="%4."/>
+      <w:lvlJc w:val="left"/>
+      <w:pPr>
+        <w:tabs>
+          <w:tab w:val="num" w:pos="2880"/>
+        </w:tabs>
+        <w:ind w:left="2880" w:hanging="360"/>
+      </w:pPr>
+    </w:lvl>
+    <w:lvl w:ilvl="4" w:tentative="1">
+      <w:start w:val="1"/>
+      <w:numFmt w:val="decimal"/>
+      <w:lvlText w:val="%5."/>
+      <w:lvlJc w:val="left"/>
+      <w:pPr>
+        <w:tabs>
+          <w:tab w:val="num" w:pos="3600"/>
+        </w:tabs>
+        <w:ind w:left="3600" w:hanging="360"/>
+      </w:pPr>
+    </w:lvl>
+    <w:lvl w:ilvl="5" w:tentative="1">
+      <w:start w:val="1"/>
+      <w:numFmt w:val="decimal"/>
+      <w:lvlText w:val="%6."/>
+      <w:lvlJc w:val="left"/>
+      <w:pPr>
+        <w:tabs>
+          <w:tab w:val="num" w:pos="4320"/>
+        </w:tabs>
+        <w:ind w:left="4320" w:hanging="360"/>
+      </w:pPr>
+    </w:lvl>
+    <w:lvl w:ilvl="6" w:tentative="1">
+      <w:start w:val="1"/>
+      <w:numFmt w:val="decimal"/>
+      <w:lvlText w:val="%7."/>
+      <w:lvlJc w:val="left"/>
+      <w:pPr>
+        <w:tabs>
+          <w:tab w:val="num" w:pos="5040"/>
+        </w:tabs>
+        <w:ind w:left="5040" w:hanging="360"/>
+      </w:pPr>
+    </w:lvl>
+    <w:lvl w:ilvl="7" w:tentative="1">
+      <w:start w:val="1"/>
+      <w:numFmt w:val="decimal"/>
+      <w:lvlText w:val="%8."/>
+      <w:lvlJc w:val="left"/>
+      <w:pPr>
+        <w:tabs>
+          <w:tab w:val="num" w:pos="5760"/>
+        </w:tabs>
+        <w:ind w:left="5760" w:hanging="360"/>
+      </w:pPr>
+    </w:lvl>
+    <w:lvl w:ilvl="8" w:tentative="1">
+      <w:start w:val="1"/>
+      <w:numFmt w:val="decimal"/>
+      <w:lvlText w:val="%9."/>
+      <w:lvlJc w:val="left"/>
+      <w:pPr>
+        <w:tabs>
+          <w:tab w:val="num" w:pos="6480"/>
+        </w:tabs>
+        <w:ind w:left="6480" w:hanging="360"/>
+      </w:pPr>
+    </w:lvl>
+  </w:abstractNum>
+  <w:abstractNum w:abstractNumId="24" w15:restartNumberingAfterBreak="0">
+    <w:nsid w:val="7E914B7D"/>
+    <w:multiLevelType w:val="multilevel"/>
+    <w:tmpl w:val="5D727304"/>
+    <w:lvl w:ilvl="0">
+      <w:start w:val="1"/>
+      <w:numFmt w:val="bullet"/>
+      <w:lvlText w:val=""/>
+      <w:lvlJc w:val="left"/>
+      <w:pPr>
+        <w:tabs>
+          <w:tab w:val="num" w:pos="720"/>
+        </w:tabs>
+        <w:ind w:left="720" w:hanging="360"/>
+      </w:pPr>
+      <w:rPr>
+        <w:rFonts w:ascii="Symbol" w:hAnsi="Symbol" w:hint="default"/>
+        <w:sz w:val="20"/>
+      </w:rPr>
+    </w:lvl>
+    <w:lvl w:ilvl="1" w:tentative="1">
+      <w:start w:val="1"/>
+      <w:numFmt w:val="bullet"/>
+      <w:lvlText w:val="o"/>
+      <w:lvlJc w:val="left"/>
+      <w:pPr>
+        <w:tabs>
+          <w:tab w:val="num" w:pos="1440"/>
+        </w:tabs>
+        <w:ind w:left="1440" w:hanging="360"/>
+      </w:pPr>
+      <w:rPr>
+        <w:rFonts w:ascii="Courier New" w:hAnsi="Courier New" w:hint="default"/>
+        <w:sz w:val="20"/>
+      </w:rPr>
+    </w:lvl>
+    <w:lvl w:ilvl="2" w:tentative="1">
+      <w:start w:val="1"/>
+      <w:numFmt w:val="bullet"/>
+      <w:lvlText w:val=""/>
+      <w:lvlJc w:val="left"/>
+      <w:pPr>
+        <w:tabs>
+          <w:tab w:val="num" w:pos="2160"/>
+        </w:tabs>
+        <w:ind w:left="2160" w:hanging="360"/>
+      </w:pPr>
+      <w:rPr>
+        <w:rFonts w:ascii="Wingdings" w:hAnsi="Wingdings" w:hint="default"/>
+        <w:sz w:val="20"/>
+      </w:rPr>
+    </w:lvl>
+    <w:lvl w:ilvl="3" w:tentative="1">
+      <w:start w:val="1"/>
+      <w:numFmt w:val="bullet"/>
+      <w:lvlText w:val=""/>
+      <w:lvlJc w:val="left"/>
+      <w:pPr>
+        <w:tabs>
+          <w:tab w:val="num" w:pos="2880"/>
+        </w:tabs>
+        <w:ind w:left="2880" w:hanging="360"/>
+      </w:pPr>
+      <w:rPr>
+        <w:rFonts w:ascii="Wingdings" w:hAnsi="Wingdings" w:hint="default"/>
+        <w:sz w:val="20"/>
+      </w:rPr>
+    </w:lvl>
+    <w:lvl w:ilvl="4" w:tentative="1">
+      <w:start w:val="1"/>
+      <w:numFmt w:val="bullet"/>
+      <w:lvlText w:val=""/>
+      <w:lvlJc w:val="left"/>
+      <w:pPr>
+        <w:tabs>
+          <w:tab w:val="num" w:pos="3600"/>
+        </w:tabs>
+        <w:ind w:left="3600" w:hanging="360"/>
+      </w:pPr>
+      <w:rPr>
+        <w:rFonts w:ascii="Wingdings" w:hAnsi="Wingdings" w:hint="default"/>
+        <w:sz w:val="20"/>
+      </w:rPr>
+    </w:lvl>
+    <w:lvl w:ilvl="5" w:tentative="1">
+      <w:start w:val="1"/>
+      <w:numFmt w:val="bullet"/>
+      <w:lvlText w:val=""/>
+      <w:lvlJc w:val="left"/>
+      <w:pPr>
+        <w:tabs>
+          <w:tab w:val="num" w:pos="4320"/>
+        </w:tabs>
+        <w:ind w:left="4320" w:hanging="360"/>
+      </w:pPr>
+      <w:rPr>
+        <w:rFonts w:ascii="Wingdings" w:hAnsi="Wingdings" w:hint="default"/>
+        <w:sz w:val="20"/>
+      </w:rPr>
+    </w:lvl>
+    <w:lvl w:ilvl="6" w:tentative="1">
+      <w:start w:val="1"/>
+      <w:numFmt w:val="bullet"/>
+      <w:lvlText w:val=""/>
+      <w:lvlJc w:val="left"/>
+      <w:pPr>
+        <w:tabs>
+          <w:tab w:val="num" w:pos="5040"/>
+        </w:tabs>
+        <w:ind w:left="5040" w:hanging="360"/>
+      </w:pPr>
+      <w:rPr>
+        <w:rFonts w:ascii="Wingdings" w:hAnsi="Wingdings" w:hint="default"/>
+        <w:sz w:val="20"/>
+      </w:rPr>
+    </w:lvl>
+    <w:lvl w:ilvl="7" w:tentative="1">
+      <w:start w:val="1"/>
+      <w:numFmt w:val="bullet"/>
+      <w:lvlText w:val=""/>
+      <w:lvlJc w:val="left"/>
+      <w:pPr>
+        <w:tabs>
+          <w:tab w:val="num" w:pos="5760"/>
+        </w:tabs>
+        <w:ind w:left="5760" w:hanging="360"/>
+      </w:pPr>
+      <w:rPr>
+        <w:rFonts w:ascii="Wingdings" w:hAnsi="Wingdings" w:hint="default"/>
+        <w:sz w:val="20"/>
+      </w:rPr>
+    </w:lvl>
+    <w:lvl w:ilvl="8" w:tentative="1">
+      <w:start w:val="1"/>
+      <w:numFmt w:val="bullet"/>
+      <w:lvlText w:val=""/>
+      <w:lvlJc w:val="left"/>
+      <w:pPr>
+        <w:tabs>
+          <w:tab w:val="num" w:pos="6480"/>
+        </w:tabs>
+        <w:ind w:left="6480" w:hanging="360"/>
+      </w:pPr>
+      <w:rPr>
+        <w:rFonts w:ascii="Wingdings" w:hAnsi="Wingdings" w:hint="default"/>
+        <w:sz w:val="20"/>
+      </w:rPr>
+    </w:lvl>
+  </w:abstractNum>
   <w:num w:numId="1">
-    <w:abstractNumId w:val="18"/>
+    <w:abstractNumId w:val="20"/>
   </w:num>
   <w:num w:numId="2">
     <w:abstractNumId w:val="3"/>
   </w:num>
   <w:num w:numId="3">
-    <w:abstractNumId w:val="7"/>
+    <w:abstractNumId w:val="9"/>
   </w:num>
   <w:num w:numId="4">
-    <w:abstractNumId w:val="5"/>
+    <w:abstractNumId w:val="6"/>
   </w:num>
   <w:num w:numId="5">
-    <w:abstractNumId w:val="9"/>
+    <w:abstractNumId w:val="11"/>
   </w:num>
   <w:num w:numId="6">
-    <w:abstractNumId w:val="8"/>
+    <w:abstractNumId w:val="10"/>
   </w:num>
   <w:num w:numId="7">
-    <w:abstractNumId w:val="16"/>
+    <w:abstractNumId w:val="18"/>
   </w:num>
   <w:num w:numId="8">
-    <w:abstractNumId w:val="19"/>
+    <w:abstractNumId w:val="21"/>
   </w:num>
   <w:num w:numId="9">
+    <w:abstractNumId w:val="17"/>
+  </w:num>
+  <w:num w:numId="10">
     <w:abstractNumId w:val="15"/>
   </w:num>
-  <w:num w:numId="10">
+  <w:num w:numId="11">
     <w:abstractNumId w:val="13"/>
   </w:num>
-  <w:num w:numId="11">
-    <w:abstractNumId w:val="11"/>
-  </w:num>
   <w:num w:numId="12">
-    <w:abstractNumId w:val="10"/>
+    <w:abstractNumId w:val="12"/>
   </w:num>
   <w:num w:numId="13">
     <w:abstractNumId w:val="4"/>
   </w:num>
   <w:num w:numId="14">
-    <w:abstractNumId w:val="12"/>
+    <w:abstractNumId w:val="14"/>
   </w:num>
   <w:num w:numId="15">
     <w:abstractNumId w:val="0"/>
   </w:num>
   <w:num w:numId="16">
-    <w:abstractNumId w:val="20"/>
+    <w:abstractNumId w:val="22"/>
   </w:num>
   <w:num w:numId="17">
-    <w:abstractNumId w:val="17"/>
+    <w:abstractNumId w:val="19"/>
   </w:num>
   <w:num w:numId="18">
-    <w:abstractNumId w:val="6"/>
+    <w:abstractNumId w:val="7"/>
   </w:num>
   <w:num w:numId="19">
     <w:abstractNumId w:val="2"/>
   </w:num>
   <w:num w:numId="20">
-    <w:abstractNumId w:val="14"/>
+    <w:abstractNumId w:val="16"/>
   </w:num>
   <w:num w:numId="21">
     <w:abstractNumId w:val="1"/>
+  </w:num>
+  <w:num w:numId="22">
+    <w:abstractNumId w:val="5"/>
+  </w:num>
+  <w:num w:numId="23">
+    <w:abstractNumId w:val="24"/>
+  </w:num>
+  <w:num w:numId="24">
+    <w:abstractNumId w:val="8"/>
+  </w:num>
+  <w:num w:numId="25">
+    <w:abstractNumId w:val="23"/>
   </w:num>
 </w:numbering>
 </file>
@@ -37751,10 +41471,32 @@
       <w:szCs w:val="32"/>
     </w:rPr>
   </w:style>
+  <w:style w:type="paragraph" w:styleId="3">
+    <w:name w:val="heading 3"/>
+    <w:basedOn w:val="a"/>
+    <w:next w:val="a"/>
+    <w:link w:val="30"/>
+    <w:uiPriority w:val="9"/>
+    <w:semiHidden/>
+    <w:unhideWhenUsed/>
+    <w:qFormat/>
+    <w:rsid w:val="005F4BB9"/>
+    <w:pPr>
+      <w:keepNext/>
+      <w:keepLines/>
+      <w:spacing w:before="260" w:after="260" w:line="416" w:lineRule="auto"/>
+      <w:outlineLvl w:val="2"/>
+    </w:pPr>
+    <w:rPr>
+      <w:b/>
+      <w:bCs/>
+      <w:sz w:val="32"/>
+      <w:szCs w:val="32"/>
+    </w:rPr>
+  </w:style>
   <w:style w:type="character" w:default="1" w:styleId="a0">
     <w:name w:val="Default Paragraph Font"/>
     <w:uiPriority w:val="1"/>
-    <w:semiHidden/>
     <w:unhideWhenUsed/>
   </w:style>
   <w:style w:type="table" w:default="1" w:styleId="a1">
@@ -37959,7 +41701,6 @@
     <w:basedOn w:val="a"/>
     <w:link w:val="HTML0"/>
     <w:uiPriority w:val="99"/>
-    <w:semiHidden/>
     <w:unhideWhenUsed/>
     <w:rsid w:val="000D31C6"/>
     <w:pPr>
@@ -37996,7 +41737,6 @@
     <w:basedOn w:val="a0"/>
     <w:link w:val="HTML"/>
     <w:uiPriority w:val="99"/>
-    <w:semiHidden/>
     <w:rsid w:val="000D31C6"/>
     <w:rPr>
       <w:rFonts w:ascii="宋体" w:eastAsia="宋体" w:hAnsi="宋体" w:cs="宋体"/>
@@ -38058,6 +41798,35 @@
     <w:name w:val="term_say"/>
     <w:basedOn w:val="a0"/>
     <w:rsid w:val="0089589E"/>
+  </w:style>
+  <w:style w:type="character" w:customStyle="1" w:styleId="token">
+    <w:name w:val="token"/>
+    <w:basedOn w:val="a0"/>
+    <w:rsid w:val="00B94DB8"/>
+  </w:style>
+  <w:style w:type="character" w:customStyle="1" w:styleId="30">
+    <w:name w:val="标题 3 字符"/>
+    <w:basedOn w:val="a0"/>
+    <w:link w:val="3"/>
+    <w:uiPriority w:val="9"/>
+    <w:semiHidden/>
+    <w:rsid w:val="005F4BB9"/>
+    <w:rPr>
+      <w:b/>
+      <w:bCs/>
+      <w:sz w:val="32"/>
+      <w:szCs w:val="32"/>
+    </w:rPr>
+  </w:style>
+  <w:style w:type="character" w:customStyle="1" w:styleId="hljs-comment">
+    <w:name w:val="hljs-comment"/>
+    <w:basedOn w:val="a0"/>
+    <w:rsid w:val="00400FD0"/>
+  </w:style>
+  <w:style w:type="character" w:customStyle="1" w:styleId="hljs-builtin">
+    <w:name w:val="hljs-built_in"/>
+    <w:basedOn w:val="a0"/>
+    <w:rsid w:val="00400FD0"/>
   </w:style>
 </w:styles>
 </file>
@@ -38328,7 +42097,7 @@
 </file>
 
 <file path=customXml/itemProps1.xml><?xml version="1.0" encoding="utf-8"?>
-<ds:datastoreItem xmlns:ds="http://schemas.openxmlformats.org/officeDocument/2006/customXml" ds:itemID="{A8B5EB2D-3929-4302-BF0F-583F99DA2D71}">
+<ds:datastoreItem xmlns:ds="http://schemas.openxmlformats.org/officeDocument/2006/customXml" ds:itemID="{927F32EC-6A9F-4A3B-AF29-ADF5F5951766}">
   <ds:schemaRefs>
     <ds:schemaRef ds:uri="http://schemas.openxmlformats.org/officeDocument/2006/bibliography"/>
   </ds:schemaRefs>

--- a/Linux Note.docx
+++ b/Linux Note.docx
@@ -34638,7 +34638,7 @@
         <w:spacing w:before="150" w:beforeAutospacing="0" w:after="150" w:afterAutospacing="0"/>
         <w:outlineLvl w:val="0"/>
         <w:rPr>
-          <w:rFonts w:ascii="Times New Roman" w:eastAsiaTheme="minorEastAsia" w:hAnsi="Times New Roman" w:cs="Times New Roman" w:hint="eastAsia"/>
+          <w:rFonts w:ascii="Times New Roman" w:eastAsiaTheme="minorEastAsia" w:hAnsi="Times New Roman" w:cs="Times New Roman"/>
           <w:b/>
           <w:color w:val="000000"/>
           <w:sz w:val="21"/>
@@ -34672,7 +34672,7 @@
         <w:shd w:val="clear" w:color="auto" w:fill="FFFFFF"/>
         <w:jc w:val="left"/>
         <w:rPr>
-          <w:rFonts w:ascii="Arial" w:hAnsi="Arial" w:cs="Arial" w:hint="eastAsia"/>
+          <w:rFonts w:ascii="Arial" w:hAnsi="Arial" w:cs="Arial"/>
           <w:color w:val="2F2F2F"/>
           <w:shd w:val="clear" w:color="auto" w:fill="FFFFFF"/>
         </w:rPr>
@@ -34783,7 +34783,7 @@
         <w:shd w:val="clear" w:color="auto" w:fill="FFFFFF"/>
         <w:jc w:val="left"/>
         <w:rPr>
-          <w:rFonts w:ascii="Times New Roman" w:hAnsi="Times New Roman" w:cs="Times New Roman" w:hint="eastAsia"/>
+          <w:rFonts w:ascii="Times New Roman" w:hAnsi="Times New Roman" w:cs="Times New Roman"/>
           <w:color w:val="000000"/>
           <w:kern w:val="0"/>
           <w:szCs w:val="21"/>
@@ -34814,7 +34814,7 @@
         <w:shd w:val="clear" w:color="auto" w:fill="FFFFFF"/>
         <w:jc w:val="left"/>
         <w:rPr>
-          <w:rFonts w:ascii="Times New Roman" w:hAnsi="Times New Roman" w:cs="Times New Roman" w:hint="eastAsia"/>
+          <w:rFonts w:ascii="Times New Roman" w:hAnsi="Times New Roman" w:cs="Times New Roman"/>
           <w:color w:val="000000"/>
           <w:kern w:val="0"/>
           <w:szCs w:val="21"/>
@@ -34845,7 +34845,7 @@
         <w:shd w:val="clear" w:color="auto" w:fill="FFFFFF"/>
         <w:jc w:val="left"/>
         <w:rPr>
-          <w:rFonts w:ascii="Times New Roman" w:hAnsi="Times New Roman" w:cs="Times New Roman" w:hint="eastAsia"/>
+          <w:rFonts w:ascii="Times New Roman" w:hAnsi="Times New Roman" w:cs="Times New Roman"/>
           <w:color w:val="000000"/>
           <w:kern w:val="0"/>
           <w:szCs w:val="21"/>
@@ -34876,11 +34876,70 @@
         <w:shd w:val="clear" w:color="auto" w:fill="FFFFFF"/>
         <w:jc w:val="left"/>
         <w:rPr>
-          <w:rFonts w:ascii="Arial" w:hAnsi="Arial" w:cs="Arial"/>
-          <w:color w:val="2F2F2F"/>
-          <w:shd w:val="clear" w:color="auto" w:fill="FFFFFF"/>
-        </w:rPr>
-      </w:pPr>
+          <w:rFonts w:ascii="Times New Roman" w:hAnsi="Times New Roman" w:cs="Times New Roman"/>
+          <w:color w:val="000000"/>
+          <w:kern w:val="0"/>
+          <w:szCs w:val="21"/>
+        </w:rPr>
+      </w:pPr>
+      <w:r>
+        <w:rPr>
+          <w:rFonts w:ascii="Times New Roman" w:hAnsi="Times New Roman" w:cs="Times New Roman" w:hint="eastAsia"/>
+          <w:noProof/>
+          <w:color w:val="000000"/>
+          <w:kern w:val="0"/>
+          <w:szCs w:val="21"/>
+        </w:rPr>
+        <w:lastRenderedPageBreak/>
+        <w:drawing>
+          <wp:inline distT="0" distB="0" distL="0" distR="0">
+            <wp:extent cx="2515921" cy="1478014"/>
+            <wp:effectExtent l="0" t="0" r="0" b="8255"/>
+            <wp:docPr id="43" name="图片 43"/>
+            <wp:cNvGraphicFramePr>
+              <a:graphicFrameLocks xmlns:a="http://schemas.openxmlformats.org/drawingml/2006/main" noChangeAspect="1"/>
+            </wp:cNvGraphicFramePr>
+            <a:graphic xmlns:a="http://schemas.openxmlformats.org/drawingml/2006/main">
+              <a:graphicData uri="http://schemas.openxmlformats.org/drawingml/2006/picture">
+                <pic:pic xmlns:pic="http://schemas.openxmlformats.org/drawingml/2006/picture">
+                  <pic:nvPicPr>
+                    <pic:cNvPr id="0" name="Picture 1"/>
+                    <pic:cNvPicPr>
+                      <a:picLocks noChangeAspect="1" noChangeArrowheads="1"/>
+                    </pic:cNvPicPr>
+                  </pic:nvPicPr>
+                  <pic:blipFill>
+                    <a:blip r:embed="rId51">
+                      <a:extLst>
+                        <a:ext uri="{28A0092B-C50C-407E-A947-70E740481C1C}">
+                          <a14:useLocalDpi xmlns:a14="http://schemas.microsoft.com/office/drawing/2010/main" val="0"/>
+                        </a:ext>
+                      </a:extLst>
+                    </a:blip>
+                    <a:srcRect/>
+                    <a:stretch>
+                      <a:fillRect/>
+                    </a:stretch>
+                  </pic:blipFill>
+                  <pic:spPr bwMode="auto">
+                    <a:xfrm>
+                      <a:off x="0" y="0"/>
+                      <a:ext cx="2531824" cy="1487356"/>
+                    </a:xfrm>
+                    <a:prstGeom prst="rect">
+                      <a:avLst/>
+                    </a:prstGeom>
+                    <a:noFill/>
+                    <a:ln>
+                      <a:noFill/>
+                    </a:ln>
+                  </pic:spPr>
+                </pic:pic>
+              </a:graphicData>
+            </a:graphic>
+          </wp:inline>
+        </w:drawing>
+      </w:r>
     </w:p>
     <w:p>
       <w:pPr>
@@ -34888,26 +34947,20 @@
         <w:shd w:val="clear" w:color="auto" w:fill="FFFFFF"/>
         <w:jc w:val="left"/>
         <w:rPr>
-          <w:rFonts w:ascii="Arial" w:hAnsi="Arial" w:cs="Arial"/>
-          <w:color w:val="2F2F2F"/>
-          <w:shd w:val="clear" w:color="auto" w:fill="FFFFFF"/>
-        </w:rPr>
-      </w:pPr>
-      <w:r>
-        <w:rPr>
-          <w:rFonts w:ascii="Arial" w:hAnsi="Arial" w:cs="Arial" w:hint="eastAsia"/>
-          <w:color w:val="2F2F2F"/>
-          <w:shd w:val="clear" w:color="auto" w:fill="FFFFFF"/>
-        </w:rPr>
-        <w:t>Git</w:t>
-      </w:r>
-      <w:r>
-        <w:rPr>
-          <w:rFonts w:ascii="Arial" w:hAnsi="Arial" w:cs="Arial" w:hint="eastAsia"/>
-          <w:color w:val="2F2F2F"/>
-          <w:shd w:val="clear" w:color="auto" w:fill="FFFFFF"/>
-        </w:rPr>
-        <w:t>文件的四种状态</w:t>
+          <w:rFonts w:ascii="Times New Roman" w:hAnsi="Times New Roman" w:cs="Times New Roman"/>
+          <w:color w:val="333333"/>
+          <w:kern w:val="0"/>
+          <w:szCs w:val="21"/>
+        </w:rPr>
+      </w:pPr>
+      <w:r>
+        <w:rPr>
+          <w:rFonts w:ascii="Times New Roman" w:hAnsi="Times New Roman" w:cs="Times New Roman" w:hint="eastAsia"/>
+          <w:color w:val="333333"/>
+          <w:kern w:val="0"/>
+          <w:szCs w:val="21"/>
+        </w:rPr>
+        <w:t>工作区即电脑里能看到的目录。</w:t>
       </w:r>
     </w:p>
     <w:p>
@@ -34916,6 +34969,221 @@
         <w:shd w:val="clear" w:color="auto" w:fill="FFFFFF"/>
         <w:jc w:val="left"/>
         <w:rPr>
+          <w:rFonts w:ascii="Times New Roman" w:hAnsi="Times New Roman" w:cs="Times New Roman"/>
+          <w:color w:val="333333"/>
+          <w:kern w:val="0"/>
+          <w:szCs w:val="21"/>
+        </w:rPr>
+      </w:pPr>
+      <w:r>
+        <w:rPr>
+          <w:rFonts w:ascii="Times New Roman" w:hAnsi="Times New Roman" w:cs="Times New Roman"/>
+          <w:color w:val="333333"/>
+          <w:kern w:val="0"/>
+          <w:szCs w:val="21"/>
+        </w:rPr>
+        <w:t>隐藏目录</w:t>
+      </w:r>
+      <w:r>
+        <w:rPr>
+          <w:rFonts w:ascii="Times New Roman" w:hAnsi="Times New Roman" w:cs="Times New Roman"/>
+          <w:color w:val="FF502C"/>
+          <w:kern w:val="0"/>
+          <w:szCs w:val="21"/>
+          <w:shd w:val="clear" w:color="auto" w:fill="FFF5F5"/>
+        </w:rPr>
+        <w:t>.git</w:t>
+      </w:r>
+      <w:r>
+        <w:rPr>
+          <w:rFonts w:ascii="Times New Roman" w:hAnsi="Times New Roman" w:cs="Times New Roman"/>
+          <w:color w:val="333333"/>
+          <w:kern w:val="0"/>
+          <w:szCs w:val="21"/>
+        </w:rPr>
+        <w:t>，是</w:t>
+      </w:r>
+      <w:r>
+        <w:rPr>
+          <w:rFonts w:ascii="Times New Roman" w:hAnsi="Times New Roman" w:cs="Times New Roman"/>
+          <w:color w:val="333333"/>
+          <w:kern w:val="0"/>
+          <w:szCs w:val="21"/>
+        </w:rPr>
+        <w:t>Git</w:t>
+      </w:r>
+      <w:r>
+        <w:rPr>
+          <w:rFonts w:ascii="Times New Roman" w:hAnsi="Times New Roman" w:cs="Times New Roman"/>
+          <w:color w:val="333333"/>
+          <w:kern w:val="0"/>
+          <w:szCs w:val="21"/>
+        </w:rPr>
+        <w:t>的版本库。</w:t>
+      </w:r>
+    </w:p>
+    <w:p>
+      <w:pPr>
+        <w:widowControl/>
+        <w:shd w:val="clear" w:color="auto" w:fill="FFFFFF"/>
+        <w:jc w:val="left"/>
+        <w:rPr>
+          <w:rFonts w:ascii="Times New Roman" w:hAnsi="Times New Roman" w:cs="Times New Roman"/>
+          <w:color w:val="333333"/>
+          <w:kern w:val="0"/>
+          <w:szCs w:val="21"/>
+        </w:rPr>
+      </w:pPr>
+      <w:r>
+        <w:rPr>
+          <w:rFonts w:ascii="Times New Roman" w:hAnsi="Times New Roman" w:cs="Times New Roman"/>
+          <w:color w:val="333333"/>
+          <w:kern w:val="0"/>
+          <w:szCs w:val="21"/>
+        </w:rPr>
+        <w:t>Git</w:t>
+      </w:r>
+      <w:r>
+        <w:rPr>
+          <w:rFonts w:ascii="Times New Roman" w:hAnsi="Times New Roman" w:cs="Times New Roman"/>
+          <w:color w:val="333333"/>
+          <w:kern w:val="0"/>
+          <w:szCs w:val="21"/>
+        </w:rPr>
+        <w:t>的版本库里</w:t>
+      </w:r>
+      <w:r>
+        <w:rPr>
+          <w:rFonts w:ascii="Times New Roman" w:hAnsi="Times New Roman" w:cs="Times New Roman" w:hint="eastAsia"/>
+          <w:color w:val="333333"/>
+          <w:kern w:val="0"/>
+          <w:szCs w:val="21"/>
+        </w:rPr>
+        <w:t>有</w:t>
+      </w:r>
+      <w:r>
+        <w:rPr>
+          <w:rFonts w:ascii="Times New Roman" w:hAnsi="Times New Roman" w:cs="Times New Roman"/>
+          <w:color w:val="333333"/>
+          <w:kern w:val="0"/>
+          <w:szCs w:val="21"/>
+        </w:rPr>
+        <w:t>stage</w:t>
+      </w:r>
+      <w:r>
+        <w:rPr>
+          <w:rFonts w:ascii="Times New Roman" w:hAnsi="Times New Roman" w:cs="Times New Roman"/>
+          <w:color w:val="333333"/>
+          <w:kern w:val="0"/>
+          <w:szCs w:val="21"/>
+        </w:rPr>
+        <w:t>（或者叫</w:t>
+      </w:r>
+      <w:r>
+        <w:rPr>
+          <w:rFonts w:ascii="Times New Roman" w:hAnsi="Times New Roman" w:cs="Times New Roman"/>
+          <w:color w:val="333333"/>
+          <w:kern w:val="0"/>
+          <w:szCs w:val="21"/>
+        </w:rPr>
+        <w:t>index</w:t>
+      </w:r>
+      <w:r>
+        <w:rPr>
+          <w:rFonts w:ascii="Times New Roman" w:hAnsi="Times New Roman" w:cs="Times New Roman"/>
+          <w:color w:val="333333"/>
+          <w:kern w:val="0"/>
+          <w:szCs w:val="21"/>
+        </w:rPr>
+        <w:t>）的暂存区</w:t>
+      </w:r>
+      <w:r>
+        <w:rPr>
+          <w:rFonts w:ascii="Times New Roman" w:hAnsi="Times New Roman" w:cs="Times New Roman" w:hint="eastAsia"/>
+          <w:color w:val="333333"/>
+          <w:kern w:val="0"/>
+          <w:szCs w:val="21"/>
+        </w:rPr>
+        <w:t>、本地仓库</w:t>
+      </w:r>
+      <w:r>
+        <w:rPr>
+          <w:rFonts w:ascii="Times New Roman" w:hAnsi="Times New Roman" w:cs="Times New Roman" w:hint="eastAsia"/>
+          <w:color w:val="333333"/>
+          <w:kern w:val="0"/>
+          <w:szCs w:val="21"/>
+        </w:rPr>
+        <w:t>H</w:t>
+      </w:r>
+      <w:r>
+        <w:rPr>
+          <w:rFonts w:ascii="Times New Roman" w:hAnsi="Times New Roman" w:cs="Times New Roman"/>
+          <w:color w:val="333333"/>
+          <w:kern w:val="0"/>
+          <w:szCs w:val="21"/>
+        </w:rPr>
+        <w:t>EAD</w:t>
+      </w:r>
+    </w:p>
+    <w:p>
+      <w:pPr>
+        <w:widowControl/>
+        <w:shd w:val="clear" w:color="auto" w:fill="FFFFFF"/>
+        <w:jc w:val="left"/>
+        <w:rPr>
+          <w:rFonts w:ascii="Times New Roman" w:hAnsi="Times New Roman" w:cs="Times New Roman"/>
+          <w:color w:val="000000"/>
+          <w:kern w:val="0"/>
+          <w:szCs w:val="21"/>
+        </w:rPr>
+      </w:pPr>
+    </w:p>
+    <w:p>
+      <w:pPr>
+        <w:widowControl/>
+        <w:shd w:val="clear" w:color="auto" w:fill="FFFFFF"/>
+        <w:jc w:val="left"/>
+        <w:rPr>
+          <w:rFonts w:ascii="Arial" w:hAnsi="Arial" w:cs="Arial"/>
+          <w:color w:val="2F2F2F"/>
+          <w:shd w:val="clear" w:color="auto" w:fill="FFFFFF"/>
+        </w:rPr>
+      </w:pPr>
+    </w:p>
+    <w:p>
+      <w:pPr>
+        <w:widowControl/>
+        <w:shd w:val="clear" w:color="auto" w:fill="FFFFFF"/>
+        <w:jc w:val="left"/>
+        <w:rPr>
+          <w:rFonts w:ascii="Arial" w:hAnsi="Arial" w:cs="Arial"/>
+          <w:color w:val="2F2F2F"/>
+          <w:shd w:val="clear" w:color="auto" w:fill="FFFFFF"/>
+        </w:rPr>
+      </w:pPr>
+      <w:r>
+        <w:rPr>
+          <w:rFonts w:ascii="Arial" w:hAnsi="Arial" w:cs="Arial" w:hint="eastAsia"/>
+          <w:color w:val="2F2F2F"/>
+          <w:shd w:val="clear" w:color="auto" w:fill="FFFFFF"/>
+        </w:rPr>
+        <w:t>Git</w:t>
+      </w:r>
+      <w:r>
+        <w:rPr>
+          <w:rFonts w:ascii="Arial" w:hAnsi="Arial" w:cs="Arial" w:hint="eastAsia"/>
+          <w:color w:val="2F2F2F"/>
+          <w:shd w:val="clear" w:color="auto" w:fill="FFFFFF"/>
+        </w:rPr>
+        <w:t>文件的四种状态</w:t>
+      </w:r>
+    </w:p>
+    <w:p>
+      <w:pPr>
+        <w:widowControl/>
+        <w:shd w:val="clear" w:color="auto" w:fill="FFFFFF"/>
+        <w:jc w:val="left"/>
+        <w:rPr>
           <w:rStyle w:val="a3"/>
           <w:rFonts w:ascii="Times New Roman" w:hAnsi="Times New Roman" w:cs="Times New Roman"/>
           <w:color w:val="333333"/>
@@ -34927,11 +35195,10 @@
         <w:rPr>
           <w:noProof/>
         </w:rPr>
-        <w:lastRenderedPageBreak/>
         <w:drawing>
           <wp:inline distT="0" distB="0" distL="0" distR="0" wp14:anchorId="21573E88" wp14:editId="781A8F9D">
-            <wp:extent cx="5486400" cy="2299335"/>
-            <wp:effectExtent l="0" t="0" r="0" b="5715"/>
+            <wp:extent cx="5222122" cy="2188577"/>
+            <wp:effectExtent l="0" t="0" r="0" b="2540"/>
             <wp:docPr id="42" name="图片 42"/>
             <wp:cNvGraphicFramePr>
               <a:graphicFrameLocks xmlns:a="http://schemas.openxmlformats.org/drawingml/2006/main" noChangeAspect="1"/>
@@ -34944,7 +35211,7 @@
                     <pic:cNvPicPr/>
                   </pic:nvPicPr>
                   <pic:blipFill>
-                    <a:blip r:embed="rId51"/>
+                    <a:blip r:embed="rId52"/>
                     <a:stretch>
                       <a:fillRect/>
                     </a:stretch>
@@ -34952,7 +35219,7 @@
                   <pic:spPr>
                     <a:xfrm>
                       <a:off x="0" y="0"/>
-                      <a:ext cx="5486400" cy="2299335"/>
+                      <a:ext cx="5243486" cy="2197531"/>
                     </a:xfrm>
                     <a:prstGeom prst="rect">
                       <a:avLst/>
@@ -35888,15 +36155,3842 @@
     </w:p>
     <w:p>
       <w:pPr>
+        <w:widowControl/>
+        <w:shd w:val="clear" w:color="auto" w:fill="272822"/>
+        <w:jc w:val="left"/>
+        <w:rPr>
+          <w:rFonts w:ascii="Consolas" w:eastAsia="宋体" w:hAnsi="Consolas" w:cs="宋体"/>
+          <w:color w:val="F8F8F2"/>
+          <w:kern w:val="0"/>
+          <w:szCs w:val="21"/>
+        </w:rPr>
+      </w:pPr>
+      <w:r>
+        <w:rPr>
+          <w:rFonts w:ascii="Consolas" w:eastAsia="宋体" w:hAnsi="Consolas" w:cs="宋体"/>
+          <w:color w:val="17E632"/>
+          <w:kern w:val="0"/>
+          <w:szCs w:val="21"/>
+        </w:rPr>
+        <w:t>#</w:t>
+      </w:r>
+      <w:r>
+        <w:rPr>
+          <w:rFonts w:ascii="Consolas" w:eastAsia="宋体" w:hAnsi="Consolas" w:cs="宋体"/>
+          <w:color w:val="17E632"/>
+          <w:kern w:val="0"/>
+          <w:szCs w:val="21"/>
+        </w:rPr>
+        <w:t>查看指定文件状态</w:t>
+      </w:r>
+    </w:p>
+    <w:p>
+      <w:pPr>
+        <w:widowControl/>
+        <w:shd w:val="clear" w:color="auto" w:fill="272822"/>
+        <w:jc w:val="left"/>
+        <w:rPr>
+          <w:rFonts w:ascii="Consolas" w:eastAsia="宋体" w:hAnsi="Consolas" w:cs="宋体"/>
+          <w:color w:val="F8F8F2"/>
+          <w:kern w:val="0"/>
+          <w:szCs w:val="21"/>
+        </w:rPr>
+      </w:pPr>
+      <w:r>
+        <w:rPr>
+          <w:rFonts w:ascii="Consolas" w:eastAsia="宋体" w:hAnsi="Consolas" w:cs="宋体"/>
+          <w:color w:val="F8F8F2"/>
+          <w:kern w:val="0"/>
+          <w:szCs w:val="21"/>
+        </w:rPr>
+        <w:t>git status [filename]</w:t>
+      </w:r>
+    </w:p>
+    <w:p>
+      <w:pPr>
+        <w:widowControl/>
+        <w:shd w:val="clear" w:color="auto" w:fill="272822"/>
+        <w:jc w:val="left"/>
+        <w:rPr>
+          <w:rFonts w:ascii="Consolas" w:eastAsia="宋体" w:hAnsi="Consolas" w:cs="宋体"/>
+          <w:color w:val="F8F8F2"/>
+          <w:kern w:val="0"/>
+          <w:szCs w:val="21"/>
+        </w:rPr>
+      </w:pPr>
+      <w:r>
+        <w:rPr>
+          <w:rFonts w:ascii="Consolas" w:eastAsia="宋体" w:hAnsi="Consolas" w:cs="宋体"/>
+          <w:color w:val="17E632"/>
+          <w:kern w:val="0"/>
+          <w:szCs w:val="21"/>
+        </w:rPr>
+        <w:t>#</w:t>
+      </w:r>
+      <w:r>
+        <w:rPr>
+          <w:rFonts w:ascii="Consolas" w:eastAsia="宋体" w:hAnsi="Consolas" w:cs="宋体"/>
+          <w:color w:val="17E632"/>
+          <w:kern w:val="0"/>
+          <w:szCs w:val="21"/>
+        </w:rPr>
+        <w:t>查看所有文件状态</w:t>
+      </w:r>
+    </w:p>
+    <w:p>
+      <w:pPr>
+        <w:widowControl/>
+        <w:shd w:val="clear" w:color="auto" w:fill="272822"/>
+        <w:jc w:val="left"/>
+        <w:rPr>
+          <w:rFonts w:ascii="Consolas" w:eastAsia="宋体" w:hAnsi="Consolas" w:cs="宋体"/>
+          <w:color w:val="F8F8F2"/>
+          <w:kern w:val="0"/>
+          <w:szCs w:val="21"/>
+        </w:rPr>
+      </w:pPr>
+      <w:r>
+        <w:rPr>
+          <w:rFonts w:ascii="Consolas" w:eastAsia="宋体" w:hAnsi="Consolas" w:cs="宋体"/>
+          <w:color w:val="F8F8F2"/>
+          <w:kern w:val="0"/>
+          <w:szCs w:val="21"/>
+        </w:rPr>
+        <w:t>git status</w:t>
+      </w:r>
+    </w:p>
+    <w:p>
+      <w:pPr>
+        <w:widowControl/>
+        <w:shd w:val="clear" w:color="auto" w:fill="272822"/>
+        <w:jc w:val="left"/>
+        <w:rPr>
+          <w:rFonts w:ascii="Consolas" w:eastAsia="宋体" w:hAnsi="Consolas" w:cs="宋体"/>
+          <w:color w:val="F8F8F2"/>
+          <w:kern w:val="0"/>
+          <w:szCs w:val="21"/>
+        </w:rPr>
+      </w:pPr>
+    </w:p>
+    <w:p>
+      <w:pPr>
+        <w:widowControl/>
+        <w:shd w:val="clear" w:color="auto" w:fill="272822"/>
+        <w:jc w:val="left"/>
+        <w:rPr>
+          <w:rFonts w:ascii="Consolas" w:eastAsia="宋体" w:hAnsi="Consolas" w:cs="宋体"/>
+          <w:color w:val="F8F8F2"/>
+          <w:kern w:val="0"/>
+          <w:szCs w:val="21"/>
+        </w:rPr>
+      </w:pPr>
+      <w:r>
+        <w:rPr>
+          <w:rFonts w:ascii="Consolas" w:eastAsia="宋体" w:hAnsi="Consolas" w:cs="宋体"/>
+          <w:color w:val="17E632"/>
+          <w:kern w:val="0"/>
+          <w:szCs w:val="21"/>
+        </w:rPr>
+        <w:t xml:space="preserve"># </w:t>
+      </w:r>
+      <w:r>
+        <w:rPr>
+          <w:rFonts w:ascii="Consolas" w:eastAsia="宋体" w:hAnsi="Consolas" w:cs="宋体"/>
+          <w:color w:val="17E632"/>
+          <w:kern w:val="0"/>
+          <w:szCs w:val="21"/>
+        </w:rPr>
+        <w:t>添加指定文件到暂存区</w:t>
+      </w:r>
+    </w:p>
+    <w:p>
+      <w:pPr>
+        <w:widowControl/>
+        <w:shd w:val="clear" w:color="auto" w:fill="272822"/>
+        <w:jc w:val="left"/>
+        <w:rPr>
+          <w:rFonts w:ascii="Consolas" w:eastAsia="宋体" w:hAnsi="Consolas" w:cs="宋体"/>
+          <w:color w:val="F8F8F2"/>
+          <w:kern w:val="0"/>
+          <w:szCs w:val="21"/>
+        </w:rPr>
+      </w:pPr>
+      <w:r>
+        <w:rPr>
+          <w:rFonts w:ascii="Consolas" w:eastAsia="宋体" w:hAnsi="Consolas" w:cs="宋体"/>
+          <w:color w:val="F8F8F0"/>
+          <w:kern w:val="0"/>
+          <w:szCs w:val="21"/>
+        </w:rPr>
+        <w:t>$</w:t>
+      </w:r>
+      <w:r>
+        <w:rPr>
+          <w:rFonts w:ascii="Consolas" w:eastAsia="宋体" w:hAnsi="Consolas" w:cs="宋体"/>
+          <w:color w:val="F8F8F2"/>
+          <w:kern w:val="0"/>
+          <w:szCs w:val="21"/>
+        </w:rPr>
+        <w:t xml:space="preserve"> git add [file1] [file2] </w:t>
+      </w:r>
+      <w:r>
+        <w:rPr>
+          <w:rFonts w:ascii="Consolas" w:eastAsia="宋体" w:hAnsi="Consolas" w:cs="宋体"/>
+          <w:color w:val="AE81FF"/>
+          <w:kern w:val="0"/>
+          <w:szCs w:val="21"/>
+        </w:rPr>
+        <w:t>...</w:t>
+      </w:r>
+    </w:p>
+    <w:p>
+      <w:pPr>
+        <w:widowControl/>
+        <w:shd w:val="clear" w:color="auto" w:fill="272822"/>
+        <w:jc w:val="left"/>
+        <w:rPr>
+          <w:rFonts w:ascii="Consolas" w:eastAsia="宋体" w:hAnsi="Consolas" w:cs="宋体"/>
+          <w:color w:val="F8F8F2"/>
+          <w:kern w:val="0"/>
+          <w:szCs w:val="21"/>
+        </w:rPr>
+      </w:pPr>
+      <w:r>
+        <w:rPr>
+          <w:rFonts w:ascii="Consolas" w:eastAsia="宋体" w:hAnsi="Consolas" w:cs="宋体"/>
+          <w:color w:val="17E632"/>
+          <w:kern w:val="0"/>
+          <w:szCs w:val="21"/>
+        </w:rPr>
+        <w:lastRenderedPageBreak/>
+        <w:t xml:space="preserve"># </w:t>
+      </w:r>
+      <w:r>
+        <w:rPr>
+          <w:rFonts w:ascii="Consolas" w:eastAsia="宋体" w:hAnsi="Consolas" w:cs="宋体"/>
+          <w:color w:val="17E632"/>
+          <w:kern w:val="0"/>
+          <w:szCs w:val="21"/>
+        </w:rPr>
+        <w:t>添加指定目录到暂存区，包括子目录</w:t>
+      </w:r>
+    </w:p>
+    <w:p>
+      <w:pPr>
+        <w:widowControl/>
+        <w:shd w:val="clear" w:color="auto" w:fill="272822"/>
+        <w:jc w:val="left"/>
+        <w:rPr>
+          <w:rFonts w:ascii="Consolas" w:eastAsia="宋体" w:hAnsi="Consolas" w:cs="宋体"/>
+          <w:color w:val="F8F8F2"/>
+          <w:kern w:val="0"/>
+          <w:szCs w:val="21"/>
+        </w:rPr>
+      </w:pPr>
+      <w:r>
+        <w:rPr>
+          <w:rFonts w:ascii="Consolas" w:eastAsia="宋体" w:hAnsi="Consolas" w:cs="宋体"/>
+          <w:color w:val="F8F8F0"/>
+          <w:kern w:val="0"/>
+          <w:szCs w:val="21"/>
+        </w:rPr>
+        <w:t>$</w:t>
+      </w:r>
+      <w:r>
+        <w:rPr>
+          <w:rFonts w:ascii="Consolas" w:eastAsia="宋体" w:hAnsi="Consolas" w:cs="宋体"/>
+          <w:color w:val="F8F8F2"/>
+          <w:kern w:val="0"/>
+          <w:szCs w:val="21"/>
+        </w:rPr>
+        <w:t xml:space="preserve"> git add [</w:t>
+      </w:r>
+      <w:r>
+        <w:rPr>
+          <w:rFonts w:ascii="Consolas" w:eastAsia="宋体" w:hAnsi="Consolas" w:cs="宋体"/>
+          <w:color w:val="66D9EF"/>
+          <w:kern w:val="0"/>
+          <w:szCs w:val="21"/>
+        </w:rPr>
+        <w:t>dir</w:t>
+      </w:r>
+      <w:r>
+        <w:rPr>
+          <w:rFonts w:ascii="Consolas" w:eastAsia="宋体" w:hAnsi="Consolas" w:cs="宋体"/>
+          <w:color w:val="F8F8F2"/>
+          <w:kern w:val="0"/>
+          <w:szCs w:val="21"/>
+        </w:rPr>
+        <w:t>]</w:t>
+      </w:r>
+    </w:p>
+    <w:p>
+      <w:pPr>
+        <w:widowControl/>
+        <w:shd w:val="clear" w:color="auto" w:fill="272822"/>
+        <w:jc w:val="left"/>
+        <w:rPr>
+          <w:rFonts w:ascii="Consolas" w:eastAsia="宋体" w:hAnsi="Consolas" w:cs="宋体"/>
+          <w:color w:val="F8F8F2"/>
+          <w:kern w:val="0"/>
+          <w:szCs w:val="21"/>
+        </w:rPr>
+      </w:pPr>
+      <w:r>
+        <w:rPr>
+          <w:rFonts w:ascii="Consolas" w:eastAsia="宋体" w:hAnsi="Consolas" w:cs="宋体"/>
+          <w:color w:val="17E632"/>
+          <w:kern w:val="0"/>
+          <w:szCs w:val="21"/>
+        </w:rPr>
+        <w:t xml:space="preserve"># </w:t>
+      </w:r>
+      <w:r>
+        <w:rPr>
+          <w:rFonts w:ascii="Consolas" w:eastAsia="宋体" w:hAnsi="Consolas" w:cs="宋体"/>
+          <w:color w:val="17E632"/>
+          <w:kern w:val="0"/>
+          <w:szCs w:val="21"/>
+        </w:rPr>
+        <w:t>添加当前目录的所有文件到暂存区</w:t>
+      </w:r>
+    </w:p>
+    <w:p>
+      <w:pPr>
+        <w:widowControl/>
+        <w:shd w:val="clear" w:color="auto" w:fill="272822"/>
+        <w:jc w:val="left"/>
+        <w:rPr>
+          <w:rFonts w:ascii="Consolas" w:eastAsia="宋体" w:hAnsi="Consolas" w:cs="宋体"/>
+          <w:color w:val="F8F8F2"/>
+          <w:kern w:val="0"/>
+          <w:szCs w:val="21"/>
+        </w:rPr>
+      </w:pPr>
+      <w:r>
+        <w:rPr>
+          <w:rFonts w:ascii="Consolas" w:eastAsia="宋体" w:hAnsi="Consolas" w:cs="宋体"/>
+          <w:color w:val="F8F8F0"/>
+          <w:kern w:val="0"/>
+          <w:szCs w:val="21"/>
+        </w:rPr>
+        <w:t>$</w:t>
+      </w:r>
+      <w:r>
+        <w:rPr>
+          <w:rFonts w:ascii="Consolas" w:eastAsia="宋体" w:hAnsi="Consolas" w:cs="宋体"/>
+          <w:color w:val="F8F8F2"/>
+          <w:kern w:val="0"/>
+          <w:szCs w:val="21"/>
+        </w:rPr>
+        <w:t xml:space="preserve"> git add .</w:t>
+      </w:r>
+    </w:p>
+    <w:p>
+      <w:pPr>
+        <w:widowControl/>
+        <w:shd w:val="clear" w:color="auto" w:fill="272822"/>
+        <w:jc w:val="left"/>
+        <w:rPr>
+          <w:rFonts w:ascii="Consolas" w:eastAsia="宋体" w:hAnsi="Consolas" w:cs="宋体"/>
+          <w:color w:val="F8F8F2"/>
+          <w:kern w:val="0"/>
+          <w:szCs w:val="21"/>
+        </w:rPr>
+      </w:pPr>
+    </w:p>
+    <w:p>
+      <w:pPr>
+        <w:widowControl/>
+        <w:shd w:val="clear" w:color="auto" w:fill="272822"/>
+        <w:jc w:val="left"/>
+        <w:rPr>
+          <w:rFonts w:ascii="Consolas" w:eastAsia="宋体" w:hAnsi="Consolas" w:cs="宋体"/>
+          <w:color w:val="F8F8F2"/>
+          <w:kern w:val="0"/>
+          <w:szCs w:val="21"/>
+        </w:rPr>
+      </w:pPr>
+      <w:r>
+        <w:rPr>
+          <w:rFonts w:ascii="Consolas" w:eastAsia="宋体" w:hAnsi="Consolas" w:cs="宋体"/>
+          <w:color w:val="17E632"/>
+          <w:kern w:val="0"/>
+          <w:szCs w:val="21"/>
+        </w:rPr>
+        <w:t>#</w:t>
+      </w:r>
+      <w:r>
+        <w:rPr>
+          <w:rFonts w:ascii="Consolas" w:eastAsia="宋体" w:hAnsi="Consolas" w:cs="宋体"/>
+          <w:color w:val="17E632"/>
+          <w:kern w:val="0"/>
+          <w:szCs w:val="21"/>
+        </w:rPr>
+        <w:t>直接从暂存区删除文件，工作区则不做出改变</w:t>
+      </w:r>
+    </w:p>
+    <w:p>
+      <w:pPr>
+        <w:widowControl/>
+        <w:shd w:val="clear" w:color="auto" w:fill="272822"/>
+        <w:jc w:val="left"/>
+        <w:rPr>
+          <w:rFonts w:ascii="Consolas" w:eastAsia="宋体" w:hAnsi="Consolas" w:cs="宋体"/>
+          <w:color w:val="F8F8F2"/>
+          <w:kern w:val="0"/>
+          <w:szCs w:val="21"/>
+        </w:rPr>
+      </w:pPr>
+      <w:r>
+        <w:rPr>
+          <w:rFonts w:ascii="Consolas" w:eastAsia="宋体" w:hAnsi="Consolas" w:cs="宋体"/>
+          <w:color w:val="F8F8F2"/>
+          <w:kern w:val="0"/>
+          <w:szCs w:val="21"/>
+        </w:rPr>
+        <w:t xml:space="preserve">git rm </w:t>
+      </w:r>
+      <w:r>
+        <w:rPr>
+          <w:rFonts w:ascii="Consolas" w:eastAsia="宋体" w:hAnsi="Consolas" w:cs="宋体"/>
+          <w:color w:val="F8F8F0"/>
+          <w:kern w:val="0"/>
+          <w:szCs w:val="21"/>
+        </w:rPr>
+        <w:t>--</w:t>
+      </w:r>
+      <w:r>
+        <w:rPr>
+          <w:rFonts w:ascii="Consolas" w:eastAsia="宋体" w:hAnsi="Consolas" w:cs="宋体"/>
+          <w:color w:val="F8F8F2"/>
+          <w:kern w:val="0"/>
+          <w:szCs w:val="21"/>
+        </w:rPr>
+        <w:t>cached why.txt</w:t>
+      </w:r>
+    </w:p>
+    <w:p>
+      <w:pPr>
+        <w:widowControl/>
+        <w:shd w:val="clear" w:color="auto" w:fill="272822"/>
+        <w:jc w:val="left"/>
+        <w:rPr>
+          <w:rFonts w:ascii="Consolas" w:eastAsia="宋体" w:hAnsi="Consolas" w:cs="宋体"/>
+          <w:color w:val="F8F8F2"/>
+          <w:kern w:val="0"/>
+          <w:szCs w:val="21"/>
+        </w:rPr>
+      </w:pPr>
+    </w:p>
+    <w:p>
+      <w:pPr>
+        <w:widowControl/>
+        <w:shd w:val="clear" w:color="auto" w:fill="272822"/>
+        <w:jc w:val="left"/>
+        <w:rPr>
+          <w:rFonts w:ascii="Consolas" w:eastAsia="宋体" w:hAnsi="Consolas" w:cs="宋体" w:hint="eastAsia"/>
+          <w:color w:val="F8F8F2"/>
+          <w:kern w:val="0"/>
+          <w:szCs w:val="21"/>
+        </w:rPr>
+      </w:pPr>
+      <w:r>
+        <w:rPr>
+          <w:rFonts w:ascii="Consolas" w:eastAsia="宋体" w:hAnsi="Consolas" w:cs="宋体"/>
+          <w:color w:val="17E632"/>
+          <w:kern w:val="0"/>
+          <w:szCs w:val="21"/>
+        </w:rPr>
+        <w:t>#</w:t>
+      </w:r>
+      <w:r>
+        <w:rPr>
+          <w:rFonts w:ascii="Consolas" w:eastAsia="宋体" w:hAnsi="Consolas" w:cs="宋体"/>
+          <w:color w:val="17E632"/>
+          <w:kern w:val="0"/>
+          <w:szCs w:val="21"/>
+        </w:rPr>
+        <w:t>直接从暂存区删除文件，</w:t>
+      </w:r>
+      <w:r>
+        <w:rPr>
+          <w:rFonts w:ascii="Consolas" w:eastAsia="宋体" w:hAnsi="Consolas" w:cs="宋体" w:hint="eastAsia"/>
+          <w:color w:val="17E632"/>
+          <w:kern w:val="0"/>
+          <w:szCs w:val="21"/>
+        </w:rPr>
+        <w:t>同时</w:t>
+      </w:r>
+      <w:r>
+        <w:rPr>
+          <w:rFonts w:ascii="Consolas" w:eastAsia="宋体" w:hAnsi="Consolas" w:cs="宋体"/>
+          <w:color w:val="17E632"/>
+          <w:kern w:val="0"/>
+          <w:szCs w:val="21"/>
+        </w:rPr>
+        <w:t>工作区</w:t>
+      </w:r>
+      <w:r>
+        <w:rPr>
+          <w:rFonts w:ascii="Consolas" w:eastAsia="宋体" w:hAnsi="Consolas" w:cs="宋体" w:hint="eastAsia"/>
+          <w:color w:val="17E632"/>
+          <w:kern w:val="0"/>
+          <w:szCs w:val="21"/>
+        </w:rPr>
+        <w:t>也不需要这个文件</w:t>
+      </w:r>
+    </w:p>
+    <w:p>
+      <w:pPr>
+        <w:widowControl/>
+        <w:shd w:val="clear" w:color="auto" w:fill="272822"/>
+        <w:jc w:val="left"/>
+        <w:rPr>
+          <w:rFonts w:ascii="Consolas" w:eastAsia="宋体" w:hAnsi="Consolas" w:cs="宋体" w:hint="eastAsia"/>
+          <w:color w:val="F8F8F2"/>
+          <w:kern w:val="0"/>
+          <w:szCs w:val="21"/>
+        </w:rPr>
+      </w:pPr>
+      <w:r>
+        <w:rPr>
+          <w:rFonts w:ascii="Consolas" w:eastAsia="宋体" w:hAnsi="Consolas" w:cs="宋体"/>
+          <w:color w:val="F8F8F2"/>
+          <w:kern w:val="0"/>
+          <w:szCs w:val="21"/>
+        </w:rPr>
+        <w:t>git rm why.txt</w:t>
+      </w:r>
+    </w:p>
+    <w:p>
+      <w:pPr>
         <w:pStyle w:val="a5"/>
         <w:shd w:val="clear" w:color="auto" w:fill="FFFFFF"/>
         <w:spacing w:before="0" w:beforeAutospacing="0" w:after="0" w:afterAutospacing="0"/>
         <w:rPr>
+          <w:rFonts w:ascii="Times New Roman" w:eastAsiaTheme="minorEastAsia" w:hAnsi="Times New Roman" w:cs="Times New Roman"/>
+          <w:color w:val="000000"/>
+          <w:sz w:val="21"/>
+          <w:szCs w:val="21"/>
+        </w:rPr>
+      </w:pPr>
+    </w:p>
+    <w:p>
+      <w:pPr>
+        <w:pStyle w:val="a5"/>
+        <w:shd w:val="clear" w:color="auto" w:fill="FFFFFF"/>
+        <w:spacing w:before="0" w:beforeAutospacing="0" w:after="0" w:afterAutospacing="0"/>
+        <w:rPr>
+          <w:rFonts w:ascii="Times New Roman" w:eastAsiaTheme="minorEastAsia" w:hAnsi="Times New Roman" w:cs="Times New Roman"/>
+          <w:color w:val="000000"/>
+          <w:sz w:val="21"/>
+          <w:szCs w:val="21"/>
+        </w:rPr>
+      </w:pPr>
+      <w:r>
+        <w:rPr>
+          <w:rFonts w:ascii="Times New Roman" w:eastAsiaTheme="minorEastAsia" w:hAnsi="Times New Roman" w:cs="Times New Roman" w:hint="eastAsia"/>
+          <w:color w:val="000000"/>
+          <w:sz w:val="21"/>
+          <w:szCs w:val="21"/>
+        </w:rPr>
+        <w:t>然后再查看状态，显示如下：</w:t>
+      </w:r>
+    </w:p>
+    <w:p>
+      <w:pPr>
+        <w:pStyle w:val="a5"/>
+        <w:shd w:val="clear" w:color="auto" w:fill="FFFFFF"/>
+        <w:spacing w:before="0" w:beforeAutospacing="0" w:after="0" w:afterAutospacing="0"/>
+        <w:rPr>
           <w:rStyle w:val="HTML1"/>
           <w:rFonts w:ascii="Times New Roman" w:eastAsiaTheme="minorEastAsia" w:hAnsi="Times New Roman" w:cs="Times New Roman"/>
           <w:color w:val="333333"/>
-          <w:sz w:val="23"/>
-          <w:szCs w:val="23"/>
+          <w:sz w:val="21"/>
+          <w:szCs w:val="21"/>
+        </w:rPr>
+      </w:pPr>
+      <w:r>
+        <w:rPr>
+          <w:noProof/>
+        </w:rPr>
+        <w:drawing>
+          <wp:inline distT="0" distB="0" distL="0" distR="0" wp14:anchorId="7F429E81" wp14:editId="427E5E03">
+            <wp:extent cx="3950786" cy="1701947"/>
+            <wp:effectExtent l="0" t="0" r="0" b="0"/>
+            <wp:docPr id="44" name="图片 44"/>
+            <wp:cNvGraphicFramePr>
+              <a:graphicFrameLocks xmlns:a="http://schemas.openxmlformats.org/drawingml/2006/main" noChangeAspect="1"/>
+            </wp:cNvGraphicFramePr>
+            <a:graphic xmlns:a="http://schemas.openxmlformats.org/drawingml/2006/main">
+              <a:graphicData uri="http://schemas.openxmlformats.org/drawingml/2006/picture">
+                <pic:pic xmlns:pic="http://schemas.openxmlformats.org/drawingml/2006/picture">
+                  <pic:nvPicPr>
+                    <pic:cNvPr id="1" name=""/>
+                    <pic:cNvPicPr/>
+                  </pic:nvPicPr>
+                  <pic:blipFill>
+                    <a:blip r:embed="rId53"/>
+                    <a:stretch>
+                      <a:fillRect/>
+                    </a:stretch>
+                  </pic:blipFill>
+                  <pic:spPr>
+                    <a:xfrm>
+                      <a:off x="0" y="0"/>
+                      <a:ext cx="3978277" cy="1713790"/>
+                    </a:xfrm>
+                    <a:prstGeom prst="rect">
+                      <a:avLst/>
+                    </a:prstGeom>
+                  </pic:spPr>
+                </pic:pic>
+              </a:graphicData>
+            </a:graphic>
+          </wp:inline>
+        </w:drawing>
+      </w:r>
+    </w:p>
+    <w:p>
+      <w:pPr>
+        <w:pStyle w:val="a5"/>
+        <w:shd w:val="clear" w:color="auto" w:fill="FFFFFF"/>
+        <w:spacing w:before="0" w:beforeAutospacing="0" w:after="0" w:afterAutospacing="0"/>
+        <w:rPr>
+          <w:rStyle w:val="HTML1"/>
+          <w:rFonts w:ascii="Times New Roman" w:eastAsiaTheme="minorEastAsia" w:hAnsi="Times New Roman" w:cs="Times New Roman"/>
+          <w:color w:val="333333"/>
+          <w:sz w:val="21"/>
+          <w:szCs w:val="21"/>
+        </w:rPr>
+      </w:pPr>
+    </w:p>
+    <w:p>
+      <w:pPr>
+        <w:pStyle w:val="a5"/>
+        <w:shd w:val="clear" w:color="auto" w:fill="FFFFFF"/>
+        <w:spacing w:before="0" w:beforeAutospacing="0" w:after="0" w:afterAutospacing="0"/>
+        <w:rPr>
+          <w:rStyle w:val="HTML1"/>
+          <w:rFonts w:ascii="Times New Roman" w:eastAsiaTheme="minorEastAsia" w:hAnsi="Times New Roman" w:cs="Times New Roman"/>
+          <w:color w:val="333333"/>
+          <w:sz w:val="21"/>
+          <w:szCs w:val="21"/>
+        </w:rPr>
+      </w:pPr>
+      <w:r>
+        <w:rPr>
+          <w:rStyle w:val="HTML1"/>
+          <w:rFonts w:ascii="Times New Roman" w:eastAsiaTheme="minorEastAsia" w:hAnsi="Times New Roman" w:cs="Times New Roman" w:hint="eastAsia"/>
+          <w:color w:val="333333"/>
+          <w:sz w:val="21"/>
+          <w:szCs w:val="21"/>
+        </w:rPr>
+        <w:t>在工作区新建一个</w:t>
+      </w:r>
+      <w:r>
+        <w:rPr>
+          <w:rStyle w:val="HTML1"/>
+          <w:rFonts w:ascii="Times New Roman" w:eastAsiaTheme="minorEastAsia" w:hAnsi="Times New Roman" w:cs="Times New Roman" w:hint="eastAsia"/>
+          <w:color w:val="333333"/>
+          <w:sz w:val="21"/>
+          <w:szCs w:val="21"/>
+        </w:rPr>
+        <w:t>hello</w:t>
+      </w:r>
+      <w:r>
+        <w:rPr>
+          <w:rStyle w:val="HTML1"/>
+          <w:rFonts w:ascii="Times New Roman" w:eastAsiaTheme="minorEastAsia" w:hAnsi="Times New Roman" w:cs="Times New Roman"/>
+          <w:color w:val="333333"/>
+          <w:sz w:val="21"/>
+          <w:szCs w:val="21"/>
+        </w:rPr>
+        <w:t>.</w:t>
+      </w:r>
+      <w:r>
+        <w:rPr>
+          <w:rStyle w:val="HTML1"/>
+          <w:rFonts w:ascii="Times New Roman" w:eastAsiaTheme="minorEastAsia" w:hAnsi="Times New Roman" w:cs="Times New Roman" w:hint="eastAsia"/>
+          <w:color w:val="333333"/>
+          <w:sz w:val="21"/>
+          <w:szCs w:val="21"/>
+        </w:rPr>
+        <w:t>txt</w:t>
+      </w:r>
+      <w:r>
+        <w:rPr>
+          <w:rStyle w:val="HTML1"/>
+          <w:rFonts w:ascii="Times New Roman" w:eastAsiaTheme="minorEastAsia" w:hAnsi="Times New Roman" w:cs="Times New Roman" w:hint="eastAsia"/>
+          <w:color w:val="333333"/>
+          <w:sz w:val="21"/>
+          <w:szCs w:val="21"/>
+        </w:rPr>
+        <w:t>文件，要提交到仓库</w:t>
+      </w:r>
+      <w:r>
+        <w:rPr>
+          <w:rStyle w:val="HTML1"/>
+          <w:rFonts w:ascii="Times New Roman" w:eastAsiaTheme="minorEastAsia" w:hAnsi="Times New Roman" w:cs="Times New Roman" w:hint="eastAsia"/>
+          <w:color w:val="333333"/>
+          <w:sz w:val="21"/>
+          <w:szCs w:val="21"/>
+        </w:rPr>
+        <w:t>：</w:t>
+      </w:r>
+    </w:p>
+    <w:p>
+      <w:pPr>
+        <w:autoSpaceDE w:val="0"/>
+        <w:autoSpaceDN w:val="0"/>
+        <w:adjustRightInd w:val="0"/>
+        <w:jc w:val="left"/>
+        <w:rPr>
+          <w:rFonts w:ascii="Consolas" w:hAnsi="Consolas" w:cs="Consolas"/>
+          <w:kern w:val="0"/>
+          <w:sz w:val="24"/>
+          <w:szCs w:val="24"/>
+        </w:rPr>
+      </w:pPr>
+      <w:r>
+        <w:rPr>
+          <w:rFonts w:ascii="Consolas" w:hAnsi="Consolas" w:cs="Consolas"/>
+          <w:kern w:val="0"/>
+          <w:sz w:val="24"/>
+          <w:szCs w:val="24"/>
+        </w:rPr>
+        <w:t>$ git add why.txt</w:t>
+      </w:r>
+    </w:p>
+    <w:p>
+      <w:pPr>
+        <w:autoSpaceDE w:val="0"/>
+        <w:autoSpaceDN w:val="0"/>
+        <w:adjustRightInd w:val="0"/>
+        <w:jc w:val="left"/>
+        <w:rPr>
+          <w:rFonts w:ascii="Consolas" w:hAnsi="Consolas" w:cs="Consolas"/>
+          <w:kern w:val="0"/>
+          <w:sz w:val="24"/>
+          <w:szCs w:val="24"/>
+        </w:rPr>
+      </w:pPr>
+      <w:r>
+        <w:rPr>
+          <w:rFonts w:ascii="Consolas" w:hAnsi="Consolas" w:cs="Consolas"/>
+          <w:kern w:val="0"/>
+          <w:sz w:val="24"/>
+          <w:szCs w:val="24"/>
+        </w:rPr>
+        <w:t>$ git commit -a</w:t>
+      </w:r>
+    </w:p>
+    <w:p>
+      <w:pPr>
+        <w:pStyle w:val="a5"/>
+        <w:shd w:val="clear" w:color="auto" w:fill="FFFFFF"/>
+        <w:spacing w:before="0" w:beforeAutospacing="0" w:after="0" w:afterAutospacing="0"/>
+        <w:rPr>
+          <w:rStyle w:val="HTML1"/>
+          <w:rFonts w:ascii="Times New Roman" w:eastAsiaTheme="minorEastAsia" w:hAnsi="Times New Roman" w:cs="Times New Roman"/>
+          <w:color w:val="333333"/>
+          <w:sz w:val="21"/>
+          <w:szCs w:val="21"/>
+        </w:rPr>
+      </w:pPr>
+    </w:p>
+    <w:p>
+      <w:pPr>
+        <w:pStyle w:val="a5"/>
+        <w:shd w:val="clear" w:color="auto" w:fill="FFFFFF"/>
+        <w:spacing w:before="0" w:beforeAutospacing="0" w:after="0" w:afterAutospacing="0"/>
+        <w:rPr>
+          <w:rStyle w:val="HTML1"/>
+          <w:rFonts w:ascii="Times New Roman" w:eastAsiaTheme="minorEastAsia" w:hAnsi="Times New Roman" w:cs="Times New Roman"/>
+          <w:color w:val="333333"/>
+          <w:sz w:val="21"/>
+          <w:szCs w:val="21"/>
+        </w:rPr>
+      </w:pPr>
+      <w:r>
+        <w:rPr>
+          <w:rStyle w:val="HTML1"/>
+          <w:rFonts w:ascii="Times New Roman" w:eastAsiaTheme="minorEastAsia" w:hAnsi="Times New Roman" w:cs="Times New Roman"/>
+          <w:color w:val="333333"/>
+          <w:sz w:val="21"/>
+          <w:szCs w:val="21"/>
+        </w:rPr>
+        <w:t>比较</w:t>
+      </w:r>
+      <w:r>
+        <w:rPr>
+          <w:rStyle w:val="HTML1"/>
+          <w:rFonts w:ascii="Times New Roman" w:eastAsiaTheme="minorEastAsia" w:hAnsi="Times New Roman" w:cs="Times New Roman"/>
+          <w:color w:val="333333"/>
+          <w:sz w:val="21"/>
+          <w:szCs w:val="21"/>
+        </w:rPr>
+        <w:t>WorkSpace</w:t>
+      </w:r>
+      <w:r>
+        <w:rPr>
+          <w:rStyle w:val="HTML1"/>
+          <w:rFonts w:ascii="Times New Roman" w:eastAsiaTheme="minorEastAsia" w:hAnsi="Times New Roman" w:cs="Times New Roman"/>
+          <w:color w:val="333333"/>
+          <w:sz w:val="21"/>
+          <w:szCs w:val="21"/>
+        </w:rPr>
+        <w:t>中的文件和暂存区文件的差异</w:t>
+      </w:r>
+      <w:r>
+        <w:rPr>
+          <w:rStyle w:val="HTML1"/>
+          <w:rFonts w:ascii="Times New Roman" w:eastAsiaTheme="minorEastAsia" w:hAnsi="Times New Roman" w:cs="Times New Roman" w:hint="eastAsia"/>
+          <w:color w:val="333333"/>
+          <w:sz w:val="21"/>
+          <w:szCs w:val="21"/>
+        </w:rPr>
+        <w:t>：</w:t>
+      </w:r>
+    </w:p>
+    <w:p>
+      <w:pPr>
+        <w:autoSpaceDE w:val="0"/>
+        <w:autoSpaceDN w:val="0"/>
+        <w:adjustRightInd w:val="0"/>
+        <w:jc w:val="left"/>
+        <w:rPr>
+          <w:rFonts w:ascii="Consolas" w:hAnsi="Consolas" w:cs="Consolas"/>
+          <w:kern w:val="0"/>
+          <w:sz w:val="24"/>
+          <w:szCs w:val="24"/>
+        </w:rPr>
+      </w:pPr>
+      <w:r>
+        <w:rPr>
+          <w:rFonts w:ascii="Consolas" w:hAnsi="Consolas" w:cs="Consolas"/>
+          <w:kern w:val="0"/>
+          <w:sz w:val="24"/>
+          <w:szCs w:val="24"/>
+        </w:rPr>
+        <w:t>$ git diff names.txt</w:t>
+      </w:r>
+    </w:p>
+    <w:p>
+      <w:pPr>
+        <w:pStyle w:val="a5"/>
+        <w:shd w:val="clear" w:color="auto" w:fill="FFFFFF"/>
+        <w:spacing w:before="0" w:beforeAutospacing="0" w:after="0" w:afterAutospacing="0"/>
+        <w:rPr>
+          <w:rStyle w:val="HTML1"/>
+          <w:rFonts w:ascii="Times New Roman" w:eastAsiaTheme="minorEastAsia" w:hAnsi="Times New Roman" w:cs="Times New Roman"/>
+          <w:color w:val="333333"/>
+          <w:sz w:val="21"/>
+          <w:szCs w:val="21"/>
+        </w:rPr>
+      </w:pPr>
+      <w:r>
+        <w:rPr>
+          <w:rStyle w:val="HTML1"/>
+          <w:rFonts w:ascii="Times New Roman" w:eastAsiaTheme="minorEastAsia" w:hAnsi="Times New Roman" w:cs="Times New Roman"/>
+          <w:color w:val="333333"/>
+          <w:sz w:val="21"/>
+          <w:szCs w:val="21"/>
+        </w:rPr>
+        <w:t>比较</w:t>
+      </w:r>
+      <w:r>
+        <w:rPr>
+          <w:rStyle w:val="HTML1"/>
+          <w:rFonts w:ascii="Times New Roman" w:eastAsiaTheme="minorEastAsia" w:hAnsi="Times New Roman" w:cs="Times New Roman"/>
+          <w:color w:val="333333"/>
+          <w:sz w:val="21"/>
+          <w:szCs w:val="21"/>
+        </w:rPr>
+        <w:t>WorkSpace</w:t>
+      </w:r>
+      <w:r>
+        <w:rPr>
+          <w:rStyle w:val="HTML1"/>
+          <w:rFonts w:ascii="Times New Roman" w:eastAsiaTheme="minorEastAsia" w:hAnsi="Times New Roman" w:cs="Times New Roman"/>
+          <w:color w:val="333333"/>
+          <w:sz w:val="21"/>
+          <w:szCs w:val="21"/>
+        </w:rPr>
+        <w:t>中的文件和</w:t>
+      </w:r>
+      <w:r>
+        <w:rPr>
+          <w:rStyle w:val="HTML1"/>
+          <w:rFonts w:ascii="Times New Roman" w:eastAsiaTheme="minorEastAsia" w:hAnsi="Times New Roman" w:cs="Times New Roman" w:hint="eastAsia"/>
+          <w:color w:val="333333"/>
+          <w:sz w:val="21"/>
+          <w:szCs w:val="21"/>
+        </w:rPr>
+        <w:t>仓库文件</w:t>
+      </w:r>
+      <w:r>
+        <w:rPr>
+          <w:rStyle w:val="HTML1"/>
+          <w:rFonts w:ascii="Times New Roman" w:eastAsiaTheme="minorEastAsia" w:hAnsi="Times New Roman" w:cs="Times New Roman"/>
+          <w:color w:val="333333"/>
+          <w:sz w:val="21"/>
+          <w:szCs w:val="21"/>
+        </w:rPr>
+        <w:t>的差异</w:t>
+      </w:r>
+      <w:r>
+        <w:rPr>
+          <w:rStyle w:val="HTML1"/>
+          <w:rFonts w:ascii="Times New Roman" w:eastAsiaTheme="minorEastAsia" w:hAnsi="Times New Roman" w:cs="Times New Roman" w:hint="eastAsia"/>
+          <w:color w:val="333333"/>
+          <w:sz w:val="21"/>
+          <w:szCs w:val="21"/>
+        </w:rPr>
+        <w:t>：</w:t>
+      </w:r>
+    </w:p>
+    <w:p>
+      <w:pPr>
+        <w:autoSpaceDE w:val="0"/>
+        <w:autoSpaceDN w:val="0"/>
+        <w:adjustRightInd w:val="0"/>
+        <w:jc w:val="left"/>
+        <w:rPr>
+          <w:rStyle w:val="HTML1"/>
+          <w:rFonts w:ascii="Consolas" w:eastAsiaTheme="minorEastAsia" w:hAnsi="Consolas" w:cs="Consolas" w:hint="eastAsia"/>
+          <w:kern w:val="0"/>
+        </w:rPr>
+      </w:pPr>
+      <w:r>
+        <w:rPr>
+          <w:rFonts w:ascii="Consolas" w:hAnsi="Consolas" w:cs="Consolas"/>
+          <w:kern w:val="0"/>
+          <w:sz w:val="24"/>
+          <w:szCs w:val="24"/>
+        </w:rPr>
+        <w:t>git diff HEAD names.txt</w:t>
+      </w:r>
+    </w:p>
+    <w:p>
+      <w:pPr>
+        <w:widowControl/>
+        <w:shd w:val="clear" w:color="auto" w:fill="272822"/>
+        <w:jc w:val="left"/>
+        <w:rPr>
+          <w:rFonts w:ascii="Times New Roman" w:hAnsi="Times New Roman" w:cs="Times New Roman"/>
+          <w:color w:val="F8F8F2"/>
+          <w:kern w:val="0"/>
+          <w:szCs w:val="21"/>
+        </w:rPr>
+      </w:pPr>
+      <w:r>
+        <w:rPr>
+          <w:rFonts w:ascii="Times New Roman" w:hAnsi="Times New Roman" w:cs="Times New Roman"/>
+          <w:color w:val="F8F8F2"/>
+          <w:kern w:val="0"/>
+          <w:szCs w:val="21"/>
+        </w:rPr>
+        <w:t>$ cat names.txt</w:t>
+      </w:r>
+    </w:p>
+    <w:p>
+      <w:pPr>
+        <w:widowControl/>
+        <w:shd w:val="clear" w:color="auto" w:fill="272822"/>
+        <w:jc w:val="left"/>
+        <w:rPr>
+          <w:rFonts w:ascii="Times New Roman" w:hAnsi="Times New Roman" w:cs="Times New Roman"/>
+          <w:color w:val="F8F8F2"/>
+          <w:kern w:val="0"/>
+          <w:szCs w:val="21"/>
+        </w:rPr>
+      </w:pPr>
+      <w:r>
+        <w:rPr>
+          <w:rFonts w:ascii="Times New Roman" w:hAnsi="Times New Roman" w:cs="Times New Roman"/>
+          <w:color w:val="F8F8F2"/>
+          <w:kern w:val="0"/>
+          <w:szCs w:val="21"/>
+        </w:rPr>
+        <w:t>cat: names.txt: No such file or directory</w:t>
+      </w:r>
+    </w:p>
+    <w:p>
+      <w:pPr>
+        <w:widowControl/>
+        <w:shd w:val="clear" w:color="auto" w:fill="272822"/>
+        <w:jc w:val="left"/>
+        <w:rPr>
+          <w:rFonts w:ascii="Times New Roman" w:hAnsi="Times New Roman" w:cs="Times New Roman"/>
+          <w:color w:val="F8F8F2"/>
+          <w:kern w:val="0"/>
+          <w:szCs w:val="21"/>
+        </w:rPr>
+      </w:pPr>
+    </w:p>
+    <w:p>
+      <w:pPr>
+        <w:widowControl/>
+        <w:shd w:val="clear" w:color="auto" w:fill="272822"/>
+        <w:jc w:val="left"/>
+        <w:rPr>
+          <w:rFonts w:ascii="Times New Roman" w:hAnsi="Times New Roman" w:cs="Times New Roman"/>
+          <w:color w:val="17E632"/>
+          <w:kern w:val="0"/>
+          <w:szCs w:val="21"/>
+        </w:rPr>
+      </w:pPr>
+      <w:r>
+        <w:rPr>
+          <w:rFonts w:ascii="Times New Roman" w:hAnsi="Times New Roman" w:cs="Times New Roman"/>
+          <w:color w:val="F8F8F2"/>
+          <w:kern w:val="0"/>
+          <w:szCs w:val="21"/>
+        </w:rPr>
+        <w:t xml:space="preserve">$ </w:t>
+      </w:r>
+      <w:r>
+        <w:rPr>
+          <w:rFonts w:ascii="Times New Roman" w:hAnsi="Times New Roman" w:cs="Times New Roman"/>
+          <w:color w:val="66D9EF"/>
+          <w:kern w:val="0"/>
+          <w:szCs w:val="21"/>
+        </w:rPr>
+        <w:t>echo</w:t>
+      </w:r>
+      <w:r>
+        <w:rPr>
+          <w:rFonts w:ascii="Times New Roman" w:hAnsi="Times New Roman" w:cs="Times New Roman"/>
+          <w:color w:val="F8F8F2"/>
+          <w:kern w:val="0"/>
+          <w:szCs w:val="21"/>
+        </w:rPr>
+        <w:t xml:space="preserve"> zcj </w:t>
+      </w:r>
+      <w:r>
+        <w:rPr>
+          <w:rFonts w:ascii="Times New Roman" w:hAnsi="Times New Roman" w:cs="Times New Roman"/>
+          <w:color w:val="F92672"/>
+          <w:kern w:val="0"/>
+          <w:szCs w:val="21"/>
+        </w:rPr>
+        <w:t>&gt;</w:t>
+      </w:r>
+      <w:r>
+        <w:rPr>
+          <w:rFonts w:ascii="Times New Roman" w:hAnsi="Times New Roman" w:cs="Times New Roman"/>
+          <w:color w:val="F8F8F2"/>
+          <w:kern w:val="0"/>
+          <w:szCs w:val="21"/>
+        </w:rPr>
+        <w:t xml:space="preserve">names.txt   </w:t>
+      </w:r>
+      <w:r>
+        <w:rPr>
+          <w:rFonts w:ascii="Times New Roman" w:hAnsi="Times New Roman" w:cs="Times New Roman"/>
+          <w:color w:val="17E632"/>
+          <w:kern w:val="0"/>
+          <w:szCs w:val="21"/>
+        </w:rPr>
+        <w:t>#</w:t>
+      </w:r>
+      <w:r>
+        <w:rPr>
+          <w:rFonts w:ascii="Times New Roman" w:hAnsi="Times New Roman" w:cs="Times New Roman"/>
+          <w:color w:val="17E632"/>
+          <w:kern w:val="0"/>
+          <w:szCs w:val="21"/>
+        </w:rPr>
+        <w:t>新建文件并写入</w:t>
+      </w:r>
+      <w:r>
+        <w:rPr>
+          <w:rFonts w:ascii="Times New Roman" w:hAnsi="Times New Roman" w:cs="Times New Roman"/>
+          <w:color w:val="17E632"/>
+          <w:kern w:val="0"/>
+          <w:szCs w:val="21"/>
+        </w:rPr>
+        <w:t>zcj</w:t>
+      </w:r>
+    </w:p>
+    <w:p>
+      <w:pPr>
+        <w:widowControl/>
+        <w:shd w:val="clear" w:color="auto" w:fill="272822"/>
+        <w:jc w:val="left"/>
+        <w:rPr>
+          <w:rFonts w:ascii="Times New Roman" w:hAnsi="Times New Roman" w:cs="Times New Roman"/>
+          <w:color w:val="F8F8F2"/>
+          <w:kern w:val="0"/>
+          <w:szCs w:val="21"/>
+        </w:rPr>
+      </w:pPr>
+    </w:p>
+    <w:p>
+      <w:pPr>
+        <w:widowControl/>
+        <w:shd w:val="clear" w:color="auto" w:fill="272822"/>
+        <w:jc w:val="left"/>
+        <w:rPr>
+          <w:rFonts w:ascii="Times New Roman" w:hAnsi="Times New Roman" w:cs="Times New Roman"/>
+          <w:color w:val="17E632"/>
+          <w:kern w:val="0"/>
+          <w:szCs w:val="21"/>
+        </w:rPr>
+      </w:pPr>
+      <w:r>
+        <w:rPr>
+          <w:rFonts w:ascii="Times New Roman" w:hAnsi="Times New Roman" w:cs="Times New Roman"/>
+          <w:color w:val="F8F8F2"/>
+          <w:kern w:val="0"/>
+          <w:szCs w:val="21"/>
+        </w:rPr>
+        <w:t xml:space="preserve">$ git add names.txt     </w:t>
+      </w:r>
+      <w:r>
+        <w:rPr>
+          <w:rFonts w:ascii="Times New Roman" w:hAnsi="Times New Roman" w:cs="Times New Roman"/>
+          <w:color w:val="17E632"/>
+          <w:kern w:val="0"/>
+          <w:szCs w:val="21"/>
+        </w:rPr>
+        <w:t>#</w:t>
+      </w:r>
+      <w:r>
+        <w:rPr>
+          <w:rFonts w:ascii="Times New Roman" w:hAnsi="Times New Roman" w:cs="Times New Roman"/>
+          <w:color w:val="17E632"/>
+          <w:kern w:val="0"/>
+          <w:szCs w:val="21"/>
+        </w:rPr>
+        <w:t>添加到暂存区</w:t>
+      </w:r>
+    </w:p>
+    <w:p>
+      <w:pPr>
+        <w:widowControl/>
+        <w:shd w:val="clear" w:color="auto" w:fill="272822"/>
+        <w:jc w:val="left"/>
+        <w:rPr>
+          <w:rFonts w:ascii="Times New Roman" w:hAnsi="Times New Roman" w:cs="Times New Roman" w:hint="eastAsia"/>
+          <w:color w:val="F8F8F2"/>
+          <w:kern w:val="0"/>
+          <w:szCs w:val="21"/>
+        </w:rPr>
+      </w:pPr>
+    </w:p>
+    <w:p>
+      <w:pPr>
+        <w:widowControl/>
+        <w:shd w:val="clear" w:color="auto" w:fill="272822"/>
+        <w:jc w:val="left"/>
+        <w:rPr>
+          <w:rFonts w:ascii="Times New Roman" w:hAnsi="Times New Roman" w:cs="Times New Roman"/>
+          <w:color w:val="17E632"/>
+          <w:kern w:val="0"/>
+          <w:szCs w:val="21"/>
+        </w:rPr>
+      </w:pPr>
+      <w:r>
+        <w:rPr>
+          <w:rFonts w:ascii="Times New Roman" w:hAnsi="Times New Roman" w:cs="Times New Roman"/>
+          <w:color w:val="F8F8F2"/>
+          <w:kern w:val="0"/>
+          <w:szCs w:val="21"/>
+        </w:rPr>
+        <w:t xml:space="preserve">$ </w:t>
+      </w:r>
+      <w:r>
+        <w:rPr>
+          <w:rFonts w:ascii="Times New Roman" w:hAnsi="Times New Roman" w:cs="Times New Roman"/>
+          <w:color w:val="66D9EF"/>
+          <w:kern w:val="0"/>
+          <w:szCs w:val="21"/>
+        </w:rPr>
+        <w:t>echo</w:t>
+      </w:r>
+      <w:r>
+        <w:rPr>
+          <w:rFonts w:ascii="Times New Roman" w:hAnsi="Times New Roman" w:cs="Times New Roman"/>
+          <w:color w:val="F8F8F2"/>
+          <w:kern w:val="0"/>
+          <w:szCs w:val="21"/>
+        </w:rPr>
+        <w:t xml:space="preserve"> lxy </w:t>
+      </w:r>
+      <w:r>
+        <w:rPr>
+          <w:rFonts w:ascii="Times New Roman" w:hAnsi="Times New Roman" w:cs="Times New Roman"/>
+          <w:color w:val="F92672"/>
+          <w:kern w:val="0"/>
+          <w:szCs w:val="21"/>
+        </w:rPr>
+        <w:t>&gt;</w:t>
+      </w:r>
+      <w:r>
+        <w:rPr>
+          <w:rFonts w:ascii="Times New Roman" w:hAnsi="Times New Roman" w:cs="Times New Roman"/>
+          <w:color w:val="F8F8F2"/>
+          <w:kern w:val="0"/>
+          <w:szCs w:val="21"/>
+        </w:rPr>
+        <w:t xml:space="preserve">names.txt   </w:t>
+      </w:r>
+      <w:r>
+        <w:rPr>
+          <w:rFonts w:ascii="Times New Roman" w:hAnsi="Times New Roman" w:cs="Times New Roman"/>
+          <w:color w:val="17E632"/>
+          <w:kern w:val="0"/>
+          <w:szCs w:val="21"/>
+        </w:rPr>
+        <w:t>#</w:t>
+      </w:r>
+      <w:r>
+        <w:rPr>
+          <w:rFonts w:ascii="Times New Roman" w:hAnsi="Times New Roman" w:cs="Times New Roman"/>
+          <w:color w:val="17E632"/>
+          <w:kern w:val="0"/>
+          <w:szCs w:val="21"/>
+        </w:rPr>
+        <w:t>写入</w:t>
+      </w:r>
+      <w:r>
+        <w:rPr>
+          <w:rFonts w:ascii="Times New Roman" w:hAnsi="Times New Roman" w:cs="Times New Roman"/>
+          <w:color w:val="17E632"/>
+          <w:kern w:val="0"/>
+          <w:szCs w:val="21"/>
+        </w:rPr>
+        <w:t>lxy</w:t>
+      </w:r>
+      <w:r>
+        <w:rPr>
+          <w:rFonts w:ascii="Times New Roman" w:hAnsi="Times New Roman" w:cs="Times New Roman"/>
+          <w:color w:val="17E632"/>
+          <w:kern w:val="0"/>
+          <w:szCs w:val="21"/>
+        </w:rPr>
+        <w:t>覆盖原内容</w:t>
+      </w:r>
+    </w:p>
+    <w:p>
+      <w:pPr>
+        <w:widowControl/>
+        <w:shd w:val="clear" w:color="auto" w:fill="272822"/>
+        <w:jc w:val="left"/>
+        <w:rPr>
+          <w:rFonts w:ascii="Times New Roman" w:hAnsi="Times New Roman" w:cs="Times New Roman" w:hint="eastAsia"/>
+          <w:color w:val="F8F8F2"/>
+          <w:kern w:val="0"/>
+          <w:szCs w:val="21"/>
+        </w:rPr>
+      </w:pPr>
+    </w:p>
+    <w:p>
+      <w:pPr>
+        <w:widowControl/>
+        <w:shd w:val="clear" w:color="auto" w:fill="272822"/>
+        <w:jc w:val="left"/>
+        <w:rPr>
+          <w:rFonts w:ascii="Times New Roman" w:hAnsi="Times New Roman" w:cs="Times New Roman"/>
+          <w:color w:val="F8F8F2"/>
+          <w:kern w:val="0"/>
+          <w:szCs w:val="21"/>
+        </w:rPr>
+      </w:pPr>
+      <w:r>
+        <w:rPr>
+          <w:rFonts w:ascii="Times New Roman" w:hAnsi="Times New Roman" w:cs="Times New Roman"/>
+          <w:color w:val="F8F8F2"/>
+          <w:kern w:val="0"/>
+          <w:szCs w:val="21"/>
+        </w:rPr>
+        <w:t>$ git diff names.txt</w:t>
+      </w:r>
+    </w:p>
+    <w:p>
+      <w:pPr>
+        <w:widowControl/>
+        <w:shd w:val="clear" w:color="auto" w:fill="272822"/>
+        <w:jc w:val="left"/>
+        <w:rPr>
+          <w:rFonts w:ascii="Times New Roman" w:hAnsi="Times New Roman" w:cs="Times New Roman"/>
+          <w:color w:val="F8F8F2"/>
+          <w:kern w:val="0"/>
+          <w:szCs w:val="21"/>
+        </w:rPr>
+      </w:pPr>
+      <w:r>
+        <w:rPr>
+          <w:rFonts w:ascii="Times New Roman" w:hAnsi="Times New Roman" w:cs="Times New Roman"/>
+          <w:color w:val="F8F8F2"/>
+          <w:kern w:val="0"/>
+          <w:szCs w:val="21"/>
+        </w:rPr>
+        <w:t>diff --git a/names.txt b/names.txt</w:t>
+      </w:r>
+    </w:p>
+    <w:p>
+      <w:pPr>
+        <w:widowControl/>
+        <w:shd w:val="clear" w:color="auto" w:fill="272822"/>
+        <w:jc w:val="left"/>
+        <w:rPr>
+          <w:rFonts w:ascii="Times New Roman" w:hAnsi="Times New Roman" w:cs="Times New Roman"/>
+          <w:color w:val="F8F8F2"/>
+          <w:kern w:val="0"/>
+          <w:szCs w:val="21"/>
+        </w:rPr>
+      </w:pPr>
+      <w:r>
+        <w:rPr>
+          <w:rFonts w:ascii="Times New Roman" w:hAnsi="Times New Roman" w:cs="Times New Roman"/>
+          <w:color w:val="F8F8F2"/>
+          <w:kern w:val="0"/>
+          <w:szCs w:val="21"/>
+        </w:rPr>
+        <w:t>index 744853d..c16ba47 100644</w:t>
+      </w:r>
+    </w:p>
+    <w:p>
+      <w:pPr>
+        <w:widowControl/>
+        <w:shd w:val="clear" w:color="auto" w:fill="272822"/>
+        <w:jc w:val="left"/>
+        <w:rPr>
+          <w:rFonts w:ascii="Times New Roman" w:hAnsi="Times New Roman" w:cs="Times New Roman"/>
+          <w:color w:val="F8F8F2"/>
+          <w:kern w:val="0"/>
+          <w:szCs w:val="21"/>
+        </w:rPr>
+      </w:pPr>
+      <w:r>
+        <w:rPr>
+          <w:rFonts w:ascii="Times New Roman" w:hAnsi="Times New Roman" w:cs="Times New Roman"/>
+          <w:color w:val="F8F8F2"/>
+          <w:kern w:val="0"/>
+          <w:szCs w:val="21"/>
+        </w:rPr>
+        <w:t xml:space="preserve">--- a/names.txt      </w:t>
+      </w:r>
+      <w:r>
+        <w:rPr>
+          <w:rFonts w:ascii="Times New Roman" w:hAnsi="Times New Roman" w:cs="Times New Roman"/>
+          <w:color w:val="17E632"/>
+          <w:kern w:val="0"/>
+          <w:szCs w:val="21"/>
+        </w:rPr>
+        <w:t># ---a</w:t>
+      </w:r>
+      <w:r>
+        <w:rPr>
+          <w:rFonts w:ascii="Times New Roman" w:hAnsi="Times New Roman" w:cs="Times New Roman"/>
+          <w:color w:val="17E632"/>
+          <w:kern w:val="0"/>
+          <w:szCs w:val="21"/>
+        </w:rPr>
+        <w:t>表示修改之前的文件</w:t>
+      </w:r>
+    </w:p>
+    <w:p>
+      <w:pPr>
+        <w:widowControl/>
+        <w:shd w:val="clear" w:color="auto" w:fill="272822"/>
+        <w:jc w:val="left"/>
+        <w:rPr>
+          <w:rFonts w:ascii="Times New Roman" w:hAnsi="Times New Roman" w:cs="Times New Roman"/>
+          <w:color w:val="F8F8F2"/>
+          <w:kern w:val="0"/>
+          <w:szCs w:val="21"/>
+        </w:rPr>
+      </w:pPr>
+      <w:r>
+        <w:rPr>
+          <w:rFonts w:ascii="Times New Roman" w:hAnsi="Times New Roman" w:cs="Times New Roman"/>
+          <w:color w:val="F8F8F2"/>
+          <w:kern w:val="0"/>
+          <w:szCs w:val="21"/>
+        </w:rPr>
+        <w:t xml:space="preserve">+++ b/names.txt     </w:t>
+      </w:r>
+      <w:r>
+        <w:rPr>
+          <w:rFonts w:ascii="Times New Roman" w:hAnsi="Times New Roman" w:cs="Times New Roman"/>
+          <w:color w:val="17E632"/>
+          <w:kern w:val="0"/>
+          <w:szCs w:val="21"/>
+        </w:rPr>
+        <w:t># +++b</w:t>
+      </w:r>
+      <w:r>
+        <w:rPr>
+          <w:rFonts w:ascii="Times New Roman" w:hAnsi="Times New Roman" w:cs="Times New Roman"/>
+          <w:color w:val="17E632"/>
+          <w:kern w:val="0"/>
+          <w:szCs w:val="21"/>
+        </w:rPr>
+        <w:t>表示修改后的文件</w:t>
+      </w:r>
+    </w:p>
+    <w:p>
+      <w:pPr>
+        <w:widowControl/>
+        <w:shd w:val="clear" w:color="auto" w:fill="272822"/>
+        <w:jc w:val="left"/>
+        <w:rPr>
+          <w:rFonts w:ascii="Times New Roman" w:hAnsi="Times New Roman" w:cs="Times New Roman"/>
+          <w:color w:val="F8F8F2"/>
+          <w:kern w:val="0"/>
+          <w:szCs w:val="21"/>
+        </w:rPr>
+      </w:pPr>
+      <w:r>
+        <w:rPr>
+          <w:rFonts w:ascii="Times New Roman" w:hAnsi="Times New Roman" w:cs="Times New Roman"/>
+          <w:color w:val="F8F8F2"/>
+          <w:kern w:val="0"/>
+          <w:szCs w:val="21"/>
+        </w:rPr>
+        <w:t>@@ -1 +1 @@</w:t>
+      </w:r>
+    </w:p>
+    <w:p>
+      <w:pPr>
+        <w:widowControl/>
+        <w:shd w:val="clear" w:color="auto" w:fill="272822"/>
+        <w:jc w:val="left"/>
+        <w:rPr>
+          <w:rFonts w:ascii="Times New Roman" w:hAnsi="Times New Roman" w:cs="Times New Roman"/>
+          <w:color w:val="F8F8F2"/>
+          <w:kern w:val="0"/>
+          <w:szCs w:val="21"/>
+        </w:rPr>
+      </w:pPr>
+      <w:r>
+        <w:rPr>
+          <w:rFonts w:ascii="Times New Roman" w:hAnsi="Times New Roman" w:cs="Times New Roman"/>
+          <w:color w:val="F8F8F2"/>
+          <w:kern w:val="0"/>
+          <w:szCs w:val="21"/>
+        </w:rPr>
+        <w:t xml:space="preserve">-zcj               </w:t>
+      </w:r>
+      <w:r>
+        <w:rPr>
+          <w:rFonts w:ascii="Times New Roman" w:hAnsi="Times New Roman" w:cs="Times New Roman"/>
+          <w:color w:val="17E632"/>
+          <w:kern w:val="0"/>
+          <w:szCs w:val="21"/>
+        </w:rPr>
+        <w:t>#-</w:t>
+      </w:r>
+    </w:p>
+    <w:p>
+      <w:pPr>
+        <w:widowControl/>
+        <w:shd w:val="clear" w:color="auto" w:fill="272822"/>
+        <w:jc w:val="left"/>
+        <w:rPr>
+          <w:rFonts w:ascii="Times New Roman" w:hAnsi="Times New Roman" w:cs="Times New Roman"/>
+          <w:color w:val="F8F8F2"/>
+          <w:kern w:val="0"/>
+          <w:szCs w:val="21"/>
+        </w:rPr>
+      </w:pPr>
+      <w:r>
+        <w:rPr>
+          <w:rFonts w:ascii="Times New Roman" w:hAnsi="Times New Roman" w:cs="Times New Roman"/>
+          <w:color w:val="F8F8F2"/>
+          <w:kern w:val="0"/>
+          <w:szCs w:val="21"/>
+        </w:rPr>
+        <w:t xml:space="preserve">+lxy          </w:t>
+      </w:r>
+      <w:r>
+        <w:rPr>
+          <w:rFonts w:ascii="Times New Roman" w:hAnsi="Times New Roman" w:cs="Times New Roman"/>
+          <w:color w:val="17E632"/>
+          <w:kern w:val="0"/>
+          <w:szCs w:val="21"/>
+        </w:rPr>
+        <w:t>#+</w:t>
+      </w:r>
+    </w:p>
+    <w:p>
+      <w:pPr>
+        <w:widowControl/>
+        <w:shd w:val="clear" w:color="auto" w:fill="272822"/>
+        <w:jc w:val="left"/>
+        <w:rPr>
+          <w:rFonts w:ascii="Times New Roman" w:hAnsi="Times New Roman" w:cs="Times New Roman"/>
+          <w:color w:val="F8F8F2"/>
+          <w:kern w:val="0"/>
+          <w:szCs w:val="21"/>
+        </w:rPr>
+      </w:pPr>
+    </w:p>
+    <w:p>
+      <w:pPr>
+        <w:widowControl/>
+        <w:shd w:val="clear" w:color="auto" w:fill="272822"/>
+        <w:jc w:val="left"/>
+        <w:rPr>
+          <w:rFonts w:ascii="Times New Roman" w:hAnsi="Times New Roman" w:cs="Times New Roman"/>
+          <w:color w:val="F8F8F2"/>
+          <w:kern w:val="0"/>
+          <w:szCs w:val="21"/>
+        </w:rPr>
+      </w:pPr>
+      <w:r>
+        <w:rPr>
+          <w:rFonts w:ascii="Times New Roman" w:hAnsi="Times New Roman" w:cs="Times New Roman"/>
+          <w:color w:val="F8F8F2"/>
+          <w:kern w:val="0"/>
+          <w:szCs w:val="21"/>
+        </w:rPr>
+        <w:lastRenderedPageBreak/>
+        <w:t>$ git diff HEAD names.txt</w:t>
+      </w:r>
+    </w:p>
+    <w:p>
+      <w:pPr>
+        <w:widowControl/>
+        <w:shd w:val="clear" w:color="auto" w:fill="272822"/>
+        <w:jc w:val="left"/>
+        <w:rPr>
+          <w:rFonts w:ascii="Times New Roman" w:hAnsi="Times New Roman" w:cs="Times New Roman"/>
+          <w:color w:val="F8F8F2"/>
+          <w:kern w:val="0"/>
+          <w:szCs w:val="21"/>
+        </w:rPr>
+      </w:pPr>
+      <w:r>
+        <w:rPr>
+          <w:rFonts w:ascii="Times New Roman" w:hAnsi="Times New Roman" w:cs="Times New Roman"/>
+          <w:color w:val="F8F8F2"/>
+          <w:kern w:val="0"/>
+          <w:szCs w:val="21"/>
+        </w:rPr>
+        <w:t>diff --git a/names.txt b/names.txt</w:t>
+      </w:r>
+    </w:p>
+    <w:p>
+      <w:pPr>
+        <w:widowControl/>
+        <w:shd w:val="clear" w:color="auto" w:fill="272822"/>
+        <w:jc w:val="left"/>
+        <w:rPr>
+          <w:rFonts w:ascii="Times New Roman" w:hAnsi="Times New Roman" w:cs="Times New Roman"/>
+          <w:color w:val="F8F8F2"/>
+          <w:kern w:val="0"/>
+          <w:szCs w:val="21"/>
+        </w:rPr>
+      </w:pPr>
+      <w:r>
+        <w:rPr>
+          <w:rFonts w:ascii="Times New Roman" w:hAnsi="Times New Roman" w:cs="Times New Roman"/>
+          <w:color w:val="F8F8F2"/>
+          <w:kern w:val="0"/>
+          <w:szCs w:val="21"/>
+        </w:rPr>
+        <w:t>new file mode 100644</w:t>
+      </w:r>
+    </w:p>
+    <w:p>
+      <w:pPr>
+        <w:widowControl/>
+        <w:shd w:val="clear" w:color="auto" w:fill="272822"/>
+        <w:jc w:val="left"/>
+        <w:rPr>
+          <w:rFonts w:ascii="Times New Roman" w:hAnsi="Times New Roman" w:cs="Times New Roman"/>
+          <w:color w:val="F8F8F2"/>
+          <w:kern w:val="0"/>
+          <w:szCs w:val="21"/>
+        </w:rPr>
+      </w:pPr>
+      <w:r>
+        <w:rPr>
+          <w:rFonts w:ascii="Times New Roman" w:hAnsi="Times New Roman" w:cs="Times New Roman"/>
+          <w:color w:val="F8F8F2"/>
+          <w:kern w:val="0"/>
+          <w:szCs w:val="21"/>
+        </w:rPr>
+        <w:t>index 0000000..c16ba47</w:t>
+      </w:r>
+    </w:p>
+    <w:p>
+      <w:pPr>
+        <w:widowControl/>
+        <w:shd w:val="clear" w:color="auto" w:fill="272822"/>
+        <w:jc w:val="left"/>
+        <w:rPr>
+          <w:rFonts w:ascii="Times New Roman" w:hAnsi="Times New Roman" w:cs="Times New Roman"/>
+          <w:color w:val="F8F8F2"/>
+          <w:kern w:val="0"/>
+          <w:szCs w:val="21"/>
+        </w:rPr>
+      </w:pPr>
+      <w:r>
+        <w:rPr>
+          <w:rFonts w:ascii="Times New Roman" w:hAnsi="Times New Roman" w:cs="Times New Roman"/>
+          <w:color w:val="F8F8F2"/>
+          <w:kern w:val="0"/>
+          <w:szCs w:val="21"/>
+        </w:rPr>
+        <w:t xml:space="preserve">--- /dev/null         </w:t>
+      </w:r>
+      <w:r>
+        <w:rPr>
+          <w:rFonts w:ascii="Times New Roman" w:hAnsi="Times New Roman" w:cs="Times New Roman"/>
+          <w:color w:val="17E632"/>
+          <w:kern w:val="0"/>
+          <w:szCs w:val="21"/>
+        </w:rPr>
+        <w:t>#</w:t>
+      </w:r>
+      <w:r>
+        <w:rPr>
+          <w:rFonts w:ascii="Times New Roman" w:hAnsi="Times New Roman" w:cs="Times New Roman"/>
+          <w:color w:val="17E632"/>
+          <w:kern w:val="0"/>
+          <w:szCs w:val="21"/>
+        </w:rPr>
+        <w:t>之前仓库中无此文件没有</w:t>
+      </w:r>
+    </w:p>
+    <w:p>
+      <w:pPr>
+        <w:widowControl/>
+        <w:shd w:val="clear" w:color="auto" w:fill="272822"/>
+        <w:jc w:val="left"/>
+        <w:rPr>
+          <w:rFonts w:ascii="Times New Roman" w:hAnsi="Times New Roman" w:cs="Times New Roman"/>
+          <w:color w:val="F8F8F2"/>
+          <w:kern w:val="0"/>
+          <w:szCs w:val="21"/>
+        </w:rPr>
+      </w:pPr>
+      <w:r>
+        <w:rPr>
+          <w:rFonts w:ascii="Times New Roman" w:hAnsi="Times New Roman" w:cs="Times New Roman"/>
+          <w:color w:val="F8F8F2"/>
+          <w:kern w:val="0"/>
+          <w:szCs w:val="21"/>
+        </w:rPr>
+        <w:t xml:space="preserve">+++ b/names.txt     </w:t>
+      </w:r>
+      <w:r>
+        <w:rPr>
+          <w:rFonts w:ascii="Times New Roman" w:hAnsi="Times New Roman" w:cs="Times New Roman"/>
+          <w:color w:val="17E632"/>
+          <w:kern w:val="0"/>
+          <w:szCs w:val="21"/>
+        </w:rPr>
+        <w:t>#</w:t>
+      </w:r>
+      <w:r>
+        <w:rPr>
+          <w:rFonts w:ascii="Times New Roman" w:hAnsi="Times New Roman" w:cs="Times New Roman"/>
+          <w:color w:val="17E632"/>
+          <w:kern w:val="0"/>
+          <w:szCs w:val="21"/>
+        </w:rPr>
+        <w:t>工作区新增文件</w:t>
+      </w:r>
+    </w:p>
+    <w:p>
+      <w:pPr>
+        <w:widowControl/>
+        <w:shd w:val="clear" w:color="auto" w:fill="272822"/>
+        <w:jc w:val="left"/>
+        <w:rPr>
+          <w:rFonts w:ascii="Times New Roman" w:hAnsi="Times New Roman" w:cs="Times New Roman"/>
+          <w:color w:val="F8F8F2"/>
+          <w:kern w:val="0"/>
+          <w:szCs w:val="21"/>
+        </w:rPr>
+      </w:pPr>
+      <w:r>
+        <w:rPr>
+          <w:rFonts w:ascii="Times New Roman" w:hAnsi="Times New Roman" w:cs="Times New Roman"/>
+          <w:color w:val="F8F8F2"/>
+          <w:kern w:val="0"/>
+          <w:szCs w:val="21"/>
+        </w:rPr>
+        <w:t>@@ -0,0 +1 @@</w:t>
+      </w:r>
+    </w:p>
+    <w:p>
+      <w:pPr>
+        <w:widowControl/>
+        <w:shd w:val="clear" w:color="auto" w:fill="272822"/>
+        <w:jc w:val="left"/>
+        <w:rPr>
+          <w:rFonts w:ascii="Times New Roman" w:hAnsi="Times New Roman" w:cs="Times New Roman"/>
+          <w:color w:val="F8F8F2"/>
+          <w:kern w:val="0"/>
+          <w:szCs w:val="21"/>
+        </w:rPr>
+      </w:pPr>
+      <w:r>
+        <w:rPr>
+          <w:rFonts w:ascii="Times New Roman" w:hAnsi="Times New Roman" w:cs="Times New Roman"/>
+          <w:color w:val="F8F8F2"/>
+          <w:kern w:val="0"/>
+          <w:szCs w:val="21"/>
+        </w:rPr>
+        <w:t xml:space="preserve">+lxy               </w:t>
+      </w:r>
+      <w:r>
+        <w:rPr>
+          <w:rFonts w:ascii="Times New Roman" w:hAnsi="Times New Roman" w:cs="Times New Roman"/>
+          <w:color w:val="17E632"/>
+          <w:kern w:val="0"/>
+          <w:szCs w:val="21"/>
+        </w:rPr>
+        <w:t>#</w:t>
+      </w:r>
+      <w:r>
+        <w:rPr>
+          <w:rFonts w:ascii="Times New Roman" w:hAnsi="Times New Roman" w:cs="Times New Roman"/>
+          <w:color w:val="17E632"/>
+          <w:kern w:val="0"/>
+          <w:szCs w:val="21"/>
+        </w:rPr>
+        <w:t>新增文件的内容</w:t>
+      </w:r>
+    </w:p>
+    <w:p>
+      <w:pPr>
+        <w:pStyle w:val="a5"/>
+        <w:shd w:val="clear" w:color="auto" w:fill="FFFFFF"/>
+        <w:spacing w:before="0" w:beforeAutospacing="0" w:after="0" w:afterAutospacing="0"/>
+        <w:rPr>
+          <w:rStyle w:val="HTML1"/>
+          <w:rFonts w:ascii="Times New Roman" w:eastAsiaTheme="minorEastAsia" w:hAnsi="Times New Roman" w:cs="Times New Roman"/>
+          <w:color w:val="333333"/>
+          <w:sz w:val="21"/>
+          <w:szCs w:val="21"/>
+        </w:rPr>
+      </w:pPr>
+    </w:p>
+    <w:p>
+      <w:pPr>
+        <w:pStyle w:val="a5"/>
+        <w:shd w:val="clear" w:color="auto" w:fill="FFFFFF"/>
+        <w:spacing w:before="0" w:beforeAutospacing="0" w:after="0" w:afterAutospacing="0"/>
+        <w:rPr>
+          <w:rFonts w:ascii="Times New Roman" w:eastAsiaTheme="minorEastAsia" w:hAnsi="Times New Roman" w:cs="Times New Roman"/>
+          <w:color w:val="333333"/>
+          <w:sz w:val="21"/>
+          <w:szCs w:val="21"/>
+          <w:shd w:val="clear" w:color="auto" w:fill="FFFFFF"/>
+        </w:rPr>
+      </w:pPr>
+      <w:r>
+        <w:rPr>
+          <w:rFonts w:ascii="Times New Roman" w:eastAsiaTheme="minorEastAsia" w:hAnsi="Times New Roman" w:cs="Times New Roman"/>
+          <w:color w:val="333333"/>
+          <w:sz w:val="21"/>
+          <w:szCs w:val="21"/>
+          <w:shd w:val="clear" w:color="auto" w:fill="FFFFFF"/>
+        </w:rPr>
+        <w:t>如果仓库中已经存在文件</w:t>
+      </w:r>
+      <w:r>
+        <w:rPr>
+          <w:rFonts w:ascii="Times New Roman" w:eastAsiaTheme="minorEastAsia" w:hAnsi="Times New Roman" w:cs="Times New Roman"/>
+          <w:color w:val="333333"/>
+          <w:sz w:val="21"/>
+          <w:szCs w:val="21"/>
+          <w:shd w:val="clear" w:color="auto" w:fill="FFFFFF"/>
+        </w:rPr>
+        <w:t>f4.txt</w:t>
+      </w:r>
+      <w:r>
+        <w:rPr>
+          <w:rFonts w:ascii="Times New Roman" w:eastAsiaTheme="minorEastAsia" w:hAnsi="Times New Roman" w:cs="Times New Roman"/>
+          <w:color w:val="333333"/>
+          <w:sz w:val="21"/>
+          <w:szCs w:val="21"/>
+          <w:shd w:val="clear" w:color="auto" w:fill="FFFFFF"/>
+        </w:rPr>
+        <w:t>，在工作区中对</w:t>
+      </w:r>
+      <w:r>
+        <w:rPr>
+          <w:rFonts w:ascii="Times New Roman" w:eastAsiaTheme="minorEastAsia" w:hAnsi="Times New Roman" w:cs="Times New Roman"/>
+          <w:color w:val="333333"/>
+          <w:sz w:val="21"/>
+          <w:szCs w:val="21"/>
+          <w:shd w:val="clear" w:color="auto" w:fill="FFFFFF"/>
+        </w:rPr>
+        <w:t>f4</w:t>
+      </w:r>
+      <w:r>
+        <w:rPr>
+          <w:rFonts w:ascii="Times New Roman" w:eastAsiaTheme="minorEastAsia" w:hAnsi="Times New Roman" w:cs="Times New Roman"/>
+          <w:color w:val="333333"/>
+          <w:sz w:val="21"/>
+          <w:szCs w:val="21"/>
+          <w:shd w:val="clear" w:color="auto" w:fill="FFFFFF"/>
+        </w:rPr>
+        <w:t>修改了，如果想撤销可以使用</w:t>
+      </w:r>
+      <w:r>
+        <w:rPr>
+          <w:rFonts w:ascii="Times New Roman" w:eastAsiaTheme="minorEastAsia" w:hAnsi="Times New Roman" w:cs="Times New Roman"/>
+          <w:color w:val="333333"/>
+          <w:sz w:val="21"/>
+          <w:szCs w:val="21"/>
+          <w:shd w:val="clear" w:color="auto" w:fill="FFFFFF"/>
+        </w:rPr>
+        <w:t>checkout</w:t>
+      </w:r>
+      <w:r>
+        <w:rPr>
+          <w:rFonts w:ascii="Times New Roman" w:eastAsiaTheme="minorEastAsia" w:hAnsi="Times New Roman" w:cs="Times New Roman"/>
+          <w:color w:val="333333"/>
+          <w:sz w:val="21"/>
+          <w:szCs w:val="21"/>
+          <w:shd w:val="clear" w:color="auto" w:fill="FFFFFF"/>
+        </w:rPr>
+        <w:t>，签出覆盖</w:t>
+      </w:r>
+    </w:p>
+    <w:p>
+      <w:pPr>
+        <w:pStyle w:val="a5"/>
+        <w:shd w:val="clear" w:color="auto" w:fill="FFFFFF"/>
+        <w:spacing w:before="0" w:beforeAutospacing="0" w:after="0" w:afterAutospacing="0"/>
+        <w:rPr>
+          <w:rFonts w:ascii="Times New Roman" w:eastAsiaTheme="minorEastAsia" w:hAnsi="Times New Roman" w:cs="Times New Roman"/>
+          <w:color w:val="333333"/>
+          <w:sz w:val="21"/>
+          <w:szCs w:val="21"/>
+          <w:shd w:val="clear" w:color="auto" w:fill="FFFFFF"/>
+        </w:rPr>
+      </w:pPr>
+      <w:r>
+        <w:rPr>
+          <w:rFonts w:ascii="Times New Roman" w:eastAsiaTheme="minorEastAsia" w:hAnsi="Times New Roman" w:cs="Times New Roman"/>
+          <w:color w:val="333333"/>
+          <w:sz w:val="21"/>
+          <w:szCs w:val="21"/>
+          <w:shd w:val="clear" w:color="auto" w:fill="FFFFFF"/>
+        </w:rPr>
+        <w:t>签出</w:t>
+      </w:r>
+      <w:r>
+        <w:rPr>
+          <w:rFonts w:ascii="Times New Roman" w:eastAsiaTheme="minorEastAsia" w:hAnsi="Times New Roman" w:cs="Times New Roman"/>
+          <w:color w:val="333333"/>
+          <w:sz w:val="21"/>
+          <w:szCs w:val="21"/>
+          <w:shd w:val="clear" w:color="auto" w:fill="FFFFFF"/>
+        </w:rPr>
+        <w:t>命令</w:t>
+      </w:r>
+      <w:r>
+        <w:rPr>
+          <w:rFonts w:ascii="Times New Roman" w:eastAsiaTheme="minorEastAsia" w:hAnsi="Times New Roman" w:cs="Times New Roman"/>
+          <w:color w:val="333333"/>
+          <w:sz w:val="21"/>
+          <w:szCs w:val="21"/>
+          <w:shd w:val="clear" w:color="auto" w:fill="FFFFFF"/>
+        </w:rPr>
+        <w:t>git checkout</w:t>
+      </w:r>
+      <w:r>
+        <w:rPr>
+          <w:rFonts w:ascii="Times New Roman" w:eastAsiaTheme="minorEastAsia" w:hAnsi="Times New Roman" w:cs="Times New Roman"/>
+          <w:color w:val="333333"/>
+          <w:sz w:val="21"/>
+          <w:szCs w:val="21"/>
+          <w:shd w:val="clear" w:color="auto" w:fill="FFFFFF"/>
+        </w:rPr>
+        <w:t>是</w:t>
+      </w:r>
+      <w:r>
+        <w:rPr>
+          <w:rFonts w:ascii="Times New Roman" w:eastAsiaTheme="minorEastAsia" w:hAnsi="Times New Roman" w:cs="Times New Roman"/>
+          <w:color w:val="333333"/>
+          <w:sz w:val="21"/>
+          <w:szCs w:val="21"/>
+          <w:shd w:val="clear" w:color="auto" w:fill="FFFFFF"/>
+        </w:rPr>
+        <w:t>git</w:t>
+      </w:r>
+      <w:r>
+        <w:rPr>
+          <w:rFonts w:ascii="Times New Roman" w:eastAsiaTheme="minorEastAsia" w:hAnsi="Times New Roman" w:cs="Times New Roman"/>
+          <w:color w:val="333333"/>
+          <w:sz w:val="21"/>
+          <w:szCs w:val="21"/>
+          <w:shd w:val="clear" w:color="auto" w:fill="FFFFFF"/>
+        </w:rPr>
+        <w:t>最常用的命令之一，同时也是一个很危险的命令，因为这条命令会重写工作区</w:t>
+      </w:r>
+    </w:p>
+    <w:p>
+      <w:pPr>
+        <w:widowControl/>
+        <w:shd w:val="clear" w:color="auto" w:fill="272822"/>
+        <w:jc w:val="left"/>
+        <w:rPr>
+          <w:rFonts w:ascii="Times New Roman" w:hAnsi="Times New Roman" w:cs="Times New Roman"/>
+          <w:color w:val="F8F8F2"/>
+          <w:kern w:val="0"/>
+          <w:szCs w:val="21"/>
+        </w:rPr>
+      </w:pPr>
+      <w:r>
+        <w:rPr>
+          <w:rFonts w:ascii="Times New Roman" w:hAnsi="Times New Roman" w:cs="Times New Roman"/>
+          <w:color w:val="F8F8F2"/>
+          <w:kern w:val="0"/>
+          <w:szCs w:val="21"/>
+        </w:rPr>
+        <w:t>$ git checkout -- filename</w:t>
+      </w:r>
+    </w:p>
+    <w:p>
+      <w:pPr>
+        <w:widowControl/>
+        <w:shd w:val="clear" w:color="auto" w:fill="272822"/>
+        <w:jc w:val="left"/>
+        <w:rPr>
+          <w:rFonts w:ascii="Times New Roman" w:hAnsi="Times New Roman" w:cs="Times New Roman"/>
+          <w:color w:val="F8F8F2"/>
+          <w:kern w:val="0"/>
+          <w:szCs w:val="21"/>
+        </w:rPr>
+      </w:pPr>
+      <w:r>
+        <w:rPr>
+          <w:rFonts w:ascii="Times New Roman" w:hAnsi="Times New Roman" w:cs="Times New Roman"/>
+          <w:color w:val="17E632"/>
+          <w:kern w:val="0"/>
+          <w:szCs w:val="21"/>
+        </w:rPr>
+        <w:t>#</w:t>
+      </w:r>
+      <w:r>
+        <w:rPr>
+          <w:rFonts w:ascii="Times New Roman" w:hAnsi="Times New Roman" w:cs="Times New Roman"/>
+          <w:color w:val="17E632"/>
+          <w:kern w:val="0"/>
+          <w:szCs w:val="21"/>
+        </w:rPr>
+        <w:t>用暂存区中</w:t>
+      </w:r>
+      <w:r>
+        <w:rPr>
+          <w:rFonts w:ascii="Times New Roman" w:hAnsi="Times New Roman" w:cs="Times New Roman"/>
+          <w:color w:val="17E632"/>
+          <w:kern w:val="0"/>
+          <w:szCs w:val="21"/>
+        </w:rPr>
+        <w:t>filename</w:t>
+      </w:r>
+      <w:r>
+        <w:rPr>
+          <w:rFonts w:ascii="Times New Roman" w:hAnsi="Times New Roman" w:cs="Times New Roman"/>
+          <w:color w:val="17E632"/>
+          <w:kern w:val="0"/>
+          <w:szCs w:val="21"/>
+        </w:rPr>
+        <w:t>文件来覆盖工作区中的</w:t>
+      </w:r>
+      <w:r>
+        <w:rPr>
+          <w:rFonts w:ascii="Times New Roman" w:hAnsi="Times New Roman" w:cs="Times New Roman"/>
+          <w:color w:val="17E632"/>
+          <w:kern w:val="0"/>
+          <w:szCs w:val="21"/>
+        </w:rPr>
+        <w:t>filename</w:t>
+      </w:r>
+      <w:r>
+        <w:rPr>
+          <w:rFonts w:ascii="Times New Roman" w:hAnsi="Times New Roman" w:cs="Times New Roman"/>
+          <w:color w:val="17E632"/>
+          <w:kern w:val="0"/>
+          <w:szCs w:val="21"/>
+        </w:rPr>
+        <w:t>文件。</w:t>
+      </w:r>
+    </w:p>
+    <w:p>
+      <w:pPr>
+        <w:widowControl/>
+        <w:shd w:val="clear" w:color="auto" w:fill="272822"/>
+        <w:jc w:val="left"/>
+        <w:rPr>
+          <w:rFonts w:ascii="Times New Roman" w:hAnsi="Times New Roman" w:cs="Times New Roman"/>
+          <w:color w:val="F8F8F2"/>
+          <w:kern w:val="0"/>
+          <w:szCs w:val="21"/>
+        </w:rPr>
+      </w:pPr>
+      <w:r>
+        <w:rPr>
+          <w:rFonts w:ascii="Times New Roman" w:hAnsi="Times New Roman" w:cs="Times New Roman"/>
+          <w:color w:val="17E632"/>
+          <w:kern w:val="0"/>
+          <w:szCs w:val="21"/>
+        </w:rPr>
+        <w:t>#</w:t>
+      </w:r>
+      <w:r>
+        <w:rPr>
+          <w:rFonts w:ascii="Times New Roman" w:hAnsi="Times New Roman" w:cs="Times New Roman"/>
+          <w:color w:val="17E632"/>
+          <w:kern w:val="0"/>
+          <w:szCs w:val="21"/>
+        </w:rPr>
+        <w:t>相当于取消自上次执行</w:t>
+      </w:r>
+      <w:r>
+        <w:rPr>
+          <w:rFonts w:ascii="Times New Roman" w:hAnsi="Times New Roman" w:cs="Times New Roman"/>
+          <w:color w:val="17E632"/>
+          <w:kern w:val="0"/>
+          <w:szCs w:val="21"/>
+        </w:rPr>
+        <w:t>git add filename</w:t>
+      </w:r>
+      <w:r>
+        <w:rPr>
+          <w:rFonts w:ascii="Times New Roman" w:hAnsi="Times New Roman" w:cs="Times New Roman"/>
+          <w:color w:val="17E632"/>
+          <w:kern w:val="0"/>
+          <w:szCs w:val="21"/>
+        </w:rPr>
+        <w:t>以来（如果执行过）的本地修改。</w:t>
+      </w:r>
+    </w:p>
+    <w:p>
+      <w:pPr>
+        <w:widowControl/>
+        <w:shd w:val="clear" w:color="auto" w:fill="272822"/>
+        <w:jc w:val="left"/>
+        <w:rPr>
+          <w:rFonts w:ascii="Times New Roman" w:hAnsi="Times New Roman" w:cs="Times New Roman"/>
+          <w:color w:val="F8F8F2"/>
+          <w:kern w:val="0"/>
+          <w:szCs w:val="21"/>
+        </w:rPr>
+      </w:pPr>
+    </w:p>
+    <w:p>
+      <w:pPr>
+        <w:widowControl/>
+        <w:shd w:val="clear" w:color="auto" w:fill="272822"/>
+        <w:jc w:val="left"/>
+        <w:rPr>
+          <w:rFonts w:ascii="Times New Roman" w:hAnsi="Times New Roman" w:cs="Times New Roman"/>
+          <w:color w:val="F8F8F2"/>
+          <w:kern w:val="0"/>
+          <w:szCs w:val="21"/>
+        </w:rPr>
+      </w:pPr>
+      <w:r>
+        <w:rPr>
+          <w:rFonts w:ascii="Times New Roman" w:hAnsi="Times New Roman" w:cs="Times New Roman"/>
+          <w:color w:val="F8F8F2"/>
+          <w:kern w:val="0"/>
+          <w:szCs w:val="21"/>
+        </w:rPr>
+        <w:t>$ git checkout branch -- filename</w:t>
+      </w:r>
+    </w:p>
+    <w:p>
+      <w:pPr>
+        <w:widowControl/>
+        <w:shd w:val="clear" w:color="auto" w:fill="272822"/>
+        <w:jc w:val="left"/>
+        <w:rPr>
+          <w:rFonts w:ascii="Times New Roman" w:hAnsi="Times New Roman" w:cs="Times New Roman"/>
+          <w:color w:val="F8F8F2"/>
+          <w:kern w:val="0"/>
+          <w:szCs w:val="21"/>
+        </w:rPr>
+      </w:pPr>
+      <w:r>
+        <w:rPr>
+          <w:rFonts w:ascii="Times New Roman" w:hAnsi="Times New Roman" w:cs="Times New Roman"/>
+          <w:color w:val="17E632"/>
+          <w:kern w:val="0"/>
+          <w:szCs w:val="21"/>
+        </w:rPr>
+        <w:t>#</w:t>
+      </w:r>
+      <w:r>
+        <w:rPr>
+          <w:rFonts w:ascii="Times New Roman" w:hAnsi="Times New Roman" w:cs="Times New Roman"/>
+          <w:color w:val="17E632"/>
+          <w:kern w:val="0"/>
+          <w:szCs w:val="21"/>
+        </w:rPr>
+        <w:t>维持</w:t>
+      </w:r>
+      <w:r>
+        <w:rPr>
+          <w:rFonts w:ascii="Times New Roman" w:hAnsi="Times New Roman" w:cs="Times New Roman"/>
+          <w:color w:val="17E632"/>
+          <w:kern w:val="0"/>
+          <w:szCs w:val="21"/>
+        </w:rPr>
+        <w:t>HEAD</w:t>
+      </w:r>
+      <w:r>
+        <w:rPr>
+          <w:rFonts w:ascii="Times New Roman" w:hAnsi="Times New Roman" w:cs="Times New Roman"/>
+          <w:color w:val="17E632"/>
+          <w:kern w:val="0"/>
+          <w:szCs w:val="21"/>
+        </w:rPr>
+        <w:t>的指向不变。用</w:t>
+      </w:r>
+      <w:r>
+        <w:rPr>
+          <w:rFonts w:ascii="Times New Roman" w:hAnsi="Times New Roman" w:cs="Times New Roman"/>
+          <w:color w:val="17E632"/>
+          <w:kern w:val="0"/>
+          <w:szCs w:val="21"/>
+        </w:rPr>
+        <w:t>branch</w:t>
+      </w:r>
+      <w:r>
+        <w:rPr>
+          <w:rFonts w:ascii="Times New Roman" w:hAnsi="Times New Roman" w:cs="Times New Roman"/>
+          <w:color w:val="17E632"/>
+          <w:kern w:val="0"/>
+          <w:szCs w:val="21"/>
+        </w:rPr>
+        <w:t>所指向的提交中</w:t>
+      </w:r>
+      <w:r>
+        <w:rPr>
+          <w:rFonts w:ascii="Times New Roman" w:hAnsi="Times New Roman" w:cs="Times New Roman"/>
+          <w:color w:val="17E632"/>
+          <w:kern w:val="0"/>
+          <w:szCs w:val="21"/>
+        </w:rPr>
+        <w:t>filename</w:t>
+      </w:r>
+      <w:r>
+        <w:rPr>
+          <w:rFonts w:ascii="Times New Roman" w:hAnsi="Times New Roman" w:cs="Times New Roman"/>
+          <w:color w:val="17E632"/>
+          <w:kern w:val="0"/>
+          <w:szCs w:val="21"/>
+        </w:rPr>
+        <w:t>替换暂存区和工</w:t>
+      </w:r>
+    </w:p>
+    <w:p>
+      <w:pPr>
+        <w:widowControl/>
+        <w:shd w:val="clear" w:color="auto" w:fill="272822"/>
+        <w:jc w:val="left"/>
+        <w:rPr>
+          <w:rFonts w:ascii="Times New Roman" w:hAnsi="Times New Roman" w:cs="Times New Roman"/>
+          <w:color w:val="F8F8F2"/>
+          <w:kern w:val="0"/>
+          <w:szCs w:val="21"/>
+        </w:rPr>
+      </w:pPr>
+      <w:r>
+        <w:rPr>
+          <w:rFonts w:ascii="Times New Roman" w:hAnsi="Times New Roman" w:cs="Times New Roman"/>
+          <w:color w:val="17E632"/>
+          <w:kern w:val="0"/>
+          <w:szCs w:val="21"/>
+        </w:rPr>
+        <w:t>#</w:t>
+      </w:r>
+      <w:r>
+        <w:rPr>
+          <w:rFonts w:ascii="Times New Roman" w:hAnsi="Times New Roman" w:cs="Times New Roman"/>
+          <w:color w:val="17E632"/>
+          <w:kern w:val="0"/>
+          <w:szCs w:val="21"/>
+        </w:rPr>
+        <w:t>作区中相应的文件。注意会将暂存区和工作区中的</w:t>
+      </w:r>
+      <w:r>
+        <w:rPr>
+          <w:rFonts w:ascii="Times New Roman" w:hAnsi="Times New Roman" w:cs="Times New Roman"/>
+          <w:color w:val="17E632"/>
+          <w:kern w:val="0"/>
+          <w:szCs w:val="21"/>
+        </w:rPr>
+        <w:t>filename</w:t>
+      </w:r>
+      <w:r>
+        <w:rPr>
+          <w:rFonts w:ascii="Times New Roman" w:hAnsi="Times New Roman" w:cs="Times New Roman"/>
+          <w:color w:val="17E632"/>
+          <w:kern w:val="0"/>
+          <w:szCs w:val="21"/>
+        </w:rPr>
+        <w:t>文件直接覆盖。</w:t>
+      </w:r>
+    </w:p>
+    <w:p>
+      <w:pPr>
+        <w:widowControl/>
+        <w:shd w:val="clear" w:color="auto" w:fill="272822"/>
+        <w:jc w:val="left"/>
+        <w:rPr>
+          <w:rFonts w:ascii="Times New Roman" w:hAnsi="Times New Roman" w:cs="Times New Roman"/>
+          <w:color w:val="F8F8F2"/>
+          <w:kern w:val="0"/>
+          <w:szCs w:val="21"/>
+        </w:rPr>
+      </w:pPr>
+    </w:p>
+    <w:p>
+      <w:pPr>
+        <w:widowControl/>
+        <w:shd w:val="clear" w:color="auto" w:fill="272822"/>
+        <w:jc w:val="left"/>
+        <w:rPr>
+          <w:rFonts w:ascii="Times New Roman" w:hAnsi="Times New Roman" w:cs="Times New Roman"/>
+          <w:color w:val="F8F8F2"/>
+          <w:kern w:val="0"/>
+          <w:szCs w:val="21"/>
+        </w:rPr>
+      </w:pPr>
+      <w:r>
+        <w:rPr>
+          <w:rFonts w:ascii="Times New Roman" w:hAnsi="Times New Roman" w:cs="Times New Roman"/>
+          <w:color w:val="F8F8F2"/>
+          <w:kern w:val="0"/>
+          <w:szCs w:val="21"/>
+        </w:rPr>
+        <w:t>$ git checkout commit_id -- file_name</w:t>
+      </w:r>
+    </w:p>
+    <w:p>
+      <w:pPr>
+        <w:widowControl/>
+        <w:shd w:val="clear" w:color="auto" w:fill="272822"/>
+        <w:jc w:val="left"/>
+        <w:rPr>
+          <w:rFonts w:ascii="Times New Roman" w:hAnsi="Times New Roman" w:cs="Times New Roman"/>
+          <w:color w:val="F8F8F2"/>
+          <w:kern w:val="0"/>
+          <w:szCs w:val="21"/>
+        </w:rPr>
+      </w:pPr>
+      <w:r>
+        <w:rPr>
+          <w:rFonts w:ascii="Times New Roman" w:hAnsi="Times New Roman" w:cs="Times New Roman"/>
+          <w:color w:val="17E632"/>
+          <w:kern w:val="0"/>
+          <w:szCs w:val="21"/>
+        </w:rPr>
+        <w:t>#</w:t>
+      </w:r>
+      <w:r>
+        <w:rPr>
+          <w:rFonts w:ascii="Times New Roman" w:hAnsi="Times New Roman" w:cs="Times New Roman"/>
+          <w:color w:val="17E632"/>
+          <w:kern w:val="0"/>
+          <w:szCs w:val="21"/>
+        </w:rPr>
+        <w:t>表示恢复文件到某次提交</w:t>
+      </w:r>
+    </w:p>
+    <w:p>
+      <w:pPr>
+        <w:widowControl/>
+        <w:shd w:val="clear" w:color="auto" w:fill="272822"/>
+        <w:jc w:val="left"/>
+        <w:rPr>
+          <w:rFonts w:ascii="Times New Roman" w:hAnsi="Times New Roman" w:cs="Times New Roman" w:hint="eastAsia"/>
+          <w:color w:val="F8F8F2"/>
+          <w:kern w:val="0"/>
+          <w:szCs w:val="21"/>
+        </w:rPr>
+      </w:pPr>
+    </w:p>
+    <w:p>
+      <w:pPr>
+        <w:widowControl/>
+        <w:shd w:val="clear" w:color="auto" w:fill="272822"/>
+        <w:jc w:val="left"/>
+        <w:rPr>
+          <w:rFonts w:ascii="Times New Roman" w:hAnsi="Times New Roman" w:cs="Times New Roman"/>
+          <w:color w:val="F8F8F2"/>
+          <w:kern w:val="0"/>
+          <w:szCs w:val="21"/>
+        </w:rPr>
+      </w:pPr>
+      <w:r>
+        <w:rPr>
+          <w:rFonts w:ascii="Times New Roman" w:hAnsi="Times New Roman" w:cs="Times New Roman"/>
+          <w:color w:val="F8F8F2"/>
+          <w:kern w:val="0"/>
+          <w:szCs w:val="21"/>
+        </w:rPr>
+        <w:t>$ git checkout branch</w:t>
+      </w:r>
+    </w:p>
+    <w:p>
+      <w:pPr>
+        <w:widowControl/>
+        <w:shd w:val="clear" w:color="auto" w:fill="272822"/>
+        <w:jc w:val="left"/>
+        <w:rPr>
+          <w:rFonts w:ascii="Times New Roman" w:hAnsi="Times New Roman" w:cs="Times New Roman"/>
+          <w:color w:val="F8F8F2"/>
+          <w:kern w:val="0"/>
+          <w:szCs w:val="21"/>
+        </w:rPr>
+      </w:pPr>
+      <w:r>
+        <w:rPr>
+          <w:rFonts w:ascii="Times New Roman" w:hAnsi="Times New Roman" w:cs="Times New Roman"/>
+          <w:color w:val="17E632"/>
+          <w:kern w:val="0"/>
+          <w:szCs w:val="21"/>
+        </w:rPr>
+        <w:t>#</w:t>
+      </w:r>
+      <w:r>
+        <w:rPr>
+          <w:rFonts w:ascii="Times New Roman" w:hAnsi="Times New Roman" w:cs="Times New Roman"/>
+          <w:color w:val="17E632"/>
+          <w:kern w:val="0"/>
+          <w:szCs w:val="21"/>
+        </w:rPr>
+        <w:t>签出</w:t>
+      </w:r>
+      <w:r>
+        <w:rPr>
+          <w:rFonts w:ascii="Times New Roman" w:hAnsi="Times New Roman" w:cs="Times New Roman"/>
+          <w:color w:val="17E632"/>
+          <w:kern w:val="0"/>
+          <w:szCs w:val="21"/>
+        </w:rPr>
+        <w:t>branch</w:t>
+      </w:r>
+      <w:r>
+        <w:rPr>
+          <w:rFonts w:ascii="Times New Roman" w:hAnsi="Times New Roman" w:cs="Times New Roman"/>
+          <w:color w:val="17E632"/>
+          <w:kern w:val="0"/>
+          <w:szCs w:val="21"/>
+        </w:rPr>
+        <w:t>分支。要完成图中的三个步骤，更新</w:t>
+      </w:r>
+      <w:r>
+        <w:rPr>
+          <w:rFonts w:ascii="Times New Roman" w:hAnsi="Times New Roman" w:cs="Times New Roman"/>
+          <w:color w:val="17E632"/>
+          <w:kern w:val="0"/>
+          <w:szCs w:val="21"/>
+        </w:rPr>
+        <w:t>HEAD</w:t>
+      </w:r>
+      <w:r>
+        <w:rPr>
+          <w:rFonts w:ascii="Times New Roman" w:hAnsi="Times New Roman" w:cs="Times New Roman"/>
+          <w:color w:val="17E632"/>
+          <w:kern w:val="0"/>
+          <w:szCs w:val="21"/>
+        </w:rPr>
+        <w:t>以指向</w:t>
+      </w:r>
+      <w:r>
+        <w:rPr>
+          <w:rFonts w:ascii="Times New Roman" w:hAnsi="Times New Roman" w:cs="Times New Roman"/>
+          <w:color w:val="17E632"/>
+          <w:kern w:val="0"/>
+          <w:szCs w:val="21"/>
+        </w:rPr>
+        <w:t>branch</w:t>
+      </w:r>
+      <w:r>
+        <w:rPr>
+          <w:rFonts w:ascii="Times New Roman" w:hAnsi="Times New Roman" w:cs="Times New Roman"/>
+          <w:color w:val="17E632"/>
+          <w:kern w:val="0"/>
+          <w:szCs w:val="21"/>
+        </w:rPr>
+        <w:t>分支，以</w:t>
+      </w:r>
+    </w:p>
+    <w:p>
+      <w:pPr>
+        <w:widowControl/>
+        <w:shd w:val="clear" w:color="auto" w:fill="272822"/>
+        <w:jc w:val="left"/>
+        <w:rPr>
+          <w:rFonts w:ascii="Times New Roman" w:hAnsi="Times New Roman" w:cs="Times New Roman"/>
+          <w:color w:val="F8F8F2"/>
+          <w:kern w:val="0"/>
+          <w:szCs w:val="21"/>
+        </w:rPr>
+      </w:pPr>
+      <w:r>
+        <w:rPr>
+          <w:rFonts w:ascii="Times New Roman" w:hAnsi="Times New Roman" w:cs="Times New Roman"/>
+          <w:color w:val="17E632"/>
+          <w:kern w:val="0"/>
+          <w:szCs w:val="21"/>
+        </w:rPr>
+        <w:t xml:space="preserve"># </w:t>
+      </w:r>
+      <w:r>
+        <w:rPr>
+          <w:rFonts w:ascii="Times New Roman" w:hAnsi="Times New Roman" w:cs="Times New Roman"/>
+          <w:color w:val="17E632"/>
+          <w:kern w:val="0"/>
+          <w:szCs w:val="21"/>
+        </w:rPr>
+        <w:t>及用</w:t>
+      </w:r>
+      <w:r>
+        <w:rPr>
+          <w:rFonts w:ascii="Times New Roman" w:hAnsi="Times New Roman" w:cs="Times New Roman"/>
+          <w:color w:val="17E632"/>
+          <w:kern w:val="0"/>
+          <w:szCs w:val="21"/>
+        </w:rPr>
+        <w:t>branch</w:t>
+      </w:r>
+      <w:r>
+        <w:rPr>
+          <w:rFonts w:ascii="Times New Roman" w:hAnsi="Times New Roman" w:cs="Times New Roman"/>
+          <w:color w:val="17E632"/>
+          <w:kern w:val="0"/>
+          <w:szCs w:val="21"/>
+        </w:rPr>
+        <w:t>指向的树更新暂存区和工作区。</w:t>
+      </w:r>
+    </w:p>
+    <w:p>
+      <w:pPr>
+        <w:pStyle w:val="a5"/>
+        <w:shd w:val="clear" w:color="auto" w:fill="FFFFFF"/>
+        <w:spacing w:before="0" w:beforeAutospacing="0" w:after="0" w:afterAutospacing="0"/>
+        <w:rPr>
+          <w:rStyle w:val="HTML1"/>
+          <w:rFonts w:ascii="Times New Roman" w:eastAsiaTheme="minorEastAsia" w:hAnsi="Times New Roman" w:cs="Times New Roman"/>
+          <w:color w:val="333333"/>
+          <w:sz w:val="21"/>
+          <w:szCs w:val="21"/>
+        </w:rPr>
+      </w:pPr>
+      <w:r>
+        <w:rPr>
+          <w:rStyle w:val="HTML1"/>
+          <w:rFonts w:ascii="Times New Roman" w:eastAsiaTheme="minorEastAsia" w:hAnsi="Times New Roman" w:cs="Times New Roman" w:hint="eastAsia"/>
+          <w:color w:val="333333"/>
+          <w:sz w:val="21"/>
+          <w:szCs w:val="21"/>
+        </w:rPr>
+        <w:t>例如：</w:t>
+      </w:r>
+    </w:p>
+    <w:p>
+      <w:pPr>
+        <w:widowControl/>
+        <w:shd w:val="clear" w:color="auto" w:fill="272822"/>
+        <w:contextualSpacing/>
+        <w:jc w:val="left"/>
+        <w:rPr>
+          <w:rFonts w:ascii="Times New Roman" w:hAnsi="Times New Roman" w:cs="Times New Roman"/>
+          <w:color w:val="F8F8F2"/>
+          <w:kern w:val="0"/>
+          <w:szCs w:val="21"/>
+        </w:rPr>
+      </w:pPr>
+      <w:r>
+        <w:rPr>
+          <w:rFonts w:ascii="Times New Roman" w:hAnsi="Times New Roman" w:cs="Times New Roman"/>
+          <w:color w:val="F8F8F2"/>
+          <w:kern w:val="0"/>
+          <w:szCs w:val="21"/>
+        </w:rPr>
+        <w:t>myth@DESKTOP-UN1P95E MINGW64 /e/GitHub/GitTest (master)</w:t>
+      </w:r>
+    </w:p>
+    <w:p>
+      <w:pPr>
+        <w:widowControl/>
+        <w:shd w:val="clear" w:color="auto" w:fill="272822"/>
+        <w:contextualSpacing/>
+        <w:jc w:val="left"/>
+        <w:rPr>
+          <w:rFonts w:ascii="Times New Roman" w:hAnsi="Times New Roman" w:cs="Times New Roman"/>
+          <w:color w:val="F8F8F2"/>
+          <w:kern w:val="0"/>
+          <w:szCs w:val="21"/>
+        </w:rPr>
+      </w:pPr>
+      <w:r>
+        <w:rPr>
+          <w:rFonts w:ascii="Times New Roman" w:hAnsi="Times New Roman" w:cs="Times New Roman"/>
+          <w:color w:val="F8F8F2"/>
+          <w:kern w:val="0"/>
+          <w:szCs w:val="21"/>
+        </w:rPr>
+        <w:t>$ cat f.txt</w:t>
+      </w:r>
+    </w:p>
+    <w:p>
+      <w:pPr>
+        <w:widowControl/>
+        <w:shd w:val="clear" w:color="auto" w:fill="272822"/>
+        <w:contextualSpacing/>
+        <w:jc w:val="left"/>
+        <w:rPr>
+          <w:rFonts w:ascii="Times New Roman" w:hAnsi="Times New Roman" w:cs="Times New Roman"/>
+          <w:color w:val="F8F8F2"/>
+          <w:kern w:val="0"/>
+          <w:szCs w:val="21"/>
+        </w:rPr>
+      </w:pPr>
+      <w:r>
+        <w:rPr>
+          <w:rFonts w:ascii="Times New Roman" w:hAnsi="Times New Roman" w:cs="Times New Roman"/>
+          <w:color w:val="F8F8F2"/>
+          <w:kern w:val="0"/>
+          <w:szCs w:val="21"/>
+        </w:rPr>
+        <w:t>cat: f.txt: No such file or directory</w:t>
+      </w:r>
+    </w:p>
+    <w:p>
+      <w:pPr>
+        <w:widowControl/>
+        <w:shd w:val="clear" w:color="auto" w:fill="272822"/>
+        <w:contextualSpacing/>
+        <w:jc w:val="left"/>
+        <w:rPr>
+          <w:rFonts w:ascii="Times New Roman" w:hAnsi="Times New Roman" w:cs="Times New Roman"/>
+          <w:color w:val="F8F8F2"/>
+          <w:kern w:val="0"/>
+          <w:szCs w:val="21"/>
+        </w:rPr>
+      </w:pPr>
+    </w:p>
+    <w:p>
+      <w:pPr>
+        <w:widowControl/>
+        <w:shd w:val="clear" w:color="auto" w:fill="272822"/>
+        <w:contextualSpacing/>
+        <w:jc w:val="left"/>
+        <w:rPr>
+          <w:rFonts w:ascii="Times New Roman" w:hAnsi="Times New Roman" w:cs="Times New Roman"/>
+          <w:color w:val="F8F8F2"/>
+          <w:kern w:val="0"/>
+          <w:szCs w:val="21"/>
+        </w:rPr>
+      </w:pPr>
+      <w:r>
+        <w:rPr>
+          <w:rFonts w:ascii="Times New Roman" w:hAnsi="Times New Roman" w:cs="Times New Roman"/>
+          <w:color w:val="F8F8F2"/>
+          <w:kern w:val="0"/>
+          <w:szCs w:val="21"/>
+        </w:rPr>
+        <w:t xml:space="preserve">$ </w:t>
+      </w:r>
+      <w:r>
+        <w:rPr>
+          <w:rFonts w:ascii="Times New Roman" w:hAnsi="Times New Roman" w:cs="Times New Roman"/>
+          <w:color w:val="66D9EF"/>
+          <w:kern w:val="0"/>
+          <w:szCs w:val="21"/>
+        </w:rPr>
+        <w:t>echo</w:t>
+      </w:r>
+      <w:r>
+        <w:rPr>
+          <w:rFonts w:ascii="Times New Roman" w:hAnsi="Times New Roman" w:cs="Times New Roman"/>
+          <w:color w:val="F8F8F2"/>
+          <w:kern w:val="0"/>
+          <w:szCs w:val="21"/>
+        </w:rPr>
+        <w:t xml:space="preserve"> flowers </w:t>
+      </w:r>
+      <w:r>
+        <w:rPr>
+          <w:rFonts w:ascii="Times New Roman" w:hAnsi="Times New Roman" w:cs="Times New Roman"/>
+          <w:color w:val="F92672"/>
+          <w:kern w:val="0"/>
+          <w:szCs w:val="21"/>
+        </w:rPr>
+        <w:t>&gt;</w:t>
+      </w:r>
+      <w:r>
+        <w:rPr>
+          <w:rFonts w:ascii="Times New Roman" w:hAnsi="Times New Roman" w:cs="Times New Roman"/>
+          <w:color w:val="F8F8F2"/>
+          <w:kern w:val="0"/>
+          <w:szCs w:val="21"/>
+        </w:rPr>
+        <w:t>f.txt</w:t>
+      </w:r>
+    </w:p>
+    <w:p>
+      <w:pPr>
+        <w:widowControl/>
+        <w:shd w:val="clear" w:color="auto" w:fill="272822"/>
+        <w:contextualSpacing/>
+        <w:jc w:val="left"/>
+        <w:rPr>
+          <w:rFonts w:ascii="Times New Roman" w:hAnsi="Times New Roman" w:cs="Times New Roman"/>
+          <w:color w:val="F8F8F2"/>
+          <w:kern w:val="0"/>
+          <w:szCs w:val="21"/>
+        </w:rPr>
+      </w:pPr>
+    </w:p>
+    <w:p>
+      <w:pPr>
+        <w:widowControl/>
+        <w:shd w:val="clear" w:color="auto" w:fill="272822"/>
+        <w:jc w:val="left"/>
+        <w:rPr>
+          <w:rFonts w:ascii="Consolas" w:eastAsia="宋体" w:hAnsi="Consolas" w:cs="宋体" w:hint="eastAsia"/>
+          <w:color w:val="17E632"/>
+          <w:kern w:val="0"/>
+          <w:szCs w:val="21"/>
+        </w:rPr>
+      </w:pPr>
+      <w:r>
+        <w:rPr>
+          <w:rFonts w:ascii="Times New Roman" w:hAnsi="Times New Roman" w:cs="Times New Roman"/>
+          <w:color w:val="F8F8F2"/>
+          <w:kern w:val="0"/>
+          <w:szCs w:val="21"/>
+        </w:rPr>
+        <w:t xml:space="preserve">$ git commit f.txt </w:t>
+      </w:r>
+      <w:r>
+        <w:rPr>
+          <w:rFonts w:ascii="Times New Roman" w:hAnsi="Times New Roman" w:cs="Times New Roman"/>
+          <w:color w:val="17E632"/>
+          <w:kern w:val="0"/>
+          <w:szCs w:val="21"/>
+        </w:rPr>
+        <w:t xml:space="preserve">  </w:t>
+      </w:r>
+      <w:r>
+        <w:rPr>
+          <w:rFonts w:ascii="Times New Roman" w:hAnsi="Times New Roman" w:cs="Times New Roman"/>
+          <w:color w:val="17E632"/>
+          <w:kern w:val="0"/>
+          <w:szCs w:val="21"/>
+        </w:rPr>
+        <w:t># git commit</w:t>
+      </w:r>
+      <w:r>
+        <w:rPr>
+          <w:rFonts w:ascii="Times New Roman" w:hAnsi="Times New Roman" w:cs="Times New Roman"/>
+          <w:color w:val="17E632"/>
+          <w:kern w:val="0"/>
+          <w:szCs w:val="21"/>
+        </w:rPr>
+        <w:t xml:space="preserve"> </w:t>
+      </w:r>
+      <w:r>
+        <w:rPr>
+          <w:rFonts w:ascii="Times New Roman" w:hAnsi="Times New Roman" w:cs="Times New Roman" w:hint="eastAsia"/>
+          <w:color w:val="17E632"/>
+          <w:kern w:val="0"/>
+          <w:szCs w:val="21"/>
+        </w:rPr>
+        <w:t>filename</w:t>
+      </w:r>
+      <w:r>
+        <w:rPr>
+          <w:rFonts w:ascii="Times New Roman" w:hAnsi="Times New Roman" w:cs="Times New Roman"/>
+          <w:color w:val="17E632"/>
+          <w:kern w:val="0"/>
+          <w:szCs w:val="21"/>
+        </w:rPr>
+        <w:t>提交暂存区</w:t>
+      </w:r>
+      <w:r>
+        <w:rPr>
+          <w:rFonts w:ascii="Times New Roman" w:hAnsi="Times New Roman" w:cs="Times New Roman" w:hint="eastAsia"/>
+          <w:color w:val="17E632"/>
+          <w:kern w:val="0"/>
+          <w:szCs w:val="21"/>
+        </w:rPr>
+        <w:t>文件</w:t>
+      </w:r>
+      <w:r>
+        <w:rPr>
+          <w:rFonts w:ascii="Times New Roman" w:hAnsi="Times New Roman" w:cs="Times New Roman"/>
+          <w:color w:val="17E632"/>
+          <w:kern w:val="0"/>
+          <w:szCs w:val="21"/>
+        </w:rPr>
+        <w:t>到仓库区</w:t>
+      </w:r>
+    </w:p>
+    <w:p>
+      <w:pPr>
+        <w:widowControl/>
+        <w:shd w:val="clear" w:color="auto" w:fill="272822"/>
+        <w:jc w:val="left"/>
+        <w:rPr>
+          <w:rFonts w:ascii="Times New Roman" w:hAnsi="Times New Roman" w:cs="Times New Roman"/>
+          <w:color w:val="F8F8F2"/>
+          <w:kern w:val="0"/>
+          <w:szCs w:val="21"/>
+        </w:rPr>
+      </w:pPr>
+      <w:r>
+        <w:rPr>
+          <w:rFonts w:ascii="Times New Roman" w:hAnsi="Times New Roman" w:cs="Times New Roman"/>
+          <w:color w:val="F8F8F2"/>
+          <w:kern w:val="0"/>
+          <w:szCs w:val="21"/>
+        </w:rPr>
+        <w:t xml:space="preserve">error: pathspec </w:t>
+      </w:r>
+      <w:r>
+        <w:rPr>
+          <w:rFonts w:ascii="Times New Roman" w:hAnsi="Times New Roman" w:cs="Times New Roman"/>
+          <w:color w:val="E6DB74"/>
+          <w:kern w:val="0"/>
+          <w:szCs w:val="21"/>
+        </w:rPr>
+        <w:t>'f.txt'</w:t>
+      </w:r>
+      <w:r>
+        <w:rPr>
+          <w:rFonts w:ascii="Times New Roman" w:hAnsi="Times New Roman" w:cs="Times New Roman"/>
+          <w:color w:val="F8F8F2"/>
+          <w:kern w:val="0"/>
+          <w:szCs w:val="21"/>
+        </w:rPr>
+        <w:t xml:space="preserve"> did not match any file(s) known to git.</w:t>
+      </w:r>
+      <w:bookmarkStart w:id="0" w:name="_GoBack"/>
+      <w:bookmarkEnd w:id="0"/>
+    </w:p>
+    <w:p>
+      <w:pPr>
+        <w:widowControl/>
+        <w:shd w:val="clear" w:color="auto" w:fill="272822"/>
+        <w:contextualSpacing/>
+        <w:jc w:val="left"/>
+        <w:rPr>
+          <w:rFonts w:ascii="Times New Roman" w:hAnsi="Times New Roman" w:cs="Times New Roman" w:hint="eastAsia"/>
+          <w:color w:val="F8F8F2"/>
+          <w:kern w:val="0"/>
+          <w:szCs w:val="21"/>
+        </w:rPr>
+      </w:pPr>
+    </w:p>
+    <w:p>
+      <w:pPr>
+        <w:widowControl/>
+        <w:shd w:val="clear" w:color="auto" w:fill="272822"/>
+        <w:contextualSpacing/>
+        <w:jc w:val="left"/>
+        <w:rPr>
+          <w:rFonts w:ascii="Times New Roman" w:hAnsi="Times New Roman" w:cs="Times New Roman"/>
+          <w:color w:val="F8F8F2"/>
+          <w:kern w:val="0"/>
+          <w:szCs w:val="21"/>
+        </w:rPr>
+      </w:pPr>
+      <w:r>
+        <w:rPr>
+          <w:rFonts w:ascii="Times New Roman" w:hAnsi="Times New Roman" w:cs="Times New Roman"/>
+          <w:color w:val="F8F8F2"/>
+          <w:kern w:val="0"/>
+          <w:szCs w:val="21"/>
+        </w:rPr>
+        <w:t>$ git add f.txt</w:t>
+      </w:r>
+    </w:p>
+    <w:p>
+      <w:pPr>
+        <w:widowControl/>
+        <w:shd w:val="clear" w:color="auto" w:fill="272822"/>
+        <w:contextualSpacing/>
+        <w:jc w:val="left"/>
+        <w:rPr>
+          <w:rFonts w:ascii="Times New Roman" w:hAnsi="Times New Roman" w:cs="Times New Roman"/>
+          <w:color w:val="F8F8F2"/>
+          <w:kern w:val="0"/>
+          <w:szCs w:val="21"/>
+        </w:rPr>
+      </w:pPr>
+      <w:r>
+        <w:rPr>
+          <w:rFonts w:ascii="Times New Roman" w:hAnsi="Times New Roman" w:cs="Times New Roman"/>
+          <w:color w:val="F8F8F2"/>
+          <w:kern w:val="0"/>
+          <w:szCs w:val="21"/>
+        </w:rPr>
+        <w:t>$ git commit f.txt</w:t>
+      </w:r>
+    </w:p>
+    <w:p>
+      <w:pPr>
+        <w:widowControl/>
+        <w:shd w:val="clear" w:color="auto" w:fill="272822"/>
+        <w:contextualSpacing/>
+        <w:jc w:val="left"/>
+        <w:rPr>
+          <w:rFonts w:ascii="Times New Roman" w:hAnsi="Times New Roman" w:cs="Times New Roman"/>
+          <w:color w:val="F8F8F2"/>
+          <w:kern w:val="0"/>
+          <w:szCs w:val="21"/>
+        </w:rPr>
+      </w:pPr>
+    </w:p>
+    <w:p>
+      <w:pPr>
+        <w:widowControl/>
+        <w:shd w:val="clear" w:color="auto" w:fill="272822"/>
+        <w:contextualSpacing/>
+        <w:jc w:val="left"/>
+        <w:rPr>
+          <w:rFonts w:ascii="Times New Roman" w:hAnsi="Times New Roman" w:cs="Times New Roman" w:hint="eastAsia"/>
+          <w:color w:val="F8F8F2"/>
+          <w:kern w:val="0"/>
+          <w:szCs w:val="21"/>
+        </w:rPr>
+      </w:pPr>
+      <w:r>
+        <w:rPr>
+          <w:rFonts w:ascii="Times New Roman" w:hAnsi="Times New Roman" w:cs="Times New Roman"/>
+          <w:color w:val="F8F8F2"/>
+          <w:kern w:val="0"/>
+          <w:szCs w:val="21"/>
+        </w:rPr>
+        <w:t xml:space="preserve">$ </w:t>
+      </w:r>
+      <w:r>
+        <w:rPr>
+          <w:rFonts w:ascii="Times New Roman" w:hAnsi="Times New Roman" w:cs="Times New Roman"/>
+          <w:color w:val="66D9EF"/>
+          <w:kern w:val="0"/>
+          <w:szCs w:val="21"/>
+        </w:rPr>
+        <w:t>echo</w:t>
+      </w:r>
+      <w:r>
+        <w:rPr>
+          <w:rFonts w:ascii="Times New Roman" w:hAnsi="Times New Roman" w:cs="Times New Roman"/>
+          <w:color w:val="F8F8F2"/>
+          <w:kern w:val="0"/>
+          <w:szCs w:val="21"/>
+        </w:rPr>
+        <w:t xml:space="preserve"> games </w:t>
+      </w:r>
+      <w:r>
+        <w:rPr>
+          <w:rFonts w:ascii="Times New Roman" w:hAnsi="Times New Roman" w:cs="Times New Roman"/>
+          <w:color w:val="F92672"/>
+          <w:kern w:val="0"/>
+          <w:szCs w:val="21"/>
+        </w:rPr>
+        <w:t>&gt;&gt;</w:t>
+      </w:r>
+      <w:r>
+        <w:rPr>
+          <w:rFonts w:ascii="Times New Roman" w:hAnsi="Times New Roman" w:cs="Times New Roman"/>
+          <w:color w:val="F8F8F2"/>
+          <w:kern w:val="0"/>
+          <w:szCs w:val="21"/>
+        </w:rPr>
+        <w:t xml:space="preserve"> f.txt</w:t>
+      </w:r>
+    </w:p>
+    <w:p>
+      <w:pPr>
+        <w:widowControl/>
+        <w:shd w:val="clear" w:color="auto" w:fill="272822"/>
+        <w:contextualSpacing/>
+        <w:jc w:val="left"/>
+        <w:rPr>
+          <w:rFonts w:ascii="Times New Roman" w:hAnsi="Times New Roman" w:cs="Times New Roman"/>
+          <w:color w:val="F8F8F2"/>
+          <w:kern w:val="0"/>
+          <w:szCs w:val="21"/>
+        </w:rPr>
+      </w:pPr>
+      <w:r>
+        <w:rPr>
+          <w:rFonts w:ascii="Times New Roman" w:hAnsi="Times New Roman" w:cs="Times New Roman"/>
+          <w:color w:val="F8F8F2"/>
+          <w:kern w:val="0"/>
+          <w:szCs w:val="21"/>
+        </w:rPr>
+        <w:t xml:space="preserve">$ git add f.txt  </w:t>
+      </w:r>
+      <w:r>
+        <w:rPr>
+          <w:rFonts w:ascii="Times New Roman" w:hAnsi="Times New Roman" w:cs="Times New Roman"/>
+          <w:color w:val="17E632"/>
+          <w:kern w:val="0"/>
+          <w:szCs w:val="21"/>
+        </w:rPr>
+        <w:t>#</w:t>
+      </w:r>
+      <w:r>
+        <w:rPr>
+          <w:rFonts w:ascii="Times New Roman" w:hAnsi="Times New Roman" w:cs="Times New Roman"/>
+          <w:color w:val="17E632"/>
+          <w:kern w:val="0"/>
+          <w:szCs w:val="21"/>
+        </w:rPr>
+        <w:t>此时工作区与暂存区</w:t>
+      </w:r>
+      <w:r>
+        <w:rPr>
+          <w:rFonts w:ascii="Times New Roman" w:hAnsi="Times New Roman" w:cs="Times New Roman"/>
+          <w:color w:val="17E632"/>
+          <w:kern w:val="0"/>
+          <w:szCs w:val="21"/>
+        </w:rPr>
+        <w:t>f.txt</w:t>
+      </w:r>
+      <w:r>
+        <w:rPr>
+          <w:rFonts w:ascii="Times New Roman" w:hAnsi="Times New Roman" w:cs="Times New Roman"/>
+          <w:color w:val="17E632"/>
+          <w:kern w:val="0"/>
+          <w:szCs w:val="21"/>
+        </w:rPr>
+        <w:t>文件无差别，工作区与仓库</w:t>
+      </w:r>
+      <w:r>
+        <w:rPr>
+          <w:rFonts w:ascii="Times New Roman" w:hAnsi="Times New Roman" w:cs="Times New Roman"/>
+          <w:color w:val="17E632"/>
+          <w:kern w:val="0"/>
+          <w:szCs w:val="21"/>
+        </w:rPr>
+        <w:t>f.txt</w:t>
+      </w:r>
+      <w:r>
+        <w:rPr>
+          <w:rFonts w:ascii="Times New Roman" w:hAnsi="Times New Roman" w:cs="Times New Roman"/>
+          <w:color w:val="17E632"/>
+          <w:kern w:val="0"/>
+          <w:szCs w:val="21"/>
+        </w:rPr>
+        <w:t>文件无差别</w:t>
+      </w:r>
+    </w:p>
+    <w:p>
+      <w:pPr>
+        <w:widowControl/>
+        <w:shd w:val="clear" w:color="auto" w:fill="272822"/>
+        <w:contextualSpacing/>
+        <w:jc w:val="left"/>
+        <w:rPr>
+          <w:rFonts w:ascii="Times New Roman" w:hAnsi="Times New Roman" w:cs="Times New Roman"/>
+          <w:color w:val="F8F8F2"/>
+          <w:kern w:val="0"/>
+          <w:szCs w:val="21"/>
+        </w:rPr>
+      </w:pPr>
+    </w:p>
+    <w:p>
+      <w:pPr>
+        <w:widowControl/>
+        <w:shd w:val="clear" w:color="auto" w:fill="272822"/>
+        <w:contextualSpacing/>
+        <w:jc w:val="left"/>
+        <w:rPr>
+          <w:rFonts w:ascii="Times New Roman" w:hAnsi="Times New Roman" w:cs="Times New Roman"/>
+          <w:color w:val="F8F8F2"/>
+          <w:kern w:val="0"/>
+          <w:szCs w:val="21"/>
+        </w:rPr>
+      </w:pPr>
+      <w:r>
+        <w:rPr>
+          <w:rFonts w:ascii="Times New Roman" w:hAnsi="Times New Roman" w:cs="Times New Roman"/>
+          <w:color w:val="F8F8F2"/>
+          <w:kern w:val="0"/>
+          <w:szCs w:val="21"/>
+        </w:rPr>
+        <w:t xml:space="preserve">$ </w:t>
+      </w:r>
+      <w:r>
+        <w:rPr>
+          <w:rFonts w:ascii="Times New Roman" w:hAnsi="Times New Roman" w:cs="Times New Roman"/>
+          <w:color w:val="66D9EF"/>
+          <w:kern w:val="0"/>
+          <w:szCs w:val="21"/>
+        </w:rPr>
+        <w:t>echo</w:t>
+      </w:r>
+      <w:r>
+        <w:rPr>
+          <w:rFonts w:ascii="Times New Roman" w:hAnsi="Times New Roman" w:cs="Times New Roman"/>
+          <w:color w:val="F8F8F2"/>
+          <w:kern w:val="0"/>
+          <w:szCs w:val="21"/>
+        </w:rPr>
+        <w:t xml:space="preserve"> books </w:t>
+      </w:r>
+      <w:r>
+        <w:rPr>
+          <w:rFonts w:ascii="Times New Roman" w:hAnsi="Times New Roman" w:cs="Times New Roman"/>
+          <w:color w:val="F92672"/>
+          <w:kern w:val="0"/>
+          <w:szCs w:val="21"/>
+        </w:rPr>
+        <w:t>&gt;&gt;</w:t>
+      </w:r>
+      <w:r>
+        <w:rPr>
+          <w:rFonts w:ascii="Times New Roman" w:hAnsi="Times New Roman" w:cs="Times New Roman"/>
+          <w:color w:val="F8F8F2"/>
+          <w:kern w:val="0"/>
+          <w:szCs w:val="21"/>
+        </w:rPr>
+        <w:t xml:space="preserve"> f.txt </w:t>
+      </w:r>
+      <w:r>
+        <w:rPr>
+          <w:rFonts w:ascii="Times New Roman" w:hAnsi="Times New Roman" w:cs="Times New Roman"/>
+          <w:color w:val="17E632"/>
+          <w:kern w:val="0"/>
+          <w:szCs w:val="21"/>
+        </w:rPr>
+        <w:t>#</w:t>
+      </w:r>
+      <w:r>
+        <w:rPr>
+          <w:rFonts w:ascii="Times New Roman" w:hAnsi="Times New Roman" w:cs="Times New Roman"/>
+          <w:color w:val="17E632"/>
+          <w:kern w:val="0"/>
+          <w:szCs w:val="21"/>
+        </w:rPr>
+        <w:t>此时工作区、暂存区、仓库各不相同</w:t>
+      </w:r>
+    </w:p>
+    <w:p>
+      <w:pPr>
+        <w:widowControl/>
+        <w:shd w:val="clear" w:color="auto" w:fill="272822"/>
+        <w:contextualSpacing/>
+        <w:jc w:val="left"/>
+        <w:rPr>
+          <w:rFonts w:ascii="Times New Roman" w:hAnsi="Times New Roman" w:cs="Times New Roman"/>
+          <w:color w:val="F8F8F2"/>
+          <w:kern w:val="0"/>
+          <w:szCs w:val="21"/>
+        </w:rPr>
+      </w:pPr>
+    </w:p>
+    <w:p>
+      <w:pPr>
+        <w:widowControl/>
+        <w:shd w:val="clear" w:color="auto" w:fill="272822"/>
+        <w:contextualSpacing/>
+        <w:jc w:val="left"/>
+        <w:rPr>
+          <w:rFonts w:ascii="Times New Roman" w:hAnsi="Times New Roman" w:cs="Times New Roman"/>
+          <w:color w:val="F8F8F2"/>
+          <w:kern w:val="0"/>
+          <w:szCs w:val="21"/>
+        </w:rPr>
+      </w:pPr>
+      <w:r>
+        <w:rPr>
+          <w:rFonts w:ascii="Times New Roman" w:hAnsi="Times New Roman" w:cs="Times New Roman"/>
+          <w:color w:val="F8F8F2"/>
+          <w:kern w:val="0"/>
+          <w:szCs w:val="21"/>
+        </w:rPr>
+        <w:t>$ git diff f.txt</w:t>
+      </w:r>
+    </w:p>
+    <w:p>
+      <w:pPr>
+        <w:widowControl/>
+        <w:shd w:val="clear" w:color="auto" w:fill="272822"/>
+        <w:contextualSpacing/>
+        <w:jc w:val="left"/>
+        <w:rPr>
+          <w:rFonts w:ascii="Times New Roman" w:hAnsi="Times New Roman" w:cs="Times New Roman"/>
+          <w:color w:val="F8F8F2"/>
+          <w:kern w:val="0"/>
+          <w:szCs w:val="21"/>
+        </w:rPr>
+      </w:pPr>
+      <w:r>
+        <w:rPr>
+          <w:rFonts w:ascii="Times New Roman" w:hAnsi="Times New Roman" w:cs="Times New Roman"/>
+          <w:color w:val="F8F8F2"/>
+          <w:kern w:val="0"/>
+          <w:szCs w:val="21"/>
+        </w:rPr>
+        <w:t>diff --git a/f.txt b/f.txt</w:t>
+      </w:r>
+    </w:p>
+    <w:p>
+      <w:pPr>
+        <w:widowControl/>
+        <w:shd w:val="clear" w:color="auto" w:fill="272822"/>
+        <w:contextualSpacing/>
+        <w:jc w:val="left"/>
+        <w:rPr>
+          <w:rFonts w:ascii="Times New Roman" w:hAnsi="Times New Roman" w:cs="Times New Roman"/>
+          <w:color w:val="F8F8F2"/>
+          <w:kern w:val="0"/>
+          <w:szCs w:val="21"/>
+        </w:rPr>
+      </w:pPr>
+      <w:r>
+        <w:rPr>
+          <w:rFonts w:ascii="Times New Roman" w:hAnsi="Times New Roman" w:cs="Times New Roman"/>
+          <w:color w:val="F8F8F2"/>
+          <w:kern w:val="0"/>
+          <w:szCs w:val="21"/>
+        </w:rPr>
+        <w:t>index 40dcfe9..fd30aa9 100644</w:t>
+      </w:r>
+    </w:p>
+    <w:p>
+      <w:pPr>
+        <w:widowControl/>
+        <w:shd w:val="clear" w:color="auto" w:fill="272822"/>
+        <w:contextualSpacing/>
+        <w:jc w:val="left"/>
+        <w:rPr>
+          <w:rFonts w:ascii="Times New Roman" w:hAnsi="Times New Roman" w:cs="Times New Roman"/>
+          <w:color w:val="F8F8F2"/>
+          <w:kern w:val="0"/>
+          <w:szCs w:val="21"/>
+        </w:rPr>
+      </w:pPr>
+      <w:r>
+        <w:rPr>
+          <w:rFonts w:ascii="Times New Roman" w:hAnsi="Times New Roman" w:cs="Times New Roman"/>
+          <w:color w:val="F8F8F2"/>
+          <w:kern w:val="0"/>
+          <w:szCs w:val="21"/>
+        </w:rPr>
+        <w:t>--- a/f.txt</w:t>
+      </w:r>
+    </w:p>
+    <w:p>
+      <w:pPr>
+        <w:widowControl/>
+        <w:shd w:val="clear" w:color="auto" w:fill="272822"/>
+        <w:contextualSpacing/>
+        <w:jc w:val="left"/>
+        <w:rPr>
+          <w:rFonts w:ascii="Times New Roman" w:hAnsi="Times New Roman" w:cs="Times New Roman"/>
+          <w:color w:val="F8F8F2"/>
+          <w:kern w:val="0"/>
+          <w:szCs w:val="21"/>
+        </w:rPr>
+      </w:pPr>
+      <w:r>
+        <w:rPr>
+          <w:rFonts w:ascii="Times New Roman" w:hAnsi="Times New Roman" w:cs="Times New Roman"/>
+          <w:color w:val="F8F8F2"/>
+          <w:kern w:val="0"/>
+          <w:szCs w:val="21"/>
+        </w:rPr>
+        <w:t>+++ b/f.txt</w:t>
+      </w:r>
+    </w:p>
+    <w:p>
+      <w:pPr>
+        <w:widowControl/>
+        <w:shd w:val="clear" w:color="auto" w:fill="272822"/>
+        <w:contextualSpacing/>
+        <w:jc w:val="left"/>
+        <w:rPr>
+          <w:rFonts w:ascii="Times New Roman" w:hAnsi="Times New Roman" w:cs="Times New Roman"/>
+          <w:color w:val="F8F8F2"/>
+          <w:kern w:val="0"/>
+          <w:szCs w:val="21"/>
+        </w:rPr>
+      </w:pPr>
+      <w:r>
+        <w:rPr>
+          <w:rFonts w:ascii="Times New Roman" w:hAnsi="Times New Roman" w:cs="Times New Roman"/>
+          <w:color w:val="F8F8F2"/>
+          <w:kern w:val="0"/>
+          <w:szCs w:val="21"/>
+        </w:rPr>
+        <w:lastRenderedPageBreak/>
+        <w:t>@@ -1,2 +1,3 @@</w:t>
+      </w:r>
+    </w:p>
+    <w:p>
+      <w:pPr>
+        <w:widowControl/>
+        <w:shd w:val="clear" w:color="auto" w:fill="272822"/>
+        <w:contextualSpacing/>
+        <w:jc w:val="left"/>
+        <w:rPr>
+          <w:rFonts w:ascii="Times New Roman" w:hAnsi="Times New Roman" w:cs="Times New Roman"/>
+          <w:color w:val="F8F8F2"/>
+          <w:kern w:val="0"/>
+          <w:szCs w:val="21"/>
+        </w:rPr>
+      </w:pPr>
+      <w:r>
+        <w:rPr>
+          <w:rFonts w:ascii="Times New Roman" w:hAnsi="Times New Roman" w:cs="Times New Roman"/>
+          <w:color w:val="F8F8F2"/>
+          <w:kern w:val="0"/>
+          <w:szCs w:val="21"/>
+        </w:rPr>
+        <w:t xml:space="preserve"> flowers</w:t>
+      </w:r>
+    </w:p>
+    <w:p>
+      <w:pPr>
+        <w:widowControl/>
+        <w:shd w:val="clear" w:color="auto" w:fill="272822"/>
+        <w:contextualSpacing/>
+        <w:jc w:val="left"/>
+        <w:rPr>
+          <w:rFonts w:ascii="Times New Roman" w:hAnsi="Times New Roman" w:cs="Times New Roman"/>
+          <w:color w:val="F8F8F2"/>
+          <w:kern w:val="0"/>
+          <w:szCs w:val="21"/>
+        </w:rPr>
+      </w:pPr>
+      <w:r>
+        <w:rPr>
+          <w:rFonts w:ascii="Times New Roman" w:hAnsi="Times New Roman" w:cs="Times New Roman"/>
+          <w:color w:val="F8F8F2"/>
+          <w:kern w:val="0"/>
+          <w:szCs w:val="21"/>
+        </w:rPr>
+        <w:t xml:space="preserve"> games</w:t>
+      </w:r>
+    </w:p>
+    <w:p>
+      <w:pPr>
+        <w:widowControl/>
+        <w:shd w:val="clear" w:color="auto" w:fill="272822"/>
+        <w:contextualSpacing/>
+        <w:jc w:val="left"/>
+        <w:rPr>
+          <w:rFonts w:ascii="Times New Roman" w:hAnsi="Times New Roman" w:cs="Times New Roman"/>
+          <w:color w:val="F8F8F2"/>
+          <w:kern w:val="0"/>
+          <w:szCs w:val="21"/>
+        </w:rPr>
+      </w:pPr>
+      <w:r>
+        <w:rPr>
+          <w:rFonts w:ascii="Times New Roman" w:hAnsi="Times New Roman" w:cs="Times New Roman"/>
+          <w:color w:val="F8F8F2"/>
+          <w:kern w:val="0"/>
+          <w:szCs w:val="21"/>
+        </w:rPr>
+        <w:t>+books</w:t>
+      </w:r>
+    </w:p>
+    <w:p>
+      <w:pPr>
+        <w:widowControl/>
+        <w:shd w:val="clear" w:color="auto" w:fill="272822"/>
+        <w:contextualSpacing/>
+        <w:jc w:val="left"/>
+        <w:rPr>
+          <w:rFonts w:ascii="Times New Roman" w:hAnsi="Times New Roman" w:cs="Times New Roman"/>
+          <w:color w:val="F8F8F2"/>
+          <w:kern w:val="0"/>
+          <w:szCs w:val="21"/>
+        </w:rPr>
+      </w:pPr>
+    </w:p>
+    <w:p>
+      <w:pPr>
+        <w:widowControl/>
+        <w:shd w:val="clear" w:color="auto" w:fill="272822"/>
+        <w:contextualSpacing/>
+        <w:jc w:val="left"/>
+        <w:rPr>
+          <w:rFonts w:ascii="Times New Roman" w:hAnsi="Times New Roman" w:cs="Times New Roman"/>
+          <w:color w:val="F8F8F2"/>
+          <w:kern w:val="0"/>
+          <w:szCs w:val="21"/>
+        </w:rPr>
+      </w:pPr>
+      <w:r>
+        <w:rPr>
+          <w:rFonts w:ascii="Times New Roman" w:hAnsi="Times New Roman" w:cs="Times New Roman"/>
+          <w:color w:val="F8F8F2"/>
+          <w:kern w:val="0"/>
+          <w:szCs w:val="21"/>
+        </w:rPr>
+        <w:t>$ git diff HEAD f.txt</w:t>
+      </w:r>
+    </w:p>
+    <w:p>
+      <w:pPr>
+        <w:widowControl/>
+        <w:shd w:val="clear" w:color="auto" w:fill="272822"/>
+        <w:contextualSpacing/>
+        <w:jc w:val="left"/>
+        <w:rPr>
+          <w:rFonts w:ascii="Times New Roman" w:hAnsi="Times New Roman" w:cs="Times New Roman"/>
+          <w:color w:val="F8F8F2"/>
+          <w:kern w:val="0"/>
+          <w:szCs w:val="21"/>
+        </w:rPr>
+      </w:pPr>
+      <w:r>
+        <w:rPr>
+          <w:rFonts w:ascii="Times New Roman" w:hAnsi="Times New Roman" w:cs="Times New Roman"/>
+          <w:color w:val="F8F8F2"/>
+          <w:kern w:val="0"/>
+          <w:szCs w:val="21"/>
+        </w:rPr>
+        <w:t>diff --git a/f.txt b/f.txt</w:t>
+      </w:r>
+    </w:p>
+    <w:p>
+      <w:pPr>
+        <w:widowControl/>
+        <w:shd w:val="clear" w:color="auto" w:fill="272822"/>
+        <w:contextualSpacing/>
+        <w:jc w:val="left"/>
+        <w:rPr>
+          <w:rFonts w:ascii="Times New Roman" w:hAnsi="Times New Roman" w:cs="Times New Roman"/>
+          <w:color w:val="F8F8F2"/>
+          <w:kern w:val="0"/>
+          <w:szCs w:val="21"/>
+        </w:rPr>
+      </w:pPr>
+      <w:r>
+        <w:rPr>
+          <w:rFonts w:ascii="Times New Roman" w:hAnsi="Times New Roman" w:cs="Times New Roman"/>
+          <w:color w:val="F8F8F2"/>
+          <w:kern w:val="0"/>
+          <w:szCs w:val="21"/>
+        </w:rPr>
+        <w:t>index ed0efa5..fd30aa9 100644</w:t>
+      </w:r>
+    </w:p>
+    <w:p>
+      <w:pPr>
+        <w:widowControl/>
+        <w:shd w:val="clear" w:color="auto" w:fill="272822"/>
+        <w:contextualSpacing/>
+        <w:jc w:val="left"/>
+        <w:rPr>
+          <w:rFonts w:ascii="Times New Roman" w:hAnsi="Times New Roman" w:cs="Times New Roman"/>
+          <w:color w:val="F8F8F2"/>
+          <w:kern w:val="0"/>
+          <w:szCs w:val="21"/>
+        </w:rPr>
+      </w:pPr>
+      <w:r>
+        <w:rPr>
+          <w:rFonts w:ascii="Times New Roman" w:hAnsi="Times New Roman" w:cs="Times New Roman"/>
+          <w:color w:val="F8F8F2"/>
+          <w:kern w:val="0"/>
+          <w:szCs w:val="21"/>
+        </w:rPr>
+        <w:t>--- a/f.txt</w:t>
+      </w:r>
+    </w:p>
+    <w:p>
+      <w:pPr>
+        <w:widowControl/>
+        <w:shd w:val="clear" w:color="auto" w:fill="272822"/>
+        <w:contextualSpacing/>
+        <w:jc w:val="left"/>
+        <w:rPr>
+          <w:rFonts w:ascii="Times New Roman" w:hAnsi="Times New Roman" w:cs="Times New Roman"/>
+          <w:color w:val="F8F8F2"/>
+          <w:kern w:val="0"/>
+          <w:szCs w:val="21"/>
+        </w:rPr>
+      </w:pPr>
+      <w:r>
+        <w:rPr>
+          <w:rFonts w:ascii="Times New Roman" w:hAnsi="Times New Roman" w:cs="Times New Roman"/>
+          <w:color w:val="F8F8F2"/>
+          <w:kern w:val="0"/>
+          <w:szCs w:val="21"/>
+        </w:rPr>
+        <w:t>+++ b/f.txt</w:t>
+      </w:r>
+    </w:p>
+    <w:p>
+      <w:pPr>
+        <w:widowControl/>
+        <w:shd w:val="clear" w:color="auto" w:fill="272822"/>
+        <w:contextualSpacing/>
+        <w:jc w:val="left"/>
+        <w:rPr>
+          <w:rFonts w:ascii="Times New Roman" w:hAnsi="Times New Roman" w:cs="Times New Roman"/>
+          <w:color w:val="F8F8F2"/>
+          <w:kern w:val="0"/>
+          <w:szCs w:val="21"/>
+        </w:rPr>
+      </w:pPr>
+      <w:r>
+        <w:rPr>
+          <w:rFonts w:ascii="Times New Roman" w:hAnsi="Times New Roman" w:cs="Times New Roman"/>
+          <w:color w:val="F8F8F2"/>
+          <w:kern w:val="0"/>
+          <w:szCs w:val="21"/>
+        </w:rPr>
+        <w:t>@@ -1 +1,3 @@</w:t>
+      </w:r>
+    </w:p>
+    <w:p>
+      <w:pPr>
+        <w:widowControl/>
+        <w:shd w:val="clear" w:color="auto" w:fill="272822"/>
+        <w:contextualSpacing/>
+        <w:jc w:val="left"/>
+        <w:rPr>
+          <w:rFonts w:ascii="Times New Roman" w:hAnsi="Times New Roman" w:cs="Times New Roman"/>
+          <w:color w:val="F8F8F2"/>
+          <w:kern w:val="0"/>
+          <w:szCs w:val="21"/>
+        </w:rPr>
+      </w:pPr>
+      <w:r>
+        <w:rPr>
+          <w:rFonts w:ascii="Times New Roman" w:hAnsi="Times New Roman" w:cs="Times New Roman"/>
+          <w:color w:val="F8F8F2"/>
+          <w:kern w:val="0"/>
+          <w:szCs w:val="21"/>
+        </w:rPr>
+        <w:t xml:space="preserve"> flowers</w:t>
+      </w:r>
+    </w:p>
+    <w:p>
+      <w:pPr>
+        <w:widowControl/>
+        <w:shd w:val="clear" w:color="auto" w:fill="272822"/>
+        <w:contextualSpacing/>
+        <w:jc w:val="left"/>
+        <w:rPr>
+          <w:rFonts w:ascii="Times New Roman" w:hAnsi="Times New Roman" w:cs="Times New Roman"/>
+          <w:color w:val="F8F8F2"/>
+          <w:kern w:val="0"/>
+          <w:szCs w:val="21"/>
+        </w:rPr>
+      </w:pPr>
+      <w:r>
+        <w:rPr>
+          <w:rFonts w:ascii="Times New Roman" w:hAnsi="Times New Roman" w:cs="Times New Roman"/>
+          <w:color w:val="F8F8F2"/>
+          <w:kern w:val="0"/>
+          <w:szCs w:val="21"/>
+        </w:rPr>
+        <w:t>+games</w:t>
+      </w:r>
+    </w:p>
+    <w:p>
+      <w:pPr>
+        <w:widowControl/>
+        <w:shd w:val="clear" w:color="auto" w:fill="272822"/>
+        <w:contextualSpacing/>
+        <w:jc w:val="left"/>
+        <w:rPr>
+          <w:rFonts w:ascii="Times New Roman" w:hAnsi="Times New Roman" w:cs="Times New Roman"/>
+          <w:color w:val="F8F8F2"/>
+          <w:kern w:val="0"/>
+          <w:szCs w:val="21"/>
+        </w:rPr>
+      </w:pPr>
+      <w:r>
+        <w:rPr>
+          <w:rFonts w:ascii="Times New Roman" w:hAnsi="Times New Roman" w:cs="Times New Roman"/>
+          <w:color w:val="F8F8F2"/>
+          <w:kern w:val="0"/>
+          <w:szCs w:val="21"/>
+        </w:rPr>
+        <w:t>+books</w:t>
+      </w:r>
+    </w:p>
+    <w:p>
+      <w:pPr>
+        <w:widowControl/>
+        <w:shd w:val="clear" w:color="auto" w:fill="272822"/>
+        <w:contextualSpacing/>
+        <w:jc w:val="left"/>
+        <w:rPr>
+          <w:rFonts w:ascii="Times New Roman" w:hAnsi="Times New Roman" w:cs="Times New Roman"/>
+          <w:color w:val="F8F8F2"/>
+          <w:kern w:val="0"/>
+          <w:szCs w:val="21"/>
+        </w:rPr>
+      </w:pPr>
+    </w:p>
+    <w:p>
+      <w:pPr>
+        <w:widowControl/>
+        <w:shd w:val="clear" w:color="auto" w:fill="272822"/>
+        <w:contextualSpacing/>
+        <w:jc w:val="left"/>
+        <w:rPr>
+          <w:rFonts w:ascii="Times New Roman" w:hAnsi="Times New Roman" w:cs="Times New Roman"/>
+          <w:color w:val="F8F8F2"/>
+          <w:kern w:val="0"/>
+          <w:szCs w:val="21"/>
+        </w:rPr>
+      </w:pPr>
+      <w:r>
+        <w:rPr>
+          <w:rFonts w:ascii="Times New Roman" w:hAnsi="Times New Roman" w:cs="Times New Roman"/>
+          <w:color w:val="F8F8F2"/>
+          <w:kern w:val="0"/>
+          <w:szCs w:val="21"/>
+        </w:rPr>
+        <w:t xml:space="preserve">$ git checkout f.txt </w:t>
+      </w:r>
+      <w:r>
+        <w:rPr>
+          <w:rFonts w:ascii="Times New Roman" w:hAnsi="Times New Roman" w:cs="Times New Roman"/>
+          <w:color w:val="17E632"/>
+          <w:kern w:val="0"/>
+          <w:szCs w:val="21"/>
+        </w:rPr>
+        <w:t>#</w:t>
+      </w:r>
+      <w:r>
+        <w:rPr>
+          <w:rFonts w:ascii="Times New Roman" w:hAnsi="Times New Roman" w:cs="Times New Roman"/>
+          <w:color w:val="17E632"/>
+          <w:kern w:val="0"/>
+          <w:szCs w:val="21"/>
+        </w:rPr>
+        <w:t>只是由暂存区恢复</w:t>
+      </w:r>
+    </w:p>
+    <w:p>
+      <w:pPr>
+        <w:widowControl/>
+        <w:shd w:val="clear" w:color="auto" w:fill="272822"/>
+        <w:contextualSpacing/>
+        <w:jc w:val="left"/>
+        <w:rPr>
+          <w:rFonts w:ascii="Times New Roman" w:hAnsi="Times New Roman" w:cs="Times New Roman"/>
+          <w:color w:val="F8F8F2"/>
+          <w:kern w:val="0"/>
+          <w:szCs w:val="21"/>
+        </w:rPr>
+      </w:pPr>
+      <w:r>
+        <w:rPr>
+          <w:rFonts w:ascii="Times New Roman" w:hAnsi="Times New Roman" w:cs="Times New Roman"/>
+          <w:color w:val="F8F8F2"/>
+          <w:kern w:val="0"/>
+          <w:szCs w:val="21"/>
+        </w:rPr>
+        <w:t>$ cat f.txt</w:t>
+      </w:r>
+    </w:p>
+    <w:p>
+      <w:pPr>
+        <w:widowControl/>
+        <w:shd w:val="clear" w:color="auto" w:fill="272822"/>
+        <w:contextualSpacing/>
+        <w:jc w:val="left"/>
+        <w:rPr>
+          <w:rFonts w:ascii="Times New Roman" w:hAnsi="Times New Roman" w:cs="Times New Roman"/>
+          <w:color w:val="F8F8F2"/>
+          <w:kern w:val="0"/>
+          <w:szCs w:val="21"/>
+        </w:rPr>
+      </w:pPr>
+      <w:r>
+        <w:rPr>
+          <w:rFonts w:ascii="Times New Roman" w:hAnsi="Times New Roman" w:cs="Times New Roman"/>
+          <w:color w:val="F8F8F2"/>
+          <w:kern w:val="0"/>
+          <w:szCs w:val="21"/>
+        </w:rPr>
+        <w:t>flowers</w:t>
+      </w:r>
+    </w:p>
+    <w:p>
+      <w:pPr>
+        <w:widowControl/>
+        <w:shd w:val="clear" w:color="auto" w:fill="272822"/>
+        <w:contextualSpacing/>
+        <w:jc w:val="left"/>
+        <w:rPr>
+          <w:rFonts w:ascii="Times New Roman" w:hAnsi="Times New Roman" w:cs="Times New Roman"/>
+          <w:color w:val="F8F8F2"/>
+          <w:kern w:val="0"/>
+          <w:szCs w:val="21"/>
+        </w:rPr>
+      </w:pPr>
+      <w:r>
+        <w:rPr>
+          <w:rFonts w:ascii="Times New Roman" w:hAnsi="Times New Roman" w:cs="Times New Roman"/>
+          <w:color w:val="F8F8F2"/>
+          <w:kern w:val="0"/>
+          <w:szCs w:val="21"/>
+        </w:rPr>
+        <w:t>games</w:t>
+      </w:r>
+    </w:p>
+    <w:p>
+      <w:pPr>
+        <w:widowControl/>
+        <w:shd w:val="clear" w:color="auto" w:fill="272822"/>
+        <w:contextualSpacing/>
+        <w:jc w:val="left"/>
+        <w:rPr>
+          <w:rFonts w:ascii="Times New Roman" w:hAnsi="Times New Roman" w:cs="Times New Roman"/>
+          <w:color w:val="F8F8F2"/>
+          <w:kern w:val="0"/>
+          <w:szCs w:val="21"/>
+        </w:rPr>
+      </w:pPr>
+    </w:p>
+    <w:p>
+      <w:pPr>
+        <w:widowControl/>
+        <w:shd w:val="clear" w:color="auto" w:fill="272822"/>
+        <w:contextualSpacing/>
+        <w:jc w:val="left"/>
+        <w:rPr>
+          <w:rFonts w:ascii="Times New Roman" w:hAnsi="Times New Roman" w:cs="Times New Roman"/>
+          <w:color w:val="F8F8F2"/>
+          <w:kern w:val="0"/>
+          <w:szCs w:val="21"/>
+        </w:rPr>
+      </w:pPr>
+      <w:r>
+        <w:rPr>
+          <w:rFonts w:ascii="Times New Roman" w:hAnsi="Times New Roman" w:cs="Times New Roman"/>
+          <w:color w:val="F8F8F2"/>
+          <w:kern w:val="0"/>
+          <w:szCs w:val="21"/>
+        </w:rPr>
+        <w:t xml:space="preserve">$ git diff f.txt  </w:t>
+      </w:r>
+      <w:r>
+        <w:rPr>
+          <w:rFonts w:ascii="Times New Roman" w:hAnsi="Times New Roman" w:cs="Times New Roman"/>
+          <w:color w:val="17E632"/>
+          <w:kern w:val="0"/>
+          <w:szCs w:val="21"/>
+        </w:rPr>
+        <w:t>#</w:t>
+      </w:r>
+      <w:r>
+        <w:rPr>
+          <w:rFonts w:ascii="Times New Roman" w:hAnsi="Times New Roman" w:cs="Times New Roman"/>
+          <w:color w:val="17E632"/>
+          <w:kern w:val="0"/>
+          <w:szCs w:val="21"/>
+        </w:rPr>
+        <w:t>工作区与暂存区无差别了</w:t>
+      </w:r>
+    </w:p>
+    <w:p>
+      <w:pPr>
+        <w:widowControl/>
+        <w:shd w:val="clear" w:color="auto" w:fill="272822"/>
+        <w:contextualSpacing/>
+        <w:jc w:val="left"/>
+        <w:rPr>
+          <w:rFonts w:ascii="Times New Roman" w:hAnsi="Times New Roman" w:cs="Times New Roman"/>
+          <w:color w:val="F8F8F2"/>
+          <w:kern w:val="0"/>
+          <w:szCs w:val="21"/>
+        </w:rPr>
+      </w:pPr>
+    </w:p>
+    <w:p>
+      <w:pPr>
+        <w:widowControl/>
+        <w:shd w:val="clear" w:color="auto" w:fill="272822"/>
+        <w:contextualSpacing/>
+        <w:jc w:val="left"/>
+        <w:rPr>
+          <w:rFonts w:ascii="Times New Roman" w:hAnsi="Times New Roman" w:cs="Times New Roman"/>
+          <w:color w:val="F8F8F2"/>
+          <w:kern w:val="0"/>
+          <w:szCs w:val="21"/>
+        </w:rPr>
+      </w:pPr>
+      <w:r>
+        <w:rPr>
+          <w:rFonts w:ascii="Times New Roman" w:hAnsi="Times New Roman" w:cs="Times New Roman"/>
+          <w:color w:val="F8F8F2"/>
+          <w:kern w:val="0"/>
+          <w:szCs w:val="21"/>
+        </w:rPr>
+        <w:t xml:space="preserve">$ git checkout master -- f.txt </w:t>
+      </w:r>
+      <w:r>
+        <w:rPr>
+          <w:rFonts w:ascii="Times New Roman" w:hAnsi="Times New Roman" w:cs="Times New Roman"/>
+          <w:color w:val="17E632"/>
+          <w:kern w:val="0"/>
+          <w:szCs w:val="21"/>
+        </w:rPr>
+        <w:t>#</w:t>
+      </w:r>
+      <w:r>
+        <w:rPr>
+          <w:rFonts w:ascii="Times New Roman" w:hAnsi="Times New Roman" w:cs="Times New Roman"/>
+          <w:color w:val="17E632"/>
+          <w:kern w:val="0"/>
+          <w:szCs w:val="21"/>
+        </w:rPr>
+        <w:t>由仓库恢复，覆盖工作区暂存区</w:t>
+      </w:r>
+    </w:p>
+    <w:p>
+      <w:pPr>
+        <w:widowControl/>
+        <w:shd w:val="clear" w:color="auto" w:fill="272822"/>
+        <w:contextualSpacing/>
+        <w:jc w:val="left"/>
+        <w:rPr>
+          <w:rFonts w:ascii="Times New Roman" w:hAnsi="Times New Roman" w:cs="Times New Roman"/>
+          <w:color w:val="F8F8F2"/>
+          <w:kern w:val="0"/>
+          <w:szCs w:val="21"/>
+        </w:rPr>
+      </w:pPr>
+      <w:r>
+        <w:rPr>
+          <w:rFonts w:ascii="Times New Roman" w:hAnsi="Times New Roman" w:cs="Times New Roman"/>
+          <w:color w:val="F8F8F2"/>
+          <w:kern w:val="0"/>
+          <w:szCs w:val="21"/>
+        </w:rPr>
+        <w:t>$ cat f.txt</w:t>
+      </w:r>
+    </w:p>
+    <w:p>
+      <w:pPr>
+        <w:widowControl/>
+        <w:shd w:val="clear" w:color="auto" w:fill="272822"/>
+        <w:contextualSpacing/>
+        <w:jc w:val="left"/>
+        <w:rPr>
+          <w:rFonts w:ascii="Times New Roman" w:hAnsi="Times New Roman" w:cs="Times New Roman"/>
+          <w:color w:val="F8F8F2"/>
+          <w:kern w:val="0"/>
+          <w:szCs w:val="21"/>
+        </w:rPr>
+      </w:pPr>
+      <w:r>
+        <w:rPr>
+          <w:rFonts w:ascii="Times New Roman" w:hAnsi="Times New Roman" w:cs="Times New Roman"/>
+          <w:color w:val="F8F8F2"/>
+          <w:kern w:val="0"/>
+          <w:szCs w:val="21"/>
+        </w:rPr>
+        <w:t>flowers</w:t>
+      </w:r>
+    </w:p>
+    <w:p>
+      <w:pPr>
+        <w:widowControl/>
+        <w:shd w:val="clear" w:color="auto" w:fill="272822"/>
+        <w:contextualSpacing/>
+        <w:jc w:val="left"/>
+        <w:rPr>
+          <w:rFonts w:ascii="Times New Roman" w:hAnsi="Times New Roman" w:cs="Times New Roman"/>
+          <w:color w:val="F8F8F2"/>
+          <w:kern w:val="0"/>
+          <w:szCs w:val="21"/>
+        </w:rPr>
+      </w:pPr>
+    </w:p>
+    <w:p>
+      <w:pPr>
+        <w:widowControl/>
+        <w:shd w:val="clear" w:color="auto" w:fill="272822"/>
+        <w:contextualSpacing/>
+        <w:jc w:val="left"/>
+        <w:rPr>
+          <w:rFonts w:ascii="Times New Roman" w:hAnsi="Times New Roman" w:cs="Times New Roman"/>
+          <w:color w:val="F8F8F2"/>
+          <w:kern w:val="0"/>
+          <w:szCs w:val="21"/>
+        </w:rPr>
+      </w:pPr>
+      <w:r>
+        <w:rPr>
+          <w:rFonts w:ascii="Times New Roman" w:hAnsi="Times New Roman" w:cs="Times New Roman"/>
+          <w:color w:val="F8F8F2"/>
+          <w:kern w:val="0"/>
+          <w:szCs w:val="21"/>
+        </w:rPr>
+        <w:t xml:space="preserve">$ git diff f.txt </w:t>
+      </w:r>
+      <w:r>
+        <w:rPr>
+          <w:rFonts w:ascii="Times New Roman" w:hAnsi="Times New Roman" w:cs="Times New Roman"/>
+          <w:color w:val="F92672"/>
+          <w:kern w:val="0"/>
+          <w:szCs w:val="21"/>
+        </w:rPr>
+        <w:t>;</w:t>
+      </w:r>
+      <w:r>
+        <w:rPr>
+          <w:rFonts w:ascii="Times New Roman" w:hAnsi="Times New Roman" w:cs="Times New Roman"/>
+          <w:color w:val="F8F8F2"/>
+          <w:kern w:val="0"/>
+          <w:szCs w:val="21"/>
+        </w:rPr>
+        <w:t xml:space="preserve"> git diff HEAD f.txt  </w:t>
+      </w:r>
+      <w:r>
+        <w:rPr>
+          <w:rFonts w:ascii="Times New Roman" w:hAnsi="Times New Roman" w:cs="Times New Roman"/>
+          <w:color w:val="17E632"/>
+          <w:kern w:val="0"/>
+          <w:szCs w:val="21"/>
+        </w:rPr>
+        <w:t>#</w:t>
+      </w:r>
+      <w:r>
+        <w:rPr>
+          <w:rFonts w:ascii="Times New Roman" w:hAnsi="Times New Roman" w:cs="Times New Roman"/>
+          <w:color w:val="17E632"/>
+          <w:kern w:val="0"/>
+          <w:szCs w:val="21"/>
+        </w:rPr>
+        <w:t>无输出</w:t>
+      </w:r>
+    </w:p>
+    <w:p>
+      <w:pPr>
+        <w:pStyle w:val="a5"/>
+        <w:shd w:val="clear" w:color="auto" w:fill="FFFFFF"/>
+        <w:spacing w:before="0" w:beforeAutospacing="0" w:after="0" w:afterAutospacing="0"/>
+        <w:rPr>
+          <w:rStyle w:val="HTML1"/>
+          <w:rFonts w:ascii="Times New Roman" w:eastAsiaTheme="minorEastAsia" w:hAnsi="Times New Roman" w:cs="Times New Roman" w:hint="eastAsia"/>
+          <w:color w:val="333333"/>
+          <w:sz w:val="21"/>
+          <w:szCs w:val="21"/>
         </w:rPr>
       </w:pPr>
     </w:p>
@@ -36054,14 +40148,223 @@
     <w:p>
       <w:pPr>
         <w:widowControl/>
-        <w:shd w:val="clear" w:color="auto" w:fill="FFFFFF"/>
+        <w:shd w:val="clear" w:color="auto" w:fill="272822"/>
         <w:jc w:val="left"/>
         <w:rPr>
-          <w:rFonts w:ascii="Arial" w:hAnsi="Arial" w:cs="Arial"/>
-          <w:color w:val="2F2F2F"/>
-          <w:shd w:val="clear" w:color="auto" w:fill="FFFFFF"/>
-        </w:rPr>
-      </w:pPr>
+          <w:rFonts w:ascii="Times New Roman" w:hAnsi="Times New Roman" w:cs="Times New Roman"/>
+          <w:color w:val="F8F8F2"/>
+          <w:kern w:val="0"/>
+          <w:szCs w:val="21"/>
+        </w:rPr>
+      </w:pPr>
+      <w:r>
+        <w:rPr>
+          <w:rFonts w:ascii="Times New Roman" w:hAnsi="Times New Roman" w:cs="Times New Roman"/>
+          <w:color w:val="17E632"/>
+          <w:kern w:val="0"/>
+          <w:szCs w:val="21"/>
+        </w:rPr>
+        <w:t xml:space="preserve"># </w:t>
+      </w:r>
+      <w:r>
+        <w:rPr>
+          <w:rFonts w:ascii="Times New Roman" w:hAnsi="Times New Roman" w:cs="Times New Roman"/>
+          <w:color w:val="17E632"/>
+          <w:kern w:val="0"/>
+          <w:szCs w:val="21"/>
+        </w:rPr>
+        <w:t>提交暂存区到仓库区</w:t>
+      </w:r>
+    </w:p>
+    <w:p>
+      <w:pPr>
+        <w:widowControl/>
+        <w:shd w:val="clear" w:color="auto" w:fill="272822"/>
+        <w:jc w:val="left"/>
+        <w:rPr>
+          <w:rFonts w:ascii="Times New Roman" w:hAnsi="Times New Roman" w:cs="Times New Roman"/>
+          <w:color w:val="F8F8F2"/>
+          <w:kern w:val="0"/>
+          <w:szCs w:val="21"/>
+        </w:rPr>
+      </w:pPr>
+      <w:r>
+        <w:rPr>
+          <w:rFonts w:ascii="Times New Roman" w:hAnsi="Times New Roman" w:cs="Times New Roman"/>
+          <w:color w:val="F8F8F2"/>
+          <w:kern w:val="0"/>
+          <w:szCs w:val="21"/>
+        </w:rPr>
+        <w:t>$ git commit -m [message]</w:t>
+      </w:r>
+    </w:p>
+    <w:p>
+      <w:pPr>
+        <w:widowControl/>
+        <w:shd w:val="clear" w:color="auto" w:fill="272822"/>
+        <w:jc w:val="left"/>
+        <w:rPr>
+          <w:rFonts w:ascii="Times New Roman" w:hAnsi="Times New Roman" w:cs="Times New Roman"/>
+          <w:color w:val="F8F8F2"/>
+          <w:kern w:val="0"/>
+          <w:szCs w:val="21"/>
+        </w:rPr>
+      </w:pPr>
+    </w:p>
+    <w:p>
+      <w:pPr>
+        <w:widowControl/>
+        <w:shd w:val="clear" w:color="auto" w:fill="272822"/>
+        <w:jc w:val="left"/>
+        <w:rPr>
+          <w:rFonts w:ascii="Times New Roman" w:hAnsi="Times New Roman" w:cs="Times New Roman"/>
+          <w:color w:val="F8F8F2"/>
+          <w:kern w:val="0"/>
+          <w:szCs w:val="21"/>
+        </w:rPr>
+      </w:pPr>
+      <w:r>
+        <w:rPr>
+          <w:rFonts w:ascii="Times New Roman" w:hAnsi="Times New Roman" w:cs="Times New Roman"/>
+          <w:color w:val="17E632"/>
+          <w:kern w:val="0"/>
+          <w:szCs w:val="21"/>
+        </w:rPr>
+        <w:t xml:space="preserve"># </w:t>
+      </w:r>
+      <w:r>
+        <w:rPr>
+          <w:rFonts w:ascii="Times New Roman" w:hAnsi="Times New Roman" w:cs="Times New Roman"/>
+          <w:color w:val="17E632"/>
+          <w:kern w:val="0"/>
+          <w:szCs w:val="21"/>
+        </w:rPr>
+        <w:t>提交暂存区的指定文件到仓库区</w:t>
+      </w:r>
+    </w:p>
+    <w:p>
+      <w:pPr>
+        <w:widowControl/>
+        <w:shd w:val="clear" w:color="auto" w:fill="272822"/>
+        <w:jc w:val="left"/>
+        <w:rPr>
+          <w:rFonts w:ascii="Times New Roman" w:hAnsi="Times New Roman" w:cs="Times New Roman"/>
+          <w:color w:val="F8F8F2"/>
+          <w:kern w:val="0"/>
+          <w:szCs w:val="21"/>
+        </w:rPr>
+      </w:pPr>
+      <w:r>
+        <w:rPr>
+          <w:rFonts w:ascii="Times New Roman" w:hAnsi="Times New Roman" w:cs="Times New Roman"/>
+          <w:color w:val="F8F8F2"/>
+          <w:kern w:val="0"/>
+          <w:szCs w:val="21"/>
+        </w:rPr>
+        <w:t>$ git commit [file1] [file2] ... -m [message]</w:t>
+      </w:r>
+    </w:p>
+    <w:p>
+      <w:pPr>
+        <w:widowControl/>
+        <w:shd w:val="clear" w:color="auto" w:fill="272822"/>
+        <w:jc w:val="left"/>
+        <w:rPr>
+          <w:rFonts w:ascii="Times New Roman" w:hAnsi="Times New Roman" w:cs="Times New Roman"/>
+          <w:color w:val="F8F8F2"/>
+          <w:kern w:val="0"/>
+          <w:szCs w:val="21"/>
+        </w:rPr>
+      </w:pPr>
+    </w:p>
+    <w:p>
+      <w:pPr>
+        <w:widowControl/>
+        <w:shd w:val="clear" w:color="auto" w:fill="272822"/>
+        <w:jc w:val="left"/>
+        <w:rPr>
+          <w:rFonts w:ascii="Times New Roman" w:hAnsi="Times New Roman" w:cs="Times New Roman"/>
+          <w:color w:val="F8F8F2"/>
+          <w:kern w:val="0"/>
+          <w:szCs w:val="21"/>
+        </w:rPr>
+      </w:pPr>
+      <w:r>
+        <w:rPr>
+          <w:rFonts w:ascii="Times New Roman" w:hAnsi="Times New Roman" w:cs="Times New Roman"/>
+          <w:color w:val="17E632"/>
+          <w:kern w:val="0"/>
+          <w:szCs w:val="21"/>
+        </w:rPr>
+        <w:t xml:space="preserve"># </w:t>
+      </w:r>
+      <w:r>
+        <w:rPr>
+          <w:rFonts w:ascii="Times New Roman" w:hAnsi="Times New Roman" w:cs="Times New Roman"/>
+          <w:color w:val="17E632"/>
+          <w:kern w:val="0"/>
+          <w:szCs w:val="21"/>
+        </w:rPr>
+        <w:t>提交工作区自上次</w:t>
+      </w:r>
+      <w:r>
+        <w:rPr>
+          <w:rFonts w:ascii="Times New Roman" w:hAnsi="Times New Roman" w:cs="Times New Roman"/>
+          <w:color w:val="17E632"/>
+          <w:kern w:val="0"/>
+          <w:szCs w:val="21"/>
+        </w:rPr>
+        <w:t>commit</w:t>
+      </w:r>
+      <w:r>
+        <w:rPr>
+          <w:rFonts w:ascii="Times New Roman" w:hAnsi="Times New Roman" w:cs="Times New Roman"/>
+          <w:color w:val="17E632"/>
+          <w:kern w:val="0"/>
+          <w:szCs w:val="21"/>
+        </w:rPr>
+        <w:t>之后的变化，直接到仓库区，跳过了</w:t>
+      </w:r>
+      <w:r>
+        <w:rPr>
+          <w:rFonts w:ascii="Times New Roman" w:hAnsi="Times New Roman" w:cs="Times New Roman"/>
+          <w:color w:val="17E632"/>
+          <w:kern w:val="0"/>
+          <w:szCs w:val="21"/>
+        </w:rPr>
+        <w:t>add,</w:t>
+      </w:r>
+      <w:r>
+        <w:rPr>
+          <w:rFonts w:ascii="Times New Roman" w:hAnsi="Times New Roman" w:cs="Times New Roman"/>
+          <w:color w:val="17E632"/>
+          <w:kern w:val="0"/>
+          <w:szCs w:val="21"/>
+        </w:rPr>
+        <w:t>对新文件无效</w:t>
+      </w:r>
+    </w:p>
+    <w:p>
+      <w:pPr>
+        <w:widowControl/>
+        <w:shd w:val="clear" w:color="auto" w:fill="272822"/>
+        <w:jc w:val="left"/>
+        <w:rPr>
+          <w:rFonts w:ascii="Times New Roman" w:hAnsi="Times New Roman" w:cs="Times New Roman"/>
+          <w:color w:val="F8F8F2"/>
+          <w:kern w:val="0"/>
+          <w:szCs w:val="21"/>
+        </w:rPr>
+      </w:pPr>
+      <w:r>
+        <w:rPr>
+          <w:rFonts w:ascii="Times New Roman" w:hAnsi="Times New Roman" w:cs="Times New Roman"/>
+          <w:color w:val="F8F8F2"/>
+          <w:kern w:val="0"/>
+          <w:szCs w:val="21"/>
+        </w:rPr>
+        <w:t>$ git commit -a</w:t>
+      </w:r>
     </w:p>
     <w:p>
       <w:pPr>
@@ -36087,7 +40390,41 @@
         </w:tabs>
         <w:jc w:val="left"/>
         <w:rPr>
-          <w:rFonts w:ascii="Courier New" w:eastAsia="宋体" w:hAnsi="Courier New" w:cs="Courier New" w:hint="eastAsia"/>
+          <w:rFonts w:ascii="Courier New" w:eastAsia="宋体" w:hAnsi="Courier New" w:cs="Courier New"/>
+          <w:color w:val="708090"/>
+          <w:spacing w:val="-2"/>
+          <w:kern w:val="0"/>
+          <w:sz w:val="18"/>
+          <w:szCs w:val="18"/>
+          <w:bdr w:val="none" w:sz="0" w:space="0" w:color="auto" w:frame="1"/>
+        </w:rPr>
+      </w:pPr>
+    </w:p>
+    <w:p>
+      <w:pPr>
+        <w:widowControl/>
+        <w:shd w:val="clear" w:color="auto" w:fill="F5F2F0"/>
+        <w:tabs>
+          <w:tab w:val="left" w:pos="916"/>
+          <w:tab w:val="left" w:pos="1832"/>
+          <w:tab w:val="left" w:pos="2748"/>
+          <w:tab w:val="left" w:pos="3664"/>
+          <w:tab w:val="left" w:pos="4580"/>
+          <w:tab w:val="left" w:pos="5496"/>
+          <w:tab w:val="left" w:pos="6412"/>
+          <w:tab w:val="left" w:pos="7328"/>
+          <w:tab w:val="left" w:pos="8244"/>
+          <w:tab w:val="left" w:pos="9160"/>
+          <w:tab w:val="left" w:pos="10076"/>
+          <w:tab w:val="left" w:pos="10992"/>
+          <w:tab w:val="left" w:pos="11908"/>
+          <w:tab w:val="left" w:pos="12824"/>
+          <w:tab w:val="left" w:pos="13740"/>
+          <w:tab w:val="left" w:pos="14656"/>
+        </w:tabs>
+        <w:jc w:val="left"/>
+        <w:rPr>
+          <w:rFonts w:ascii="Courier New" w:eastAsia="宋体" w:hAnsi="Courier New" w:cs="Courier New"/>
           <w:color w:val="708090"/>
           <w:spacing w:val="-2"/>
           <w:kern w:val="0"/>
@@ -36690,7 +41027,44 @@
           <w:sz w:val="24"/>
           <w:szCs w:val="24"/>
         </w:rPr>
-        <w:t>$ git rm -r x64</w:t>
+        <w:lastRenderedPageBreak/>
+        <w:t xml:space="preserve">$ git rm </w:t>
+      </w:r>
+      <w:r>
+        <w:rPr>
+          <w:rFonts w:ascii="Consolas" w:hAnsi="Consolas" w:cs="Consolas"/>
+          <w:kern w:val="0"/>
+          <w:sz w:val="24"/>
+          <w:szCs w:val="24"/>
+        </w:rPr>
+        <w:t>–</w:t>
+      </w:r>
+      <w:r>
+        <w:rPr>
+          <w:rFonts w:ascii="Consolas" w:hAnsi="Consolas" w:cs="Consolas" w:hint="eastAsia"/>
+          <w:kern w:val="0"/>
+          <w:sz w:val="24"/>
+          <w:szCs w:val="24"/>
+        </w:rPr>
+        <w:t>cache</w:t>
+      </w:r>
+      <w:r>
+        <w:rPr>
+          <w:rFonts w:ascii="Consolas" w:hAnsi="Consolas" w:cs="Consolas"/>
+          <w:kern w:val="0"/>
+          <w:sz w:val="24"/>
+          <w:szCs w:val="24"/>
+        </w:rPr>
+        <w:t xml:space="preserve"> </w:t>
+      </w:r>
+      <w:r>
+        <w:rPr>
+          <w:rFonts w:ascii="Consolas" w:hAnsi="Consolas" w:cs="Consolas"/>
+          <w:kern w:val="0"/>
+          <w:sz w:val="24"/>
+          <w:szCs w:val="24"/>
+        </w:rPr>
+        <w:t>-r x64</w:t>
       </w:r>
     </w:p>
     <w:p>
@@ -36769,7 +41143,7 @@
         <w:adjustRightInd w:val="0"/>
         <w:jc w:val="left"/>
         <w:rPr>
-          <w:rFonts w:ascii="Consolas" w:hAnsi="Consolas" w:cs="Consolas" w:hint="eastAsia"/>
+          <w:rFonts w:ascii="Consolas" w:hAnsi="Consolas" w:cs="Consolas"/>
           <w:kern w:val="0"/>
           <w:sz w:val="24"/>
           <w:szCs w:val="24"/>
@@ -36805,7 +41179,6 @@
           <w:sz w:val="24"/>
           <w:szCs w:val="24"/>
         </w:rPr>
-        <w:lastRenderedPageBreak/>
         <w:t>$ git push origin</w:t>
       </w:r>
     </w:p>
@@ -37493,11 +41866,20 @@
       <w:r>
         <w:rPr>
           <w:rFonts w:ascii="Times New Roman" w:hAnsi="Times New Roman" w:cs="Times New Roman"/>
+          <w:color w:val="F92672"/>
+          <w:kern w:val="0"/>
+          <w:szCs w:val="21"/>
+        </w:rPr>
+        <w:t>*</w:t>
+      </w:r>
+      <w:r>
+        <w:rPr>
+          <w:rFonts w:ascii="Times New Roman" w:hAnsi="Times New Roman" w:cs="Times New Roman"/>
           <w:color w:val="F8F8F2"/>
           <w:kern w:val="0"/>
           <w:szCs w:val="21"/>
         </w:rPr>
-        <w:t xml:space="preserve">                </w:t>
+        <w:t xml:space="preserve">         </w:t>
       </w:r>
       <w:r>
         <w:rPr>
@@ -37560,7 +41942,7 @@
           <w:kern w:val="0"/>
           <w:szCs w:val="21"/>
         </w:rPr>
-        <w:t>tools/*</w:t>
+        <w:t>tools/</w:t>
       </w:r>
     </w:p>
     <w:p>
@@ -37808,8 +42190,6 @@
         </w:rPr>
         <w:t>txt</w:t>
       </w:r>
-      <w:bookmarkStart w:id="0" w:name="_GoBack"/>
-      <w:bookmarkEnd w:id="0"/>
     </w:p>
     <w:p>
       <w:pPr>
@@ -37817,7 +42197,7 @@
         <w:shd w:val="clear" w:color="auto" w:fill="FFFFFF"/>
         <w:spacing w:before="0" w:beforeAutospacing="0" w:after="0" w:afterAutospacing="0"/>
         <w:rPr>
-          <w:rFonts w:ascii="Times New Roman" w:eastAsiaTheme="minorEastAsia" w:hAnsi="Times New Roman" w:cs="Times New Roman" w:hint="eastAsia"/>
+          <w:rFonts w:ascii="Times New Roman" w:eastAsiaTheme="minorEastAsia" w:hAnsi="Times New Roman" w:cs="Times New Roman"/>
           <w:color w:val="333333"/>
           <w:sz w:val="23"/>
           <w:szCs w:val="23"/>
@@ -41497,6 +45877,7 @@
   <w:style w:type="character" w:default="1" w:styleId="a0">
     <w:name w:val="Default Paragraph Font"/>
     <w:uiPriority w:val="1"/>
+    <w:semiHidden/>
     <w:unhideWhenUsed/>
   </w:style>
   <w:style w:type="table" w:default="1" w:styleId="a1">
@@ -42097,7 +46478,7 @@
 </file>
 
 <file path=customXml/itemProps1.xml><?xml version="1.0" encoding="utf-8"?>
-<ds:datastoreItem xmlns:ds="http://schemas.openxmlformats.org/officeDocument/2006/customXml" ds:itemID="{927F32EC-6A9F-4A3B-AF29-ADF5F5951766}">
+<ds:datastoreItem xmlns:ds="http://schemas.openxmlformats.org/officeDocument/2006/customXml" ds:itemID="{4DFFE928-2470-442E-8594-65694DD0EFE3}">
   <ds:schemaRefs>
     <ds:schemaRef ds:uri="http://schemas.openxmlformats.org/officeDocument/2006/bibliography"/>
   </ds:schemaRefs>

--- a/Linux Note.docx
+++ b/Linux Note.docx
@@ -36589,7 +36589,7 @@
         <w:shd w:val="clear" w:color="auto" w:fill="272822"/>
         <w:jc w:val="left"/>
         <w:rPr>
-          <w:rFonts w:ascii="Consolas" w:eastAsia="宋体" w:hAnsi="Consolas" w:cs="宋体" w:hint="eastAsia"/>
+          <w:rFonts w:ascii="Consolas" w:eastAsia="宋体" w:hAnsi="Consolas" w:cs="宋体"/>
           <w:color w:val="F8F8F2"/>
           <w:kern w:val="0"/>
           <w:szCs w:val="21"/>
@@ -36647,7 +36647,7 @@
         <w:shd w:val="clear" w:color="auto" w:fill="272822"/>
         <w:jc w:val="left"/>
         <w:rPr>
-          <w:rFonts w:ascii="Consolas" w:eastAsia="宋体" w:hAnsi="Consolas" w:cs="宋体" w:hint="eastAsia"/>
+          <w:rFonts w:ascii="Consolas" w:eastAsia="宋体" w:hAnsi="Consolas" w:cs="宋体"/>
           <w:color w:val="F8F8F2"/>
           <w:kern w:val="0"/>
           <w:szCs w:val="21"/>
@@ -36916,6 +36916,98 @@
       <w:r>
         <w:rPr>
           <w:rStyle w:val="HTML1"/>
+          <w:rFonts w:ascii="Times New Roman" w:eastAsiaTheme="minorEastAsia" w:hAnsi="Times New Roman" w:cs="Times New Roman" w:hint="eastAsia"/>
+          <w:color w:val="333333"/>
+          <w:sz w:val="21"/>
+          <w:szCs w:val="21"/>
+        </w:rPr>
+        <w:t>新建的库要添加所有文件</w:t>
+      </w:r>
+    </w:p>
+    <w:p>
+      <w:pPr>
+        <w:pStyle w:val="a5"/>
+        <w:shd w:val="clear" w:color="auto" w:fill="FFFFFF"/>
+        <w:spacing w:before="0" w:beforeAutospacing="0" w:after="0" w:afterAutospacing="0"/>
+        <w:rPr>
+          <w:rStyle w:val="HTML1"/>
+          <w:rFonts w:ascii="Times New Roman" w:eastAsiaTheme="minorEastAsia" w:hAnsi="Times New Roman" w:cs="Times New Roman"/>
+          <w:color w:val="333333"/>
+          <w:sz w:val="21"/>
+          <w:szCs w:val="21"/>
+        </w:rPr>
+      </w:pPr>
+      <w:r>
+        <w:rPr>
+          <w:rStyle w:val="HTML1"/>
+          <w:rFonts w:ascii="Times New Roman" w:eastAsiaTheme="minorEastAsia" w:hAnsi="Times New Roman" w:cs="Times New Roman"/>
+          <w:color w:val="333333"/>
+          <w:sz w:val="21"/>
+          <w:szCs w:val="21"/>
+        </w:rPr>
+        <w:t xml:space="preserve">git add .   </w:t>
+      </w:r>
+      <w:r>
+        <w:rPr>
+          <w:rStyle w:val="HTML1"/>
+          <w:rFonts w:ascii="Times New Roman" w:eastAsiaTheme="minorEastAsia" w:hAnsi="Times New Roman" w:cs="Times New Roman"/>
+          <w:color w:val="333333"/>
+          <w:sz w:val="21"/>
+          <w:szCs w:val="21"/>
+        </w:rPr>
+        <w:t>后面加一个</w:t>
+      </w:r>
+      <w:r>
+        <w:rPr>
+          <w:rStyle w:val="HTML1"/>
+          <w:rFonts w:ascii="Times New Roman" w:eastAsiaTheme="minorEastAsia" w:hAnsi="Times New Roman" w:cs="Times New Roman"/>
+          <w:color w:val="333333"/>
+          <w:sz w:val="21"/>
+          <w:szCs w:val="21"/>
+        </w:rPr>
+        <w:t>“.”</w:t>
+      </w:r>
+      <w:r>
+        <w:rPr>
+          <w:rStyle w:val="HTML1"/>
+          <w:rFonts w:ascii="Times New Roman" w:eastAsiaTheme="minorEastAsia" w:hAnsi="Times New Roman" w:cs="Times New Roman"/>
+          <w:color w:val="333333"/>
+          <w:sz w:val="21"/>
+          <w:szCs w:val="21"/>
+        </w:rPr>
+        <w:t>，匹配所有的文件</w:t>
+      </w:r>
+    </w:p>
+    <w:p>
+      <w:pPr>
+        <w:pStyle w:val="a5"/>
+        <w:shd w:val="clear" w:color="auto" w:fill="FFFFFF"/>
+        <w:spacing w:before="0" w:beforeAutospacing="0" w:after="0" w:afterAutospacing="0"/>
+        <w:rPr>
+          <w:rStyle w:val="HTML1"/>
+          <w:rFonts w:ascii="Times New Roman" w:eastAsiaTheme="minorEastAsia" w:hAnsi="Times New Roman" w:cs="Times New Roman"/>
+          <w:color w:val="333333"/>
+          <w:sz w:val="21"/>
+          <w:szCs w:val="21"/>
+        </w:rPr>
+      </w:pPr>
+    </w:p>
+    <w:p>
+      <w:pPr>
+        <w:pStyle w:val="a5"/>
+        <w:shd w:val="clear" w:color="auto" w:fill="FFFFFF"/>
+        <w:spacing w:before="0" w:beforeAutospacing="0" w:after="0" w:afterAutospacing="0"/>
+        <w:rPr>
+          <w:rStyle w:val="HTML1"/>
+          <w:rFonts w:ascii="Times New Roman" w:eastAsiaTheme="minorEastAsia" w:hAnsi="Times New Roman" w:cs="Times New Roman"/>
+          <w:color w:val="333333"/>
+          <w:sz w:val="21"/>
+          <w:szCs w:val="21"/>
+        </w:rPr>
+      </w:pPr>
+      <w:r>
+        <w:rPr>
+          <w:rStyle w:val="HTML1"/>
           <w:rFonts w:ascii="Times New Roman" w:eastAsiaTheme="minorEastAsia" w:hAnsi="Times New Roman" w:cs="Times New Roman"/>
           <w:color w:val="333333"/>
           <w:sz w:val="21"/>
@@ -37059,7 +37151,7 @@
         <w:jc w:val="left"/>
         <w:rPr>
           <w:rStyle w:val="HTML1"/>
-          <w:rFonts w:ascii="Consolas" w:eastAsiaTheme="minorEastAsia" w:hAnsi="Consolas" w:cs="Consolas" w:hint="eastAsia"/>
+          <w:rFonts w:ascii="Consolas" w:eastAsiaTheme="minorEastAsia" w:hAnsi="Consolas" w:cs="Consolas"/>
           <w:kern w:val="0"/>
         </w:rPr>
       </w:pPr>
@@ -37274,7 +37366,7 @@
         <w:shd w:val="clear" w:color="auto" w:fill="272822"/>
         <w:jc w:val="left"/>
         <w:rPr>
-          <w:rFonts w:ascii="Times New Roman" w:hAnsi="Times New Roman" w:cs="Times New Roman" w:hint="eastAsia"/>
+          <w:rFonts w:ascii="Times New Roman" w:hAnsi="Times New Roman" w:cs="Times New Roman"/>
           <w:color w:val="F8F8F2"/>
           <w:kern w:val="0"/>
           <w:szCs w:val="21"/>
@@ -37381,7 +37473,7 @@
         <w:shd w:val="clear" w:color="auto" w:fill="272822"/>
         <w:jc w:val="left"/>
         <w:rPr>
-          <w:rFonts w:ascii="Times New Roman" w:hAnsi="Times New Roman" w:cs="Times New Roman" w:hint="eastAsia"/>
+          <w:rFonts w:ascii="Times New Roman" w:hAnsi="Times New Roman" w:cs="Times New Roman"/>
           <w:color w:val="F8F8F2"/>
           <w:kern w:val="0"/>
           <w:szCs w:val="21"/>
@@ -37575,6 +37667,7 @@
           <w:kern w:val="0"/>
           <w:szCs w:val="21"/>
         </w:rPr>
+        <w:lastRenderedPageBreak/>
         <w:t xml:space="preserve">-zcj               </w:t>
       </w:r>
       <w:r>
@@ -37650,7 +37743,6 @@
           <w:kern w:val="0"/>
           <w:szCs w:val="21"/>
         </w:rPr>
-        <w:lastRenderedPageBreak/>
         <w:t>$ git diff HEAD names.txt</w:t>
       </w:r>
     </w:p>
@@ -37981,17 +38073,7 @@
           <w:szCs w:val="21"/>
           <w:shd w:val="clear" w:color="auto" w:fill="FFFFFF"/>
         </w:rPr>
-        <w:t>签出</w:t>
-      </w:r>
-      <w:r>
-        <w:rPr>
-          <w:rFonts w:ascii="Times New Roman" w:eastAsiaTheme="minorEastAsia" w:hAnsi="Times New Roman" w:cs="Times New Roman"/>
-          <w:color w:val="333333"/>
-          <w:sz w:val="21"/>
-          <w:szCs w:val="21"/>
-          <w:shd w:val="clear" w:color="auto" w:fill="FFFFFF"/>
-        </w:rPr>
-        <w:t>命令</w:t>
+        <w:t>签出命令</w:t>
       </w:r>
       <w:r>
         <w:rPr>
@@ -38413,7 +38495,7 @@
         <w:shd w:val="clear" w:color="auto" w:fill="272822"/>
         <w:jc w:val="left"/>
         <w:rPr>
-          <w:rFonts w:ascii="Times New Roman" w:hAnsi="Times New Roman" w:cs="Times New Roman" w:hint="eastAsia"/>
+          <w:rFonts w:ascii="Times New Roman" w:hAnsi="Times New Roman" w:cs="Times New Roman"/>
           <w:color w:val="F8F8F2"/>
           <w:kern w:val="0"/>
           <w:szCs w:val="21"/>
@@ -38762,7 +38844,7 @@
         <w:shd w:val="clear" w:color="auto" w:fill="272822"/>
         <w:jc w:val="left"/>
         <w:rPr>
-          <w:rFonts w:ascii="Consolas" w:eastAsia="宋体" w:hAnsi="Consolas" w:cs="宋体" w:hint="eastAsia"/>
+          <w:rFonts w:ascii="Consolas" w:eastAsia="宋体" w:hAnsi="Consolas" w:cs="宋体"/>
           <w:color w:val="17E632"/>
           <w:kern w:val="0"/>
           <w:szCs w:val="21"/>
@@ -38784,25 +38866,7 @@
           <w:kern w:val="0"/>
           <w:szCs w:val="21"/>
         </w:rPr>
-        <w:t xml:space="preserve">  </w:t>
-      </w:r>
-      <w:r>
-        <w:rPr>
-          <w:rFonts w:ascii="Times New Roman" w:hAnsi="Times New Roman" w:cs="Times New Roman"/>
-          <w:color w:val="17E632"/>
-          <w:kern w:val="0"/>
-          <w:szCs w:val="21"/>
-        </w:rPr>
-        <w:t># git commit</w:t>
-      </w:r>
-      <w:r>
-        <w:rPr>
-          <w:rFonts w:ascii="Times New Roman" w:hAnsi="Times New Roman" w:cs="Times New Roman"/>
-          <w:color w:val="17E632"/>
-          <w:kern w:val="0"/>
-          <w:szCs w:val="21"/>
-        </w:rPr>
-        <w:t xml:space="preserve"> </w:t>
+        <w:t xml:space="preserve">  # git commit </w:t>
       </w:r>
       <w:r>
         <w:rPr>
@@ -38880,8 +38944,6 @@
         </w:rPr>
         <w:t xml:space="preserve"> did not match any file(s) known to git.</w:t>
       </w:r>
-      <w:bookmarkStart w:id="0" w:name="_GoBack"/>
-      <w:bookmarkEnd w:id="0"/>
     </w:p>
     <w:p>
       <w:pPr>
@@ -38890,7 +38952,7 @@
         <w:contextualSpacing/>
         <w:jc w:val="left"/>
         <w:rPr>
-          <w:rFonts w:ascii="Times New Roman" w:hAnsi="Times New Roman" w:cs="Times New Roman" w:hint="eastAsia"/>
+          <w:rFonts w:ascii="Times New Roman" w:hAnsi="Times New Roman" w:cs="Times New Roman"/>
           <w:color w:val="F8F8F2"/>
           <w:kern w:val="0"/>
           <w:szCs w:val="21"/>
@@ -38964,7 +39026,7 @@
         <w:contextualSpacing/>
         <w:jc w:val="left"/>
         <w:rPr>
-          <w:rFonts w:ascii="Times New Roman" w:hAnsi="Times New Roman" w:cs="Times New Roman" w:hint="eastAsia"/>
+          <w:rFonts w:ascii="Times New Roman" w:hAnsi="Times New Roman" w:cs="Times New Roman"/>
           <w:color w:val="F8F8F2"/>
           <w:kern w:val="0"/>
           <w:szCs w:val="21"/>
@@ -39264,6 +39326,7 @@
           <w:kern w:val="0"/>
           <w:szCs w:val="21"/>
         </w:rPr>
+        <w:lastRenderedPageBreak/>
         <w:t>index 40dcfe9..fd30aa9 100644</w:t>
       </w:r>
     </w:p>
@@ -39333,7 +39396,6 @@
           <w:kern w:val="0"/>
           <w:szCs w:val="21"/>
         </w:rPr>
-        <w:lastRenderedPageBreak/>
         <w:t>@@ -1,2 +1,3 @@</w:t>
       </w:r>
     </w:p>
@@ -39987,7 +40049,7 @@
         <w:spacing w:before="0" w:beforeAutospacing="0" w:after="0" w:afterAutospacing="0"/>
         <w:rPr>
           <w:rStyle w:val="HTML1"/>
-          <w:rFonts w:ascii="Times New Roman" w:eastAsiaTheme="minorEastAsia" w:hAnsi="Times New Roman" w:cs="Times New Roman" w:hint="eastAsia"/>
+          <w:rFonts w:ascii="Times New Roman" w:eastAsiaTheme="minorEastAsia" w:hAnsi="Times New Roman" w:cs="Times New Roman"/>
           <w:color w:val="333333"/>
           <w:sz w:val="21"/>
           <w:szCs w:val="21"/>
@@ -40844,6 +40906,7 @@
           <w:color w:val="2F2F2F"/>
           <w:shd w:val="clear" w:color="auto" w:fill="FFFFFF"/>
         </w:rPr>
+        <w:lastRenderedPageBreak/>
         <w:t>在初始化</w:t>
       </w:r>
       <w:r>
@@ -41027,7 +41090,6 @@
           <w:sz w:val="24"/>
           <w:szCs w:val="24"/>
         </w:rPr>
-        <w:lastRenderedPageBreak/>
         <w:t xml:space="preserve">$ git rm </w:t>
       </w:r>
       <w:r>
@@ -42198,6 +42260,632 @@
         <w:spacing w:before="0" w:beforeAutospacing="0" w:after="0" w:afterAutospacing="0"/>
         <w:rPr>
           <w:rFonts w:ascii="Times New Roman" w:eastAsiaTheme="minorEastAsia" w:hAnsi="Times New Roman" w:cs="Times New Roman"/>
+          <w:color w:val="333333"/>
+          <w:sz w:val="23"/>
+          <w:szCs w:val="23"/>
+        </w:rPr>
+      </w:pPr>
+    </w:p>
+    <w:p>
+      <w:pPr>
+        <w:pStyle w:val="a5"/>
+        <w:shd w:val="clear" w:color="auto" w:fill="FFFFFF"/>
+        <w:spacing w:before="0" w:beforeAutospacing="0" w:after="0" w:afterAutospacing="0"/>
+        <w:rPr>
+          <w:rFonts w:ascii="Times New Roman" w:eastAsiaTheme="minorEastAsia" w:hAnsi="Times New Roman" w:cs="Times New Roman"/>
+          <w:color w:val="333333"/>
+          <w:sz w:val="23"/>
+          <w:szCs w:val="23"/>
+        </w:rPr>
+      </w:pPr>
+      <w:r>
+        <w:rPr>
+          <w:rFonts w:ascii="Times New Roman" w:eastAsiaTheme="minorEastAsia" w:hAnsi="Times New Roman" w:cs="Times New Roman" w:hint="eastAsia"/>
+          <w:color w:val="333333"/>
+          <w:sz w:val="23"/>
+          <w:szCs w:val="23"/>
+        </w:rPr>
+        <w:t>提示有大文件，不能</w:t>
+      </w:r>
+      <w:r>
+        <w:rPr>
+          <w:rFonts w:ascii="Times New Roman" w:eastAsiaTheme="minorEastAsia" w:hAnsi="Times New Roman" w:cs="Times New Roman" w:hint="eastAsia"/>
+          <w:color w:val="333333"/>
+          <w:sz w:val="23"/>
+          <w:szCs w:val="23"/>
+        </w:rPr>
+        <w:t>push</w:t>
+      </w:r>
+    </w:p>
+    <w:p>
+      <w:pPr>
+        <w:autoSpaceDE w:val="0"/>
+        <w:autoSpaceDN w:val="0"/>
+        <w:adjustRightInd w:val="0"/>
+        <w:jc w:val="left"/>
+        <w:rPr>
+          <w:rFonts w:ascii="Consolas" w:hAnsi="Consolas" w:cs="Consolas"/>
+          <w:kern w:val="0"/>
+          <w:sz w:val="24"/>
+          <w:szCs w:val="24"/>
+        </w:rPr>
+      </w:pPr>
+      <w:r>
+        <w:rPr>
+          <w:rFonts w:ascii="Consolas" w:hAnsi="Consolas" w:cs="Consolas"/>
+          <w:kern w:val="0"/>
+          <w:sz w:val="24"/>
+          <w:szCs w:val="24"/>
+        </w:rPr>
+        <w:t>$ git filter-branch --force --prune-empty --index-filter 'git rm -rf --cached --ignore-unmatch VideoPlayerMFC/*' --tag-name-filter cat -- --all</w:t>
+      </w:r>
+    </w:p>
+    <w:p>
+      <w:pPr>
+        <w:autoSpaceDE w:val="0"/>
+        <w:autoSpaceDN w:val="0"/>
+        <w:adjustRightInd w:val="0"/>
+        <w:jc w:val="left"/>
+        <w:rPr>
+          <w:rFonts w:ascii="Consolas" w:hAnsi="Consolas" w:cs="Consolas"/>
+          <w:kern w:val="0"/>
+          <w:sz w:val="24"/>
+          <w:szCs w:val="24"/>
+        </w:rPr>
+      </w:pPr>
+      <w:r>
+        <w:rPr>
+          <w:rFonts w:ascii="Consolas" w:hAnsi="Consolas" w:cs="Consolas"/>
+          <w:kern w:val="0"/>
+          <w:sz w:val="24"/>
+          <w:szCs w:val="24"/>
+        </w:rPr>
+        <w:t>$ git push --force --all</w:t>
+      </w:r>
+    </w:p>
+    <w:p>
+      <w:pPr>
+        <w:pStyle w:val="a5"/>
+        <w:shd w:val="clear" w:color="auto" w:fill="FFFFFF"/>
+        <w:spacing w:before="0" w:beforeAutospacing="0" w:after="0" w:afterAutospacing="0"/>
+        <w:rPr>
+          <w:rFonts w:ascii="Times New Roman" w:eastAsiaTheme="minorEastAsia" w:hAnsi="Times New Roman" w:cs="Times New Roman"/>
+          <w:color w:val="333333"/>
+          <w:sz w:val="23"/>
+          <w:szCs w:val="23"/>
+        </w:rPr>
+      </w:pPr>
+    </w:p>
+    <w:p>
+      <w:pPr>
+        <w:pStyle w:val="a5"/>
+        <w:shd w:val="clear" w:color="auto" w:fill="FFFFFF"/>
+        <w:spacing w:before="0" w:beforeAutospacing="0" w:after="0" w:afterAutospacing="0"/>
+        <w:rPr>
+          <w:rFonts w:ascii="Times New Roman" w:eastAsiaTheme="minorEastAsia" w:hAnsi="Times New Roman" w:cs="Times New Roman"/>
+          <w:color w:val="333333"/>
+          <w:sz w:val="23"/>
+          <w:szCs w:val="23"/>
+        </w:rPr>
+      </w:pPr>
+    </w:p>
+    <w:p>
+      <w:pPr>
+        <w:pStyle w:val="a5"/>
+        <w:shd w:val="clear" w:color="auto" w:fill="FFFFFF"/>
+        <w:spacing w:before="0" w:beforeAutospacing="0" w:after="0" w:afterAutospacing="0"/>
+        <w:rPr>
+          <w:rFonts w:ascii="Times New Roman" w:eastAsiaTheme="minorEastAsia" w:hAnsi="Times New Roman" w:cs="Times New Roman"/>
+          <w:color w:val="333333"/>
+          <w:sz w:val="23"/>
+          <w:szCs w:val="23"/>
+        </w:rPr>
+      </w:pPr>
+    </w:p>
+    <w:p>
+      <w:pPr>
+        <w:pStyle w:val="a5"/>
+        <w:shd w:val="clear" w:color="auto" w:fill="FFFFFF"/>
+        <w:spacing w:before="0" w:beforeAutospacing="0" w:after="0" w:afterAutospacing="0"/>
+        <w:rPr>
+          <w:rFonts w:ascii="Times New Roman" w:eastAsiaTheme="minorEastAsia" w:hAnsi="Times New Roman" w:cs="Times New Roman"/>
+          <w:color w:val="333333"/>
+          <w:sz w:val="23"/>
+          <w:szCs w:val="23"/>
+        </w:rPr>
+      </w:pPr>
+      <w:r>
+        <w:rPr>
+          <w:rFonts w:ascii="Times New Roman" w:eastAsiaTheme="minorEastAsia" w:hAnsi="Times New Roman" w:cs="Times New Roman" w:hint="eastAsia"/>
+          <w:color w:val="333333"/>
+          <w:sz w:val="23"/>
+          <w:szCs w:val="23"/>
+        </w:rPr>
+        <w:lastRenderedPageBreak/>
+        <w:t>克隆远程仓库到本地：先进入</w:t>
+      </w:r>
+      <w:r>
+        <w:rPr>
+          <w:rFonts w:ascii="Times New Roman" w:eastAsiaTheme="minorEastAsia" w:hAnsi="Times New Roman" w:cs="Times New Roman"/>
+          <w:color w:val="333333"/>
+          <w:sz w:val="23"/>
+          <w:szCs w:val="23"/>
+        </w:rPr>
+        <w:t>/e/study</w:t>
+      </w:r>
+      <w:r>
+        <w:rPr>
+          <w:rFonts w:ascii="Times New Roman" w:eastAsiaTheme="minorEastAsia" w:hAnsi="Times New Roman" w:cs="Times New Roman" w:hint="eastAsia"/>
+          <w:color w:val="333333"/>
+          <w:sz w:val="23"/>
+          <w:szCs w:val="23"/>
+        </w:rPr>
+        <w:t>目录，执行下面命令之后，克隆到该目录下</w:t>
+      </w:r>
+    </w:p>
+    <w:p>
+      <w:pPr>
+        <w:autoSpaceDE w:val="0"/>
+        <w:autoSpaceDN w:val="0"/>
+        <w:adjustRightInd w:val="0"/>
+        <w:jc w:val="left"/>
+        <w:rPr>
+          <w:rFonts w:ascii="Consolas" w:hAnsi="Consolas" w:cs="Consolas"/>
+          <w:color w:val="BFBF00"/>
+          <w:kern w:val="0"/>
+          <w:szCs w:val="21"/>
+        </w:rPr>
+      </w:pPr>
+      <w:r>
+        <w:rPr>
+          <w:rFonts w:ascii="Consolas" w:hAnsi="Consolas" w:cs="Consolas"/>
+          <w:color w:val="00BF00"/>
+          <w:kern w:val="0"/>
+          <w:szCs w:val="21"/>
+        </w:rPr>
+        <w:t xml:space="preserve">myth@DESKTOP-UN1P95E </w:t>
+      </w:r>
+      <w:r>
+        <w:rPr>
+          <w:rFonts w:ascii="Consolas" w:hAnsi="Consolas" w:cs="Consolas"/>
+          <w:color w:val="BF00BF"/>
+          <w:kern w:val="0"/>
+          <w:szCs w:val="21"/>
+        </w:rPr>
+        <w:t xml:space="preserve">MINGW64 </w:t>
+      </w:r>
+      <w:r>
+        <w:rPr>
+          <w:rFonts w:ascii="Consolas" w:hAnsi="Consolas" w:cs="Consolas"/>
+          <w:color w:val="BFBF00"/>
+          <w:kern w:val="0"/>
+          <w:szCs w:val="21"/>
+        </w:rPr>
+        <w:t>/e/study</w:t>
+      </w:r>
+    </w:p>
+    <w:p>
+      <w:pPr>
+        <w:autoSpaceDE w:val="0"/>
+        <w:autoSpaceDN w:val="0"/>
+        <w:adjustRightInd w:val="0"/>
+        <w:jc w:val="left"/>
+        <w:rPr>
+          <w:rFonts w:ascii="Consolas" w:hAnsi="Consolas" w:cs="Consolas"/>
+          <w:kern w:val="0"/>
+          <w:szCs w:val="21"/>
+        </w:rPr>
+      </w:pPr>
+      <w:r>
+        <w:rPr>
+          <w:rFonts w:ascii="Consolas" w:hAnsi="Consolas" w:cs="Consolas"/>
+          <w:kern w:val="0"/>
+          <w:szCs w:val="21"/>
+        </w:rPr>
+        <w:t>$ git clone https://github.com/leixiaohua1020/simplest_ffmpeg_audio_player.git</w:t>
+      </w:r>
+    </w:p>
+    <w:p>
+      <w:pPr>
+        <w:pStyle w:val="a5"/>
+        <w:shd w:val="clear" w:color="auto" w:fill="FFFFFF"/>
+        <w:spacing w:before="0" w:beforeAutospacing="0" w:after="0" w:afterAutospacing="0"/>
+        <w:rPr>
+          <w:rFonts w:ascii="Times New Roman" w:eastAsiaTheme="minorEastAsia" w:hAnsi="Times New Roman" w:cs="Times New Roman"/>
+          <w:color w:val="333333"/>
+          <w:sz w:val="23"/>
+          <w:szCs w:val="23"/>
+        </w:rPr>
+      </w:pPr>
+    </w:p>
+    <w:p>
+      <w:pPr>
+        <w:pStyle w:val="a5"/>
+        <w:shd w:val="clear" w:color="auto" w:fill="FFFFFF"/>
+        <w:spacing w:before="0" w:beforeAutospacing="0" w:after="0" w:afterAutospacing="0"/>
+        <w:rPr>
+          <w:rFonts w:ascii="Times New Roman" w:eastAsiaTheme="minorEastAsia" w:hAnsi="Times New Roman" w:cs="Times New Roman"/>
+          <w:color w:val="333333"/>
+          <w:sz w:val="23"/>
+          <w:szCs w:val="23"/>
+        </w:rPr>
+      </w:pPr>
+      <w:r>
+        <w:rPr>
+          <w:rFonts w:ascii="Times New Roman" w:eastAsiaTheme="minorEastAsia" w:hAnsi="Times New Roman" w:cs="Times New Roman"/>
+          <w:color w:val="333333"/>
+          <w:sz w:val="23"/>
+          <w:szCs w:val="23"/>
+        </w:rPr>
+        <w:t>我在</w:t>
+      </w:r>
+      <w:r>
+        <w:rPr>
+          <w:rFonts w:ascii="Times New Roman" w:eastAsiaTheme="minorEastAsia" w:hAnsi="Times New Roman" w:cs="Times New Roman"/>
+          <w:color w:val="333333"/>
+          <w:sz w:val="23"/>
+          <w:szCs w:val="23"/>
+        </w:rPr>
+        <w:t>Git</w:t>
+      </w:r>
+      <w:r>
+        <w:rPr>
+          <w:rFonts w:ascii="Times New Roman" w:eastAsiaTheme="minorEastAsia" w:hAnsi="Times New Roman" w:cs="Times New Roman"/>
+          <w:color w:val="333333"/>
+          <w:sz w:val="23"/>
+          <w:szCs w:val="23"/>
+        </w:rPr>
+        <w:t>中提交了错误的文件。我该如何撤销那一次</w:t>
+      </w:r>
+      <w:r>
+        <w:rPr>
+          <w:rFonts w:ascii="Times New Roman" w:eastAsiaTheme="minorEastAsia" w:hAnsi="Times New Roman" w:cs="Times New Roman"/>
+          <w:color w:val="333333"/>
+          <w:sz w:val="23"/>
+          <w:szCs w:val="23"/>
+        </w:rPr>
+        <w:t>commit</w:t>
+      </w:r>
+      <w:r>
+        <w:rPr>
+          <w:rFonts w:ascii="Times New Roman" w:eastAsiaTheme="minorEastAsia" w:hAnsi="Times New Roman" w:cs="Times New Roman"/>
+          <w:color w:val="333333"/>
+          <w:sz w:val="23"/>
+          <w:szCs w:val="23"/>
+        </w:rPr>
+        <w:t>呢</w:t>
+      </w:r>
+      <w:r>
+        <w:rPr>
+          <w:rFonts w:ascii="Times New Roman" w:eastAsiaTheme="minorEastAsia" w:hAnsi="Times New Roman" w:cs="Times New Roman" w:hint="eastAsia"/>
+          <w:color w:val="333333"/>
+          <w:sz w:val="23"/>
+          <w:szCs w:val="23"/>
+        </w:rPr>
+        <w:t>?</w:t>
+      </w:r>
+      <w:bookmarkStart w:id="0" w:name="_GoBack"/>
+      <w:bookmarkEnd w:id="0"/>
+    </w:p>
+    <w:p>
+      <w:pPr>
+        <w:widowControl/>
+        <w:pBdr>
+          <w:top w:val="single" w:sz="6" w:space="11" w:color="CCCCCC"/>
+          <w:left w:val="single" w:sz="6" w:space="11" w:color="CCCCCC"/>
+          <w:bottom w:val="single" w:sz="6" w:space="11" w:color="CCCCCC"/>
+          <w:right w:val="single" w:sz="6" w:space="11" w:color="CCCCCC"/>
+        </w:pBdr>
+        <w:shd w:val="clear" w:color="auto" w:fill="282C34"/>
+        <w:tabs>
+          <w:tab w:val="left" w:pos="916"/>
+          <w:tab w:val="left" w:pos="1832"/>
+          <w:tab w:val="left" w:pos="2748"/>
+          <w:tab w:val="left" w:pos="3664"/>
+          <w:tab w:val="left" w:pos="4580"/>
+          <w:tab w:val="left" w:pos="5496"/>
+          <w:tab w:val="left" w:pos="6412"/>
+          <w:tab w:val="left" w:pos="7328"/>
+          <w:tab w:val="left" w:pos="8244"/>
+          <w:tab w:val="left" w:pos="9160"/>
+          <w:tab w:val="left" w:pos="10076"/>
+          <w:tab w:val="left" w:pos="10992"/>
+          <w:tab w:val="left" w:pos="11908"/>
+          <w:tab w:val="left" w:pos="12824"/>
+          <w:tab w:val="left" w:pos="13740"/>
+          <w:tab w:val="left" w:pos="14656"/>
+        </w:tabs>
+        <w:spacing w:after="300"/>
+        <w:ind w:leftChars="100" w:left="210"/>
+        <w:jc w:val="left"/>
+        <w:rPr>
+          <w:rFonts w:ascii="Times New Roman" w:hAnsi="Times New Roman" w:cs="Times New Roman"/>
+          <w:color w:val="ABB2BF"/>
+          <w:kern w:val="0"/>
+          <w:szCs w:val="21"/>
+          <w:bdr w:val="none" w:sz="0" w:space="0" w:color="auto" w:frame="1"/>
+        </w:rPr>
+      </w:pPr>
+      <w:r>
+        <w:rPr>
+          <w:rFonts w:ascii="Times New Roman" w:hAnsi="Times New Roman" w:cs="Times New Roman"/>
+          <w:color w:val="ABB2BF"/>
+          <w:kern w:val="0"/>
+          <w:szCs w:val="21"/>
+          <w:bdr w:val="none" w:sz="0" w:space="0" w:color="auto" w:frame="1"/>
+        </w:rPr>
+        <w:t xml:space="preserve">$ git commit -m </w:t>
+      </w:r>
+      <w:r>
+        <w:rPr>
+          <w:rFonts w:ascii="Times New Roman" w:hAnsi="Times New Roman" w:cs="Times New Roman"/>
+          <w:color w:val="98C379"/>
+          <w:kern w:val="0"/>
+          <w:szCs w:val="21"/>
+          <w:bdr w:val="none" w:sz="0" w:space="0" w:color="auto" w:frame="1"/>
+        </w:rPr>
+        <w:t>"Something terribly misguided"</w:t>
+      </w:r>
+      <w:r>
+        <w:rPr>
+          <w:rFonts w:ascii="Times New Roman" w:hAnsi="Times New Roman" w:cs="Times New Roman"/>
+          <w:color w:val="ABB2BF"/>
+          <w:kern w:val="0"/>
+          <w:szCs w:val="21"/>
+          <w:bdr w:val="none" w:sz="0" w:space="0" w:color="auto" w:frame="1"/>
+        </w:rPr>
+        <w:t xml:space="preserve">           </w:t>
+      </w:r>
+    </w:p>
+    <w:p>
+      <w:pPr>
+        <w:widowControl/>
+        <w:pBdr>
+          <w:top w:val="single" w:sz="6" w:space="11" w:color="CCCCCC"/>
+          <w:left w:val="single" w:sz="6" w:space="11" w:color="CCCCCC"/>
+          <w:bottom w:val="single" w:sz="6" w:space="11" w:color="CCCCCC"/>
+          <w:right w:val="single" w:sz="6" w:space="11" w:color="CCCCCC"/>
+        </w:pBdr>
+        <w:shd w:val="clear" w:color="auto" w:fill="282C34"/>
+        <w:tabs>
+          <w:tab w:val="left" w:pos="916"/>
+          <w:tab w:val="left" w:pos="1832"/>
+          <w:tab w:val="left" w:pos="2748"/>
+          <w:tab w:val="left" w:pos="3664"/>
+          <w:tab w:val="left" w:pos="4580"/>
+          <w:tab w:val="left" w:pos="5496"/>
+          <w:tab w:val="left" w:pos="6412"/>
+          <w:tab w:val="left" w:pos="7328"/>
+          <w:tab w:val="left" w:pos="8244"/>
+          <w:tab w:val="left" w:pos="9160"/>
+          <w:tab w:val="left" w:pos="10076"/>
+          <w:tab w:val="left" w:pos="10992"/>
+          <w:tab w:val="left" w:pos="11908"/>
+          <w:tab w:val="left" w:pos="12824"/>
+          <w:tab w:val="left" w:pos="13740"/>
+          <w:tab w:val="left" w:pos="14656"/>
+        </w:tabs>
+        <w:spacing w:after="300"/>
+        <w:ind w:leftChars="100" w:left="210"/>
+        <w:jc w:val="left"/>
+        <w:rPr>
+          <w:rFonts w:ascii="Times New Roman" w:hAnsi="Times New Roman" w:cs="Times New Roman"/>
+          <w:color w:val="ABB2BF"/>
+          <w:kern w:val="0"/>
+          <w:szCs w:val="21"/>
+          <w:bdr w:val="none" w:sz="0" w:space="0" w:color="auto" w:frame="1"/>
+        </w:rPr>
+      </w:pPr>
+      <w:r>
+        <w:rPr>
+          <w:rFonts w:ascii="Times New Roman" w:hAnsi="Times New Roman" w:cs="Times New Roman"/>
+          <w:color w:val="ABB2BF"/>
+          <w:kern w:val="0"/>
+          <w:szCs w:val="21"/>
+          <w:bdr w:val="none" w:sz="0" w:space="0" w:color="auto" w:frame="1"/>
+        </w:rPr>
+        <w:t xml:space="preserve">$ git reset HEAD~                                          </w:t>
+      </w:r>
+    </w:p>
+    <w:p>
+      <w:pPr>
+        <w:widowControl/>
+        <w:pBdr>
+          <w:top w:val="single" w:sz="6" w:space="11" w:color="CCCCCC"/>
+          <w:left w:val="single" w:sz="6" w:space="11" w:color="CCCCCC"/>
+          <w:bottom w:val="single" w:sz="6" w:space="11" w:color="CCCCCC"/>
+          <w:right w:val="single" w:sz="6" w:space="11" w:color="CCCCCC"/>
+        </w:pBdr>
+        <w:shd w:val="clear" w:color="auto" w:fill="282C34"/>
+        <w:tabs>
+          <w:tab w:val="left" w:pos="916"/>
+          <w:tab w:val="left" w:pos="1832"/>
+          <w:tab w:val="left" w:pos="2748"/>
+          <w:tab w:val="left" w:pos="3664"/>
+          <w:tab w:val="left" w:pos="4580"/>
+          <w:tab w:val="left" w:pos="5496"/>
+          <w:tab w:val="left" w:pos="6412"/>
+          <w:tab w:val="left" w:pos="7328"/>
+          <w:tab w:val="left" w:pos="8244"/>
+          <w:tab w:val="left" w:pos="9160"/>
+          <w:tab w:val="left" w:pos="10076"/>
+          <w:tab w:val="left" w:pos="10992"/>
+          <w:tab w:val="left" w:pos="11908"/>
+          <w:tab w:val="left" w:pos="12824"/>
+          <w:tab w:val="left" w:pos="13740"/>
+          <w:tab w:val="left" w:pos="14656"/>
+        </w:tabs>
+        <w:spacing w:after="300"/>
+        <w:ind w:leftChars="100" w:left="210"/>
+        <w:jc w:val="left"/>
+        <w:rPr>
+          <w:rFonts w:ascii="Times New Roman" w:hAnsi="Times New Roman" w:cs="Times New Roman"/>
+          <w:color w:val="ABB2BF"/>
+          <w:kern w:val="0"/>
+          <w:szCs w:val="21"/>
+          <w:bdr w:val="none" w:sz="0" w:space="0" w:color="auto" w:frame="1"/>
+        </w:rPr>
+      </w:pPr>
+      <w:r>
+        <w:rPr>
+          <w:rFonts w:ascii="Times New Roman" w:hAnsi="Times New Roman" w:cs="Times New Roman"/>
+          <w:color w:val="ABB2BF"/>
+          <w:kern w:val="0"/>
+          <w:szCs w:val="21"/>
+          <w:bdr w:val="none" w:sz="0" w:space="0" w:color="auto" w:frame="1"/>
+        </w:rPr>
+        <w:t xml:space="preserve">&lt;&lt; edit files as necessary </w:t>
+      </w:r>
+      <w:r>
+        <w:rPr>
+          <w:rFonts w:ascii="Times New Roman" w:hAnsi="Times New Roman" w:cs="Times New Roman"/>
+          <w:color w:val="61AEEE"/>
+          <w:kern w:val="0"/>
+          <w:szCs w:val="21"/>
+          <w:bdr w:val="none" w:sz="0" w:space="0" w:color="auto" w:frame="1"/>
+        </w:rPr>
+        <w:t xml:space="preserve">&gt;&gt;                        </w:t>
+      </w:r>
+    </w:p>
+    <w:p>
+      <w:pPr>
+        <w:widowControl/>
+        <w:pBdr>
+          <w:top w:val="single" w:sz="6" w:space="11" w:color="CCCCCC"/>
+          <w:left w:val="single" w:sz="6" w:space="11" w:color="CCCCCC"/>
+          <w:bottom w:val="single" w:sz="6" w:space="11" w:color="CCCCCC"/>
+          <w:right w:val="single" w:sz="6" w:space="11" w:color="CCCCCC"/>
+        </w:pBdr>
+        <w:shd w:val="clear" w:color="auto" w:fill="282C34"/>
+        <w:tabs>
+          <w:tab w:val="left" w:pos="916"/>
+          <w:tab w:val="left" w:pos="1832"/>
+          <w:tab w:val="left" w:pos="2748"/>
+          <w:tab w:val="left" w:pos="3664"/>
+          <w:tab w:val="left" w:pos="4580"/>
+          <w:tab w:val="left" w:pos="5496"/>
+          <w:tab w:val="left" w:pos="6412"/>
+          <w:tab w:val="left" w:pos="7328"/>
+          <w:tab w:val="left" w:pos="8244"/>
+          <w:tab w:val="left" w:pos="9160"/>
+          <w:tab w:val="left" w:pos="10076"/>
+          <w:tab w:val="left" w:pos="10992"/>
+          <w:tab w:val="left" w:pos="11908"/>
+          <w:tab w:val="left" w:pos="12824"/>
+          <w:tab w:val="left" w:pos="13740"/>
+          <w:tab w:val="left" w:pos="14656"/>
+        </w:tabs>
+        <w:spacing w:after="300"/>
+        <w:ind w:leftChars="100" w:left="210"/>
+        <w:jc w:val="left"/>
+        <w:rPr>
+          <w:rFonts w:ascii="Times New Roman" w:hAnsi="Times New Roman" w:cs="Times New Roman"/>
+          <w:color w:val="ABB2BF"/>
+          <w:kern w:val="0"/>
+          <w:szCs w:val="21"/>
+          <w:bdr w:val="none" w:sz="0" w:space="0" w:color="auto" w:frame="1"/>
+        </w:rPr>
+      </w:pPr>
+      <w:r>
+        <w:rPr>
+          <w:rFonts w:ascii="Times New Roman" w:hAnsi="Times New Roman" w:cs="Times New Roman"/>
+          <w:color w:val="ABB2BF"/>
+          <w:kern w:val="0"/>
+          <w:szCs w:val="21"/>
+          <w:bdr w:val="none" w:sz="0" w:space="0" w:color="auto" w:frame="1"/>
+        </w:rPr>
+        <w:t xml:space="preserve">$ git add ...    </w:t>
+      </w:r>
+    </w:p>
+    <w:p>
+      <w:pPr>
+        <w:widowControl/>
+        <w:pBdr>
+          <w:top w:val="single" w:sz="6" w:space="11" w:color="CCCCCC"/>
+          <w:left w:val="single" w:sz="6" w:space="11" w:color="CCCCCC"/>
+          <w:bottom w:val="single" w:sz="6" w:space="11" w:color="CCCCCC"/>
+          <w:right w:val="single" w:sz="6" w:space="11" w:color="CCCCCC"/>
+        </w:pBdr>
+        <w:shd w:val="clear" w:color="auto" w:fill="282C34"/>
+        <w:tabs>
+          <w:tab w:val="left" w:pos="916"/>
+          <w:tab w:val="left" w:pos="1832"/>
+          <w:tab w:val="left" w:pos="2748"/>
+          <w:tab w:val="left" w:pos="3664"/>
+          <w:tab w:val="left" w:pos="4580"/>
+          <w:tab w:val="left" w:pos="5496"/>
+          <w:tab w:val="left" w:pos="6412"/>
+          <w:tab w:val="left" w:pos="7328"/>
+          <w:tab w:val="left" w:pos="8244"/>
+          <w:tab w:val="left" w:pos="9160"/>
+          <w:tab w:val="left" w:pos="10076"/>
+          <w:tab w:val="left" w:pos="10992"/>
+          <w:tab w:val="left" w:pos="11908"/>
+          <w:tab w:val="left" w:pos="12824"/>
+          <w:tab w:val="left" w:pos="13740"/>
+          <w:tab w:val="left" w:pos="14656"/>
+        </w:tabs>
+        <w:spacing w:after="300"/>
+        <w:ind w:leftChars="100" w:left="210"/>
+        <w:jc w:val="left"/>
+        <w:rPr>
+          <w:rFonts w:ascii="Times New Roman" w:hAnsi="Times New Roman" w:cs="Times New Roman"/>
+          <w:color w:val="ABB2BF"/>
+          <w:kern w:val="0"/>
+          <w:szCs w:val="21"/>
+          <w:bdr w:val="none" w:sz="0" w:space="0" w:color="auto" w:frame="1"/>
+        </w:rPr>
+      </w:pPr>
+      <w:r>
+        <w:rPr>
+          <w:rFonts w:ascii="Times New Roman" w:hAnsi="Times New Roman" w:cs="Times New Roman"/>
+          <w:color w:val="ABB2BF"/>
+          <w:kern w:val="0"/>
+          <w:szCs w:val="21"/>
+          <w:bdr w:val="none" w:sz="0" w:space="0" w:color="auto" w:frame="1"/>
+        </w:rPr>
+        <w:t xml:space="preserve">$ git commit -c a                                         </w:t>
+      </w:r>
+    </w:p>
+    <w:p>
+      <w:pPr>
+        <w:pStyle w:val="a5"/>
+        <w:shd w:val="clear" w:color="auto" w:fill="FFFFFF"/>
+        <w:spacing w:before="0" w:beforeAutospacing="0" w:after="0" w:afterAutospacing="0"/>
+        <w:rPr>
+          <w:rFonts w:ascii="Arial" w:hAnsi="Arial" w:cs="Arial"/>
+          <w:color w:val="2F2F2F"/>
+          <w:shd w:val="clear" w:color="auto" w:fill="FFFFFF"/>
+        </w:rPr>
+      </w:pPr>
+      <w:r>
+        <w:rPr>
+          <w:rFonts w:ascii="Consolas" w:hAnsi="Consolas"/>
+          <w:color w:val="ABB2BF"/>
+          <w:sz w:val="20"/>
+          <w:szCs w:val="20"/>
+          <w:bdr w:val="none" w:sz="0" w:space="0" w:color="auto" w:frame="1"/>
+        </w:rPr>
+        <w:t xml:space="preserve">                   </w:t>
+      </w:r>
+      <w:r>
+        <w:rPr>
+          <w:rFonts w:ascii="Consolas" w:hAnsi="Consolas"/>
+          <w:color w:val="ABB2BF"/>
+          <w:sz w:val="20"/>
+          <w:szCs w:val="20"/>
+          <w:bdr w:val="none" w:sz="0" w:space="0" w:color="auto" w:frame="1"/>
+        </w:rPr>
+        <w:t xml:space="preserve">      </w:t>
+      </w:r>
+    </w:p>
+    <w:p>
+      <w:pPr>
+        <w:pStyle w:val="a5"/>
+        <w:shd w:val="clear" w:color="auto" w:fill="FFFFFF"/>
+        <w:spacing w:before="0" w:beforeAutospacing="0" w:after="0" w:afterAutospacing="0"/>
+        <w:rPr>
+          <w:rFonts w:ascii="Times New Roman" w:eastAsiaTheme="minorEastAsia" w:hAnsi="Times New Roman" w:cs="Times New Roman" w:hint="eastAsia"/>
           <w:color w:val="333333"/>
           <w:sz w:val="23"/>
           <w:szCs w:val="23"/>
@@ -46209,6 +46897,16 @@
     <w:basedOn w:val="a0"/>
     <w:rsid w:val="00400FD0"/>
   </w:style>
+  <w:style w:type="character" w:customStyle="1" w:styleId="hljs-number">
+    <w:name w:val="hljs-number"/>
+    <w:basedOn w:val="a0"/>
+    <w:rsid w:val="000B0C1C"/>
+  </w:style>
+  <w:style w:type="character" w:customStyle="1" w:styleId="hljs-meta">
+    <w:name w:val="hljs-meta"/>
+    <w:basedOn w:val="a0"/>
+    <w:rsid w:val="000B0C1C"/>
+  </w:style>
 </w:styles>
 </file>
 
@@ -46478,7 +47176,7 @@
 </file>
 
 <file path=customXml/itemProps1.xml><?xml version="1.0" encoding="utf-8"?>
-<ds:datastoreItem xmlns:ds="http://schemas.openxmlformats.org/officeDocument/2006/customXml" ds:itemID="{4DFFE928-2470-442E-8594-65694DD0EFE3}">
+<ds:datastoreItem xmlns:ds="http://schemas.openxmlformats.org/officeDocument/2006/customXml" ds:itemID="{0053765A-9C58-4016-BF6A-EAF068DF322F}">
   <ds:schemaRefs>
     <ds:schemaRef ds:uri="http://schemas.openxmlformats.org/officeDocument/2006/bibliography"/>
   </ds:schemaRefs>

--- a/Linux Note.docx
+++ b/Linux Note.docx
@@ -36883,7 +36883,63 @@
           <w:sz w:val="24"/>
           <w:szCs w:val="24"/>
         </w:rPr>
-        <w:t>$ git commit -a</w:t>
+        <w:t xml:space="preserve">$ git commit </w:t>
+      </w:r>
+      <w:r>
+        <w:rPr>
+          <w:rFonts w:ascii="Consolas" w:hAnsi="Consolas" w:cs="Consolas"/>
+          <w:kern w:val="0"/>
+          <w:sz w:val="24"/>
+          <w:szCs w:val="24"/>
+        </w:rPr>
+        <w:t>–</w:t>
+      </w:r>
+      <w:r>
+        <w:rPr>
+          <w:rFonts w:ascii="Consolas" w:hAnsi="Consolas" w:cs="Consolas"/>
+          <w:kern w:val="0"/>
+          <w:sz w:val="24"/>
+          <w:szCs w:val="24"/>
+        </w:rPr>
+        <w:t>a</w:t>
+      </w:r>
+      <w:r>
+        <w:rPr>
+          <w:rFonts w:ascii="Consolas" w:hAnsi="Consolas" w:cs="Consolas"/>
+          <w:kern w:val="0"/>
+          <w:sz w:val="24"/>
+          <w:szCs w:val="24"/>
+        </w:rPr>
+        <w:t xml:space="preserve"> –</w:t>
+      </w:r>
+      <w:r>
+        <w:rPr>
+          <w:rFonts w:ascii="Consolas" w:hAnsi="Consolas" w:cs="Consolas" w:hint="eastAsia"/>
+          <w:kern w:val="0"/>
+          <w:sz w:val="24"/>
+          <w:szCs w:val="24"/>
+        </w:rPr>
+        <w:t>m</w:t>
+      </w:r>
+      <w:r>
+        <w:rPr>
+          <w:rFonts w:ascii="Consolas" w:hAnsi="Consolas" w:cs="Consolas"/>
+          <w:kern w:val="0"/>
+          <w:sz w:val="24"/>
+          <w:szCs w:val="24"/>
+        </w:rPr>
+        <w:t xml:space="preserve"> “a change</w:t>
+      </w:r>
+      <w:bookmarkStart w:id="0" w:name="_GoBack"/>
+      <w:bookmarkEnd w:id="0"/>
+      <w:r>
+        <w:rPr>
+          <w:rFonts w:ascii="Consolas" w:hAnsi="Consolas" w:cs="Consolas"/>
+          <w:kern w:val="0"/>
+          <w:sz w:val="24"/>
+          <w:szCs w:val="24"/>
+        </w:rPr>
+        <w:t>”</w:t>
       </w:r>
     </w:p>
     <w:p>
@@ -42564,8 +42620,6 @@
         </w:rPr>
         <w:t>?</w:t>
       </w:r>
-      <w:bookmarkStart w:id="0" w:name="_GoBack"/>
-      <w:bookmarkEnd w:id="0"/>
     </w:p>
     <w:p>
       <w:pPr>
@@ -42885,7 +42939,7 @@
         <w:shd w:val="clear" w:color="auto" w:fill="FFFFFF"/>
         <w:spacing w:before="0" w:beforeAutospacing="0" w:after="0" w:afterAutospacing="0"/>
         <w:rPr>
-          <w:rFonts w:ascii="Times New Roman" w:eastAsiaTheme="minorEastAsia" w:hAnsi="Times New Roman" w:cs="Times New Roman" w:hint="eastAsia"/>
+          <w:rFonts w:ascii="Times New Roman" w:eastAsiaTheme="minorEastAsia" w:hAnsi="Times New Roman" w:cs="Times New Roman"/>
           <w:color w:val="333333"/>
           <w:sz w:val="23"/>
           <w:szCs w:val="23"/>
@@ -47176,7 +47230,7 @@
 </file>
 
 <file path=customXml/itemProps1.xml><?xml version="1.0" encoding="utf-8"?>
-<ds:datastoreItem xmlns:ds="http://schemas.openxmlformats.org/officeDocument/2006/customXml" ds:itemID="{0053765A-9C58-4016-BF6A-EAF068DF322F}">
+<ds:datastoreItem xmlns:ds="http://schemas.openxmlformats.org/officeDocument/2006/customXml" ds:itemID="{98EDC64E-7264-428C-9109-8951DFC4406E}">
   <ds:schemaRefs>
     <ds:schemaRef ds:uri="http://schemas.openxmlformats.org/officeDocument/2006/bibliography"/>
   </ds:schemaRefs>

--- a/Linux Note.docx
+++ b/Linux Note.docx
@@ -2,6 +2,416 @@
 <file path=word/document.xml><?xml version="1.0" encoding="utf-8"?>
 <w:document xmlns:wpc="http://schemas.microsoft.com/office/word/2010/wordprocessingCanvas" xmlns:cx="http://schemas.microsoft.com/office/drawing/2014/chartex" xmlns:mc="http://schemas.openxmlformats.org/markup-compatibility/2006" xmlns:o="urn:schemas-microsoft-com:office:office" xmlns:r="http://schemas.openxmlformats.org/officeDocument/2006/relationships" xmlns:m="http://schemas.openxmlformats.org/officeDocument/2006/math" xmlns:v="urn:schemas-microsoft-com:vml" xmlns:wp14="http://schemas.microsoft.com/office/word/2010/wordprocessingDrawing" xmlns:wp="http://schemas.openxmlformats.org/drawingml/2006/wordprocessingDrawing" xmlns:w10="urn:schemas-microsoft-com:office:word" xmlns:w="http://schemas.openxmlformats.org/wordprocessingml/2006/main" xmlns:w14="http://schemas.microsoft.com/office/word/2010/wordml" xmlns:w15="http://schemas.microsoft.com/office/word/2012/wordml" xmlns:w16se="http://schemas.microsoft.com/office/word/2015/wordml/symex" xmlns:wpg="http://schemas.microsoft.com/office/word/2010/wordprocessingGroup" xmlns:wpi="http://schemas.microsoft.com/office/word/2010/wordprocessingInk" xmlns:wne="http://schemas.microsoft.com/office/word/2006/wordml" xmlns:wps="http://schemas.microsoft.com/office/word/2010/wordprocessingShape" mc:Ignorable="w14 w15 w16se wp14">
   <w:body>
+    <w:p>
+      <w:pPr>
+        <w:widowControl/>
+        <w:shd w:val="clear" w:color="auto" w:fill="FFFFFF"/>
+        <w:outlineLvl w:val="0"/>
+        <w:rPr>
+          <w:rFonts w:ascii="Times New Roman" w:hAnsi="Times New Roman" w:cs="Times New Roman"/>
+          <w:b/>
+          <w:color w:val="000000" w:themeColor="text1"/>
+          <w:kern w:val="0"/>
+          <w:sz w:val="24"/>
+          <w:szCs w:val="24"/>
+        </w:rPr>
+      </w:pPr>
+      <w:r>
+        <w:rPr>
+          <w:rFonts w:ascii="Times New Roman" w:hAnsi="Times New Roman" w:cs="Times New Roman" w:hint="eastAsia"/>
+          <w:b/>
+          <w:color w:val="000000" w:themeColor="text1"/>
+          <w:kern w:val="0"/>
+          <w:sz w:val="24"/>
+          <w:szCs w:val="24"/>
+        </w:rPr>
+        <w:t>cmd</w:t>
+      </w:r>
+    </w:p>
+    <w:p>
+      <w:pPr>
+        <w:rPr>
+          <w:rFonts w:ascii="Times New Roman" w:hAnsi="Times New Roman" w:cs="Times New Roman"/>
+          <w:color w:val="000000" w:themeColor="text1"/>
+        </w:rPr>
+      </w:pPr>
+      <w:r>
+        <w:rPr>
+          <w:rFonts w:ascii="Times New Roman" w:hAnsi="Times New Roman" w:cs="Times New Roman" w:hint="eastAsia"/>
+          <w:color w:val="000000" w:themeColor="text1"/>
+        </w:rPr>
+        <w:t>taskki</w:t>
+      </w:r>
+      <w:r>
+        <w:rPr>
+          <w:rFonts w:ascii="Times New Roman" w:hAnsi="Times New Roman" w:cs="Times New Roman"/>
+          <w:color w:val="000000" w:themeColor="text1"/>
+        </w:rPr>
+        <w:t>ll /im chrome.exe /f</w:t>
+      </w:r>
+    </w:p>
+    <w:p>
+      <w:pPr>
+        <w:rPr>
+          <w:rFonts w:ascii="Times New Roman" w:hAnsi="Times New Roman" w:cs="Times New Roman"/>
+          <w:color w:val="000000" w:themeColor="text1"/>
+        </w:rPr>
+      </w:pPr>
+      <w:r>
+        <w:rPr>
+          <w:rFonts w:ascii="Times New Roman" w:hAnsi="Times New Roman" w:cs="Times New Roman"/>
+          <w:color w:val="000000" w:themeColor="text1"/>
+        </w:rPr>
+        <w:t>start chrome.exe</w:t>
+      </w:r>
+    </w:p>
+    <w:p>
+      <w:pPr>
+        <w:rPr>
+          <w:rFonts w:ascii="Times New Roman" w:hAnsi="Times New Roman" w:cs="Times New Roman"/>
+          <w:color w:val="000000" w:themeColor="text1"/>
+        </w:rPr>
+      </w:pPr>
+      <w:r>
+        <w:rPr>
+          <w:rFonts w:ascii="Times New Roman" w:hAnsi="Times New Roman" w:cs="Times New Roman"/>
+          <w:color w:val="000000" w:themeColor="text1"/>
+        </w:rPr>
+        <w:t>start powershell.exe</w:t>
+      </w:r>
+    </w:p>
+    <w:p>
+      <w:pPr>
+        <w:rPr>
+          <w:rFonts w:ascii="Times New Roman" w:hAnsi="Times New Roman" w:cs="Times New Roman"/>
+          <w:color w:val="000000" w:themeColor="text1"/>
+        </w:rPr>
+      </w:pPr>
+      <w:r>
+        <w:rPr>
+          <w:rFonts w:ascii="Times New Roman" w:hAnsi="Times New Roman" w:cs="Times New Roman"/>
+          <w:color w:val="000000" w:themeColor="text1"/>
+        </w:rPr>
+        <w:t>netstat –ano</w:t>
+      </w:r>
+    </w:p>
+    <w:p>
+      <w:pPr>
+        <w:rPr>
+          <w:rFonts w:ascii="Times New Roman" w:hAnsi="Times New Roman" w:cs="Times New Roman"/>
+          <w:color w:val="000000" w:themeColor="text1"/>
+        </w:rPr>
+      </w:pPr>
+      <w:r>
+        <w:rPr>
+          <w:rFonts w:ascii="Times New Roman" w:hAnsi="Times New Roman" w:cs="Times New Roman"/>
+          <w:color w:val="000000" w:themeColor="text1"/>
+        </w:rPr>
+        <w:t xml:space="preserve">netstat –ano | findstr 6666  </w:t>
+      </w:r>
+      <w:r>
+        <w:rPr>
+          <w:rFonts w:ascii="Times New Roman" w:hAnsi="Times New Roman" w:cs="Times New Roman" w:hint="eastAsia"/>
+          <w:color w:val="000000" w:themeColor="text1"/>
+        </w:rPr>
+        <w:t>查看</w:t>
+      </w:r>
+      <w:r>
+        <w:rPr>
+          <w:rFonts w:ascii="Times New Roman" w:hAnsi="Times New Roman" w:cs="Times New Roman" w:hint="eastAsia"/>
+          <w:color w:val="000000" w:themeColor="text1"/>
+        </w:rPr>
+        <w:t>6</w:t>
+      </w:r>
+      <w:r>
+        <w:rPr>
+          <w:rFonts w:ascii="Times New Roman" w:hAnsi="Times New Roman" w:cs="Times New Roman"/>
+          <w:color w:val="000000" w:themeColor="text1"/>
+        </w:rPr>
+        <w:t>666</w:t>
+      </w:r>
+      <w:r>
+        <w:rPr>
+          <w:rFonts w:ascii="Times New Roman" w:hAnsi="Times New Roman" w:cs="Times New Roman" w:hint="eastAsia"/>
+          <w:color w:val="000000" w:themeColor="text1"/>
+        </w:rPr>
+        <w:t>端口被占用情况</w:t>
+      </w:r>
+    </w:p>
+    <w:p>
+      <w:pPr>
+        <w:rPr>
+          <w:rFonts w:ascii="Times New Roman" w:hAnsi="Times New Roman" w:cs="Times New Roman"/>
+          <w:color w:val="000000" w:themeColor="text1"/>
+        </w:rPr>
+      </w:pPr>
+      <w:r>
+        <w:rPr>
+          <w:rFonts w:ascii="Times New Roman" w:hAnsi="Times New Roman" w:cs="Times New Roman" w:hint="eastAsia"/>
+          <w:color w:val="000000" w:themeColor="text1"/>
+        </w:rPr>
+        <w:t>切换到</w:t>
+      </w:r>
+      <w:r>
+        <w:rPr>
+          <w:rFonts w:ascii="Times New Roman" w:hAnsi="Times New Roman" w:cs="Times New Roman" w:hint="eastAsia"/>
+          <w:color w:val="000000" w:themeColor="text1"/>
+        </w:rPr>
+        <w:t>E</w:t>
+      </w:r>
+      <w:r>
+        <w:rPr>
+          <w:rFonts w:ascii="Times New Roman" w:hAnsi="Times New Roman" w:cs="Times New Roman" w:hint="eastAsia"/>
+          <w:color w:val="000000" w:themeColor="text1"/>
+        </w:rPr>
+        <w:t>盘：</w:t>
+      </w:r>
+      <w:r>
+        <w:rPr>
+          <w:rFonts w:ascii="Times New Roman" w:hAnsi="Times New Roman" w:cs="Times New Roman" w:hint="eastAsia"/>
+          <w:color w:val="000000" w:themeColor="text1"/>
+        </w:rPr>
+        <w:t>e</w:t>
+      </w:r>
+      <w:r>
+        <w:rPr>
+          <w:rFonts w:ascii="Times New Roman" w:hAnsi="Times New Roman" w:cs="Times New Roman"/>
+          <w:color w:val="000000" w:themeColor="text1"/>
+        </w:rPr>
+        <w:t>:</w:t>
+      </w:r>
+    </w:p>
+    <w:p>
+      <w:pPr>
+        <w:rPr>
+          <w:rFonts w:ascii="Times New Roman" w:hAnsi="Times New Roman" w:cs="Times New Roman"/>
+          <w:color w:val="000000" w:themeColor="text1"/>
+        </w:rPr>
+      </w:pPr>
+      <w:r>
+        <w:rPr>
+          <w:rFonts w:ascii="Times New Roman" w:hAnsi="Times New Roman" w:cs="Times New Roman" w:hint="eastAsia"/>
+          <w:color w:val="000000" w:themeColor="text1"/>
+        </w:rPr>
+        <w:t>创建新文件</w:t>
+      </w:r>
+      <w:r>
+        <w:rPr>
+          <w:rFonts w:ascii="Times New Roman" w:hAnsi="Times New Roman" w:cs="Times New Roman" w:hint="eastAsia"/>
+          <w:color w:val="000000" w:themeColor="text1"/>
+        </w:rPr>
+        <w:t xml:space="preserve"> cd</w:t>
+      </w:r>
+      <w:r>
+        <w:rPr>
+          <w:rFonts w:ascii="Times New Roman" w:hAnsi="Times New Roman" w:cs="Times New Roman"/>
+          <w:color w:val="000000" w:themeColor="text1"/>
+        </w:rPr>
+        <w:t xml:space="preserve"> .&gt; </w:t>
+      </w:r>
+      <w:r>
+        <w:rPr>
+          <w:rFonts w:ascii="Times New Roman" w:hAnsi="Times New Roman" w:cs="Times New Roman" w:hint="eastAsia"/>
+          <w:color w:val="000000" w:themeColor="text1"/>
+        </w:rPr>
+        <w:t>hello</w:t>
+      </w:r>
+      <w:r>
+        <w:rPr>
+          <w:rFonts w:ascii="Times New Roman" w:hAnsi="Times New Roman" w:cs="Times New Roman"/>
+          <w:color w:val="000000" w:themeColor="text1"/>
+        </w:rPr>
+        <w:t>.</w:t>
+      </w:r>
+      <w:r>
+        <w:rPr>
+          <w:rFonts w:ascii="Times New Roman" w:hAnsi="Times New Roman" w:cs="Times New Roman" w:hint="eastAsia"/>
+          <w:color w:val="000000" w:themeColor="text1"/>
+        </w:rPr>
+        <w:t>cpp</w:t>
+      </w:r>
+    </w:p>
+    <w:p>
+      <w:pPr>
+        <w:rPr>
+          <w:rFonts w:ascii="Times New Roman" w:hAnsi="Times New Roman" w:cs="Times New Roman" w:hint="eastAsia"/>
+          <w:color w:val="000000" w:themeColor="text1"/>
+        </w:rPr>
+      </w:pPr>
+      <w:r>
+        <w:rPr>
+          <w:rFonts w:ascii="Times New Roman" w:hAnsi="Times New Roman" w:cs="Times New Roman" w:hint="eastAsia"/>
+          <w:color w:val="000000" w:themeColor="text1"/>
+        </w:rPr>
+        <w:t>copy</w:t>
+      </w:r>
+      <w:r>
+        <w:rPr>
+          <w:rFonts w:ascii="Times New Roman" w:hAnsi="Times New Roman" w:cs="Times New Roman"/>
+          <w:color w:val="000000" w:themeColor="text1"/>
+        </w:rPr>
+        <w:t xml:space="preserve"> </w:t>
+      </w:r>
+      <w:r>
+        <w:rPr>
+          <w:rFonts w:ascii="Times New Roman" w:hAnsi="Times New Roman" w:cs="Times New Roman" w:hint="eastAsia"/>
+          <w:color w:val="000000" w:themeColor="text1"/>
+        </w:rPr>
+        <w:t>hello</w:t>
+      </w:r>
+      <w:r>
+        <w:rPr>
+          <w:rFonts w:ascii="Times New Roman" w:hAnsi="Times New Roman" w:cs="Times New Roman"/>
+          <w:color w:val="000000" w:themeColor="text1"/>
+        </w:rPr>
+        <w:t>.</w:t>
+      </w:r>
+      <w:r>
+        <w:rPr>
+          <w:rFonts w:ascii="Times New Roman" w:hAnsi="Times New Roman" w:cs="Times New Roman" w:hint="eastAsia"/>
+          <w:color w:val="000000" w:themeColor="text1"/>
+        </w:rPr>
+        <w:t>cpp</w:t>
+      </w:r>
+      <w:r>
+        <w:rPr>
+          <w:rFonts w:ascii="Times New Roman" w:hAnsi="Times New Roman" w:cs="Times New Roman"/>
+          <w:color w:val="000000" w:themeColor="text1"/>
+        </w:rPr>
+        <w:t xml:space="preserve"> </w:t>
+      </w:r>
+      <w:r>
+        <w:rPr>
+          <w:rFonts w:ascii="Times New Roman" w:hAnsi="Times New Roman" w:cs="Times New Roman" w:hint="eastAsia"/>
+          <w:color w:val="000000" w:themeColor="text1"/>
+        </w:rPr>
+        <w:t>world</w:t>
+      </w:r>
+      <w:r>
+        <w:rPr>
+          <w:rFonts w:ascii="Times New Roman" w:hAnsi="Times New Roman" w:cs="Times New Roman"/>
+          <w:color w:val="000000" w:themeColor="text1"/>
+        </w:rPr>
+        <w:t>.</w:t>
+      </w:r>
+      <w:r>
+        <w:rPr>
+          <w:rFonts w:ascii="Times New Roman" w:hAnsi="Times New Roman" w:cs="Times New Roman" w:hint="eastAsia"/>
+          <w:color w:val="000000" w:themeColor="text1"/>
+        </w:rPr>
+        <w:t>cpp</w:t>
+      </w:r>
+    </w:p>
+    <w:p>
+      <w:pPr>
+        <w:rPr>
+          <w:rFonts w:ascii="Times New Roman" w:hAnsi="Times New Roman" w:cs="Times New Roman"/>
+          <w:color w:val="000000" w:themeColor="text1"/>
+        </w:rPr>
+      </w:pPr>
+      <w:r>
+        <w:rPr>
+          <w:rFonts w:ascii="Times New Roman" w:hAnsi="Times New Roman" w:cs="Times New Roman" w:hint="eastAsia"/>
+          <w:color w:val="000000" w:themeColor="text1"/>
+        </w:rPr>
+        <w:t>del</w:t>
+      </w:r>
+      <w:r>
+        <w:rPr>
+          <w:rFonts w:ascii="Times New Roman" w:hAnsi="Times New Roman" w:cs="Times New Roman"/>
+          <w:color w:val="000000" w:themeColor="text1"/>
+        </w:rPr>
+        <w:t xml:space="preserve"> </w:t>
+      </w:r>
+      <w:r>
+        <w:rPr>
+          <w:rFonts w:ascii="Times New Roman" w:hAnsi="Times New Roman" w:cs="Times New Roman" w:hint="eastAsia"/>
+          <w:color w:val="000000" w:themeColor="text1"/>
+        </w:rPr>
+        <w:t>hello</w:t>
+      </w:r>
+      <w:r>
+        <w:rPr>
+          <w:rFonts w:ascii="Times New Roman" w:hAnsi="Times New Roman" w:cs="Times New Roman"/>
+          <w:color w:val="000000" w:themeColor="text1"/>
+        </w:rPr>
+        <w:t>.</w:t>
+      </w:r>
+      <w:r>
+        <w:rPr>
+          <w:rFonts w:ascii="Times New Roman" w:hAnsi="Times New Roman" w:cs="Times New Roman" w:hint="eastAsia"/>
+          <w:color w:val="000000" w:themeColor="text1"/>
+        </w:rPr>
+        <w:t>cpp</w:t>
+      </w:r>
+    </w:p>
+    <w:p>
+      <w:pPr>
+        <w:rPr>
+          <w:rFonts w:ascii="Times New Roman" w:hAnsi="Times New Roman" w:cs="Times New Roman"/>
+          <w:color w:val="000000" w:themeColor="text1"/>
+        </w:rPr>
+      </w:pPr>
+      <w:r>
+        <w:rPr>
+          <w:rFonts w:ascii="Times New Roman" w:hAnsi="Times New Roman" w:cs="Times New Roman" w:hint="eastAsia"/>
+          <w:color w:val="000000" w:themeColor="text1"/>
+        </w:rPr>
+        <w:t>move</w:t>
+      </w:r>
+      <w:r>
+        <w:rPr>
+          <w:rFonts w:ascii="Times New Roman" w:hAnsi="Times New Roman" w:cs="Times New Roman"/>
+          <w:color w:val="000000" w:themeColor="text1"/>
+        </w:rPr>
+        <w:t xml:space="preserve"> </w:t>
+      </w:r>
+      <w:r>
+        <w:rPr>
+          <w:rFonts w:ascii="Times New Roman" w:hAnsi="Times New Roman" w:cs="Times New Roman" w:hint="eastAsia"/>
+          <w:color w:val="000000" w:themeColor="text1"/>
+        </w:rPr>
+        <w:t>a</w:t>
+      </w:r>
+      <w:r>
+        <w:rPr>
+          <w:rFonts w:ascii="Times New Roman" w:hAnsi="Times New Roman" w:cs="Times New Roman"/>
+          <w:color w:val="000000" w:themeColor="text1"/>
+        </w:rPr>
+        <w:t>.txt ../b.txt</w:t>
+      </w:r>
+      <w:r>
+        <w:rPr>
+          <w:rFonts w:ascii="Times New Roman" w:hAnsi="Times New Roman" w:cs="Times New Roman" w:hint="eastAsia"/>
+          <w:color w:val="000000" w:themeColor="text1"/>
+        </w:rPr>
+        <w:t>重命名</w:t>
+      </w:r>
+      <w:r>
+        <w:rPr>
+          <w:rFonts w:ascii="Times New Roman" w:hAnsi="Times New Roman" w:cs="Times New Roman" w:hint="eastAsia"/>
+          <w:color w:val="000000" w:themeColor="text1"/>
+        </w:rPr>
+        <w:t>/</w:t>
+      </w:r>
+      <w:r>
+        <w:rPr>
+          <w:rFonts w:ascii="Times New Roman" w:hAnsi="Times New Roman" w:cs="Times New Roman" w:hint="eastAsia"/>
+          <w:color w:val="000000" w:themeColor="text1"/>
+        </w:rPr>
+        <w:t>移动</w:t>
+      </w:r>
+    </w:p>
+    <w:p>
+      <w:pPr>
+        <w:rPr>
+          <w:rFonts w:ascii="Times New Roman" w:hAnsi="Times New Roman" w:cs="Times New Roman" w:hint="eastAsia"/>
+          <w:color w:val="000000" w:themeColor="text1"/>
+        </w:rPr>
+      </w:pPr>
+      <w:bookmarkStart w:id="0" w:name="_GoBack"/>
+      <w:bookmarkEnd w:id="0"/>
+    </w:p>
     <w:p>
       <w:pPr>
         <w:widowControl/>
@@ -1213,6 +1623,7 @@
         <w:rPr>
           <w:rFonts w:ascii="Times New Roman" w:hAnsi="Times New Roman" w:cs="Times New Roman"/>
         </w:rPr>
+        <w:lastRenderedPageBreak/>
         <w:t>在</w:t>
       </w:r>
       <w:r>
@@ -1561,7 +1972,6 @@
           <w:kern w:val="0"/>
           <w:szCs w:val="21"/>
         </w:rPr>
-        <w:lastRenderedPageBreak/>
         <w:t>echo</w:t>
       </w:r>
       <w:r>
@@ -3264,6 +3674,7 @@
           <w:kern w:val="0"/>
           <w:szCs w:val="21"/>
         </w:rPr>
+        <w:lastRenderedPageBreak/>
         <w:t>echo</w:t>
       </w:r>
       <w:r>
@@ -5421,6 +5832,7 @@
         <w:rPr>
           <w:rFonts w:ascii="Times New Roman" w:hAnsi="Times New Roman" w:cs="Times New Roman"/>
         </w:rPr>
+        <w:lastRenderedPageBreak/>
         <w:t>如果内容中有命令，变量等，会先把变量，命令解析结果，然后在输出最终内容来；</w:t>
       </w:r>
     </w:p>
@@ -5735,7 +6147,6 @@
         <w:rPr>
           <w:rFonts w:ascii="Times New Roman" w:hAnsi="Times New Roman" w:cs="Times New Roman"/>
         </w:rPr>
-        <w:lastRenderedPageBreak/>
         <w:t>if [ …… ]</w:t>
       </w:r>
       <w:r>
@@ -6349,6 +6760,7 @@
         <w:rPr>
           <w:rFonts w:ascii="Times New Roman" w:hAnsi="Times New Roman" w:cs="Times New Roman"/>
         </w:rPr>
+        <w:lastRenderedPageBreak/>
         <w:t>}</w:t>
       </w:r>
     </w:p>
@@ -6530,7 +6942,6 @@
         <w:rPr>
           <w:rFonts w:ascii="Times New Roman" w:hAnsi="Times New Roman" w:cs="Times New Roman"/>
         </w:rPr>
-        <w:lastRenderedPageBreak/>
         <w:t>$1</w:t>
       </w:r>
       <w:r>
@@ -8202,7 +8613,6 @@
           <w:color w:val="545454"/>
           <w:shd w:val="clear" w:color="auto" w:fill="FFFFFF"/>
         </w:rPr>
-        <w:lastRenderedPageBreak/>
         <w:t>tmpfs                     63G     0   63G   0% /sys/fs/cgroup</w:t>
       </w:r>
     </w:p>
@@ -8952,11 +9362,9 @@
           <w:szCs w:val="23"/>
           <w:shd w:val="clear" w:color="auto" w:fill="FFFFFF"/>
         </w:rPr>
-        <w:t>、这个命令将会刷新屏幕，本质上只是让终端显示页向后翻了一页，如果向上滚动屏幕还可以看到之前的操作信息</w:t>
-      </w:r>
-    </w:p>
-    <w:p>
-      <w:pPr>
+        <w:t>、这个命令将会刷新屏幕，本质上只是让终端显示页向后翻了一页，如果向上</w:t>
+      </w:r>
+      <w:r>
         <w:rPr>
           <w:rFonts w:ascii="Times New Roman" w:hAnsi="Times New Roman" w:cs="Times New Roman"/>
           <w:color w:val="000000" w:themeColor="text1"/>
@@ -8964,8 +9372,12 @@
           <w:szCs w:val="23"/>
           <w:shd w:val="clear" w:color="auto" w:fill="FFFFFF"/>
         </w:rPr>
-      </w:pPr>
-      <w:r>
+        <w:lastRenderedPageBreak/>
+        <w:t>滚动屏幕还可以看到之前的操作信息</w:t>
+      </w:r>
+    </w:p>
+    <w:p>
+      <w:pPr>
         <w:rPr>
           <w:rFonts w:ascii="Times New Roman" w:hAnsi="Times New Roman" w:cs="Times New Roman"/>
           <w:color w:val="000000" w:themeColor="text1"/>
@@ -8973,8 +9385,7 @@
           <w:szCs w:val="23"/>
           <w:shd w:val="clear" w:color="auto" w:fill="FFFFFF"/>
         </w:rPr>
-        <w:t>点</w:t>
-      </w:r>
+      </w:pPr>
       <w:r>
         <w:rPr>
           <w:rFonts w:ascii="Times New Roman" w:hAnsi="Times New Roman" w:cs="Times New Roman"/>
@@ -8983,7 +9394,7 @@
           <w:szCs w:val="23"/>
           <w:shd w:val="clear" w:color="auto" w:fill="FFFFFF"/>
         </w:rPr>
-        <w:t>Edit</w:t>
+        <w:t>点</w:t>
       </w:r>
       <w:r>
         <w:rPr>
@@ -8993,7 +9404,7 @@
           <w:szCs w:val="23"/>
           <w:shd w:val="clear" w:color="auto" w:fill="FFFFFF"/>
         </w:rPr>
-        <w:t>菜单，然后再选</w:t>
+        <w:t>Edit</w:t>
       </w:r>
       <w:r>
         <w:rPr>
@@ -9003,7 +9414,7 @@
           <w:szCs w:val="23"/>
           <w:shd w:val="clear" w:color="auto" w:fill="FFFFFF"/>
         </w:rPr>
-        <w:t>"Clear Screen and Scrollback"</w:t>
+        <w:t>菜单，然后再选</w:t>
       </w:r>
       <w:r>
         <w:rPr>
@@ -9013,6 +9424,16 @@
           <w:szCs w:val="23"/>
           <w:shd w:val="clear" w:color="auto" w:fill="FFFFFF"/>
         </w:rPr>
+        <w:t>"Clear Screen and Scrollback"</w:t>
+      </w:r>
+      <w:r>
+        <w:rPr>
+          <w:rFonts w:ascii="Times New Roman" w:hAnsi="Times New Roman" w:cs="Times New Roman"/>
+          <w:color w:val="000000" w:themeColor="text1"/>
+          <w:sz w:val="23"/>
+          <w:szCs w:val="23"/>
+          <w:shd w:val="clear" w:color="auto" w:fill="FFFFFF"/>
+        </w:rPr>
         <w:t>，真正清屏，而且把缓冲也清了</w:t>
       </w:r>
     </w:p>
@@ -9464,7 +9885,6 @@
           <w:szCs w:val="21"/>
           <w:shd w:val="clear" w:color="auto" w:fill="FFFFFF"/>
         </w:rPr>
-        <w:lastRenderedPageBreak/>
         <w:t>删除一个文件</w:t>
       </w:r>
       <w:r>
@@ -10246,6 +10666,7 @@
           <w:rFonts w:ascii="Times New Roman" w:hAnsi="Times New Roman" w:cs="Times New Roman"/>
           <w:noProof/>
         </w:rPr>
+        <w:lastRenderedPageBreak/>
         <w:drawing>
           <wp:inline distT="0" distB="0" distL="0" distR="0" wp14:anchorId="00E3D154" wp14:editId="3EE22C47">
             <wp:extent cx="2968632" cy="1550079"/>
@@ -10631,7 +11052,6 @@
           <w:szCs w:val="21"/>
           <w:shd w:val="clear" w:color="auto" w:fill="FFFFFF"/>
         </w:rPr>
-        <w:lastRenderedPageBreak/>
         <w:t>L</w:t>
       </w:r>
       <w:r>
@@ -11719,6 +12139,7 @@
           <w:szCs w:val="21"/>
           <w:shd w:val="clear" w:color="auto" w:fill="FFFFFF"/>
         </w:rPr>
+        <w:lastRenderedPageBreak/>
         <w:t>screen</w:t>
       </w:r>
       <w:r>
@@ -12052,7 +12473,6 @@
           <w:rFonts w:ascii="Times New Roman" w:hAnsi="Times New Roman" w:cs="Times New Roman"/>
           <w:noProof/>
         </w:rPr>
-        <w:lastRenderedPageBreak/>
         <w:drawing>
           <wp:inline distT="0" distB="0" distL="0" distR="0" wp14:anchorId="30FFBDC8" wp14:editId="5E206192">
             <wp:extent cx="2620531" cy="2908300"/>
@@ -12517,6 +12937,7 @@
           <w:sz w:val="24"/>
           <w:szCs w:val="24"/>
         </w:rPr>
+        <w:lastRenderedPageBreak/>
         <w:t>语法为</w:t>
       </w:r>
       <w:r>
@@ -13183,7 +13604,6 @@
           <w:sz w:val="24"/>
           <w:szCs w:val="24"/>
         </w:rPr>
-        <w:lastRenderedPageBreak/>
         <w:t>$</w:t>
       </w:r>
       <w:r>
@@ -14077,6 +14497,7 @@
           <w:sz w:val="21"/>
           <w:szCs w:val="21"/>
         </w:rPr>
+        <w:lastRenderedPageBreak/>
         <w:t xml:space="preserve">-L </w:t>
       </w:r>
       <w:r>
@@ -14526,7 +14947,6 @@
           <w:iCs/>
           <w:color w:val="333333"/>
         </w:rPr>
-        <w:lastRenderedPageBreak/>
         <w:t>删除一个文件夹：</w:t>
       </w:r>
       <w:r>
@@ -15439,6 +15859,7 @@
           <w:sz w:val="24"/>
           <w:szCs w:val="24"/>
         </w:rPr>
+        <w:lastRenderedPageBreak/>
         <w:t>tar</w:t>
       </w:r>
       <w:r>
@@ -15795,7 +16216,6 @@
           <w:sz w:val="21"/>
           <w:szCs w:val="21"/>
         </w:rPr>
-        <w:lastRenderedPageBreak/>
         <w:t>ll hardcase</w:t>
       </w:r>
     </w:p>
@@ -16494,6 +16914,7 @@
         <w:rPr>
           <w:noProof/>
         </w:rPr>
+        <w:lastRenderedPageBreak/>
         <w:drawing>
           <wp:inline distT="0" distB="0" distL="0" distR="0" wp14:anchorId="3CEB48CF" wp14:editId="29550863">
             <wp:extent cx="3828745" cy="882738"/>
@@ -17019,7 +17440,6 @@
           <w:sz w:val="21"/>
           <w:szCs w:val="21"/>
         </w:rPr>
-        <w:lastRenderedPageBreak/>
         <w:t>在</w:t>
       </w:r>
       <w:r>
@@ -17454,6 +17874,7 @@
         <w:rPr>
           <w:rFonts w:ascii="Times New Roman" w:hAnsi="Times New Roman" w:cs="Times New Roman"/>
         </w:rPr>
+        <w:lastRenderedPageBreak/>
         <w:t xml:space="preserve">    tee Example.txt #</w:t>
       </w:r>
       <w:r>
@@ -17902,7 +18323,6 @@
           <w:rFonts w:ascii="Times New Roman" w:hAnsi="Times New Roman" w:cs="Times New Roman"/>
           <w:noProof/>
         </w:rPr>
-        <w:lastRenderedPageBreak/>
         <w:drawing>
           <wp:inline distT="0" distB="0" distL="0" distR="0" wp14:anchorId="50A06C61" wp14:editId="31C13E4B">
             <wp:extent cx="5274310" cy="654050"/>
@@ -18289,6 +18709,7 @@
         <w:rPr>
           <w:noProof/>
         </w:rPr>
+        <w:lastRenderedPageBreak/>
         <w:drawing>
           <wp:inline distT="0" distB="0" distL="0" distR="0" wp14:anchorId="25B1FEC5" wp14:editId="0FDE06C3">
             <wp:extent cx="5019930" cy="2855666"/>
@@ -18792,7 +19213,6 @@
           <w:kern w:val="0"/>
           <w:szCs w:val="21"/>
         </w:rPr>
-        <w:lastRenderedPageBreak/>
         <w:t xml:space="preserve">19257 cjzhang   20   0   44.1g   1.1g 273564 S 747.7  0.9  78:28.86 caffe                     /data/zhangchangjian/pose_blur_train_72  </w:t>
       </w:r>
     </w:p>
@@ -19249,6 +19669,7 @@
         <w:rPr>
           <w:noProof/>
         </w:rPr>
+        <w:lastRenderedPageBreak/>
         <w:drawing>
           <wp:inline distT="0" distB="0" distL="0" distR="0" wp14:anchorId="748A9192" wp14:editId="4B0BEF7A">
             <wp:extent cx="5158781" cy="1652123"/>
@@ -19443,7 +19864,6 @@
           <w:rFonts w:ascii="Times New Roman" w:hAnsi="Times New Roman" w:cs="Times New Roman"/>
           <w:noProof/>
         </w:rPr>
-        <w:lastRenderedPageBreak/>
         <w:drawing>
           <wp:inline distT="0" distB="0" distL="0" distR="0" wp14:anchorId="367E445F" wp14:editId="2511D3DE">
             <wp:extent cx="3052995" cy="2933904"/>
@@ -20129,6 +20549,7 @@
                 <w:sz w:val="18"/>
                 <w:szCs w:val="18"/>
               </w:rPr>
+              <w:lastRenderedPageBreak/>
               <w:t>h</w:t>
             </w:r>
           </w:p>
@@ -21743,7 +22164,6 @@
           <w:rFonts w:ascii="Times New Roman" w:hAnsi="Times New Roman" w:cs="Times New Roman"/>
           <w:noProof/>
         </w:rPr>
-        <w:lastRenderedPageBreak/>
         <w:drawing>
           <wp:inline distT="0" distB="0" distL="0" distR="0" wp14:anchorId="023DFB6F" wp14:editId="5611757C">
             <wp:extent cx="3872753" cy="649500"/>
@@ -22495,6 +22915,7 @@
           <w:noProof/>
           <w:color w:val="000000" w:themeColor="text1"/>
         </w:rPr>
+        <w:lastRenderedPageBreak/>
         <w:drawing>
           <wp:inline distT="0" distB="0" distL="0" distR="0" wp14:anchorId="262847C3" wp14:editId="7255C420">
             <wp:extent cx="2283357" cy="532356"/>
@@ -23833,6 +24254,7 @@
           <w:kern w:val="0"/>
           <w:szCs w:val="21"/>
         </w:rPr>
+        <w:lastRenderedPageBreak/>
         <w:t xml:space="preserve">\T </w:t>
       </w:r>
       <w:r>
@@ -24651,7 +25073,6 @@
           <w:color w:val="000000" w:themeColor="text1"/>
           <w:shd w:val="clear" w:color="auto" w:fill="FFFFFF"/>
         </w:rPr>
-        <w:lastRenderedPageBreak/>
         <w:t>read</w:t>
       </w:r>
       <w:r>
@@ -25468,6 +25889,7 @@
           <w:sz w:val="24"/>
           <w:szCs w:val="24"/>
         </w:rPr>
+        <w:lastRenderedPageBreak/>
         <w:t xml:space="preserve">du </w:t>
       </w:r>
       <w:r>
@@ -25840,7 +26262,6 @@
           <w:color w:val="252525"/>
           <w:shd w:val="clear" w:color="auto" w:fill="FFFFFF"/>
         </w:rPr>
-        <w:lastRenderedPageBreak/>
         <w:t>conda</w:t>
       </w:r>
       <w:r>
@@ -26345,6 +26766,7 @@
           <w:rFonts w:ascii="Times New Roman" w:hAnsi="Times New Roman" w:cs="Times New Roman"/>
           <w:noProof/>
         </w:rPr>
+        <w:lastRenderedPageBreak/>
         <w:drawing>
           <wp:inline distT="0" distB="0" distL="0" distR="0" wp14:anchorId="5F34020D" wp14:editId="5B711604">
             <wp:extent cx="4503543" cy="3263523"/>
@@ -26989,7 +27411,6 @@
           <w:kern w:val="0"/>
           <w:szCs w:val="21"/>
         </w:rPr>
-        <w:lastRenderedPageBreak/>
         <w:t>用户环境变数</w:t>
       </w:r>
     </w:p>
@@ -27322,6 +27743,7 @@
         <w:rPr>
           <w:noProof/>
         </w:rPr>
+        <w:lastRenderedPageBreak/>
         <w:drawing>
           <wp:inline distT="0" distB="0" distL="0" distR="0" wp14:anchorId="1473DFB9" wp14:editId="33925E13">
             <wp:extent cx="5486400" cy="1859915"/>
@@ -28460,7 +28882,6 @@
           <w:kern w:val="0"/>
           <w:szCs w:val="21"/>
         </w:rPr>
-        <w:lastRenderedPageBreak/>
         <w:t>[cjzhang@gpu019 caffe ]$whereis protoc</w:t>
       </w:r>
       <w:r>
@@ -28838,6 +29259,7 @@
           <w:kern w:val="0"/>
           <w:szCs w:val="21"/>
         </w:rPr>
+        <w:lastRenderedPageBreak/>
         <w:t xml:space="preserve"> 1020 history</w:t>
       </w:r>
     </w:p>
@@ -30252,7 +30674,6 @@
           <w:sz w:val="24"/>
           <w:szCs w:val="24"/>
         </w:rPr>
-        <w:lastRenderedPageBreak/>
         <w:t>透过</w:t>
       </w:r>
       <w:r>
@@ -30416,6 +30837,7 @@
           <w:kern w:val="0"/>
           <w:szCs w:val="21"/>
         </w:rPr>
+        <w:lastRenderedPageBreak/>
         <w:t>万用子元：</w:t>
       </w:r>
     </w:p>
@@ -31953,7 +32375,6 @@
           <w:szCs w:val="20"/>
           <w:shd w:val="clear" w:color="auto" w:fill="FFFFFF"/>
         </w:rPr>
-        <w:lastRenderedPageBreak/>
         <w:t>正规表示法与万用字元是完全不一样的东西！</w:t>
       </w:r>
       <w:r>
@@ -32652,6 +33073,7 @@
           <w:color w:val="333333"/>
           <w:shd w:val="clear" w:color="auto" w:fill="FFFFFF"/>
         </w:rPr>
+        <w:lastRenderedPageBreak/>
         <w:t>合并用cat file1 file2 &gt; file_merged</w:t>
       </w:r>
     </w:p>
@@ -33637,7 +34059,6 @@
           <w:kern w:val="0"/>
           <w:szCs w:val="21"/>
         </w:rPr>
-        <w:lastRenderedPageBreak/>
         <w:t xml:space="preserve">inode </w:t>
       </w:r>
       <w:r>
@@ -34165,6 +34586,7 @@
           <w:kern w:val="0"/>
           <w:szCs w:val="21"/>
         </w:rPr>
+        <w:lastRenderedPageBreak/>
         <w:t>软链接就是一个普通文件，只是</w:t>
       </w:r>
       <w:r>
@@ -34890,7 +35312,6 @@
           <w:kern w:val="0"/>
           <w:szCs w:val="21"/>
         </w:rPr>
-        <w:lastRenderedPageBreak/>
         <w:drawing>
           <wp:inline distT="0" distB="0" distL="0" distR="0">
             <wp:extent cx="2515921" cy="1478014"/>
@@ -35195,6 +35616,7 @@
         <w:rPr>
           <w:noProof/>
         </w:rPr>
+        <w:lastRenderedPageBreak/>
         <w:drawing>
           <wp:inline distT="0" distB="0" distL="0" distR="0" wp14:anchorId="21573E88" wp14:editId="781A8F9D">
             <wp:extent cx="5222122" cy="2188577"/>
@@ -36362,7 +36784,6 @@
           <w:kern w:val="0"/>
           <w:szCs w:val="21"/>
         </w:rPr>
-        <w:lastRenderedPageBreak/>
         <w:t xml:space="preserve"># </w:t>
       </w:r>
       <w:r>
@@ -36715,6 +37136,7 @@
         <w:rPr>
           <w:noProof/>
         </w:rPr>
+        <w:lastRenderedPageBreak/>
         <w:drawing>
           <wp:inline distT="0" distB="0" distL="0" distR="0" wp14:anchorId="7F429E81" wp14:editId="427E5E03">
             <wp:extent cx="3950786" cy="1701947"/>
@@ -36928,18 +37350,7 @@
           <w:sz w:val="24"/>
           <w:szCs w:val="24"/>
         </w:rPr>
-        <w:t xml:space="preserve"> “a change</w:t>
-      </w:r>
-      <w:bookmarkStart w:id="0" w:name="_GoBack"/>
-      <w:bookmarkEnd w:id="0"/>
-      <w:r>
-        <w:rPr>
-          <w:rFonts w:ascii="Consolas" w:hAnsi="Consolas" w:cs="Consolas"/>
-          <w:kern w:val="0"/>
-          <w:sz w:val="24"/>
-          <w:szCs w:val="24"/>
-        </w:rPr>
-        <w:t>”</w:t>
+        <w:t xml:space="preserve"> “a change”</w:t>
       </w:r>
     </w:p>
     <w:p>
@@ -37723,7 +38134,6 @@
           <w:kern w:val="0"/>
           <w:szCs w:val="21"/>
         </w:rPr>
-        <w:lastRenderedPageBreak/>
         <w:t xml:space="preserve">-zcj               </w:t>
       </w:r>
       <w:r>
@@ -38045,6 +38455,7 @@
           <w:szCs w:val="21"/>
           <w:shd w:val="clear" w:color="auto" w:fill="FFFFFF"/>
         </w:rPr>
+        <w:lastRenderedPageBreak/>
         <w:t>如果仓库中已经存在文件</w:t>
       </w:r>
       <w:r>
@@ -39382,7 +39793,6 @@
           <w:kern w:val="0"/>
           <w:szCs w:val="21"/>
         </w:rPr>
-        <w:lastRenderedPageBreak/>
         <w:t>index 40dcfe9..fd30aa9 100644</w:t>
       </w:r>
     </w:p>
@@ -39673,6 +40083,7 @@
           <w:kern w:val="0"/>
           <w:szCs w:val="21"/>
         </w:rPr>
+        <w:lastRenderedPageBreak/>
         <w:t>@@ -1 +1,3 @@</w:t>
       </w:r>
     </w:p>
@@ -40962,7 +41373,6 @@
           <w:color w:val="2F2F2F"/>
           <w:shd w:val="clear" w:color="auto" w:fill="FFFFFF"/>
         </w:rPr>
-        <w:lastRenderedPageBreak/>
         <w:t>在初始化</w:t>
       </w:r>
       <w:r>
@@ -41353,6 +41763,7 @@
           <w:sz w:val="21"/>
           <w:szCs w:val="21"/>
         </w:rPr>
+        <w:lastRenderedPageBreak/>
         <w:t>有些时候我们不想把某些文件纳入版本控制中，比如数据库文件，临时文件，设计文件等在主目录下建立</w:t>
       </w:r>
       <w:r>
@@ -42457,7 +42868,6 @@
           <w:sz w:val="23"/>
           <w:szCs w:val="23"/>
         </w:rPr>
-        <w:lastRenderedPageBreak/>
         <w:t>克隆远程仓库到本地：先进入</w:t>
       </w:r>
       <w:r>
@@ -42848,6 +43258,7 @@
           <w:szCs w:val="21"/>
           <w:bdr w:val="none" w:sz="0" w:space="0" w:color="auto" w:frame="1"/>
         </w:rPr>
+        <w:lastRenderedPageBreak/>
         <w:t xml:space="preserve">$ git add ...    </w:t>
       </w:r>
     </w:p>
@@ -47230,7 +47641,7 @@
 </file>
 
 <file path=customXml/itemProps1.xml><?xml version="1.0" encoding="utf-8"?>
-<ds:datastoreItem xmlns:ds="http://schemas.openxmlformats.org/officeDocument/2006/customXml" ds:itemID="{98EDC64E-7264-428C-9109-8951DFC4406E}">
+<ds:datastoreItem xmlns:ds="http://schemas.openxmlformats.org/officeDocument/2006/customXml" ds:itemID="{3FF59CBA-1F96-4114-9EC8-47DC2AEDEA1D}">
   <ds:schemaRefs>
     <ds:schemaRef ds:uri="http://schemas.openxmlformats.org/officeDocument/2006/bibliography"/>
   </ds:schemaRefs>

--- a/Linux Note.docx
+++ b/Linux Note.docx
@@ -234,183 +234,181 @@
     <w:p>
       <w:pPr>
         <w:rPr>
+          <w:rFonts w:ascii="Times New Roman" w:hAnsi="Times New Roman" w:cs="Times New Roman"/>
+          <w:color w:val="000000" w:themeColor="text1"/>
+        </w:rPr>
+      </w:pPr>
+      <w:r>
+        <w:rPr>
           <w:rFonts w:ascii="Times New Roman" w:hAnsi="Times New Roman" w:cs="Times New Roman" w:hint="eastAsia"/>
           <w:color w:val="000000" w:themeColor="text1"/>
         </w:rPr>
-      </w:pPr>
+        <w:t>copy</w:t>
+      </w:r>
+      <w:r>
+        <w:rPr>
+          <w:rFonts w:ascii="Times New Roman" w:hAnsi="Times New Roman" w:cs="Times New Roman"/>
+          <w:color w:val="000000" w:themeColor="text1"/>
+        </w:rPr>
+        <w:t xml:space="preserve"> </w:t>
+      </w:r>
       <w:r>
         <w:rPr>
           <w:rFonts w:ascii="Times New Roman" w:hAnsi="Times New Roman" w:cs="Times New Roman" w:hint="eastAsia"/>
           <w:color w:val="000000" w:themeColor="text1"/>
         </w:rPr>
-        <w:t>copy</w:t>
+        <w:t>hello</w:t>
       </w:r>
       <w:r>
         <w:rPr>
           <w:rFonts w:ascii="Times New Roman" w:hAnsi="Times New Roman" w:cs="Times New Roman"/>
           <w:color w:val="000000" w:themeColor="text1"/>
         </w:rPr>
-        <w:t xml:space="preserve"> </w:t>
+        <w:t>.</w:t>
       </w:r>
       <w:r>
         <w:rPr>
           <w:rFonts w:ascii="Times New Roman" w:hAnsi="Times New Roman" w:cs="Times New Roman" w:hint="eastAsia"/>
           <w:color w:val="000000" w:themeColor="text1"/>
         </w:rPr>
-        <w:t>hello</w:t>
+        <w:t>cpp</w:t>
       </w:r>
       <w:r>
         <w:rPr>
           <w:rFonts w:ascii="Times New Roman" w:hAnsi="Times New Roman" w:cs="Times New Roman"/>
           <w:color w:val="000000" w:themeColor="text1"/>
         </w:rPr>
-        <w:t>.</w:t>
+        <w:t xml:space="preserve"> </w:t>
       </w:r>
       <w:r>
         <w:rPr>
           <w:rFonts w:ascii="Times New Roman" w:hAnsi="Times New Roman" w:cs="Times New Roman" w:hint="eastAsia"/>
           <w:color w:val="000000" w:themeColor="text1"/>
         </w:rPr>
-        <w:t>cpp</w:t>
+        <w:t>world</w:t>
       </w:r>
       <w:r>
         <w:rPr>
           <w:rFonts w:ascii="Times New Roman" w:hAnsi="Times New Roman" w:cs="Times New Roman"/>
           <w:color w:val="000000" w:themeColor="text1"/>
         </w:rPr>
-        <w:t xml:space="preserve"> </w:t>
+        <w:t>.</w:t>
       </w:r>
       <w:r>
         <w:rPr>
           <w:rFonts w:ascii="Times New Roman" w:hAnsi="Times New Roman" w:cs="Times New Roman" w:hint="eastAsia"/>
           <w:color w:val="000000" w:themeColor="text1"/>
         </w:rPr>
-        <w:t>world</w:t>
-      </w:r>
-      <w:r>
+        <w:t>cpp</w:t>
+      </w:r>
+    </w:p>
+    <w:p>
+      <w:pPr>
         <w:rPr>
           <w:rFonts w:ascii="Times New Roman" w:hAnsi="Times New Roman" w:cs="Times New Roman"/>
           <w:color w:val="000000" w:themeColor="text1"/>
         </w:rPr>
-        <w:t>.</w:t>
-      </w:r>
+      </w:pPr>
       <w:r>
         <w:rPr>
           <w:rFonts w:ascii="Times New Roman" w:hAnsi="Times New Roman" w:cs="Times New Roman" w:hint="eastAsia"/>
           <w:color w:val="000000" w:themeColor="text1"/>
         </w:rPr>
-        <w:t>cpp</w:t>
-      </w:r>
-    </w:p>
-    <w:p>
-      <w:pPr>
+        <w:t>del</w:t>
+      </w:r>
+      <w:r>
         <w:rPr>
           <w:rFonts w:ascii="Times New Roman" w:hAnsi="Times New Roman" w:cs="Times New Roman"/>
           <w:color w:val="000000" w:themeColor="text1"/>
         </w:rPr>
-      </w:pPr>
+        <w:t xml:space="preserve"> </w:t>
+      </w:r>
       <w:r>
         <w:rPr>
           <w:rFonts w:ascii="Times New Roman" w:hAnsi="Times New Roman" w:cs="Times New Roman" w:hint="eastAsia"/>
           <w:color w:val="000000" w:themeColor="text1"/>
         </w:rPr>
-        <w:t>del</w:t>
+        <w:t>hello</w:t>
       </w:r>
       <w:r>
         <w:rPr>
           <w:rFonts w:ascii="Times New Roman" w:hAnsi="Times New Roman" w:cs="Times New Roman"/>
           <w:color w:val="000000" w:themeColor="text1"/>
         </w:rPr>
-        <w:t xml:space="preserve"> </w:t>
+        <w:t>.</w:t>
       </w:r>
       <w:r>
         <w:rPr>
           <w:rFonts w:ascii="Times New Roman" w:hAnsi="Times New Roman" w:cs="Times New Roman" w:hint="eastAsia"/>
           <w:color w:val="000000" w:themeColor="text1"/>
         </w:rPr>
-        <w:t>hello</w:t>
-      </w:r>
-      <w:r>
+        <w:t>cpp</w:t>
+      </w:r>
+    </w:p>
+    <w:p>
+      <w:pPr>
         <w:rPr>
           <w:rFonts w:ascii="Times New Roman" w:hAnsi="Times New Roman" w:cs="Times New Roman"/>
           <w:color w:val="000000" w:themeColor="text1"/>
         </w:rPr>
-        <w:t>.</w:t>
-      </w:r>
+      </w:pPr>
       <w:r>
         <w:rPr>
           <w:rFonts w:ascii="Times New Roman" w:hAnsi="Times New Roman" w:cs="Times New Roman" w:hint="eastAsia"/>
           <w:color w:val="000000" w:themeColor="text1"/>
         </w:rPr>
-        <w:t>cpp</w:t>
-      </w:r>
-    </w:p>
-    <w:p>
-      <w:pPr>
+        <w:t>move</w:t>
+      </w:r>
+      <w:r>
         <w:rPr>
           <w:rFonts w:ascii="Times New Roman" w:hAnsi="Times New Roman" w:cs="Times New Roman"/>
           <w:color w:val="000000" w:themeColor="text1"/>
         </w:rPr>
-      </w:pPr>
+        <w:t xml:space="preserve"> </w:t>
+      </w:r>
       <w:r>
         <w:rPr>
           <w:rFonts w:ascii="Times New Roman" w:hAnsi="Times New Roman" w:cs="Times New Roman" w:hint="eastAsia"/>
           <w:color w:val="000000" w:themeColor="text1"/>
         </w:rPr>
-        <w:t>move</w:t>
+        <w:t>a</w:t>
       </w:r>
       <w:r>
         <w:rPr>
           <w:rFonts w:ascii="Times New Roman" w:hAnsi="Times New Roman" w:cs="Times New Roman"/>
           <w:color w:val="000000" w:themeColor="text1"/>
         </w:rPr>
-        <w:t xml:space="preserve"> </w:t>
+        <w:t>.txt ../b.txt</w:t>
       </w:r>
       <w:r>
         <w:rPr>
           <w:rFonts w:ascii="Times New Roman" w:hAnsi="Times New Roman" w:cs="Times New Roman" w:hint="eastAsia"/>
           <w:color w:val="000000" w:themeColor="text1"/>
         </w:rPr>
-        <w:t>a</w:t>
-      </w:r>
-      <w:r>
-        <w:rPr>
-          <w:rFonts w:ascii="Times New Roman" w:hAnsi="Times New Roman" w:cs="Times New Roman"/>
-          <w:color w:val="000000" w:themeColor="text1"/>
-        </w:rPr>
-        <w:t>.txt ../b.txt</w:t>
+        <w:t>重命名</w:t>
       </w:r>
       <w:r>
         <w:rPr>
           <w:rFonts w:ascii="Times New Roman" w:hAnsi="Times New Roman" w:cs="Times New Roman" w:hint="eastAsia"/>
           <w:color w:val="000000" w:themeColor="text1"/>
         </w:rPr>
-        <w:t>重命名</w:t>
+        <w:t>/</w:t>
       </w:r>
       <w:r>
         <w:rPr>
           <w:rFonts w:ascii="Times New Roman" w:hAnsi="Times New Roman" w:cs="Times New Roman" w:hint="eastAsia"/>
           <w:color w:val="000000" w:themeColor="text1"/>
         </w:rPr>
-        <w:t>/</w:t>
-      </w:r>
-      <w:r>
-        <w:rPr>
-          <w:rFonts w:ascii="Times New Roman" w:hAnsi="Times New Roman" w:cs="Times New Roman" w:hint="eastAsia"/>
+        <w:t>移动</w:t>
+      </w:r>
+    </w:p>
+    <w:p>
+      <w:pPr>
+        <w:rPr>
+          <w:rFonts w:ascii="Times New Roman" w:hAnsi="Times New Roman" w:cs="Times New Roman"/>
           <w:color w:val="000000" w:themeColor="text1"/>
         </w:rPr>
-        <w:t>移动</w:t>
-      </w:r>
-    </w:p>
-    <w:p>
-      <w:pPr>
-        <w:rPr>
-          <w:rFonts w:ascii="Times New Roman" w:hAnsi="Times New Roman" w:cs="Times New Roman" w:hint="eastAsia"/>
-          <w:color w:val="000000" w:themeColor="text1"/>
-        </w:rPr>
-      </w:pPr>
-      <w:bookmarkStart w:id="0" w:name="_GoBack"/>
-      <w:bookmarkEnd w:id="0"/>
+      </w:pPr>
     </w:p>
     <w:p>
       <w:pPr>
@@ -41569,21 +41567,21 @@
       </w:r>
       <w:r>
         <w:rPr>
-          <w:rFonts w:ascii="Consolas" w:hAnsi="Consolas" w:cs="Consolas" w:hint="eastAsia"/>
+          <w:rFonts w:ascii="Consolas" w:hAnsi="Consolas" w:cs="Consolas"/>
           <w:kern w:val="0"/>
           <w:sz w:val="24"/>
           <w:szCs w:val="24"/>
         </w:rPr>
-        <w:t>cache</w:t>
-      </w:r>
-      <w:r>
-        <w:rPr>
-          <w:rFonts w:ascii="Consolas" w:hAnsi="Consolas" w:cs="Consolas"/>
+        <w:t>-</w:t>
+      </w:r>
+      <w:r>
+        <w:rPr>
+          <w:rFonts w:ascii="Consolas" w:hAnsi="Consolas" w:cs="Consolas" w:hint="eastAsia"/>
           <w:kern w:val="0"/>
           <w:sz w:val="24"/>
           <w:szCs w:val="24"/>
         </w:rPr>
-        <w:t xml:space="preserve"> </w:t>
+        <w:t>cache</w:t>
       </w:r>
       <w:r>
         <w:rPr>
@@ -41592,7 +41590,85 @@
           <w:sz w:val="24"/>
           <w:szCs w:val="24"/>
         </w:rPr>
-        <w:t>-r x64</w:t>
+        <w:t xml:space="preserve"> </w:t>
+      </w:r>
+      <w:r>
+        <w:rPr>
+          <w:rFonts w:ascii="Consolas" w:hAnsi="Consolas" w:cs="Consolas"/>
+          <w:kern w:val="0"/>
+          <w:sz w:val="24"/>
+          <w:szCs w:val="24"/>
+        </w:rPr>
+        <w:t xml:space="preserve">-r </w:t>
+      </w:r>
+      <w:r>
+        <w:rPr>
+          <w:rFonts w:ascii="Consolas" w:hAnsi="Consolas" w:cs="Consolas"/>
+          <w:kern w:val="0"/>
+          <w:sz w:val="24"/>
+          <w:szCs w:val="24"/>
+        </w:rPr>
+        <w:t>CartoonMaker/Debug</w:t>
+      </w:r>
+      <w:r>
+        <w:rPr>
+          <w:rFonts w:ascii="Consolas" w:hAnsi="Consolas" w:cs="Consolas"/>
+          <w:kern w:val="0"/>
+          <w:sz w:val="24"/>
+          <w:szCs w:val="24"/>
+        </w:rPr>
+        <w:t xml:space="preserve"> </w:t>
+      </w:r>
+      <w:r>
+        <w:rPr>
+          <w:rFonts w:ascii="Consolas" w:hAnsi="Consolas" w:cs="Consolas" w:hint="eastAsia"/>
+          <w:kern w:val="0"/>
+          <w:sz w:val="24"/>
+          <w:szCs w:val="24"/>
+        </w:rPr>
+        <w:t>#</w:t>
+      </w:r>
+      <w:r>
+        <w:rPr>
+          <w:rFonts w:ascii="Helvetica" w:hAnsi="Helvetica"/>
+          <w:color w:val="333333"/>
+        </w:rPr>
+        <w:t>需要删除暂存区或分支上的文件</w:t>
+      </w:r>
+      <w:r>
+        <w:rPr>
+          <w:rFonts w:ascii="Helvetica" w:hAnsi="Helvetica"/>
+          <w:color w:val="333333"/>
+        </w:rPr>
+        <w:t xml:space="preserve">, </w:t>
+      </w:r>
+      <w:r>
+        <w:rPr>
+          <w:rFonts w:ascii="Helvetica" w:hAnsi="Helvetica"/>
+          <w:color w:val="333333"/>
+        </w:rPr>
+        <w:t>但本地又需要使用</w:t>
+      </w:r>
+      <w:r>
+        <w:rPr>
+          <w:rFonts w:ascii="Helvetica" w:hAnsi="Helvetica"/>
+          <w:color w:val="333333"/>
+        </w:rPr>
+        <w:t xml:space="preserve">, </w:t>
+      </w:r>
+      <w:r>
+        <w:rPr>
+          <w:rFonts w:ascii="Helvetica" w:hAnsi="Helvetica"/>
+          <w:color w:val="333333"/>
+        </w:rPr>
+        <w:t>只是不希望这个文件被版本控制</w:t>
+      </w:r>
+      <w:r>
+        <w:rPr>
+          <w:rFonts w:ascii="Helvetica" w:hAnsi="Helvetica"/>
+          <w:color w:val="333333"/>
+        </w:rPr>
+        <w:t>,</w:t>
       </w:r>
     </w:p>
     <w:p>
@@ -41615,7 +41691,7 @@
           <w:sz w:val="24"/>
           <w:szCs w:val="24"/>
         </w:rPr>
-        <w:t>rm 'x64/Debug/AudioVideoCodingDecoding.exe'</w:t>
+        <w:t>rm 'CartoonMaker/Debug/CartoonMaker.log'</w:t>
       </w:r>
     </w:p>
     <w:p>
@@ -41638,7 +41714,7 @@
           <w:sz w:val="24"/>
           <w:szCs w:val="24"/>
         </w:rPr>
-        <w:t>rm 'x64/Debug/AudioVideoCodingDecoding.ilk'</w:t>
+        <w:t>rm 'CartoonMaker/Debug/CartoonMaker.obj'</w:t>
       </w:r>
     </w:p>
     <w:p>
@@ -41661,7 +41737,7 @@
           <w:sz w:val="24"/>
           <w:szCs w:val="24"/>
         </w:rPr>
-        <w:t>rm 'x64/Debug/AudioVideoCodingDecoding.pdb'</w:t>
+        <w:t>rm 'CartoonMaker/Debug/CartoonMaker.pch'</w:t>
       </w:r>
     </w:p>
     <w:p>
@@ -41677,6 +41753,8 @@
           <w:szCs w:val="24"/>
         </w:rPr>
       </w:pPr>
+      <w:bookmarkStart w:id="0" w:name="_GoBack"/>
+      <w:bookmarkEnd w:id="0"/>
       <w:r>
         <w:rPr>
           <w:rFonts w:ascii="Consolas" w:hAnsi="Consolas" w:cs="Consolas"/>
@@ -41756,14 +41834,26 @@
           <w:szCs w:val="21"/>
         </w:rPr>
       </w:pPr>
-      <w:r>
+    </w:p>
+    <w:p>
+      <w:pPr>
+        <w:pStyle w:val="a5"/>
+        <w:shd w:val="clear" w:color="auto" w:fill="FFFFFF"/>
+        <w:spacing w:before="0" w:beforeAutospacing="0" w:after="0" w:afterAutospacing="0"/>
         <w:rPr>
           <w:rFonts w:ascii="Times New Roman" w:eastAsiaTheme="minorEastAsia" w:hAnsi="Times New Roman" w:cs="Times New Roman"/>
           <w:color w:val="333333"/>
           <w:sz w:val="21"/>
           <w:szCs w:val="21"/>
         </w:rPr>
-        <w:lastRenderedPageBreak/>
+      </w:pPr>
+      <w:r>
+        <w:rPr>
+          <w:rFonts w:ascii="Times New Roman" w:eastAsiaTheme="minorEastAsia" w:hAnsi="Times New Roman" w:cs="Times New Roman"/>
+          <w:color w:val="333333"/>
+          <w:sz w:val="21"/>
+          <w:szCs w:val="21"/>
+        </w:rPr>
         <w:t>有些时候我们不想把某些文件纳入版本控制中，比如数据库文件，临时文件，设计文件等在主目录下建立</w:t>
       </w:r>
       <w:r>
@@ -43148,6 +43238,7 @@
           <w:szCs w:val="21"/>
           <w:bdr w:val="none" w:sz="0" w:space="0" w:color="auto" w:frame="1"/>
         </w:rPr>
+        <w:lastRenderedPageBreak/>
         <w:t xml:space="preserve">$ git reset HEAD~                                          </w:t>
       </w:r>
     </w:p>
@@ -43258,7 +43349,6 @@
           <w:szCs w:val="21"/>
           <w:bdr w:val="none" w:sz="0" w:space="0" w:color="auto" w:frame="1"/>
         </w:rPr>
-        <w:lastRenderedPageBreak/>
         <w:t xml:space="preserve">$ git add ...    </w:t>
       </w:r>
     </w:p>
@@ -43351,9 +43441,447 @@
         <w:spacing w:before="0" w:beforeAutospacing="0" w:after="0" w:afterAutospacing="0"/>
         <w:rPr>
           <w:rFonts w:ascii="Times New Roman" w:eastAsiaTheme="minorEastAsia" w:hAnsi="Times New Roman" w:cs="Times New Roman"/>
-          <w:color w:val="333333"/>
-          <w:sz w:val="23"/>
-          <w:szCs w:val="23"/>
+          <w:color w:val="2F2F2F"/>
+          <w:shd w:val="clear" w:color="auto" w:fill="FFFFFF"/>
+        </w:rPr>
+      </w:pPr>
+      <w:r>
+        <w:rPr>
+          <w:rFonts w:ascii="Times New Roman" w:eastAsiaTheme="minorEastAsia" w:hAnsi="Times New Roman" w:cs="Times New Roman"/>
+          <w:color w:val="2F2F2F"/>
+          <w:shd w:val="clear" w:color="auto" w:fill="FFFFFF"/>
+        </w:rPr>
+        <w:t>在</w:t>
+      </w:r>
+      <w:r>
+        <w:rPr>
+          <w:rFonts w:ascii="Times New Roman" w:eastAsiaTheme="minorEastAsia" w:hAnsi="Times New Roman" w:cs="Times New Roman"/>
+          <w:color w:val="2F2F2F"/>
+          <w:shd w:val="clear" w:color="auto" w:fill="FFFFFF"/>
+        </w:rPr>
+        <w:t>GitHub</w:t>
+      </w:r>
+      <w:r>
+        <w:rPr>
+          <w:rFonts w:ascii="Times New Roman" w:eastAsiaTheme="minorEastAsia" w:hAnsi="Times New Roman" w:cs="Times New Roman"/>
+          <w:color w:val="2F2F2F"/>
+          <w:shd w:val="clear" w:color="auto" w:fill="FFFFFF"/>
+        </w:rPr>
+        <w:t>网站上新建远程仓库，然后</w:t>
+      </w:r>
+    </w:p>
+    <w:p>
+      <w:pPr>
+        <w:pStyle w:val="a5"/>
+        <w:shd w:val="clear" w:color="auto" w:fill="FFFFFF"/>
+        <w:spacing w:before="0" w:beforeAutospacing="0" w:after="0" w:afterAutospacing="0"/>
+        <w:rPr>
+          <w:rFonts w:ascii="Times New Roman" w:eastAsiaTheme="minorEastAsia" w:hAnsi="Times New Roman" w:cs="Times New Roman"/>
+          <w:color w:val="2F2F2F"/>
+          <w:shd w:val="clear" w:color="auto" w:fill="FFFFFF"/>
+        </w:rPr>
+      </w:pPr>
+      <w:r>
+        <w:rPr>
+          <w:rFonts w:ascii="Times New Roman" w:eastAsiaTheme="minorEastAsia" w:hAnsi="Times New Roman" w:cs="Times New Roman"/>
+          <w:b/>
+          <w:bCs/>
+          <w:color w:val="24292E"/>
+          <w:sz w:val="30"/>
+          <w:szCs w:val="30"/>
+        </w:rPr>
+        <w:t>…or create a new repository on the command line</w:t>
+      </w:r>
+    </w:p>
+    <w:p>
+      <w:pPr>
+        <w:widowControl/>
+        <w:shd w:val="clear" w:color="auto" w:fill="F6F8FA"/>
+        <w:tabs>
+          <w:tab w:val="left" w:pos="916"/>
+          <w:tab w:val="left" w:pos="1832"/>
+          <w:tab w:val="left" w:pos="2748"/>
+          <w:tab w:val="left" w:pos="3664"/>
+          <w:tab w:val="left" w:pos="4580"/>
+          <w:tab w:val="left" w:pos="5496"/>
+          <w:tab w:val="left" w:pos="6412"/>
+          <w:tab w:val="left" w:pos="7328"/>
+          <w:tab w:val="left" w:pos="8244"/>
+          <w:tab w:val="left" w:pos="9160"/>
+          <w:tab w:val="left" w:pos="10076"/>
+          <w:tab w:val="left" w:pos="10992"/>
+          <w:tab w:val="left" w:pos="11908"/>
+          <w:tab w:val="left" w:pos="12824"/>
+          <w:tab w:val="left" w:pos="13740"/>
+          <w:tab w:val="left" w:pos="14656"/>
+        </w:tabs>
+        <w:jc w:val="left"/>
+        <w:rPr>
+          <w:rFonts w:ascii="Times New Roman" w:hAnsi="Times New Roman" w:cs="Times New Roman"/>
+          <w:color w:val="24292E"/>
+          <w:kern w:val="0"/>
+          <w:sz w:val="24"/>
+          <w:szCs w:val="24"/>
+        </w:rPr>
+      </w:pPr>
+      <w:r>
+        <w:rPr>
+          <w:rFonts w:ascii="Times New Roman" w:hAnsi="Times New Roman" w:cs="Times New Roman"/>
+          <w:color w:val="24292E"/>
+          <w:kern w:val="0"/>
+          <w:sz w:val="24"/>
+          <w:szCs w:val="24"/>
+        </w:rPr>
+        <w:t>echo "# CartoonMaker" &gt;&gt; README.md</w:t>
+      </w:r>
+    </w:p>
+    <w:p>
+      <w:pPr>
+        <w:widowControl/>
+        <w:shd w:val="clear" w:color="auto" w:fill="F6F8FA"/>
+        <w:tabs>
+          <w:tab w:val="left" w:pos="916"/>
+          <w:tab w:val="left" w:pos="1832"/>
+          <w:tab w:val="left" w:pos="2748"/>
+          <w:tab w:val="left" w:pos="3664"/>
+          <w:tab w:val="left" w:pos="4580"/>
+          <w:tab w:val="left" w:pos="5496"/>
+          <w:tab w:val="left" w:pos="6412"/>
+          <w:tab w:val="left" w:pos="7328"/>
+          <w:tab w:val="left" w:pos="8244"/>
+          <w:tab w:val="left" w:pos="9160"/>
+          <w:tab w:val="left" w:pos="10076"/>
+          <w:tab w:val="left" w:pos="10992"/>
+          <w:tab w:val="left" w:pos="11908"/>
+          <w:tab w:val="left" w:pos="12824"/>
+          <w:tab w:val="left" w:pos="13740"/>
+          <w:tab w:val="left" w:pos="14656"/>
+        </w:tabs>
+        <w:jc w:val="left"/>
+        <w:rPr>
+          <w:rFonts w:ascii="Times New Roman" w:hAnsi="Times New Roman" w:cs="Times New Roman"/>
+          <w:color w:val="24292E"/>
+          <w:kern w:val="0"/>
+          <w:sz w:val="24"/>
+          <w:szCs w:val="24"/>
+        </w:rPr>
+      </w:pPr>
+      <w:r>
+        <w:rPr>
+          <w:rFonts w:ascii="Times New Roman" w:hAnsi="Times New Roman" w:cs="Times New Roman"/>
+          <w:color w:val="24292E"/>
+          <w:kern w:val="0"/>
+          <w:sz w:val="24"/>
+          <w:szCs w:val="24"/>
+        </w:rPr>
+        <w:t>git init</w:t>
+      </w:r>
+    </w:p>
+    <w:p>
+      <w:pPr>
+        <w:widowControl/>
+        <w:shd w:val="clear" w:color="auto" w:fill="F6F8FA"/>
+        <w:tabs>
+          <w:tab w:val="left" w:pos="916"/>
+          <w:tab w:val="left" w:pos="1832"/>
+          <w:tab w:val="left" w:pos="2748"/>
+          <w:tab w:val="left" w:pos="3664"/>
+          <w:tab w:val="left" w:pos="4580"/>
+          <w:tab w:val="left" w:pos="5496"/>
+          <w:tab w:val="left" w:pos="6412"/>
+          <w:tab w:val="left" w:pos="7328"/>
+          <w:tab w:val="left" w:pos="8244"/>
+          <w:tab w:val="left" w:pos="9160"/>
+          <w:tab w:val="left" w:pos="10076"/>
+          <w:tab w:val="left" w:pos="10992"/>
+          <w:tab w:val="left" w:pos="11908"/>
+          <w:tab w:val="left" w:pos="12824"/>
+          <w:tab w:val="left" w:pos="13740"/>
+          <w:tab w:val="left" w:pos="14656"/>
+        </w:tabs>
+        <w:jc w:val="left"/>
+        <w:rPr>
+          <w:rFonts w:ascii="Times New Roman" w:hAnsi="Times New Roman" w:cs="Times New Roman"/>
+          <w:color w:val="24292E"/>
+          <w:kern w:val="0"/>
+          <w:sz w:val="24"/>
+          <w:szCs w:val="24"/>
+        </w:rPr>
+      </w:pPr>
+      <w:r>
+        <w:rPr>
+          <w:rFonts w:ascii="Times New Roman" w:hAnsi="Times New Roman" w:cs="Times New Roman"/>
+          <w:color w:val="24292E"/>
+          <w:kern w:val="0"/>
+          <w:sz w:val="24"/>
+          <w:szCs w:val="24"/>
+        </w:rPr>
+        <w:t>git add README.md</w:t>
+      </w:r>
+    </w:p>
+    <w:p>
+      <w:pPr>
+        <w:widowControl/>
+        <w:shd w:val="clear" w:color="auto" w:fill="F6F8FA"/>
+        <w:tabs>
+          <w:tab w:val="left" w:pos="916"/>
+          <w:tab w:val="left" w:pos="1832"/>
+          <w:tab w:val="left" w:pos="2748"/>
+          <w:tab w:val="left" w:pos="3664"/>
+          <w:tab w:val="left" w:pos="4580"/>
+          <w:tab w:val="left" w:pos="5496"/>
+          <w:tab w:val="left" w:pos="6412"/>
+          <w:tab w:val="left" w:pos="7328"/>
+          <w:tab w:val="left" w:pos="8244"/>
+          <w:tab w:val="left" w:pos="9160"/>
+          <w:tab w:val="left" w:pos="10076"/>
+          <w:tab w:val="left" w:pos="10992"/>
+          <w:tab w:val="left" w:pos="11908"/>
+          <w:tab w:val="left" w:pos="12824"/>
+          <w:tab w:val="left" w:pos="13740"/>
+          <w:tab w:val="left" w:pos="14656"/>
+        </w:tabs>
+        <w:jc w:val="left"/>
+        <w:rPr>
+          <w:rFonts w:ascii="Times New Roman" w:hAnsi="Times New Roman" w:cs="Times New Roman"/>
+          <w:color w:val="24292E"/>
+          <w:kern w:val="0"/>
+          <w:sz w:val="24"/>
+          <w:szCs w:val="24"/>
+        </w:rPr>
+      </w:pPr>
+      <w:r>
+        <w:rPr>
+          <w:rFonts w:ascii="Times New Roman" w:hAnsi="Times New Roman" w:cs="Times New Roman"/>
+          <w:color w:val="24292E"/>
+          <w:kern w:val="0"/>
+          <w:sz w:val="24"/>
+          <w:szCs w:val="24"/>
+        </w:rPr>
+        <w:t>git commit -m "first commit"</w:t>
+      </w:r>
+    </w:p>
+    <w:p>
+      <w:pPr>
+        <w:widowControl/>
+        <w:shd w:val="clear" w:color="auto" w:fill="F6F8FA"/>
+        <w:tabs>
+          <w:tab w:val="left" w:pos="916"/>
+          <w:tab w:val="left" w:pos="1832"/>
+          <w:tab w:val="left" w:pos="2748"/>
+          <w:tab w:val="left" w:pos="3664"/>
+          <w:tab w:val="left" w:pos="4580"/>
+          <w:tab w:val="left" w:pos="5496"/>
+          <w:tab w:val="left" w:pos="6412"/>
+          <w:tab w:val="left" w:pos="7328"/>
+          <w:tab w:val="left" w:pos="8244"/>
+          <w:tab w:val="left" w:pos="9160"/>
+          <w:tab w:val="left" w:pos="10076"/>
+          <w:tab w:val="left" w:pos="10992"/>
+          <w:tab w:val="left" w:pos="11908"/>
+          <w:tab w:val="left" w:pos="12824"/>
+          <w:tab w:val="left" w:pos="13740"/>
+          <w:tab w:val="left" w:pos="14656"/>
+        </w:tabs>
+        <w:jc w:val="left"/>
+        <w:rPr>
+          <w:rFonts w:ascii="Times New Roman" w:hAnsi="Times New Roman" w:cs="Times New Roman"/>
+          <w:color w:val="24292E"/>
+          <w:kern w:val="0"/>
+          <w:sz w:val="24"/>
+          <w:szCs w:val="24"/>
+        </w:rPr>
+      </w:pPr>
+      <w:r>
+        <w:rPr>
+          <w:rFonts w:ascii="Times New Roman" w:hAnsi="Times New Roman" w:cs="Times New Roman"/>
+          <w:color w:val="24292E"/>
+          <w:kern w:val="0"/>
+          <w:sz w:val="24"/>
+          <w:szCs w:val="24"/>
+        </w:rPr>
+        <w:t>git remote add origin https://github.com/mythsaber/CartoonMaker.git</w:t>
+      </w:r>
+    </w:p>
+    <w:p>
+      <w:pPr>
+        <w:widowControl/>
+        <w:shd w:val="clear" w:color="auto" w:fill="F6F8FA"/>
+        <w:tabs>
+          <w:tab w:val="left" w:pos="916"/>
+          <w:tab w:val="left" w:pos="1832"/>
+          <w:tab w:val="left" w:pos="2748"/>
+          <w:tab w:val="left" w:pos="3664"/>
+          <w:tab w:val="left" w:pos="4580"/>
+          <w:tab w:val="left" w:pos="5496"/>
+          <w:tab w:val="left" w:pos="6412"/>
+          <w:tab w:val="left" w:pos="7328"/>
+          <w:tab w:val="left" w:pos="8244"/>
+          <w:tab w:val="left" w:pos="9160"/>
+          <w:tab w:val="left" w:pos="10076"/>
+          <w:tab w:val="left" w:pos="10992"/>
+          <w:tab w:val="left" w:pos="11908"/>
+          <w:tab w:val="left" w:pos="12824"/>
+          <w:tab w:val="left" w:pos="13740"/>
+          <w:tab w:val="left" w:pos="14656"/>
+        </w:tabs>
+        <w:jc w:val="left"/>
+        <w:rPr>
+          <w:rFonts w:ascii="Times New Roman" w:hAnsi="Times New Roman" w:cs="Times New Roman"/>
+          <w:color w:val="24292E"/>
+          <w:kern w:val="0"/>
+          <w:sz w:val="24"/>
+          <w:szCs w:val="24"/>
+        </w:rPr>
+      </w:pPr>
+      <w:r>
+        <w:rPr>
+          <w:rFonts w:ascii="Times New Roman" w:hAnsi="Times New Roman" w:cs="Times New Roman"/>
+          <w:color w:val="24292E"/>
+          <w:kern w:val="0"/>
+          <w:sz w:val="24"/>
+          <w:szCs w:val="24"/>
+        </w:rPr>
+        <w:t>git push -u origin master</w:t>
+      </w:r>
+    </w:p>
+    <w:p>
+      <w:pPr>
+        <w:widowControl/>
+        <w:shd w:val="clear" w:color="auto" w:fill="F6F8FA"/>
+        <w:tabs>
+          <w:tab w:val="left" w:pos="916"/>
+          <w:tab w:val="left" w:pos="1832"/>
+          <w:tab w:val="left" w:pos="2748"/>
+          <w:tab w:val="left" w:pos="3664"/>
+          <w:tab w:val="left" w:pos="4580"/>
+          <w:tab w:val="left" w:pos="5496"/>
+          <w:tab w:val="left" w:pos="6412"/>
+          <w:tab w:val="left" w:pos="7328"/>
+          <w:tab w:val="left" w:pos="8244"/>
+          <w:tab w:val="left" w:pos="9160"/>
+          <w:tab w:val="left" w:pos="10076"/>
+          <w:tab w:val="left" w:pos="10992"/>
+          <w:tab w:val="left" w:pos="11908"/>
+          <w:tab w:val="left" w:pos="12824"/>
+          <w:tab w:val="left" w:pos="13740"/>
+          <w:tab w:val="left" w:pos="14656"/>
+        </w:tabs>
+        <w:jc w:val="left"/>
+        <w:rPr>
+          <w:rFonts w:ascii="Times New Roman" w:hAnsi="Times New Roman" w:cs="Times New Roman"/>
+          <w:color w:val="24292E"/>
+          <w:kern w:val="0"/>
+          <w:sz w:val="24"/>
+          <w:szCs w:val="24"/>
+        </w:rPr>
+      </w:pPr>
+      <w:r>
+        <w:rPr>
+          <w:rFonts w:ascii="Times New Roman" w:hAnsi="Times New Roman" w:cs="Times New Roman"/>
+          <w:b/>
+          <w:bCs/>
+          <w:color w:val="24292E"/>
+          <w:kern w:val="0"/>
+          <w:sz w:val="30"/>
+          <w:szCs w:val="30"/>
+        </w:rPr>
+        <w:t>…or push an existing repository from the command line</w:t>
+      </w:r>
+    </w:p>
+    <w:p>
+      <w:pPr>
+        <w:widowControl/>
+        <w:shd w:val="clear" w:color="auto" w:fill="F6F8FA"/>
+        <w:tabs>
+          <w:tab w:val="left" w:pos="916"/>
+          <w:tab w:val="left" w:pos="1832"/>
+          <w:tab w:val="left" w:pos="2748"/>
+          <w:tab w:val="left" w:pos="3664"/>
+          <w:tab w:val="left" w:pos="4580"/>
+          <w:tab w:val="left" w:pos="5496"/>
+          <w:tab w:val="left" w:pos="6412"/>
+          <w:tab w:val="left" w:pos="7328"/>
+          <w:tab w:val="left" w:pos="8244"/>
+          <w:tab w:val="left" w:pos="9160"/>
+          <w:tab w:val="left" w:pos="10076"/>
+          <w:tab w:val="left" w:pos="10992"/>
+          <w:tab w:val="left" w:pos="11908"/>
+          <w:tab w:val="left" w:pos="12824"/>
+          <w:tab w:val="left" w:pos="13740"/>
+          <w:tab w:val="left" w:pos="14656"/>
+        </w:tabs>
+        <w:jc w:val="left"/>
+        <w:rPr>
+          <w:rFonts w:ascii="Times New Roman" w:hAnsi="Times New Roman" w:cs="Times New Roman"/>
+          <w:color w:val="24292E"/>
+          <w:kern w:val="0"/>
+          <w:sz w:val="24"/>
+          <w:szCs w:val="24"/>
+        </w:rPr>
+      </w:pPr>
+      <w:r>
+        <w:rPr>
+          <w:rFonts w:ascii="Times New Roman" w:hAnsi="Times New Roman" w:cs="Times New Roman"/>
+          <w:color w:val="24292E"/>
+          <w:kern w:val="0"/>
+          <w:sz w:val="24"/>
+          <w:szCs w:val="24"/>
+        </w:rPr>
+        <w:t>git remote add origin https://github.com/mythsaber/CartoonMaker.git</w:t>
+      </w:r>
+    </w:p>
+    <w:p>
+      <w:pPr>
+        <w:widowControl/>
+        <w:shd w:val="clear" w:color="auto" w:fill="F6F8FA"/>
+        <w:tabs>
+          <w:tab w:val="left" w:pos="916"/>
+          <w:tab w:val="left" w:pos="1832"/>
+          <w:tab w:val="left" w:pos="2748"/>
+          <w:tab w:val="left" w:pos="3664"/>
+          <w:tab w:val="left" w:pos="4580"/>
+          <w:tab w:val="left" w:pos="5496"/>
+          <w:tab w:val="left" w:pos="6412"/>
+          <w:tab w:val="left" w:pos="7328"/>
+          <w:tab w:val="left" w:pos="8244"/>
+          <w:tab w:val="left" w:pos="9160"/>
+          <w:tab w:val="left" w:pos="10076"/>
+          <w:tab w:val="left" w:pos="10992"/>
+          <w:tab w:val="left" w:pos="11908"/>
+          <w:tab w:val="left" w:pos="12824"/>
+          <w:tab w:val="left" w:pos="13740"/>
+          <w:tab w:val="left" w:pos="14656"/>
+        </w:tabs>
+        <w:jc w:val="left"/>
+        <w:rPr>
+          <w:rFonts w:ascii="Times New Roman" w:hAnsi="Times New Roman" w:cs="Times New Roman"/>
+          <w:color w:val="24292E"/>
+          <w:kern w:val="0"/>
+          <w:sz w:val="24"/>
+          <w:szCs w:val="24"/>
+        </w:rPr>
+      </w:pPr>
+      <w:r>
+        <w:rPr>
+          <w:rFonts w:ascii="Times New Roman" w:hAnsi="Times New Roman" w:cs="Times New Roman"/>
+          <w:color w:val="24292E"/>
+          <w:kern w:val="0"/>
+          <w:sz w:val="24"/>
+          <w:szCs w:val="24"/>
+        </w:rPr>
+        <w:t>git push -u origin master</w:t>
+      </w:r>
+    </w:p>
+    <w:p>
+      <w:pPr>
+        <w:pStyle w:val="a5"/>
+        <w:shd w:val="clear" w:color="auto" w:fill="FFFFFF"/>
+        <w:spacing w:before="0" w:beforeAutospacing="0" w:after="0" w:afterAutospacing="0"/>
+        <w:rPr>
+          <w:rFonts w:ascii="Arial" w:hAnsi="Arial" w:cs="Arial"/>
+          <w:color w:val="2F2F2F"/>
+          <w:shd w:val="clear" w:color="auto" w:fill="FFFFFF"/>
         </w:rPr>
       </w:pPr>
     </w:p>
@@ -47010,7 +47538,6 @@
     <w:next w:val="a"/>
     <w:link w:val="30"/>
     <w:uiPriority w:val="9"/>
-    <w:semiHidden/>
     <w:unhideWhenUsed/>
     <w:qFormat/>
     <w:rsid w:val="005F4BB9"/>
@@ -47343,7 +47870,6 @@
     <w:basedOn w:val="a0"/>
     <w:link w:val="3"/>
     <w:uiPriority w:val="9"/>
-    <w:semiHidden/>
     <w:rsid w:val="005F4BB9"/>
     <w:rPr>
       <w:b/>
@@ -47371,6 +47897,16 @@
     <w:name w:val="hljs-meta"/>
     <w:basedOn w:val="a0"/>
     <w:rsid w:val="000B0C1C"/>
+  </w:style>
+  <w:style w:type="character" w:customStyle="1" w:styleId="user-select-contain">
+    <w:name w:val="user-select-contain"/>
+    <w:basedOn w:val="a0"/>
+    <w:rsid w:val="00FC44F6"/>
+  </w:style>
+  <w:style w:type="character" w:customStyle="1" w:styleId="js-git-clone-help-text">
+    <w:name w:val="js-git-clone-help-text"/>
+    <w:basedOn w:val="a0"/>
+    <w:rsid w:val="00FC44F6"/>
   </w:style>
 </w:styles>
 </file>
@@ -47641,7 +48177,7 @@
 </file>
 
 <file path=customXml/itemProps1.xml><?xml version="1.0" encoding="utf-8"?>
-<ds:datastoreItem xmlns:ds="http://schemas.openxmlformats.org/officeDocument/2006/customXml" ds:itemID="{3FF59CBA-1F96-4114-9EC8-47DC2AEDEA1D}">
+<ds:datastoreItem xmlns:ds="http://schemas.openxmlformats.org/officeDocument/2006/customXml" ds:itemID="{9BE0A3A8-2BA8-49BC-BCD9-59D83D0E34F9}">
   <ds:schemaRefs>
     <ds:schemaRef ds:uri="http://schemas.openxmlformats.org/officeDocument/2006/bibliography"/>
   </ds:schemaRefs>

--- a/Linux Note.docx
+++ b/Linux Note.docx
@@ -41060,20 +41060,20 @@
     <w:p>
       <w:pPr>
         <w:widowControl/>
+        <w:shd w:val="clear" w:color="auto" w:fill="FFFFFF"/>
         <w:jc w:val="left"/>
-        <w:rPr>
-          <w:rFonts w:ascii="Times New Roman" w:hAnsi="Times New Roman" w:cs="Times New Roman"/>
-          <w:color w:val="000000"/>
-          <w:kern w:val="0"/>
-          <w:szCs w:val="21"/>
-        </w:rPr>
-      </w:pPr>
-      <w:r>
-        <w:rPr>
-          <w:rFonts w:ascii="Times New Roman" w:hAnsi="Times New Roman" w:cs="Times New Roman"/>
-          <w:color w:val="000000"/>
-          <w:kern w:val="0"/>
-          <w:szCs w:val="21"/>
+        <w:outlineLvl w:val="1"/>
+        <w:rPr>
+          <w:rFonts w:ascii="Arial" w:hAnsi="Arial" w:cs="Arial"/>
+          <w:color w:val="2F2F2F"/>
+          <w:shd w:val="clear" w:color="auto" w:fill="FFFFFF"/>
+        </w:rPr>
+      </w:pPr>
+      <w:r>
+        <w:rPr>
+          <w:rFonts w:ascii="Arial" w:hAnsi="Arial" w:cs="Arial"/>
+          <w:color w:val="2F2F2F"/>
+          <w:shd w:val="clear" w:color="auto" w:fill="FFFFFF"/>
         </w:rPr>
         <w:t>git push</w:t>
       </w:r>
@@ -41353,6 +41353,51 @@
           <w:shd w:val="clear" w:color="auto" w:fill="FFFFFF"/>
         </w:rPr>
       </w:pPr>
+    </w:p>
+    <w:p>
+      <w:pPr>
+        <w:widowControl/>
+        <w:shd w:val="clear" w:color="auto" w:fill="FFFFFF"/>
+        <w:jc w:val="left"/>
+        <w:outlineLvl w:val="1"/>
+        <w:rPr>
+          <w:rFonts w:ascii="Arial" w:hAnsi="Arial" w:cs="Arial"/>
+          <w:color w:val="2F2F2F"/>
+          <w:shd w:val="clear" w:color="auto" w:fill="FFFFFF"/>
+        </w:rPr>
+      </w:pPr>
+      <w:r>
+        <w:rPr>
+          <w:rFonts w:ascii="Arial" w:hAnsi="Arial" w:cs="Arial"/>
+          <w:color w:val="2F2F2F"/>
+          <w:shd w:val="clear" w:color="auto" w:fill="FFFFFF"/>
+        </w:rPr>
+        <w:t>.gitignore</w:t>
+      </w:r>
+      <w:r>
+        <w:rPr>
+          <w:rFonts w:ascii="Arial" w:hAnsi="Arial" w:cs="Arial"/>
+          <w:color w:val="2F2F2F"/>
+          <w:shd w:val="clear" w:color="auto" w:fill="FFFFFF"/>
+        </w:rPr>
+        <w:t>被</w:t>
+      </w:r>
+      <w:r>
+        <w:rPr>
+          <w:rFonts w:ascii="Arial" w:hAnsi="Arial" w:cs="Arial"/>
+          <w:color w:val="2F2F2F"/>
+          <w:shd w:val="clear" w:color="auto" w:fill="FFFFFF"/>
+        </w:rPr>
+        <w:t>track</w:t>
+      </w:r>
+      <w:r>
+        <w:rPr>
+          <w:rFonts w:ascii="Arial" w:hAnsi="Arial" w:cs="Arial"/>
+          <w:color w:val="2F2F2F"/>
+          <w:shd w:val="clear" w:color="auto" w:fill="FFFFFF"/>
+        </w:rPr>
+        <w:t>的文件</w:t>
+      </w:r>
     </w:p>
     <w:p>
       <w:pPr>
@@ -41665,10 +41710,24 @@
       </w:r>
       <w:r>
         <w:rPr>
+          <w:rFonts w:ascii="Helvetica" w:hAnsi="Helvetica" w:hint="eastAsia"/>
+          <w:color w:val="333333"/>
+        </w:rPr>
+        <w:t>。这里不想</w:t>
+      </w:r>
+      <w:r>
+        <w:rPr>
           <w:rFonts w:ascii="Helvetica" w:hAnsi="Helvetica"/>
           <w:color w:val="333333"/>
         </w:rPr>
-        <w:t>,</w:t>
+        <w:t>CartoonMaker/Debug</w:t>
+      </w:r>
+      <w:r>
+        <w:rPr>
+          <w:rFonts w:ascii="Helvetica" w:hAnsi="Helvetica" w:hint="eastAsia"/>
+          <w:color w:val="333333"/>
+        </w:rPr>
+        <w:t>目录下的所有文件被版本控制</w:t>
       </w:r>
     </w:p>
     <w:p>
@@ -41753,8 +41812,6 @@
           <w:szCs w:val="24"/>
         </w:rPr>
       </w:pPr>
-      <w:bookmarkStart w:id="0" w:name="_GoBack"/>
-      <w:bookmarkEnd w:id="0"/>
       <w:r>
         <w:rPr>
           <w:rFonts w:ascii="Consolas" w:hAnsi="Consolas" w:cs="Consolas"/>
@@ -41785,6 +41842,7 @@
           <w:sz w:val="24"/>
           <w:szCs w:val="24"/>
         </w:rPr>
+        <w:lastRenderedPageBreak/>
         <w:t>$ git push origin</w:t>
       </w:r>
     </w:p>
@@ -43059,6 +43117,7 @@
         <w:pStyle w:val="a5"/>
         <w:shd w:val="clear" w:color="auto" w:fill="FFFFFF"/>
         <w:spacing w:before="0" w:beforeAutospacing="0" w:after="0" w:afterAutospacing="0"/>
+        <w:outlineLvl w:val="1"/>
         <w:rPr>
           <w:rFonts w:ascii="Times New Roman" w:eastAsiaTheme="minorEastAsia" w:hAnsi="Times New Roman" w:cs="Times New Roman"/>
           <w:color w:val="333333"/>
@@ -43068,31 +43127,35 @@
       </w:pPr>
       <w:r>
         <w:rPr>
-          <w:rFonts w:ascii="Times New Roman" w:eastAsiaTheme="minorEastAsia" w:hAnsi="Times New Roman" w:cs="Times New Roman"/>
+          <w:rFonts w:ascii="Times New Roman" w:eastAsiaTheme="minorEastAsia" w:hAnsi="Times New Roman" w:cs="Times New Roman" w:hint="eastAsia"/>
           <w:color w:val="333333"/>
           <w:sz w:val="23"/>
           <w:szCs w:val="23"/>
         </w:rPr>
-        <w:t>我在</w:t>
-      </w:r>
-      <w:r>
-        <w:rPr>
-          <w:rFonts w:ascii="Times New Roman" w:eastAsiaTheme="minorEastAsia" w:hAnsi="Times New Roman" w:cs="Times New Roman"/>
+        <w:t>撤销某次</w:t>
+      </w:r>
+      <w:r>
+        <w:rPr>
+          <w:rFonts w:ascii="Times New Roman" w:eastAsiaTheme="minorEastAsia" w:hAnsi="Times New Roman" w:cs="Times New Roman" w:hint="eastAsia"/>
           <w:color w:val="333333"/>
           <w:sz w:val="23"/>
           <w:szCs w:val="23"/>
         </w:rPr>
-        <w:t>Git</w:t>
-      </w:r>
-      <w:r>
+        <w:t>commit</w:t>
+      </w:r>
+    </w:p>
+    <w:p>
+      <w:pPr>
+        <w:pStyle w:val="a5"/>
+        <w:shd w:val="clear" w:color="auto" w:fill="FFFFFF"/>
+        <w:spacing w:before="0" w:beforeAutospacing="0" w:after="0" w:afterAutospacing="0"/>
         <w:rPr>
           <w:rFonts w:ascii="Times New Roman" w:eastAsiaTheme="minorEastAsia" w:hAnsi="Times New Roman" w:cs="Times New Roman"/>
           <w:color w:val="333333"/>
           <w:sz w:val="23"/>
           <w:szCs w:val="23"/>
         </w:rPr>
-        <w:t>中提交了错误的文件。我该如何撤销那一次</w:t>
-      </w:r>
+      </w:pPr>
       <w:r>
         <w:rPr>
           <w:rFonts w:ascii="Times New Roman" w:eastAsiaTheme="minorEastAsia" w:hAnsi="Times New Roman" w:cs="Times New Roman"/>
@@ -43100,7 +43163,8 @@
           <w:sz w:val="23"/>
           <w:szCs w:val="23"/>
         </w:rPr>
-        <w:t>commit</w:t>
+        <w:lastRenderedPageBreak/>
+        <w:t>在</w:t>
       </w:r>
       <w:r>
         <w:rPr>
@@ -43109,297 +43173,2477 @@
           <w:sz w:val="23"/>
           <w:szCs w:val="23"/>
         </w:rPr>
-        <w:t>呢</w:t>
-      </w:r>
-      <w:r>
-        <w:rPr>
-          <w:rFonts w:ascii="Times New Roman" w:eastAsiaTheme="minorEastAsia" w:hAnsi="Times New Roman" w:cs="Times New Roman" w:hint="eastAsia"/>
+        <w:t>Git</w:t>
+      </w:r>
+      <w:r>
+        <w:rPr>
+          <w:rFonts w:ascii="Times New Roman" w:eastAsiaTheme="minorEastAsia" w:hAnsi="Times New Roman" w:cs="Times New Roman"/>
           <w:color w:val="333333"/>
           <w:sz w:val="23"/>
           <w:szCs w:val="23"/>
         </w:rPr>
+        <w:t>中</w:t>
+      </w:r>
+      <w:r>
+        <w:rPr>
+          <w:rFonts w:ascii="Times New Roman" w:eastAsiaTheme="minorEastAsia" w:hAnsi="Times New Roman" w:cs="Times New Roman" w:hint="eastAsia"/>
+          <w:color w:val="333333"/>
+          <w:sz w:val="23"/>
+          <w:szCs w:val="23"/>
+        </w:rPr>
+        <w:t>commit</w:t>
+      </w:r>
+      <w:r>
+        <w:rPr>
+          <w:rFonts w:ascii="Times New Roman" w:eastAsiaTheme="minorEastAsia" w:hAnsi="Times New Roman" w:cs="Times New Roman"/>
+          <w:color w:val="333333"/>
+          <w:sz w:val="23"/>
+          <w:szCs w:val="23"/>
+        </w:rPr>
+        <w:t>错误的文件</w:t>
+      </w:r>
+      <w:r>
+        <w:rPr>
+          <w:rFonts w:ascii="Times New Roman" w:eastAsiaTheme="minorEastAsia" w:hAnsi="Times New Roman" w:cs="Times New Roman" w:hint="eastAsia"/>
+          <w:color w:val="333333"/>
+          <w:sz w:val="23"/>
+          <w:szCs w:val="23"/>
+        </w:rPr>
+        <w:t>，但还没有</w:t>
+      </w:r>
+      <w:r>
+        <w:rPr>
+          <w:rFonts w:ascii="Times New Roman" w:eastAsiaTheme="minorEastAsia" w:hAnsi="Times New Roman" w:cs="Times New Roman" w:hint="eastAsia"/>
+          <w:color w:val="333333"/>
+          <w:sz w:val="23"/>
+          <w:szCs w:val="23"/>
+        </w:rPr>
+        <w:t>push</w:t>
+      </w:r>
+      <w:r>
+        <w:rPr>
+          <w:rFonts w:ascii="Times New Roman" w:eastAsiaTheme="minorEastAsia" w:hAnsi="Times New Roman" w:cs="Times New Roman" w:hint="eastAsia"/>
+          <w:color w:val="333333"/>
+          <w:sz w:val="23"/>
+          <w:szCs w:val="23"/>
+        </w:rPr>
+        <w:t>到远程仓库</w:t>
+      </w:r>
+      <w:r>
+        <w:rPr>
+          <w:rFonts w:ascii="Times New Roman" w:eastAsiaTheme="minorEastAsia" w:hAnsi="Times New Roman" w:cs="Times New Roman"/>
+          <w:color w:val="333333"/>
+          <w:sz w:val="23"/>
+          <w:szCs w:val="23"/>
+        </w:rPr>
+        <w:t>。如何</w:t>
+      </w:r>
+      <w:r>
+        <w:rPr>
+          <w:rFonts w:ascii="Times New Roman" w:eastAsiaTheme="minorEastAsia" w:hAnsi="Times New Roman" w:cs="Times New Roman" w:hint="eastAsia"/>
+          <w:color w:val="333333"/>
+          <w:sz w:val="23"/>
+          <w:szCs w:val="23"/>
+        </w:rPr>
+        <w:t>不影响本地的源码</w:t>
+      </w:r>
+      <w:r>
+        <w:rPr>
+          <w:rFonts w:ascii="Times New Roman" w:eastAsiaTheme="minorEastAsia" w:hAnsi="Times New Roman" w:cs="Times New Roman" w:hint="eastAsia"/>
+          <w:color w:val="333333"/>
+          <w:sz w:val="23"/>
+          <w:szCs w:val="23"/>
+        </w:rPr>
+        <w:t>，</w:t>
+      </w:r>
+      <w:r>
+        <w:rPr>
+          <w:rFonts w:ascii="Times New Roman" w:eastAsiaTheme="minorEastAsia" w:hAnsi="Times New Roman" w:cs="Times New Roman"/>
+          <w:color w:val="333333"/>
+          <w:sz w:val="23"/>
+          <w:szCs w:val="23"/>
+        </w:rPr>
+        <w:t>撤销那一次</w:t>
+      </w:r>
+      <w:r>
+        <w:rPr>
+          <w:rFonts w:ascii="Times New Roman" w:eastAsiaTheme="minorEastAsia" w:hAnsi="Times New Roman" w:cs="Times New Roman"/>
+          <w:color w:val="333333"/>
+          <w:sz w:val="23"/>
+          <w:szCs w:val="23"/>
+        </w:rPr>
+        <w:t>commit</w:t>
+      </w:r>
+      <w:r>
+        <w:rPr>
+          <w:rFonts w:ascii="Times New Roman" w:eastAsiaTheme="minorEastAsia" w:hAnsi="Times New Roman" w:cs="Times New Roman" w:hint="eastAsia"/>
+          <w:color w:val="333333"/>
+          <w:sz w:val="23"/>
+          <w:szCs w:val="23"/>
+        </w:rPr>
         <w:t>?</w:t>
       </w:r>
+      <w:r>
+        <w:rPr>
+          <w:rFonts w:ascii="Times New Roman" w:eastAsiaTheme="minorEastAsia" w:hAnsi="Times New Roman" w:cs="Times New Roman" w:hint="eastAsia"/>
+          <w:color w:val="333333"/>
+          <w:sz w:val="23"/>
+          <w:szCs w:val="23"/>
+        </w:rPr>
+        <w:t xml:space="preserve"> </w:t>
+      </w:r>
+    </w:p>
+    <w:p>
+      <w:pPr>
+        <w:pStyle w:val="a5"/>
+        <w:numPr>
+          <w:ilvl w:val="0"/>
+          <w:numId w:val="26"/>
+        </w:numPr>
+        <w:shd w:val="clear" w:color="auto" w:fill="FFFFFF"/>
+        <w:spacing w:before="0" w:beforeAutospacing="0" w:after="0" w:afterAutospacing="0"/>
+        <w:rPr>
+          <w:rFonts w:ascii="Times New Roman" w:eastAsiaTheme="minorEastAsia" w:hAnsi="Times New Roman" w:cs="Times New Roman"/>
+          <w:color w:val="333333"/>
+          <w:sz w:val="23"/>
+          <w:szCs w:val="23"/>
+        </w:rPr>
+      </w:pPr>
+      <w:r>
+        <w:rPr>
+          <w:rFonts w:ascii="Times New Roman" w:eastAsiaTheme="minorEastAsia" w:hAnsi="Times New Roman" w:cs="Times New Roman" w:hint="eastAsia"/>
+          <w:color w:val="333333"/>
+          <w:sz w:val="23"/>
+          <w:szCs w:val="23"/>
+        </w:rPr>
+        <w:t>git</w:t>
+      </w:r>
+      <w:r>
+        <w:rPr>
+          <w:rFonts w:ascii="Times New Roman" w:eastAsiaTheme="minorEastAsia" w:hAnsi="Times New Roman" w:cs="Times New Roman"/>
+          <w:color w:val="333333"/>
+          <w:sz w:val="23"/>
+          <w:szCs w:val="23"/>
+        </w:rPr>
+        <w:t xml:space="preserve"> </w:t>
+      </w:r>
+      <w:r>
+        <w:rPr>
+          <w:rFonts w:ascii="Times New Roman" w:eastAsiaTheme="minorEastAsia" w:hAnsi="Times New Roman" w:cs="Times New Roman" w:hint="eastAsia"/>
+          <w:color w:val="333333"/>
+          <w:sz w:val="23"/>
+          <w:szCs w:val="23"/>
+        </w:rPr>
+        <w:t>log</w:t>
+      </w:r>
+      <w:r>
+        <w:rPr>
+          <w:rFonts w:ascii="Times New Roman" w:eastAsiaTheme="minorEastAsia" w:hAnsi="Times New Roman" w:cs="Times New Roman" w:hint="eastAsia"/>
+          <w:color w:val="333333"/>
+          <w:sz w:val="23"/>
+          <w:szCs w:val="23"/>
+        </w:rPr>
+        <w:t>查看</w:t>
+      </w:r>
+      <w:r>
+        <w:rPr>
+          <w:rFonts w:ascii="Times New Roman" w:eastAsiaTheme="minorEastAsia" w:hAnsi="Times New Roman" w:cs="Times New Roman" w:hint="eastAsia"/>
+          <w:color w:val="333333"/>
+          <w:sz w:val="23"/>
+          <w:szCs w:val="23"/>
+        </w:rPr>
+        <w:t>commit</w:t>
+      </w:r>
+      <w:r>
+        <w:rPr>
+          <w:rFonts w:ascii="Times New Roman" w:eastAsiaTheme="minorEastAsia" w:hAnsi="Times New Roman" w:cs="Times New Roman" w:hint="eastAsia"/>
+          <w:color w:val="333333"/>
+          <w:sz w:val="23"/>
+          <w:szCs w:val="23"/>
+        </w:rPr>
+        <w:t>历史记录，由上到下显示，最新的提交（想撤掉的错误提交）、次新的提交</w:t>
+      </w:r>
+      <w:r>
+        <w:rPr>
+          <w:rFonts w:ascii="Times New Roman" w:eastAsiaTheme="minorEastAsia" w:hAnsi="Times New Roman" w:cs="Times New Roman" w:hint="eastAsia"/>
+          <w:color w:val="333333"/>
+          <w:sz w:val="23"/>
+          <w:szCs w:val="23"/>
+        </w:rPr>
+        <w:t>（想恢复到的提交状态）</w:t>
+      </w:r>
+      <w:r>
+        <w:rPr>
+          <w:rFonts w:ascii="Times New Roman" w:eastAsiaTheme="minorEastAsia" w:hAnsi="Times New Roman" w:cs="Times New Roman" w:hint="eastAsia"/>
+          <w:color w:val="333333"/>
+          <w:sz w:val="23"/>
+          <w:szCs w:val="23"/>
+        </w:rPr>
+        <w:t>……</w:t>
+      </w:r>
+    </w:p>
+    <w:p>
+      <w:pPr>
+        <w:pStyle w:val="a5"/>
+        <w:numPr>
+          <w:ilvl w:val="0"/>
+          <w:numId w:val="26"/>
+        </w:numPr>
+        <w:shd w:val="clear" w:color="auto" w:fill="FFFFFF"/>
+        <w:spacing w:before="0" w:beforeAutospacing="0" w:after="0" w:afterAutospacing="0"/>
+        <w:rPr>
+          <w:rFonts w:ascii="Times New Roman" w:eastAsiaTheme="minorEastAsia" w:hAnsi="Times New Roman" w:cs="Times New Roman"/>
+          <w:color w:val="333333"/>
+          <w:sz w:val="23"/>
+          <w:szCs w:val="23"/>
+        </w:rPr>
+      </w:pPr>
+      <w:bookmarkStart w:id="0" w:name="_GoBack"/>
+      <w:bookmarkEnd w:id="0"/>
+      <w:r>
+        <w:rPr>
+          <w:rFonts w:ascii="Times New Roman" w:eastAsiaTheme="minorEastAsia" w:hAnsi="Times New Roman" w:cs="Times New Roman" w:hint="eastAsia"/>
+          <w:color w:val="333333"/>
+          <w:sz w:val="23"/>
+          <w:szCs w:val="23"/>
+        </w:rPr>
+        <w:t>记录由上至下出现的第二个</w:t>
+      </w:r>
+      <w:r>
+        <w:rPr>
+          <w:rFonts w:ascii="Times New Roman" w:eastAsiaTheme="minorEastAsia" w:hAnsi="Times New Roman" w:cs="Times New Roman"/>
+          <w:color w:val="333333"/>
+          <w:sz w:val="23"/>
+          <w:szCs w:val="23"/>
+        </w:rPr>
+        <w:t>commit_id</w:t>
+      </w:r>
+      <w:r>
+        <w:rPr>
+          <w:rFonts w:ascii="Times New Roman" w:eastAsiaTheme="minorEastAsia" w:hAnsi="Times New Roman" w:cs="Times New Roman"/>
+          <w:color w:val="333333"/>
+          <w:sz w:val="23"/>
+          <w:szCs w:val="23"/>
+        </w:rPr>
+        <w:t>（</w:t>
+      </w:r>
+      <w:r>
+        <w:rPr>
+          <w:rFonts w:ascii="Times New Roman" w:eastAsiaTheme="minorEastAsia" w:hAnsi="Times New Roman" w:cs="Times New Roman"/>
+          <w:color w:val="333333"/>
+          <w:sz w:val="23"/>
+          <w:szCs w:val="23"/>
+        </w:rPr>
+        <w:t>2a9512cfdeda3c7869072a269ae815a4fb8a8ab8</w:t>
+      </w:r>
+      <w:r>
+        <w:rPr>
+          <w:rFonts w:ascii="Times New Roman" w:eastAsiaTheme="minorEastAsia" w:hAnsi="Times New Roman" w:cs="Times New Roman"/>
+          <w:color w:val="333333"/>
+          <w:sz w:val="23"/>
+          <w:szCs w:val="23"/>
+        </w:rPr>
+        <w:t>）</w:t>
+      </w:r>
+    </w:p>
+    <w:p>
+      <w:pPr>
+        <w:pStyle w:val="a5"/>
+        <w:numPr>
+          <w:ilvl w:val="0"/>
+          <w:numId w:val="26"/>
+        </w:numPr>
+        <w:shd w:val="clear" w:color="auto" w:fill="FFFFFF"/>
+        <w:spacing w:before="0" w:beforeAutospacing="0" w:after="0" w:afterAutospacing="0"/>
+        <w:rPr>
+          <w:rFonts w:ascii="Times New Roman" w:eastAsiaTheme="minorEastAsia" w:hAnsi="Times New Roman" w:cs="Times New Roman"/>
+          <w:color w:val="333333"/>
+          <w:sz w:val="23"/>
+          <w:szCs w:val="23"/>
+        </w:rPr>
+      </w:pPr>
+      <w:r>
+        <w:rPr>
+          <w:rFonts w:ascii="Times New Roman" w:eastAsiaTheme="minorEastAsia" w:hAnsi="Times New Roman" w:cs="Times New Roman"/>
+          <w:color w:val="333333"/>
+          <w:sz w:val="23"/>
+          <w:szCs w:val="23"/>
+        </w:rPr>
+        <w:t>git reset --</w:t>
+      </w:r>
+      <w:r>
+        <w:rPr>
+          <w:rFonts w:ascii="Times New Roman" w:eastAsiaTheme="minorEastAsia" w:hAnsi="Times New Roman" w:cs="Times New Roman" w:hint="eastAsia"/>
+          <w:color w:val="333333"/>
+          <w:sz w:val="23"/>
+          <w:szCs w:val="23"/>
+        </w:rPr>
+        <w:t>soft</w:t>
+      </w:r>
+      <w:r>
+        <w:rPr>
+          <w:rFonts w:ascii="Times New Roman" w:eastAsiaTheme="minorEastAsia" w:hAnsi="Times New Roman" w:cs="Times New Roman"/>
+          <w:color w:val="333333"/>
+          <w:sz w:val="23"/>
+          <w:szCs w:val="23"/>
+        </w:rPr>
+        <w:t xml:space="preserve"> commit_id</w:t>
+      </w:r>
+      <w:r>
+        <w:rPr>
+          <w:rFonts w:ascii="Times New Roman" w:eastAsiaTheme="minorEastAsia" w:hAnsi="Times New Roman" w:cs="Times New Roman"/>
+          <w:color w:val="333333"/>
+          <w:sz w:val="23"/>
+          <w:szCs w:val="23"/>
+        </w:rPr>
+        <w:t xml:space="preserve"> </w:t>
+      </w:r>
+      <w:r>
+        <w:rPr>
+          <w:rFonts w:ascii="Times New Roman" w:eastAsiaTheme="minorEastAsia" w:hAnsi="Times New Roman" w:cs="Times New Roman" w:hint="eastAsia"/>
+          <w:color w:val="333333"/>
+          <w:sz w:val="23"/>
+          <w:szCs w:val="23"/>
+        </w:rPr>
+        <w:t>（</w:t>
+      </w:r>
+      <w:r>
+        <w:rPr>
+          <w:rFonts w:ascii="Times New Roman" w:eastAsiaTheme="minorEastAsia" w:hAnsi="Times New Roman" w:cs="Times New Roman" w:hint="eastAsia"/>
+          <w:color w:val="FF0000"/>
+          <w:sz w:val="23"/>
+          <w:szCs w:val="23"/>
+        </w:rPr>
+        <w:t>如果使用</w:t>
+      </w:r>
+      <w:r>
+        <w:rPr>
+          <w:rFonts w:ascii="Times New Roman" w:eastAsiaTheme="minorEastAsia" w:hAnsi="Times New Roman" w:cs="Times New Roman" w:hint="eastAsia"/>
+          <w:color w:val="FF0000"/>
+          <w:sz w:val="23"/>
+          <w:szCs w:val="23"/>
+        </w:rPr>
+        <w:t>git</w:t>
+      </w:r>
+      <w:r>
+        <w:rPr>
+          <w:rFonts w:ascii="Times New Roman" w:eastAsiaTheme="minorEastAsia" w:hAnsi="Times New Roman" w:cs="Times New Roman"/>
+          <w:color w:val="FF0000"/>
+          <w:sz w:val="23"/>
+          <w:szCs w:val="23"/>
+        </w:rPr>
+        <w:t xml:space="preserve"> </w:t>
+      </w:r>
+      <w:r>
+        <w:rPr>
+          <w:rFonts w:ascii="Times New Roman" w:eastAsiaTheme="minorEastAsia" w:hAnsi="Times New Roman" w:cs="Times New Roman" w:hint="eastAsia"/>
+          <w:color w:val="FF0000"/>
+          <w:sz w:val="23"/>
+          <w:szCs w:val="23"/>
+        </w:rPr>
+        <w:t>reset</w:t>
+      </w:r>
+      <w:r>
+        <w:rPr>
+          <w:rFonts w:ascii="Times New Roman" w:eastAsiaTheme="minorEastAsia" w:hAnsi="Times New Roman" w:cs="Times New Roman"/>
+          <w:color w:val="FF0000"/>
+          <w:sz w:val="23"/>
+          <w:szCs w:val="23"/>
+        </w:rPr>
+        <w:t xml:space="preserve"> --</w:t>
+      </w:r>
+      <w:r>
+        <w:rPr>
+          <w:rFonts w:ascii="Times New Roman" w:eastAsiaTheme="minorEastAsia" w:hAnsi="Times New Roman" w:cs="Times New Roman" w:hint="eastAsia"/>
+          <w:color w:val="FF0000"/>
+          <w:sz w:val="23"/>
+          <w:szCs w:val="23"/>
+        </w:rPr>
+        <w:t>hard</w:t>
+      </w:r>
+      <w:r>
+        <w:rPr>
+          <w:rFonts w:ascii="Times New Roman" w:eastAsiaTheme="minorEastAsia" w:hAnsi="Times New Roman" w:cs="Times New Roman"/>
+          <w:color w:val="FF0000"/>
+          <w:sz w:val="23"/>
+          <w:szCs w:val="23"/>
+        </w:rPr>
+        <w:t xml:space="preserve"> commit_id</w:t>
+      </w:r>
+      <w:r>
+        <w:rPr>
+          <w:rFonts w:ascii="Times New Roman" w:eastAsiaTheme="minorEastAsia" w:hAnsi="Times New Roman" w:cs="Times New Roman" w:hint="eastAsia"/>
+          <w:color w:val="FF0000"/>
+          <w:sz w:val="23"/>
+          <w:szCs w:val="23"/>
+        </w:rPr>
+        <w:t>，则本地源码也会变为上一个版本的内容</w:t>
+      </w:r>
+      <w:r>
+        <w:rPr>
+          <w:rFonts w:ascii="Times New Roman" w:eastAsiaTheme="minorEastAsia" w:hAnsi="Times New Roman" w:cs="Times New Roman" w:hint="eastAsia"/>
+          <w:color w:val="333333"/>
+          <w:sz w:val="23"/>
+          <w:szCs w:val="23"/>
+        </w:rPr>
+        <w:t>）</w:t>
+      </w:r>
+    </w:p>
+    <w:p>
+      <w:pPr>
+        <w:pStyle w:val="a5"/>
+        <w:shd w:val="clear" w:color="auto" w:fill="FFFFFF"/>
+        <w:spacing w:before="0" w:beforeAutospacing="0" w:after="0" w:afterAutospacing="0"/>
+        <w:ind w:left="420"/>
+        <w:rPr>
+          <w:rFonts w:ascii="Times New Roman" w:eastAsiaTheme="minorEastAsia" w:hAnsi="Times New Roman" w:cs="Times New Roman"/>
+          <w:color w:val="333333"/>
+          <w:sz w:val="23"/>
+          <w:szCs w:val="23"/>
+        </w:rPr>
+      </w:pPr>
+      <w:r>
+        <w:rPr>
+          <w:rFonts w:ascii="Times New Roman" w:eastAsiaTheme="minorEastAsia" w:hAnsi="Times New Roman" w:cs="Times New Roman" w:hint="eastAsia"/>
+          <w:color w:val="333333"/>
+          <w:sz w:val="23"/>
+          <w:szCs w:val="23"/>
+        </w:rPr>
+        <w:t>即：</w:t>
+      </w:r>
+      <w:r>
+        <w:rPr>
+          <w:rFonts w:ascii="Times New Roman" w:eastAsiaTheme="minorEastAsia" w:hAnsi="Times New Roman" w:cs="Times New Roman"/>
+          <w:color w:val="333333"/>
+          <w:sz w:val="23"/>
+          <w:szCs w:val="23"/>
+        </w:rPr>
+        <w:t>git reset --hard d1a65e9ac9a7c4396206f0072b7fbc9138a26c1f</w:t>
+      </w:r>
+    </w:p>
+    <w:p>
+      <w:pPr>
+        <w:pStyle w:val="a5"/>
+        <w:shd w:val="clear" w:color="auto" w:fill="FFFFFF"/>
+        <w:spacing w:before="0" w:beforeAutospacing="0" w:after="0" w:afterAutospacing="0"/>
+        <w:rPr>
+          <w:rFonts w:ascii="Times New Roman" w:eastAsiaTheme="minorEastAsia" w:hAnsi="Times New Roman" w:cs="Times New Roman"/>
+          <w:color w:val="333333"/>
+          <w:sz w:val="23"/>
+          <w:szCs w:val="23"/>
+        </w:rPr>
+      </w:pPr>
     </w:p>
     <w:p>
       <w:pPr>
         <w:widowControl/>
-        <w:pBdr>
-          <w:top w:val="single" w:sz="6" w:space="11" w:color="CCCCCC"/>
-          <w:left w:val="single" w:sz="6" w:space="11" w:color="CCCCCC"/>
-          <w:bottom w:val="single" w:sz="6" w:space="11" w:color="CCCCCC"/>
-          <w:right w:val="single" w:sz="6" w:space="11" w:color="CCCCCC"/>
-        </w:pBdr>
-        <w:shd w:val="clear" w:color="auto" w:fill="282C34"/>
-        <w:tabs>
-          <w:tab w:val="left" w:pos="916"/>
-          <w:tab w:val="left" w:pos="1832"/>
-          <w:tab w:val="left" w:pos="2748"/>
-          <w:tab w:val="left" w:pos="3664"/>
-          <w:tab w:val="left" w:pos="4580"/>
-          <w:tab w:val="left" w:pos="5496"/>
-          <w:tab w:val="left" w:pos="6412"/>
-          <w:tab w:val="left" w:pos="7328"/>
-          <w:tab w:val="left" w:pos="8244"/>
-          <w:tab w:val="left" w:pos="9160"/>
-          <w:tab w:val="left" w:pos="10076"/>
-          <w:tab w:val="left" w:pos="10992"/>
-          <w:tab w:val="left" w:pos="11908"/>
-          <w:tab w:val="left" w:pos="12824"/>
-          <w:tab w:val="left" w:pos="13740"/>
-          <w:tab w:val="left" w:pos="14656"/>
-        </w:tabs>
-        <w:spacing w:after="300"/>
-        <w:ind w:leftChars="100" w:left="210"/>
+        <w:shd w:val="clear" w:color="auto" w:fill="272822"/>
+        <w:spacing w:line="360" w:lineRule="atLeast"/>
         <w:jc w:val="left"/>
         <w:rPr>
           <w:rFonts w:ascii="Times New Roman" w:hAnsi="Times New Roman" w:cs="Times New Roman"/>
+          <w:color w:val="F8F8F2"/>
+          <w:kern w:val="0"/>
+          <w:sz w:val="18"/>
+          <w:szCs w:val="18"/>
+        </w:rPr>
+      </w:pPr>
+      <w:r>
+        <w:rPr>
+          <w:rFonts w:ascii="Times New Roman" w:hAnsi="Times New Roman" w:cs="Times New Roman"/>
+          <w:color w:val="F8F8F2"/>
+          <w:kern w:val="0"/>
+          <w:sz w:val="18"/>
+          <w:szCs w:val="18"/>
+        </w:rPr>
+        <w:t>myth@DESKTOP</w:t>
+      </w:r>
+      <w:r>
+        <w:rPr>
+          <w:rFonts w:ascii="Times New Roman" w:hAnsi="Times New Roman" w:cs="Times New Roman"/>
+          <w:color w:val="F92672"/>
+          <w:kern w:val="0"/>
+          <w:sz w:val="18"/>
+          <w:szCs w:val="18"/>
+        </w:rPr>
+        <w:t>-</w:t>
+      </w:r>
+      <w:r>
+        <w:rPr>
+          <w:rFonts w:ascii="Times New Roman" w:hAnsi="Times New Roman" w:cs="Times New Roman"/>
+          <w:color w:val="F8F8F2"/>
+          <w:kern w:val="0"/>
+          <w:sz w:val="18"/>
+          <w:szCs w:val="18"/>
+        </w:rPr>
+        <w:t xml:space="preserve">UN1P95E MINGW64 </w:t>
+      </w:r>
+      <w:r>
+        <w:rPr>
+          <w:rFonts w:ascii="Times New Roman" w:hAnsi="Times New Roman" w:cs="Times New Roman"/>
+          <w:color w:val="F92672"/>
+          <w:kern w:val="0"/>
+          <w:sz w:val="18"/>
+          <w:szCs w:val="18"/>
+        </w:rPr>
+        <w:t>/</w:t>
+      </w:r>
+      <w:r>
+        <w:rPr>
+          <w:rFonts w:ascii="Times New Roman" w:hAnsi="Times New Roman" w:cs="Times New Roman"/>
+          <w:color w:val="F8F8F2"/>
+          <w:kern w:val="0"/>
+          <w:sz w:val="18"/>
+          <w:szCs w:val="18"/>
+        </w:rPr>
+        <w:t>e</w:t>
+      </w:r>
+      <w:r>
+        <w:rPr>
+          <w:rFonts w:ascii="Times New Roman" w:hAnsi="Times New Roman" w:cs="Times New Roman"/>
+          <w:color w:val="F92672"/>
+          <w:kern w:val="0"/>
+          <w:sz w:val="18"/>
+          <w:szCs w:val="18"/>
+        </w:rPr>
+        <w:t>/</w:t>
+      </w:r>
+      <w:r>
+        <w:rPr>
+          <w:rFonts w:ascii="Times New Roman" w:hAnsi="Times New Roman" w:cs="Times New Roman"/>
+          <w:color w:val="F8F8F2"/>
+          <w:kern w:val="0"/>
+          <w:sz w:val="18"/>
+          <w:szCs w:val="18"/>
+        </w:rPr>
+        <w:t>GitHub</w:t>
+      </w:r>
+      <w:r>
+        <w:rPr>
+          <w:rFonts w:ascii="Times New Roman" w:hAnsi="Times New Roman" w:cs="Times New Roman"/>
+          <w:color w:val="F92672"/>
+          <w:kern w:val="0"/>
+          <w:sz w:val="18"/>
+          <w:szCs w:val="18"/>
+        </w:rPr>
+        <w:t>/</w:t>
+      </w:r>
+      <w:r>
+        <w:rPr>
+          <w:rFonts w:ascii="Times New Roman" w:hAnsi="Times New Roman" w:cs="Times New Roman"/>
+          <w:color w:val="F8F8F2"/>
+          <w:kern w:val="0"/>
+          <w:sz w:val="18"/>
+          <w:szCs w:val="18"/>
+        </w:rPr>
+        <w:t>Learning</w:t>
+      </w:r>
+      <w:r>
+        <w:rPr>
+          <w:rFonts w:ascii="Times New Roman" w:hAnsi="Times New Roman" w:cs="Times New Roman"/>
+          <w:color w:val="F92672"/>
+          <w:kern w:val="0"/>
+          <w:sz w:val="18"/>
+          <w:szCs w:val="18"/>
+        </w:rPr>
+        <w:t>-</w:t>
+      </w:r>
+      <w:r>
+        <w:rPr>
+          <w:rFonts w:ascii="Times New Roman" w:hAnsi="Times New Roman" w:cs="Times New Roman"/>
+          <w:color w:val="A6E22E"/>
+          <w:kern w:val="0"/>
+          <w:sz w:val="18"/>
+          <w:szCs w:val="18"/>
+        </w:rPr>
+        <w:t>Notes</w:t>
+      </w:r>
+      <w:r>
+        <w:rPr>
+          <w:rFonts w:ascii="Times New Roman" w:hAnsi="Times New Roman" w:cs="Times New Roman"/>
+          <w:color w:val="F8F8F2"/>
+          <w:kern w:val="0"/>
+          <w:sz w:val="18"/>
+          <w:szCs w:val="18"/>
+        </w:rPr>
+        <w:t xml:space="preserve"> (master)</w:t>
+      </w:r>
+    </w:p>
+    <w:p>
+      <w:pPr>
+        <w:widowControl/>
+        <w:shd w:val="clear" w:color="auto" w:fill="272822"/>
+        <w:spacing w:line="360" w:lineRule="atLeast"/>
+        <w:jc w:val="left"/>
+        <w:rPr>
+          <w:rFonts w:ascii="Times New Roman" w:hAnsi="Times New Roman" w:cs="Times New Roman"/>
+          <w:color w:val="F8F8F2"/>
+          <w:kern w:val="0"/>
+          <w:sz w:val="18"/>
+          <w:szCs w:val="18"/>
+        </w:rPr>
+      </w:pPr>
+      <w:r>
+        <w:rPr>
+          <w:rFonts w:ascii="Times New Roman" w:hAnsi="Times New Roman" w:cs="Times New Roman"/>
+          <w:color w:val="F8F8F2"/>
+          <w:kern w:val="0"/>
+          <w:sz w:val="18"/>
+          <w:szCs w:val="18"/>
+        </w:rPr>
+        <w:t>$ git log</w:t>
+      </w:r>
+    </w:p>
+    <w:p>
+      <w:pPr>
+        <w:widowControl/>
+        <w:shd w:val="clear" w:color="auto" w:fill="272822"/>
+        <w:spacing w:line="360" w:lineRule="atLeast"/>
+        <w:jc w:val="left"/>
+        <w:rPr>
+          <w:rFonts w:ascii="Times New Roman" w:hAnsi="Times New Roman" w:cs="Times New Roman"/>
+          <w:color w:val="F8F8F2"/>
+          <w:kern w:val="0"/>
+          <w:sz w:val="18"/>
+          <w:szCs w:val="18"/>
+        </w:rPr>
+      </w:pPr>
+      <w:r>
+        <w:rPr>
+          <w:rFonts w:ascii="Times New Roman" w:hAnsi="Times New Roman" w:cs="Times New Roman"/>
+          <w:color w:val="F8F8F2"/>
+          <w:kern w:val="0"/>
+          <w:sz w:val="18"/>
+          <w:szCs w:val="18"/>
+        </w:rPr>
+        <w:t xml:space="preserve">commit </w:t>
+      </w:r>
+      <w:r>
+        <w:rPr>
+          <w:rFonts w:ascii="Times New Roman" w:hAnsi="Times New Roman" w:cs="Times New Roman"/>
+          <w:color w:val="A6E22E"/>
+          <w:kern w:val="0"/>
+          <w:sz w:val="18"/>
+          <w:szCs w:val="18"/>
+        </w:rPr>
+        <w:t>e71ba2757c962bbc8b04d6812685dd76901c169d</w:t>
+      </w:r>
+      <w:r>
+        <w:rPr>
+          <w:rFonts w:ascii="Times New Roman" w:hAnsi="Times New Roman" w:cs="Times New Roman"/>
+          <w:color w:val="F8F8F2"/>
+          <w:kern w:val="0"/>
+          <w:sz w:val="18"/>
+          <w:szCs w:val="18"/>
+        </w:rPr>
+        <w:t xml:space="preserve"> (HEAD -&gt; master)</w:t>
+      </w:r>
+    </w:p>
+    <w:p>
+      <w:pPr>
+        <w:widowControl/>
+        <w:shd w:val="clear" w:color="auto" w:fill="272822"/>
+        <w:spacing w:line="360" w:lineRule="atLeast"/>
+        <w:jc w:val="left"/>
+        <w:rPr>
+          <w:rFonts w:ascii="Times New Roman" w:hAnsi="Times New Roman" w:cs="Times New Roman"/>
+          <w:color w:val="F8F8F2"/>
+          <w:kern w:val="0"/>
+          <w:sz w:val="18"/>
+          <w:szCs w:val="18"/>
+        </w:rPr>
+      </w:pPr>
+      <w:r>
+        <w:rPr>
+          <w:rFonts w:ascii="Times New Roman" w:hAnsi="Times New Roman" w:cs="Times New Roman"/>
+          <w:color w:val="F8F8F2"/>
+          <w:kern w:val="0"/>
+          <w:sz w:val="18"/>
+          <w:szCs w:val="18"/>
+        </w:rPr>
+        <w:t xml:space="preserve">Author: mythsaber </w:t>
+      </w:r>
+      <w:r>
+        <w:rPr>
+          <w:rFonts w:ascii="Times New Roman" w:hAnsi="Times New Roman" w:cs="Times New Roman"/>
+          <w:color w:val="F92672"/>
+          <w:kern w:val="0"/>
+          <w:sz w:val="18"/>
+          <w:szCs w:val="18"/>
+        </w:rPr>
+        <w:t>&lt;</w:t>
+      </w:r>
+      <w:r>
+        <w:rPr>
+          <w:rFonts w:ascii="Times New Roman" w:hAnsi="Times New Roman" w:cs="Times New Roman"/>
+          <w:color w:val="F8F8F2"/>
+          <w:kern w:val="0"/>
+          <w:sz w:val="18"/>
+          <w:szCs w:val="18"/>
+        </w:rPr>
+        <w:t>lolwowexcalibur@gmail.com</w:t>
+      </w:r>
+      <w:r>
+        <w:rPr>
+          <w:rFonts w:ascii="Times New Roman" w:hAnsi="Times New Roman" w:cs="Times New Roman"/>
+          <w:color w:val="F92672"/>
+          <w:kern w:val="0"/>
+          <w:sz w:val="18"/>
+          <w:szCs w:val="18"/>
+        </w:rPr>
+        <w:t>&gt;</w:t>
+      </w:r>
+    </w:p>
+    <w:p>
+      <w:pPr>
+        <w:widowControl/>
+        <w:shd w:val="clear" w:color="auto" w:fill="272822"/>
+        <w:spacing w:line="360" w:lineRule="atLeast"/>
+        <w:jc w:val="left"/>
+        <w:rPr>
+          <w:rFonts w:ascii="Times New Roman" w:hAnsi="Times New Roman" w:cs="Times New Roman"/>
+          <w:color w:val="F8F8F2"/>
+          <w:kern w:val="0"/>
+          <w:sz w:val="18"/>
+          <w:szCs w:val="18"/>
+        </w:rPr>
+      </w:pPr>
+      <w:r>
+        <w:rPr>
+          <w:rFonts w:ascii="Times New Roman" w:hAnsi="Times New Roman" w:cs="Times New Roman"/>
+          <w:color w:val="F8F8F2"/>
+          <w:kern w:val="0"/>
+          <w:sz w:val="18"/>
+          <w:szCs w:val="18"/>
+        </w:rPr>
+        <w:t xml:space="preserve">Date:   Thu Jul </w:t>
+      </w:r>
+      <w:r>
+        <w:rPr>
+          <w:rFonts w:ascii="Times New Roman" w:hAnsi="Times New Roman" w:cs="Times New Roman"/>
+          <w:color w:val="AE81FF"/>
+          <w:kern w:val="0"/>
+          <w:sz w:val="18"/>
+          <w:szCs w:val="18"/>
+        </w:rPr>
+        <w:t>18</w:t>
+      </w:r>
+      <w:r>
+        <w:rPr>
+          <w:rFonts w:ascii="Times New Roman" w:hAnsi="Times New Roman" w:cs="Times New Roman"/>
+          <w:color w:val="F8F8F2"/>
+          <w:kern w:val="0"/>
+          <w:sz w:val="18"/>
+          <w:szCs w:val="18"/>
+        </w:rPr>
+        <w:t xml:space="preserve"> </w:t>
+      </w:r>
+      <w:r>
+        <w:rPr>
+          <w:rFonts w:ascii="Times New Roman" w:hAnsi="Times New Roman" w:cs="Times New Roman"/>
+          <w:color w:val="AE81FF"/>
+          <w:kern w:val="0"/>
+          <w:sz w:val="18"/>
+          <w:szCs w:val="18"/>
+        </w:rPr>
+        <w:t>22</w:t>
+      </w:r>
+      <w:r>
+        <w:rPr>
+          <w:rFonts w:ascii="Times New Roman" w:hAnsi="Times New Roman" w:cs="Times New Roman"/>
+          <w:color w:val="F8F8F2"/>
+          <w:kern w:val="0"/>
+          <w:sz w:val="18"/>
+          <w:szCs w:val="18"/>
+        </w:rPr>
+        <w:t>:</w:t>
+      </w:r>
+      <w:r>
+        <w:rPr>
+          <w:rFonts w:ascii="Times New Roman" w:hAnsi="Times New Roman" w:cs="Times New Roman"/>
+          <w:color w:val="AE81FF"/>
+          <w:kern w:val="0"/>
+          <w:sz w:val="18"/>
+          <w:szCs w:val="18"/>
+        </w:rPr>
+        <w:t>42</w:t>
+      </w:r>
+      <w:r>
+        <w:rPr>
+          <w:rFonts w:ascii="Times New Roman" w:hAnsi="Times New Roman" w:cs="Times New Roman"/>
+          <w:color w:val="F8F8F2"/>
+          <w:kern w:val="0"/>
+          <w:sz w:val="18"/>
+          <w:szCs w:val="18"/>
+        </w:rPr>
+        <w:t>:</w:t>
+      </w:r>
+      <w:r>
+        <w:rPr>
+          <w:rFonts w:ascii="Times New Roman" w:hAnsi="Times New Roman" w:cs="Times New Roman"/>
+          <w:color w:val="AE81FF"/>
+          <w:kern w:val="0"/>
+          <w:sz w:val="18"/>
+          <w:szCs w:val="18"/>
+        </w:rPr>
+        <w:t>45</w:t>
+      </w:r>
+      <w:r>
+        <w:rPr>
+          <w:rFonts w:ascii="Times New Roman" w:hAnsi="Times New Roman" w:cs="Times New Roman"/>
+          <w:color w:val="F8F8F2"/>
+          <w:kern w:val="0"/>
+          <w:sz w:val="18"/>
+          <w:szCs w:val="18"/>
+        </w:rPr>
+        <w:t xml:space="preserve"> </w:t>
+      </w:r>
+      <w:r>
+        <w:rPr>
+          <w:rFonts w:ascii="Times New Roman" w:hAnsi="Times New Roman" w:cs="Times New Roman"/>
+          <w:color w:val="AE81FF"/>
+          <w:kern w:val="0"/>
+          <w:sz w:val="18"/>
+          <w:szCs w:val="18"/>
+        </w:rPr>
+        <w:t>2019</w:t>
+      </w:r>
+      <w:r>
+        <w:rPr>
+          <w:rFonts w:ascii="Times New Roman" w:hAnsi="Times New Roman" w:cs="Times New Roman"/>
+          <w:color w:val="F8F8F2"/>
+          <w:kern w:val="0"/>
+          <w:sz w:val="18"/>
+          <w:szCs w:val="18"/>
+        </w:rPr>
+        <w:t xml:space="preserve"> </w:t>
+      </w:r>
+      <w:r>
+        <w:rPr>
+          <w:rFonts w:ascii="Times New Roman" w:hAnsi="Times New Roman" w:cs="Times New Roman"/>
+          <w:color w:val="F92672"/>
+          <w:kern w:val="0"/>
+          <w:sz w:val="18"/>
+          <w:szCs w:val="18"/>
+        </w:rPr>
+        <w:t>+</w:t>
+      </w:r>
+      <w:r>
+        <w:rPr>
+          <w:rFonts w:ascii="Times New Roman" w:hAnsi="Times New Roman" w:cs="Times New Roman"/>
+          <w:color w:val="AE81FF"/>
+          <w:kern w:val="0"/>
+          <w:sz w:val="18"/>
+          <w:szCs w:val="18"/>
+        </w:rPr>
+        <w:t>0800</w:t>
+      </w:r>
+    </w:p>
+    <w:p>
+      <w:pPr>
+        <w:widowControl/>
+        <w:shd w:val="clear" w:color="auto" w:fill="272822"/>
+        <w:spacing w:line="360" w:lineRule="atLeast"/>
+        <w:ind w:firstLine="360"/>
+        <w:jc w:val="left"/>
+        <w:rPr>
+          <w:rFonts w:ascii="Times New Roman" w:hAnsi="Times New Roman" w:cs="Times New Roman"/>
+          <w:color w:val="F8F8F2"/>
+          <w:kern w:val="0"/>
+          <w:sz w:val="18"/>
+          <w:szCs w:val="18"/>
+        </w:rPr>
+      </w:pPr>
+      <w:r>
+        <w:rPr>
+          <w:rFonts w:ascii="Times New Roman" w:hAnsi="Times New Roman" w:cs="Times New Roman"/>
+          <w:color w:val="F8F8F2"/>
+          <w:kern w:val="0"/>
+          <w:sz w:val="18"/>
+          <w:szCs w:val="18"/>
+        </w:rPr>
+        <w:t>routinly commit</w:t>
+      </w:r>
+    </w:p>
+    <w:p>
+      <w:pPr>
+        <w:widowControl/>
+        <w:shd w:val="clear" w:color="auto" w:fill="272822"/>
+        <w:spacing w:line="360" w:lineRule="atLeast"/>
+        <w:ind w:firstLine="360"/>
+        <w:jc w:val="left"/>
+        <w:rPr>
+          <w:rFonts w:ascii="Times New Roman" w:hAnsi="Times New Roman" w:cs="Times New Roman"/>
+          <w:color w:val="F8F8F2"/>
+          <w:kern w:val="0"/>
+          <w:sz w:val="18"/>
+          <w:szCs w:val="18"/>
+        </w:rPr>
+      </w:pPr>
+    </w:p>
+    <w:p>
+      <w:pPr>
+        <w:widowControl/>
+        <w:shd w:val="clear" w:color="auto" w:fill="272822"/>
+        <w:spacing w:line="360" w:lineRule="atLeast"/>
+        <w:jc w:val="left"/>
+        <w:rPr>
+          <w:rFonts w:ascii="Times New Roman" w:hAnsi="Times New Roman" w:cs="Times New Roman"/>
+          <w:color w:val="F8F8F2"/>
+          <w:kern w:val="0"/>
+          <w:sz w:val="18"/>
+          <w:szCs w:val="18"/>
+        </w:rPr>
+      </w:pPr>
+      <w:r>
+        <w:rPr>
+          <w:rFonts w:ascii="Times New Roman" w:hAnsi="Times New Roman" w:cs="Times New Roman"/>
+          <w:color w:val="F8F8F2"/>
+          <w:kern w:val="0"/>
+          <w:sz w:val="18"/>
+          <w:szCs w:val="18"/>
+        </w:rPr>
+        <w:t xml:space="preserve">commit </w:t>
+      </w:r>
+      <w:r>
+        <w:rPr>
+          <w:rFonts w:ascii="Times New Roman" w:hAnsi="Times New Roman" w:cs="Times New Roman"/>
+          <w:color w:val="AE81FF"/>
+          <w:kern w:val="0"/>
+          <w:sz w:val="18"/>
+          <w:szCs w:val="18"/>
+        </w:rPr>
+        <w:t>2</w:t>
+      </w:r>
+      <w:r>
+        <w:rPr>
+          <w:rFonts w:ascii="Times New Roman" w:hAnsi="Times New Roman" w:cs="Times New Roman"/>
+          <w:color w:val="F92672"/>
+          <w:kern w:val="0"/>
+          <w:sz w:val="18"/>
+          <w:szCs w:val="18"/>
+        </w:rPr>
+        <w:t>a9512cfdeda3c7869072a269ae815a4fb8a8ab8</w:t>
+      </w:r>
+      <w:r>
+        <w:rPr>
+          <w:rFonts w:ascii="Times New Roman" w:hAnsi="Times New Roman" w:cs="Times New Roman"/>
+          <w:color w:val="F8F8F2"/>
+          <w:kern w:val="0"/>
+          <w:sz w:val="18"/>
+          <w:szCs w:val="18"/>
+        </w:rPr>
+        <w:t xml:space="preserve"> (origin</w:t>
+      </w:r>
+      <w:r>
+        <w:rPr>
+          <w:rFonts w:ascii="Times New Roman" w:hAnsi="Times New Roman" w:cs="Times New Roman"/>
+          <w:color w:val="F92672"/>
+          <w:kern w:val="0"/>
+          <w:sz w:val="18"/>
+          <w:szCs w:val="18"/>
+        </w:rPr>
+        <w:t>/</w:t>
+      </w:r>
+      <w:r>
+        <w:rPr>
+          <w:rFonts w:ascii="Times New Roman" w:hAnsi="Times New Roman" w:cs="Times New Roman"/>
+          <w:color w:val="F8F8F2"/>
+          <w:kern w:val="0"/>
+          <w:sz w:val="18"/>
+          <w:szCs w:val="18"/>
+        </w:rPr>
+        <w:t>master, origin</w:t>
+      </w:r>
+      <w:r>
+        <w:rPr>
+          <w:rFonts w:ascii="Times New Roman" w:hAnsi="Times New Roman" w:cs="Times New Roman"/>
+          <w:color w:val="F92672"/>
+          <w:kern w:val="0"/>
+          <w:sz w:val="18"/>
+          <w:szCs w:val="18"/>
+        </w:rPr>
+        <w:t>/</w:t>
+      </w:r>
+      <w:r>
+        <w:rPr>
+          <w:rFonts w:ascii="Times New Roman" w:hAnsi="Times New Roman" w:cs="Times New Roman"/>
+          <w:color w:val="F8F8F2"/>
+          <w:kern w:val="0"/>
+          <w:sz w:val="18"/>
+          <w:szCs w:val="18"/>
+        </w:rPr>
+        <w:t>HEAD)</w:t>
+      </w:r>
+    </w:p>
+    <w:p>
+      <w:pPr>
+        <w:widowControl/>
+        <w:shd w:val="clear" w:color="auto" w:fill="272822"/>
+        <w:spacing w:line="360" w:lineRule="atLeast"/>
+        <w:jc w:val="left"/>
+        <w:rPr>
+          <w:rFonts w:ascii="Times New Roman" w:hAnsi="Times New Roman" w:cs="Times New Roman"/>
+          <w:color w:val="F8F8F2"/>
+          <w:kern w:val="0"/>
+          <w:sz w:val="18"/>
+          <w:szCs w:val="18"/>
+        </w:rPr>
+      </w:pPr>
+      <w:r>
+        <w:rPr>
+          <w:rFonts w:ascii="Times New Roman" w:hAnsi="Times New Roman" w:cs="Times New Roman"/>
+          <w:color w:val="F8F8F2"/>
+          <w:kern w:val="0"/>
+          <w:sz w:val="18"/>
+          <w:szCs w:val="18"/>
+        </w:rPr>
+        <w:t xml:space="preserve">Author: mythsaber </w:t>
+      </w:r>
+      <w:r>
+        <w:rPr>
+          <w:rFonts w:ascii="Times New Roman" w:hAnsi="Times New Roman" w:cs="Times New Roman"/>
+          <w:color w:val="F92672"/>
+          <w:kern w:val="0"/>
+          <w:sz w:val="18"/>
+          <w:szCs w:val="18"/>
+        </w:rPr>
+        <w:t>&lt;</w:t>
+      </w:r>
+      <w:r>
+        <w:rPr>
+          <w:rFonts w:ascii="Times New Roman" w:hAnsi="Times New Roman" w:cs="Times New Roman"/>
+          <w:color w:val="F8F8F2"/>
+          <w:kern w:val="0"/>
+          <w:sz w:val="18"/>
+          <w:szCs w:val="18"/>
+        </w:rPr>
+        <w:t>lolwowexcalibur@gmail.com</w:t>
+      </w:r>
+      <w:r>
+        <w:rPr>
+          <w:rFonts w:ascii="Times New Roman" w:hAnsi="Times New Roman" w:cs="Times New Roman"/>
+          <w:color w:val="F92672"/>
+          <w:kern w:val="0"/>
+          <w:sz w:val="18"/>
+          <w:szCs w:val="18"/>
+        </w:rPr>
+        <w:t>&gt;</w:t>
+      </w:r>
+    </w:p>
+    <w:p>
+      <w:pPr>
+        <w:widowControl/>
+        <w:shd w:val="clear" w:color="auto" w:fill="272822"/>
+        <w:spacing w:line="360" w:lineRule="atLeast"/>
+        <w:jc w:val="left"/>
+        <w:rPr>
+          <w:rFonts w:ascii="Times New Roman" w:hAnsi="Times New Roman" w:cs="Times New Roman"/>
+          <w:color w:val="F8F8F2"/>
+          <w:kern w:val="0"/>
+          <w:sz w:val="18"/>
+          <w:szCs w:val="18"/>
+        </w:rPr>
+      </w:pPr>
+      <w:r>
+        <w:rPr>
+          <w:rFonts w:ascii="Times New Roman" w:hAnsi="Times New Roman" w:cs="Times New Roman"/>
+          <w:color w:val="F8F8F2"/>
+          <w:kern w:val="0"/>
+          <w:sz w:val="18"/>
+          <w:szCs w:val="18"/>
+        </w:rPr>
+        <w:t xml:space="preserve">Date:   Mon Jul </w:t>
+      </w:r>
+      <w:r>
+        <w:rPr>
+          <w:rFonts w:ascii="Times New Roman" w:hAnsi="Times New Roman" w:cs="Times New Roman"/>
+          <w:color w:val="AE81FF"/>
+          <w:kern w:val="0"/>
+          <w:sz w:val="18"/>
+          <w:szCs w:val="18"/>
+        </w:rPr>
+        <w:t>8</w:t>
+      </w:r>
+      <w:r>
+        <w:rPr>
+          <w:rFonts w:ascii="Times New Roman" w:hAnsi="Times New Roman" w:cs="Times New Roman"/>
+          <w:color w:val="F8F8F2"/>
+          <w:kern w:val="0"/>
+          <w:sz w:val="18"/>
+          <w:szCs w:val="18"/>
+        </w:rPr>
+        <w:t xml:space="preserve"> </w:t>
+      </w:r>
+      <w:r>
+        <w:rPr>
+          <w:rFonts w:ascii="Times New Roman" w:hAnsi="Times New Roman" w:cs="Times New Roman"/>
+          <w:color w:val="AE81FF"/>
+          <w:kern w:val="0"/>
+          <w:sz w:val="18"/>
+          <w:szCs w:val="18"/>
+        </w:rPr>
+        <w:t>10</w:t>
+      </w:r>
+      <w:r>
+        <w:rPr>
+          <w:rFonts w:ascii="Times New Roman" w:hAnsi="Times New Roman" w:cs="Times New Roman"/>
+          <w:color w:val="F8F8F2"/>
+          <w:kern w:val="0"/>
+          <w:sz w:val="18"/>
+          <w:szCs w:val="18"/>
+        </w:rPr>
+        <w:t>:</w:t>
+      </w:r>
+      <w:r>
+        <w:rPr>
+          <w:rFonts w:ascii="Times New Roman" w:hAnsi="Times New Roman" w:cs="Times New Roman"/>
+          <w:color w:val="AE81FF"/>
+          <w:kern w:val="0"/>
+          <w:sz w:val="18"/>
+          <w:szCs w:val="18"/>
+        </w:rPr>
+        <w:t>35</w:t>
+      </w:r>
+      <w:r>
+        <w:rPr>
+          <w:rFonts w:ascii="Times New Roman" w:hAnsi="Times New Roman" w:cs="Times New Roman"/>
+          <w:color w:val="F8F8F2"/>
+          <w:kern w:val="0"/>
+          <w:sz w:val="18"/>
+          <w:szCs w:val="18"/>
+        </w:rPr>
+        <w:t>:</w:t>
+      </w:r>
+      <w:r>
+        <w:rPr>
+          <w:rFonts w:ascii="Times New Roman" w:hAnsi="Times New Roman" w:cs="Times New Roman"/>
+          <w:color w:val="F92672"/>
+          <w:kern w:val="0"/>
+          <w:sz w:val="18"/>
+          <w:szCs w:val="18"/>
+        </w:rPr>
+        <w:t>0</w:t>
+      </w:r>
+      <w:r>
+        <w:rPr>
+          <w:rFonts w:ascii="Times New Roman" w:hAnsi="Times New Roman" w:cs="Times New Roman"/>
+          <w:color w:val="AE81FF"/>
+          <w:kern w:val="0"/>
+          <w:sz w:val="18"/>
+          <w:szCs w:val="18"/>
+        </w:rPr>
+        <w:t>6</w:t>
+      </w:r>
+      <w:r>
+        <w:rPr>
+          <w:rFonts w:ascii="Times New Roman" w:hAnsi="Times New Roman" w:cs="Times New Roman"/>
+          <w:color w:val="F8F8F2"/>
+          <w:kern w:val="0"/>
+          <w:sz w:val="18"/>
+          <w:szCs w:val="18"/>
+        </w:rPr>
+        <w:t xml:space="preserve"> </w:t>
+      </w:r>
+      <w:r>
+        <w:rPr>
+          <w:rFonts w:ascii="Times New Roman" w:hAnsi="Times New Roman" w:cs="Times New Roman"/>
+          <w:color w:val="AE81FF"/>
+          <w:kern w:val="0"/>
+          <w:sz w:val="18"/>
+          <w:szCs w:val="18"/>
+        </w:rPr>
+        <w:t>2019</w:t>
+      </w:r>
+      <w:r>
+        <w:rPr>
+          <w:rFonts w:ascii="Times New Roman" w:hAnsi="Times New Roman" w:cs="Times New Roman"/>
+          <w:color w:val="F8F8F2"/>
+          <w:kern w:val="0"/>
+          <w:sz w:val="18"/>
+          <w:szCs w:val="18"/>
+        </w:rPr>
+        <w:t xml:space="preserve"> </w:t>
+      </w:r>
+      <w:r>
+        <w:rPr>
+          <w:rFonts w:ascii="Times New Roman" w:hAnsi="Times New Roman" w:cs="Times New Roman"/>
+          <w:color w:val="F92672"/>
+          <w:kern w:val="0"/>
+          <w:sz w:val="18"/>
+          <w:szCs w:val="18"/>
+        </w:rPr>
+        <w:t>+</w:t>
+      </w:r>
+      <w:r>
+        <w:rPr>
+          <w:rFonts w:ascii="Times New Roman" w:hAnsi="Times New Roman" w:cs="Times New Roman"/>
+          <w:color w:val="AE81FF"/>
+          <w:kern w:val="0"/>
+          <w:sz w:val="18"/>
+          <w:szCs w:val="18"/>
+        </w:rPr>
+        <w:t>0800</w:t>
+      </w:r>
+    </w:p>
+    <w:p>
+      <w:pPr>
+        <w:widowControl/>
+        <w:shd w:val="clear" w:color="auto" w:fill="272822"/>
+        <w:spacing w:line="360" w:lineRule="atLeast"/>
+        <w:ind w:firstLine="360"/>
+        <w:jc w:val="left"/>
+        <w:rPr>
+          <w:rFonts w:ascii="Times New Roman" w:hAnsi="Times New Roman" w:cs="Times New Roman"/>
+          <w:color w:val="F8F8F2"/>
+          <w:kern w:val="0"/>
+          <w:sz w:val="18"/>
+          <w:szCs w:val="18"/>
+        </w:rPr>
+      </w:pPr>
+      <w:r>
+        <w:rPr>
+          <w:rFonts w:ascii="Times New Roman" w:hAnsi="Times New Roman" w:cs="Times New Roman"/>
+          <w:color w:val="F8F8F2"/>
+          <w:kern w:val="0"/>
+          <w:sz w:val="18"/>
+          <w:szCs w:val="18"/>
+        </w:rPr>
+        <w:t>routinly commit</w:t>
+      </w:r>
+    </w:p>
+    <w:p>
+      <w:pPr>
+        <w:widowControl/>
+        <w:shd w:val="clear" w:color="auto" w:fill="272822"/>
+        <w:spacing w:line="360" w:lineRule="atLeast"/>
+        <w:ind w:firstLine="360"/>
+        <w:jc w:val="left"/>
+        <w:rPr>
+          <w:rFonts w:ascii="Times New Roman" w:hAnsi="Times New Roman" w:cs="Times New Roman"/>
+          <w:color w:val="F8F8F2"/>
+          <w:kern w:val="0"/>
+          <w:sz w:val="18"/>
+          <w:szCs w:val="18"/>
+        </w:rPr>
+      </w:pPr>
+    </w:p>
+    <w:p>
+      <w:pPr>
+        <w:widowControl/>
+        <w:shd w:val="clear" w:color="auto" w:fill="272822"/>
+        <w:spacing w:line="360" w:lineRule="atLeast"/>
+        <w:jc w:val="left"/>
+        <w:rPr>
+          <w:rFonts w:ascii="Times New Roman" w:hAnsi="Times New Roman" w:cs="Times New Roman"/>
+          <w:color w:val="F8F8F2"/>
+          <w:kern w:val="0"/>
+          <w:sz w:val="18"/>
+          <w:szCs w:val="18"/>
+        </w:rPr>
+      </w:pPr>
+      <w:r>
+        <w:rPr>
+          <w:rFonts w:ascii="Times New Roman" w:hAnsi="Times New Roman" w:cs="Times New Roman"/>
+          <w:color w:val="F8F8F2"/>
+          <w:kern w:val="0"/>
+          <w:sz w:val="18"/>
+          <w:szCs w:val="18"/>
+        </w:rPr>
+        <w:t xml:space="preserve">commit </w:t>
+      </w:r>
+      <w:r>
+        <w:rPr>
+          <w:rFonts w:ascii="Times New Roman" w:hAnsi="Times New Roman" w:cs="Times New Roman"/>
+          <w:color w:val="AE81FF"/>
+          <w:kern w:val="0"/>
+          <w:sz w:val="18"/>
+          <w:szCs w:val="18"/>
+        </w:rPr>
+        <w:t>24700811197</w:t>
+      </w:r>
+      <w:r>
+        <w:rPr>
+          <w:rFonts w:ascii="Times New Roman" w:hAnsi="Times New Roman" w:cs="Times New Roman"/>
+          <w:color w:val="F92672"/>
+          <w:kern w:val="0"/>
+          <w:sz w:val="18"/>
+          <w:szCs w:val="18"/>
+        </w:rPr>
+        <w:t>d8f3940e5c1d192cfd069f9a0951b</w:t>
+      </w:r>
+    </w:p>
+    <w:p>
+      <w:pPr>
+        <w:widowControl/>
+        <w:shd w:val="clear" w:color="auto" w:fill="272822"/>
+        <w:spacing w:line="360" w:lineRule="atLeast"/>
+        <w:jc w:val="left"/>
+        <w:rPr>
+          <w:rFonts w:ascii="Times New Roman" w:hAnsi="Times New Roman" w:cs="Times New Roman"/>
+          <w:color w:val="F8F8F2"/>
+          <w:kern w:val="0"/>
+          <w:sz w:val="18"/>
+          <w:szCs w:val="18"/>
+        </w:rPr>
+      </w:pPr>
+      <w:r>
+        <w:rPr>
+          <w:rFonts w:ascii="Times New Roman" w:hAnsi="Times New Roman" w:cs="Times New Roman"/>
+          <w:color w:val="F8F8F2"/>
+          <w:kern w:val="0"/>
+          <w:sz w:val="18"/>
+          <w:szCs w:val="18"/>
+        </w:rPr>
+        <w:t xml:space="preserve">Author: mythsaber </w:t>
+      </w:r>
+      <w:r>
+        <w:rPr>
+          <w:rFonts w:ascii="Times New Roman" w:hAnsi="Times New Roman" w:cs="Times New Roman"/>
+          <w:color w:val="F92672"/>
+          <w:kern w:val="0"/>
+          <w:sz w:val="18"/>
+          <w:szCs w:val="18"/>
+        </w:rPr>
+        <w:t>&lt;</w:t>
+      </w:r>
+      <w:r>
+        <w:rPr>
+          <w:rFonts w:ascii="Times New Roman" w:hAnsi="Times New Roman" w:cs="Times New Roman"/>
+          <w:color w:val="F8F8F2"/>
+          <w:kern w:val="0"/>
+          <w:sz w:val="18"/>
+          <w:szCs w:val="18"/>
+        </w:rPr>
+        <w:t>lolwowexcalibur@gmail.com</w:t>
+      </w:r>
+      <w:r>
+        <w:rPr>
+          <w:rFonts w:ascii="Times New Roman" w:hAnsi="Times New Roman" w:cs="Times New Roman"/>
+          <w:color w:val="F92672"/>
+          <w:kern w:val="0"/>
+          <w:sz w:val="18"/>
+          <w:szCs w:val="18"/>
+        </w:rPr>
+        <w:t>&gt;</w:t>
+      </w:r>
+    </w:p>
+    <w:p>
+      <w:pPr>
+        <w:widowControl/>
+        <w:shd w:val="clear" w:color="auto" w:fill="272822"/>
+        <w:spacing w:line="360" w:lineRule="atLeast"/>
+        <w:jc w:val="left"/>
+        <w:rPr>
+          <w:rFonts w:ascii="Times New Roman" w:hAnsi="Times New Roman" w:cs="Times New Roman"/>
+          <w:color w:val="F8F8F2"/>
+          <w:kern w:val="0"/>
+          <w:sz w:val="18"/>
+          <w:szCs w:val="18"/>
+        </w:rPr>
+      </w:pPr>
+      <w:r>
+        <w:rPr>
+          <w:rFonts w:ascii="Times New Roman" w:hAnsi="Times New Roman" w:cs="Times New Roman"/>
+          <w:color w:val="F8F8F2"/>
+          <w:kern w:val="0"/>
+          <w:sz w:val="18"/>
+          <w:szCs w:val="18"/>
+        </w:rPr>
+        <w:t xml:space="preserve">Date:   Sun Jun </w:t>
+      </w:r>
+      <w:r>
+        <w:rPr>
+          <w:rFonts w:ascii="Times New Roman" w:hAnsi="Times New Roman" w:cs="Times New Roman"/>
+          <w:color w:val="AE81FF"/>
+          <w:kern w:val="0"/>
+          <w:sz w:val="18"/>
+          <w:szCs w:val="18"/>
+        </w:rPr>
+        <w:t>30</w:t>
+      </w:r>
+      <w:r>
+        <w:rPr>
+          <w:rFonts w:ascii="Times New Roman" w:hAnsi="Times New Roman" w:cs="Times New Roman"/>
+          <w:color w:val="F8F8F2"/>
+          <w:kern w:val="0"/>
+          <w:sz w:val="18"/>
+          <w:szCs w:val="18"/>
+        </w:rPr>
+        <w:t xml:space="preserve"> </w:t>
+      </w:r>
+      <w:r>
+        <w:rPr>
+          <w:rFonts w:ascii="Times New Roman" w:hAnsi="Times New Roman" w:cs="Times New Roman"/>
+          <w:color w:val="AE81FF"/>
+          <w:kern w:val="0"/>
+          <w:sz w:val="18"/>
+          <w:szCs w:val="18"/>
+        </w:rPr>
+        <w:t>21</w:t>
+      </w:r>
+      <w:r>
+        <w:rPr>
+          <w:rFonts w:ascii="Times New Roman" w:hAnsi="Times New Roman" w:cs="Times New Roman"/>
+          <w:color w:val="F8F8F2"/>
+          <w:kern w:val="0"/>
+          <w:sz w:val="18"/>
+          <w:szCs w:val="18"/>
+        </w:rPr>
+        <w:t>:</w:t>
+      </w:r>
+      <w:r>
+        <w:rPr>
+          <w:rFonts w:ascii="Times New Roman" w:hAnsi="Times New Roman" w:cs="Times New Roman"/>
+          <w:color w:val="AE81FF"/>
+          <w:kern w:val="0"/>
+          <w:sz w:val="18"/>
+          <w:szCs w:val="18"/>
+        </w:rPr>
+        <w:t>19</w:t>
+      </w:r>
+      <w:r>
+        <w:rPr>
+          <w:rFonts w:ascii="Times New Roman" w:hAnsi="Times New Roman" w:cs="Times New Roman"/>
+          <w:color w:val="F8F8F2"/>
+          <w:kern w:val="0"/>
+          <w:sz w:val="18"/>
+          <w:szCs w:val="18"/>
+        </w:rPr>
+        <w:t>:</w:t>
+      </w:r>
+      <w:r>
+        <w:rPr>
+          <w:rFonts w:ascii="Times New Roman" w:hAnsi="Times New Roman" w:cs="Times New Roman"/>
+          <w:color w:val="AE81FF"/>
+          <w:kern w:val="0"/>
+          <w:sz w:val="18"/>
+          <w:szCs w:val="18"/>
+        </w:rPr>
+        <w:t>47</w:t>
+      </w:r>
+      <w:r>
+        <w:rPr>
+          <w:rFonts w:ascii="Times New Roman" w:hAnsi="Times New Roman" w:cs="Times New Roman"/>
+          <w:color w:val="F8F8F2"/>
+          <w:kern w:val="0"/>
+          <w:sz w:val="18"/>
+          <w:szCs w:val="18"/>
+        </w:rPr>
+        <w:t xml:space="preserve"> </w:t>
+      </w:r>
+      <w:r>
+        <w:rPr>
+          <w:rFonts w:ascii="Times New Roman" w:hAnsi="Times New Roman" w:cs="Times New Roman"/>
+          <w:color w:val="AE81FF"/>
+          <w:kern w:val="0"/>
+          <w:sz w:val="18"/>
+          <w:szCs w:val="18"/>
+        </w:rPr>
+        <w:t>2019</w:t>
+      </w:r>
+      <w:r>
+        <w:rPr>
+          <w:rFonts w:ascii="Times New Roman" w:hAnsi="Times New Roman" w:cs="Times New Roman"/>
+          <w:color w:val="F8F8F2"/>
+          <w:kern w:val="0"/>
+          <w:sz w:val="18"/>
+          <w:szCs w:val="18"/>
+        </w:rPr>
+        <w:t xml:space="preserve"> </w:t>
+      </w:r>
+      <w:r>
+        <w:rPr>
+          <w:rFonts w:ascii="Times New Roman" w:hAnsi="Times New Roman" w:cs="Times New Roman"/>
+          <w:color w:val="F92672"/>
+          <w:kern w:val="0"/>
+          <w:sz w:val="18"/>
+          <w:szCs w:val="18"/>
+        </w:rPr>
+        <w:t>+</w:t>
+      </w:r>
+      <w:r>
+        <w:rPr>
+          <w:rFonts w:ascii="Times New Roman" w:hAnsi="Times New Roman" w:cs="Times New Roman"/>
+          <w:color w:val="AE81FF"/>
+          <w:kern w:val="0"/>
+          <w:sz w:val="18"/>
+          <w:szCs w:val="18"/>
+        </w:rPr>
+        <w:t>0800</w:t>
+      </w:r>
+    </w:p>
+    <w:p>
+      <w:pPr>
+        <w:widowControl/>
+        <w:shd w:val="clear" w:color="auto" w:fill="272822"/>
+        <w:spacing w:line="360" w:lineRule="atLeast"/>
+        <w:jc w:val="left"/>
+        <w:rPr>
+          <w:rFonts w:ascii="Times New Roman" w:hAnsi="Times New Roman" w:cs="Times New Roman"/>
+          <w:color w:val="F8F8F2"/>
+          <w:kern w:val="0"/>
+          <w:sz w:val="18"/>
+          <w:szCs w:val="18"/>
+        </w:rPr>
+      </w:pPr>
+      <w:r>
+        <w:rPr>
+          <w:rFonts w:ascii="Times New Roman" w:hAnsi="Times New Roman" w:cs="Times New Roman"/>
+          <w:color w:val="F8F8F2"/>
+          <w:kern w:val="0"/>
+          <w:sz w:val="18"/>
+          <w:szCs w:val="18"/>
+        </w:rPr>
+        <w:t xml:space="preserve">    rou</w:t>
+      </w:r>
+      <w:r>
+        <w:rPr>
+          <w:rFonts w:ascii="Times New Roman" w:hAnsi="Times New Roman" w:cs="Times New Roman"/>
+          <w:color w:val="F8F8F2"/>
+          <w:kern w:val="0"/>
+          <w:sz w:val="18"/>
+          <w:szCs w:val="18"/>
+        </w:rPr>
+        <w:t>tinely commit</w:t>
+      </w:r>
+      <w:r>
+        <w:rPr>
+          <w:rFonts w:ascii="Times New Roman" w:hAnsi="Times New Roman" w:cs="Times New Roman"/>
+          <w:color w:val="F8F8F2"/>
+          <w:kern w:val="0"/>
+          <w:sz w:val="18"/>
+          <w:szCs w:val="18"/>
+        </w:rPr>
+        <w:br/>
+      </w:r>
+    </w:p>
+    <w:p>
+      <w:pPr>
+        <w:widowControl/>
+        <w:shd w:val="clear" w:color="auto" w:fill="272822"/>
+        <w:spacing w:line="360" w:lineRule="atLeast"/>
+        <w:jc w:val="left"/>
+        <w:rPr>
+          <w:rFonts w:ascii="Times New Roman" w:hAnsi="Times New Roman" w:cs="Times New Roman"/>
+          <w:color w:val="F8F8F2"/>
+          <w:kern w:val="0"/>
+          <w:sz w:val="18"/>
+          <w:szCs w:val="18"/>
+        </w:rPr>
+      </w:pPr>
+      <w:r>
+        <w:rPr>
+          <w:rFonts w:ascii="Times New Roman" w:hAnsi="Times New Roman" w:cs="Times New Roman"/>
+          <w:color w:val="F8F8F2"/>
+          <w:kern w:val="0"/>
+          <w:sz w:val="18"/>
+          <w:szCs w:val="18"/>
+        </w:rPr>
+        <w:t xml:space="preserve">$ git reset </w:t>
+      </w:r>
+      <w:r>
+        <w:rPr>
+          <w:rFonts w:ascii="Times New Roman" w:hAnsi="Times New Roman" w:cs="Times New Roman"/>
+          <w:color w:val="F92672"/>
+          <w:kern w:val="0"/>
+          <w:sz w:val="18"/>
+          <w:szCs w:val="18"/>
+        </w:rPr>
+        <w:t>--</w:t>
+      </w:r>
+      <w:r>
+        <w:rPr>
+          <w:rFonts w:ascii="Times New Roman" w:hAnsi="Times New Roman" w:cs="Times New Roman" w:hint="eastAsia"/>
+          <w:color w:val="F8F8F2"/>
+          <w:kern w:val="0"/>
+          <w:sz w:val="18"/>
+          <w:szCs w:val="18"/>
+        </w:rPr>
+        <w:t>soft</w:t>
+      </w:r>
+      <w:r>
+        <w:rPr>
+          <w:rFonts w:ascii="Times New Roman" w:hAnsi="Times New Roman" w:cs="Times New Roman"/>
+          <w:color w:val="F8F8F2"/>
+          <w:kern w:val="0"/>
+          <w:sz w:val="18"/>
+          <w:szCs w:val="18"/>
+        </w:rPr>
+        <w:t xml:space="preserve"> </w:t>
+      </w:r>
+      <w:r>
+        <w:rPr>
+          <w:rFonts w:ascii="Times New Roman" w:hAnsi="Times New Roman" w:cs="Times New Roman"/>
+          <w:color w:val="AE81FF"/>
+          <w:kern w:val="0"/>
+          <w:sz w:val="18"/>
+          <w:szCs w:val="18"/>
+        </w:rPr>
+        <w:t>2</w:t>
+      </w:r>
+      <w:r>
+        <w:rPr>
+          <w:rFonts w:ascii="Times New Roman" w:hAnsi="Times New Roman" w:cs="Times New Roman"/>
+          <w:color w:val="F92672"/>
+          <w:kern w:val="0"/>
+          <w:sz w:val="18"/>
+          <w:szCs w:val="18"/>
+        </w:rPr>
+        <w:t>a9512cfdeda3c7869072a269ae815a4fb8a8ab8</w:t>
+      </w:r>
+    </w:p>
+    <w:p>
+      <w:pPr>
+        <w:widowControl/>
+        <w:shd w:val="clear" w:color="auto" w:fill="272822"/>
+        <w:spacing w:line="360" w:lineRule="atLeast"/>
+        <w:jc w:val="left"/>
+        <w:rPr>
+          <w:rFonts w:ascii="Times New Roman" w:hAnsi="Times New Roman" w:cs="Times New Roman"/>
+          <w:color w:val="F8F8F2"/>
+          <w:kern w:val="0"/>
+          <w:sz w:val="18"/>
+          <w:szCs w:val="18"/>
+        </w:rPr>
+      </w:pPr>
+      <w:r>
+        <w:rPr>
+          <w:rFonts w:ascii="Times New Roman" w:hAnsi="Times New Roman" w:cs="Times New Roman"/>
+          <w:color w:val="F8F8F2"/>
+          <w:kern w:val="0"/>
+          <w:sz w:val="18"/>
+          <w:szCs w:val="18"/>
+        </w:rPr>
+        <w:t xml:space="preserve">HEAD is now at </w:t>
+      </w:r>
+      <w:r>
+        <w:rPr>
+          <w:rFonts w:ascii="Times New Roman" w:hAnsi="Times New Roman" w:cs="Times New Roman"/>
+          <w:color w:val="AE81FF"/>
+          <w:kern w:val="0"/>
+          <w:sz w:val="18"/>
+          <w:szCs w:val="18"/>
+        </w:rPr>
+        <w:t>2</w:t>
+      </w:r>
+      <w:r>
+        <w:rPr>
+          <w:rFonts w:ascii="Times New Roman" w:hAnsi="Times New Roman" w:cs="Times New Roman"/>
+          <w:color w:val="F92672"/>
+          <w:kern w:val="0"/>
+          <w:sz w:val="18"/>
+          <w:szCs w:val="18"/>
+        </w:rPr>
+        <w:t>a9512c</w:t>
+      </w:r>
+      <w:r>
+        <w:rPr>
+          <w:rFonts w:ascii="Times New Roman" w:hAnsi="Times New Roman" w:cs="Times New Roman"/>
+          <w:color w:val="F8F8F2"/>
+          <w:kern w:val="0"/>
+          <w:sz w:val="18"/>
+          <w:szCs w:val="18"/>
+        </w:rPr>
+        <w:t xml:space="preserve"> routinly commit</w:t>
+      </w:r>
+    </w:p>
+    <w:p>
+      <w:pPr>
+        <w:widowControl/>
+        <w:shd w:val="clear" w:color="auto" w:fill="272822"/>
+        <w:spacing w:line="360" w:lineRule="atLeast"/>
+        <w:jc w:val="left"/>
+        <w:rPr>
+          <w:rFonts w:ascii="Times New Roman" w:hAnsi="Times New Roman" w:cs="Times New Roman"/>
+          <w:color w:val="F8F8F2"/>
+          <w:kern w:val="0"/>
+          <w:sz w:val="18"/>
+          <w:szCs w:val="18"/>
+        </w:rPr>
+      </w:pPr>
+      <w:r>
+        <w:rPr>
+          <w:rFonts w:ascii="Times New Roman" w:hAnsi="Times New Roman" w:cs="Times New Roman"/>
+          <w:color w:val="F8F8F2"/>
+          <w:kern w:val="0"/>
+          <w:sz w:val="18"/>
+          <w:szCs w:val="18"/>
+        </w:rPr>
+        <w:t>myth@DESKTOP</w:t>
+      </w:r>
+      <w:r>
+        <w:rPr>
+          <w:rFonts w:ascii="Times New Roman" w:hAnsi="Times New Roman" w:cs="Times New Roman"/>
+          <w:color w:val="F92672"/>
+          <w:kern w:val="0"/>
+          <w:sz w:val="18"/>
+          <w:szCs w:val="18"/>
+        </w:rPr>
+        <w:t>-</w:t>
+      </w:r>
+      <w:r>
+        <w:rPr>
+          <w:rFonts w:ascii="Times New Roman" w:hAnsi="Times New Roman" w:cs="Times New Roman"/>
+          <w:color w:val="F8F8F2"/>
+          <w:kern w:val="0"/>
+          <w:sz w:val="18"/>
+          <w:szCs w:val="18"/>
+        </w:rPr>
+        <w:t xml:space="preserve">UN1P95E MINGW64 </w:t>
+      </w:r>
+      <w:r>
+        <w:rPr>
+          <w:rFonts w:ascii="Times New Roman" w:hAnsi="Times New Roman" w:cs="Times New Roman"/>
+          <w:color w:val="F92672"/>
+          <w:kern w:val="0"/>
+          <w:sz w:val="18"/>
+          <w:szCs w:val="18"/>
+        </w:rPr>
+        <w:t>/</w:t>
+      </w:r>
+      <w:r>
+        <w:rPr>
+          <w:rFonts w:ascii="Times New Roman" w:hAnsi="Times New Roman" w:cs="Times New Roman"/>
+          <w:color w:val="F8F8F2"/>
+          <w:kern w:val="0"/>
+          <w:sz w:val="18"/>
+          <w:szCs w:val="18"/>
+        </w:rPr>
+        <w:t>e</w:t>
+      </w:r>
+      <w:r>
+        <w:rPr>
+          <w:rFonts w:ascii="Times New Roman" w:hAnsi="Times New Roman" w:cs="Times New Roman"/>
+          <w:color w:val="F92672"/>
+          <w:kern w:val="0"/>
+          <w:sz w:val="18"/>
+          <w:szCs w:val="18"/>
+        </w:rPr>
+        <w:t>/</w:t>
+      </w:r>
+      <w:r>
+        <w:rPr>
+          <w:rFonts w:ascii="Times New Roman" w:hAnsi="Times New Roman" w:cs="Times New Roman"/>
+          <w:color w:val="F8F8F2"/>
+          <w:kern w:val="0"/>
+          <w:sz w:val="18"/>
+          <w:szCs w:val="18"/>
+        </w:rPr>
+        <w:t>GitHub</w:t>
+      </w:r>
+      <w:r>
+        <w:rPr>
+          <w:rFonts w:ascii="Times New Roman" w:hAnsi="Times New Roman" w:cs="Times New Roman"/>
+          <w:color w:val="F92672"/>
+          <w:kern w:val="0"/>
+          <w:sz w:val="18"/>
+          <w:szCs w:val="18"/>
+        </w:rPr>
+        <w:t>/</w:t>
+      </w:r>
+      <w:r>
+        <w:rPr>
+          <w:rFonts w:ascii="Times New Roman" w:hAnsi="Times New Roman" w:cs="Times New Roman"/>
+          <w:color w:val="F8F8F2"/>
+          <w:kern w:val="0"/>
+          <w:sz w:val="18"/>
+          <w:szCs w:val="18"/>
+        </w:rPr>
+        <w:t>Learning</w:t>
+      </w:r>
+      <w:r>
+        <w:rPr>
+          <w:rFonts w:ascii="Times New Roman" w:hAnsi="Times New Roman" w:cs="Times New Roman"/>
+          <w:color w:val="F92672"/>
+          <w:kern w:val="0"/>
+          <w:sz w:val="18"/>
+          <w:szCs w:val="18"/>
+        </w:rPr>
+        <w:t>-</w:t>
+      </w:r>
+      <w:r>
+        <w:rPr>
+          <w:rFonts w:ascii="Times New Roman" w:hAnsi="Times New Roman" w:cs="Times New Roman"/>
+          <w:color w:val="A6E22E"/>
+          <w:kern w:val="0"/>
+          <w:sz w:val="18"/>
+          <w:szCs w:val="18"/>
+        </w:rPr>
+        <w:t>Notes</w:t>
+      </w:r>
+      <w:r>
+        <w:rPr>
+          <w:rFonts w:ascii="Times New Roman" w:hAnsi="Times New Roman" w:cs="Times New Roman"/>
+          <w:color w:val="F8F8F2"/>
+          <w:kern w:val="0"/>
+          <w:sz w:val="18"/>
+          <w:szCs w:val="18"/>
+        </w:rPr>
+        <w:t xml:space="preserve"> (master)</w:t>
+      </w:r>
+    </w:p>
+    <w:p>
+      <w:pPr>
+        <w:widowControl/>
+        <w:shd w:val="clear" w:color="auto" w:fill="272822"/>
+        <w:spacing w:line="360" w:lineRule="atLeast"/>
+        <w:jc w:val="left"/>
+        <w:rPr>
+          <w:rFonts w:ascii="Times New Roman" w:hAnsi="Times New Roman" w:cs="Times New Roman"/>
+          <w:color w:val="F8F8F2"/>
+          <w:kern w:val="0"/>
+          <w:sz w:val="18"/>
+          <w:szCs w:val="18"/>
+        </w:rPr>
+      </w:pPr>
+      <w:r>
+        <w:rPr>
+          <w:rFonts w:ascii="Times New Roman" w:hAnsi="Times New Roman" w:cs="Times New Roman"/>
+          <w:color w:val="F8F8F2"/>
+          <w:kern w:val="0"/>
+          <w:sz w:val="18"/>
+          <w:szCs w:val="18"/>
+        </w:rPr>
+        <w:t>$ git log</w:t>
+      </w:r>
+    </w:p>
+    <w:p>
+      <w:pPr>
+        <w:widowControl/>
+        <w:shd w:val="clear" w:color="auto" w:fill="272822"/>
+        <w:spacing w:line="360" w:lineRule="atLeast"/>
+        <w:jc w:val="left"/>
+        <w:rPr>
+          <w:rFonts w:ascii="Times New Roman" w:hAnsi="Times New Roman" w:cs="Times New Roman"/>
+          <w:color w:val="F8F8F2"/>
+          <w:kern w:val="0"/>
+          <w:sz w:val="18"/>
+          <w:szCs w:val="18"/>
+        </w:rPr>
+      </w:pPr>
+      <w:r>
+        <w:rPr>
+          <w:rFonts w:ascii="Times New Roman" w:hAnsi="Times New Roman" w:cs="Times New Roman"/>
+          <w:color w:val="F8F8F2"/>
+          <w:kern w:val="0"/>
+          <w:sz w:val="18"/>
+          <w:szCs w:val="18"/>
+        </w:rPr>
+        <w:t xml:space="preserve">commit </w:t>
+      </w:r>
+      <w:r>
+        <w:rPr>
+          <w:rFonts w:ascii="Times New Roman" w:hAnsi="Times New Roman" w:cs="Times New Roman"/>
+          <w:color w:val="AE81FF"/>
+          <w:kern w:val="0"/>
+          <w:sz w:val="18"/>
+          <w:szCs w:val="18"/>
+        </w:rPr>
+        <w:t>2</w:t>
+      </w:r>
+      <w:r>
+        <w:rPr>
+          <w:rFonts w:ascii="Times New Roman" w:hAnsi="Times New Roman" w:cs="Times New Roman"/>
+          <w:color w:val="F92672"/>
+          <w:kern w:val="0"/>
+          <w:sz w:val="18"/>
+          <w:szCs w:val="18"/>
+        </w:rPr>
+        <w:t>a9512cfdeda3c7869072a269ae815a4fb8a8ab8</w:t>
+      </w:r>
+      <w:r>
+        <w:rPr>
+          <w:rFonts w:ascii="Times New Roman" w:hAnsi="Times New Roman" w:cs="Times New Roman"/>
+          <w:color w:val="F8F8F2"/>
+          <w:kern w:val="0"/>
+          <w:sz w:val="18"/>
+          <w:szCs w:val="18"/>
+        </w:rPr>
+        <w:t xml:space="preserve"> (HEAD -&gt; master, origin</w:t>
+      </w:r>
+      <w:r>
+        <w:rPr>
+          <w:rFonts w:ascii="Times New Roman" w:hAnsi="Times New Roman" w:cs="Times New Roman"/>
+          <w:color w:val="F92672"/>
+          <w:kern w:val="0"/>
+          <w:sz w:val="18"/>
+          <w:szCs w:val="18"/>
+        </w:rPr>
+        <w:t>/</w:t>
+      </w:r>
+      <w:r>
+        <w:rPr>
+          <w:rFonts w:ascii="Times New Roman" w:hAnsi="Times New Roman" w:cs="Times New Roman"/>
+          <w:color w:val="F8F8F2"/>
+          <w:kern w:val="0"/>
+          <w:sz w:val="18"/>
+          <w:szCs w:val="18"/>
+        </w:rPr>
+        <w:t>master, origin</w:t>
+      </w:r>
+      <w:r>
+        <w:rPr>
+          <w:rFonts w:ascii="Times New Roman" w:hAnsi="Times New Roman" w:cs="Times New Roman"/>
+          <w:color w:val="F92672"/>
+          <w:kern w:val="0"/>
+          <w:sz w:val="18"/>
+          <w:szCs w:val="18"/>
+        </w:rPr>
+        <w:t>/</w:t>
+      </w:r>
+      <w:r>
+        <w:rPr>
+          <w:rFonts w:ascii="Times New Roman" w:hAnsi="Times New Roman" w:cs="Times New Roman"/>
+          <w:color w:val="F8F8F2"/>
+          <w:kern w:val="0"/>
+          <w:sz w:val="18"/>
+          <w:szCs w:val="18"/>
+        </w:rPr>
+        <w:t>HEAD)</w:t>
+      </w:r>
+    </w:p>
+    <w:p>
+      <w:pPr>
+        <w:widowControl/>
+        <w:shd w:val="clear" w:color="auto" w:fill="272822"/>
+        <w:spacing w:line="360" w:lineRule="atLeast"/>
+        <w:jc w:val="left"/>
+        <w:rPr>
+          <w:rFonts w:ascii="Times New Roman" w:hAnsi="Times New Roman" w:cs="Times New Roman"/>
+          <w:color w:val="F8F8F2"/>
+          <w:kern w:val="0"/>
+          <w:sz w:val="18"/>
+          <w:szCs w:val="18"/>
+        </w:rPr>
+      </w:pPr>
+      <w:r>
+        <w:rPr>
+          <w:rFonts w:ascii="Times New Roman" w:hAnsi="Times New Roman" w:cs="Times New Roman"/>
+          <w:color w:val="F8F8F2"/>
+          <w:kern w:val="0"/>
+          <w:sz w:val="18"/>
+          <w:szCs w:val="18"/>
+        </w:rPr>
+        <w:t xml:space="preserve">Author: mythsaber </w:t>
+      </w:r>
+      <w:r>
+        <w:rPr>
+          <w:rFonts w:ascii="Times New Roman" w:hAnsi="Times New Roman" w:cs="Times New Roman"/>
+          <w:color w:val="F92672"/>
+          <w:kern w:val="0"/>
+          <w:sz w:val="18"/>
+          <w:szCs w:val="18"/>
+        </w:rPr>
+        <w:t>&lt;</w:t>
+      </w:r>
+      <w:r>
+        <w:rPr>
+          <w:rFonts w:ascii="Times New Roman" w:hAnsi="Times New Roman" w:cs="Times New Roman"/>
+          <w:color w:val="F8F8F2"/>
+          <w:kern w:val="0"/>
+          <w:sz w:val="18"/>
+          <w:szCs w:val="18"/>
+        </w:rPr>
+        <w:t>lolwowexcalibur@gmail.com</w:t>
+      </w:r>
+      <w:r>
+        <w:rPr>
+          <w:rFonts w:ascii="Times New Roman" w:hAnsi="Times New Roman" w:cs="Times New Roman"/>
+          <w:color w:val="F92672"/>
+          <w:kern w:val="0"/>
+          <w:sz w:val="18"/>
+          <w:szCs w:val="18"/>
+        </w:rPr>
+        <w:t>&gt;</w:t>
+      </w:r>
+    </w:p>
+    <w:p>
+      <w:pPr>
+        <w:widowControl/>
+        <w:shd w:val="clear" w:color="auto" w:fill="272822"/>
+        <w:spacing w:line="360" w:lineRule="atLeast"/>
+        <w:jc w:val="left"/>
+        <w:rPr>
+          <w:rFonts w:ascii="Times New Roman" w:hAnsi="Times New Roman" w:cs="Times New Roman"/>
+          <w:color w:val="F8F8F2"/>
+          <w:kern w:val="0"/>
+          <w:sz w:val="18"/>
+          <w:szCs w:val="18"/>
+        </w:rPr>
+      </w:pPr>
+      <w:r>
+        <w:rPr>
+          <w:rFonts w:ascii="Times New Roman" w:hAnsi="Times New Roman" w:cs="Times New Roman"/>
+          <w:color w:val="F8F8F2"/>
+          <w:kern w:val="0"/>
+          <w:sz w:val="18"/>
+          <w:szCs w:val="18"/>
+        </w:rPr>
+        <w:t xml:space="preserve">Date:   Mon Jul </w:t>
+      </w:r>
+      <w:r>
+        <w:rPr>
+          <w:rFonts w:ascii="Times New Roman" w:hAnsi="Times New Roman" w:cs="Times New Roman"/>
+          <w:color w:val="AE81FF"/>
+          <w:kern w:val="0"/>
+          <w:sz w:val="18"/>
+          <w:szCs w:val="18"/>
+        </w:rPr>
+        <w:t>8</w:t>
+      </w:r>
+      <w:r>
+        <w:rPr>
+          <w:rFonts w:ascii="Times New Roman" w:hAnsi="Times New Roman" w:cs="Times New Roman"/>
+          <w:color w:val="F8F8F2"/>
+          <w:kern w:val="0"/>
+          <w:sz w:val="18"/>
+          <w:szCs w:val="18"/>
+        </w:rPr>
+        <w:t xml:space="preserve"> </w:t>
+      </w:r>
+      <w:r>
+        <w:rPr>
+          <w:rFonts w:ascii="Times New Roman" w:hAnsi="Times New Roman" w:cs="Times New Roman"/>
+          <w:color w:val="AE81FF"/>
+          <w:kern w:val="0"/>
+          <w:sz w:val="18"/>
+          <w:szCs w:val="18"/>
+        </w:rPr>
+        <w:t>10</w:t>
+      </w:r>
+      <w:r>
+        <w:rPr>
+          <w:rFonts w:ascii="Times New Roman" w:hAnsi="Times New Roman" w:cs="Times New Roman"/>
+          <w:color w:val="F8F8F2"/>
+          <w:kern w:val="0"/>
+          <w:sz w:val="18"/>
+          <w:szCs w:val="18"/>
+        </w:rPr>
+        <w:t>:</w:t>
+      </w:r>
+      <w:r>
+        <w:rPr>
+          <w:rFonts w:ascii="Times New Roman" w:hAnsi="Times New Roman" w:cs="Times New Roman"/>
+          <w:color w:val="AE81FF"/>
+          <w:kern w:val="0"/>
+          <w:sz w:val="18"/>
+          <w:szCs w:val="18"/>
+        </w:rPr>
+        <w:t>35</w:t>
+      </w:r>
+      <w:r>
+        <w:rPr>
+          <w:rFonts w:ascii="Times New Roman" w:hAnsi="Times New Roman" w:cs="Times New Roman"/>
+          <w:color w:val="F8F8F2"/>
+          <w:kern w:val="0"/>
+          <w:sz w:val="18"/>
+          <w:szCs w:val="18"/>
+        </w:rPr>
+        <w:t>:</w:t>
+      </w:r>
+      <w:r>
+        <w:rPr>
+          <w:rFonts w:ascii="Times New Roman" w:hAnsi="Times New Roman" w:cs="Times New Roman"/>
+          <w:color w:val="F92672"/>
+          <w:kern w:val="0"/>
+          <w:sz w:val="18"/>
+          <w:szCs w:val="18"/>
+        </w:rPr>
+        <w:t>0</w:t>
+      </w:r>
+      <w:r>
+        <w:rPr>
+          <w:rFonts w:ascii="Times New Roman" w:hAnsi="Times New Roman" w:cs="Times New Roman"/>
+          <w:color w:val="AE81FF"/>
+          <w:kern w:val="0"/>
+          <w:sz w:val="18"/>
+          <w:szCs w:val="18"/>
+        </w:rPr>
+        <w:t>6</w:t>
+      </w:r>
+      <w:r>
+        <w:rPr>
+          <w:rFonts w:ascii="Times New Roman" w:hAnsi="Times New Roman" w:cs="Times New Roman"/>
+          <w:color w:val="F8F8F2"/>
+          <w:kern w:val="0"/>
+          <w:sz w:val="18"/>
+          <w:szCs w:val="18"/>
+        </w:rPr>
+        <w:t xml:space="preserve"> </w:t>
+      </w:r>
+      <w:r>
+        <w:rPr>
+          <w:rFonts w:ascii="Times New Roman" w:hAnsi="Times New Roman" w:cs="Times New Roman"/>
+          <w:color w:val="AE81FF"/>
+          <w:kern w:val="0"/>
+          <w:sz w:val="18"/>
+          <w:szCs w:val="18"/>
+        </w:rPr>
+        <w:t>2019</w:t>
+      </w:r>
+      <w:r>
+        <w:rPr>
+          <w:rFonts w:ascii="Times New Roman" w:hAnsi="Times New Roman" w:cs="Times New Roman"/>
+          <w:color w:val="F8F8F2"/>
+          <w:kern w:val="0"/>
+          <w:sz w:val="18"/>
+          <w:szCs w:val="18"/>
+        </w:rPr>
+        <w:t xml:space="preserve"> </w:t>
+      </w:r>
+      <w:r>
+        <w:rPr>
+          <w:rFonts w:ascii="Times New Roman" w:hAnsi="Times New Roman" w:cs="Times New Roman"/>
+          <w:color w:val="F92672"/>
+          <w:kern w:val="0"/>
+          <w:sz w:val="18"/>
+          <w:szCs w:val="18"/>
+        </w:rPr>
+        <w:t>+</w:t>
+      </w:r>
+      <w:r>
+        <w:rPr>
+          <w:rFonts w:ascii="Times New Roman" w:hAnsi="Times New Roman" w:cs="Times New Roman"/>
+          <w:color w:val="AE81FF"/>
+          <w:kern w:val="0"/>
+          <w:sz w:val="18"/>
+          <w:szCs w:val="18"/>
+        </w:rPr>
+        <w:t>0800</w:t>
+      </w:r>
+    </w:p>
+    <w:p>
+      <w:pPr>
+        <w:widowControl/>
+        <w:shd w:val="clear" w:color="auto" w:fill="272822"/>
+        <w:spacing w:line="360" w:lineRule="atLeast"/>
+        <w:jc w:val="left"/>
+        <w:rPr>
+          <w:rFonts w:ascii="Times New Roman" w:hAnsi="Times New Roman" w:cs="Times New Roman"/>
+          <w:color w:val="F8F8F2"/>
+          <w:kern w:val="0"/>
+          <w:sz w:val="18"/>
+          <w:szCs w:val="18"/>
+        </w:rPr>
+      </w:pPr>
+      <w:r>
+        <w:rPr>
+          <w:rFonts w:ascii="Times New Roman" w:hAnsi="Times New Roman" w:cs="Times New Roman"/>
+          <w:color w:val="F8F8F2"/>
+          <w:kern w:val="0"/>
+          <w:sz w:val="18"/>
+          <w:szCs w:val="18"/>
+        </w:rPr>
+        <w:t xml:space="preserve">    routinly commit</w:t>
+      </w:r>
+    </w:p>
+    <w:p>
+      <w:pPr>
+        <w:widowControl/>
+        <w:shd w:val="clear" w:color="auto" w:fill="272822"/>
+        <w:spacing w:line="360" w:lineRule="atLeast"/>
+        <w:jc w:val="left"/>
+        <w:rPr>
+          <w:rFonts w:ascii="Times New Roman" w:hAnsi="Times New Roman" w:cs="Times New Roman"/>
+          <w:color w:val="F8F8F2"/>
+          <w:kern w:val="0"/>
+          <w:sz w:val="18"/>
+          <w:szCs w:val="18"/>
+        </w:rPr>
+      </w:pPr>
+    </w:p>
+    <w:p>
+      <w:pPr>
+        <w:widowControl/>
+        <w:shd w:val="clear" w:color="auto" w:fill="272822"/>
+        <w:spacing w:line="360" w:lineRule="atLeast"/>
+        <w:jc w:val="left"/>
+        <w:rPr>
+          <w:rFonts w:ascii="Times New Roman" w:hAnsi="Times New Roman" w:cs="Times New Roman"/>
+          <w:color w:val="F8F8F2"/>
+          <w:kern w:val="0"/>
+          <w:sz w:val="18"/>
+          <w:szCs w:val="18"/>
+        </w:rPr>
+      </w:pPr>
+      <w:r>
+        <w:rPr>
+          <w:rFonts w:ascii="Times New Roman" w:hAnsi="Times New Roman" w:cs="Times New Roman"/>
+          <w:color w:val="F8F8F2"/>
+          <w:kern w:val="0"/>
+          <w:sz w:val="18"/>
+          <w:szCs w:val="18"/>
+        </w:rPr>
+        <w:t xml:space="preserve">commit </w:t>
+      </w:r>
+      <w:r>
+        <w:rPr>
+          <w:rFonts w:ascii="Times New Roman" w:hAnsi="Times New Roman" w:cs="Times New Roman"/>
+          <w:color w:val="AE81FF"/>
+          <w:kern w:val="0"/>
+          <w:sz w:val="18"/>
+          <w:szCs w:val="18"/>
+        </w:rPr>
+        <w:t>24700811197</w:t>
+      </w:r>
+      <w:r>
+        <w:rPr>
+          <w:rFonts w:ascii="Times New Roman" w:hAnsi="Times New Roman" w:cs="Times New Roman"/>
+          <w:color w:val="F92672"/>
+          <w:kern w:val="0"/>
+          <w:sz w:val="18"/>
+          <w:szCs w:val="18"/>
+        </w:rPr>
+        <w:t>d8f3940e5c1d192cfd069f9a0951b</w:t>
+      </w:r>
+    </w:p>
+    <w:p>
+      <w:pPr>
+        <w:widowControl/>
+        <w:shd w:val="clear" w:color="auto" w:fill="272822"/>
+        <w:spacing w:line="360" w:lineRule="atLeast"/>
+        <w:jc w:val="left"/>
+        <w:rPr>
+          <w:rFonts w:ascii="Times New Roman" w:hAnsi="Times New Roman" w:cs="Times New Roman"/>
+          <w:color w:val="F8F8F2"/>
+          <w:kern w:val="0"/>
+          <w:sz w:val="18"/>
+          <w:szCs w:val="18"/>
+        </w:rPr>
+      </w:pPr>
+      <w:r>
+        <w:rPr>
+          <w:rFonts w:ascii="Times New Roman" w:hAnsi="Times New Roman" w:cs="Times New Roman"/>
+          <w:color w:val="F8F8F2"/>
+          <w:kern w:val="0"/>
+          <w:sz w:val="18"/>
+          <w:szCs w:val="18"/>
+        </w:rPr>
+        <w:lastRenderedPageBreak/>
+        <w:t xml:space="preserve">Author: mythsaber </w:t>
+      </w:r>
+      <w:r>
+        <w:rPr>
+          <w:rFonts w:ascii="Times New Roman" w:hAnsi="Times New Roman" w:cs="Times New Roman"/>
+          <w:color w:val="F92672"/>
+          <w:kern w:val="0"/>
+          <w:sz w:val="18"/>
+          <w:szCs w:val="18"/>
+        </w:rPr>
+        <w:t>&lt;</w:t>
+      </w:r>
+      <w:r>
+        <w:rPr>
+          <w:rFonts w:ascii="Times New Roman" w:hAnsi="Times New Roman" w:cs="Times New Roman"/>
+          <w:color w:val="F8F8F2"/>
+          <w:kern w:val="0"/>
+          <w:sz w:val="18"/>
+          <w:szCs w:val="18"/>
+        </w:rPr>
+        <w:t>lolwowexcalibur@gmail.com</w:t>
+      </w:r>
+      <w:r>
+        <w:rPr>
+          <w:rFonts w:ascii="Times New Roman" w:hAnsi="Times New Roman" w:cs="Times New Roman"/>
+          <w:color w:val="F92672"/>
+          <w:kern w:val="0"/>
+          <w:sz w:val="18"/>
+          <w:szCs w:val="18"/>
+        </w:rPr>
+        <w:t>&gt;</w:t>
+      </w:r>
+    </w:p>
+    <w:p>
+      <w:pPr>
+        <w:widowControl/>
+        <w:shd w:val="clear" w:color="auto" w:fill="272822"/>
+        <w:spacing w:line="360" w:lineRule="atLeast"/>
+        <w:jc w:val="left"/>
+        <w:rPr>
+          <w:rFonts w:ascii="Times New Roman" w:hAnsi="Times New Roman" w:cs="Times New Roman"/>
+          <w:color w:val="F8F8F2"/>
+          <w:kern w:val="0"/>
+          <w:sz w:val="18"/>
+          <w:szCs w:val="18"/>
+        </w:rPr>
+      </w:pPr>
+      <w:r>
+        <w:rPr>
+          <w:rFonts w:ascii="Times New Roman" w:hAnsi="Times New Roman" w:cs="Times New Roman"/>
+          <w:color w:val="F8F8F2"/>
+          <w:kern w:val="0"/>
+          <w:sz w:val="18"/>
+          <w:szCs w:val="18"/>
+        </w:rPr>
+        <w:t xml:space="preserve">Date:   Sun Jun </w:t>
+      </w:r>
+      <w:r>
+        <w:rPr>
+          <w:rFonts w:ascii="Times New Roman" w:hAnsi="Times New Roman" w:cs="Times New Roman"/>
+          <w:color w:val="AE81FF"/>
+          <w:kern w:val="0"/>
+          <w:sz w:val="18"/>
+          <w:szCs w:val="18"/>
+        </w:rPr>
+        <w:t>30</w:t>
+      </w:r>
+      <w:r>
+        <w:rPr>
+          <w:rFonts w:ascii="Times New Roman" w:hAnsi="Times New Roman" w:cs="Times New Roman"/>
+          <w:color w:val="F8F8F2"/>
+          <w:kern w:val="0"/>
+          <w:sz w:val="18"/>
+          <w:szCs w:val="18"/>
+        </w:rPr>
+        <w:t xml:space="preserve"> </w:t>
+      </w:r>
+      <w:r>
+        <w:rPr>
+          <w:rFonts w:ascii="Times New Roman" w:hAnsi="Times New Roman" w:cs="Times New Roman"/>
+          <w:color w:val="AE81FF"/>
+          <w:kern w:val="0"/>
+          <w:sz w:val="18"/>
+          <w:szCs w:val="18"/>
+        </w:rPr>
+        <w:t>21</w:t>
+      </w:r>
+      <w:r>
+        <w:rPr>
+          <w:rFonts w:ascii="Times New Roman" w:hAnsi="Times New Roman" w:cs="Times New Roman"/>
+          <w:color w:val="F8F8F2"/>
+          <w:kern w:val="0"/>
+          <w:sz w:val="18"/>
+          <w:szCs w:val="18"/>
+        </w:rPr>
+        <w:t>:</w:t>
+      </w:r>
+      <w:r>
+        <w:rPr>
+          <w:rFonts w:ascii="Times New Roman" w:hAnsi="Times New Roman" w:cs="Times New Roman"/>
+          <w:color w:val="AE81FF"/>
+          <w:kern w:val="0"/>
+          <w:sz w:val="18"/>
+          <w:szCs w:val="18"/>
+        </w:rPr>
+        <w:t>19</w:t>
+      </w:r>
+      <w:r>
+        <w:rPr>
+          <w:rFonts w:ascii="Times New Roman" w:hAnsi="Times New Roman" w:cs="Times New Roman"/>
+          <w:color w:val="F8F8F2"/>
+          <w:kern w:val="0"/>
+          <w:sz w:val="18"/>
+          <w:szCs w:val="18"/>
+        </w:rPr>
+        <w:t>:</w:t>
+      </w:r>
+      <w:r>
+        <w:rPr>
+          <w:rFonts w:ascii="Times New Roman" w:hAnsi="Times New Roman" w:cs="Times New Roman"/>
+          <w:color w:val="AE81FF"/>
+          <w:kern w:val="0"/>
+          <w:sz w:val="18"/>
+          <w:szCs w:val="18"/>
+        </w:rPr>
+        <w:t>47</w:t>
+      </w:r>
+      <w:r>
+        <w:rPr>
+          <w:rFonts w:ascii="Times New Roman" w:hAnsi="Times New Roman" w:cs="Times New Roman"/>
+          <w:color w:val="F8F8F2"/>
+          <w:kern w:val="0"/>
+          <w:sz w:val="18"/>
+          <w:szCs w:val="18"/>
+        </w:rPr>
+        <w:t xml:space="preserve"> </w:t>
+      </w:r>
+      <w:r>
+        <w:rPr>
+          <w:rFonts w:ascii="Times New Roman" w:hAnsi="Times New Roman" w:cs="Times New Roman"/>
+          <w:color w:val="AE81FF"/>
+          <w:kern w:val="0"/>
+          <w:sz w:val="18"/>
+          <w:szCs w:val="18"/>
+        </w:rPr>
+        <w:t>2019</w:t>
+      </w:r>
+      <w:r>
+        <w:rPr>
+          <w:rFonts w:ascii="Times New Roman" w:hAnsi="Times New Roman" w:cs="Times New Roman"/>
+          <w:color w:val="F8F8F2"/>
+          <w:kern w:val="0"/>
+          <w:sz w:val="18"/>
+          <w:szCs w:val="18"/>
+        </w:rPr>
+        <w:t xml:space="preserve"> </w:t>
+      </w:r>
+      <w:r>
+        <w:rPr>
+          <w:rFonts w:ascii="Times New Roman" w:hAnsi="Times New Roman" w:cs="Times New Roman"/>
+          <w:color w:val="F92672"/>
+          <w:kern w:val="0"/>
+          <w:sz w:val="18"/>
+          <w:szCs w:val="18"/>
+        </w:rPr>
+        <w:t>+</w:t>
+      </w:r>
+      <w:r>
+        <w:rPr>
+          <w:rFonts w:ascii="Times New Roman" w:hAnsi="Times New Roman" w:cs="Times New Roman"/>
+          <w:color w:val="AE81FF"/>
+          <w:kern w:val="0"/>
+          <w:sz w:val="18"/>
+          <w:szCs w:val="18"/>
+        </w:rPr>
+        <w:t>0800</w:t>
+      </w:r>
+    </w:p>
+    <w:p>
+      <w:pPr>
+        <w:widowControl/>
+        <w:shd w:val="clear" w:color="auto" w:fill="272822"/>
+        <w:spacing w:line="360" w:lineRule="atLeast"/>
+        <w:jc w:val="left"/>
+        <w:rPr>
+          <w:rFonts w:ascii="Times New Roman" w:hAnsi="Times New Roman" w:cs="Times New Roman"/>
+          <w:color w:val="F8F8F2"/>
+          <w:kern w:val="0"/>
+          <w:sz w:val="18"/>
+          <w:szCs w:val="18"/>
+        </w:rPr>
+      </w:pPr>
+      <w:r>
+        <w:rPr>
+          <w:rFonts w:ascii="Times New Roman" w:hAnsi="Times New Roman" w:cs="Times New Roman"/>
+          <w:color w:val="F8F8F2"/>
+          <w:kern w:val="0"/>
+          <w:sz w:val="18"/>
+          <w:szCs w:val="18"/>
+        </w:rPr>
+        <w:t xml:space="preserve">    routinely commit</w:t>
+      </w:r>
+    </w:p>
+    <w:p>
+      <w:pPr>
+        <w:pStyle w:val="a5"/>
+        <w:shd w:val="clear" w:color="auto" w:fill="FFFFFF"/>
+        <w:spacing w:before="0" w:beforeAutospacing="0" w:after="0" w:afterAutospacing="0"/>
+        <w:rPr>
+          <w:rFonts w:ascii="Times New Roman" w:eastAsiaTheme="minorEastAsia" w:hAnsi="Times New Roman" w:cs="Times New Roman"/>
+          <w:color w:val="333333"/>
+          <w:sz w:val="23"/>
+          <w:szCs w:val="23"/>
+        </w:rPr>
+      </w:pPr>
+      <w:r>
+        <w:rPr>
+          <w:rFonts w:ascii="Times New Roman" w:hAnsi="Times New Roman" w:cs="Times New Roman"/>
           <w:color w:val="ABB2BF"/>
-          <w:kern w:val="0"/>
           <w:szCs w:val="21"/>
           <w:bdr w:val="none" w:sz="0" w:space="0" w:color="auto" w:frame="1"/>
         </w:rPr>
-      </w:pPr>
-      <w:r>
-        <w:rPr>
-          <w:rFonts w:ascii="Times New Roman" w:hAnsi="Times New Roman" w:cs="Times New Roman"/>
-          <w:color w:val="ABB2BF"/>
-          <w:kern w:val="0"/>
-          <w:szCs w:val="21"/>
-          <w:bdr w:val="none" w:sz="0" w:space="0" w:color="auto" w:frame="1"/>
-        </w:rPr>
-        <w:t xml:space="preserve">$ git commit -m </w:t>
-      </w:r>
-      <w:r>
-        <w:rPr>
-          <w:rFonts w:ascii="Times New Roman" w:hAnsi="Times New Roman" w:cs="Times New Roman"/>
-          <w:color w:val="98C379"/>
-          <w:kern w:val="0"/>
-          <w:szCs w:val="21"/>
-          <w:bdr w:val="none" w:sz="0" w:space="0" w:color="auto" w:frame="1"/>
-        </w:rPr>
-        <w:t>"Something terribly misguided"</w:t>
-      </w:r>
-      <w:r>
-        <w:rPr>
-          <w:rFonts w:ascii="Times New Roman" w:hAnsi="Times New Roman" w:cs="Times New Roman"/>
-          <w:color w:val="ABB2BF"/>
-          <w:kern w:val="0"/>
-          <w:szCs w:val="21"/>
-          <w:bdr w:val="none" w:sz="0" w:space="0" w:color="auto" w:frame="1"/>
-        </w:rPr>
-        <w:t xml:space="preserve">           </w:t>
-      </w:r>
-    </w:p>
-    <w:p>
-      <w:pPr>
-        <w:widowControl/>
-        <w:pBdr>
-          <w:top w:val="single" w:sz="6" w:space="11" w:color="CCCCCC"/>
-          <w:left w:val="single" w:sz="6" w:space="11" w:color="CCCCCC"/>
-          <w:bottom w:val="single" w:sz="6" w:space="11" w:color="CCCCCC"/>
-          <w:right w:val="single" w:sz="6" w:space="11" w:color="CCCCCC"/>
-        </w:pBdr>
-        <w:shd w:val="clear" w:color="auto" w:fill="282C34"/>
-        <w:tabs>
-          <w:tab w:val="left" w:pos="916"/>
-          <w:tab w:val="left" w:pos="1832"/>
-          <w:tab w:val="left" w:pos="2748"/>
-          <w:tab w:val="left" w:pos="3664"/>
-          <w:tab w:val="left" w:pos="4580"/>
-          <w:tab w:val="left" w:pos="5496"/>
-          <w:tab w:val="left" w:pos="6412"/>
-          <w:tab w:val="left" w:pos="7328"/>
-          <w:tab w:val="left" w:pos="8244"/>
-          <w:tab w:val="left" w:pos="9160"/>
-          <w:tab w:val="left" w:pos="10076"/>
-          <w:tab w:val="left" w:pos="10992"/>
-          <w:tab w:val="left" w:pos="11908"/>
-          <w:tab w:val="left" w:pos="12824"/>
-          <w:tab w:val="left" w:pos="13740"/>
-          <w:tab w:val="left" w:pos="14656"/>
-        </w:tabs>
-        <w:spacing w:after="300"/>
-        <w:ind w:leftChars="100" w:left="210"/>
-        <w:jc w:val="left"/>
-        <w:rPr>
-          <w:rFonts w:ascii="Times New Roman" w:hAnsi="Times New Roman" w:cs="Times New Roman"/>
-          <w:color w:val="ABB2BF"/>
-          <w:kern w:val="0"/>
-          <w:szCs w:val="21"/>
-          <w:bdr w:val="none" w:sz="0" w:space="0" w:color="auto" w:frame="1"/>
-        </w:rPr>
-      </w:pPr>
-      <w:r>
-        <w:rPr>
-          <w:rFonts w:ascii="Times New Roman" w:hAnsi="Times New Roman" w:cs="Times New Roman"/>
-          <w:color w:val="ABB2BF"/>
-          <w:kern w:val="0"/>
-          <w:szCs w:val="21"/>
-          <w:bdr w:val="none" w:sz="0" w:space="0" w:color="auto" w:frame="1"/>
-        </w:rPr>
-        <w:lastRenderedPageBreak/>
-        <w:t xml:space="preserve">$ git reset HEAD~                                          </w:t>
-      </w:r>
-    </w:p>
-    <w:p>
-      <w:pPr>
-        <w:widowControl/>
-        <w:pBdr>
-          <w:top w:val="single" w:sz="6" w:space="11" w:color="CCCCCC"/>
-          <w:left w:val="single" w:sz="6" w:space="11" w:color="CCCCCC"/>
-          <w:bottom w:val="single" w:sz="6" w:space="11" w:color="CCCCCC"/>
-          <w:right w:val="single" w:sz="6" w:space="11" w:color="CCCCCC"/>
-        </w:pBdr>
-        <w:shd w:val="clear" w:color="auto" w:fill="282C34"/>
-        <w:tabs>
-          <w:tab w:val="left" w:pos="916"/>
-          <w:tab w:val="left" w:pos="1832"/>
-          <w:tab w:val="left" w:pos="2748"/>
-          <w:tab w:val="left" w:pos="3664"/>
-          <w:tab w:val="left" w:pos="4580"/>
-          <w:tab w:val="left" w:pos="5496"/>
-          <w:tab w:val="left" w:pos="6412"/>
-          <w:tab w:val="left" w:pos="7328"/>
-          <w:tab w:val="left" w:pos="8244"/>
-          <w:tab w:val="left" w:pos="9160"/>
-          <w:tab w:val="left" w:pos="10076"/>
-          <w:tab w:val="left" w:pos="10992"/>
-          <w:tab w:val="left" w:pos="11908"/>
-          <w:tab w:val="left" w:pos="12824"/>
-          <w:tab w:val="left" w:pos="13740"/>
-          <w:tab w:val="left" w:pos="14656"/>
-        </w:tabs>
-        <w:spacing w:after="300"/>
-        <w:ind w:leftChars="100" w:left="210"/>
-        <w:jc w:val="left"/>
-        <w:rPr>
-          <w:rFonts w:ascii="Times New Roman" w:hAnsi="Times New Roman" w:cs="Times New Roman"/>
-          <w:color w:val="ABB2BF"/>
-          <w:kern w:val="0"/>
-          <w:szCs w:val="21"/>
-          <w:bdr w:val="none" w:sz="0" w:space="0" w:color="auto" w:frame="1"/>
-        </w:rPr>
-      </w:pPr>
-      <w:r>
-        <w:rPr>
-          <w:rFonts w:ascii="Times New Roman" w:hAnsi="Times New Roman" w:cs="Times New Roman"/>
-          <w:color w:val="ABB2BF"/>
-          <w:kern w:val="0"/>
-          <w:szCs w:val="21"/>
-          <w:bdr w:val="none" w:sz="0" w:space="0" w:color="auto" w:frame="1"/>
-        </w:rPr>
-        <w:t xml:space="preserve">&lt;&lt; edit files as necessary </w:t>
-      </w:r>
-      <w:r>
-        <w:rPr>
-          <w:rFonts w:ascii="Times New Roman" w:hAnsi="Times New Roman" w:cs="Times New Roman"/>
-          <w:color w:val="61AEEE"/>
-          <w:kern w:val="0"/>
-          <w:szCs w:val="21"/>
-          <w:bdr w:val="none" w:sz="0" w:space="0" w:color="auto" w:frame="1"/>
-        </w:rPr>
-        <w:t xml:space="preserve">&gt;&gt;                        </w:t>
-      </w:r>
-    </w:p>
-    <w:p>
-      <w:pPr>
-        <w:widowControl/>
-        <w:pBdr>
-          <w:top w:val="single" w:sz="6" w:space="11" w:color="CCCCCC"/>
-          <w:left w:val="single" w:sz="6" w:space="11" w:color="CCCCCC"/>
-          <w:bottom w:val="single" w:sz="6" w:space="11" w:color="CCCCCC"/>
-          <w:right w:val="single" w:sz="6" w:space="11" w:color="CCCCCC"/>
-        </w:pBdr>
-        <w:shd w:val="clear" w:color="auto" w:fill="282C34"/>
-        <w:tabs>
-          <w:tab w:val="left" w:pos="916"/>
-          <w:tab w:val="left" w:pos="1832"/>
-          <w:tab w:val="left" w:pos="2748"/>
-          <w:tab w:val="left" w:pos="3664"/>
-          <w:tab w:val="left" w:pos="4580"/>
-          <w:tab w:val="left" w:pos="5496"/>
-          <w:tab w:val="left" w:pos="6412"/>
-          <w:tab w:val="left" w:pos="7328"/>
-          <w:tab w:val="left" w:pos="8244"/>
-          <w:tab w:val="left" w:pos="9160"/>
-          <w:tab w:val="left" w:pos="10076"/>
-          <w:tab w:val="left" w:pos="10992"/>
-          <w:tab w:val="left" w:pos="11908"/>
-          <w:tab w:val="left" w:pos="12824"/>
-          <w:tab w:val="left" w:pos="13740"/>
-          <w:tab w:val="left" w:pos="14656"/>
-        </w:tabs>
-        <w:spacing w:after="300"/>
-        <w:ind w:leftChars="100" w:left="210"/>
-        <w:jc w:val="left"/>
-        <w:rPr>
-          <w:rFonts w:ascii="Times New Roman" w:hAnsi="Times New Roman" w:cs="Times New Roman"/>
-          <w:color w:val="ABB2BF"/>
-          <w:kern w:val="0"/>
-          <w:szCs w:val="21"/>
-          <w:bdr w:val="none" w:sz="0" w:space="0" w:color="auto" w:frame="1"/>
-        </w:rPr>
-      </w:pPr>
-      <w:r>
-        <w:rPr>
-          <w:rFonts w:ascii="Times New Roman" w:hAnsi="Times New Roman" w:cs="Times New Roman"/>
-          <w:color w:val="ABB2BF"/>
-          <w:kern w:val="0"/>
-          <w:szCs w:val="21"/>
-          <w:bdr w:val="none" w:sz="0" w:space="0" w:color="auto" w:frame="1"/>
-        </w:rPr>
-        <w:t xml:space="preserve">$ git add ...    </w:t>
-      </w:r>
-    </w:p>
-    <w:p>
-      <w:pPr>
-        <w:widowControl/>
-        <w:pBdr>
-          <w:top w:val="single" w:sz="6" w:space="11" w:color="CCCCCC"/>
-          <w:left w:val="single" w:sz="6" w:space="11" w:color="CCCCCC"/>
-          <w:bottom w:val="single" w:sz="6" w:space="11" w:color="CCCCCC"/>
-          <w:right w:val="single" w:sz="6" w:space="11" w:color="CCCCCC"/>
-        </w:pBdr>
-        <w:shd w:val="clear" w:color="auto" w:fill="282C34"/>
-        <w:tabs>
-          <w:tab w:val="left" w:pos="916"/>
-          <w:tab w:val="left" w:pos="1832"/>
-          <w:tab w:val="left" w:pos="2748"/>
-          <w:tab w:val="left" w:pos="3664"/>
-          <w:tab w:val="left" w:pos="4580"/>
-          <w:tab w:val="left" w:pos="5496"/>
-          <w:tab w:val="left" w:pos="6412"/>
-          <w:tab w:val="left" w:pos="7328"/>
-          <w:tab w:val="left" w:pos="8244"/>
-          <w:tab w:val="left" w:pos="9160"/>
-          <w:tab w:val="left" w:pos="10076"/>
-          <w:tab w:val="left" w:pos="10992"/>
-          <w:tab w:val="left" w:pos="11908"/>
-          <w:tab w:val="left" w:pos="12824"/>
-          <w:tab w:val="left" w:pos="13740"/>
-          <w:tab w:val="left" w:pos="14656"/>
-        </w:tabs>
-        <w:spacing w:after="300"/>
-        <w:ind w:leftChars="100" w:left="210"/>
-        <w:jc w:val="left"/>
-        <w:rPr>
-          <w:rFonts w:ascii="Times New Roman" w:hAnsi="Times New Roman" w:cs="Times New Roman"/>
-          <w:color w:val="ABB2BF"/>
-          <w:kern w:val="0"/>
-          <w:szCs w:val="21"/>
-          <w:bdr w:val="none" w:sz="0" w:space="0" w:color="auto" w:frame="1"/>
-        </w:rPr>
-      </w:pPr>
-      <w:r>
-        <w:rPr>
-          <w:rFonts w:ascii="Times New Roman" w:hAnsi="Times New Roman" w:cs="Times New Roman"/>
-          <w:color w:val="ABB2BF"/>
-          <w:kern w:val="0"/>
-          <w:szCs w:val="21"/>
-          <w:bdr w:val="none" w:sz="0" w:space="0" w:color="auto" w:frame="1"/>
-        </w:rPr>
-        <w:t xml:space="preserve">$ git commit -c a                                         </w:t>
+        <w:t xml:space="preserve">                                     </w:t>
       </w:r>
     </w:p>
     <w:p>
@@ -46512,6 +48756,92 @@
     </w:lvl>
   </w:abstractNum>
   <w:abstractNum w:abstractNumId="21" w15:restartNumberingAfterBreak="0">
+    <w:nsid w:val="6B2548B6"/>
+    <w:multiLevelType w:val="hybridMultilevel"/>
+    <w:tmpl w:val="F086022E"/>
+    <w:lvl w:ilvl="0" w:tplc="04090011">
+      <w:start w:val="1"/>
+      <w:numFmt w:val="decimal"/>
+      <w:lvlText w:val="%1)"/>
+      <w:lvlJc w:val="left"/>
+      <w:pPr>
+        <w:ind w:left="420" w:hanging="420"/>
+      </w:pPr>
+    </w:lvl>
+    <w:lvl w:ilvl="1" w:tplc="04090019" w:tentative="1">
+      <w:start w:val="1"/>
+      <w:numFmt w:val="lowerLetter"/>
+      <w:lvlText w:val="%2)"/>
+      <w:lvlJc w:val="left"/>
+      <w:pPr>
+        <w:ind w:left="840" w:hanging="420"/>
+      </w:pPr>
+    </w:lvl>
+    <w:lvl w:ilvl="2" w:tplc="0409001B" w:tentative="1">
+      <w:start w:val="1"/>
+      <w:numFmt w:val="lowerRoman"/>
+      <w:lvlText w:val="%3."/>
+      <w:lvlJc w:val="right"/>
+      <w:pPr>
+        <w:ind w:left="1260" w:hanging="420"/>
+      </w:pPr>
+    </w:lvl>
+    <w:lvl w:ilvl="3" w:tplc="0409000F" w:tentative="1">
+      <w:start w:val="1"/>
+      <w:numFmt w:val="decimal"/>
+      <w:lvlText w:val="%4."/>
+      <w:lvlJc w:val="left"/>
+      <w:pPr>
+        <w:ind w:left="1680" w:hanging="420"/>
+      </w:pPr>
+    </w:lvl>
+    <w:lvl w:ilvl="4" w:tplc="04090019" w:tentative="1">
+      <w:start w:val="1"/>
+      <w:numFmt w:val="lowerLetter"/>
+      <w:lvlText w:val="%5)"/>
+      <w:lvlJc w:val="left"/>
+      <w:pPr>
+        <w:ind w:left="2100" w:hanging="420"/>
+      </w:pPr>
+    </w:lvl>
+    <w:lvl w:ilvl="5" w:tplc="0409001B" w:tentative="1">
+      <w:start w:val="1"/>
+      <w:numFmt w:val="lowerRoman"/>
+      <w:lvlText w:val="%6."/>
+      <w:lvlJc w:val="right"/>
+      <w:pPr>
+        <w:ind w:left="2520" w:hanging="420"/>
+      </w:pPr>
+    </w:lvl>
+    <w:lvl w:ilvl="6" w:tplc="0409000F" w:tentative="1">
+      <w:start w:val="1"/>
+      <w:numFmt w:val="decimal"/>
+      <w:lvlText w:val="%7."/>
+      <w:lvlJc w:val="left"/>
+      <w:pPr>
+        <w:ind w:left="2940" w:hanging="420"/>
+      </w:pPr>
+    </w:lvl>
+    <w:lvl w:ilvl="7" w:tplc="04090019" w:tentative="1">
+      <w:start w:val="1"/>
+      <w:numFmt w:val="lowerLetter"/>
+      <w:lvlText w:val="%8)"/>
+      <w:lvlJc w:val="left"/>
+      <w:pPr>
+        <w:ind w:left="3360" w:hanging="420"/>
+      </w:pPr>
+    </w:lvl>
+    <w:lvl w:ilvl="8" w:tplc="0409001B" w:tentative="1">
+      <w:start w:val="1"/>
+      <w:numFmt w:val="lowerRoman"/>
+      <w:lvlText w:val="%9."/>
+      <w:lvlJc w:val="right"/>
+      <w:pPr>
+        <w:ind w:left="3780" w:hanging="420"/>
+      </w:pPr>
+    </w:lvl>
+  </w:abstractNum>
+  <w:abstractNum w:abstractNumId="22" w15:restartNumberingAfterBreak="0">
     <w:nsid w:val="6D146030"/>
     <w:multiLevelType w:val="multilevel"/>
     <w:tmpl w:val="955EB01E"/>
@@ -46660,7 +48990,7 @@
       </w:rPr>
     </w:lvl>
   </w:abstractNum>
-  <w:abstractNum w:abstractNumId="22" w15:restartNumberingAfterBreak="0">
+  <w:abstractNum w:abstractNumId="23" w15:restartNumberingAfterBreak="0">
     <w:nsid w:val="727B386E"/>
     <w:multiLevelType w:val="hybridMultilevel"/>
     <w:tmpl w:val="15D29C6E"/>
@@ -46773,7 +49103,7 @@
       </w:rPr>
     </w:lvl>
   </w:abstractNum>
-  <w:abstractNum w:abstractNumId="23" w15:restartNumberingAfterBreak="0">
+  <w:abstractNum w:abstractNumId="24" w15:restartNumberingAfterBreak="0">
     <w:nsid w:val="727C6191"/>
     <w:multiLevelType w:val="multilevel"/>
     <w:tmpl w:val="7EAA9FBE"/>
@@ -46886,7 +49216,7 @@
       </w:pPr>
     </w:lvl>
   </w:abstractNum>
-  <w:abstractNum w:abstractNumId="24" w15:restartNumberingAfterBreak="0">
+  <w:abstractNum w:abstractNumId="25" w15:restartNumberingAfterBreak="0">
     <w:nsid w:val="7E914B7D"/>
     <w:multiLevelType w:val="multilevel"/>
     <w:tmpl w:val="5D727304"/>
@@ -47057,7 +49387,7 @@
     <w:abstractNumId w:val="18"/>
   </w:num>
   <w:num w:numId="8">
-    <w:abstractNumId w:val="21"/>
+    <w:abstractNumId w:val="22"/>
   </w:num>
   <w:num w:numId="9">
     <w:abstractNumId w:val="17"/>
@@ -47081,7 +49411,7 @@
     <w:abstractNumId w:val="0"/>
   </w:num>
   <w:num w:numId="16">
-    <w:abstractNumId w:val="22"/>
+    <w:abstractNumId w:val="23"/>
   </w:num>
   <w:num w:numId="17">
     <w:abstractNumId w:val="19"/>
@@ -47102,13 +49432,16 @@
     <w:abstractNumId w:val="5"/>
   </w:num>
   <w:num w:numId="23">
-    <w:abstractNumId w:val="24"/>
+    <w:abstractNumId w:val="25"/>
   </w:num>
   <w:num w:numId="24">
     <w:abstractNumId w:val="8"/>
   </w:num>
   <w:num w:numId="25">
-    <w:abstractNumId w:val="23"/>
+    <w:abstractNumId w:val="24"/>
+  </w:num>
+  <w:num w:numId="26">
+    <w:abstractNumId w:val="21"/>
   </w:num>
 </w:numbering>
 </file>
@@ -48177,7 +50510,7 @@
 </file>
 
 <file path=customXml/itemProps1.xml><?xml version="1.0" encoding="utf-8"?>
-<ds:datastoreItem xmlns:ds="http://schemas.openxmlformats.org/officeDocument/2006/customXml" ds:itemID="{9BE0A3A8-2BA8-49BC-BCD9-59D83D0E34F9}">
+<ds:datastoreItem xmlns:ds="http://schemas.openxmlformats.org/officeDocument/2006/customXml" ds:itemID="{01DD3238-B48D-46BE-8DB7-7CF5EB005AA8}">
   <ds:schemaRefs>
     <ds:schemaRef ds:uri="http://schemas.openxmlformats.org/officeDocument/2006/bibliography"/>
   </ds:schemaRefs>

--- a/Linux Note.docx
+++ b/Linux Note.docx
@@ -35809,7 +35809,7 @@
         <w:shd w:val="clear" w:color="auto" w:fill="FFFFFF"/>
         <w:jc w:val="left"/>
         <w:rPr>
-          <w:rFonts w:ascii="Arial" w:hAnsi="Arial" w:cs="Arial" w:hint="eastAsia"/>
+          <w:rFonts w:ascii="Arial" w:hAnsi="Arial" w:cs="Arial"/>
           <w:color w:val="2F2F2F"/>
           <w:shd w:val="clear" w:color="auto" w:fill="FFFFFF"/>
         </w:rPr>
@@ -36373,7 +36373,7 @@
         <w:pStyle w:val="HTML"/>
         <w:ind w:leftChars="200" w:left="600" w:hangingChars="100" w:hanging="180"/>
         <w:rPr>
-          <w:rFonts w:ascii="Times New Roman" w:eastAsiaTheme="minorEastAsia" w:hAnsi="Times New Roman" w:cs="Times New Roman" w:hint="eastAsia"/>
+          <w:rFonts w:ascii="Times New Roman" w:eastAsiaTheme="minorEastAsia" w:hAnsi="Times New Roman" w:cs="Times New Roman"/>
           <w:color w:val="2F2F2F"/>
           <w:sz w:val="21"/>
           <w:szCs w:val="21"/>
@@ -36649,7 +36649,7 @@
         <w:spacing w:before="0" w:beforeAutospacing="0" w:after="0" w:afterAutospacing="0"/>
         <w:ind w:leftChars="200" w:left="420"/>
         <w:rPr>
-          <w:rFonts w:ascii="Times New Roman" w:eastAsiaTheme="minorEastAsia" w:hAnsi="Times New Roman" w:cs="Times New Roman" w:hint="eastAsia"/>
+          <w:rFonts w:ascii="Times New Roman" w:eastAsiaTheme="minorEastAsia" w:hAnsi="Times New Roman" w:cs="Times New Roman"/>
           <w:color w:val="2F2F2F"/>
           <w:sz w:val="21"/>
           <w:szCs w:val="21"/>
@@ -38052,7 +38052,7 @@
         <w:jc w:val="left"/>
         <w:rPr>
           <w:rStyle w:val="HTML1"/>
-          <w:rFonts w:ascii="Times New Roman" w:eastAsiaTheme="minorEastAsia" w:hAnsi="Times New Roman" w:cs="Times New Roman" w:hint="eastAsia"/>
+          <w:rFonts w:ascii="Times New Roman" w:eastAsiaTheme="minorEastAsia" w:hAnsi="Times New Roman" w:cs="Times New Roman"/>
           <w:color w:val="F8F8F2"/>
           <w:kern w:val="0"/>
           <w:sz w:val="21"/>
@@ -38095,7 +38095,7 @@
         <w:outlineLvl w:val="1"/>
         <w:rPr>
           <w:rStyle w:val="HTML1"/>
-          <w:rFonts w:ascii="Times New Roman" w:eastAsiaTheme="minorEastAsia" w:hAnsi="Times New Roman" w:cs="Times New Roman" w:hint="eastAsia"/>
+          <w:rFonts w:ascii="Times New Roman" w:eastAsiaTheme="minorEastAsia" w:hAnsi="Times New Roman" w:cs="Times New Roman"/>
           <w:color w:val="333333"/>
           <w:sz w:val="21"/>
           <w:szCs w:val="21"/>
@@ -39808,7 +39808,7 @@
         <w:contextualSpacing/>
         <w:jc w:val="left"/>
         <w:rPr>
-          <w:rFonts w:ascii="Times New Roman" w:hAnsi="Times New Roman" w:cs="Times New Roman" w:hint="eastAsia"/>
+          <w:rFonts w:ascii="Times New Roman" w:hAnsi="Times New Roman" w:cs="Times New Roman"/>
           <w:color w:val="F8F8F2"/>
           <w:kern w:val="0"/>
           <w:szCs w:val="21"/>
@@ -40473,7 +40473,7 @@
         <w:widowControl/>
         <w:jc w:val="left"/>
         <w:rPr>
-          <w:rFonts w:ascii="Times New Roman" w:hAnsi="Times New Roman" w:cs="Times New Roman" w:hint="eastAsia"/>
+          <w:rFonts w:ascii="Times New Roman" w:hAnsi="Times New Roman" w:cs="Times New Roman"/>
           <w:color w:val="000000"/>
           <w:kern w:val="0"/>
           <w:szCs w:val="21"/>
@@ -41040,7 +41040,7 @@
         <w:jc w:val="left"/>
         <w:outlineLvl w:val="1"/>
         <w:rPr>
-          <w:rFonts w:ascii="Arial" w:hAnsi="Arial" w:cs="Arial" w:hint="eastAsia"/>
+          <w:rFonts w:ascii="Arial" w:hAnsi="Arial" w:cs="Arial"/>
           <w:color w:val="2F2F2F"/>
           <w:shd w:val="clear" w:color="auto" w:fill="FFFFFF"/>
         </w:rPr>
@@ -41345,7 +41345,7 @@
         <w:spacing w:line="360" w:lineRule="auto"/>
         <w:jc w:val="left"/>
         <w:rPr>
-          <w:rFonts w:ascii="Times New Roman" w:hAnsi="Times New Roman" w:cs="Times New Roman" w:hint="eastAsia"/>
+          <w:rFonts w:ascii="Times New Roman" w:hAnsi="Times New Roman" w:cs="Times New Roman"/>
           <w:color w:val="17E632"/>
           <w:kern w:val="0"/>
           <w:szCs w:val="21"/>
@@ -41481,7 +41481,7 @@
         <w:spacing w:line="360" w:lineRule="auto"/>
         <w:jc w:val="left"/>
         <w:rPr>
-          <w:rFonts w:ascii="Times New Roman" w:hAnsi="Times New Roman" w:cs="Times New Roman" w:hint="eastAsia"/>
+          <w:rFonts w:ascii="Times New Roman" w:hAnsi="Times New Roman" w:cs="Times New Roman"/>
           <w:color w:val="F8F8F2"/>
           <w:kern w:val="0"/>
           <w:szCs w:val="21"/>
@@ -42527,16 +42527,7 @@
           <w:sz w:val="24"/>
           <w:szCs w:val="24"/>
         </w:rPr>
-        <w:t>$ git push origi</w:t>
-      </w:r>
-      <w:r>
-        <w:rPr>
-          <w:rFonts w:ascii="Consolas" w:hAnsi="Consolas" w:cs="Consolas"/>
-          <w:kern w:val="0"/>
-          <w:sz w:val="24"/>
-          <w:szCs w:val="24"/>
-        </w:rPr>
-        <w:t>n</w:t>
+        <w:t>$ git push origin</w:t>
       </w:r>
     </w:p>
     <w:p>
@@ -42546,7 +42537,7 @@
         <w:adjustRightInd w:val="0"/>
         <w:jc w:val="left"/>
         <w:rPr>
-          <w:rFonts w:ascii="Consolas" w:hAnsi="Consolas" w:cs="Consolas" w:hint="eastAsia"/>
+          <w:rFonts w:ascii="Consolas" w:hAnsi="Consolas" w:cs="Consolas"/>
           <w:kern w:val="0"/>
           <w:sz w:val="24"/>
           <w:szCs w:val="24"/>
@@ -42651,7 +42642,7 @@
         <w:spacing w:before="0" w:beforeAutospacing="0" w:after="0" w:afterAutospacing="0"/>
         <w:outlineLvl w:val="1"/>
         <w:rPr>
-          <w:rFonts w:ascii="Times New Roman" w:eastAsiaTheme="minorEastAsia" w:hAnsi="Times New Roman" w:cs="Times New Roman" w:hint="eastAsia"/>
+          <w:rFonts w:ascii="Times New Roman" w:eastAsiaTheme="minorEastAsia" w:hAnsi="Times New Roman" w:cs="Times New Roman"/>
           <w:color w:val="333333"/>
           <w:sz w:val="23"/>
           <w:szCs w:val="23"/>
@@ -46244,7 +46235,7 @@
         <w:shd w:val="clear" w:color="auto" w:fill="FFFFFF"/>
         <w:spacing w:before="0" w:beforeAutospacing="0" w:after="0" w:afterAutospacing="0"/>
         <w:rPr>
-          <w:rFonts w:ascii="Times New Roman" w:eastAsiaTheme="minorEastAsia" w:hAnsi="Times New Roman" w:cs="Times New Roman" w:hint="eastAsia"/>
+          <w:rFonts w:ascii="Times New Roman" w:eastAsiaTheme="minorEastAsia" w:hAnsi="Times New Roman" w:cs="Times New Roman"/>
           <w:color w:val="2F2F2F"/>
           <w:shd w:val="clear" w:color="auto" w:fill="FFFFFF"/>
         </w:rPr>
@@ -46459,7 +46450,7 @@
         <w:spacing w:before="0" w:beforeAutospacing="0" w:after="0" w:afterAutospacing="0"/>
         <w:ind w:left="420"/>
         <w:rPr>
-          <w:rFonts w:asciiTheme="minorEastAsia" w:eastAsiaTheme="minorEastAsia" w:hAnsiTheme="minorEastAsia" w:cs="Times New Roman" w:hint="eastAsia"/>
+          <w:rFonts w:asciiTheme="minorEastAsia" w:eastAsiaTheme="minorEastAsia" w:hAnsiTheme="minorEastAsia" w:cs="Times New Roman"/>
           <w:color w:val="2F2F2F"/>
           <w:sz w:val="21"/>
           <w:szCs w:val="21"/>
@@ -47175,7 +47166,7 @@
         <w:adjustRightInd w:val="0"/>
         <w:jc w:val="left"/>
         <w:rPr>
-          <w:rFonts w:ascii="Times New Roman" w:hAnsi="Times New Roman" w:cs="Times New Roman" w:hint="eastAsia"/>
+          <w:rFonts w:ascii="Times New Roman" w:hAnsi="Times New Roman" w:cs="Times New Roman"/>
           <w:kern w:val="0"/>
           <w:szCs w:val="21"/>
         </w:rPr>
@@ -47619,9 +47610,10 @@
         <w:adjustRightInd w:val="0"/>
         <w:jc w:val="left"/>
         <w:rPr>
-          <w:rFonts w:ascii="Times New Roman" w:hAnsi="Times New Roman" w:cs="Times New Roman"/>
-          <w:kern w:val="0"/>
-          <w:szCs w:val="21"/>
+          <w:rFonts w:ascii="Consolas" w:hAnsi="Consolas" w:cs="Consolas" w:hint="eastAsia"/>
+          <w:kern w:val="0"/>
+          <w:sz w:val="28"/>
+          <w:szCs w:val="28"/>
         </w:rPr>
       </w:pPr>
       <w:r>
@@ -47631,17 +47623,7 @@
           <w:szCs w:val="21"/>
         </w:rPr>
         <w:lastRenderedPageBreak/>
-        <w:t>如果之后不想用某个分支了，可</w:t>
-      </w:r>
-      <w:bookmarkStart w:id="0" w:name="_GoBack"/>
-      <w:bookmarkEnd w:id="0"/>
-      <w:r>
-        <w:rPr>
-          <w:rFonts w:ascii="Times New Roman" w:hAnsi="Times New Roman" w:cs="Times New Roman" w:hint="eastAsia"/>
-          <w:kern w:val="0"/>
-          <w:szCs w:val="21"/>
-        </w:rPr>
-        <w:t>以删除之，如删除</w:t>
+        <w:t>如果之后不想用某个分支了，可以删除之，如删除</w:t>
       </w:r>
       <w:r>
         <w:rPr>
@@ -47689,6 +47671,77 @@
         <w:shd w:val="clear" w:color="auto" w:fill="FFFFFF"/>
         <w:spacing w:before="0" w:beforeAutospacing="0" w:after="0" w:afterAutospacing="0"/>
         <w:rPr>
+          <w:rFonts w:ascii="Times New Roman" w:eastAsiaTheme="minorEastAsia" w:hAnsi="Times New Roman" w:cs="Times New Roman" w:hint="eastAsia"/>
+          <w:sz w:val="21"/>
+          <w:szCs w:val="21"/>
+        </w:rPr>
+      </w:pPr>
+      <w:r>
+        <w:rPr>
+          <w:rFonts w:ascii="Times New Roman" w:eastAsiaTheme="minorEastAsia" w:hAnsi="Times New Roman" w:cs="Times New Roman"/>
+          <w:sz w:val="21"/>
+          <w:szCs w:val="21"/>
+        </w:rPr>
+        <w:t>如果要丢弃一个没有被合并过的分支，可以通过</w:t>
+      </w:r>
+      <w:r>
+        <w:rPr>
+          <w:rStyle w:val="HTML1"/>
+          <w:rFonts w:ascii="Consolas" w:hAnsi="Consolas"/>
+          <w:color w:val="C7254E"/>
+          <w:kern w:val="2"/>
+          <w:sz w:val="20"/>
+          <w:szCs w:val="20"/>
+          <w:bdr w:val="none" w:sz="0" w:space="0" w:color="auto" w:frame="1"/>
+          <w:shd w:val="clear" w:color="auto" w:fill="F6F6F6"/>
+        </w:rPr>
+        <w:t xml:space="preserve">git branch -D </w:t>
+      </w:r>
+      <w:r>
+        <w:rPr>
+          <w:rFonts w:ascii="Times New Roman" w:eastAsiaTheme="minorEastAsia" w:hAnsi="Times New Roman" w:cs="Times New Roman"/>
+          <w:sz w:val="21"/>
+          <w:szCs w:val="21"/>
+        </w:rPr>
+        <w:t>分支名</w:t>
+      </w:r>
+      <w:r>
+        <w:rPr>
+          <w:rFonts w:ascii="Times New Roman" w:eastAsiaTheme="minorEastAsia" w:hAnsi="Times New Roman" w:cs="Times New Roman"/>
+          <w:sz w:val="21"/>
+          <w:szCs w:val="21"/>
+        </w:rPr>
+        <w:t>强行</w:t>
+      </w:r>
+      <w:r>
+        <w:rPr>
+          <w:rFonts w:ascii="Times New Roman" w:eastAsiaTheme="minorEastAsia" w:hAnsi="Times New Roman" w:cs="Times New Roman" w:hint="eastAsia"/>
+          <w:sz w:val="21"/>
+          <w:szCs w:val="21"/>
+        </w:rPr>
+        <w:t>删除</w:t>
+      </w:r>
+    </w:p>
+    <w:p>
+      <w:pPr>
+        <w:pStyle w:val="a5"/>
+        <w:shd w:val="clear" w:color="auto" w:fill="FFFFFF"/>
+        <w:spacing w:before="0" w:beforeAutospacing="0" w:after="0" w:afterAutospacing="0"/>
+        <w:rPr>
+          <w:rFonts w:ascii="Times New Roman" w:eastAsiaTheme="minorEastAsia" w:hAnsi="Times New Roman" w:cs="Times New Roman" w:hint="eastAsia"/>
+          <w:color w:val="2F2F2F"/>
+          <w:sz w:val="21"/>
+          <w:szCs w:val="21"/>
+          <w:shd w:val="clear" w:color="auto" w:fill="FFFFFF"/>
+        </w:rPr>
+      </w:pPr>
+    </w:p>
+    <w:p>
+      <w:pPr>
+        <w:pStyle w:val="a5"/>
+        <w:shd w:val="clear" w:color="auto" w:fill="FFFFFF"/>
+        <w:spacing w:before="0" w:beforeAutospacing="0" w:after="0" w:afterAutospacing="0"/>
+        <w:rPr>
           <w:rFonts w:ascii="Times New Roman" w:eastAsiaTheme="minorEastAsia" w:hAnsi="Times New Roman" w:cs="Times New Roman"/>
           <w:color w:val="2F2F2F"/>
           <w:sz w:val="21"/>
@@ -47704,7 +47757,7 @@
           <w:szCs w:val="21"/>
           <w:shd w:val="clear" w:color="auto" w:fill="FFFFFF"/>
         </w:rPr>
-        <w:t>如果两个分支矛盾</w:t>
+        <w:t>合并前：</w:t>
       </w:r>
     </w:p>
     <w:p>
@@ -47722,418 +47775,13 @@
       </w:pPr>
       <w:r>
         <w:rPr>
-          <w:rFonts w:ascii="Times New Roman" w:eastAsiaTheme="minorEastAsia" w:hAnsi="Times New Roman" w:cs="Times New Roman" w:hint="eastAsia"/>
-          <w:color w:val="2F2F2F"/>
-          <w:sz w:val="21"/>
-          <w:szCs w:val="21"/>
-          <w:shd w:val="clear" w:color="auto" w:fill="FFFFFF"/>
-        </w:rPr>
-        <w:t>master</w:t>
-      </w:r>
-      <w:r>
-        <w:rPr>
-          <w:rFonts w:ascii="Times New Roman" w:eastAsiaTheme="minorEastAsia" w:hAnsi="Times New Roman" w:cs="Times New Roman" w:hint="eastAsia"/>
-          <w:color w:val="2F2F2F"/>
-          <w:sz w:val="21"/>
-          <w:szCs w:val="21"/>
-          <w:shd w:val="clear" w:color="auto" w:fill="FFFFFF"/>
-        </w:rPr>
-        <w:t>分支，初始文件内容“竹杖芒鞋轻胜马”，</w:t>
-      </w:r>
-      <w:r>
-        <w:rPr>
-          <w:rFonts w:ascii="Times New Roman" w:eastAsiaTheme="minorEastAsia" w:hAnsi="Times New Roman" w:cs="Times New Roman" w:hint="eastAsia"/>
-          <w:color w:val="2F2F2F"/>
-          <w:sz w:val="21"/>
-          <w:szCs w:val="21"/>
-          <w:shd w:val="clear" w:color="auto" w:fill="FFFFFF"/>
-        </w:rPr>
-        <w:t>commit</w:t>
-      </w:r>
-    </w:p>
-    <w:p>
-      <w:pPr>
-        <w:pStyle w:val="a5"/>
-        <w:shd w:val="clear" w:color="auto" w:fill="FFFFFF"/>
-        <w:spacing w:before="0" w:beforeAutospacing="0" w:after="0" w:afterAutospacing="0"/>
-        <w:rPr>
-          <w:rFonts w:ascii="Times New Roman" w:eastAsiaTheme="minorEastAsia" w:hAnsi="Times New Roman" w:cs="Times New Roman"/>
-          <w:color w:val="2F2F2F"/>
-          <w:sz w:val="21"/>
-          <w:szCs w:val="21"/>
-          <w:shd w:val="clear" w:color="auto" w:fill="FFFFFF"/>
-        </w:rPr>
-      </w:pPr>
-      <w:r>
-        <w:rPr>
-          <w:rFonts w:ascii="Times New Roman" w:eastAsiaTheme="minorEastAsia" w:hAnsi="Times New Roman" w:cs="Times New Roman" w:hint="eastAsia"/>
-          <w:color w:val="2F2F2F"/>
-          <w:sz w:val="21"/>
-          <w:szCs w:val="21"/>
-          <w:shd w:val="clear" w:color="auto" w:fill="FFFFFF"/>
-        </w:rPr>
-        <w:t>新增文件“一蓑烟雨任平生，不提交”</w:t>
-      </w:r>
-    </w:p>
-    <w:p>
-      <w:pPr>
-        <w:pStyle w:val="a5"/>
-        <w:shd w:val="clear" w:color="auto" w:fill="FFFFFF"/>
-        <w:spacing w:before="0" w:beforeAutospacing="0" w:after="0" w:afterAutospacing="0"/>
-        <w:rPr>
-          <w:rFonts w:ascii="Times New Roman" w:eastAsiaTheme="minorEastAsia" w:hAnsi="Times New Roman" w:cs="Times New Roman"/>
-          <w:color w:val="2F2F2F"/>
-          <w:sz w:val="21"/>
-          <w:szCs w:val="21"/>
-          <w:shd w:val="clear" w:color="auto" w:fill="FFFFFF"/>
-        </w:rPr>
-      </w:pPr>
-      <w:r>
-        <w:rPr>
-          <w:rFonts w:ascii="Times New Roman" w:eastAsiaTheme="minorEastAsia" w:hAnsi="Times New Roman" w:cs="Times New Roman" w:hint="eastAsia"/>
-          <w:color w:val="2F2F2F"/>
-          <w:sz w:val="21"/>
-          <w:szCs w:val="21"/>
-          <w:shd w:val="clear" w:color="auto" w:fill="FFFFFF"/>
-        </w:rPr>
-        <w:t>新建</w:t>
-      </w:r>
-      <w:r>
-        <w:rPr>
-          <w:rFonts w:ascii="Times New Roman" w:eastAsiaTheme="minorEastAsia" w:hAnsi="Times New Roman" w:cs="Times New Roman" w:hint="eastAsia"/>
-          <w:color w:val="2F2F2F"/>
-          <w:sz w:val="21"/>
-          <w:szCs w:val="21"/>
-          <w:shd w:val="clear" w:color="auto" w:fill="FFFFFF"/>
-        </w:rPr>
-        <w:t>bad</w:t>
-      </w:r>
-      <w:r>
-        <w:rPr>
-          <w:rFonts w:ascii="Times New Roman" w:eastAsiaTheme="minorEastAsia" w:hAnsi="Times New Roman" w:cs="Times New Roman" w:hint="eastAsia"/>
-          <w:color w:val="2F2F2F"/>
-          <w:sz w:val="21"/>
-          <w:szCs w:val="21"/>
-          <w:shd w:val="clear" w:color="auto" w:fill="FFFFFF"/>
-        </w:rPr>
-        <w:t>分支，新增文字“乱石穿空，惊涛拍岸，卷起千堆雪”</w:t>
-      </w:r>
-      <w:r>
-        <w:rPr>
-          <w:rFonts w:ascii="Times New Roman" w:eastAsiaTheme="minorEastAsia" w:hAnsi="Times New Roman" w:cs="Times New Roman" w:hint="eastAsia"/>
-          <w:color w:val="2F2F2F"/>
-          <w:sz w:val="21"/>
-          <w:szCs w:val="21"/>
-          <w:shd w:val="clear" w:color="auto" w:fill="FFFFFF"/>
-        </w:rPr>
-        <w:t>，</w:t>
-      </w:r>
-      <w:r>
-        <w:rPr>
-          <w:rFonts w:ascii="Times New Roman" w:eastAsiaTheme="minorEastAsia" w:hAnsi="Times New Roman" w:cs="Times New Roman" w:hint="eastAsia"/>
-          <w:color w:val="2F2F2F"/>
-          <w:sz w:val="21"/>
-          <w:szCs w:val="21"/>
-          <w:shd w:val="clear" w:color="auto" w:fill="FFFFFF"/>
-        </w:rPr>
-        <w:t>commit</w:t>
-      </w:r>
-    </w:p>
-    <w:p>
-      <w:pPr>
-        <w:pStyle w:val="a5"/>
-        <w:shd w:val="clear" w:color="auto" w:fill="FFFFFF"/>
-        <w:spacing w:before="0" w:beforeAutospacing="0" w:after="0" w:afterAutospacing="0"/>
-        <w:rPr>
-          <w:rFonts w:ascii="Times New Roman" w:eastAsiaTheme="minorEastAsia" w:hAnsi="Times New Roman" w:cs="Times New Roman"/>
-          <w:color w:val="2F2F2F"/>
-          <w:sz w:val="21"/>
-          <w:szCs w:val="21"/>
-          <w:shd w:val="clear" w:color="auto" w:fill="FFFFFF"/>
-        </w:rPr>
-      </w:pPr>
-      <w:r>
-        <w:rPr>
-          <w:rFonts w:ascii="Times New Roman" w:eastAsiaTheme="minorEastAsia" w:hAnsi="Times New Roman" w:cs="Times New Roman" w:hint="eastAsia"/>
-          <w:color w:val="2F2F2F"/>
-          <w:sz w:val="21"/>
-          <w:szCs w:val="21"/>
-          <w:shd w:val="clear" w:color="auto" w:fill="FFFFFF"/>
-        </w:rPr>
-        <w:t>回到</w:t>
-      </w:r>
-      <w:r>
-        <w:rPr>
-          <w:rFonts w:ascii="Times New Roman" w:eastAsiaTheme="minorEastAsia" w:hAnsi="Times New Roman" w:cs="Times New Roman" w:hint="eastAsia"/>
-          <w:color w:val="2F2F2F"/>
-          <w:sz w:val="21"/>
-          <w:szCs w:val="21"/>
-          <w:shd w:val="clear" w:color="auto" w:fill="FFFFFF"/>
-        </w:rPr>
-        <w:t>master</w:t>
-      </w:r>
-      <w:r>
-        <w:rPr>
-          <w:rFonts w:ascii="Times New Roman" w:eastAsiaTheme="minorEastAsia" w:hAnsi="Times New Roman" w:cs="Times New Roman" w:hint="eastAsia"/>
-          <w:color w:val="2F2F2F"/>
-          <w:sz w:val="21"/>
-          <w:szCs w:val="21"/>
-          <w:shd w:val="clear" w:color="auto" w:fill="FFFFFF"/>
-        </w:rPr>
-        <w:t>分支，执行</w:t>
-      </w:r>
-      <w:r>
-        <w:rPr>
-          <w:rFonts w:ascii="Times New Roman" w:eastAsiaTheme="minorEastAsia" w:hAnsi="Times New Roman" w:cs="Times New Roman" w:hint="eastAsia"/>
-          <w:color w:val="2F2F2F"/>
-          <w:sz w:val="21"/>
-          <w:szCs w:val="21"/>
-          <w:shd w:val="clear" w:color="auto" w:fill="FFFFFF"/>
-        </w:rPr>
-        <w:t>git</w:t>
-      </w:r>
-      <w:r>
-        <w:rPr>
-          <w:rFonts w:ascii="Times New Roman" w:eastAsiaTheme="minorEastAsia" w:hAnsi="Times New Roman" w:cs="Times New Roman"/>
-          <w:color w:val="2F2F2F"/>
-          <w:sz w:val="21"/>
-          <w:szCs w:val="21"/>
-          <w:shd w:val="clear" w:color="auto" w:fill="FFFFFF"/>
-        </w:rPr>
-        <w:t xml:space="preserve"> </w:t>
-      </w:r>
-      <w:r>
-        <w:rPr>
-          <w:rFonts w:ascii="Times New Roman" w:eastAsiaTheme="minorEastAsia" w:hAnsi="Times New Roman" w:cs="Times New Roman" w:hint="eastAsia"/>
-          <w:color w:val="2F2F2F"/>
-          <w:sz w:val="21"/>
-          <w:szCs w:val="21"/>
-          <w:shd w:val="clear" w:color="auto" w:fill="FFFFFF"/>
-        </w:rPr>
-        <w:t>merge</w:t>
-      </w:r>
-      <w:r>
-        <w:rPr>
-          <w:rFonts w:ascii="Times New Roman" w:eastAsiaTheme="minorEastAsia" w:hAnsi="Times New Roman" w:cs="Times New Roman"/>
-          <w:color w:val="2F2F2F"/>
-          <w:sz w:val="21"/>
-          <w:szCs w:val="21"/>
-          <w:shd w:val="clear" w:color="auto" w:fill="FFFFFF"/>
-        </w:rPr>
-        <w:t xml:space="preserve"> </w:t>
-      </w:r>
-      <w:r>
-        <w:rPr>
-          <w:rFonts w:ascii="Times New Roman" w:eastAsiaTheme="minorEastAsia" w:hAnsi="Times New Roman" w:cs="Times New Roman" w:hint="eastAsia"/>
-          <w:color w:val="2F2F2F"/>
-          <w:sz w:val="21"/>
-          <w:szCs w:val="21"/>
-          <w:shd w:val="clear" w:color="auto" w:fill="FFFFFF"/>
-        </w:rPr>
-        <w:t>bad</w:t>
-      </w:r>
-      <w:r>
-        <w:rPr>
-          <w:rFonts w:ascii="Times New Roman" w:eastAsiaTheme="minorEastAsia" w:hAnsi="Times New Roman" w:cs="Times New Roman" w:hint="eastAsia"/>
-          <w:color w:val="2F2F2F"/>
-          <w:sz w:val="21"/>
-          <w:szCs w:val="21"/>
-          <w:shd w:val="clear" w:color="auto" w:fill="FFFFFF"/>
-        </w:rPr>
-        <w:t>，提示矛盾</w:t>
-      </w:r>
-    </w:p>
-    <w:p>
-      <w:pPr>
-        <w:autoSpaceDE w:val="0"/>
-        <w:autoSpaceDN w:val="0"/>
-        <w:adjustRightInd w:val="0"/>
-        <w:jc w:val="left"/>
-        <w:rPr>
-          <w:rFonts w:ascii="Times New Roman" w:hAnsi="Times New Roman" w:cs="Times New Roman"/>
-          <w:color w:val="00BFBF"/>
-          <w:kern w:val="0"/>
-          <w:szCs w:val="21"/>
-        </w:rPr>
-      </w:pPr>
-      <w:r>
-        <w:rPr>
-          <w:rFonts w:ascii="Times New Roman" w:hAnsi="Times New Roman" w:cs="Times New Roman"/>
-          <w:color w:val="00BF00"/>
-          <w:kern w:val="0"/>
-          <w:szCs w:val="21"/>
-        </w:rPr>
-        <w:t xml:space="preserve">myth@DESKTOP-UN1P95E </w:t>
-      </w:r>
-      <w:r>
-        <w:rPr>
-          <w:rFonts w:ascii="Times New Roman" w:hAnsi="Times New Roman" w:cs="Times New Roman"/>
-          <w:color w:val="BF00BF"/>
-          <w:kern w:val="0"/>
-          <w:szCs w:val="21"/>
-        </w:rPr>
-        <w:t xml:space="preserve">MINGW64 </w:t>
-      </w:r>
-      <w:r>
-        <w:rPr>
-          <w:rFonts w:ascii="Times New Roman" w:hAnsi="Times New Roman" w:cs="Times New Roman"/>
-          <w:color w:val="BFBF00"/>
-          <w:kern w:val="0"/>
-          <w:szCs w:val="21"/>
-        </w:rPr>
-        <w:t>/e/GitHub/GitTest</w:t>
-      </w:r>
-      <w:r>
-        <w:rPr>
-          <w:rFonts w:ascii="Times New Roman" w:hAnsi="Times New Roman" w:cs="Times New Roman"/>
-          <w:color w:val="00BFBF"/>
-          <w:kern w:val="0"/>
-          <w:szCs w:val="21"/>
-        </w:rPr>
-        <w:t xml:space="preserve"> (master)</w:t>
-      </w:r>
-    </w:p>
-    <w:p>
-      <w:pPr>
-        <w:autoSpaceDE w:val="0"/>
-        <w:autoSpaceDN w:val="0"/>
-        <w:adjustRightInd w:val="0"/>
-        <w:jc w:val="left"/>
-        <w:rPr>
-          <w:rFonts w:ascii="Times New Roman" w:hAnsi="Times New Roman" w:cs="Times New Roman"/>
-          <w:kern w:val="0"/>
-          <w:szCs w:val="21"/>
-        </w:rPr>
-      </w:pPr>
-      <w:r>
-        <w:rPr>
-          <w:rFonts w:ascii="Times New Roman" w:hAnsi="Times New Roman" w:cs="Times New Roman"/>
-          <w:kern w:val="0"/>
-          <w:szCs w:val="21"/>
-        </w:rPr>
-        <w:t>$ git merge bad</w:t>
-      </w:r>
-    </w:p>
-    <w:p>
-      <w:pPr>
-        <w:autoSpaceDE w:val="0"/>
-        <w:autoSpaceDN w:val="0"/>
-        <w:adjustRightInd w:val="0"/>
-        <w:jc w:val="left"/>
-        <w:rPr>
-          <w:rFonts w:ascii="Times New Roman" w:hAnsi="Times New Roman" w:cs="Times New Roman"/>
-          <w:kern w:val="0"/>
-          <w:szCs w:val="21"/>
-        </w:rPr>
-      </w:pPr>
-      <w:r>
-        <w:rPr>
-          <w:rFonts w:ascii="Times New Roman" w:hAnsi="Times New Roman" w:cs="Times New Roman"/>
-          <w:kern w:val="0"/>
-          <w:szCs w:val="21"/>
-        </w:rPr>
-        <w:t>Auto-merging sudongpo.txt</w:t>
-      </w:r>
-    </w:p>
-    <w:p>
-      <w:pPr>
-        <w:autoSpaceDE w:val="0"/>
-        <w:autoSpaceDN w:val="0"/>
-        <w:adjustRightInd w:val="0"/>
-        <w:jc w:val="left"/>
-        <w:rPr>
-          <w:rFonts w:ascii="Times New Roman" w:hAnsi="Times New Roman" w:cs="Times New Roman"/>
-          <w:kern w:val="0"/>
-          <w:szCs w:val="21"/>
-        </w:rPr>
-      </w:pPr>
-      <w:r>
-        <w:rPr>
-          <w:rFonts w:ascii="Times New Roman" w:hAnsi="Times New Roman" w:cs="Times New Roman"/>
-          <w:kern w:val="0"/>
-          <w:szCs w:val="21"/>
-        </w:rPr>
-        <w:t>CONFLICT (content): Merge conflict in sudongpo.txt</w:t>
-      </w:r>
-    </w:p>
-    <w:p>
-      <w:pPr>
-        <w:pStyle w:val="a5"/>
-        <w:shd w:val="clear" w:color="auto" w:fill="FFFFFF"/>
-        <w:spacing w:before="0" w:beforeAutospacing="0" w:after="0" w:afterAutospacing="0"/>
-        <w:rPr>
-          <w:rFonts w:ascii="Times New Roman" w:eastAsiaTheme="minorEastAsia" w:hAnsi="Times New Roman" w:cs="Times New Roman"/>
-          <w:sz w:val="21"/>
-          <w:szCs w:val="21"/>
-        </w:rPr>
-      </w:pPr>
-      <w:r>
-        <w:rPr>
-          <w:rFonts w:ascii="Times New Roman" w:eastAsiaTheme="minorEastAsia" w:hAnsi="Times New Roman" w:cs="Times New Roman"/>
-          <w:sz w:val="21"/>
-          <w:szCs w:val="21"/>
-        </w:rPr>
-        <w:t>Automatic merge failed; fix conflicts and then commit the result.</w:t>
-      </w:r>
-    </w:p>
-    <w:p>
-      <w:pPr>
-        <w:pStyle w:val="a5"/>
-        <w:shd w:val="clear" w:color="auto" w:fill="FFFFFF"/>
-        <w:spacing w:before="0" w:beforeAutospacing="0" w:after="0" w:afterAutospacing="0"/>
-        <w:rPr>
-          <w:rFonts w:ascii="Times New Roman" w:eastAsiaTheme="minorEastAsia" w:hAnsi="Times New Roman" w:cs="Times New Roman"/>
-          <w:sz w:val="21"/>
-          <w:szCs w:val="21"/>
-        </w:rPr>
-      </w:pPr>
-      <w:r>
-        <w:rPr>
-          <w:rFonts w:ascii="Times New Roman" w:eastAsiaTheme="minorEastAsia" w:hAnsi="Times New Roman" w:cs="Times New Roman" w:hint="eastAsia"/>
-          <w:sz w:val="21"/>
-          <w:szCs w:val="21"/>
-        </w:rPr>
-        <w:t>记事本打开此时的</w:t>
-      </w:r>
-      <w:r>
-        <w:rPr>
-          <w:rFonts w:ascii="Times New Roman" w:eastAsiaTheme="minorEastAsia" w:hAnsi="Times New Roman" w:cs="Times New Roman" w:hint="eastAsia"/>
-          <w:sz w:val="21"/>
-          <w:szCs w:val="21"/>
-        </w:rPr>
-        <w:t>txt</w:t>
-      </w:r>
-      <w:r>
-        <w:rPr>
-          <w:rFonts w:ascii="Times New Roman" w:eastAsiaTheme="minorEastAsia" w:hAnsi="Times New Roman" w:cs="Times New Roman" w:hint="eastAsia"/>
-          <w:sz w:val="21"/>
-          <w:szCs w:val="21"/>
-        </w:rPr>
-        <w:t>文件，内容为：</w:t>
-      </w:r>
-    </w:p>
-    <w:p>
-      <w:pPr>
-        <w:pStyle w:val="a5"/>
-        <w:shd w:val="clear" w:color="auto" w:fill="FFFFFF"/>
-        <w:spacing w:before="0" w:beforeAutospacing="0" w:after="0" w:afterAutospacing="0"/>
-        <w:rPr>
-          <w:rFonts w:ascii="Times New Roman" w:eastAsiaTheme="minorEastAsia" w:hAnsi="Times New Roman" w:cs="Times New Roman"/>
-          <w:color w:val="2F2F2F"/>
-          <w:sz w:val="21"/>
-          <w:szCs w:val="21"/>
-          <w:shd w:val="clear" w:color="auto" w:fill="FFFFFF"/>
-        </w:rPr>
-      </w:pPr>
-      <w:r>
-        <w:rPr>
           <w:noProof/>
         </w:rPr>
         <w:drawing>
-          <wp:inline distT="0" distB="0" distL="0" distR="0" wp14:anchorId="7A6A7964" wp14:editId="141255AD">
-            <wp:extent cx="2013953" cy="1234160"/>
-            <wp:effectExtent l="0" t="0" r="5715" b="4445"/>
-            <wp:docPr id="45" name="图片 45"/>
+          <wp:inline distT="0" distB="0" distL="0" distR="0" wp14:anchorId="394FEA12" wp14:editId="4E28458E">
+            <wp:extent cx="3315402" cy="1473512"/>
+            <wp:effectExtent l="0" t="0" r="0" b="0"/>
+            <wp:docPr id="41" name="图片 41"/>
             <wp:cNvGraphicFramePr>
               <a:graphicFrameLocks xmlns:a="http://schemas.openxmlformats.org/drawingml/2006/main" noChangeAspect="1"/>
             </wp:cNvGraphicFramePr>
@@ -48153,7 +47801,7 @@
                   <pic:spPr>
                     <a:xfrm>
                       <a:off x="0" y="0"/>
-                      <a:ext cx="2037442" cy="1248554"/>
+                      <a:ext cx="3323958" cy="1477315"/>
                     </a:xfrm>
                     <a:prstGeom prst="rect">
                       <a:avLst/>
@@ -48172,8 +47820,8 @@
         <w:shd w:val="clear" w:color="auto" w:fill="FFFFFF"/>
         <w:spacing w:before="0" w:beforeAutospacing="0" w:after="0" w:afterAutospacing="0"/>
         <w:rPr>
-          <w:rFonts w:ascii="Helvetica" w:hAnsi="Helvetica" w:cs="Helvetica"/>
-          <w:color w:val="666666"/>
+          <w:rFonts w:ascii="Times New Roman" w:eastAsiaTheme="minorEastAsia" w:hAnsi="Times New Roman" w:cs="Times New Roman"/>
+          <w:color w:val="2F2F2F"/>
           <w:sz w:val="21"/>
           <w:szCs w:val="21"/>
           <w:shd w:val="clear" w:color="auto" w:fill="FFFFFF"/>
@@ -48187,119 +47835,7 @@
           <w:szCs w:val="21"/>
           <w:shd w:val="clear" w:color="auto" w:fill="FFFFFF"/>
         </w:rPr>
-        <w:t>其中，</w:t>
-      </w:r>
-      <w:r>
-        <w:rPr>
-          <w:rStyle w:val="HTML1"/>
-          <w:rFonts w:ascii="Consolas" w:hAnsi="Consolas"/>
-          <w:color w:val="DD0055"/>
-          <w:sz w:val="18"/>
-          <w:szCs w:val="18"/>
-          <w:bdr w:val="single" w:sz="6" w:space="0" w:color="DDDDDD" w:frame="1"/>
-          <w:shd w:val="clear" w:color="auto" w:fill="FAFAFA"/>
-        </w:rPr>
-        <w:t>&lt;&lt;&lt;&lt;&lt;&lt;&lt;</w:t>
-      </w:r>
-      <w:r>
-        <w:rPr>
-          <w:rFonts w:ascii="Helvetica" w:hAnsi="Helvetica" w:cs="Helvetica"/>
-          <w:color w:val="666666"/>
-          <w:sz w:val="21"/>
-          <w:szCs w:val="21"/>
-          <w:shd w:val="clear" w:color="auto" w:fill="FFFFFF"/>
-        </w:rPr>
-        <w:t>，</w:t>
-      </w:r>
-      <w:r>
-        <w:rPr>
-          <w:rStyle w:val="HTML1"/>
-          <w:rFonts w:ascii="Consolas" w:hAnsi="Consolas"/>
-          <w:color w:val="DD0055"/>
-          <w:sz w:val="18"/>
-          <w:szCs w:val="18"/>
-          <w:bdr w:val="single" w:sz="6" w:space="0" w:color="DDDDDD" w:frame="1"/>
-          <w:shd w:val="clear" w:color="auto" w:fill="FAFAFA"/>
-        </w:rPr>
-        <w:t>=======</w:t>
-      </w:r>
-      <w:r>
-        <w:rPr>
-          <w:rFonts w:ascii="Helvetica" w:hAnsi="Helvetica" w:cs="Helvetica"/>
-          <w:color w:val="666666"/>
-          <w:sz w:val="21"/>
-          <w:szCs w:val="21"/>
-          <w:shd w:val="clear" w:color="auto" w:fill="FFFFFF"/>
-        </w:rPr>
-        <w:t>，</w:t>
-      </w:r>
-      <w:r>
-        <w:rPr>
-          <w:rStyle w:val="HTML1"/>
-          <w:rFonts w:ascii="Consolas" w:hAnsi="Consolas"/>
-          <w:color w:val="DD0055"/>
-          <w:sz w:val="18"/>
-          <w:szCs w:val="18"/>
-          <w:bdr w:val="single" w:sz="6" w:space="0" w:color="DDDDDD" w:frame="1"/>
-          <w:shd w:val="clear" w:color="auto" w:fill="FAFAFA"/>
-        </w:rPr>
-        <w:t>&gt;&gt;&gt;&gt;&gt;&gt;&gt;</w:t>
-      </w:r>
-      <w:r>
-        <w:rPr>
-          <w:rStyle w:val="HTML1"/>
-          <w:rFonts w:ascii="Consolas" w:hAnsi="Consolas" w:hint="eastAsia"/>
-          <w:color w:val="DD0055"/>
-          <w:sz w:val="18"/>
-          <w:szCs w:val="18"/>
-          <w:bdr w:val="single" w:sz="6" w:space="0" w:color="DDDDDD" w:frame="1"/>
-          <w:shd w:val="clear" w:color="auto" w:fill="FAFAFA"/>
-        </w:rPr>
-        <w:t>为</w:t>
-      </w:r>
-      <w:r>
-        <w:rPr>
-          <w:rStyle w:val="HTML1"/>
-          <w:rFonts w:ascii="Consolas" w:hAnsi="Consolas" w:hint="eastAsia"/>
-          <w:color w:val="DD0055"/>
-          <w:sz w:val="18"/>
-          <w:szCs w:val="18"/>
-          <w:bdr w:val="single" w:sz="6" w:space="0" w:color="DDDDDD" w:frame="1"/>
-          <w:shd w:val="clear" w:color="auto" w:fill="FAFAFA"/>
-        </w:rPr>
-        <w:t>Git</w:t>
-      </w:r>
-      <w:r>
-        <w:rPr>
-          <w:rStyle w:val="HTML1"/>
-          <w:rFonts w:ascii="Consolas" w:hAnsi="Consolas" w:hint="eastAsia"/>
-          <w:color w:val="DD0055"/>
-          <w:sz w:val="18"/>
-          <w:szCs w:val="18"/>
-          <w:bdr w:val="single" w:sz="6" w:space="0" w:color="DDDDDD" w:frame="1"/>
-          <w:shd w:val="clear" w:color="auto" w:fill="FAFAFA"/>
-        </w:rPr>
-        <w:t>采用的用于</w:t>
-      </w:r>
-      <w:r>
-        <w:rPr>
-          <w:rFonts w:ascii="Helvetica" w:hAnsi="Helvetica" w:cs="Helvetica"/>
-          <w:color w:val="666666"/>
-          <w:sz w:val="21"/>
-          <w:szCs w:val="21"/>
-          <w:shd w:val="clear" w:color="auto" w:fill="FFFFFF"/>
-        </w:rPr>
-        <w:t>标记出不同分支的内容</w:t>
-      </w:r>
-      <w:r>
-        <w:rPr>
-          <w:rFonts w:ascii="Helvetica" w:hAnsi="Helvetica" w:cs="Helvetica" w:hint="eastAsia"/>
-          <w:color w:val="666666"/>
-          <w:sz w:val="21"/>
-          <w:szCs w:val="21"/>
-          <w:shd w:val="clear" w:color="auto" w:fill="FFFFFF"/>
-        </w:rPr>
-        <w:t>的符号</w:t>
+        <w:t>合并后：</w:t>
       </w:r>
     </w:p>
     <w:p>
@@ -48317,77 +47853,13 @@
       </w:pPr>
       <w:r>
         <w:rPr>
-          <w:rFonts w:ascii="Helvetica" w:hAnsi="Helvetica" w:cs="Helvetica" w:hint="eastAsia"/>
-          <w:color w:val="666666"/>
-          <w:sz w:val="21"/>
-          <w:szCs w:val="21"/>
-          <w:shd w:val="clear" w:color="auto" w:fill="FFFFFF"/>
-        </w:rPr>
-        <w:t>用</w:t>
-      </w:r>
-      <w:r>
-        <w:rPr>
-          <w:rFonts w:ascii="Helvetica" w:hAnsi="Helvetica" w:cs="Helvetica" w:hint="eastAsia"/>
-          <w:color w:val="666666"/>
-          <w:sz w:val="21"/>
-          <w:szCs w:val="21"/>
-          <w:shd w:val="clear" w:color="auto" w:fill="FFFFFF"/>
-        </w:rPr>
-        <w:t>vscode</w:t>
-      </w:r>
-      <w:r>
-        <w:rPr>
-          <w:rFonts w:ascii="Helvetica" w:hAnsi="Helvetica" w:cs="Helvetica" w:hint="eastAsia"/>
-          <w:color w:val="666666"/>
-          <w:sz w:val="21"/>
-          <w:szCs w:val="21"/>
-          <w:shd w:val="clear" w:color="auto" w:fill="FFFFFF"/>
-        </w:rPr>
-        <w:t>打开该文件，</w:t>
-      </w:r>
-      <w:r>
-        <w:rPr>
-          <w:rFonts w:ascii="Helvetica" w:hAnsi="Helvetica" w:cs="Helvetica" w:hint="eastAsia"/>
-          <w:color w:val="666666"/>
-          <w:sz w:val="21"/>
-          <w:szCs w:val="21"/>
-          <w:shd w:val="clear" w:color="auto" w:fill="FFFFFF"/>
-        </w:rPr>
-        <w:t>vscode</w:t>
-      </w:r>
-      <w:r>
-        <w:rPr>
-          <w:rFonts w:ascii="Helvetica" w:hAnsi="Helvetica" w:cs="Helvetica" w:hint="eastAsia"/>
-          <w:color w:val="666666"/>
-          <w:sz w:val="21"/>
-          <w:szCs w:val="21"/>
-          <w:shd w:val="clear" w:color="auto" w:fill="FFFFFF"/>
-        </w:rPr>
-        <w:t>由于安装了合适的插件，打开后界面如下</w:t>
-      </w:r>
-    </w:p>
-    <w:p>
-      <w:pPr>
-        <w:pStyle w:val="a5"/>
-        <w:shd w:val="clear" w:color="auto" w:fill="FFFFFF"/>
-        <w:spacing w:before="0" w:beforeAutospacing="0" w:after="0" w:afterAutospacing="0"/>
-        <w:rPr>
-          <w:rFonts w:ascii="Times New Roman" w:eastAsiaTheme="minorEastAsia" w:hAnsi="Times New Roman" w:cs="Times New Roman"/>
-          <w:color w:val="2F2F2F"/>
-          <w:sz w:val="21"/>
-          <w:szCs w:val="21"/>
-          <w:shd w:val="clear" w:color="auto" w:fill="FFFFFF"/>
-        </w:rPr>
-      </w:pPr>
-      <w:r>
-        <w:rPr>
           <w:noProof/>
         </w:rPr>
         <w:drawing>
-          <wp:inline distT="0" distB="0" distL="0" distR="0" wp14:anchorId="68A2F449" wp14:editId="0114B3F1">
-            <wp:extent cx="5486400" cy="1755775"/>
-            <wp:effectExtent l="0" t="0" r="0" b="0"/>
-            <wp:docPr id="38" name="图片 38"/>
+          <wp:inline distT="0" distB="0" distL="0" distR="0" wp14:anchorId="2E78D304" wp14:editId="456526F2">
+            <wp:extent cx="3180946" cy="1677335"/>
+            <wp:effectExtent l="0" t="0" r="635" b="0"/>
+            <wp:docPr id="42" name="图片 42"/>
             <wp:cNvGraphicFramePr>
               <a:graphicFrameLocks xmlns:a="http://schemas.openxmlformats.org/drawingml/2006/main" noChangeAspect="1"/>
             </wp:cNvGraphicFramePr>
@@ -48407,6 +47879,1106 @@
                   <pic:spPr>
                     <a:xfrm>
                       <a:off x="0" y="0"/>
+                      <a:ext cx="3186579" cy="1680306"/>
+                    </a:xfrm>
+                    <a:prstGeom prst="rect">
+                      <a:avLst/>
+                    </a:prstGeom>
+                  </pic:spPr>
+                </pic:pic>
+              </a:graphicData>
+            </a:graphic>
+          </wp:inline>
+        </w:drawing>
+      </w:r>
+    </w:p>
+    <w:p>
+      <w:pPr>
+        <w:pStyle w:val="a5"/>
+        <w:shd w:val="clear" w:color="auto" w:fill="FFFFFF"/>
+        <w:spacing w:before="0" w:beforeAutospacing="0" w:after="0" w:afterAutospacing="0"/>
+        <w:rPr>
+          <w:rFonts w:ascii="Times New Roman" w:eastAsiaTheme="minorEastAsia" w:hAnsi="Times New Roman" w:cs="Times New Roman"/>
+          <w:color w:val="2F2F2F"/>
+          <w:sz w:val="21"/>
+          <w:szCs w:val="21"/>
+          <w:shd w:val="clear" w:color="auto" w:fill="FFFFFF"/>
+        </w:rPr>
+      </w:pPr>
+      <w:r>
+        <w:rPr>
+          <w:rFonts w:ascii="Times New Roman" w:eastAsiaTheme="minorEastAsia" w:hAnsi="Times New Roman" w:cs="Times New Roman" w:hint="eastAsia"/>
+          <w:color w:val="2F2F2F"/>
+          <w:sz w:val="21"/>
+          <w:szCs w:val="21"/>
+          <w:shd w:val="clear" w:color="auto" w:fill="FFFFFF"/>
+        </w:rPr>
+        <w:t>这种合并模式称之为</w:t>
+      </w:r>
+      <w:r>
+        <w:rPr>
+          <w:rStyle w:val="HTML1"/>
+          <w:rFonts w:ascii="Consolas" w:hAnsi="Consolas"/>
+          <w:color w:val="C7254E"/>
+          <w:kern w:val="2"/>
+          <w:sz w:val="20"/>
+          <w:szCs w:val="20"/>
+          <w:bdr w:val="none" w:sz="0" w:space="0" w:color="auto" w:frame="1"/>
+          <w:shd w:val="clear" w:color="auto" w:fill="F6F6F6"/>
+        </w:rPr>
+        <w:t>Fast forward</w:t>
+      </w:r>
+      <w:r>
+        <w:rPr>
+          <w:rFonts w:ascii="Times New Roman" w:eastAsiaTheme="minorEastAsia" w:hAnsi="Times New Roman" w:cs="Times New Roman"/>
+          <w:color w:val="2F2F2F"/>
+          <w:sz w:val="21"/>
+          <w:szCs w:val="21"/>
+          <w:shd w:val="clear" w:color="auto" w:fill="FFFFFF"/>
+        </w:rPr>
+        <w:t>模式</w:t>
+      </w:r>
+    </w:p>
+    <w:p>
+      <w:pPr>
+        <w:pStyle w:val="a5"/>
+        <w:shd w:val="clear" w:color="auto" w:fill="FFFFFF"/>
+        <w:spacing w:before="0" w:beforeAutospacing="0" w:after="0" w:afterAutospacing="0"/>
+        <w:rPr>
+          <w:rFonts w:ascii="Times New Roman" w:eastAsiaTheme="minorEastAsia" w:hAnsi="Times New Roman" w:cs="Times New Roman"/>
+          <w:color w:val="2F2F2F"/>
+          <w:sz w:val="21"/>
+          <w:szCs w:val="21"/>
+          <w:shd w:val="clear" w:color="auto" w:fill="FFFFFF"/>
+        </w:rPr>
+      </w:pPr>
+      <w:r>
+        <w:rPr>
+          <w:rFonts w:ascii="Times New Roman" w:eastAsiaTheme="minorEastAsia" w:hAnsi="Times New Roman" w:cs="Times New Roman" w:hint="eastAsia"/>
+          <w:color w:val="2F2F2F"/>
+          <w:sz w:val="21"/>
+          <w:szCs w:val="21"/>
+          <w:shd w:val="clear" w:color="auto" w:fill="FFFFFF"/>
+        </w:rPr>
+        <w:t>加上</w:t>
+      </w:r>
+      <w:r>
+        <w:rPr>
+          <w:rStyle w:val="HTML1"/>
+          <w:rFonts w:ascii="Consolas" w:hAnsi="Consolas"/>
+          <w:color w:val="C7254E"/>
+          <w:kern w:val="2"/>
+          <w:sz w:val="20"/>
+          <w:szCs w:val="20"/>
+          <w:bdr w:val="none" w:sz="0" w:space="0" w:color="auto" w:frame="1"/>
+          <w:shd w:val="clear" w:color="auto" w:fill="F6F6F6"/>
+        </w:rPr>
+        <w:t xml:space="preserve">git merge --no-ff -m "merge with no-f" </w:t>
+      </w:r>
+      <w:r>
+        <w:rPr>
+          <w:rStyle w:val="HTML1"/>
+          <w:rFonts w:ascii="Consolas" w:hAnsi="Consolas" w:hint="eastAsia"/>
+          <w:color w:val="C7254E"/>
+          <w:kern w:val="2"/>
+          <w:sz w:val="20"/>
+          <w:szCs w:val="20"/>
+          <w:bdr w:val="none" w:sz="0" w:space="0" w:color="auto" w:frame="1"/>
+          <w:shd w:val="clear" w:color="auto" w:fill="F6F6F6"/>
+        </w:rPr>
+        <w:t>feature</w:t>
+      </w:r>
+      <w:r>
+        <w:rPr>
+          <w:rFonts w:ascii="Times New Roman" w:eastAsiaTheme="minorEastAsia" w:hAnsi="Times New Roman" w:cs="Times New Roman" w:hint="eastAsia"/>
+          <w:color w:val="2F2F2F"/>
+          <w:sz w:val="21"/>
+          <w:szCs w:val="21"/>
+          <w:shd w:val="clear" w:color="auto" w:fill="FFFFFF"/>
+        </w:rPr>
+        <w:t>则强制关闭</w:t>
+      </w:r>
+      <w:r>
+        <w:rPr>
+          <w:rFonts w:ascii="Times New Roman" w:eastAsiaTheme="minorEastAsia" w:hAnsi="Times New Roman" w:cs="Times New Roman"/>
+          <w:color w:val="2F2F2F"/>
+          <w:sz w:val="21"/>
+          <w:szCs w:val="21"/>
+          <w:shd w:val="clear" w:color="auto" w:fill="FFFFFF"/>
+        </w:rPr>
+        <w:t>Fast forward</w:t>
+      </w:r>
+      <w:r>
+        <w:rPr>
+          <w:rFonts w:ascii="Times New Roman" w:eastAsiaTheme="minorEastAsia" w:hAnsi="Times New Roman" w:cs="Times New Roman"/>
+          <w:color w:val="2F2F2F"/>
+          <w:sz w:val="21"/>
+          <w:szCs w:val="21"/>
+          <w:shd w:val="clear" w:color="auto" w:fill="FFFFFF"/>
+        </w:rPr>
+        <w:t>模式</w:t>
+      </w:r>
+    </w:p>
+    <w:p>
+      <w:pPr>
+        <w:pStyle w:val="a5"/>
+        <w:shd w:val="clear" w:color="auto" w:fill="FFFFFF"/>
+        <w:spacing w:before="0" w:beforeAutospacing="0" w:after="0" w:afterAutospacing="0"/>
+        <w:rPr>
+          <w:rFonts w:ascii="Times New Roman" w:eastAsiaTheme="minorEastAsia" w:hAnsi="Times New Roman" w:cs="Times New Roman"/>
+          <w:color w:val="2F2F2F"/>
+          <w:sz w:val="21"/>
+          <w:szCs w:val="21"/>
+          <w:shd w:val="clear" w:color="auto" w:fill="FFFFFF"/>
+        </w:rPr>
+      </w:pPr>
+      <w:r>
+        <w:rPr>
+          <w:rFonts w:ascii="Times New Roman" w:eastAsiaTheme="minorEastAsia" w:hAnsi="Times New Roman" w:cs="Times New Roman"/>
+          <w:color w:val="2F2F2F"/>
+          <w:sz w:val="21"/>
+          <w:szCs w:val="21"/>
+          <w:shd w:val="clear" w:color="auto" w:fill="FFFFFF"/>
+        </w:rPr>
+        <w:t xml:space="preserve">--no-ff </w:t>
+      </w:r>
+      <w:r>
+        <w:rPr>
+          <w:rFonts w:ascii="Times New Roman" w:eastAsiaTheme="minorEastAsia" w:hAnsi="Times New Roman" w:cs="Times New Roman"/>
+          <w:color w:val="2F2F2F"/>
+          <w:sz w:val="21"/>
+          <w:szCs w:val="21"/>
+          <w:shd w:val="clear" w:color="auto" w:fill="FFFFFF"/>
+        </w:rPr>
+        <w:t>会让</w:t>
+      </w:r>
+      <w:r>
+        <w:rPr>
+          <w:rFonts w:ascii="Times New Roman" w:eastAsiaTheme="minorEastAsia" w:hAnsi="Times New Roman" w:cs="Times New Roman"/>
+          <w:color w:val="2F2F2F"/>
+          <w:sz w:val="21"/>
+          <w:szCs w:val="21"/>
+          <w:shd w:val="clear" w:color="auto" w:fill="FFFFFF"/>
+        </w:rPr>
+        <w:t xml:space="preserve"> Git </w:t>
+      </w:r>
+      <w:r>
+        <w:rPr>
+          <w:rFonts w:ascii="Times New Roman" w:eastAsiaTheme="minorEastAsia" w:hAnsi="Times New Roman" w:cs="Times New Roman"/>
+          <w:color w:val="2F2F2F"/>
+          <w:sz w:val="21"/>
+          <w:szCs w:val="21"/>
+          <w:shd w:val="clear" w:color="auto" w:fill="FFFFFF"/>
+        </w:rPr>
+        <w:t>生成一个新的提交对象。为什么要这样？通常我们把</w:t>
+      </w:r>
+      <w:r>
+        <w:rPr>
+          <w:rFonts w:ascii="Times New Roman" w:eastAsiaTheme="minorEastAsia" w:hAnsi="Times New Roman" w:cs="Times New Roman"/>
+          <w:color w:val="2F2F2F"/>
+          <w:sz w:val="21"/>
+          <w:szCs w:val="21"/>
+          <w:shd w:val="clear" w:color="auto" w:fill="FFFFFF"/>
+        </w:rPr>
+        <w:t xml:space="preserve"> master </w:t>
+      </w:r>
+      <w:r>
+        <w:rPr>
+          <w:rFonts w:ascii="Times New Roman" w:eastAsiaTheme="minorEastAsia" w:hAnsi="Times New Roman" w:cs="Times New Roman"/>
+          <w:color w:val="2F2F2F"/>
+          <w:sz w:val="21"/>
+          <w:szCs w:val="21"/>
+          <w:shd w:val="clear" w:color="auto" w:fill="FFFFFF"/>
+        </w:rPr>
+        <w:t>作为主分支，上面存放的都是比较稳定的代码，提交频率也很低，而</w:t>
+      </w:r>
+      <w:r>
+        <w:rPr>
+          <w:rFonts w:ascii="Times New Roman" w:eastAsiaTheme="minorEastAsia" w:hAnsi="Times New Roman" w:cs="Times New Roman"/>
+          <w:color w:val="2F2F2F"/>
+          <w:sz w:val="21"/>
+          <w:szCs w:val="21"/>
+          <w:shd w:val="clear" w:color="auto" w:fill="FFFFFF"/>
+        </w:rPr>
+        <w:t xml:space="preserve"> feature </w:t>
+      </w:r>
+      <w:r>
+        <w:rPr>
+          <w:rFonts w:ascii="Times New Roman" w:eastAsiaTheme="minorEastAsia" w:hAnsi="Times New Roman" w:cs="Times New Roman"/>
+          <w:color w:val="2F2F2F"/>
+          <w:sz w:val="21"/>
+          <w:szCs w:val="21"/>
+          <w:shd w:val="clear" w:color="auto" w:fill="FFFFFF"/>
+        </w:rPr>
+        <w:t>是用来开发特性的，上面会存在许多零碎的提交，快进式合并会把</w:t>
+      </w:r>
+      <w:r>
+        <w:rPr>
+          <w:rFonts w:ascii="Times New Roman" w:eastAsiaTheme="minorEastAsia" w:hAnsi="Times New Roman" w:cs="Times New Roman"/>
+          <w:color w:val="2F2F2F"/>
+          <w:sz w:val="21"/>
+          <w:szCs w:val="21"/>
+          <w:shd w:val="clear" w:color="auto" w:fill="FFFFFF"/>
+        </w:rPr>
+        <w:t>feature</w:t>
+      </w:r>
+      <w:r>
+        <w:rPr>
+          <w:rFonts w:ascii="Times New Roman" w:eastAsiaTheme="minorEastAsia" w:hAnsi="Times New Roman" w:cs="Times New Roman"/>
+          <w:color w:val="2F2F2F"/>
+          <w:sz w:val="21"/>
+          <w:szCs w:val="21"/>
+          <w:shd w:val="clear" w:color="auto" w:fill="FFFFFF"/>
+        </w:rPr>
+        <w:t>的提交历史混入到</w:t>
+      </w:r>
+      <w:r>
+        <w:rPr>
+          <w:rFonts w:ascii="Times New Roman" w:eastAsiaTheme="minorEastAsia" w:hAnsi="Times New Roman" w:cs="Times New Roman"/>
+          <w:color w:val="2F2F2F"/>
+          <w:sz w:val="21"/>
+          <w:szCs w:val="21"/>
+          <w:shd w:val="clear" w:color="auto" w:fill="FFFFFF"/>
+        </w:rPr>
+        <w:t>master</w:t>
+      </w:r>
+      <w:r>
+        <w:rPr>
+          <w:rFonts w:ascii="Times New Roman" w:eastAsiaTheme="minorEastAsia" w:hAnsi="Times New Roman" w:cs="Times New Roman"/>
+          <w:color w:val="2F2F2F"/>
+          <w:sz w:val="21"/>
+          <w:szCs w:val="21"/>
+          <w:shd w:val="clear" w:color="auto" w:fill="FFFFFF"/>
+        </w:rPr>
+        <w:t>中，搅乱</w:t>
+      </w:r>
+      <w:r>
+        <w:rPr>
+          <w:rFonts w:ascii="Times New Roman" w:eastAsiaTheme="minorEastAsia" w:hAnsi="Times New Roman" w:cs="Times New Roman"/>
+          <w:color w:val="2F2F2F"/>
+          <w:sz w:val="21"/>
+          <w:szCs w:val="21"/>
+          <w:shd w:val="clear" w:color="auto" w:fill="FFFFFF"/>
+        </w:rPr>
+        <w:t>master</w:t>
+      </w:r>
+      <w:r>
+        <w:rPr>
+          <w:rFonts w:ascii="Times New Roman" w:eastAsiaTheme="minorEastAsia" w:hAnsi="Times New Roman" w:cs="Times New Roman"/>
+          <w:color w:val="2F2F2F"/>
+          <w:sz w:val="21"/>
+          <w:szCs w:val="21"/>
+          <w:shd w:val="clear" w:color="auto" w:fill="FFFFFF"/>
+        </w:rPr>
+        <w:t>的提交历史</w:t>
+      </w:r>
+    </w:p>
+    <w:p>
+      <w:pPr>
+        <w:pStyle w:val="a5"/>
+        <w:shd w:val="clear" w:color="auto" w:fill="FFFFFF"/>
+        <w:spacing w:before="0" w:beforeAutospacing="0" w:after="0" w:afterAutospacing="0"/>
+        <w:rPr>
+          <w:rFonts w:ascii="Times New Roman" w:eastAsiaTheme="minorEastAsia" w:hAnsi="Times New Roman" w:cs="Times New Roman"/>
+          <w:color w:val="2F2F2F"/>
+          <w:sz w:val="21"/>
+          <w:szCs w:val="21"/>
+          <w:shd w:val="clear" w:color="auto" w:fill="FFFFFF"/>
+        </w:rPr>
+      </w:pPr>
+      <w:r>
+        <w:rPr>
+          <w:noProof/>
+        </w:rPr>
+        <w:drawing>
+          <wp:inline distT="0" distB="0" distL="0" distR="0">
+            <wp:extent cx="3274722" cy="2715151"/>
+            <wp:effectExtent l="0" t="0" r="1905" b="9525"/>
+            <wp:docPr id="49" name="图片 49" descr="FMD5h.png"/>
+            <wp:cNvGraphicFramePr>
+              <a:graphicFrameLocks xmlns:a="http://schemas.openxmlformats.org/drawingml/2006/main" noChangeAspect="1"/>
+            </wp:cNvGraphicFramePr>
+            <a:graphic xmlns:a="http://schemas.openxmlformats.org/drawingml/2006/main">
+              <a:graphicData uri="http://schemas.openxmlformats.org/drawingml/2006/picture">
+                <pic:pic xmlns:pic="http://schemas.openxmlformats.org/drawingml/2006/picture">
+                  <pic:nvPicPr>
+                    <pic:cNvPr id="0" name="Picture 1" descr="FMD5h.png"/>
+                    <pic:cNvPicPr>
+                      <a:picLocks noChangeAspect="1" noChangeArrowheads="1"/>
+                    </pic:cNvPicPr>
+                  </pic:nvPicPr>
+                  <pic:blipFill>
+                    <a:blip r:embed="rId55" cstate="print">
+                      <a:extLst>
+                        <a:ext uri="{28A0092B-C50C-407E-A947-70E740481C1C}">
+                          <a14:useLocalDpi xmlns:a14="http://schemas.microsoft.com/office/drawing/2010/main" val="0"/>
+                        </a:ext>
+                      </a:extLst>
+                    </a:blip>
+                    <a:srcRect/>
+                    <a:stretch>
+                      <a:fillRect/>
+                    </a:stretch>
+                  </pic:blipFill>
+                  <pic:spPr bwMode="auto">
+                    <a:xfrm>
+                      <a:off x="0" y="0"/>
+                      <a:ext cx="3278690" cy="2718441"/>
+                    </a:xfrm>
+                    <a:prstGeom prst="rect">
+                      <a:avLst/>
+                    </a:prstGeom>
+                    <a:noFill/>
+                    <a:ln>
+                      <a:noFill/>
+                    </a:ln>
+                  </pic:spPr>
+                </pic:pic>
+              </a:graphicData>
+            </a:graphic>
+          </wp:inline>
+        </w:drawing>
+      </w:r>
+    </w:p>
+    <w:p>
+      <w:pPr>
+        <w:pStyle w:val="a5"/>
+        <w:shd w:val="clear" w:color="auto" w:fill="FFFFFF"/>
+        <w:spacing w:before="0" w:beforeAutospacing="0" w:after="0" w:afterAutospacing="0"/>
+        <w:rPr>
+          <w:rFonts w:ascii="Times New Roman" w:eastAsiaTheme="minorEastAsia" w:hAnsi="Times New Roman" w:cs="Times New Roman" w:hint="eastAsia"/>
+          <w:color w:val="2F2F2F"/>
+          <w:sz w:val="21"/>
+          <w:szCs w:val="21"/>
+          <w:shd w:val="clear" w:color="auto" w:fill="FFFFFF"/>
+        </w:rPr>
+      </w:pPr>
+    </w:p>
+    <w:p>
+      <w:pPr>
+        <w:pStyle w:val="a5"/>
+        <w:shd w:val="clear" w:color="auto" w:fill="FFFFFF"/>
+        <w:spacing w:before="0" w:beforeAutospacing="0" w:after="0" w:afterAutospacing="0"/>
+        <w:rPr>
+          <w:rFonts w:ascii="Times New Roman" w:eastAsiaTheme="minorEastAsia" w:hAnsi="Times New Roman" w:cs="Times New Roman"/>
+          <w:color w:val="2F2F2F"/>
+          <w:sz w:val="21"/>
+          <w:szCs w:val="21"/>
+          <w:shd w:val="clear" w:color="auto" w:fill="FFFFFF"/>
+        </w:rPr>
+      </w:pPr>
+      <w:r>
+        <w:rPr>
+          <w:rFonts w:ascii="Times New Roman" w:eastAsiaTheme="minorEastAsia" w:hAnsi="Times New Roman" w:cs="Times New Roman" w:hint="eastAsia"/>
+          <w:color w:val="2F2F2F"/>
+          <w:sz w:val="21"/>
+          <w:szCs w:val="21"/>
+          <w:shd w:val="clear" w:color="auto" w:fill="FFFFFF"/>
+        </w:rPr>
+        <w:lastRenderedPageBreak/>
+        <w:t>如果两个分支矛盾</w:t>
+      </w:r>
+    </w:p>
+    <w:p>
+      <w:pPr>
+        <w:pStyle w:val="a5"/>
+        <w:shd w:val="clear" w:color="auto" w:fill="FFFFFF"/>
+        <w:spacing w:before="0" w:beforeAutospacing="0" w:after="0" w:afterAutospacing="0"/>
+        <w:rPr>
+          <w:rFonts w:ascii="Times New Roman" w:eastAsiaTheme="minorEastAsia" w:hAnsi="Times New Roman" w:cs="Times New Roman"/>
+          <w:color w:val="2F2F2F"/>
+          <w:sz w:val="21"/>
+          <w:szCs w:val="21"/>
+          <w:shd w:val="clear" w:color="auto" w:fill="FFFFFF"/>
+        </w:rPr>
+      </w:pPr>
+      <w:r>
+        <w:rPr>
+          <w:rFonts w:ascii="Times New Roman" w:eastAsiaTheme="minorEastAsia" w:hAnsi="Times New Roman" w:cs="Times New Roman" w:hint="eastAsia"/>
+          <w:color w:val="2F2F2F"/>
+          <w:sz w:val="21"/>
+          <w:szCs w:val="21"/>
+          <w:shd w:val="clear" w:color="auto" w:fill="FFFFFF"/>
+        </w:rPr>
+        <w:t>master</w:t>
+      </w:r>
+      <w:r>
+        <w:rPr>
+          <w:rFonts w:ascii="Times New Roman" w:eastAsiaTheme="minorEastAsia" w:hAnsi="Times New Roman" w:cs="Times New Roman" w:hint="eastAsia"/>
+          <w:color w:val="2F2F2F"/>
+          <w:sz w:val="21"/>
+          <w:szCs w:val="21"/>
+          <w:shd w:val="clear" w:color="auto" w:fill="FFFFFF"/>
+        </w:rPr>
+        <w:t>分支，初始文件内容“竹杖芒鞋轻胜马”，</w:t>
+      </w:r>
+      <w:r>
+        <w:rPr>
+          <w:rFonts w:ascii="Times New Roman" w:eastAsiaTheme="minorEastAsia" w:hAnsi="Times New Roman" w:cs="Times New Roman" w:hint="eastAsia"/>
+          <w:color w:val="2F2F2F"/>
+          <w:sz w:val="21"/>
+          <w:szCs w:val="21"/>
+          <w:shd w:val="clear" w:color="auto" w:fill="FFFFFF"/>
+        </w:rPr>
+        <w:t>commit</w:t>
+      </w:r>
+    </w:p>
+    <w:p>
+      <w:pPr>
+        <w:pStyle w:val="a5"/>
+        <w:shd w:val="clear" w:color="auto" w:fill="FFFFFF"/>
+        <w:spacing w:before="0" w:beforeAutospacing="0" w:after="0" w:afterAutospacing="0"/>
+        <w:rPr>
+          <w:rFonts w:ascii="Times New Roman" w:eastAsiaTheme="minorEastAsia" w:hAnsi="Times New Roman" w:cs="Times New Roman"/>
+          <w:color w:val="2F2F2F"/>
+          <w:sz w:val="21"/>
+          <w:szCs w:val="21"/>
+          <w:shd w:val="clear" w:color="auto" w:fill="FFFFFF"/>
+        </w:rPr>
+      </w:pPr>
+      <w:r>
+        <w:rPr>
+          <w:rFonts w:ascii="Times New Roman" w:eastAsiaTheme="minorEastAsia" w:hAnsi="Times New Roman" w:cs="Times New Roman" w:hint="eastAsia"/>
+          <w:color w:val="2F2F2F"/>
+          <w:sz w:val="21"/>
+          <w:szCs w:val="21"/>
+          <w:shd w:val="clear" w:color="auto" w:fill="FFFFFF"/>
+        </w:rPr>
+        <w:t>新增文件“一蓑烟雨任平生，不提交”</w:t>
+      </w:r>
+    </w:p>
+    <w:p>
+      <w:pPr>
+        <w:pStyle w:val="a5"/>
+        <w:shd w:val="clear" w:color="auto" w:fill="FFFFFF"/>
+        <w:spacing w:before="0" w:beforeAutospacing="0" w:after="0" w:afterAutospacing="0"/>
+        <w:rPr>
+          <w:rFonts w:ascii="Times New Roman" w:eastAsiaTheme="minorEastAsia" w:hAnsi="Times New Roman" w:cs="Times New Roman"/>
+          <w:color w:val="2F2F2F"/>
+          <w:sz w:val="21"/>
+          <w:szCs w:val="21"/>
+          <w:shd w:val="clear" w:color="auto" w:fill="FFFFFF"/>
+        </w:rPr>
+      </w:pPr>
+      <w:r>
+        <w:rPr>
+          <w:rFonts w:ascii="Times New Roman" w:eastAsiaTheme="minorEastAsia" w:hAnsi="Times New Roman" w:cs="Times New Roman" w:hint="eastAsia"/>
+          <w:color w:val="2F2F2F"/>
+          <w:sz w:val="21"/>
+          <w:szCs w:val="21"/>
+          <w:shd w:val="clear" w:color="auto" w:fill="FFFFFF"/>
+        </w:rPr>
+        <w:t>新建</w:t>
+      </w:r>
+      <w:r>
+        <w:rPr>
+          <w:rFonts w:ascii="Times New Roman" w:eastAsiaTheme="minorEastAsia" w:hAnsi="Times New Roman" w:cs="Times New Roman" w:hint="eastAsia"/>
+          <w:color w:val="2F2F2F"/>
+          <w:sz w:val="21"/>
+          <w:szCs w:val="21"/>
+          <w:shd w:val="clear" w:color="auto" w:fill="FFFFFF"/>
+        </w:rPr>
+        <w:t>bad</w:t>
+      </w:r>
+      <w:r>
+        <w:rPr>
+          <w:rFonts w:ascii="Times New Roman" w:eastAsiaTheme="minorEastAsia" w:hAnsi="Times New Roman" w:cs="Times New Roman" w:hint="eastAsia"/>
+          <w:color w:val="2F2F2F"/>
+          <w:sz w:val="21"/>
+          <w:szCs w:val="21"/>
+          <w:shd w:val="clear" w:color="auto" w:fill="FFFFFF"/>
+        </w:rPr>
+        <w:t>分支，新增文字“乱石穿空，惊涛拍岸，卷起千堆雪”</w:t>
+      </w:r>
+      <w:r>
+        <w:rPr>
+          <w:rFonts w:ascii="Times New Roman" w:eastAsiaTheme="minorEastAsia" w:hAnsi="Times New Roman" w:cs="Times New Roman" w:hint="eastAsia"/>
+          <w:color w:val="2F2F2F"/>
+          <w:sz w:val="21"/>
+          <w:szCs w:val="21"/>
+          <w:shd w:val="clear" w:color="auto" w:fill="FFFFFF"/>
+        </w:rPr>
+        <w:t>，</w:t>
+      </w:r>
+      <w:r>
+        <w:rPr>
+          <w:rFonts w:ascii="Times New Roman" w:eastAsiaTheme="minorEastAsia" w:hAnsi="Times New Roman" w:cs="Times New Roman" w:hint="eastAsia"/>
+          <w:color w:val="2F2F2F"/>
+          <w:sz w:val="21"/>
+          <w:szCs w:val="21"/>
+          <w:shd w:val="clear" w:color="auto" w:fill="FFFFFF"/>
+        </w:rPr>
+        <w:t>commit</w:t>
+      </w:r>
+    </w:p>
+    <w:p>
+      <w:pPr>
+        <w:pStyle w:val="a5"/>
+        <w:shd w:val="clear" w:color="auto" w:fill="FFFFFF"/>
+        <w:spacing w:before="0" w:beforeAutospacing="0" w:after="0" w:afterAutospacing="0"/>
+        <w:rPr>
+          <w:rFonts w:ascii="Times New Roman" w:eastAsiaTheme="minorEastAsia" w:hAnsi="Times New Roman" w:cs="Times New Roman"/>
+          <w:color w:val="2F2F2F"/>
+          <w:sz w:val="21"/>
+          <w:szCs w:val="21"/>
+          <w:shd w:val="clear" w:color="auto" w:fill="FFFFFF"/>
+        </w:rPr>
+      </w:pPr>
+      <w:r>
+        <w:rPr>
+          <w:rFonts w:ascii="Times New Roman" w:eastAsiaTheme="minorEastAsia" w:hAnsi="Times New Roman" w:cs="Times New Roman" w:hint="eastAsia"/>
+          <w:color w:val="2F2F2F"/>
+          <w:sz w:val="21"/>
+          <w:szCs w:val="21"/>
+          <w:shd w:val="clear" w:color="auto" w:fill="FFFFFF"/>
+        </w:rPr>
+        <w:t>回到</w:t>
+      </w:r>
+      <w:r>
+        <w:rPr>
+          <w:rFonts w:ascii="Times New Roman" w:eastAsiaTheme="minorEastAsia" w:hAnsi="Times New Roman" w:cs="Times New Roman" w:hint="eastAsia"/>
+          <w:color w:val="2F2F2F"/>
+          <w:sz w:val="21"/>
+          <w:szCs w:val="21"/>
+          <w:shd w:val="clear" w:color="auto" w:fill="FFFFFF"/>
+        </w:rPr>
+        <w:t>master</w:t>
+      </w:r>
+      <w:r>
+        <w:rPr>
+          <w:rFonts w:ascii="Times New Roman" w:eastAsiaTheme="minorEastAsia" w:hAnsi="Times New Roman" w:cs="Times New Roman" w:hint="eastAsia"/>
+          <w:color w:val="2F2F2F"/>
+          <w:sz w:val="21"/>
+          <w:szCs w:val="21"/>
+          <w:shd w:val="clear" w:color="auto" w:fill="FFFFFF"/>
+        </w:rPr>
+        <w:t>分支，执行</w:t>
+      </w:r>
+      <w:r>
+        <w:rPr>
+          <w:rFonts w:ascii="Times New Roman" w:eastAsiaTheme="minorEastAsia" w:hAnsi="Times New Roman" w:cs="Times New Roman" w:hint="eastAsia"/>
+          <w:color w:val="2F2F2F"/>
+          <w:sz w:val="21"/>
+          <w:szCs w:val="21"/>
+          <w:shd w:val="clear" w:color="auto" w:fill="FFFFFF"/>
+        </w:rPr>
+        <w:t>git</w:t>
+      </w:r>
+      <w:r>
+        <w:rPr>
+          <w:rFonts w:ascii="Times New Roman" w:eastAsiaTheme="minorEastAsia" w:hAnsi="Times New Roman" w:cs="Times New Roman"/>
+          <w:color w:val="2F2F2F"/>
+          <w:sz w:val="21"/>
+          <w:szCs w:val="21"/>
+          <w:shd w:val="clear" w:color="auto" w:fill="FFFFFF"/>
+        </w:rPr>
+        <w:t xml:space="preserve"> </w:t>
+      </w:r>
+      <w:r>
+        <w:rPr>
+          <w:rFonts w:ascii="Times New Roman" w:eastAsiaTheme="minorEastAsia" w:hAnsi="Times New Roman" w:cs="Times New Roman" w:hint="eastAsia"/>
+          <w:color w:val="2F2F2F"/>
+          <w:sz w:val="21"/>
+          <w:szCs w:val="21"/>
+          <w:shd w:val="clear" w:color="auto" w:fill="FFFFFF"/>
+        </w:rPr>
+        <w:t>merge</w:t>
+      </w:r>
+      <w:r>
+        <w:rPr>
+          <w:rFonts w:ascii="Times New Roman" w:eastAsiaTheme="minorEastAsia" w:hAnsi="Times New Roman" w:cs="Times New Roman"/>
+          <w:color w:val="2F2F2F"/>
+          <w:sz w:val="21"/>
+          <w:szCs w:val="21"/>
+          <w:shd w:val="clear" w:color="auto" w:fill="FFFFFF"/>
+        </w:rPr>
+        <w:t xml:space="preserve"> </w:t>
+      </w:r>
+      <w:r>
+        <w:rPr>
+          <w:rFonts w:ascii="Times New Roman" w:eastAsiaTheme="minorEastAsia" w:hAnsi="Times New Roman" w:cs="Times New Roman" w:hint="eastAsia"/>
+          <w:color w:val="2F2F2F"/>
+          <w:sz w:val="21"/>
+          <w:szCs w:val="21"/>
+          <w:shd w:val="clear" w:color="auto" w:fill="FFFFFF"/>
+        </w:rPr>
+        <w:t>bad</w:t>
+      </w:r>
+      <w:r>
+        <w:rPr>
+          <w:rFonts w:ascii="Times New Roman" w:eastAsiaTheme="minorEastAsia" w:hAnsi="Times New Roman" w:cs="Times New Roman" w:hint="eastAsia"/>
+          <w:color w:val="2F2F2F"/>
+          <w:sz w:val="21"/>
+          <w:szCs w:val="21"/>
+          <w:shd w:val="clear" w:color="auto" w:fill="FFFFFF"/>
+        </w:rPr>
+        <w:t>，提示矛盾</w:t>
+      </w:r>
+    </w:p>
+    <w:p>
+      <w:pPr>
+        <w:autoSpaceDE w:val="0"/>
+        <w:autoSpaceDN w:val="0"/>
+        <w:adjustRightInd w:val="0"/>
+        <w:jc w:val="left"/>
+        <w:rPr>
+          <w:rFonts w:ascii="Times New Roman" w:hAnsi="Times New Roman" w:cs="Times New Roman"/>
+          <w:color w:val="00BFBF"/>
+          <w:kern w:val="0"/>
+          <w:szCs w:val="21"/>
+        </w:rPr>
+      </w:pPr>
+      <w:r>
+        <w:rPr>
+          <w:rFonts w:ascii="Times New Roman" w:hAnsi="Times New Roman" w:cs="Times New Roman"/>
+          <w:color w:val="00BF00"/>
+          <w:kern w:val="0"/>
+          <w:szCs w:val="21"/>
+        </w:rPr>
+        <w:t xml:space="preserve">myth@DESKTOP-UN1P95E </w:t>
+      </w:r>
+      <w:r>
+        <w:rPr>
+          <w:rFonts w:ascii="Times New Roman" w:hAnsi="Times New Roman" w:cs="Times New Roman"/>
+          <w:color w:val="BF00BF"/>
+          <w:kern w:val="0"/>
+          <w:szCs w:val="21"/>
+        </w:rPr>
+        <w:t xml:space="preserve">MINGW64 </w:t>
+      </w:r>
+      <w:r>
+        <w:rPr>
+          <w:rFonts w:ascii="Times New Roman" w:hAnsi="Times New Roman" w:cs="Times New Roman"/>
+          <w:color w:val="BFBF00"/>
+          <w:kern w:val="0"/>
+          <w:szCs w:val="21"/>
+        </w:rPr>
+        <w:t>/e/GitHub/GitTest</w:t>
+      </w:r>
+      <w:r>
+        <w:rPr>
+          <w:rFonts w:ascii="Times New Roman" w:hAnsi="Times New Roman" w:cs="Times New Roman"/>
+          <w:color w:val="00BFBF"/>
+          <w:kern w:val="0"/>
+          <w:szCs w:val="21"/>
+        </w:rPr>
+        <w:t xml:space="preserve"> (master)</w:t>
+      </w:r>
+    </w:p>
+    <w:p>
+      <w:pPr>
+        <w:autoSpaceDE w:val="0"/>
+        <w:autoSpaceDN w:val="0"/>
+        <w:adjustRightInd w:val="0"/>
+        <w:jc w:val="left"/>
+        <w:rPr>
+          <w:rFonts w:ascii="Times New Roman" w:hAnsi="Times New Roman" w:cs="Times New Roman"/>
+          <w:kern w:val="0"/>
+          <w:szCs w:val="21"/>
+        </w:rPr>
+      </w:pPr>
+      <w:r>
+        <w:rPr>
+          <w:rFonts w:ascii="Times New Roman" w:hAnsi="Times New Roman" w:cs="Times New Roman"/>
+          <w:kern w:val="0"/>
+          <w:szCs w:val="21"/>
+        </w:rPr>
+        <w:t>$ git merge bad</w:t>
+      </w:r>
+    </w:p>
+    <w:p>
+      <w:pPr>
+        <w:autoSpaceDE w:val="0"/>
+        <w:autoSpaceDN w:val="0"/>
+        <w:adjustRightInd w:val="0"/>
+        <w:jc w:val="left"/>
+        <w:rPr>
+          <w:rFonts w:ascii="Times New Roman" w:hAnsi="Times New Roman" w:cs="Times New Roman"/>
+          <w:kern w:val="0"/>
+          <w:szCs w:val="21"/>
+        </w:rPr>
+      </w:pPr>
+      <w:r>
+        <w:rPr>
+          <w:rFonts w:ascii="Times New Roman" w:hAnsi="Times New Roman" w:cs="Times New Roman"/>
+          <w:kern w:val="0"/>
+          <w:szCs w:val="21"/>
+        </w:rPr>
+        <w:t>Auto-merging sudongpo.txt</w:t>
+      </w:r>
+    </w:p>
+    <w:p>
+      <w:pPr>
+        <w:autoSpaceDE w:val="0"/>
+        <w:autoSpaceDN w:val="0"/>
+        <w:adjustRightInd w:val="0"/>
+        <w:jc w:val="left"/>
+        <w:rPr>
+          <w:rFonts w:ascii="Times New Roman" w:hAnsi="Times New Roman" w:cs="Times New Roman"/>
+          <w:kern w:val="0"/>
+          <w:szCs w:val="21"/>
+        </w:rPr>
+      </w:pPr>
+      <w:r>
+        <w:rPr>
+          <w:rFonts w:ascii="Times New Roman" w:hAnsi="Times New Roman" w:cs="Times New Roman"/>
+          <w:kern w:val="0"/>
+          <w:szCs w:val="21"/>
+        </w:rPr>
+        <w:t>CONFLICT (content): Merge conflict in sudongpo.txt</w:t>
+      </w:r>
+    </w:p>
+    <w:p>
+      <w:pPr>
+        <w:pStyle w:val="a5"/>
+        <w:shd w:val="clear" w:color="auto" w:fill="FFFFFF"/>
+        <w:spacing w:before="0" w:beforeAutospacing="0" w:after="0" w:afterAutospacing="0"/>
+        <w:rPr>
+          <w:rFonts w:ascii="Times New Roman" w:eastAsiaTheme="minorEastAsia" w:hAnsi="Times New Roman" w:cs="Times New Roman"/>
+          <w:sz w:val="21"/>
+          <w:szCs w:val="21"/>
+        </w:rPr>
+      </w:pPr>
+      <w:r>
+        <w:rPr>
+          <w:rFonts w:ascii="Times New Roman" w:eastAsiaTheme="minorEastAsia" w:hAnsi="Times New Roman" w:cs="Times New Roman"/>
+          <w:sz w:val="21"/>
+          <w:szCs w:val="21"/>
+        </w:rPr>
+        <w:t>Automatic merge failed; fix conflicts and then commit the result.</w:t>
+      </w:r>
+    </w:p>
+    <w:p>
+      <w:pPr>
+        <w:pStyle w:val="a5"/>
+        <w:shd w:val="clear" w:color="auto" w:fill="FFFFFF"/>
+        <w:spacing w:before="0" w:beforeAutospacing="0" w:after="0" w:afterAutospacing="0"/>
+        <w:rPr>
+          <w:rFonts w:ascii="Times New Roman" w:eastAsiaTheme="minorEastAsia" w:hAnsi="Times New Roman" w:cs="Times New Roman"/>
+          <w:sz w:val="21"/>
+          <w:szCs w:val="21"/>
+        </w:rPr>
+      </w:pPr>
+      <w:r>
+        <w:rPr>
+          <w:rFonts w:ascii="Times New Roman" w:eastAsiaTheme="minorEastAsia" w:hAnsi="Times New Roman" w:cs="Times New Roman" w:hint="eastAsia"/>
+          <w:sz w:val="21"/>
+          <w:szCs w:val="21"/>
+        </w:rPr>
+        <w:t>记事本打开此时的</w:t>
+      </w:r>
+      <w:r>
+        <w:rPr>
+          <w:rFonts w:ascii="Times New Roman" w:eastAsiaTheme="minorEastAsia" w:hAnsi="Times New Roman" w:cs="Times New Roman" w:hint="eastAsia"/>
+          <w:sz w:val="21"/>
+          <w:szCs w:val="21"/>
+        </w:rPr>
+        <w:t>txt</w:t>
+      </w:r>
+      <w:r>
+        <w:rPr>
+          <w:rFonts w:ascii="Times New Roman" w:eastAsiaTheme="minorEastAsia" w:hAnsi="Times New Roman" w:cs="Times New Roman" w:hint="eastAsia"/>
+          <w:sz w:val="21"/>
+          <w:szCs w:val="21"/>
+        </w:rPr>
+        <w:t>文件，内容为：</w:t>
+      </w:r>
+    </w:p>
+    <w:p>
+      <w:pPr>
+        <w:pStyle w:val="a5"/>
+        <w:shd w:val="clear" w:color="auto" w:fill="FFFFFF"/>
+        <w:spacing w:before="0" w:beforeAutospacing="0" w:after="0" w:afterAutospacing="0"/>
+        <w:rPr>
+          <w:rFonts w:ascii="Times New Roman" w:eastAsiaTheme="minorEastAsia" w:hAnsi="Times New Roman" w:cs="Times New Roman"/>
+          <w:color w:val="2F2F2F"/>
+          <w:sz w:val="21"/>
+          <w:szCs w:val="21"/>
+          <w:shd w:val="clear" w:color="auto" w:fill="FFFFFF"/>
+        </w:rPr>
+      </w:pPr>
+      <w:r>
+        <w:rPr>
+          <w:noProof/>
+        </w:rPr>
+        <w:drawing>
+          <wp:inline distT="0" distB="0" distL="0" distR="0" wp14:anchorId="7A6A7964" wp14:editId="141255AD">
+            <wp:extent cx="2013953" cy="1234160"/>
+            <wp:effectExtent l="0" t="0" r="5715" b="4445"/>
+            <wp:docPr id="45" name="图片 45"/>
+            <wp:cNvGraphicFramePr>
+              <a:graphicFrameLocks xmlns:a="http://schemas.openxmlformats.org/drawingml/2006/main" noChangeAspect="1"/>
+            </wp:cNvGraphicFramePr>
+            <a:graphic xmlns:a="http://schemas.openxmlformats.org/drawingml/2006/main">
+              <a:graphicData uri="http://schemas.openxmlformats.org/drawingml/2006/picture">
+                <pic:pic xmlns:pic="http://schemas.openxmlformats.org/drawingml/2006/picture">
+                  <pic:nvPicPr>
+                    <pic:cNvPr id="1" name=""/>
+                    <pic:cNvPicPr/>
+                  </pic:nvPicPr>
+                  <pic:blipFill>
+                    <a:blip r:embed="rId56"/>
+                    <a:stretch>
+                      <a:fillRect/>
+                    </a:stretch>
+                  </pic:blipFill>
+                  <pic:spPr>
+                    <a:xfrm>
+                      <a:off x="0" y="0"/>
+                      <a:ext cx="2037442" cy="1248554"/>
+                    </a:xfrm>
+                    <a:prstGeom prst="rect">
+                      <a:avLst/>
+                    </a:prstGeom>
+                  </pic:spPr>
+                </pic:pic>
+              </a:graphicData>
+            </a:graphic>
+          </wp:inline>
+        </w:drawing>
+      </w:r>
+    </w:p>
+    <w:p>
+      <w:pPr>
+        <w:pStyle w:val="a5"/>
+        <w:shd w:val="clear" w:color="auto" w:fill="FFFFFF"/>
+        <w:spacing w:before="0" w:beforeAutospacing="0" w:after="0" w:afterAutospacing="0"/>
+        <w:rPr>
+          <w:rFonts w:ascii="Helvetica" w:hAnsi="Helvetica" w:cs="Helvetica"/>
+          <w:color w:val="666666"/>
+          <w:sz w:val="21"/>
+          <w:szCs w:val="21"/>
+          <w:shd w:val="clear" w:color="auto" w:fill="FFFFFF"/>
+        </w:rPr>
+      </w:pPr>
+      <w:r>
+        <w:rPr>
+          <w:rFonts w:ascii="Times New Roman" w:eastAsiaTheme="minorEastAsia" w:hAnsi="Times New Roman" w:cs="Times New Roman" w:hint="eastAsia"/>
+          <w:color w:val="2F2F2F"/>
+          <w:sz w:val="21"/>
+          <w:szCs w:val="21"/>
+          <w:shd w:val="clear" w:color="auto" w:fill="FFFFFF"/>
+        </w:rPr>
+        <w:t>其中，</w:t>
+      </w:r>
+      <w:r>
+        <w:rPr>
+          <w:rStyle w:val="HTML1"/>
+          <w:rFonts w:ascii="Consolas" w:hAnsi="Consolas"/>
+          <w:color w:val="DD0055"/>
+          <w:sz w:val="18"/>
+          <w:szCs w:val="18"/>
+          <w:bdr w:val="single" w:sz="6" w:space="0" w:color="DDDDDD" w:frame="1"/>
+          <w:shd w:val="clear" w:color="auto" w:fill="FAFAFA"/>
+        </w:rPr>
+        <w:t>&lt;&lt;&lt;&lt;&lt;&lt;&lt;</w:t>
+      </w:r>
+      <w:r>
+        <w:rPr>
+          <w:rFonts w:ascii="Helvetica" w:hAnsi="Helvetica" w:cs="Helvetica"/>
+          <w:color w:val="666666"/>
+          <w:sz w:val="21"/>
+          <w:szCs w:val="21"/>
+          <w:shd w:val="clear" w:color="auto" w:fill="FFFFFF"/>
+        </w:rPr>
+        <w:t>，</w:t>
+      </w:r>
+      <w:r>
+        <w:rPr>
+          <w:rStyle w:val="HTML1"/>
+          <w:rFonts w:ascii="Consolas" w:hAnsi="Consolas"/>
+          <w:color w:val="DD0055"/>
+          <w:sz w:val="18"/>
+          <w:szCs w:val="18"/>
+          <w:bdr w:val="single" w:sz="6" w:space="0" w:color="DDDDDD" w:frame="1"/>
+          <w:shd w:val="clear" w:color="auto" w:fill="FAFAFA"/>
+        </w:rPr>
+        <w:t>=======</w:t>
+      </w:r>
+      <w:r>
+        <w:rPr>
+          <w:rFonts w:ascii="Helvetica" w:hAnsi="Helvetica" w:cs="Helvetica"/>
+          <w:color w:val="666666"/>
+          <w:sz w:val="21"/>
+          <w:szCs w:val="21"/>
+          <w:shd w:val="clear" w:color="auto" w:fill="FFFFFF"/>
+        </w:rPr>
+        <w:t>，</w:t>
+      </w:r>
+      <w:r>
+        <w:rPr>
+          <w:rStyle w:val="HTML1"/>
+          <w:rFonts w:ascii="Consolas" w:hAnsi="Consolas"/>
+          <w:color w:val="DD0055"/>
+          <w:sz w:val="18"/>
+          <w:szCs w:val="18"/>
+          <w:bdr w:val="single" w:sz="6" w:space="0" w:color="DDDDDD" w:frame="1"/>
+          <w:shd w:val="clear" w:color="auto" w:fill="FAFAFA"/>
+        </w:rPr>
+        <w:t>&gt;&gt;&gt;&gt;&gt;&gt;&gt;</w:t>
+      </w:r>
+      <w:r>
+        <w:rPr>
+          <w:rStyle w:val="HTML1"/>
+          <w:rFonts w:ascii="Consolas" w:hAnsi="Consolas" w:hint="eastAsia"/>
+          <w:color w:val="DD0055"/>
+          <w:sz w:val="18"/>
+          <w:szCs w:val="18"/>
+          <w:bdr w:val="single" w:sz="6" w:space="0" w:color="DDDDDD" w:frame="1"/>
+          <w:shd w:val="clear" w:color="auto" w:fill="FAFAFA"/>
+        </w:rPr>
+        <w:t>为</w:t>
+      </w:r>
+      <w:r>
+        <w:rPr>
+          <w:rStyle w:val="HTML1"/>
+          <w:rFonts w:ascii="Consolas" w:hAnsi="Consolas" w:hint="eastAsia"/>
+          <w:color w:val="DD0055"/>
+          <w:sz w:val="18"/>
+          <w:szCs w:val="18"/>
+          <w:bdr w:val="single" w:sz="6" w:space="0" w:color="DDDDDD" w:frame="1"/>
+          <w:shd w:val="clear" w:color="auto" w:fill="FAFAFA"/>
+        </w:rPr>
+        <w:t>Git</w:t>
+      </w:r>
+      <w:r>
+        <w:rPr>
+          <w:rStyle w:val="HTML1"/>
+          <w:rFonts w:ascii="Consolas" w:hAnsi="Consolas" w:hint="eastAsia"/>
+          <w:color w:val="DD0055"/>
+          <w:sz w:val="18"/>
+          <w:szCs w:val="18"/>
+          <w:bdr w:val="single" w:sz="6" w:space="0" w:color="DDDDDD" w:frame="1"/>
+          <w:shd w:val="clear" w:color="auto" w:fill="FAFAFA"/>
+        </w:rPr>
+        <w:t>采用的用于</w:t>
+      </w:r>
+      <w:r>
+        <w:rPr>
+          <w:rFonts w:ascii="Helvetica" w:hAnsi="Helvetica" w:cs="Helvetica"/>
+          <w:color w:val="666666"/>
+          <w:sz w:val="21"/>
+          <w:szCs w:val="21"/>
+          <w:shd w:val="clear" w:color="auto" w:fill="FFFFFF"/>
+        </w:rPr>
+        <w:t>标记出不同分支的内容</w:t>
+      </w:r>
+      <w:r>
+        <w:rPr>
+          <w:rFonts w:ascii="Helvetica" w:hAnsi="Helvetica" w:cs="Helvetica" w:hint="eastAsia"/>
+          <w:color w:val="666666"/>
+          <w:sz w:val="21"/>
+          <w:szCs w:val="21"/>
+          <w:shd w:val="clear" w:color="auto" w:fill="FFFFFF"/>
+        </w:rPr>
+        <w:t>的符号</w:t>
+      </w:r>
+    </w:p>
+    <w:p>
+      <w:pPr>
+        <w:pStyle w:val="a5"/>
+        <w:shd w:val="clear" w:color="auto" w:fill="FFFFFF"/>
+        <w:spacing w:before="0" w:beforeAutospacing="0" w:after="0" w:afterAutospacing="0"/>
+        <w:rPr>
+          <w:rFonts w:ascii="Times New Roman" w:eastAsiaTheme="minorEastAsia" w:hAnsi="Times New Roman" w:cs="Times New Roman"/>
+          <w:color w:val="2F2F2F"/>
+          <w:sz w:val="21"/>
+          <w:szCs w:val="21"/>
+          <w:shd w:val="clear" w:color="auto" w:fill="FFFFFF"/>
+        </w:rPr>
+      </w:pPr>
+      <w:r>
+        <w:rPr>
+          <w:rFonts w:ascii="Helvetica" w:hAnsi="Helvetica" w:cs="Helvetica" w:hint="eastAsia"/>
+          <w:color w:val="666666"/>
+          <w:sz w:val="21"/>
+          <w:szCs w:val="21"/>
+          <w:shd w:val="clear" w:color="auto" w:fill="FFFFFF"/>
+        </w:rPr>
+        <w:t>用</w:t>
+      </w:r>
+      <w:r>
+        <w:rPr>
+          <w:rFonts w:ascii="Helvetica" w:hAnsi="Helvetica" w:cs="Helvetica" w:hint="eastAsia"/>
+          <w:color w:val="666666"/>
+          <w:sz w:val="21"/>
+          <w:szCs w:val="21"/>
+          <w:shd w:val="clear" w:color="auto" w:fill="FFFFFF"/>
+        </w:rPr>
+        <w:t>vscode</w:t>
+      </w:r>
+      <w:r>
+        <w:rPr>
+          <w:rFonts w:ascii="Helvetica" w:hAnsi="Helvetica" w:cs="Helvetica" w:hint="eastAsia"/>
+          <w:color w:val="666666"/>
+          <w:sz w:val="21"/>
+          <w:szCs w:val="21"/>
+          <w:shd w:val="clear" w:color="auto" w:fill="FFFFFF"/>
+        </w:rPr>
+        <w:t>打开该文件，</w:t>
+      </w:r>
+      <w:r>
+        <w:rPr>
+          <w:rFonts w:ascii="Helvetica" w:hAnsi="Helvetica" w:cs="Helvetica" w:hint="eastAsia"/>
+          <w:color w:val="666666"/>
+          <w:sz w:val="21"/>
+          <w:szCs w:val="21"/>
+          <w:shd w:val="clear" w:color="auto" w:fill="FFFFFF"/>
+        </w:rPr>
+        <w:t>vscode</w:t>
+      </w:r>
+      <w:r>
+        <w:rPr>
+          <w:rFonts w:ascii="Helvetica" w:hAnsi="Helvetica" w:cs="Helvetica" w:hint="eastAsia"/>
+          <w:color w:val="666666"/>
+          <w:sz w:val="21"/>
+          <w:szCs w:val="21"/>
+          <w:shd w:val="clear" w:color="auto" w:fill="FFFFFF"/>
+        </w:rPr>
+        <w:t>由于安装了合适的插件，打开后界面如下</w:t>
+      </w:r>
+    </w:p>
+    <w:p>
+      <w:pPr>
+        <w:pStyle w:val="a5"/>
+        <w:shd w:val="clear" w:color="auto" w:fill="FFFFFF"/>
+        <w:spacing w:before="0" w:beforeAutospacing="0" w:after="0" w:afterAutospacing="0"/>
+        <w:rPr>
+          <w:rFonts w:ascii="Times New Roman" w:eastAsiaTheme="minorEastAsia" w:hAnsi="Times New Roman" w:cs="Times New Roman"/>
+          <w:color w:val="2F2F2F"/>
+          <w:sz w:val="21"/>
+          <w:szCs w:val="21"/>
+          <w:shd w:val="clear" w:color="auto" w:fill="FFFFFF"/>
+        </w:rPr>
+      </w:pPr>
+      <w:r>
+        <w:rPr>
+          <w:noProof/>
+        </w:rPr>
+        <w:drawing>
+          <wp:inline distT="0" distB="0" distL="0" distR="0" wp14:anchorId="68A2F449" wp14:editId="0114B3F1">
+            <wp:extent cx="5486400" cy="1755775"/>
+            <wp:effectExtent l="0" t="0" r="0" b="0"/>
+            <wp:docPr id="38" name="图片 38"/>
+            <wp:cNvGraphicFramePr>
+              <a:graphicFrameLocks xmlns:a="http://schemas.openxmlformats.org/drawingml/2006/main" noChangeAspect="1"/>
+            </wp:cNvGraphicFramePr>
+            <a:graphic xmlns:a="http://schemas.openxmlformats.org/drawingml/2006/main">
+              <a:graphicData uri="http://schemas.openxmlformats.org/drawingml/2006/picture">
+                <pic:pic xmlns:pic="http://schemas.openxmlformats.org/drawingml/2006/picture">
+                  <pic:nvPicPr>
+                    <pic:cNvPr id="1" name=""/>
+                    <pic:cNvPicPr/>
+                  </pic:nvPicPr>
+                  <pic:blipFill>
+                    <a:blip r:embed="rId57"/>
+                    <a:stretch>
+                      <a:fillRect/>
+                    </a:stretch>
+                  </pic:blipFill>
+                  <pic:spPr>
+                    <a:xfrm>
+                      <a:off x="0" y="0"/>
                       <a:ext cx="5486400" cy="1755775"/>
                     </a:xfrm>
                     <a:prstGeom prst="rect">
@@ -48581,7 +49153,7 @@
                     <pic:cNvPicPr/>
                   </pic:nvPicPr>
                   <pic:blipFill>
-                    <a:blip r:embed="rId55"/>
+                    <a:blip r:embed="rId58"/>
                     <a:stretch>
                       <a:fillRect/>
                     </a:stretch>
@@ -48814,6 +49386,3063 @@
         </w:rPr>
       </w:pPr>
     </w:p>
+    <w:p>
+      <w:pPr>
+        <w:autoSpaceDE w:val="0"/>
+        <w:autoSpaceDN w:val="0"/>
+        <w:adjustRightInd w:val="0"/>
+        <w:jc w:val="left"/>
+        <w:outlineLvl w:val="1"/>
+        <w:rPr>
+          <w:rFonts w:ascii="Times New Roman" w:hAnsi="Times New Roman" w:cs="Times New Roman" w:hint="eastAsia"/>
+          <w:color w:val="2F2F2F"/>
+          <w:kern w:val="0"/>
+          <w:szCs w:val="21"/>
+          <w:shd w:val="clear" w:color="auto" w:fill="FFFFFF"/>
+        </w:rPr>
+      </w:pPr>
+      <w:r>
+        <w:rPr>
+          <w:rFonts w:ascii="Times New Roman" w:hAnsi="Times New Roman" w:cs="Times New Roman" w:hint="eastAsia"/>
+          <w:color w:val="2F2F2F"/>
+          <w:kern w:val="0"/>
+          <w:szCs w:val="21"/>
+          <w:shd w:val="clear" w:color="auto" w:fill="FFFFFF"/>
+        </w:rPr>
+        <w:t>哪些分支需要推送</w:t>
+      </w:r>
+      <w:r>
+        <w:rPr>
+          <w:rFonts w:ascii="Times New Roman" w:hAnsi="Times New Roman" w:cs="Times New Roman" w:hint="eastAsia"/>
+          <w:color w:val="2F2F2F"/>
+          <w:kern w:val="0"/>
+          <w:szCs w:val="21"/>
+          <w:shd w:val="clear" w:color="auto" w:fill="FFFFFF"/>
+        </w:rPr>
+        <w:t>？</w:t>
+      </w:r>
+    </w:p>
+    <w:p>
+      <w:pPr>
+        <w:widowControl/>
+        <w:shd w:val="clear" w:color="auto" w:fill="FFFFFF"/>
+        <w:jc w:val="left"/>
+        <w:rPr>
+          <w:rFonts w:ascii="Times New Roman" w:hAnsi="Times New Roman" w:cs="Times New Roman"/>
+          <w:color w:val="666666"/>
+          <w:kern w:val="0"/>
+          <w:szCs w:val="21"/>
+        </w:rPr>
+      </w:pPr>
+      <w:r>
+        <w:rPr>
+          <w:rFonts w:ascii="Times New Roman" w:hAnsi="Times New Roman" w:cs="Times New Roman"/>
+          <w:color w:val="666666"/>
+          <w:kern w:val="0"/>
+          <w:szCs w:val="21"/>
+        </w:rPr>
+        <w:t>并不是一定要把本地分支往远程推送，那么，哪些分支需要推送，哪些不需要呢？</w:t>
+      </w:r>
+    </w:p>
+    <w:p>
+      <w:pPr>
+        <w:widowControl/>
+        <w:numPr>
+          <w:ilvl w:val="0"/>
+          <w:numId w:val="31"/>
+        </w:numPr>
+        <w:shd w:val="clear" w:color="auto" w:fill="FFFFFF"/>
+        <w:ind w:left="0"/>
+        <w:jc w:val="left"/>
+        <w:rPr>
+          <w:rFonts w:ascii="Times New Roman" w:hAnsi="Times New Roman" w:cs="Times New Roman"/>
+          <w:color w:val="666666"/>
+          <w:kern w:val="0"/>
+          <w:szCs w:val="21"/>
+        </w:rPr>
+      </w:pPr>
+      <w:r>
+        <w:rPr>
+          <w:rFonts w:ascii="Times New Roman" w:hAnsi="Times New Roman" w:cs="Times New Roman"/>
+          <w:color w:val="DD0055"/>
+          <w:kern w:val="0"/>
+          <w:szCs w:val="21"/>
+          <w:bdr w:val="single" w:sz="6" w:space="0" w:color="DDDDDD" w:frame="1"/>
+          <w:shd w:val="clear" w:color="auto" w:fill="FAFAFA"/>
+        </w:rPr>
+        <w:lastRenderedPageBreak/>
+        <w:t>master</w:t>
+      </w:r>
+      <w:r>
+        <w:rPr>
+          <w:rFonts w:ascii="Times New Roman" w:hAnsi="Times New Roman" w:cs="Times New Roman"/>
+          <w:color w:val="666666"/>
+          <w:kern w:val="0"/>
+          <w:szCs w:val="21"/>
+        </w:rPr>
+        <w:t>分支是主分支，因此要时刻与远程同步；</w:t>
+      </w:r>
+    </w:p>
+    <w:p>
+      <w:pPr>
+        <w:widowControl/>
+        <w:numPr>
+          <w:ilvl w:val="0"/>
+          <w:numId w:val="31"/>
+        </w:numPr>
+        <w:shd w:val="clear" w:color="auto" w:fill="FFFFFF"/>
+        <w:ind w:left="0"/>
+        <w:jc w:val="left"/>
+        <w:rPr>
+          <w:rFonts w:ascii="Times New Roman" w:hAnsi="Times New Roman" w:cs="Times New Roman"/>
+          <w:color w:val="666666"/>
+          <w:kern w:val="0"/>
+          <w:szCs w:val="21"/>
+        </w:rPr>
+      </w:pPr>
+      <w:r>
+        <w:rPr>
+          <w:rFonts w:ascii="Times New Roman" w:hAnsi="Times New Roman" w:cs="Times New Roman"/>
+          <w:color w:val="DD0055"/>
+          <w:kern w:val="0"/>
+          <w:szCs w:val="21"/>
+          <w:bdr w:val="single" w:sz="6" w:space="0" w:color="DDDDDD" w:frame="1"/>
+          <w:shd w:val="clear" w:color="auto" w:fill="FAFAFA"/>
+        </w:rPr>
+        <w:t>dev</w:t>
+      </w:r>
+      <w:r>
+        <w:rPr>
+          <w:rFonts w:ascii="Times New Roman" w:hAnsi="Times New Roman" w:cs="Times New Roman"/>
+          <w:color w:val="666666"/>
+          <w:kern w:val="0"/>
+          <w:szCs w:val="21"/>
+        </w:rPr>
+        <w:t>分支是开发分支，团队所有成员都需要在上面工作，所以也需要与远程同步；</w:t>
+      </w:r>
+    </w:p>
+    <w:p>
+      <w:pPr>
+        <w:widowControl/>
+        <w:numPr>
+          <w:ilvl w:val="0"/>
+          <w:numId w:val="31"/>
+        </w:numPr>
+        <w:shd w:val="clear" w:color="auto" w:fill="FFFFFF"/>
+        <w:ind w:left="0"/>
+        <w:jc w:val="left"/>
+        <w:rPr>
+          <w:rFonts w:ascii="Times New Roman" w:hAnsi="Times New Roman" w:cs="Times New Roman"/>
+          <w:color w:val="666666"/>
+          <w:kern w:val="0"/>
+          <w:szCs w:val="21"/>
+        </w:rPr>
+      </w:pPr>
+      <w:r>
+        <w:rPr>
+          <w:rFonts w:ascii="Times New Roman" w:hAnsi="Times New Roman" w:cs="Times New Roman"/>
+          <w:color w:val="666666"/>
+          <w:kern w:val="0"/>
+          <w:szCs w:val="21"/>
+        </w:rPr>
+        <w:t>bug</w:t>
+      </w:r>
+      <w:r>
+        <w:rPr>
+          <w:rFonts w:ascii="Times New Roman" w:hAnsi="Times New Roman" w:cs="Times New Roman"/>
+          <w:color w:val="666666"/>
+          <w:kern w:val="0"/>
+          <w:szCs w:val="21"/>
+        </w:rPr>
+        <w:t>分支只用于在本地修复</w:t>
+      </w:r>
+      <w:r>
+        <w:rPr>
+          <w:rFonts w:ascii="Times New Roman" w:hAnsi="Times New Roman" w:cs="Times New Roman"/>
+          <w:color w:val="666666"/>
+          <w:kern w:val="0"/>
+          <w:szCs w:val="21"/>
+        </w:rPr>
+        <w:t>bug</w:t>
+      </w:r>
+      <w:r>
+        <w:rPr>
+          <w:rFonts w:ascii="Times New Roman" w:hAnsi="Times New Roman" w:cs="Times New Roman"/>
+          <w:color w:val="666666"/>
+          <w:kern w:val="0"/>
+          <w:szCs w:val="21"/>
+        </w:rPr>
+        <w:t>，就没必要推到远程了，除非老板要看看你每周到底修复了几个</w:t>
+      </w:r>
+      <w:r>
+        <w:rPr>
+          <w:rFonts w:ascii="Times New Roman" w:hAnsi="Times New Roman" w:cs="Times New Roman"/>
+          <w:color w:val="666666"/>
+          <w:kern w:val="0"/>
+          <w:szCs w:val="21"/>
+        </w:rPr>
+        <w:t>bug</w:t>
+      </w:r>
+      <w:r>
+        <w:rPr>
+          <w:rFonts w:ascii="Times New Roman" w:hAnsi="Times New Roman" w:cs="Times New Roman"/>
+          <w:color w:val="666666"/>
+          <w:kern w:val="0"/>
+          <w:szCs w:val="21"/>
+        </w:rPr>
+        <w:t>；</w:t>
+      </w:r>
+    </w:p>
+    <w:p>
+      <w:pPr>
+        <w:widowControl/>
+        <w:numPr>
+          <w:ilvl w:val="0"/>
+          <w:numId w:val="31"/>
+        </w:numPr>
+        <w:shd w:val="clear" w:color="auto" w:fill="FFFFFF"/>
+        <w:ind w:left="0"/>
+        <w:jc w:val="left"/>
+        <w:rPr>
+          <w:rFonts w:ascii="Times New Roman" w:hAnsi="Times New Roman" w:cs="Times New Roman"/>
+          <w:color w:val="666666"/>
+          <w:kern w:val="0"/>
+          <w:szCs w:val="21"/>
+        </w:rPr>
+      </w:pPr>
+      <w:r>
+        <w:rPr>
+          <w:rFonts w:ascii="Times New Roman" w:hAnsi="Times New Roman" w:cs="Times New Roman"/>
+          <w:color w:val="666666"/>
+          <w:kern w:val="0"/>
+          <w:szCs w:val="21"/>
+        </w:rPr>
+        <w:t>feature</w:t>
+      </w:r>
+      <w:r>
+        <w:rPr>
+          <w:rFonts w:ascii="Times New Roman" w:hAnsi="Times New Roman" w:cs="Times New Roman"/>
+          <w:color w:val="666666"/>
+          <w:kern w:val="0"/>
+          <w:szCs w:val="21"/>
+        </w:rPr>
+        <w:t>分支是否推到远程，取决于你是否和你的小伙伴合作在上面开发</w:t>
+      </w:r>
+    </w:p>
+    <w:p>
+      <w:pPr>
+        <w:autoSpaceDE w:val="0"/>
+        <w:autoSpaceDN w:val="0"/>
+        <w:adjustRightInd w:val="0"/>
+        <w:jc w:val="left"/>
+        <w:rPr>
+          <w:rFonts w:ascii="Consolas" w:hAnsi="Consolas" w:cs="Consolas"/>
+          <w:kern w:val="0"/>
+          <w:sz w:val="28"/>
+          <w:szCs w:val="28"/>
+        </w:rPr>
+      </w:pPr>
+    </w:p>
+    <w:p>
+      <w:pPr>
+        <w:pStyle w:val="a5"/>
+        <w:shd w:val="clear" w:color="auto" w:fill="FFFFFF"/>
+        <w:spacing w:before="0" w:beforeAutospacing="0" w:after="0" w:afterAutospacing="0"/>
+        <w:outlineLvl w:val="1"/>
+        <w:rPr>
+          <w:rFonts w:ascii="Times New Roman" w:eastAsiaTheme="minorEastAsia" w:hAnsi="Times New Roman" w:cs="Times New Roman" w:hint="eastAsia"/>
+          <w:color w:val="333333"/>
+          <w:sz w:val="23"/>
+          <w:szCs w:val="23"/>
+        </w:rPr>
+      </w:pPr>
+      <w:r>
+        <w:rPr>
+          <w:rFonts w:ascii="Times New Roman" w:eastAsiaTheme="minorEastAsia" w:hAnsi="Times New Roman" w:cs="Times New Roman" w:hint="eastAsia"/>
+          <w:color w:val="333333"/>
+          <w:sz w:val="23"/>
+          <w:szCs w:val="23"/>
+        </w:rPr>
+        <w:t>git</w:t>
+      </w:r>
+      <w:r>
+        <w:rPr>
+          <w:rFonts w:ascii="Times New Roman" w:eastAsiaTheme="minorEastAsia" w:hAnsi="Times New Roman" w:cs="Times New Roman"/>
+          <w:color w:val="333333"/>
+          <w:sz w:val="23"/>
+          <w:szCs w:val="23"/>
+        </w:rPr>
+        <w:t xml:space="preserve"> </w:t>
+      </w:r>
+      <w:r>
+        <w:rPr>
+          <w:rFonts w:ascii="Times New Roman" w:eastAsiaTheme="minorEastAsia" w:hAnsi="Times New Roman" w:cs="Times New Roman" w:hint="eastAsia"/>
+          <w:color w:val="333333"/>
+          <w:sz w:val="23"/>
+          <w:szCs w:val="23"/>
+        </w:rPr>
+        <w:t>log</w:t>
+      </w:r>
+      <w:r>
+        <w:rPr>
+          <w:rFonts w:ascii="Times New Roman" w:eastAsiaTheme="minorEastAsia" w:hAnsi="Times New Roman" w:cs="Times New Roman" w:hint="eastAsia"/>
+          <w:color w:val="333333"/>
+          <w:sz w:val="23"/>
+          <w:szCs w:val="23"/>
+        </w:rPr>
+        <w:t>：</w:t>
+      </w:r>
+    </w:p>
+    <w:p>
+      <w:pPr>
+        <w:autoSpaceDE w:val="0"/>
+        <w:autoSpaceDN w:val="0"/>
+        <w:adjustRightInd w:val="0"/>
+        <w:jc w:val="left"/>
+        <w:rPr>
+          <w:rFonts w:ascii="Consolas" w:hAnsi="Consolas" w:cs="Consolas"/>
+          <w:kern w:val="0"/>
+          <w:sz w:val="28"/>
+          <w:szCs w:val="28"/>
+        </w:rPr>
+      </w:pPr>
+      <w:r>
+        <w:rPr>
+          <w:rFonts w:ascii="Consolas" w:hAnsi="Consolas" w:cs="Consolas"/>
+          <w:kern w:val="0"/>
+          <w:sz w:val="28"/>
+          <w:szCs w:val="28"/>
+        </w:rPr>
+        <w:t>git log --graph --pretty=oneline --abbrev-commit</w:t>
+      </w:r>
+    </w:p>
+    <w:p>
+      <w:pPr>
+        <w:autoSpaceDE w:val="0"/>
+        <w:autoSpaceDN w:val="0"/>
+        <w:adjustRightInd w:val="0"/>
+        <w:jc w:val="left"/>
+        <w:rPr>
+          <w:rFonts w:ascii="Consolas" w:hAnsi="Consolas" w:cs="Consolas"/>
+          <w:kern w:val="0"/>
+          <w:sz w:val="28"/>
+          <w:szCs w:val="28"/>
+        </w:rPr>
+      </w:pPr>
+    </w:p>
+    <w:p>
+      <w:pPr>
+        <w:pStyle w:val="a5"/>
+        <w:shd w:val="clear" w:color="auto" w:fill="FFFFFF"/>
+        <w:spacing w:before="0" w:beforeAutospacing="0" w:after="0" w:afterAutospacing="0"/>
+        <w:outlineLvl w:val="1"/>
+        <w:rPr>
+          <w:rFonts w:ascii="Times New Roman" w:eastAsiaTheme="minorEastAsia" w:hAnsi="Times New Roman" w:cs="Times New Roman"/>
+          <w:color w:val="333333"/>
+          <w:sz w:val="23"/>
+          <w:szCs w:val="23"/>
+        </w:rPr>
+      </w:pPr>
+      <w:r>
+        <w:rPr>
+          <w:rFonts w:ascii="Times New Roman" w:eastAsiaTheme="minorEastAsia" w:hAnsi="Times New Roman" w:cs="Times New Roman" w:hint="eastAsia"/>
+          <w:color w:val="333333"/>
+          <w:sz w:val="23"/>
+          <w:szCs w:val="23"/>
+        </w:rPr>
+        <w:t>stash</w:t>
+      </w:r>
+      <w:r>
+        <w:rPr>
+          <w:rFonts w:ascii="Times New Roman" w:eastAsiaTheme="minorEastAsia" w:hAnsi="Times New Roman" w:cs="Times New Roman" w:hint="eastAsia"/>
+          <w:color w:val="333333"/>
+          <w:sz w:val="23"/>
+          <w:szCs w:val="23"/>
+        </w:rPr>
+        <w:t>与</w:t>
+      </w:r>
+      <w:r>
+        <w:rPr>
+          <w:rFonts w:ascii="Times New Roman" w:eastAsiaTheme="minorEastAsia" w:hAnsi="Times New Roman" w:cs="Times New Roman" w:hint="eastAsia"/>
+          <w:color w:val="333333"/>
+          <w:sz w:val="23"/>
+          <w:szCs w:val="23"/>
+        </w:rPr>
+        <w:t>bug</w:t>
+      </w:r>
+      <w:r>
+        <w:rPr>
+          <w:rFonts w:ascii="Times New Roman" w:eastAsiaTheme="minorEastAsia" w:hAnsi="Times New Roman" w:cs="Times New Roman" w:hint="eastAsia"/>
+          <w:color w:val="333333"/>
+          <w:sz w:val="23"/>
+          <w:szCs w:val="23"/>
+        </w:rPr>
+        <w:t>分支</w:t>
+      </w:r>
+    </w:p>
+    <w:p>
+      <w:pPr>
+        <w:autoSpaceDE w:val="0"/>
+        <w:autoSpaceDN w:val="0"/>
+        <w:adjustRightInd w:val="0"/>
+        <w:jc w:val="left"/>
+        <w:rPr>
+          <w:rFonts w:ascii="Helvetica" w:hAnsi="Helvetica" w:cs="Helvetica"/>
+          <w:color w:val="000000" w:themeColor="text1"/>
+          <w:szCs w:val="21"/>
+          <w:shd w:val="clear" w:color="auto" w:fill="FFFFFF"/>
+        </w:rPr>
+      </w:pPr>
+      <w:r>
+        <w:rPr>
+          <w:rFonts w:ascii="Helvetica" w:hAnsi="Helvetica" w:cs="Helvetica" w:hint="eastAsia"/>
+          <w:color w:val="000000" w:themeColor="text1"/>
+          <w:szCs w:val="21"/>
+          <w:shd w:val="clear" w:color="auto" w:fill="FFFFFF"/>
+        </w:rPr>
+        <w:t>正在</w:t>
+      </w:r>
+      <w:r>
+        <w:rPr>
+          <w:rFonts w:ascii="Helvetica" w:hAnsi="Helvetica" w:cs="Helvetica" w:hint="eastAsia"/>
+          <w:color w:val="000000" w:themeColor="text1"/>
+          <w:szCs w:val="21"/>
+          <w:shd w:val="clear" w:color="auto" w:fill="FFFFFF"/>
+        </w:rPr>
+        <w:t>dev</w:t>
+      </w:r>
+      <w:r>
+        <w:rPr>
+          <w:rFonts w:ascii="Helvetica" w:hAnsi="Helvetica" w:cs="Helvetica" w:hint="eastAsia"/>
+          <w:color w:val="000000" w:themeColor="text1"/>
+          <w:szCs w:val="21"/>
+          <w:shd w:val="clear" w:color="auto" w:fill="FFFFFF"/>
+        </w:rPr>
+        <w:t>分支上</w:t>
+      </w:r>
+      <w:r>
+        <w:rPr>
+          <w:rFonts w:ascii="Helvetica" w:hAnsi="Helvetica" w:cs="Helvetica" w:hint="eastAsia"/>
+          <w:color w:val="000000" w:themeColor="text1"/>
+          <w:szCs w:val="21"/>
+          <w:shd w:val="clear" w:color="auto" w:fill="FFFFFF"/>
+        </w:rPr>
+        <w:t>开发，突然</w:t>
+      </w:r>
+      <w:r>
+        <w:rPr>
+          <w:rFonts w:ascii="Helvetica" w:hAnsi="Helvetica" w:cs="Helvetica"/>
+          <w:color w:val="000000" w:themeColor="text1"/>
+          <w:szCs w:val="21"/>
+          <w:shd w:val="clear" w:color="auto" w:fill="FFFFFF"/>
+        </w:rPr>
+        <w:t>接到一个修复一个代号</w:t>
+      </w:r>
+      <w:r>
+        <w:rPr>
+          <w:rFonts w:ascii="Helvetica" w:hAnsi="Helvetica" w:cs="Helvetica"/>
+          <w:color w:val="000000" w:themeColor="text1"/>
+          <w:szCs w:val="21"/>
+          <w:shd w:val="clear" w:color="auto" w:fill="FFFFFF"/>
+        </w:rPr>
+        <w:t>101</w:t>
+      </w:r>
+      <w:r>
+        <w:rPr>
+          <w:rFonts w:ascii="Helvetica" w:hAnsi="Helvetica" w:cs="Helvetica"/>
+          <w:color w:val="000000" w:themeColor="text1"/>
+          <w:szCs w:val="21"/>
+          <w:shd w:val="clear" w:color="auto" w:fill="FFFFFF"/>
+        </w:rPr>
+        <w:t>的</w:t>
+      </w:r>
+      <w:r>
+        <w:rPr>
+          <w:rFonts w:ascii="Helvetica" w:hAnsi="Helvetica" w:cs="Helvetica"/>
+          <w:color w:val="000000" w:themeColor="text1"/>
+          <w:szCs w:val="21"/>
+          <w:shd w:val="clear" w:color="auto" w:fill="FFFFFF"/>
+        </w:rPr>
+        <w:t>bug</w:t>
+      </w:r>
+      <w:r>
+        <w:rPr>
+          <w:rFonts w:ascii="Helvetica" w:hAnsi="Helvetica" w:cs="Helvetica"/>
+          <w:color w:val="000000" w:themeColor="text1"/>
+          <w:szCs w:val="21"/>
+          <w:shd w:val="clear" w:color="auto" w:fill="FFFFFF"/>
+        </w:rPr>
+        <w:t>的任务</w:t>
+      </w:r>
+    </w:p>
+    <w:p>
+      <w:pPr>
+        <w:autoSpaceDE w:val="0"/>
+        <w:autoSpaceDN w:val="0"/>
+        <w:adjustRightInd w:val="0"/>
+        <w:jc w:val="left"/>
+        <w:rPr>
+          <w:rFonts w:ascii="Helvetica" w:hAnsi="Helvetica" w:cs="Helvetica"/>
+          <w:color w:val="666666"/>
+          <w:szCs w:val="21"/>
+          <w:shd w:val="clear" w:color="auto" w:fill="FFFFFF"/>
+        </w:rPr>
+      </w:pPr>
+      <w:r>
+        <w:rPr>
+          <w:rFonts w:ascii="Helvetica" w:hAnsi="Helvetica" w:cs="Helvetica"/>
+          <w:color w:val="000000" w:themeColor="text1"/>
+          <w:szCs w:val="21"/>
+          <w:shd w:val="clear" w:color="auto" w:fill="FFFFFF"/>
+        </w:rPr>
+        <w:t>当前正在</w:t>
+      </w:r>
+      <w:r>
+        <w:rPr>
+          <w:rFonts w:ascii="Times New Roman" w:hAnsi="Times New Roman" w:cs="Times New Roman"/>
+          <w:color w:val="DD0055"/>
+          <w:kern w:val="0"/>
+          <w:szCs w:val="21"/>
+        </w:rPr>
+        <w:t>dev</w:t>
+      </w:r>
+      <w:r>
+        <w:rPr>
+          <w:rFonts w:ascii="Helvetica" w:hAnsi="Helvetica" w:cs="Helvetica"/>
+          <w:color w:val="000000" w:themeColor="text1"/>
+          <w:szCs w:val="21"/>
+          <w:shd w:val="clear" w:color="auto" w:fill="FFFFFF"/>
+        </w:rPr>
+        <w:t>上进行的工作还没有提交</w:t>
+      </w:r>
+      <w:r>
+        <w:rPr>
+          <w:rFonts w:ascii="Helvetica" w:hAnsi="Helvetica" w:cs="Helvetica"/>
+          <w:color w:val="666666"/>
+          <w:szCs w:val="21"/>
+          <w:shd w:val="clear" w:color="auto" w:fill="FFFFFF"/>
+        </w:rPr>
+        <w:t>：</w:t>
+      </w:r>
+    </w:p>
+    <w:p>
+      <w:pPr>
+        <w:pStyle w:val="HTML"/>
+        <w:pBdr>
+          <w:top w:val="single" w:sz="6" w:space="8" w:color="DDDDDD"/>
+          <w:left w:val="single" w:sz="6" w:space="8" w:color="DDDDDD"/>
+          <w:bottom w:val="single" w:sz="6" w:space="8" w:color="DDDDDD"/>
+          <w:right w:val="single" w:sz="6" w:space="8" w:color="DDDDDD"/>
+        </w:pBdr>
+        <w:shd w:val="clear" w:color="auto" w:fill="FAFAFA"/>
+        <w:spacing w:line="270" w:lineRule="atLeast"/>
+        <w:ind w:leftChars="100" w:left="210"/>
+        <w:rPr>
+          <w:rStyle w:val="HTML1"/>
+          <w:rFonts w:ascii="Times New Roman" w:eastAsiaTheme="minorEastAsia" w:hAnsi="Times New Roman" w:cs="Times New Roman"/>
+          <w:color w:val="444444"/>
+          <w:sz w:val="18"/>
+          <w:szCs w:val="18"/>
+        </w:rPr>
+      </w:pPr>
+      <w:r>
+        <w:rPr>
+          <w:rStyle w:val="HTML1"/>
+          <w:rFonts w:ascii="Times New Roman" w:eastAsiaTheme="minorEastAsia" w:hAnsi="Times New Roman" w:cs="Times New Roman"/>
+          <w:color w:val="444444"/>
+          <w:sz w:val="18"/>
+          <w:szCs w:val="18"/>
+        </w:rPr>
+        <w:t>$ git status</w:t>
+      </w:r>
+    </w:p>
+    <w:p>
+      <w:pPr>
+        <w:pStyle w:val="HTML"/>
+        <w:pBdr>
+          <w:top w:val="single" w:sz="6" w:space="8" w:color="DDDDDD"/>
+          <w:left w:val="single" w:sz="6" w:space="8" w:color="DDDDDD"/>
+          <w:bottom w:val="single" w:sz="6" w:space="8" w:color="DDDDDD"/>
+          <w:right w:val="single" w:sz="6" w:space="8" w:color="DDDDDD"/>
+        </w:pBdr>
+        <w:shd w:val="clear" w:color="auto" w:fill="FAFAFA"/>
+        <w:spacing w:line="270" w:lineRule="atLeast"/>
+        <w:ind w:leftChars="100" w:left="210"/>
+        <w:rPr>
+          <w:rStyle w:val="HTML1"/>
+          <w:rFonts w:ascii="Times New Roman" w:eastAsiaTheme="minorEastAsia" w:hAnsi="Times New Roman" w:cs="Times New Roman"/>
+          <w:color w:val="444444"/>
+          <w:sz w:val="18"/>
+          <w:szCs w:val="18"/>
+        </w:rPr>
+      </w:pPr>
+      <w:r>
+        <w:rPr>
+          <w:rStyle w:val="HTML1"/>
+          <w:rFonts w:ascii="Times New Roman" w:eastAsiaTheme="minorEastAsia" w:hAnsi="Times New Roman" w:cs="Times New Roman"/>
+          <w:color w:val="444444"/>
+          <w:sz w:val="18"/>
+          <w:szCs w:val="18"/>
+        </w:rPr>
+        <w:t>On branch dev</w:t>
+      </w:r>
+    </w:p>
+    <w:p>
+      <w:pPr>
+        <w:pStyle w:val="HTML"/>
+        <w:pBdr>
+          <w:top w:val="single" w:sz="6" w:space="8" w:color="DDDDDD"/>
+          <w:left w:val="single" w:sz="6" w:space="8" w:color="DDDDDD"/>
+          <w:bottom w:val="single" w:sz="6" w:space="8" w:color="DDDDDD"/>
+          <w:right w:val="single" w:sz="6" w:space="8" w:color="DDDDDD"/>
+        </w:pBdr>
+        <w:shd w:val="clear" w:color="auto" w:fill="FAFAFA"/>
+        <w:spacing w:line="270" w:lineRule="atLeast"/>
+        <w:ind w:leftChars="100" w:left="210"/>
+        <w:rPr>
+          <w:rStyle w:val="HTML1"/>
+          <w:rFonts w:ascii="Times New Roman" w:eastAsiaTheme="minorEastAsia" w:hAnsi="Times New Roman" w:cs="Times New Roman"/>
+          <w:color w:val="444444"/>
+          <w:sz w:val="18"/>
+          <w:szCs w:val="18"/>
+        </w:rPr>
+      </w:pPr>
+      <w:r>
+        <w:rPr>
+          <w:rStyle w:val="HTML1"/>
+          <w:rFonts w:ascii="Times New Roman" w:eastAsiaTheme="minorEastAsia" w:hAnsi="Times New Roman" w:cs="Times New Roman"/>
+          <w:color w:val="444444"/>
+          <w:sz w:val="18"/>
+          <w:szCs w:val="18"/>
+        </w:rPr>
+        <w:t>Changes to be committed:</w:t>
+      </w:r>
+    </w:p>
+    <w:p>
+      <w:pPr>
+        <w:pStyle w:val="HTML"/>
+        <w:pBdr>
+          <w:top w:val="single" w:sz="6" w:space="8" w:color="DDDDDD"/>
+          <w:left w:val="single" w:sz="6" w:space="8" w:color="DDDDDD"/>
+          <w:bottom w:val="single" w:sz="6" w:space="8" w:color="DDDDDD"/>
+          <w:right w:val="single" w:sz="6" w:space="8" w:color="DDDDDD"/>
+        </w:pBdr>
+        <w:shd w:val="clear" w:color="auto" w:fill="FAFAFA"/>
+        <w:spacing w:line="270" w:lineRule="atLeast"/>
+        <w:ind w:leftChars="100" w:left="210"/>
+        <w:rPr>
+          <w:rStyle w:val="HTML1"/>
+          <w:rFonts w:ascii="Times New Roman" w:eastAsiaTheme="minorEastAsia" w:hAnsi="Times New Roman" w:cs="Times New Roman"/>
+          <w:color w:val="444444"/>
+          <w:sz w:val="18"/>
+          <w:szCs w:val="18"/>
+        </w:rPr>
+      </w:pPr>
+      <w:r>
+        <w:rPr>
+          <w:rStyle w:val="HTML1"/>
+          <w:rFonts w:ascii="Times New Roman" w:eastAsiaTheme="minorEastAsia" w:hAnsi="Times New Roman" w:cs="Times New Roman"/>
+          <w:color w:val="444444"/>
+          <w:sz w:val="18"/>
+          <w:szCs w:val="18"/>
+        </w:rPr>
+        <w:t xml:space="preserve">  (use "git reset HEAD </w:t>
+      </w:r>
+      <w:r>
+        <w:rPr>
+          <w:rStyle w:val="tag"/>
+          <w:rFonts w:ascii="Times New Roman" w:eastAsiaTheme="minorEastAsia" w:hAnsi="Times New Roman" w:cs="Times New Roman"/>
+          <w:color w:val="000080"/>
+          <w:sz w:val="18"/>
+          <w:szCs w:val="18"/>
+        </w:rPr>
+        <w:t>&lt;</w:t>
+      </w:r>
+      <w:r>
+        <w:rPr>
+          <w:rStyle w:val="title"/>
+          <w:rFonts w:ascii="Times New Roman" w:eastAsiaTheme="minorEastAsia" w:hAnsi="Times New Roman" w:cs="Times New Roman"/>
+          <w:color w:val="000080"/>
+          <w:sz w:val="18"/>
+          <w:szCs w:val="18"/>
+        </w:rPr>
+        <w:t>file</w:t>
+      </w:r>
+      <w:r>
+        <w:rPr>
+          <w:rStyle w:val="tag"/>
+          <w:rFonts w:ascii="Times New Roman" w:eastAsiaTheme="minorEastAsia" w:hAnsi="Times New Roman" w:cs="Times New Roman"/>
+          <w:color w:val="000080"/>
+          <w:sz w:val="18"/>
+          <w:szCs w:val="18"/>
+        </w:rPr>
+        <w:t>&gt;</w:t>
+      </w:r>
+      <w:r>
+        <w:rPr>
+          <w:rStyle w:val="HTML1"/>
+          <w:rFonts w:ascii="Times New Roman" w:eastAsiaTheme="minorEastAsia" w:hAnsi="Times New Roman" w:cs="Times New Roman"/>
+          <w:color w:val="444444"/>
+          <w:sz w:val="18"/>
+          <w:szCs w:val="18"/>
+        </w:rPr>
+        <w:t>..." to unstage)</w:t>
+      </w:r>
+    </w:p>
+    <w:p>
+      <w:pPr>
+        <w:pStyle w:val="HTML"/>
+        <w:pBdr>
+          <w:top w:val="single" w:sz="6" w:space="8" w:color="DDDDDD"/>
+          <w:left w:val="single" w:sz="6" w:space="8" w:color="DDDDDD"/>
+          <w:bottom w:val="single" w:sz="6" w:space="8" w:color="DDDDDD"/>
+          <w:right w:val="single" w:sz="6" w:space="8" w:color="DDDDDD"/>
+        </w:pBdr>
+        <w:shd w:val="clear" w:color="auto" w:fill="FAFAFA"/>
+        <w:spacing w:line="270" w:lineRule="atLeast"/>
+        <w:ind w:leftChars="100" w:left="210"/>
+        <w:rPr>
+          <w:rStyle w:val="HTML1"/>
+          <w:rFonts w:ascii="Times New Roman" w:eastAsiaTheme="minorEastAsia" w:hAnsi="Times New Roman" w:cs="Times New Roman"/>
+          <w:color w:val="444444"/>
+          <w:sz w:val="18"/>
+          <w:szCs w:val="18"/>
+        </w:rPr>
+      </w:pPr>
+    </w:p>
+    <w:p>
+      <w:pPr>
+        <w:pStyle w:val="HTML"/>
+        <w:pBdr>
+          <w:top w:val="single" w:sz="6" w:space="8" w:color="DDDDDD"/>
+          <w:left w:val="single" w:sz="6" w:space="8" w:color="DDDDDD"/>
+          <w:bottom w:val="single" w:sz="6" w:space="8" w:color="DDDDDD"/>
+          <w:right w:val="single" w:sz="6" w:space="8" w:color="DDDDDD"/>
+        </w:pBdr>
+        <w:shd w:val="clear" w:color="auto" w:fill="FAFAFA"/>
+        <w:spacing w:line="270" w:lineRule="atLeast"/>
+        <w:ind w:leftChars="100" w:left="210"/>
+        <w:rPr>
+          <w:rStyle w:val="HTML1"/>
+          <w:rFonts w:ascii="Times New Roman" w:eastAsiaTheme="minorEastAsia" w:hAnsi="Times New Roman" w:cs="Times New Roman"/>
+          <w:color w:val="444444"/>
+          <w:sz w:val="18"/>
+          <w:szCs w:val="18"/>
+        </w:rPr>
+      </w:pPr>
+      <w:r>
+        <w:rPr>
+          <w:rStyle w:val="HTML1"/>
+          <w:rFonts w:ascii="Times New Roman" w:eastAsiaTheme="minorEastAsia" w:hAnsi="Times New Roman" w:cs="Times New Roman"/>
+          <w:color w:val="444444"/>
+          <w:sz w:val="18"/>
+          <w:szCs w:val="18"/>
+        </w:rPr>
+        <w:tab/>
+        <w:t>new file:   hello.py</w:t>
+      </w:r>
+    </w:p>
+    <w:p>
+      <w:pPr>
+        <w:pStyle w:val="HTML"/>
+        <w:pBdr>
+          <w:top w:val="single" w:sz="6" w:space="8" w:color="DDDDDD"/>
+          <w:left w:val="single" w:sz="6" w:space="8" w:color="DDDDDD"/>
+          <w:bottom w:val="single" w:sz="6" w:space="8" w:color="DDDDDD"/>
+          <w:right w:val="single" w:sz="6" w:space="8" w:color="DDDDDD"/>
+        </w:pBdr>
+        <w:shd w:val="clear" w:color="auto" w:fill="FAFAFA"/>
+        <w:spacing w:line="270" w:lineRule="atLeast"/>
+        <w:ind w:leftChars="100" w:left="210"/>
+        <w:rPr>
+          <w:rStyle w:val="HTML1"/>
+          <w:rFonts w:ascii="Times New Roman" w:eastAsiaTheme="minorEastAsia" w:hAnsi="Times New Roman" w:cs="Times New Roman"/>
+          <w:color w:val="444444"/>
+          <w:sz w:val="18"/>
+          <w:szCs w:val="18"/>
+        </w:rPr>
+      </w:pPr>
+    </w:p>
+    <w:p>
+      <w:pPr>
+        <w:pStyle w:val="HTML"/>
+        <w:pBdr>
+          <w:top w:val="single" w:sz="6" w:space="8" w:color="DDDDDD"/>
+          <w:left w:val="single" w:sz="6" w:space="8" w:color="DDDDDD"/>
+          <w:bottom w:val="single" w:sz="6" w:space="8" w:color="DDDDDD"/>
+          <w:right w:val="single" w:sz="6" w:space="8" w:color="DDDDDD"/>
+        </w:pBdr>
+        <w:shd w:val="clear" w:color="auto" w:fill="FAFAFA"/>
+        <w:spacing w:line="270" w:lineRule="atLeast"/>
+        <w:ind w:leftChars="100" w:left="210"/>
+        <w:rPr>
+          <w:rStyle w:val="HTML1"/>
+          <w:rFonts w:ascii="Times New Roman" w:eastAsiaTheme="minorEastAsia" w:hAnsi="Times New Roman" w:cs="Times New Roman"/>
+          <w:color w:val="444444"/>
+          <w:sz w:val="18"/>
+          <w:szCs w:val="18"/>
+        </w:rPr>
+      </w:pPr>
+      <w:r>
+        <w:rPr>
+          <w:rStyle w:val="HTML1"/>
+          <w:rFonts w:ascii="Times New Roman" w:eastAsiaTheme="minorEastAsia" w:hAnsi="Times New Roman" w:cs="Times New Roman"/>
+          <w:color w:val="444444"/>
+          <w:sz w:val="18"/>
+          <w:szCs w:val="18"/>
+        </w:rPr>
+        <w:t>Changes not staged for commit:</w:t>
+      </w:r>
+    </w:p>
+    <w:p>
+      <w:pPr>
+        <w:pStyle w:val="HTML"/>
+        <w:pBdr>
+          <w:top w:val="single" w:sz="6" w:space="8" w:color="DDDDDD"/>
+          <w:left w:val="single" w:sz="6" w:space="8" w:color="DDDDDD"/>
+          <w:bottom w:val="single" w:sz="6" w:space="8" w:color="DDDDDD"/>
+          <w:right w:val="single" w:sz="6" w:space="8" w:color="DDDDDD"/>
+        </w:pBdr>
+        <w:shd w:val="clear" w:color="auto" w:fill="FAFAFA"/>
+        <w:spacing w:line="270" w:lineRule="atLeast"/>
+        <w:ind w:leftChars="100" w:left="210"/>
+        <w:rPr>
+          <w:rStyle w:val="HTML1"/>
+          <w:rFonts w:ascii="Times New Roman" w:eastAsiaTheme="minorEastAsia" w:hAnsi="Times New Roman" w:cs="Times New Roman"/>
+          <w:color w:val="444444"/>
+          <w:sz w:val="18"/>
+          <w:szCs w:val="18"/>
+        </w:rPr>
+      </w:pPr>
+      <w:r>
+        <w:rPr>
+          <w:rStyle w:val="HTML1"/>
+          <w:rFonts w:ascii="Times New Roman" w:eastAsiaTheme="minorEastAsia" w:hAnsi="Times New Roman" w:cs="Times New Roman"/>
+          <w:color w:val="444444"/>
+          <w:sz w:val="18"/>
+          <w:szCs w:val="18"/>
+        </w:rPr>
+        <w:t xml:space="preserve">  (use "git add </w:t>
+      </w:r>
+      <w:r>
+        <w:rPr>
+          <w:rStyle w:val="tag"/>
+          <w:rFonts w:ascii="Times New Roman" w:eastAsiaTheme="minorEastAsia" w:hAnsi="Times New Roman" w:cs="Times New Roman"/>
+          <w:color w:val="000080"/>
+          <w:sz w:val="18"/>
+          <w:szCs w:val="18"/>
+        </w:rPr>
+        <w:t>&lt;</w:t>
+      </w:r>
+      <w:r>
+        <w:rPr>
+          <w:rStyle w:val="title"/>
+          <w:rFonts w:ascii="Times New Roman" w:eastAsiaTheme="minorEastAsia" w:hAnsi="Times New Roman" w:cs="Times New Roman"/>
+          <w:color w:val="000080"/>
+          <w:sz w:val="18"/>
+          <w:szCs w:val="18"/>
+        </w:rPr>
+        <w:t>file</w:t>
+      </w:r>
+      <w:r>
+        <w:rPr>
+          <w:rStyle w:val="tag"/>
+          <w:rFonts w:ascii="Times New Roman" w:eastAsiaTheme="minorEastAsia" w:hAnsi="Times New Roman" w:cs="Times New Roman"/>
+          <w:color w:val="000080"/>
+          <w:sz w:val="18"/>
+          <w:szCs w:val="18"/>
+        </w:rPr>
+        <w:t>&gt;</w:t>
+      </w:r>
+      <w:r>
+        <w:rPr>
+          <w:rStyle w:val="HTML1"/>
+          <w:rFonts w:ascii="Times New Roman" w:eastAsiaTheme="minorEastAsia" w:hAnsi="Times New Roman" w:cs="Times New Roman"/>
+          <w:color w:val="444444"/>
+          <w:sz w:val="18"/>
+          <w:szCs w:val="18"/>
+        </w:rPr>
+        <w:t>..." to update what will be committed)</w:t>
+      </w:r>
+    </w:p>
+    <w:p>
+      <w:pPr>
+        <w:pStyle w:val="HTML"/>
+        <w:pBdr>
+          <w:top w:val="single" w:sz="6" w:space="8" w:color="DDDDDD"/>
+          <w:left w:val="single" w:sz="6" w:space="8" w:color="DDDDDD"/>
+          <w:bottom w:val="single" w:sz="6" w:space="8" w:color="DDDDDD"/>
+          <w:right w:val="single" w:sz="6" w:space="8" w:color="DDDDDD"/>
+        </w:pBdr>
+        <w:shd w:val="clear" w:color="auto" w:fill="FAFAFA"/>
+        <w:spacing w:line="270" w:lineRule="atLeast"/>
+        <w:ind w:leftChars="100" w:left="210"/>
+        <w:rPr>
+          <w:rStyle w:val="HTML1"/>
+          <w:rFonts w:ascii="Times New Roman" w:eastAsiaTheme="minorEastAsia" w:hAnsi="Times New Roman" w:cs="Times New Roman"/>
+          <w:color w:val="444444"/>
+          <w:sz w:val="18"/>
+          <w:szCs w:val="18"/>
+        </w:rPr>
+      </w:pPr>
+      <w:r>
+        <w:rPr>
+          <w:rStyle w:val="HTML1"/>
+          <w:rFonts w:ascii="Times New Roman" w:eastAsiaTheme="minorEastAsia" w:hAnsi="Times New Roman" w:cs="Times New Roman"/>
+          <w:color w:val="444444"/>
+          <w:sz w:val="18"/>
+          <w:szCs w:val="18"/>
+        </w:rPr>
+        <w:t xml:space="preserve">  (use "git checkout -- </w:t>
+      </w:r>
+      <w:r>
+        <w:rPr>
+          <w:rStyle w:val="tag"/>
+          <w:rFonts w:ascii="Times New Roman" w:eastAsiaTheme="minorEastAsia" w:hAnsi="Times New Roman" w:cs="Times New Roman"/>
+          <w:color w:val="000080"/>
+          <w:sz w:val="18"/>
+          <w:szCs w:val="18"/>
+        </w:rPr>
+        <w:t>&lt;</w:t>
+      </w:r>
+      <w:r>
+        <w:rPr>
+          <w:rStyle w:val="title"/>
+          <w:rFonts w:ascii="Times New Roman" w:eastAsiaTheme="minorEastAsia" w:hAnsi="Times New Roman" w:cs="Times New Roman"/>
+          <w:color w:val="000080"/>
+          <w:sz w:val="18"/>
+          <w:szCs w:val="18"/>
+        </w:rPr>
+        <w:t>file</w:t>
+      </w:r>
+      <w:r>
+        <w:rPr>
+          <w:rStyle w:val="tag"/>
+          <w:rFonts w:ascii="Times New Roman" w:eastAsiaTheme="minorEastAsia" w:hAnsi="Times New Roman" w:cs="Times New Roman"/>
+          <w:color w:val="000080"/>
+          <w:sz w:val="18"/>
+          <w:szCs w:val="18"/>
+        </w:rPr>
+        <w:t>&gt;</w:t>
+      </w:r>
+      <w:r>
+        <w:rPr>
+          <w:rStyle w:val="HTML1"/>
+          <w:rFonts w:ascii="Times New Roman" w:eastAsiaTheme="minorEastAsia" w:hAnsi="Times New Roman" w:cs="Times New Roman"/>
+          <w:color w:val="444444"/>
+          <w:sz w:val="18"/>
+          <w:szCs w:val="18"/>
+        </w:rPr>
+        <w:t>..." to discard changes in working directory)</w:t>
+      </w:r>
+    </w:p>
+    <w:p>
+      <w:pPr>
+        <w:pStyle w:val="HTML"/>
+        <w:pBdr>
+          <w:top w:val="single" w:sz="6" w:space="8" w:color="DDDDDD"/>
+          <w:left w:val="single" w:sz="6" w:space="8" w:color="DDDDDD"/>
+          <w:bottom w:val="single" w:sz="6" w:space="8" w:color="DDDDDD"/>
+          <w:right w:val="single" w:sz="6" w:space="8" w:color="DDDDDD"/>
+        </w:pBdr>
+        <w:shd w:val="clear" w:color="auto" w:fill="FAFAFA"/>
+        <w:spacing w:line="270" w:lineRule="atLeast"/>
+        <w:ind w:leftChars="100" w:left="210"/>
+        <w:rPr>
+          <w:rStyle w:val="HTML1"/>
+          <w:rFonts w:ascii="Times New Roman" w:eastAsiaTheme="minorEastAsia" w:hAnsi="Times New Roman" w:cs="Times New Roman"/>
+          <w:color w:val="444444"/>
+          <w:sz w:val="18"/>
+          <w:szCs w:val="18"/>
+        </w:rPr>
+      </w:pPr>
+    </w:p>
+    <w:p>
+      <w:pPr>
+        <w:pStyle w:val="HTML"/>
+        <w:pBdr>
+          <w:top w:val="single" w:sz="6" w:space="8" w:color="DDDDDD"/>
+          <w:left w:val="single" w:sz="6" w:space="8" w:color="DDDDDD"/>
+          <w:bottom w:val="single" w:sz="6" w:space="8" w:color="DDDDDD"/>
+          <w:right w:val="single" w:sz="6" w:space="8" w:color="DDDDDD"/>
+        </w:pBdr>
+        <w:shd w:val="clear" w:color="auto" w:fill="FAFAFA"/>
+        <w:spacing w:line="270" w:lineRule="atLeast"/>
+        <w:ind w:leftChars="100" w:left="210"/>
+        <w:rPr>
+          <w:rFonts w:ascii="Times New Roman" w:eastAsiaTheme="minorEastAsia" w:hAnsi="Times New Roman" w:cs="Times New Roman"/>
+          <w:color w:val="444444"/>
+          <w:sz w:val="18"/>
+          <w:szCs w:val="18"/>
+        </w:rPr>
+      </w:pPr>
+      <w:r>
+        <w:rPr>
+          <w:rStyle w:val="HTML1"/>
+          <w:rFonts w:ascii="Times New Roman" w:eastAsiaTheme="minorEastAsia" w:hAnsi="Times New Roman" w:cs="Times New Roman"/>
+          <w:color w:val="444444"/>
+          <w:sz w:val="18"/>
+          <w:szCs w:val="18"/>
+        </w:rPr>
+        <w:tab/>
+        <w:t>modified:   readme.txt</w:t>
+      </w:r>
+    </w:p>
+    <w:p>
+      <w:pPr>
+        <w:autoSpaceDE w:val="0"/>
+        <w:autoSpaceDN w:val="0"/>
+        <w:adjustRightInd w:val="0"/>
+        <w:jc w:val="left"/>
+        <w:rPr>
+          <w:rFonts w:ascii="Helvetica" w:hAnsi="Helvetica" w:cs="Helvetica"/>
+          <w:color w:val="000000" w:themeColor="text1"/>
+          <w:szCs w:val="21"/>
+          <w:shd w:val="clear" w:color="auto" w:fill="FFFFFF"/>
+        </w:rPr>
+      </w:pPr>
+      <w:r>
+        <w:rPr>
+          <w:rFonts w:ascii="Helvetica" w:hAnsi="Helvetica" w:cs="Helvetica" w:hint="eastAsia"/>
+          <w:color w:val="000000" w:themeColor="text1"/>
+          <w:szCs w:val="21"/>
+          <w:shd w:val="clear" w:color="auto" w:fill="FFFFFF"/>
+        </w:rPr>
+        <w:t>并不是</w:t>
+      </w:r>
+      <w:r>
+        <w:rPr>
+          <w:rFonts w:ascii="Helvetica" w:hAnsi="Helvetica" w:cs="Helvetica" w:hint="eastAsia"/>
+          <w:color w:val="000000" w:themeColor="text1"/>
+          <w:szCs w:val="21"/>
+          <w:shd w:val="clear" w:color="auto" w:fill="FFFFFF"/>
+        </w:rPr>
+        <w:t>不想提交，而是工作只进行到一半，还没法提交，预计完成还需</w:t>
+      </w:r>
+      <w:r>
+        <w:rPr>
+          <w:rFonts w:ascii="Helvetica" w:hAnsi="Helvetica" w:cs="Helvetica"/>
+          <w:color w:val="000000" w:themeColor="text1"/>
+          <w:szCs w:val="21"/>
+          <w:shd w:val="clear" w:color="auto" w:fill="FFFFFF"/>
+        </w:rPr>
+        <w:t>1</w:t>
+      </w:r>
+      <w:r>
+        <w:rPr>
+          <w:rFonts w:ascii="Helvetica" w:hAnsi="Helvetica" w:cs="Helvetica"/>
+          <w:color w:val="000000" w:themeColor="text1"/>
+          <w:szCs w:val="21"/>
+          <w:shd w:val="clear" w:color="auto" w:fill="FFFFFF"/>
+        </w:rPr>
+        <w:t>天时间。</w:t>
+      </w:r>
+    </w:p>
+    <w:p>
+      <w:pPr>
+        <w:autoSpaceDE w:val="0"/>
+        <w:autoSpaceDN w:val="0"/>
+        <w:adjustRightInd w:val="0"/>
+        <w:jc w:val="left"/>
+        <w:rPr>
+          <w:rFonts w:ascii="Helvetica" w:hAnsi="Helvetica" w:cs="Helvetica" w:hint="eastAsia"/>
+          <w:color w:val="000000" w:themeColor="text1"/>
+          <w:szCs w:val="21"/>
+          <w:shd w:val="clear" w:color="auto" w:fill="FFFFFF"/>
+        </w:rPr>
+      </w:pPr>
+      <w:r>
+        <w:rPr>
+          <w:rFonts w:ascii="Helvetica" w:hAnsi="Helvetica" w:cs="Helvetica" w:hint="eastAsia"/>
+          <w:color w:val="000000" w:themeColor="text1"/>
+          <w:szCs w:val="21"/>
+          <w:shd w:val="clear" w:color="auto" w:fill="FFFFFF"/>
+        </w:rPr>
+        <w:t>这时该</w:t>
+      </w:r>
+      <w:r>
+        <w:rPr>
+          <w:rFonts w:ascii="Helvetica" w:hAnsi="Helvetica" w:cs="Helvetica"/>
+          <w:color w:val="000000" w:themeColor="text1"/>
+          <w:szCs w:val="21"/>
+          <w:shd w:val="clear" w:color="auto" w:fill="FFFFFF"/>
+        </w:rPr>
+        <w:t>怎么办？</w:t>
+      </w:r>
+    </w:p>
+    <w:p>
+      <w:pPr>
+        <w:autoSpaceDE w:val="0"/>
+        <w:autoSpaceDN w:val="0"/>
+        <w:adjustRightInd w:val="0"/>
+        <w:jc w:val="left"/>
+        <w:rPr>
+          <w:rFonts w:ascii="Helvetica" w:hAnsi="Helvetica" w:cs="Helvetica"/>
+          <w:color w:val="000000" w:themeColor="text1"/>
+          <w:szCs w:val="21"/>
+          <w:shd w:val="clear" w:color="auto" w:fill="FFFFFF"/>
+        </w:rPr>
+      </w:pPr>
+      <w:r>
+        <w:rPr>
+          <w:rFonts w:ascii="Helvetica" w:hAnsi="Helvetica" w:cs="Helvetica"/>
+          <w:color w:val="000000" w:themeColor="text1"/>
+          <w:szCs w:val="21"/>
+          <w:shd w:val="clear" w:color="auto" w:fill="FFFFFF"/>
+        </w:rPr>
+        <w:t>Git</w:t>
+      </w:r>
+      <w:r>
+        <w:rPr>
+          <w:rFonts w:ascii="Helvetica" w:hAnsi="Helvetica" w:cs="Helvetica"/>
+          <w:color w:val="000000" w:themeColor="text1"/>
+          <w:szCs w:val="21"/>
+          <w:shd w:val="clear" w:color="auto" w:fill="FFFFFF"/>
+        </w:rPr>
+        <w:t>还提供了一个</w:t>
+      </w:r>
+      <w:r>
+        <w:rPr>
+          <w:rFonts w:ascii="Times New Roman" w:hAnsi="Times New Roman" w:cs="Times New Roman"/>
+          <w:color w:val="DD0055"/>
+          <w:kern w:val="0"/>
+          <w:szCs w:val="21"/>
+        </w:rPr>
+        <w:t>stash</w:t>
+      </w:r>
+      <w:r>
+        <w:rPr>
+          <w:rFonts w:ascii="Helvetica" w:hAnsi="Helvetica" w:cs="Helvetica"/>
+          <w:color w:val="000000" w:themeColor="text1"/>
+          <w:szCs w:val="21"/>
+          <w:shd w:val="clear" w:color="auto" w:fill="FFFFFF"/>
+        </w:rPr>
+        <w:t>功能，可以把当前工作现场</w:t>
+      </w:r>
+      <w:r>
+        <w:rPr>
+          <w:rFonts w:ascii="Helvetica" w:hAnsi="Helvetica" w:cs="Helvetica"/>
+          <w:color w:val="000000" w:themeColor="text1"/>
+          <w:szCs w:val="21"/>
+          <w:shd w:val="clear" w:color="auto" w:fill="FFFFFF"/>
+        </w:rPr>
+        <w:t>“</w:t>
+      </w:r>
+      <w:r>
+        <w:rPr>
+          <w:rFonts w:ascii="Helvetica" w:hAnsi="Helvetica" w:cs="Helvetica"/>
+          <w:color w:val="000000" w:themeColor="text1"/>
+          <w:szCs w:val="21"/>
+          <w:shd w:val="clear" w:color="auto" w:fill="FFFFFF"/>
+        </w:rPr>
+        <w:t>储藏</w:t>
+      </w:r>
+      <w:r>
+        <w:rPr>
+          <w:rFonts w:ascii="Helvetica" w:hAnsi="Helvetica" w:cs="Helvetica"/>
+          <w:color w:val="000000" w:themeColor="text1"/>
+          <w:szCs w:val="21"/>
+          <w:shd w:val="clear" w:color="auto" w:fill="FFFFFF"/>
+        </w:rPr>
+        <w:t>”</w:t>
+      </w:r>
+      <w:r>
+        <w:rPr>
+          <w:rFonts w:ascii="Helvetica" w:hAnsi="Helvetica" w:cs="Helvetica"/>
+          <w:color w:val="000000" w:themeColor="text1"/>
+          <w:szCs w:val="21"/>
+          <w:shd w:val="clear" w:color="auto" w:fill="FFFFFF"/>
+        </w:rPr>
+        <w:t>起来，等以后恢复现场后继续工作：</w:t>
+      </w:r>
+    </w:p>
+    <w:p>
+      <w:pPr>
+        <w:pStyle w:val="HTML"/>
+        <w:pBdr>
+          <w:top w:val="single" w:sz="6" w:space="8" w:color="DDDDDD"/>
+          <w:left w:val="single" w:sz="6" w:space="8" w:color="DDDDDD"/>
+          <w:bottom w:val="single" w:sz="6" w:space="8" w:color="DDDDDD"/>
+          <w:right w:val="single" w:sz="6" w:space="8" w:color="DDDDDD"/>
+        </w:pBdr>
+        <w:shd w:val="clear" w:color="auto" w:fill="FAFAFA"/>
+        <w:spacing w:line="270" w:lineRule="atLeast"/>
+        <w:ind w:leftChars="100" w:left="210"/>
+        <w:rPr>
+          <w:rStyle w:val="HTML1"/>
+          <w:rFonts w:ascii="Times New Roman" w:eastAsiaTheme="minorEastAsia" w:hAnsi="Times New Roman" w:cs="Times New Roman"/>
+          <w:color w:val="444444"/>
+          <w:sz w:val="21"/>
+          <w:szCs w:val="21"/>
+        </w:rPr>
+      </w:pPr>
+      <w:r>
+        <w:rPr>
+          <w:rStyle w:val="variable"/>
+          <w:rFonts w:ascii="Times New Roman" w:eastAsiaTheme="minorEastAsia" w:hAnsi="Times New Roman" w:cs="Times New Roman"/>
+          <w:color w:val="008080"/>
+          <w:sz w:val="21"/>
+          <w:szCs w:val="21"/>
+        </w:rPr>
+        <w:t xml:space="preserve">$ </w:t>
+      </w:r>
+      <w:r>
+        <w:rPr>
+          <w:rStyle w:val="HTML1"/>
+          <w:rFonts w:ascii="Times New Roman" w:eastAsiaTheme="minorEastAsia" w:hAnsi="Times New Roman" w:cs="Times New Roman"/>
+          <w:color w:val="444444"/>
+          <w:sz w:val="21"/>
+          <w:szCs w:val="21"/>
+        </w:rPr>
+        <w:t>git stash</w:t>
+      </w:r>
+    </w:p>
+    <w:p>
+      <w:pPr>
+        <w:pStyle w:val="HTML"/>
+        <w:pBdr>
+          <w:top w:val="single" w:sz="6" w:space="8" w:color="DDDDDD"/>
+          <w:left w:val="single" w:sz="6" w:space="8" w:color="DDDDDD"/>
+          <w:bottom w:val="single" w:sz="6" w:space="8" w:color="DDDDDD"/>
+          <w:right w:val="single" w:sz="6" w:space="8" w:color="DDDDDD"/>
+        </w:pBdr>
+        <w:shd w:val="clear" w:color="auto" w:fill="FAFAFA"/>
+        <w:spacing w:line="270" w:lineRule="atLeast"/>
+        <w:ind w:leftChars="100" w:left="210"/>
+        <w:rPr>
+          <w:rStyle w:val="HTML1"/>
+          <w:rFonts w:ascii="Times New Roman" w:eastAsiaTheme="minorEastAsia" w:hAnsi="Times New Roman" w:cs="Times New Roman"/>
+          <w:color w:val="444444"/>
+          <w:sz w:val="21"/>
+          <w:szCs w:val="21"/>
+        </w:rPr>
+      </w:pPr>
+      <w:r>
+        <w:rPr>
+          <w:rStyle w:val="constant"/>
+          <w:rFonts w:ascii="Times New Roman" w:eastAsiaTheme="minorEastAsia" w:hAnsi="Times New Roman" w:cs="Times New Roman"/>
+          <w:color w:val="009999"/>
+          <w:sz w:val="21"/>
+          <w:szCs w:val="21"/>
+        </w:rPr>
+        <w:t>Saved</w:t>
+      </w:r>
+      <w:r>
+        <w:rPr>
+          <w:rStyle w:val="HTML1"/>
+          <w:rFonts w:ascii="Times New Roman" w:eastAsiaTheme="minorEastAsia" w:hAnsi="Times New Roman" w:cs="Times New Roman"/>
+          <w:color w:val="444444"/>
+          <w:sz w:val="21"/>
+          <w:szCs w:val="21"/>
+        </w:rPr>
+        <w:t xml:space="preserve"> working directory </w:t>
+      </w:r>
+      <w:r>
+        <w:rPr>
+          <w:rStyle w:val="keyword"/>
+          <w:rFonts w:ascii="Times New Roman" w:eastAsiaTheme="minorEastAsia" w:hAnsi="Times New Roman" w:cs="Times New Roman"/>
+          <w:b/>
+          <w:bCs/>
+          <w:color w:val="333333"/>
+          <w:sz w:val="21"/>
+          <w:szCs w:val="21"/>
+        </w:rPr>
+        <w:t>and</w:t>
+      </w:r>
+      <w:r>
+        <w:rPr>
+          <w:rStyle w:val="HTML1"/>
+          <w:rFonts w:ascii="Times New Roman" w:eastAsiaTheme="minorEastAsia" w:hAnsi="Times New Roman" w:cs="Times New Roman"/>
+          <w:color w:val="444444"/>
+          <w:sz w:val="21"/>
+          <w:szCs w:val="21"/>
+        </w:rPr>
+        <w:t xml:space="preserve"> index state </w:t>
+      </w:r>
+      <w:r>
+        <w:rPr>
+          <w:rStyle w:val="constant"/>
+          <w:rFonts w:ascii="Times New Roman" w:eastAsiaTheme="minorEastAsia" w:hAnsi="Times New Roman" w:cs="Times New Roman"/>
+          <w:color w:val="009999"/>
+          <w:sz w:val="21"/>
+          <w:szCs w:val="21"/>
+        </w:rPr>
+        <w:t>WIP</w:t>
+      </w:r>
+      <w:r>
+        <w:rPr>
+          <w:rStyle w:val="HTML1"/>
+          <w:rFonts w:ascii="Times New Roman" w:eastAsiaTheme="minorEastAsia" w:hAnsi="Times New Roman" w:cs="Times New Roman"/>
+          <w:color w:val="444444"/>
+          <w:sz w:val="21"/>
+          <w:szCs w:val="21"/>
+        </w:rPr>
+        <w:t xml:space="preserve"> on </w:t>
+      </w:r>
+      <w:r>
+        <w:rPr>
+          <w:rStyle w:val="symbol"/>
+          <w:rFonts w:ascii="Times New Roman" w:eastAsiaTheme="minorEastAsia" w:hAnsi="Times New Roman" w:cs="Times New Roman"/>
+          <w:color w:val="990073"/>
+          <w:sz w:val="21"/>
+          <w:szCs w:val="21"/>
+        </w:rPr>
+        <w:t>dev:</w:t>
+      </w:r>
+      <w:r>
+        <w:rPr>
+          <w:rStyle w:val="HTML1"/>
+          <w:rFonts w:ascii="Times New Roman" w:eastAsiaTheme="minorEastAsia" w:hAnsi="Times New Roman" w:cs="Times New Roman"/>
+          <w:color w:val="444444"/>
+          <w:sz w:val="21"/>
+          <w:szCs w:val="21"/>
+        </w:rPr>
+        <w:t xml:space="preserve"> f52c633 add merge</w:t>
+      </w:r>
+    </w:p>
+    <w:p>
+      <w:pPr>
+        <w:autoSpaceDE w:val="0"/>
+        <w:autoSpaceDN w:val="0"/>
+        <w:adjustRightInd w:val="0"/>
+        <w:jc w:val="left"/>
+        <w:rPr>
+          <w:rFonts w:ascii="Helvetica" w:hAnsi="Helvetica" w:cs="Helvetica"/>
+          <w:color w:val="000000" w:themeColor="text1"/>
+          <w:szCs w:val="21"/>
+          <w:shd w:val="clear" w:color="auto" w:fill="FFFFFF"/>
+        </w:rPr>
+      </w:pPr>
+      <w:r>
+        <w:rPr>
+          <w:rFonts w:ascii="Helvetica" w:hAnsi="Helvetica" w:cs="Helvetica"/>
+          <w:color w:val="000000" w:themeColor="text1"/>
+          <w:szCs w:val="21"/>
+          <w:shd w:val="clear" w:color="auto" w:fill="FFFFFF"/>
+        </w:rPr>
+        <w:t>现在，用</w:t>
+      </w:r>
+      <w:r>
+        <w:rPr>
+          <w:rFonts w:ascii="Times New Roman" w:hAnsi="Times New Roman" w:cs="Times New Roman"/>
+          <w:color w:val="DD0055"/>
+          <w:kern w:val="0"/>
+          <w:szCs w:val="21"/>
+        </w:rPr>
+        <w:t>git status</w:t>
+      </w:r>
+      <w:r>
+        <w:rPr>
+          <w:rFonts w:ascii="Helvetica" w:hAnsi="Helvetica" w:cs="Helvetica"/>
+          <w:color w:val="000000" w:themeColor="text1"/>
+          <w:szCs w:val="21"/>
+          <w:shd w:val="clear" w:color="auto" w:fill="FFFFFF"/>
+        </w:rPr>
+        <w:t>查看工作区，就是干净的（除非有没有被</w:t>
+      </w:r>
+      <w:r>
+        <w:rPr>
+          <w:rFonts w:ascii="Helvetica" w:hAnsi="Helvetica" w:cs="Helvetica"/>
+          <w:color w:val="000000" w:themeColor="text1"/>
+          <w:szCs w:val="21"/>
+          <w:shd w:val="clear" w:color="auto" w:fill="FFFFFF"/>
+        </w:rPr>
+        <w:t>Git</w:t>
+      </w:r>
+      <w:r>
+        <w:rPr>
+          <w:rFonts w:ascii="Helvetica" w:hAnsi="Helvetica" w:cs="Helvetica"/>
+          <w:color w:val="000000" w:themeColor="text1"/>
+          <w:szCs w:val="21"/>
+          <w:shd w:val="clear" w:color="auto" w:fill="FFFFFF"/>
+        </w:rPr>
+        <w:t>管理的文件），因此可以放心地创建分支来修复</w:t>
+      </w:r>
+      <w:r>
+        <w:rPr>
+          <w:rFonts w:ascii="Helvetica" w:hAnsi="Helvetica" w:cs="Helvetica"/>
+          <w:color w:val="000000" w:themeColor="text1"/>
+          <w:szCs w:val="21"/>
+          <w:shd w:val="clear" w:color="auto" w:fill="FFFFFF"/>
+        </w:rPr>
+        <w:t>bug</w:t>
+      </w:r>
+      <w:r>
+        <w:rPr>
+          <w:rFonts w:ascii="Helvetica" w:hAnsi="Helvetica" w:cs="Helvetica" w:hint="eastAsia"/>
+          <w:color w:val="000000" w:themeColor="text1"/>
+          <w:szCs w:val="21"/>
+          <w:shd w:val="clear" w:color="auto" w:fill="FFFFFF"/>
+        </w:rPr>
+        <w:t>，修复</w:t>
+      </w:r>
+      <w:r>
+        <w:rPr>
+          <w:rFonts w:ascii="Helvetica" w:hAnsi="Helvetica" w:cs="Helvetica" w:hint="eastAsia"/>
+          <w:color w:val="000000" w:themeColor="text1"/>
+          <w:szCs w:val="21"/>
+          <w:shd w:val="clear" w:color="auto" w:fill="FFFFFF"/>
+        </w:rPr>
+        <w:t>完</w:t>
+      </w:r>
+      <w:r>
+        <w:rPr>
+          <w:rFonts w:ascii="Helvetica" w:hAnsi="Helvetica" w:cs="Helvetica" w:hint="eastAsia"/>
+          <w:color w:val="000000" w:themeColor="text1"/>
+          <w:szCs w:val="21"/>
+          <w:shd w:val="clear" w:color="auto" w:fill="FFFFFF"/>
+        </w:rPr>
+        <w:t>并提交后。</w:t>
+      </w:r>
+    </w:p>
+    <w:p>
+      <w:pPr>
+        <w:autoSpaceDE w:val="0"/>
+        <w:autoSpaceDN w:val="0"/>
+        <w:adjustRightInd w:val="0"/>
+        <w:jc w:val="left"/>
+        <w:rPr>
+          <w:rFonts w:ascii="Helvetica" w:hAnsi="Helvetica" w:cs="Helvetica"/>
+          <w:color w:val="000000" w:themeColor="text1"/>
+          <w:szCs w:val="21"/>
+          <w:shd w:val="clear" w:color="auto" w:fill="FFFFFF"/>
+        </w:rPr>
+      </w:pPr>
+      <w:r>
+        <w:rPr>
+          <w:rFonts w:ascii="Helvetica" w:hAnsi="Helvetica" w:cs="Helvetica" w:hint="eastAsia"/>
+          <w:color w:val="000000" w:themeColor="text1"/>
+          <w:szCs w:val="21"/>
+          <w:shd w:val="clear" w:color="auto" w:fill="FFFFFF"/>
+        </w:rPr>
+        <w:t>恢复之前保存的工作现场：</w:t>
+      </w:r>
+    </w:p>
+    <w:p>
+      <w:pPr>
+        <w:pStyle w:val="a5"/>
+        <w:shd w:val="clear" w:color="auto" w:fill="FFFFFF"/>
+        <w:spacing w:before="0" w:beforeAutospacing="0" w:after="0" w:afterAutospacing="0"/>
+        <w:rPr>
+          <w:rFonts w:ascii="Times New Roman" w:eastAsiaTheme="minorEastAsia" w:hAnsi="Times New Roman" w:cs="Times New Roman"/>
+          <w:color w:val="000000" w:themeColor="text1"/>
+          <w:sz w:val="21"/>
+          <w:szCs w:val="21"/>
+        </w:rPr>
+      </w:pPr>
+      <w:r>
+        <w:rPr>
+          <w:rFonts w:ascii="Times New Roman" w:eastAsiaTheme="minorEastAsia" w:hAnsi="Times New Roman" w:cs="Times New Roman" w:hint="eastAsia"/>
+          <w:color w:val="000000" w:themeColor="text1"/>
+          <w:sz w:val="21"/>
+          <w:szCs w:val="21"/>
+        </w:rPr>
+        <w:t>一是</w:t>
+      </w:r>
+      <w:r>
+        <w:rPr>
+          <w:rFonts w:ascii="Times New Roman" w:eastAsiaTheme="minorEastAsia" w:hAnsi="Times New Roman" w:cs="Times New Roman"/>
+          <w:color w:val="000000" w:themeColor="text1"/>
+          <w:sz w:val="21"/>
+          <w:szCs w:val="21"/>
+        </w:rPr>
+        <w:t>用</w:t>
+      </w:r>
+      <w:r>
+        <w:rPr>
+          <w:rFonts w:ascii="Times New Roman" w:eastAsiaTheme="minorEastAsia" w:hAnsi="Times New Roman" w:cs="Times New Roman"/>
+          <w:color w:val="DD0055"/>
+          <w:sz w:val="21"/>
+          <w:szCs w:val="21"/>
+        </w:rPr>
+        <w:t>git stash apply</w:t>
+      </w:r>
+      <w:r>
+        <w:rPr>
+          <w:rFonts w:ascii="Times New Roman" w:eastAsiaTheme="minorEastAsia" w:hAnsi="Times New Roman" w:cs="Times New Roman"/>
+          <w:color w:val="000000" w:themeColor="text1"/>
+          <w:sz w:val="21"/>
+          <w:szCs w:val="21"/>
+        </w:rPr>
+        <w:t>恢复，但是恢复后，</w:t>
+      </w:r>
+      <w:r>
+        <w:rPr>
+          <w:rFonts w:ascii="Times New Roman" w:eastAsiaTheme="minorEastAsia" w:hAnsi="Times New Roman" w:cs="Times New Roman"/>
+          <w:color w:val="000000" w:themeColor="text1"/>
+          <w:sz w:val="21"/>
+          <w:szCs w:val="21"/>
+        </w:rPr>
+        <w:t>stash</w:t>
+      </w:r>
+      <w:r>
+        <w:rPr>
+          <w:rFonts w:ascii="Times New Roman" w:eastAsiaTheme="minorEastAsia" w:hAnsi="Times New Roman" w:cs="Times New Roman"/>
+          <w:color w:val="000000" w:themeColor="text1"/>
+          <w:sz w:val="21"/>
+          <w:szCs w:val="21"/>
+        </w:rPr>
+        <w:t>内容并不删除，</w:t>
+      </w:r>
+      <w:r>
+        <w:rPr>
+          <w:rFonts w:ascii="Times New Roman" w:eastAsiaTheme="minorEastAsia" w:hAnsi="Times New Roman" w:cs="Times New Roman"/>
+          <w:color w:val="000000" w:themeColor="text1"/>
+          <w:sz w:val="21"/>
+          <w:szCs w:val="21"/>
+        </w:rPr>
+        <w:t>需要用</w:t>
+      </w:r>
+      <w:r>
+        <w:rPr>
+          <w:rStyle w:val="HTML1"/>
+          <w:rFonts w:ascii="Times New Roman" w:eastAsiaTheme="minorEastAsia" w:hAnsi="Times New Roman" w:cs="Times New Roman"/>
+          <w:color w:val="000000" w:themeColor="text1"/>
+          <w:sz w:val="21"/>
+          <w:szCs w:val="21"/>
+          <w:bdr w:val="single" w:sz="6" w:space="0" w:color="DDDDDD" w:frame="1"/>
+          <w:shd w:val="clear" w:color="auto" w:fill="FAFAFA"/>
+        </w:rPr>
+        <w:t>git stash drop</w:t>
+      </w:r>
+      <w:r>
+        <w:rPr>
+          <w:rFonts w:ascii="Times New Roman" w:eastAsiaTheme="minorEastAsia" w:hAnsi="Times New Roman" w:cs="Times New Roman"/>
+          <w:color w:val="000000" w:themeColor="text1"/>
+          <w:sz w:val="21"/>
+          <w:szCs w:val="21"/>
+        </w:rPr>
+        <w:t>来删除；</w:t>
+      </w:r>
+    </w:p>
+    <w:p>
+      <w:pPr>
+        <w:pStyle w:val="a5"/>
+        <w:shd w:val="clear" w:color="auto" w:fill="FFFFFF"/>
+        <w:spacing w:before="0" w:beforeAutospacing="0" w:after="0" w:afterAutospacing="0"/>
+        <w:rPr>
+          <w:rFonts w:ascii="Times New Roman" w:eastAsiaTheme="minorEastAsia" w:hAnsi="Times New Roman" w:cs="Times New Roman"/>
+          <w:color w:val="000000" w:themeColor="text1"/>
+          <w:sz w:val="21"/>
+          <w:szCs w:val="21"/>
+        </w:rPr>
+      </w:pPr>
+      <w:r>
+        <w:rPr>
+          <w:rFonts w:ascii="Times New Roman" w:eastAsiaTheme="minorEastAsia" w:hAnsi="Times New Roman" w:cs="Times New Roman"/>
+          <w:color w:val="000000" w:themeColor="text1"/>
+          <w:sz w:val="21"/>
+          <w:szCs w:val="21"/>
+        </w:rPr>
+        <w:t>另一种方式是用</w:t>
+      </w:r>
+      <w:r>
+        <w:rPr>
+          <w:rFonts w:ascii="Times New Roman" w:eastAsiaTheme="minorEastAsia" w:hAnsi="Times New Roman" w:cs="Times New Roman"/>
+          <w:color w:val="DD0055"/>
+          <w:sz w:val="21"/>
+          <w:szCs w:val="21"/>
+        </w:rPr>
+        <w:t>git stash pop</w:t>
+      </w:r>
+      <w:r>
+        <w:rPr>
+          <w:rFonts w:ascii="Times New Roman" w:eastAsiaTheme="minorEastAsia" w:hAnsi="Times New Roman" w:cs="Times New Roman"/>
+          <w:color w:val="000000" w:themeColor="text1"/>
+          <w:sz w:val="21"/>
+          <w:szCs w:val="21"/>
+        </w:rPr>
+        <w:t>，恢复的同时把</w:t>
+      </w:r>
+      <w:r>
+        <w:rPr>
+          <w:rFonts w:ascii="Times New Roman" w:eastAsiaTheme="minorEastAsia" w:hAnsi="Times New Roman" w:cs="Times New Roman"/>
+          <w:color w:val="000000" w:themeColor="text1"/>
+          <w:sz w:val="21"/>
+          <w:szCs w:val="21"/>
+        </w:rPr>
+        <w:t>stash</w:t>
+      </w:r>
+      <w:r>
+        <w:rPr>
+          <w:rFonts w:ascii="Times New Roman" w:eastAsiaTheme="minorEastAsia" w:hAnsi="Times New Roman" w:cs="Times New Roman"/>
+          <w:color w:val="000000" w:themeColor="text1"/>
+          <w:sz w:val="21"/>
+          <w:szCs w:val="21"/>
+        </w:rPr>
+        <w:t>内容也删了</w:t>
+      </w:r>
+    </w:p>
+    <w:p>
+      <w:pPr>
+        <w:autoSpaceDE w:val="0"/>
+        <w:autoSpaceDN w:val="0"/>
+        <w:adjustRightInd w:val="0"/>
+        <w:spacing w:beforeLines="100" w:before="240" w:afterLines="50" w:after="120"/>
+        <w:jc w:val="left"/>
+        <w:outlineLvl w:val="1"/>
+        <w:rPr>
+          <w:rFonts w:ascii="Helvetica" w:hAnsi="Helvetica" w:cs="Helvetica"/>
+          <w:color w:val="000000" w:themeColor="text1"/>
+          <w:sz w:val="28"/>
+          <w:szCs w:val="28"/>
+          <w:shd w:val="clear" w:color="auto" w:fill="FFFFFF"/>
+        </w:rPr>
+      </w:pPr>
+      <w:r>
+        <w:rPr>
+          <w:rFonts w:ascii="Times New Roman" w:hAnsi="Times New Roman" w:cs="Times New Roman" w:hint="eastAsia"/>
+          <w:color w:val="333333"/>
+          <w:kern w:val="0"/>
+          <w:sz w:val="28"/>
+          <w:szCs w:val="28"/>
+        </w:rPr>
+        <w:t>多人协作</w:t>
+      </w:r>
+      <w:r>
+        <w:rPr>
+          <w:rFonts w:ascii="Helvetica" w:hAnsi="Helvetica" w:cs="Helvetica" w:hint="eastAsia"/>
+          <w:color w:val="000000" w:themeColor="text1"/>
+          <w:sz w:val="28"/>
+          <w:szCs w:val="28"/>
+          <w:shd w:val="clear" w:color="auto" w:fill="FFFFFF"/>
+        </w:rPr>
+        <w:t>：</w:t>
+      </w:r>
+    </w:p>
+    <w:p>
+      <w:pPr>
+        <w:autoSpaceDE w:val="0"/>
+        <w:autoSpaceDN w:val="0"/>
+        <w:adjustRightInd w:val="0"/>
+        <w:jc w:val="left"/>
+        <w:rPr>
+          <w:rFonts w:ascii="Times New Roman" w:hAnsi="Times New Roman" w:cs="Times New Roman"/>
+          <w:color w:val="000000" w:themeColor="text1"/>
+          <w:szCs w:val="21"/>
+          <w:shd w:val="clear" w:color="auto" w:fill="FFFFFF"/>
+        </w:rPr>
+      </w:pPr>
+      <w:r>
+        <w:rPr>
+          <w:rFonts w:ascii="Times New Roman" w:hAnsi="Times New Roman" w:cs="Times New Roman"/>
+          <w:color w:val="000000" w:themeColor="text1"/>
+          <w:szCs w:val="21"/>
+          <w:shd w:val="clear" w:color="auto" w:fill="FFFFFF"/>
+        </w:rPr>
+        <w:t>多人协作时，大家都会往</w:t>
+      </w:r>
+      <w:r>
+        <w:rPr>
+          <w:rStyle w:val="HTML1"/>
+          <w:rFonts w:ascii="Times New Roman" w:eastAsiaTheme="minorEastAsia" w:hAnsi="Times New Roman" w:cs="Times New Roman"/>
+          <w:color w:val="000000" w:themeColor="text1"/>
+          <w:sz w:val="21"/>
+          <w:szCs w:val="21"/>
+          <w:bdr w:val="single" w:sz="6" w:space="0" w:color="DDDDDD" w:frame="1"/>
+          <w:shd w:val="clear" w:color="auto" w:fill="FAFAFA"/>
+        </w:rPr>
+        <w:t>master</w:t>
+      </w:r>
+      <w:r>
+        <w:rPr>
+          <w:rFonts w:ascii="Times New Roman" w:hAnsi="Times New Roman" w:cs="Times New Roman"/>
+          <w:color w:val="000000" w:themeColor="text1"/>
+          <w:szCs w:val="21"/>
+          <w:shd w:val="clear" w:color="auto" w:fill="FFFFFF"/>
+        </w:rPr>
+        <w:t>和</w:t>
+      </w:r>
+      <w:r>
+        <w:rPr>
+          <w:rStyle w:val="HTML1"/>
+          <w:rFonts w:ascii="Times New Roman" w:eastAsiaTheme="minorEastAsia" w:hAnsi="Times New Roman" w:cs="Times New Roman"/>
+          <w:color w:val="000000" w:themeColor="text1"/>
+          <w:sz w:val="21"/>
+          <w:szCs w:val="21"/>
+          <w:bdr w:val="single" w:sz="6" w:space="0" w:color="DDDDDD" w:frame="1"/>
+          <w:shd w:val="clear" w:color="auto" w:fill="FAFAFA"/>
+        </w:rPr>
+        <w:t>dev</w:t>
+      </w:r>
+      <w:r>
+        <w:rPr>
+          <w:rFonts w:ascii="Times New Roman" w:hAnsi="Times New Roman" w:cs="Times New Roman"/>
+          <w:color w:val="000000" w:themeColor="text1"/>
+          <w:szCs w:val="21"/>
+          <w:shd w:val="clear" w:color="auto" w:fill="FFFFFF"/>
+        </w:rPr>
+        <w:t>分支上推送各自的修改。</w:t>
+      </w:r>
+    </w:p>
+    <w:p>
+      <w:pPr>
+        <w:autoSpaceDE w:val="0"/>
+        <w:autoSpaceDN w:val="0"/>
+        <w:adjustRightInd w:val="0"/>
+        <w:jc w:val="left"/>
+        <w:rPr>
+          <w:rFonts w:ascii="Times New Roman" w:hAnsi="Times New Roman" w:cs="Times New Roman"/>
+          <w:color w:val="000000" w:themeColor="text1"/>
+          <w:szCs w:val="21"/>
+          <w:shd w:val="clear" w:color="auto" w:fill="FFFFFF"/>
+        </w:rPr>
+      </w:pPr>
+      <w:r>
+        <w:rPr>
+          <w:rFonts w:ascii="Times New Roman" w:hAnsi="Times New Roman" w:cs="Times New Roman"/>
+          <w:color w:val="000000" w:themeColor="text1"/>
+          <w:szCs w:val="21"/>
+          <w:shd w:val="clear" w:color="auto" w:fill="FFFFFF"/>
+        </w:rPr>
+        <w:t>一位伙伴</w:t>
+      </w:r>
+      <w:r>
+        <w:rPr>
+          <w:rFonts w:ascii="Times New Roman" w:hAnsi="Times New Roman" w:cs="Times New Roman" w:hint="eastAsia"/>
+          <w:color w:val="000000" w:themeColor="text1"/>
+          <w:szCs w:val="21"/>
+          <w:shd w:val="clear" w:color="auto" w:fill="FFFFFF"/>
+        </w:rPr>
+        <w:t>也克隆了远程仓库，协助你开发</w:t>
+      </w:r>
+    </w:p>
+    <w:p>
+      <w:pPr>
+        <w:pStyle w:val="HTML"/>
+        <w:pBdr>
+          <w:top w:val="single" w:sz="6" w:space="8" w:color="DDDDDD"/>
+          <w:left w:val="single" w:sz="6" w:space="0" w:color="DDDDDD"/>
+          <w:bottom w:val="single" w:sz="6" w:space="8" w:color="DDDDDD"/>
+          <w:right w:val="single" w:sz="6" w:space="8" w:color="DDDDDD"/>
+        </w:pBdr>
+        <w:shd w:val="clear" w:color="auto" w:fill="FAFAFA"/>
+        <w:rPr>
+          <w:rFonts w:ascii="Times New Roman" w:eastAsiaTheme="minorEastAsia" w:hAnsi="Times New Roman" w:cs="Times New Roman" w:hint="eastAsia"/>
+          <w:color w:val="444444"/>
+          <w:sz w:val="21"/>
+          <w:szCs w:val="21"/>
+        </w:rPr>
+      </w:pPr>
+      <w:r>
+        <w:rPr>
+          <w:rStyle w:val="variable"/>
+          <w:rFonts w:ascii="Times New Roman" w:eastAsiaTheme="minorEastAsia" w:hAnsi="Times New Roman" w:cs="Times New Roman"/>
+          <w:color w:val="008080"/>
+          <w:sz w:val="21"/>
+          <w:szCs w:val="21"/>
+        </w:rPr>
+        <w:t xml:space="preserve">$ </w:t>
+      </w:r>
+      <w:r>
+        <w:rPr>
+          <w:rStyle w:val="HTML1"/>
+          <w:rFonts w:ascii="Times New Roman" w:eastAsiaTheme="minorEastAsia" w:hAnsi="Times New Roman" w:cs="Times New Roman"/>
+          <w:color w:val="444444"/>
+          <w:sz w:val="21"/>
+          <w:szCs w:val="21"/>
+        </w:rPr>
+        <w:t>git clone git</w:t>
+      </w:r>
+      <w:r>
+        <w:rPr>
+          <w:rStyle w:val="variable"/>
+          <w:rFonts w:ascii="Times New Roman" w:eastAsiaTheme="minorEastAsia" w:hAnsi="Times New Roman" w:cs="Times New Roman"/>
+          <w:color w:val="008080"/>
+          <w:sz w:val="21"/>
+          <w:szCs w:val="21"/>
+        </w:rPr>
+        <w:t>@github</w:t>
+      </w:r>
+      <w:r>
+        <w:rPr>
+          <w:rStyle w:val="HTML1"/>
+          <w:rFonts w:ascii="Times New Roman" w:eastAsiaTheme="minorEastAsia" w:hAnsi="Times New Roman" w:cs="Times New Roman"/>
+          <w:color w:val="444444"/>
+          <w:sz w:val="21"/>
+          <w:szCs w:val="21"/>
+        </w:rPr>
+        <w:t>.</w:t>
+      </w:r>
+      <w:r>
+        <w:rPr>
+          <w:rStyle w:val="symbol"/>
+          <w:rFonts w:ascii="Times New Roman" w:eastAsiaTheme="minorEastAsia" w:hAnsi="Times New Roman" w:cs="Times New Roman"/>
+          <w:color w:val="990073"/>
+          <w:sz w:val="21"/>
+          <w:szCs w:val="21"/>
+        </w:rPr>
+        <w:t>com:</w:t>
+      </w:r>
+      <w:r>
+        <w:rPr>
+          <w:rStyle w:val="HTML1"/>
+          <w:rFonts w:ascii="Times New Roman" w:eastAsiaTheme="minorEastAsia" w:hAnsi="Times New Roman" w:cs="Times New Roman"/>
+          <w:color w:val="444444"/>
+          <w:sz w:val="21"/>
+          <w:szCs w:val="21"/>
+        </w:rPr>
+        <w:t>michaelliao/learngit.git</w:t>
+      </w:r>
+    </w:p>
+    <w:p>
+      <w:pPr>
+        <w:autoSpaceDE w:val="0"/>
+        <w:autoSpaceDN w:val="0"/>
+        <w:adjustRightInd w:val="0"/>
+        <w:jc w:val="left"/>
+        <w:rPr>
+          <w:rFonts w:ascii="Times New Roman" w:hAnsi="Times New Roman" w:cs="Times New Roman"/>
+          <w:color w:val="000000" w:themeColor="text1"/>
+          <w:szCs w:val="21"/>
+          <w:shd w:val="clear" w:color="auto" w:fill="FFFFFF"/>
+        </w:rPr>
+      </w:pPr>
+      <w:r>
+        <w:rPr>
+          <w:rFonts w:ascii="Times New Roman" w:hAnsi="Times New Roman" w:cs="Times New Roman" w:hint="eastAsia"/>
+          <w:color w:val="000000" w:themeColor="text1"/>
+          <w:szCs w:val="21"/>
+          <w:shd w:val="clear" w:color="auto" w:fill="FFFFFF"/>
+        </w:rPr>
+        <w:t>此时，</w:t>
+      </w:r>
+      <w:r>
+        <w:rPr>
+          <w:rFonts w:ascii="Times New Roman" w:hAnsi="Times New Roman" w:cs="Times New Roman"/>
+          <w:color w:val="000000" w:themeColor="text1"/>
+          <w:szCs w:val="21"/>
+          <w:shd w:val="clear" w:color="auto" w:fill="FFFFFF"/>
+        </w:rPr>
+        <w:t>默认情况下，你的小伙伴本地</w:t>
+      </w:r>
+      <w:r>
+        <w:rPr>
+          <w:rFonts w:ascii="Times New Roman" w:hAnsi="Times New Roman" w:cs="Times New Roman" w:hint="eastAsia"/>
+          <w:color w:val="000000" w:themeColor="text1"/>
+          <w:szCs w:val="21"/>
+          <w:shd w:val="clear" w:color="auto" w:fill="FFFFFF"/>
+        </w:rPr>
+        <w:t>仓库只有</w:t>
+      </w:r>
+      <w:r>
+        <w:rPr>
+          <w:rFonts w:ascii="Times New Roman" w:hAnsi="Times New Roman" w:cs="Times New Roman"/>
+          <w:color w:val="000000" w:themeColor="text1"/>
+          <w:szCs w:val="21"/>
+          <w:shd w:val="clear" w:color="auto" w:fill="FFFFFF"/>
+        </w:rPr>
+        <w:t>的</w:t>
+      </w:r>
+      <w:r>
+        <w:rPr>
+          <w:rFonts w:ascii="Times New Roman" w:hAnsi="Times New Roman" w:cs="Times New Roman"/>
+          <w:color w:val="DD0055"/>
+          <w:kern w:val="0"/>
+          <w:szCs w:val="21"/>
+        </w:rPr>
+        <w:t>master</w:t>
+      </w:r>
+      <w:r>
+        <w:rPr>
+          <w:rFonts w:ascii="Times New Roman" w:hAnsi="Times New Roman" w:cs="Times New Roman"/>
+          <w:color w:val="000000" w:themeColor="text1"/>
+          <w:szCs w:val="21"/>
+          <w:shd w:val="clear" w:color="auto" w:fill="FFFFFF"/>
+        </w:rPr>
+        <w:t>分支。可以用</w:t>
+      </w:r>
+      <w:r>
+        <w:rPr>
+          <w:rFonts w:ascii="Times New Roman" w:hAnsi="Times New Roman" w:cs="Times New Roman"/>
+          <w:color w:val="DD0055"/>
+          <w:kern w:val="0"/>
+          <w:szCs w:val="21"/>
+        </w:rPr>
+        <w:t>git branch</w:t>
+      </w:r>
+      <w:r>
+        <w:rPr>
+          <w:rFonts w:ascii="Times New Roman" w:hAnsi="Times New Roman" w:cs="Times New Roman"/>
+          <w:color w:val="000000" w:themeColor="text1"/>
+          <w:szCs w:val="21"/>
+          <w:shd w:val="clear" w:color="auto" w:fill="FFFFFF"/>
+        </w:rPr>
+        <w:t>命令看看：</w:t>
+      </w:r>
+    </w:p>
+    <w:p>
+      <w:pPr>
+        <w:pStyle w:val="HTML"/>
+        <w:pBdr>
+          <w:top w:val="single" w:sz="6" w:space="8" w:color="DDDDDD"/>
+          <w:left w:val="single" w:sz="6" w:space="0" w:color="DDDDDD"/>
+          <w:bottom w:val="single" w:sz="6" w:space="8" w:color="DDDDDD"/>
+          <w:right w:val="single" w:sz="6" w:space="8" w:color="DDDDDD"/>
+        </w:pBdr>
+        <w:shd w:val="clear" w:color="auto" w:fill="FAFAFA"/>
+        <w:rPr>
+          <w:rStyle w:val="variable"/>
+          <w:rFonts w:ascii="Times New Roman" w:eastAsiaTheme="minorEastAsia" w:hAnsi="Times New Roman" w:cs="Times New Roman"/>
+          <w:color w:val="008080"/>
+          <w:sz w:val="21"/>
+          <w:szCs w:val="21"/>
+        </w:rPr>
+      </w:pPr>
+      <w:r>
+        <w:rPr>
+          <w:rStyle w:val="variable"/>
+          <w:rFonts w:ascii="Times New Roman" w:eastAsiaTheme="minorEastAsia" w:hAnsi="Times New Roman" w:cs="Times New Roman"/>
+          <w:color w:val="008080"/>
+          <w:sz w:val="21"/>
+          <w:szCs w:val="21"/>
+        </w:rPr>
+        <w:lastRenderedPageBreak/>
+        <w:t xml:space="preserve">$ </w:t>
+      </w:r>
+      <w:r>
+        <w:rPr>
+          <w:rStyle w:val="HTML1"/>
+          <w:rFonts w:ascii="Times New Roman" w:eastAsiaTheme="minorEastAsia" w:hAnsi="Times New Roman" w:cs="Times New Roman"/>
+          <w:color w:val="444444"/>
+          <w:sz w:val="21"/>
+          <w:szCs w:val="21"/>
+        </w:rPr>
+        <w:t>git branch</w:t>
+      </w:r>
+    </w:p>
+    <w:p>
+      <w:pPr>
+        <w:pStyle w:val="HTML"/>
+        <w:pBdr>
+          <w:top w:val="single" w:sz="6" w:space="8" w:color="DDDDDD"/>
+          <w:left w:val="single" w:sz="6" w:space="0" w:color="DDDDDD"/>
+          <w:bottom w:val="single" w:sz="6" w:space="8" w:color="DDDDDD"/>
+          <w:right w:val="single" w:sz="6" w:space="8" w:color="DDDDDD"/>
+        </w:pBdr>
+        <w:shd w:val="clear" w:color="auto" w:fill="FAFAFA"/>
+        <w:rPr>
+          <w:rStyle w:val="HTML1"/>
+          <w:rFonts w:ascii="Times New Roman" w:eastAsiaTheme="minorEastAsia" w:hAnsi="Times New Roman" w:cs="Times New Roman"/>
+          <w:color w:val="444444"/>
+          <w:sz w:val="21"/>
+          <w:szCs w:val="21"/>
+        </w:rPr>
+      </w:pPr>
+      <w:r>
+        <w:rPr>
+          <w:rStyle w:val="HTML1"/>
+          <w:rFonts w:ascii="Times New Roman" w:eastAsiaTheme="minorEastAsia" w:hAnsi="Times New Roman" w:cs="Times New Roman"/>
+          <w:color w:val="444444"/>
+          <w:sz w:val="21"/>
+          <w:szCs w:val="21"/>
+        </w:rPr>
+        <w:t>* maste</w:t>
+      </w:r>
+    </w:p>
+    <w:p>
+      <w:pPr>
+        <w:autoSpaceDE w:val="0"/>
+        <w:autoSpaceDN w:val="0"/>
+        <w:adjustRightInd w:val="0"/>
+        <w:jc w:val="left"/>
+        <w:rPr>
+          <w:rFonts w:ascii="Times New Roman" w:hAnsi="Times New Roman" w:cs="Times New Roman"/>
+          <w:color w:val="000000" w:themeColor="text1"/>
+          <w:szCs w:val="21"/>
+          <w:shd w:val="clear" w:color="auto" w:fill="FFFFFF"/>
+        </w:rPr>
+      </w:pPr>
+      <w:r>
+        <w:rPr>
+          <w:rFonts w:ascii="Times New Roman" w:hAnsi="Times New Roman" w:cs="Times New Roman"/>
+          <w:color w:val="000000" w:themeColor="text1"/>
+          <w:szCs w:val="21"/>
+          <w:shd w:val="clear" w:color="auto" w:fill="FFFFFF"/>
+        </w:rPr>
+        <w:t>现在，你的小伙伴要在</w:t>
+      </w:r>
+      <w:r>
+        <w:rPr>
+          <w:rFonts w:ascii="Times New Roman" w:hAnsi="Times New Roman" w:cs="Times New Roman"/>
+          <w:color w:val="DD0055"/>
+          <w:kern w:val="0"/>
+          <w:szCs w:val="21"/>
+        </w:rPr>
+        <w:t>dev</w:t>
+      </w:r>
+      <w:r>
+        <w:rPr>
+          <w:rFonts w:ascii="Times New Roman" w:hAnsi="Times New Roman" w:cs="Times New Roman"/>
+          <w:color w:val="000000" w:themeColor="text1"/>
+          <w:szCs w:val="21"/>
+          <w:shd w:val="clear" w:color="auto" w:fill="FFFFFF"/>
+        </w:rPr>
+        <w:t>分支上开发，就必须创建远程</w:t>
+      </w:r>
+      <w:r>
+        <w:rPr>
+          <w:rFonts w:ascii="Times New Roman" w:hAnsi="Times New Roman" w:cs="Times New Roman"/>
+          <w:color w:val="DD0055"/>
+          <w:kern w:val="0"/>
+          <w:szCs w:val="21"/>
+        </w:rPr>
+        <w:t>origin</w:t>
+      </w:r>
+      <w:r>
+        <w:rPr>
+          <w:rFonts w:ascii="Times New Roman" w:hAnsi="Times New Roman" w:cs="Times New Roman"/>
+          <w:color w:val="000000" w:themeColor="text1"/>
+          <w:szCs w:val="21"/>
+          <w:shd w:val="clear" w:color="auto" w:fill="FFFFFF"/>
+        </w:rPr>
+        <w:t>的</w:t>
+      </w:r>
+      <w:r>
+        <w:rPr>
+          <w:rFonts w:ascii="Times New Roman" w:hAnsi="Times New Roman" w:cs="Times New Roman"/>
+          <w:color w:val="DD0055"/>
+          <w:kern w:val="0"/>
+          <w:szCs w:val="21"/>
+        </w:rPr>
+        <w:t>dev</w:t>
+      </w:r>
+      <w:r>
+        <w:rPr>
+          <w:rFonts w:ascii="Times New Roman" w:hAnsi="Times New Roman" w:cs="Times New Roman"/>
+          <w:color w:val="000000" w:themeColor="text1"/>
+          <w:szCs w:val="21"/>
+          <w:shd w:val="clear" w:color="auto" w:fill="FFFFFF"/>
+        </w:rPr>
+        <w:t>分支到本地，于是他用这个命令创建本地</w:t>
+      </w:r>
+      <w:r>
+        <w:rPr>
+          <w:rFonts w:ascii="Times New Roman" w:hAnsi="Times New Roman" w:cs="Times New Roman"/>
+          <w:color w:val="DD0055"/>
+          <w:kern w:val="0"/>
+          <w:szCs w:val="21"/>
+        </w:rPr>
+        <w:t>dev</w:t>
+      </w:r>
+      <w:r>
+        <w:rPr>
+          <w:rFonts w:ascii="Times New Roman" w:hAnsi="Times New Roman" w:cs="Times New Roman"/>
+          <w:color w:val="000000" w:themeColor="text1"/>
+          <w:szCs w:val="21"/>
+          <w:shd w:val="clear" w:color="auto" w:fill="FFFFFF"/>
+        </w:rPr>
+        <w:t>分支：</w:t>
+      </w:r>
+    </w:p>
+    <w:p>
+      <w:pPr>
+        <w:pStyle w:val="HTML"/>
+        <w:pBdr>
+          <w:top w:val="single" w:sz="6" w:space="8" w:color="DDDDDD"/>
+          <w:left w:val="single" w:sz="6" w:space="0" w:color="DDDDDD"/>
+          <w:bottom w:val="single" w:sz="6" w:space="8" w:color="DDDDDD"/>
+          <w:right w:val="single" w:sz="6" w:space="8" w:color="DDDDDD"/>
+        </w:pBdr>
+        <w:shd w:val="clear" w:color="auto" w:fill="FAFAFA"/>
+        <w:rPr>
+          <w:rStyle w:val="variable"/>
+          <w:rFonts w:ascii="Times New Roman" w:eastAsiaTheme="minorEastAsia" w:hAnsi="Times New Roman" w:cs="Times New Roman"/>
+          <w:color w:val="008080"/>
+          <w:sz w:val="21"/>
+          <w:szCs w:val="21"/>
+        </w:rPr>
+      </w:pPr>
+      <w:r>
+        <w:rPr>
+          <w:rStyle w:val="variable"/>
+          <w:rFonts w:ascii="Times New Roman" w:eastAsiaTheme="minorEastAsia" w:hAnsi="Times New Roman" w:cs="Times New Roman"/>
+          <w:color w:val="008080"/>
+          <w:sz w:val="21"/>
+          <w:szCs w:val="21"/>
+        </w:rPr>
+        <w:t>$</w:t>
+      </w:r>
+      <w:r>
+        <w:rPr>
+          <w:rStyle w:val="variable"/>
+          <w:rFonts w:ascii="Times New Roman" w:eastAsiaTheme="minorEastAsia" w:hAnsi="Times New Roman" w:cs="Times New Roman"/>
+          <w:color w:val="000000" w:themeColor="text1"/>
+          <w:sz w:val="21"/>
+          <w:szCs w:val="21"/>
+        </w:rPr>
+        <w:t xml:space="preserve"> </w:t>
+      </w:r>
+      <w:r>
+        <w:rPr>
+          <w:rStyle w:val="variable"/>
+          <w:rFonts w:ascii="Times New Roman" w:eastAsiaTheme="minorEastAsia" w:hAnsi="Times New Roman" w:cs="Times New Roman"/>
+          <w:color w:val="000000" w:themeColor="text1"/>
+          <w:sz w:val="21"/>
+          <w:szCs w:val="21"/>
+        </w:rPr>
+        <w:t>git checkout -b dev origin/dev</w:t>
+      </w:r>
+    </w:p>
+    <w:p>
+      <w:pPr>
+        <w:autoSpaceDE w:val="0"/>
+        <w:autoSpaceDN w:val="0"/>
+        <w:adjustRightInd w:val="0"/>
+        <w:jc w:val="left"/>
+        <w:rPr>
+          <w:rFonts w:ascii="Times New Roman" w:hAnsi="Times New Roman" w:cs="Times New Roman"/>
+          <w:color w:val="000000" w:themeColor="text1"/>
+          <w:szCs w:val="21"/>
+          <w:shd w:val="clear" w:color="auto" w:fill="FFFFFF"/>
+        </w:rPr>
+      </w:pPr>
+      <w:r>
+        <w:rPr>
+          <w:rFonts w:ascii="Times New Roman" w:hAnsi="Times New Roman" w:cs="Times New Roman"/>
+          <w:color w:val="000000" w:themeColor="text1"/>
+          <w:szCs w:val="21"/>
+          <w:shd w:val="clear" w:color="auto" w:fill="FFFFFF"/>
+        </w:rPr>
+        <w:t>现在，他就可以在</w:t>
+      </w:r>
+      <w:r>
+        <w:rPr>
+          <w:rFonts w:ascii="Times New Roman" w:hAnsi="Times New Roman" w:cs="Times New Roman"/>
+          <w:color w:val="DD0055"/>
+          <w:kern w:val="0"/>
+          <w:szCs w:val="21"/>
+        </w:rPr>
+        <w:t>dev</w:t>
+      </w:r>
+      <w:r>
+        <w:rPr>
+          <w:rFonts w:ascii="Times New Roman" w:hAnsi="Times New Roman" w:cs="Times New Roman"/>
+          <w:color w:val="000000" w:themeColor="text1"/>
+          <w:szCs w:val="21"/>
+          <w:shd w:val="clear" w:color="auto" w:fill="FFFFFF"/>
+        </w:rPr>
+        <w:t>上继续修改，然后，时不时地把</w:t>
+      </w:r>
+      <w:r>
+        <w:rPr>
+          <w:rFonts w:ascii="Times New Roman" w:hAnsi="Times New Roman" w:cs="Times New Roman"/>
+          <w:color w:val="DD0055"/>
+          <w:kern w:val="0"/>
+          <w:szCs w:val="21"/>
+        </w:rPr>
+        <w:t>dev</w:t>
+      </w:r>
+      <w:r>
+        <w:rPr>
+          <w:rFonts w:ascii="Times New Roman" w:hAnsi="Times New Roman" w:cs="Times New Roman"/>
+          <w:color w:val="000000" w:themeColor="text1"/>
+          <w:szCs w:val="21"/>
+          <w:shd w:val="clear" w:color="auto" w:fill="FFFFFF"/>
+        </w:rPr>
+        <w:t>分支</w:t>
+      </w:r>
+      <w:r>
+        <w:rPr>
+          <w:rFonts w:ascii="Times New Roman" w:hAnsi="Times New Roman" w:cs="Times New Roman"/>
+          <w:color w:val="DD0055"/>
+          <w:kern w:val="0"/>
+          <w:szCs w:val="21"/>
+        </w:rPr>
+        <w:t>push</w:t>
+      </w:r>
+      <w:r>
+        <w:rPr>
+          <w:rFonts w:ascii="Times New Roman" w:hAnsi="Times New Roman" w:cs="Times New Roman"/>
+          <w:color w:val="000000" w:themeColor="text1"/>
+          <w:szCs w:val="21"/>
+          <w:shd w:val="clear" w:color="auto" w:fill="FFFFFF"/>
+        </w:rPr>
+        <w:t>到远程：</w:t>
+      </w:r>
+    </w:p>
+    <w:p>
+      <w:pPr>
+        <w:autoSpaceDE w:val="0"/>
+        <w:autoSpaceDN w:val="0"/>
+        <w:adjustRightInd w:val="0"/>
+        <w:jc w:val="left"/>
+        <w:rPr>
+          <w:rFonts w:ascii="Times New Roman" w:hAnsi="Times New Roman" w:cs="Times New Roman"/>
+          <w:color w:val="000000" w:themeColor="text1"/>
+          <w:szCs w:val="21"/>
+          <w:shd w:val="clear" w:color="auto" w:fill="FFFFFF"/>
+        </w:rPr>
+      </w:pPr>
+      <w:r>
+        <w:rPr>
+          <w:rFonts w:ascii="Times New Roman" w:hAnsi="Times New Roman" w:cs="Times New Roman"/>
+          <w:color w:val="000000" w:themeColor="text1"/>
+          <w:szCs w:val="21"/>
+          <w:shd w:val="clear" w:color="auto" w:fill="FFFFFF"/>
+        </w:rPr>
+        <w:t>你的小伙伴已经向</w:t>
+      </w:r>
+      <w:r>
+        <w:rPr>
+          <w:rFonts w:ascii="Times New Roman" w:hAnsi="Times New Roman" w:cs="Times New Roman"/>
+          <w:color w:val="DD0055"/>
+          <w:kern w:val="0"/>
+          <w:szCs w:val="21"/>
+        </w:rPr>
+        <w:t>origin/dev</w:t>
+      </w:r>
+      <w:r>
+        <w:rPr>
+          <w:rFonts w:ascii="Times New Roman" w:hAnsi="Times New Roman" w:cs="Times New Roman"/>
+          <w:color w:val="000000" w:themeColor="text1"/>
+          <w:szCs w:val="21"/>
+          <w:shd w:val="clear" w:color="auto" w:fill="FFFFFF"/>
+        </w:rPr>
+        <w:t>分支推送了他的提交，而碰巧你也对同样的文件作了修改，并试图推送：</w:t>
+      </w:r>
+    </w:p>
+    <w:p>
+      <w:pPr>
+        <w:pStyle w:val="HTML"/>
+        <w:pBdr>
+          <w:top w:val="single" w:sz="6" w:space="8" w:color="DDDDDD"/>
+          <w:left w:val="single" w:sz="6" w:space="8" w:color="DDDDDD"/>
+          <w:bottom w:val="single" w:sz="6" w:space="8" w:color="DDDDDD"/>
+          <w:right w:val="single" w:sz="6" w:space="8" w:color="DDDDDD"/>
+        </w:pBdr>
+        <w:shd w:val="clear" w:color="auto" w:fill="FAFAFA"/>
+        <w:spacing w:line="270" w:lineRule="atLeast"/>
+        <w:ind w:leftChars="100" w:left="210"/>
+        <w:rPr>
+          <w:rStyle w:val="operator"/>
+          <w:rFonts w:ascii="Times New Roman" w:eastAsiaTheme="minorEastAsia" w:hAnsi="Times New Roman" w:cs="Times New Roman"/>
+          <w:color w:val="444444"/>
+          <w:sz w:val="21"/>
+          <w:szCs w:val="21"/>
+        </w:rPr>
+      </w:pPr>
+      <w:r>
+        <w:rPr>
+          <w:rStyle w:val="operator"/>
+          <w:rFonts w:ascii="Times New Roman" w:eastAsiaTheme="minorEastAsia" w:hAnsi="Times New Roman" w:cs="Times New Roman"/>
+          <w:color w:val="444444"/>
+          <w:sz w:val="21"/>
+          <w:szCs w:val="21"/>
+        </w:rPr>
+        <w:t>$ git push origin dev</w:t>
+      </w:r>
+    </w:p>
+    <w:p>
+      <w:pPr>
+        <w:pStyle w:val="HTML"/>
+        <w:pBdr>
+          <w:top w:val="single" w:sz="6" w:space="8" w:color="DDDDDD"/>
+          <w:left w:val="single" w:sz="6" w:space="8" w:color="DDDDDD"/>
+          <w:bottom w:val="single" w:sz="6" w:space="8" w:color="DDDDDD"/>
+          <w:right w:val="single" w:sz="6" w:space="8" w:color="DDDDDD"/>
+        </w:pBdr>
+        <w:shd w:val="clear" w:color="auto" w:fill="FAFAFA"/>
+        <w:spacing w:line="270" w:lineRule="atLeast"/>
+        <w:ind w:leftChars="100" w:left="210"/>
+        <w:rPr>
+          <w:rStyle w:val="operator"/>
+          <w:rFonts w:ascii="Times New Roman" w:eastAsiaTheme="minorEastAsia" w:hAnsi="Times New Roman" w:cs="Times New Roman"/>
+          <w:color w:val="444444"/>
+          <w:sz w:val="21"/>
+          <w:szCs w:val="21"/>
+        </w:rPr>
+      </w:pPr>
+      <w:r>
+        <w:rPr>
+          <w:rStyle w:val="keyword"/>
+          <w:rFonts w:ascii="Times New Roman" w:eastAsiaTheme="minorEastAsia" w:hAnsi="Times New Roman" w:cs="Times New Roman"/>
+          <w:b/>
+          <w:bCs/>
+          <w:color w:val="333333"/>
+          <w:sz w:val="21"/>
+          <w:szCs w:val="21"/>
+        </w:rPr>
+        <w:t>To</w:t>
+      </w:r>
+      <w:r>
+        <w:rPr>
+          <w:rStyle w:val="operator"/>
+          <w:rFonts w:ascii="Times New Roman" w:eastAsiaTheme="minorEastAsia" w:hAnsi="Times New Roman" w:cs="Times New Roman"/>
+          <w:color w:val="444444"/>
+          <w:sz w:val="21"/>
+          <w:szCs w:val="21"/>
+        </w:rPr>
+        <w:t xml:space="preserve"> github.com:michaelliao/learngit.git</w:t>
+      </w:r>
+    </w:p>
+    <w:p>
+      <w:pPr>
+        <w:pStyle w:val="HTML"/>
+        <w:pBdr>
+          <w:top w:val="single" w:sz="6" w:space="8" w:color="DDDDDD"/>
+          <w:left w:val="single" w:sz="6" w:space="8" w:color="DDDDDD"/>
+          <w:bottom w:val="single" w:sz="6" w:space="8" w:color="DDDDDD"/>
+          <w:right w:val="single" w:sz="6" w:space="8" w:color="DDDDDD"/>
+        </w:pBdr>
+        <w:shd w:val="clear" w:color="auto" w:fill="FAFAFA"/>
+        <w:spacing w:line="270" w:lineRule="atLeast"/>
+        <w:ind w:leftChars="100" w:left="210"/>
+        <w:rPr>
+          <w:rStyle w:val="operator"/>
+          <w:rFonts w:ascii="Times New Roman" w:eastAsiaTheme="minorEastAsia" w:hAnsi="Times New Roman" w:cs="Times New Roman"/>
+          <w:color w:val="444444"/>
+          <w:sz w:val="21"/>
+          <w:szCs w:val="21"/>
+        </w:rPr>
+      </w:pPr>
+      <w:r>
+        <w:rPr>
+          <w:rStyle w:val="operator"/>
+          <w:rFonts w:ascii="Times New Roman" w:eastAsiaTheme="minorEastAsia" w:hAnsi="Times New Roman" w:cs="Times New Roman"/>
+          <w:color w:val="444444"/>
+          <w:sz w:val="21"/>
+          <w:szCs w:val="21"/>
+        </w:rPr>
+        <w:t xml:space="preserve"> ! [rejected]        dev -&gt; dev (non-fast-forward)</w:t>
+      </w:r>
+    </w:p>
+    <w:p>
+      <w:pPr>
+        <w:pStyle w:val="HTML"/>
+        <w:pBdr>
+          <w:top w:val="single" w:sz="6" w:space="8" w:color="DDDDDD"/>
+          <w:left w:val="single" w:sz="6" w:space="8" w:color="DDDDDD"/>
+          <w:bottom w:val="single" w:sz="6" w:space="8" w:color="DDDDDD"/>
+          <w:right w:val="single" w:sz="6" w:space="8" w:color="DDDDDD"/>
+        </w:pBdr>
+        <w:shd w:val="clear" w:color="auto" w:fill="FAFAFA"/>
+        <w:spacing w:line="270" w:lineRule="atLeast"/>
+        <w:ind w:leftChars="100" w:left="210"/>
+        <w:rPr>
+          <w:rStyle w:val="operator"/>
+          <w:rFonts w:ascii="Times New Roman" w:eastAsiaTheme="minorEastAsia" w:hAnsi="Times New Roman" w:cs="Times New Roman"/>
+          <w:color w:val="444444"/>
+          <w:sz w:val="21"/>
+          <w:szCs w:val="21"/>
+        </w:rPr>
+      </w:pPr>
+      <w:r>
+        <w:rPr>
+          <w:rStyle w:val="operator"/>
+          <w:rFonts w:ascii="Times New Roman" w:eastAsiaTheme="minorEastAsia" w:hAnsi="Times New Roman" w:cs="Times New Roman"/>
+          <w:color w:val="444444"/>
+          <w:sz w:val="21"/>
+          <w:szCs w:val="21"/>
+        </w:rPr>
+        <w:t xml:space="preserve">error: failed </w:t>
+      </w:r>
+      <w:r>
+        <w:rPr>
+          <w:rStyle w:val="keyword"/>
+          <w:rFonts w:ascii="Times New Roman" w:eastAsiaTheme="minorEastAsia" w:hAnsi="Times New Roman" w:cs="Times New Roman"/>
+          <w:b/>
+          <w:bCs/>
+          <w:color w:val="333333"/>
+          <w:sz w:val="21"/>
+          <w:szCs w:val="21"/>
+        </w:rPr>
+        <w:t>to</w:t>
+      </w:r>
+      <w:r>
+        <w:rPr>
+          <w:rStyle w:val="operator"/>
+          <w:rFonts w:ascii="Times New Roman" w:eastAsiaTheme="minorEastAsia" w:hAnsi="Times New Roman" w:cs="Times New Roman"/>
+          <w:color w:val="444444"/>
+          <w:sz w:val="21"/>
+          <w:szCs w:val="21"/>
+        </w:rPr>
+        <w:t xml:space="preserve"> push </w:t>
+      </w:r>
+      <w:r>
+        <w:rPr>
+          <w:rStyle w:val="keyword"/>
+          <w:rFonts w:ascii="Times New Roman" w:eastAsiaTheme="minorEastAsia" w:hAnsi="Times New Roman" w:cs="Times New Roman"/>
+          <w:b/>
+          <w:bCs/>
+          <w:color w:val="333333"/>
+          <w:sz w:val="21"/>
+          <w:szCs w:val="21"/>
+        </w:rPr>
+        <w:t>some</w:t>
+      </w:r>
+      <w:r>
+        <w:rPr>
+          <w:rStyle w:val="operator"/>
+          <w:rFonts w:ascii="Times New Roman" w:eastAsiaTheme="minorEastAsia" w:hAnsi="Times New Roman" w:cs="Times New Roman"/>
+          <w:color w:val="444444"/>
+          <w:sz w:val="21"/>
+          <w:szCs w:val="21"/>
+        </w:rPr>
+        <w:t xml:space="preserve"> refs </w:t>
+      </w:r>
+      <w:r>
+        <w:rPr>
+          <w:rStyle w:val="keyword"/>
+          <w:rFonts w:ascii="Times New Roman" w:eastAsiaTheme="minorEastAsia" w:hAnsi="Times New Roman" w:cs="Times New Roman"/>
+          <w:b/>
+          <w:bCs/>
+          <w:color w:val="333333"/>
+          <w:sz w:val="21"/>
+          <w:szCs w:val="21"/>
+        </w:rPr>
+        <w:t>to</w:t>
+      </w:r>
+      <w:r>
+        <w:rPr>
+          <w:rStyle w:val="operator"/>
+          <w:rFonts w:ascii="Times New Roman" w:eastAsiaTheme="minorEastAsia" w:hAnsi="Times New Roman" w:cs="Times New Roman"/>
+          <w:color w:val="444444"/>
+          <w:sz w:val="21"/>
+          <w:szCs w:val="21"/>
+        </w:rPr>
+        <w:t xml:space="preserve"> </w:t>
+      </w:r>
+      <w:r>
+        <w:rPr>
+          <w:rStyle w:val="string"/>
+          <w:rFonts w:ascii="Times New Roman" w:eastAsiaTheme="minorEastAsia" w:hAnsi="Times New Roman" w:cs="Times New Roman"/>
+          <w:color w:val="DD1144"/>
+          <w:sz w:val="21"/>
+          <w:szCs w:val="21"/>
+        </w:rPr>
+        <w:t>'git@github.com:michaelliao/learngit.git'</w:t>
+      </w:r>
+    </w:p>
+    <w:p>
+      <w:pPr>
+        <w:pStyle w:val="HTML"/>
+        <w:pBdr>
+          <w:top w:val="single" w:sz="6" w:space="8" w:color="DDDDDD"/>
+          <w:left w:val="single" w:sz="6" w:space="8" w:color="DDDDDD"/>
+          <w:bottom w:val="single" w:sz="6" w:space="8" w:color="DDDDDD"/>
+          <w:right w:val="single" w:sz="6" w:space="8" w:color="DDDDDD"/>
+        </w:pBdr>
+        <w:shd w:val="clear" w:color="auto" w:fill="FAFAFA"/>
+        <w:spacing w:line="270" w:lineRule="atLeast"/>
+        <w:ind w:leftChars="100" w:left="210"/>
+        <w:rPr>
+          <w:rFonts w:ascii="Times New Roman" w:eastAsiaTheme="minorEastAsia" w:hAnsi="Times New Roman" w:cs="Times New Roman"/>
+          <w:color w:val="444444"/>
+          <w:sz w:val="21"/>
+          <w:szCs w:val="21"/>
+        </w:rPr>
+      </w:pPr>
+      <w:r>
+        <w:rPr>
+          <w:rStyle w:val="operator"/>
+          <w:rFonts w:ascii="Times New Roman" w:eastAsiaTheme="minorEastAsia" w:hAnsi="Times New Roman" w:cs="Times New Roman"/>
+          <w:color w:val="444444"/>
+          <w:sz w:val="21"/>
+          <w:szCs w:val="21"/>
+        </w:rPr>
+        <w:t xml:space="preserve">hint: Updates were rejected because the tip </w:t>
+      </w:r>
+      <w:r>
+        <w:rPr>
+          <w:rStyle w:val="keyword"/>
+          <w:rFonts w:ascii="Times New Roman" w:eastAsiaTheme="minorEastAsia" w:hAnsi="Times New Roman" w:cs="Times New Roman"/>
+          <w:b/>
+          <w:bCs/>
+          <w:color w:val="333333"/>
+          <w:sz w:val="21"/>
+          <w:szCs w:val="21"/>
+        </w:rPr>
+        <w:t>of</w:t>
+      </w:r>
+      <w:r>
+        <w:rPr>
+          <w:rStyle w:val="operator"/>
+          <w:rFonts w:ascii="Times New Roman" w:eastAsiaTheme="minorEastAsia" w:hAnsi="Times New Roman" w:cs="Times New Roman"/>
+          <w:color w:val="444444"/>
+          <w:sz w:val="21"/>
+          <w:szCs w:val="21"/>
+        </w:rPr>
+        <w:t xml:space="preserve"> your </w:t>
+      </w:r>
+      <w:r>
+        <w:rPr>
+          <w:rStyle w:val="keyword"/>
+          <w:rFonts w:ascii="Times New Roman" w:eastAsiaTheme="minorEastAsia" w:hAnsi="Times New Roman" w:cs="Times New Roman"/>
+          <w:b/>
+          <w:bCs/>
+          <w:color w:val="333333"/>
+          <w:sz w:val="21"/>
+          <w:szCs w:val="21"/>
+        </w:rPr>
+        <w:t>current</w:t>
+      </w:r>
+      <w:r>
+        <w:rPr>
+          <w:rStyle w:val="operator"/>
+          <w:rFonts w:ascii="Times New Roman" w:eastAsiaTheme="minorEastAsia" w:hAnsi="Times New Roman" w:cs="Times New Roman"/>
+          <w:color w:val="444444"/>
+          <w:sz w:val="21"/>
+          <w:szCs w:val="21"/>
+        </w:rPr>
+        <w:t xml:space="preserve"> branch </w:t>
+      </w:r>
+      <w:r>
+        <w:rPr>
+          <w:rStyle w:val="keyword"/>
+          <w:rFonts w:ascii="Times New Roman" w:eastAsiaTheme="minorEastAsia" w:hAnsi="Times New Roman" w:cs="Times New Roman"/>
+          <w:b/>
+          <w:bCs/>
+          <w:color w:val="333333"/>
+          <w:sz w:val="21"/>
+          <w:szCs w:val="21"/>
+        </w:rPr>
+        <w:t>is</w:t>
+      </w:r>
+      <w:r>
+        <w:rPr>
+          <w:rStyle w:val="operator"/>
+          <w:rFonts w:ascii="Times New Roman" w:eastAsiaTheme="minorEastAsia" w:hAnsi="Times New Roman" w:cs="Times New Roman"/>
+          <w:color w:val="444444"/>
+          <w:sz w:val="21"/>
+          <w:szCs w:val="21"/>
+        </w:rPr>
+        <w:t xml:space="preserve"> behind </w:t>
+      </w:r>
+      <w:r>
+        <w:rPr>
+          <w:rStyle w:val="operator"/>
+          <w:rFonts w:ascii="Times New Roman" w:eastAsiaTheme="minorEastAsia" w:hAnsi="Times New Roman" w:cs="Times New Roman"/>
+          <w:color w:val="444444"/>
+          <w:sz w:val="21"/>
+          <w:szCs w:val="21"/>
+        </w:rPr>
+        <w:t>its remote counterpart.</w:t>
+      </w:r>
+    </w:p>
+    <w:p>
+      <w:pPr>
+        <w:autoSpaceDE w:val="0"/>
+        <w:autoSpaceDN w:val="0"/>
+        <w:adjustRightInd w:val="0"/>
+        <w:jc w:val="left"/>
+        <w:rPr>
+          <w:rFonts w:ascii="Times New Roman" w:hAnsi="Times New Roman" w:cs="Times New Roman"/>
+          <w:color w:val="000000" w:themeColor="text1"/>
+          <w:szCs w:val="21"/>
+          <w:shd w:val="clear" w:color="auto" w:fill="FFFFFF"/>
+        </w:rPr>
+      </w:pPr>
+      <w:r>
+        <w:rPr>
+          <w:rFonts w:ascii="Times New Roman" w:hAnsi="Times New Roman" w:cs="Times New Roman"/>
+          <w:color w:val="FF0000"/>
+          <w:szCs w:val="21"/>
+          <w:shd w:val="clear" w:color="auto" w:fill="FFFFFF"/>
+        </w:rPr>
+        <w:t>你的小伙伴的最新提交和你试图推送的提交有冲突</w:t>
+      </w:r>
+      <w:r>
+        <w:rPr>
+          <w:rFonts w:ascii="Times New Roman" w:hAnsi="Times New Roman" w:cs="Times New Roman"/>
+          <w:color w:val="000000" w:themeColor="text1"/>
+          <w:szCs w:val="21"/>
+          <w:shd w:val="clear" w:color="auto" w:fill="FFFFFF"/>
+        </w:rPr>
+        <w:t>。解决办法</w:t>
+      </w:r>
+      <w:r>
+        <w:rPr>
+          <w:rFonts w:ascii="Times New Roman" w:hAnsi="Times New Roman" w:cs="Times New Roman"/>
+          <w:color w:val="000000" w:themeColor="text1"/>
+          <w:szCs w:val="21"/>
+          <w:shd w:val="clear" w:color="auto" w:fill="FFFFFF"/>
+        </w:rPr>
+        <w:t>很简单，先用</w:t>
+      </w:r>
+      <w:r>
+        <w:rPr>
+          <w:rFonts w:ascii="Times New Roman" w:hAnsi="Times New Roman" w:cs="Times New Roman"/>
+          <w:color w:val="DD0055"/>
+          <w:kern w:val="0"/>
+          <w:szCs w:val="21"/>
+        </w:rPr>
+        <w:t>git pull</w:t>
+      </w:r>
+      <w:r>
+        <w:rPr>
+          <w:rFonts w:ascii="Times New Roman" w:hAnsi="Times New Roman" w:cs="Times New Roman"/>
+          <w:color w:val="000000" w:themeColor="text1"/>
+          <w:szCs w:val="21"/>
+          <w:shd w:val="clear" w:color="auto" w:fill="FFFFFF"/>
+        </w:rPr>
+        <w:t>把最新的提交从</w:t>
+      </w:r>
+      <w:r>
+        <w:rPr>
+          <w:rFonts w:ascii="Times New Roman" w:hAnsi="Times New Roman" w:cs="Times New Roman"/>
+          <w:color w:val="DD0055"/>
+          <w:kern w:val="0"/>
+          <w:szCs w:val="21"/>
+        </w:rPr>
+        <w:t>origin/dev</w:t>
+      </w:r>
+      <w:r>
+        <w:rPr>
+          <w:rFonts w:ascii="Times New Roman" w:hAnsi="Times New Roman" w:cs="Times New Roman"/>
+          <w:color w:val="000000" w:themeColor="text1"/>
+          <w:szCs w:val="21"/>
+          <w:shd w:val="clear" w:color="auto" w:fill="FFFFFF"/>
+        </w:rPr>
+        <w:t>抓下来，然后，在本地合并，解决冲突，再推送：</w:t>
+      </w:r>
+      <w:bookmarkStart w:id="0" w:name="_GoBack"/>
+      <w:bookmarkEnd w:id="0"/>
+    </w:p>
+    <w:p>
+      <w:pPr>
+        <w:pStyle w:val="HTML"/>
+        <w:pBdr>
+          <w:top w:val="single" w:sz="6" w:space="8" w:color="DDDDDD"/>
+          <w:left w:val="single" w:sz="6" w:space="8" w:color="DDDDDD"/>
+          <w:bottom w:val="single" w:sz="6" w:space="8" w:color="DDDDDD"/>
+          <w:right w:val="single" w:sz="6" w:space="8" w:color="DDDDDD"/>
+        </w:pBdr>
+        <w:shd w:val="clear" w:color="auto" w:fill="FAFAFA"/>
+        <w:spacing w:line="270" w:lineRule="atLeast"/>
+        <w:ind w:leftChars="100" w:left="210"/>
+        <w:rPr>
+          <w:rFonts w:ascii="Helvetica" w:hAnsi="Helvetica" w:cs="Helvetica"/>
+          <w:color w:val="666666"/>
+          <w:sz w:val="21"/>
+          <w:szCs w:val="21"/>
+          <w:shd w:val="clear" w:color="auto" w:fill="FFFFFF"/>
+        </w:rPr>
+      </w:pPr>
+      <w:r>
+        <w:rPr>
+          <w:rStyle w:val="operator"/>
+          <w:rFonts w:ascii="Times New Roman" w:eastAsiaTheme="minorEastAsia" w:hAnsi="Times New Roman" w:cs="Times New Roman"/>
+          <w:sz w:val="21"/>
+          <w:szCs w:val="21"/>
+        </w:rPr>
+        <w:t xml:space="preserve">$ git branch </w:t>
+      </w:r>
+      <w:r>
+        <w:rPr>
+          <w:rStyle w:val="operator"/>
+          <w:rFonts w:ascii="Times New Roman" w:eastAsiaTheme="minorEastAsia" w:hAnsi="Times New Roman" w:cs="Times New Roman"/>
+          <w:color w:val="444444"/>
+          <w:sz w:val="21"/>
+          <w:szCs w:val="21"/>
+        </w:rPr>
+        <w:t>--set-upstream-to=origin/dev dev</w:t>
+      </w:r>
+      <w:r>
+        <w:rPr>
+          <w:rStyle w:val="operator"/>
+          <w:rFonts w:ascii="Times New Roman" w:eastAsiaTheme="minorEastAsia" w:hAnsi="Times New Roman" w:cs="Times New Roman"/>
+          <w:color w:val="444444"/>
+          <w:sz w:val="21"/>
+          <w:szCs w:val="21"/>
+        </w:rPr>
+        <w:t xml:space="preserve"> </w:t>
+      </w:r>
+      <w:r>
+        <w:rPr>
+          <w:rFonts w:ascii="Times New Roman" w:eastAsiaTheme="minorEastAsia" w:hAnsi="Times New Roman" w:cs="Times New Roman"/>
+          <w:color w:val="000000" w:themeColor="text1"/>
+          <w:sz w:val="21"/>
+          <w:szCs w:val="21"/>
+          <w:shd w:val="clear" w:color="auto" w:fill="FFFFFF"/>
+        </w:rPr>
+        <w:t>指定本地</w:t>
+      </w:r>
+      <w:r>
+        <w:rPr>
+          <w:rStyle w:val="HTML1"/>
+          <w:rFonts w:ascii="Times New Roman" w:eastAsiaTheme="minorEastAsia" w:hAnsi="Times New Roman" w:cs="Times New Roman"/>
+          <w:color w:val="DD0055"/>
+          <w:kern w:val="2"/>
+          <w:sz w:val="21"/>
+          <w:szCs w:val="21"/>
+          <w:bdr w:val="single" w:sz="6" w:space="0" w:color="DDDDDD" w:frame="1"/>
+          <w:shd w:val="clear" w:color="auto" w:fill="FAFAFA"/>
+        </w:rPr>
+        <w:t>dev</w:t>
+      </w:r>
+      <w:r>
+        <w:rPr>
+          <w:rFonts w:ascii="Times New Roman" w:eastAsiaTheme="minorEastAsia" w:hAnsi="Times New Roman" w:cs="Times New Roman"/>
+          <w:color w:val="000000" w:themeColor="text1"/>
+          <w:sz w:val="21"/>
+          <w:szCs w:val="21"/>
+          <w:shd w:val="clear" w:color="auto" w:fill="FFFFFF"/>
+        </w:rPr>
+        <w:t>分支与远程</w:t>
+      </w:r>
+      <w:r>
+        <w:rPr>
+          <w:rStyle w:val="HTML1"/>
+          <w:rFonts w:ascii="Times New Roman" w:eastAsiaTheme="minorEastAsia" w:hAnsi="Times New Roman" w:cs="Times New Roman"/>
+          <w:color w:val="DD0055"/>
+          <w:kern w:val="2"/>
+          <w:sz w:val="21"/>
+          <w:szCs w:val="21"/>
+          <w:bdr w:val="single" w:sz="6" w:space="0" w:color="DDDDDD" w:frame="1"/>
+          <w:shd w:val="clear" w:color="auto" w:fill="FAFAFA"/>
+        </w:rPr>
+        <w:t>origin/dev</w:t>
+      </w:r>
+      <w:r>
+        <w:rPr>
+          <w:rFonts w:ascii="Times New Roman" w:eastAsiaTheme="minorEastAsia" w:hAnsi="Times New Roman" w:cs="Times New Roman"/>
+          <w:color w:val="000000" w:themeColor="text1"/>
+          <w:sz w:val="21"/>
+          <w:szCs w:val="21"/>
+          <w:shd w:val="clear" w:color="auto" w:fill="FFFFFF"/>
+        </w:rPr>
+        <w:t>分支的链接</w:t>
+      </w:r>
+    </w:p>
+    <w:p>
+      <w:pPr>
+        <w:pStyle w:val="HTML"/>
+        <w:pBdr>
+          <w:top w:val="single" w:sz="6" w:space="8" w:color="DDDDDD"/>
+          <w:left w:val="single" w:sz="6" w:space="8" w:color="DDDDDD"/>
+          <w:bottom w:val="single" w:sz="6" w:space="8" w:color="DDDDDD"/>
+          <w:right w:val="single" w:sz="6" w:space="8" w:color="DDDDDD"/>
+        </w:pBdr>
+        <w:shd w:val="clear" w:color="auto" w:fill="FAFAFA"/>
+        <w:spacing w:line="270" w:lineRule="atLeast"/>
+        <w:ind w:leftChars="100" w:left="210"/>
+        <w:rPr>
+          <w:rStyle w:val="HTML1"/>
+          <w:rFonts w:ascii="Times New Roman" w:eastAsiaTheme="minorEastAsia" w:hAnsi="Times New Roman" w:cs="Times New Roman"/>
+          <w:color w:val="444444"/>
+          <w:sz w:val="21"/>
+          <w:szCs w:val="21"/>
+        </w:rPr>
+      </w:pPr>
+      <w:r>
+        <w:rPr>
+          <w:rStyle w:val="variable"/>
+          <w:rFonts w:ascii="Times New Roman" w:eastAsiaTheme="minorEastAsia" w:hAnsi="Times New Roman" w:cs="Times New Roman"/>
+          <w:color w:val="008080"/>
+          <w:sz w:val="21"/>
+          <w:szCs w:val="21"/>
+        </w:rPr>
+        <w:t xml:space="preserve">$ </w:t>
+      </w:r>
+      <w:r>
+        <w:rPr>
+          <w:rStyle w:val="HTML1"/>
+          <w:rFonts w:ascii="Times New Roman" w:eastAsiaTheme="minorEastAsia" w:hAnsi="Times New Roman" w:cs="Times New Roman"/>
+          <w:color w:val="444444"/>
+          <w:sz w:val="21"/>
+          <w:szCs w:val="21"/>
+        </w:rPr>
+        <w:t>git pull</w:t>
+      </w:r>
+    </w:p>
+    <w:p>
+      <w:pPr>
+        <w:pStyle w:val="HTML"/>
+        <w:pBdr>
+          <w:top w:val="single" w:sz="6" w:space="8" w:color="DDDDDD"/>
+          <w:left w:val="single" w:sz="6" w:space="8" w:color="DDDDDD"/>
+          <w:bottom w:val="single" w:sz="6" w:space="8" w:color="DDDDDD"/>
+          <w:right w:val="single" w:sz="6" w:space="8" w:color="DDDDDD"/>
+        </w:pBdr>
+        <w:shd w:val="clear" w:color="auto" w:fill="FAFAFA"/>
+        <w:spacing w:line="270" w:lineRule="atLeast"/>
+        <w:ind w:leftChars="100" w:left="210"/>
+        <w:rPr>
+          <w:rStyle w:val="HTML1"/>
+          <w:rFonts w:ascii="Times New Roman" w:eastAsiaTheme="minorEastAsia" w:hAnsi="Times New Roman" w:cs="Times New Roman"/>
+          <w:color w:val="444444"/>
+          <w:sz w:val="21"/>
+          <w:szCs w:val="21"/>
+        </w:rPr>
+      </w:pPr>
+      <w:r>
+        <w:rPr>
+          <w:rStyle w:val="constant"/>
+          <w:rFonts w:ascii="Times New Roman" w:eastAsiaTheme="minorEastAsia" w:hAnsi="Times New Roman" w:cs="Times New Roman"/>
+          <w:color w:val="009999"/>
+          <w:sz w:val="21"/>
+          <w:szCs w:val="21"/>
+        </w:rPr>
+        <w:t>Auto</w:t>
+      </w:r>
+      <w:r>
+        <w:rPr>
+          <w:rStyle w:val="HTML1"/>
+          <w:rFonts w:ascii="Times New Roman" w:eastAsiaTheme="minorEastAsia" w:hAnsi="Times New Roman" w:cs="Times New Roman"/>
+          <w:color w:val="444444"/>
+          <w:sz w:val="21"/>
+          <w:szCs w:val="21"/>
+        </w:rPr>
+        <w:t>-merging env.txt</w:t>
+      </w:r>
+    </w:p>
+    <w:p>
+      <w:pPr>
+        <w:pStyle w:val="HTML"/>
+        <w:pBdr>
+          <w:top w:val="single" w:sz="6" w:space="8" w:color="DDDDDD"/>
+          <w:left w:val="single" w:sz="6" w:space="8" w:color="DDDDDD"/>
+          <w:bottom w:val="single" w:sz="6" w:space="8" w:color="DDDDDD"/>
+          <w:right w:val="single" w:sz="6" w:space="8" w:color="DDDDDD"/>
+        </w:pBdr>
+        <w:shd w:val="clear" w:color="auto" w:fill="FAFAFA"/>
+        <w:spacing w:line="270" w:lineRule="atLeast"/>
+        <w:ind w:leftChars="100" w:left="210"/>
+        <w:rPr>
+          <w:rStyle w:val="HTML1"/>
+          <w:rFonts w:ascii="Times New Roman" w:eastAsiaTheme="minorEastAsia" w:hAnsi="Times New Roman" w:cs="Times New Roman"/>
+          <w:color w:val="444444"/>
+          <w:sz w:val="21"/>
+          <w:szCs w:val="21"/>
+        </w:rPr>
+      </w:pPr>
+      <w:r>
+        <w:rPr>
+          <w:rStyle w:val="constant"/>
+          <w:rFonts w:ascii="Times New Roman" w:eastAsiaTheme="minorEastAsia" w:hAnsi="Times New Roman" w:cs="Times New Roman"/>
+          <w:color w:val="009999"/>
+          <w:sz w:val="21"/>
+          <w:szCs w:val="21"/>
+        </w:rPr>
+        <w:t>CONFLICT</w:t>
+      </w:r>
+      <w:r>
+        <w:rPr>
+          <w:rStyle w:val="HTML1"/>
+          <w:rFonts w:ascii="Times New Roman" w:eastAsiaTheme="minorEastAsia" w:hAnsi="Times New Roman" w:cs="Times New Roman"/>
+          <w:color w:val="444444"/>
+          <w:sz w:val="21"/>
+          <w:szCs w:val="21"/>
+        </w:rPr>
+        <w:t xml:space="preserve"> (add/add)</w:t>
+      </w:r>
+      <w:r>
+        <w:rPr>
+          <w:rStyle w:val="symbol"/>
+          <w:rFonts w:ascii="Times New Roman" w:eastAsiaTheme="minorEastAsia" w:hAnsi="Times New Roman" w:cs="Times New Roman"/>
+          <w:color w:val="990073"/>
+          <w:sz w:val="21"/>
+          <w:szCs w:val="21"/>
+        </w:rPr>
+        <w:t>:</w:t>
+      </w:r>
+      <w:r>
+        <w:rPr>
+          <w:rStyle w:val="HTML1"/>
+          <w:rFonts w:ascii="Times New Roman" w:eastAsiaTheme="minorEastAsia" w:hAnsi="Times New Roman" w:cs="Times New Roman"/>
+          <w:color w:val="444444"/>
+          <w:sz w:val="21"/>
+          <w:szCs w:val="21"/>
+        </w:rPr>
+        <w:t xml:space="preserve"> </w:t>
+      </w:r>
+      <w:r>
+        <w:rPr>
+          <w:rStyle w:val="constant"/>
+          <w:rFonts w:ascii="Times New Roman" w:eastAsiaTheme="minorEastAsia" w:hAnsi="Times New Roman" w:cs="Times New Roman"/>
+          <w:color w:val="009999"/>
+          <w:sz w:val="21"/>
+          <w:szCs w:val="21"/>
+        </w:rPr>
+        <w:t>Merge</w:t>
+      </w:r>
+      <w:r>
+        <w:rPr>
+          <w:rStyle w:val="HTML1"/>
+          <w:rFonts w:ascii="Times New Roman" w:eastAsiaTheme="minorEastAsia" w:hAnsi="Times New Roman" w:cs="Times New Roman"/>
+          <w:color w:val="444444"/>
+          <w:sz w:val="21"/>
+          <w:szCs w:val="21"/>
+        </w:rPr>
+        <w:t xml:space="preserve"> conflict </w:t>
+      </w:r>
+      <w:r>
+        <w:rPr>
+          <w:rStyle w:val="keyword"/>
+          <w:rFonts w:ascii="Times New Roman" w:eastAsiaTheme="minorEastAsia" w:hAnsi="Times New Roman" w:cs="Times New Roman"/>
+          <w:b/>
+          <w:bCs/>
+          <w:color w:val="333333"/>
+          <w:sz w:val="21"/>
+          <w:szCs w:val="21"/>
+        </w:rPr>
+        <w:t>in</w:t>
+      </w:r>
+      <w:r>
+        <w:rPr>
+          <w:rStyle w:val="HTML1"/>
+          <w:rFonts w:ascii="Times New Roman" w:eastAsiaTheme="minorEastAsia" w:hAnsi="Times New Roman" w:cs="Times New Roman"/>
+          <w:color w:val="444444"/>
+          <w:sz w:val="21"/>
+          <w:szCs w:val="21"/>
+        </w:rPr>
+        <w:t xml:space="preserve"> env.txt</w:t>
+      </w:r>
+    </w:p>
+    <w:p>
+      <w:pPr>
+        <w:pStyle w:val="HTML"/>
+        <w:pBdr>
+          <w:top w:val="single" w:sz="6" w:space="8" w:color="DDDDDD"/>
+          <w:left w:val="single" w:sz="6" w:space="8" w:color="DDDDDD"/>
+          <w:bottom w:val="single" w:sz="6" w:space="8" w:color="DDDDDD"/>
+          <w:right w:val="single" w:sz="6" w:space="8" w:color="DDDDDD"/>
+        </w:pBdr>
+        <w:shd w:val="clear" w:color="auto" w:fill="FAFAFA"/>
+        <w:spacing w:line="270" w:lineRule="atLeast"/>
+        <w:ind w:leftChars="100" w:left="210"/>
+        <w:rPr>
+          <w:rStyle w:val="operator"/>
+          <w:rFonts w:ascii="Times New Roman" w:eastAsiaTheme="minorEastAsia" w:hAnsi="Times New Roman" w:cs="Times New Roman"/>
+          <w:color w:val="444444"/>
+          <w:sz w:val="21"/>
+          <w:szCs w:val="21"/>
+        </w:rPr>
+      </w:pPr>
+      <w:r>
+        <w:rPr>
+          <w:rStyle w:val="constant"/>
+          <w:rFonts w:ascii="Times New Roman" w:eastAsiaTheme="minorEastAsia" w:hAnsi="Times New Roman" w:cs="Times New Roman"/>
+          <w:color w:val="009999"/>
+          <w:sz w:val="21"/>
+          <w:szCs w:val="21"/>
+        </w:rPr>
+        <w:t>Automatic</w:t>
+      </w:r>
+      <w:r>
+        <w:rPr>
+          <w:rStyle w:val="HTML1"/>
+          <w:rFonts w:ascii="Times New Roman" w:eastAsiaTheme="minorEastAsia" w:hAnsi="Times New Roman" w:cs="Times New Roman"/>
+          <w:color w:val="444444"/>
+          <w:sz w:val="21"/>
+          <w:szCs w:val="21"/>
+        </w:rPr>
+        <w:t xml:space="preserve"> merge failed; fix conflicts </w:t>
+      </w:r>
+      <w:r>
+        <w:rPr>
+          <w:rStyle w:val="keyword"/>
+          <w:rFonts w:ascii="Times New Roman" w:eastAsiaTheme="minorEastAsia" w:hAnsi="Times New Roman" w:cs="Times New Roman"/>
+          <w:b/>
+          <w:bCs/>
+          <w:color w:val="333333"/>
+          <w:sz w:val="21"/>
+          <w:szCs w:val="21"/>
+        </w:rPr>
+        <w:t>and</w:t>
+      </w:r>
+      <w:r>
+        <w:rPr>
+          <w:rStyle w:val="HTML1"/>
+          <w:rFonts w:ascii="Times New Roman" w:eastAsiaTheme="minorEastAsia" w:hAnsi="Times New Roman" w:cs="Times New Roman"/>
+          <w:color w:val="444444"/>
+          <w:sz w:val="21"/>
+          <w:szCs w:val="21"/>
+        </w:rPr>
+        <w:t xml:space="preserve"> </w:t>
+      </w:r>
+      <w:r>
+        <w:rPr>
+          <w:rStyle w:val="keyword"/>
+          <w:rFonts w:ascii="Times New Roman" w:eastAsiaTheme="minorEastAsia" w:hAnsi="Times New Roman" w:cs="Times New Roman"/>
+          <w:b/>
+          <w:bCs/>
+          <w:color w:val="333333"/>
+          <w:sz w:val="21"/>
+          <w:szCs w:val="21"/>
+        </w:rPr>
+        <w:t>then</w:t>
+      </w:r>
+      <w:r>
+        <w:rPr>
+          <w:rStyle w:val="HTML1"/>
+          <w:rFonts w:ascii="Times New Roman" w:eastAsiaTheme="minorEastAsia" w:hAnsi="Times New Roman" w:cs="Times New Roman"/>
+          <w:color w:val="444444"/>
+          <w:sz w:val="21"/>
+          <w:szCs w:val="21"/>
+        </w:rPr>
+        <w:t xml:space="preserve"> commit the result.</w:t>
+      </w:r>
+    </w:p>
+    <w:p>
+      <w:pPr>
+        <w:autoSpaceDE w:val="0"/>
+        <w:autoSpaceDN w:val="0"/>
+        <w:adjustRightInd w:val="0"/>
+        <w:jc w:val="left"/>
+        <w:rPr>
+          <w:rFonts w:ascii="Times New Roman" w:hAnsi="Times New Roman" w:cs="Times New Roman" w:hint="eastAsia"/>
+          <w:color w:val="000000" w:themeColor="text1"/>
+          <w:szCs w:val="21"/>
+          <w:shd w:val="clear" w:color="auto" w:fill="FFFFFF"/>
+        </w:rPr>
+      </w:pPr>
+      <w:r>
+        <w:rPr>
+          <w:rFonts w:ascii="Times New Roman" w:hAnsi="Times New Roman" w:cs="Times New Roman"/>
+          <w:color w:val="DD0055"/>
+          <w:kern w:val="0"/>
+          <w:szCs w:val="21"/>
+        </w:rPr>
+        <w:t>git pull</w:t>
+      </w:r>
+      <w:r>
+        <w:rPr>
+          <w:rFonts w:ascii="Times New Roman" w:hAnsi="Times New Roman" w:cs="Times New Roman"/>
+          <w:color w:val="000000" w:themeColor="text1"/>
+          <w:szCs w:val="21"/>
+          <w:shd w:val="clear" w:color="auto" w:fill="FFFFFF"/>
+        </w:rPr>
+        <w:t>成功，但是合并有冲突，需要手动解决，解决的方法和分支管理中的</w:t>
+      </w:r>
+      <w:hyperlink r:id="rId59" w:tgtFrame="_blank" w:history="1">
+        <w:r>
+          <w:rPr>
+            <w:rFonts w:ascii="Times New Roman" w:hAnsi="Times New Roman" w:cs="Times New Roman"/>
+            <w:color w:val="000000" w:themeColor="text1"/>
+          </w:rPr>
+          <w:t>解决冲突</w:t>
+        </w:r>
+      </w:hyperlink>
+      <w:r>
+        <w:rPr>
+          <w:rFonts w:ascii="Times New Roman" w:hAnsi="Times New Roman" w:cs="Times New Roman"/>
+          <w:color w:val="000000" w:themeColor="text1"/>
+          <w:szCs w:val="21"/>
+          <w:shd w:val="clear" w:color="auto" w:fill="FFFFFF"/>
+        </w:rPr>
+        <w:t>完全一样。解决后，提交，再</w:t>
+      </w:r>
+      <w:r>
+        <w:rPr>
+          <w:rFonts w:ascii="Times New Roman" w:hAnsi="Times New Roman" w:cs="Times New Roman"/>
+          <w:color w:val="DD0055"/>
+          <w:kern w:val="0"/>
+          <w:szCs w:val="21"/>
+        </w:rPr>
+        <w:t>push</w:t>
+      </w:r>
+      <w:r>
+        <w:rPr>
+          <w:rFonts w:ascii="Times New Roman" w:hAnsi="Times New Roman" w:cs="Times New Roman" w:hint="eastAsia"/>
+          <w:color w:val="000000" w:themeColor="text1"/>
+          <w:szCs w:val="21"/>
+          <w:shd w:val="clear" w:color="auto" w:fill="FFFFFF"/>
+        </w:rPr>
+        <w:t>，最终成功</w:t>
+      </w:r>
+    </w:p>
     <w:sectPr>
       <w:pgSz w:w="12240" w:h="15840"/>
       <w:pgMar w:top="1440" w:right="1800" w:bottom="1440" w:left="1800" w:header="720" w:footer="720" w:gutter="0"/>
@@ -51429,211 +55058,9 @@
     </w:lvl>
   </w:abstractNum>
   <w:abstractNum w:abstractNumId="21" w15:restartNumberingAfterBreak="0">
-    <w:nsid w:val="5EAD64F6"/>
-    <w:multiLevelType w:val="hybridMultilevel"/>
-    <w:tmpl w:val="080AE902"/>
-    <w:lvl w:ilvl="0" w:tplc="04090001">
-      <w:start w:val="1"/>
-      <w:numFmt w:val="bullet"/>
-      <w:lvlText w:val=""/>
-      <w:lvlJc w:val="left"/>
-      <w:pPr>
-        <w:ind w:left="420" w:hanging="420"/>
-      </w:pPr>
-      <w:rPr>
-        <w:rFonts w:ascii="Wingdings" w:hAnsi="Wingdings" w:hint="default"/>
-      </w:rPr>
-    </w:lvl>
-    <w:lvl w:ilvl="1" w:tplc="04090003" w:tentative="1">
-      <w:start w:val="1"/>
-      <w:numFmt w:val="bullet"/>
-      <w:lvlText w:val=""/>
-      <w:lvlJc w:val="left"/>
-      <w:pPr>
-        <w:ind w:left="840" w:hanging="420"/>
-      </w:pPr>
-      <w:rPr>
-        <w:rFonts w:ascii="Wingdings" w:hAnsi="Wingdings" w:hint="default"/>
-      </w:rPr>
-    </w:lvl>
-    <w:lvl w:ilvl="2" w:tplc="04090005" w:tentative="1">
-      <w:start w:val="1"/>
-      <w:numFmt w:val="bullet"/>
-      <w:lvlText w:val=""/>
-      <w:lvlJc w:val="left"/>
-      <w:pPr>
-        <w:ind w:left="1260" w:hanging="420"/>
-      </w:pPr>
-      <w:rPr>
-        <w:rFonts w:ascii="Wingdings" w:hAnsi="Wingdings" w:hint="default"/>
-      </w:rPr>
-    </w:lvl>
-    <w:lvl w:ilvl="3" w:tplc="04090001" w:tentative="1">
-      <w:start w:val="1"/>
-      <w:numFmt w:val="bullet"/>
-      <w:lvlText w:val=""/>
-      <w:lvlJc w:val="left"/>
-      <w:pPr>
-        <w:ind w:left="1680" w:hanging="420"/>
-      </w:pPr>
-      <w:rPr>
-        <w:rFonts w:ascii="Wingdings" w:hAnsi="Wingdings" w:hint="default"/>
-      </w:rPr>
-    </w:lvl>
-    <w:lvl w:ilvl="4" w:tplc="04090003" w:tentative="1">
-      <w:start w:val="1"/>
-      <w:numFmt w:val="bullet"/>
-      <w:lvlText w:val=""/>
-      <w:lvlJc w:val="left"/>
-      <w:pPr>
-        <w:ind w:left="2100" w:hanging="420"/>
-      </w:pPr>
-      <w:rPr>
-        <w:rFonts w:ascii="Wingdings" w:hAnsi="Wingdings" w:hint="default"/>
-      </w:rPr>
-    </w:lvl>
-    <w:lvl w:ilvl="5" w:tplc="04090005" w:tentative="1">
-      <w:start w:val="1"/>
-      <w:numFmt w:val="bullet"/>
-      <w:lvlText w:val=""/>
-      <w:lvlJc w:val="left"/>
-      <w:pPr>
-        <w:ind w:left="2520" w:hanging="420"/>
-      </w:pPr>
-      <w:rPr>
-        <w:rFonts w:ascii="Wingdings" w:hAnsi="Wingdings" w:hint="default"/>
-      </w:rPr>
-    </w:lvl>
-    <w:lvl w:ilvl="6" w:tplc="04090001" w:tentative="1">
-      <w:start w:val="1"/>
-      <w:numFmt w:val="bullet"/>
-      <w:lvlText w:val=""/>
-      <w:lvlJc w:val="left"/>
-      <w:pPr>
-        <w:ind w:left="2940" w:hanging="420"/>
-      </w:pPr>
-      <w:rPr>
-        <w:rFonts w:ascii="Wingdings" w:hAnsi="Wingdings" w:hint="default"/>
-      </w:rPr>
-    </w:lvl>
-    <w:lvl w:ilvl="7" w:tplc="04090003" w:tentative="1">
-      <w:start w:val="1"/>
-      <w:numFmt w:val="bullet"/>
-      <w:lvlText w:val=""/>
-      <w:lvlJc w:val="left"/>
-      <w:pPr>
-        <w:ind w:left="3360" w:hanging="420"/>
-      </w:pPr>
-      <w:rPr>
-        <w:rFonts w:ascii="Wingdings" w:hAnsi="Wingdings" w:hint="default"/>
-      </w:rPr>
-    </w:lvl>
-    <w:lvl w:ilvl="8" w:tplc="04090005" w:tentative="1">
-      <w:start w:val="1"/>
-      <w:numFmt w:val="bullet"/>
-      <w:lvlText w:val=""/>
-      <w:lvlJc w:val="left"/>
-      <w:pPr>
-        <w:ind w:left="3780" w:hanging="420"/>
-      </w:pPr>
-      <w:rPr>
-        <w:rFonts w:ascii="Wingdings" w:hAnsi="Wingdings" w:hint="default"/>
-      </w:rPr>
-    </w:lvl>
-  </w:abstractNum>
-  <w:abstractNum w:abstractNumId="22" w15:restartNumberingAfterBreak="0">
-    <w:nsid w:val="61B52E32"/>
-    <w:multiLevelType w:val="hybridMultilevel"/>
-    <w:tmpl w:val="9C82B036"/>
-    <w:lvl w:ilvl="0" w:tplc="7C8ECD6E">
-      <w:start w:val="1"/>
-      <w:numFmt w:val="decimal"/>
-      <w:lvlText w:val="%1."/>
-      <w:lvlJc w:val="left"/>
-      <w:pPr>
-        <w:ind w:left="360" w:hanging="360"/>
-      </w:pPr>
-      <w:rPr>
-        <w:rFonts w:hint="default"/>
-      </w:rPr>
-    </w:lvl>
-    <w:lvl w:ilvl="1" w:tplc="04090019" w:tentative="1">
-      <w:start w:val="1"/>
-      <w:numFmt w:val="lowerLetter"/>
-      <w:lvlText w:val="%2)"/>
-      <w:lvlJc w:val="left"/>
-      <w:pPr>
-        <w:ind w:left="840" w:hanging="420"/>
-      </w:pPr>
-    </w:lvl>
-    <w:lvl w:ilvl="2" w:tplc="0409001B" w:tentative="1">
-      <w:start w:val="1"/>
-      <w:numFmt w:val="lowerRoman"/>
-      <w:lvlText w:val="%3."/>
-      <w:lvlJc w:val="right"/>
-      <w:pPr>
-        <w:ind w:left="1260" w:hanging="420"/>
-      </w:pPr>
-    </w:lvl>
-    <w:lvl w:ilvl="3" w:tplc="0409000F" w:tentative="1">
-      <w:start w:val="1"/>
-      <w:numFmt w:val="decimal"/>
-      <w:lvlText w:val="%4."/>
-      <w:lvlJc w:val="left"/>
-      <w:pPr>
-        <w:ind w:left="1680" w:hanging="420"/>
-      </w:pPr>
-    </w:lvl>
-    <w:lvl w:ilvl="4" w:tplc="04090019" w:tentative="1">
-      <w:start w:val="1"/>
-      <w:numFmt w:val="lowerLetter"/>
-      <w:lvlText w:val="%5)"/>
-      <w:lvlJc w:val="left"/>
-      <w:pPr>
-        <w:ind w:left="2100" w:hanging="420"/>
-      </w:pPr>
-    </w:lvl>
-    <w:lvl w:ilvl="5" w:tplc="0409001B" w:tentative="1">
-      <w:start w:val="1"/>
-      <w:numFmt w:val="lowerRoman"/>
-      <w:lvlText w:val="%6."/>
-      <w:lvlJc w:val="right"/>
-      <w:pPr>
-        <w:ind w:left="2520" w:hanging="420"/>
-      </w:pPr>
-    </w:lvl>
-    <w:lvl w:ilvl="6" w:tplc="0409000F" w:tentative="1">
-      <w:start w:val="1"/>
-      <w:numFmt w:val="decimal"/>
-      <w:lvlText w:val="%7."/>
-      <w:lvlJc w:val="left"/>
-      <w:pPr>
-        <w:ind w:left="2940" w:hanging="420"/>
-      </w:pPr>
-    </w:lvl>
-    <w:lvl w:ilvl="7" w:tplc="04090019" w:tentative="1">
-      <w:start w:val="1"/>
-      <w:numFmt w:val="lowerLetter"/>
-      <w:lvlText w:val="%8)"/>
-      <w:lvlJc w:val="left"/>
-      <w:pPr>
-        <w:ind w:left="3360" w:hanging="420"/>
-      </w:pPr>
-    </w:lvl>
-    <w:lvl w:ilvl="8" w:tplc="0409001B" w:tentative="1">
-      <w:start w:val="1"/>
-      <w:numFmt w:val="lowerRoman"/>
-      <w:lvlText w:val="%9."/>
-      <w:lvlJc w:val="right"/>
-      <w:pPr>
-        <w:ind w:left="3780" w:hanging="420"/>
-      </w:pPr>
-    </w:lvl>
-  </w:abstractNum>
-  <w:abstractNum w:abstractNumId="23" w15:restartNumberingAfterBreak="0">
-    <w:nsid w:val="654B305D"/>
+    <w:nsid w:val="5B190F51"/>
     <w:multiLevelType w:val="multilevel"/>
-    <w:tmpl w:val="464C6486"/>
+    <w:tmpl w:val="848C71E6"/>
     <w:lvl w:ilvl="0">
       <w:start w:val="1"/>
       <w:numFmt w:val="bullet"/>
@@ -51779,18 +55206,134 @@
       </w:rPr>
     </w:lvl>
   </w:abstractNum>
-  <w:abstractNum w:abstractNumId="24" w15:restartNumberingAfterBreak="0">
-    <w:nsid w:val="6B2548B6"/>
+  <w:abstractNum w:abstractNumId="22" w15:restartNumberingAfterBreak="0">
+    <w:nsid w:val="5EAD64F6"/>
     <w:multiLevelType w:val="hybridMultilevel"/>
-    <w:tmpl w:val="F086022E"/>
-    <w:lvl w:ilvl="0" w:tplc="04090011">
+    <w:tmpl w:val="080AE902"/>
+    <w:lvl w:ilvl="0" w:tplc="04090001">
+      <w:start w:val="1"/>
+      <w:numFmt w:val="bullet"/>
+      <w:lvlText w:val=""/>
+      <w:lvlJc w:val="left"/>
+      <w:pPr>
+        <w:ind w:left="420" w:hanging="420"/>
+      </w:pPr>
+      <w:rPr>
+        <w:rFonts w:ascii="Wingdings" w:hAnsi="Wingdings" w:hint="default"/>
+      </w:rPr>
+    </w:lvl>
+    <w:lvl w:ilvl="1" w:tplc="04090003" w:tentative="1">
+      <w:start w:val="1"/>
+      <w:numFmt w:val="bullet"/>
+      <w:lvlText w:val=""/>
+      <w:lvlJc w:val="left"/>
+      <w:pPr>
+        <w:ind w:left="840" w:hanging="420"/>
+      </w:pPr>
+      <w:rPr>
+        <w:rFonts w:ascii="Wingdings" w:hAnsi="Wingdings" w:hint="default"/>
+      </w:rPr>
+    </w:lvl>
+    <w:lvl w:ilvl="2" w:tplc="04090005" w:tentative="1">
+      <w:start w:val="1"/>
+      <w:numFmt w:val="bullet"/>
+      <w:lvlText w:val=""/>
+      <w:lvlJc w:val="left"/>
+      <w:pPr>
+        <w:ind w:left="1260" w:hanging="420"/>
+      </w:pPr>
+      <w:rPr>
+        <w:rFonts w:ascii="Wingdings" w:hAnsi="Wingdings" w:hint="default"/>
+      </w:rPr>
+    </w:lvl>
+    <w:lvl w:ilvl="3" w:tplc="04090001" w:tentative="1">
+      <w:start w:val="1"/>
+      <w:numFmt w:val="bullet"/>
+      <w:lvlText w:val=""/>
+      <w:lvlJc w:val="left"/>
+      <w:pPr>
+        <w:ind w:left="1680" w:hanging="420"/>
+      </w:pPr>
+      <w:rPr>
+        <w:rFonts w:ascii="Wingdings" w:hAnsi="Wingdings" w:hint="default"/>
+      </w:rPr>
+    </w:lvl>
+    <w:lvl w:ilvl="4" w:tplc="04090003" w:tentative="1">
+      <w:start w:val="1"/>
+      <w:numFmt w:val="bullet"/>
+      <w:lvlText w:val=""/>
+      <w:lvlJc w:val="left"/>
+      <w:pPr>
+        <w:ind w:left="2100" w:hanging="420"/>
+      </w:pPr>
+      <w:rPr>
+        <w:rFonts w:ascii="Wingdings" w:hAnsi="Wingdings" w:hint="default"/>
+      </w:rPr>
+    </w:lvl>
+    <w:lvl w:ilvl="5" w:tplc="04090005" w:tentative="1">
+      <w:start w:val="1"/>
+      <w:numFmt w:val="bullet"/>
+      <w:lvlText w:val=""/>
+      <w:lvlJc w:val="left"/>
+      <w:pPr>
+        <w:ind w:left="2520" w:hanging="420"/>
+      </w:pPr>
+      <w:rPr>
+        <w:rFonts w:ascii="Wingdings" w:hAnsi="Wingdings" w:hint="default"/>
+      </w:rPr>
+    </w:lvl>
+    <w:lvl w:ilvl="6" w:tplc="04090001" w:tentative="1">
+      <w:start w:val="1"/>
+      <w:numFmt w:val="bullet"/>
+      <w:lvlText w:val=""/>
+      <w:lvlJc w:val="left"/>
+      <w:pPr>
+        <w:ind w:left="2940" w:hanging="420"/>
+      </w:pPr>
+      <w:rPr>
+        <w:rFonts w:ascii="Wingdings" w:hAnsi="Wingdings" w:hint="default"/>
+      </w:rPr>
+    </w:lvl>
+    <w:lvl w:ilvl="7" w:tplc="04090003" w:tentative="1">
+      <w:start w:val="1"/>
+      <w:numFmt w:val="bullet"/>
+      <w:lvlText w:val=""/>
+      <w:lvlJc w:val="left"/>
+      <w:pPr>
+        <w:ind w:left="3360" w:hanging="420"/>
+      </w:pPr>
+      <w:rPr>
+        <w:rFonts w:ascii="Wingdings" w:hAnsi="Wingdings" w:hint="default"/>
+      </w:rPr>
+    </w:lvl>
+    <w:lvl w:ilvl="8" w:tplc="04090005" w:tentative="1">
+      <w:start w:val="1"/>
+      <w:numFmt w:val="bullet"/>
+      <w:lvlText w:val=""/>
+      <w:lvlJc w:val="left"/>
+      <w:pPr>
+        <w:ind w:left="3780" w:hanging="420"/>
+      </w:pPr>
+      <w:rPr>
+        <w:rFonts w:ascii="Wingdings" w:hAnsi="Wingdings" w:hint="default"/>
+      </w:rPr>
+    </w:lvl>
+  </w:abstractNum>
+  <w:abstractNum w:abstractNumId="23" w15:restartNumberingAfterBreak="0">
+    <w:nsid w:val="61B52E32"/>
+    <w:multiLevelType w:val="hybridMultilevel"/>
+    <w:tmpl w:val="9C82B036"/>
+    <w:lvl w:ilvl="0" w:tplc="7C8ECD6E">
       <w:start w:val="1"/>
       <w:numFmt w:val="decimal"/>
-      <w:lvlText w:val="%1)"/>
+      <w:lvlText w:val="%1."/>
       <w:lvlJc w:val="left"/>
       <w:pPr>
-        <w:ind w:left="420" w:hanging="420"/>
-      </w:pPr>
+        <w:ind w:left="360" w:hanging="360"/>
+      </w:pPr>
+      <w:rPr>
+        <w:rFonts w:hint="default"/>
+      </w:rPr>
     </w:lvl>
     <w:lvl w:ilvl="1" w:tplc="04090019" w:tentative="1">
       <w:start w:val="1"/>
@@ -51865,10 +55408,10 @@
       </w:pPr>
     </w:lvl>
   </w:abstractNum>
-  <w:abstractNum w:abstractNumId="25" w15:restartNumberingAfterBreak="0">
-    <w:nsid w:val="6D146030"/>
+  <w:abstractNum w:abstractNumId="24" w15:restartNumberingAfterBreak="0">
+    <w:nsid w:val="654B305D"/>
     <w:multiLevelType w:val="multilevel"/>
-    <w:tmpl w:val="955EB01E"/>
+    <w:tmpl w:val="464C6486"/>
     <w:lvl w:ilvl="0">
       <w:start w:val="1"/>
       <w:numFmt w:val="bullet"/>
@@ -52014,349 +55557,96 @@
       </w:rPr>
     </w:lvl>
   </w:abstractNum>
-  <w:abstractNum w:abstractNumId="26" w15:restartNumberingAfterBreak="0">
-    <w:nsid w:val="70F47FC5"/>
+  <w:abstractNum w:abstractNumId="25" w15:restartNumberingAfterBreak="0">
+    <w:nsid w:val="6B2548B6"/>
     <w:multiLevelType w:val="hybridMultilevel"/>
-    <w:tmpl w:val="F07437BE"/>
-    <w:lvl w:ilvl="0" w:tplc="04090003">
-      <w:start w:val="1"/>
-      <w:numFmt w:val="bullet"/>
-      <w:lvlText w:val=""/>
-      <w:lvlJc w:val="left"/>
-      <w:pPr>
-        <w:ind w:left="420" w:hanging="420"/>
-      </w:pPr>
-      <w:rPr>
-        <w:rFonts w:ascii="Wingdings" w:hAnsi="Wingdings" w:hint="default"/>
-      </w:rPr>
-    </w:lvl>
-    <w:lvl w:ilvl="1" w:tplc="04090003" w:tentative="1">
-      <w:start w:val="1"/>
-      <w:numFmt w:val="bullet"/>
-      <w:lvlText w:val=""/>
-      <w:lvlJc w:val="left"/>
-      <w:pPr>
-        <w:ind w:left="840" w:hanging="420"/>
-      </w:pPr>
-      <w:rPr>
-        <w:rFonts w:ascii="Wingdings" w:hAnsi="Wingdings" w:hint="default"/>
-      </w:rPr>
-    </w:lvl>
-    <w:lvl w:ilvl="2" w:tplc="04090005" w:tentative="1">
-      <w:start w:val="1"/>
-      <w:numFmt w:val="bullet"/>
-      <w:lvlText w:val=""/>
-      <w:lvlJc w:val="left"/>
-      <w:pPr>
-        <w:ind w:left="1260" w:hanging="420"/>
-      </w:pPr>
-      <w:rPr>
-        <w:rFonts w:ascii="Wingdings" w:hAnsi="Wingdings" w:hint="default"/>
-      </w:rPr>
-    </w:lvl>
-    <w:lvl w:ilvl="3" w:tplc="04090001" w:tentative="1">
-      <w:start w:val="1"/>
-      <w:numFmt w:val="bullet"/>
-      <w:lvlText w:val=""/>
-      <w:lvlJc w:val="left"/>
-      <w:pPr>
-        <w:ind w:left="1680" w:hanging="420"/>
-      </w:pPr>
-      <w:rPr>
-        <w:rFonts w:ascii="Wingdings" w:hAnsi="Wingdings" w:hint="default"/>
-      </w:rPr>
-    </w:lvl>
-    <w:lvl w:ilvl="4" w:tplc="04090003" w:tentative="1">
-      <w:start w:val="1"/>
-      <w:numFmt w:val="bullet"/>
-      <w:lvlText w:val=""/>
-      <w:lvlJc w:val="left"/>
-      <w:pPr>
-        <w:ind w:left="2100" w:hanging="420"/>
-      </w:pPr>
-      <w:rPr>
-        <w:rFonts w:ascii="Wingdings" w:hAnsi="Wingdings" w:hint="default"/>
-      </w:rPr>
-    </w:lvl>
-    <w:lvl w:ilvl="5" w:tplc="04090005" w:tentative="1">
-      <w:start w:val="1"/>
-      <w:numFmt w:val="bullet"/>
-      <w:lvlText w:val=""/>
-      <w:lvlJc w:val="left"/>
-      <w:pPr>
-        <w:ind w:left="2520" w:hanging="420"/>
-      </w:pPr>
-      <w:rPr>
-        <w:rFonts w:ascii="Wingdings" w:hAnsi="Wingdings" w:hint="default"/>
-      </w:rPr>
-    </w:lvl>
-    <w:lvl w:ilvl="6" w:tplc="04090001" w:tentative="1">
-      <w:start w:val="1"/>
-      <w:numFmt w:val="bullet"/>
-      <w:lvlText w:val=""/>
-      <w:lvlJc w:val="left"/>
-      <w:pPr>
-        <w:ind w:left="2940" w:hanging="420"/>
-      </w:pPr>
-      <w:rPr>
-        <w:rFonts w:ascii="Wingdings" w:hAnsi="Wingdings" w:hint="default"/>
-      </w:rPr>
-    </w:lvl>
-    <w:lvl w:ilvl="7" w:tplc="04090003" w:tentative="1">
-      <w:start w:val="1"/>
-      <w:numFmt w:val="bullet"/>
-      <w:lvlText w:val=""/>
-      <w:lvlJc w:val="left"/>
-      <w:pPr>
-        <w:ind w:left="3360" w:hanging="420"/>
-      </w:pPr>
-      <w:rPr>
-        <w:rFonts w:ascii="Wingdings" w:hAnsi="Wingdings" w:hint="default"/>
-      </w:rPr>
-    </w:lvl>
-    <w:lvl w:ilvl="8" w:tplc="04090005" w:tentative="1">
-      <w:start w:val="1"/>
-      <w:numFmt w:val="bullet"/>
-      <w:lvlText w:val=""/>
-      <w:lvlJc w:val="left"/>
-      <w:pPr>
-        <w:ind w:left="3780" w:hanging="420"/>
-      </w:pPr>
-      <w:rPr>
-        <w:rFonts w:ascii="Wingdings" w:hAnsi="Wingdings" w:hint="default"/>
-      </w:rPr>
-    </w:lvl>
-  </w:abstractNum>
-  <w:abstractNum w:abstractNumId="27" w15:restartNumberingAfterBreak="0">
-    <w:nsid w:val="727B386E"/>
-    <w:multiLevelType w:val="hybridMultilevel"/>
-    <w:tmpl w:val="15D29C6E"/>
-    <w:lvl w:ilvl="0" w:tplc="04090001">
-      <w:start w:val="1"/>
-      <w:numFmt w:val="bullet"/>
-      <w:lvlText w:val=""/>
-      <w:lvlJc w:val="left"/>
-      <w:pPr>
-        <w:ind w:left="420" w:hanging="420"/>
-      </w:pPr>
-      <w:rPr>
-        <w:rFonts w:ascii="Wingdings" w:hAnsi="Wingdings" w:hint="default"/>
-      </w:rPr>
-    </w:lvl>
-    <w:lvl w:ilvl="1" w:tplc="04090003" w:tentative="1">
-      <w:start w:val="1"/>
-      <w:numFmt w:val="bullet"/>
-      <w:lvlText w:val=""/>
-      <w:lvlJc w:val="left"/>
-      <w:pPr>
-        <w:ind w:left="840" w:hanging="420"/>
-      </w:pPr>
-      <w:rPr>
-        <w:rFonts w:ascii="Wingdings" w:hAnsi="Wingdings" w:hint="default"/>
-      </w:rPr>
-    </w:lvl>
-    <w:lvl w:ilvl="2" w:tplc="04090005" w:tentative="1">
-      <w:start w:val="1"/>
-      <w:numFmt w:val="bullet"/>
-      <w:lvlText w:val=""/>
-      <w:lvlJc w:val="left"/>
-      <w:pPr>
-        <w:ind w:left="1260" w:hanging="420"/>
-      </w:pPr>
-      <w:rPr>
-        <w:rFonts w:ascii="Wingdings" w:hAnsi="Wingdings" w:hint="default"/>
-      </w:rPr>
-    </w:lvl>
-    <w:lvl w:ilvl="3" w:tplc="04090001" w:tentative="1">
-      <w:start w:val="1"/>
-      <w:numFmt w:val="bullet"/>
-      <w:lvlText w:val=""/>
-      <w:lvlJc w:val="left"/>
-      <w:pPr>
-        <w:ind w:left="1680" w:hanging="420"/>
-      </w:pPr>
-      <w:rPr>
-        <w:rFonts w:ascii="Wingdings" w:hAnsi="Wingdings" w:hint="default"/>
-      </w:rPr>
-    </w:lvl>
-    <w:lvl w:ilvl="4" w:tplc="04090003" w:tentative="1">
-      <w:start w:val="1"/>
-      <w:numFmt w:val="bullet"/>
-      <w:lvlText w:val=""/>
-      <w:lvlJc w:val="left"/>
-      <w:pPr>
-        <w:ind w:left="2100" w:hanging="420"/>
-      </w:pPr>
-      <w:rPr>
-        <w:rFonts w:ascii="Wingdings" w:hAnsi="Wingdings" w:hint="default"/>
-      </w:rPr>
-    </w:lvl>
-    <w:lvl w:ilvl="5" w:tplc="04090005" w:tentative="1">
-      <w:start w:val="1"/>
-      <w:numFmt w:val="bullet"/>
-      <w:lvlText w:val=""/>
-      <w:lvlJc w:val="left"/>
-      <w:pPr>
-        <w:ind w:left="2520" w:hanging="420"/>
-      </w:pPr>
-      <w:rPr>
-        <w:rFonts w:ascii="Wingdings" w:hAnsi="Wingdings" w:hint="default"/>
-      </w:rPr>
-    </w:lvl>
-    <w:lvl w:ilvl="6" w:tplc="04090001" w:tentative="1">
-      <w:start w:val="1"/>
-      <w:numFmt w:val="bullet"/>
-      <w:lvlText w:val=""/>
-      <w:lvlJc w:val="left"/>
-      <w:pPr>
-        <w:ind w:left="2940" w:hanging="420"/>
-      </w:pPr>
-      <w:rPr>
-        <w:rFonts w:ascii="Wingdings" w:hAnsi="Wingdings" w:hint="default"/>
-      </w:rPr>
-    </w:lvl>
-    <w:lvl w:ilvl="7" w:tplc="04090003" w:tentative="1">
-      <w:start w:val="1"/>
-      <w:numFmt w:val="bullet"/>
-      <w:lvlText w:val=""/>
-      <w:lvlJc w:val="left"/>
-      <w:pPr>
-        <w:ind w:left="3360" w:hanging="420"/>
-      </w:pPr>
-      <w:rPr>
-        <w:rFonts w:ascii="Wingdings" w:hAnsi="Wingdings" w:hint="default"/>
-      </w:rPr>
-    </w:lvl>
-    <w:lvl w:ilvl="8" w:tplc="04090005" w:tentative="1">
-      <w:start w:val="1"/>
-      <w:numFmt w:val="bullet"/>
-      <w:lvlText w:val=""/>
-      <w:lvlJc w:val="left"/>
-      <w:pPr>
-        <w:ind w:left="3780" w:hanging="420"/>
-      </w:pPr>
-      <w:rPr>
-        <w:rFonts w:ascii="Wingdings" w:hAnsi="Wingdings" w:hint="default"/>
-      </w:rPr>
-    </w:lvl>
-  </w:abstractNum>
-  <w:abstractNum w:abstractNumId="28" w15:restartNumberingAfterBreak="0">
-    <w:nsid w:val="727C6191"/>
-    <w:multiLevelType w:val="multilevel"/>
-    <w:tmpl w:val="7EAA9FBE"/>
-    <w:lvl w:ilvl="0">
+    <w:tmpl w:val="F086022E"/>
+    <w:lvl w:ilvl="0" w:tplc="04090011">
       <w:start w:val="1"/>
       <w:numFmt w:val="decimal"/>
-      <w:lvlText w:val="%1."/>
+      <w:lvlText w:val="%1)"/>
       <w:lvlJc w:val="left"/>
       <w:pPr>
-        <w:tabs>
-          <w:tab w:val="num" w:pos="720"/>
-        </w:tabs>
-        <w:ind w:left="720" w:hanging="360"/>
+        <w:ind w:left="420" w:hanging="420"/>
       </w:pPr>
     </w:lvl>
-    <w:lvl w:ilvl="1" w:tentative="1">
+    <w:lvl w:ilvl="1" w:tplc="04090019" w:tentative="1">
       <w:start w:val="1"/>
-      <w:numFmt w:val="decimal"/>
-      <w:lvlText w:val="%2."/>
+      <w:numFmt w:val="lowerLetter"/>
+      <w:lvlText w:val="%2)"/>
       <w:lvlJc w:val="left"/>
       <w:pPr>
-        <w:tabs>
-          <w:tab w:val="num" w:pos="1440"/>
-        </w:tabs>
-        <w:ind w:left="1440" w:hanging="360"/>
+        <w:ind w:left="840" w:hanging="420"/>
       </w:pPr>
     </w:lvl>
-    <w:lvl w:ilvl="2" w:tentative="1">
+    <w:lvl w:ilvl="2" w:tplc="0409001B" w:tentative="1">
       <w:start w:val="1"/>
-      <w:numFmt w:val="decimal"/>
+      <w:numFmt w:val="lowerRoman"/>
       <w:lvlText w:val="%3."/>
-      <w:lvlJc w:val="left"/>
-      <w:pPr>
-        <w:tabs>
-          <w:tab w:val="num" w:pos="2160"/>
-        </w:tabs>
-        <w:ind w:left="2160" w:hanging="360"/>
+      <w:lvlJc w:val="right"/>
+      <w:pPr>
+        <w:ind w:left="1260" w:hanging="420"/>
       </w:pPr>
     </w:lvl>
-    <w:lvl w:ilvl="3" w:tentative="1">
+    <w:lvl w:ilvl="3" w:tplc="0409000F" w:tentative="1">
       <w:start w:val="1"/>
       <w:numFmt w:val="decimal"/>
       <w:lvlText w:val="%4."/>
       <w:lvlJc w:val="left"/>
       <w:pPr>
-        <w:tabs>
-          <w:tab w:val="num" w:pos="2880"/>
-        </w:tabs>
-        <w:ind w:left="2880" w:hanging="360"/>
+        <w:ind w:left="1680" w:hanging="420"/>
       </w:pPr>
     </w:lvl>
-    <w:lvl w:ilvl="4" w:tentative="1">
+    <w:lvl w:ilvl="4" w:tplc="04090019" w:tentative="1">
       <w:start w:val="1"/>
-      <w:numFmt w:val="decimal"/>
-      <w:lvlText w:val="%5."/>
+      <w:numFmt w:val="lowerLetter"/>
+      <w:lvlText w:val="%5)"/>
       <w:lvlJc w:val="left"/>
       <w:pPr>
-        <w:tabs>
-          <w:tab w:val="num" w:pos="3600"/>
-        </w:tabs>
-        <w:ind w:left="3600" w:hanging="360"/>
+        <w:ind w:left="2100" w:hanging="420"/>
       </w:pPr>
     </w:lvl>
-    <w:lvl w:ilvl="5" w:tentative="1">
+    <w:lvl w:ilvl="5" w:tplc="0409001B" w:tentative="1">
       <w:start w:val="1"/>
-      <w:numFmt w:val="decimal"/>
+      <w:numFmt w:val="lowerRoman"/>
       <w:lvlText w:val="%6."/>
-      <w:lvlJc w:val="left"/>
-      <w:pPr>
-        <w:tabs>
-          <w:tab w:val="num" w:pos="4320"/>
-        </w:tabs>
-        <w:ind w:left="4320" w:hanging="360"/>
+      <w:lvlJc w:val="right"/>
+      <w:pPr>
+        <w:ind w:left="2520" w:hanging="420"/>
       </w:pPr>
     </w:lvl>
-    <w:lvl w:ilvl="6" w:tentative="1">
+    <w:lvl w:ilvl="6" w:tplc="0409000F" w:tentative="1">
       <w:start w:val="1"/>
       <w:numFmt w:val="decimal"/>
       <w:lvlText w:val="%7."/>
       <w:lvlJc w:val="left"/>
       <w:pPr>
-        <w:tabs>
-          <w:tab w:val="num" w:pos="5040"/>
-        </w:tabs>
-        <w:ind w:left="5040" w:hanging="360"/>
+        <w:ind w:left="2940" w:hanging="420"/>
       </w:pPr>
     </w:lvl>
-    <w:lvl w:ilvl="7" w:tentative="1">
+    <w:lvl w:ilvl="7" w:tplc="04090019" w:tentative="1">
       <w:start w:val="1"/>
-      <w:numFmt w:val="decimal"/>
-      <w:lvlText w:val="%8."/>
+      <w:numFmt w:val="lowerLetter"/>
+      <w:lvlText w:val="%8)"/>
       <w:lvlJc w:val="left"/>
       <w:pPr>
-        <w:tabs>
-          <w:tab w:val="num" w:pos="5760"/>
-        </w:tabs>
-        <w:ind w:left="5760" w:hanging="360"/>
+        <w:ind w:left="3360" w:hanging="420"/>
       </w:pPr>
     </w:lvl>
-    <w:lvl w:ilvl="8" w:tentative="1">
+    <w:lvl w:ilvl="8" w:tplc="0409001B" w:tentative="1">
       <w:start w:val="1"/>
-      <w:numFmt w:val="decimal"/>
+      <w:numFmt w:val="lowerRoman"/>
       <w:lvlText w:val="%9."/>
-      <w:lvlJc w:val="left"/>
-      <w:pPr>
-        <w:tabs>
-          <w:tab w:val="num" w:pos="6480"/>
-        </w:tabs>
-        <w:ind w:left="6480" w:hanging="360"/>
+      <w:lvlJc w:val="right"/>
+      <w:pPr>
+        <w:ind w:left="3780" w:hanging="420"/>
       </w:pPr>
     </w:lvl>
   </w:abstractNum>
-  <w:abstractNum w:abstractNumId="29" w15:restartNumberingAfterBreak="0">
-    <w:nsid w:val="7E914B7D"/>
+  <w:abstractNum w:abstractNumId="26" w15:restartNumberingAfterBreak="0">
+    <w:nsid w:val="6D146030"/>
     <w:multiLevelType w:val="multilevel"/>
-    <w:tmpl w:val="5D727304"/>
+    <w:tmpl w:val="955EB01E"/>
     <w:lvl w:ilvl="0">
       <w:start w:val="1"/>
       <w:numFmt w:val="bullet"/>
@@ -52502,8 +55792,496 @@
       </w:rPr>
     </w:lvl>
   </w:abstractNum>
+  <w:abstractNum w:abstractNumId="27" w15:restartNumberingAfterBreak="0">
+    <w:nsid w:val="70F47FC5"/>
+    <w:multiLevelType w:val="hybridMultilevel"/>
+    <w:tmpl w:val="F07437BE"/>
+    <w:lvl w:ilvl="0" w:tplc="04090003">
+      <w:start w:val="1"/>
+      <w:numFmt w:val="bullet"/>
+      <w:lvlText w:val=""/>
+      <w:lvlJc w:val="left"/>
+      <w:pPr>
+        <w:ind w:left="420" w:hanging="420"/>
+      </w:pPr>
+      <w:rPr>
+        <w:rFonts w:ascii="Wingdings" w:hAnsi="Wingdings" w:hint="default"/>
+      </w:rPr>
+    </w:lvl>
+    <w:lvl w:ilvl="1" w:tplc="04090003" w:tentative="1">
+      <w:start w:val="1"/>
+      <w:numFmt w:val="bullet"/>
+      <w:lvlText w:val=""/>
+      <w:lvlJc w:val="left"/>
+      <w:pPr>
+        <w:ind w:left="840" w:hanging="420"/>
+      </w:pPr>
+      <w:rPr>
+        <w:rFonts w:ascii="Wingdings" w:hAnsi="Wingdings" w:hint="default"/>
+      </w:rPr>
+    </w:lvl>
+    <w:lvl w:ilvl="2" w:tplc="04090005" w:tentative="1">
+      <w:start w:val="1"/>
+      <w:numFmt w:val="bullet"/>
+      <w:lvlText w:val=""/>
+      <w:lvlJc w:val="left"/>
+      <w:pPr>
+        <w:ind w:left="1260" w:hanging="420"/>
+      </w:pPr>
+      <w:rPr>
+        <w:rFonts w:ascii="Wingdings" w:hAnsi="Wingdings" w:hint="default"/>
+      </w:rPr>
+    </w:lvl>
+    <w:lvl w:ilvl="3" w:tplc="04090001" w:tentative="1">
+      <w:start w:val="1"/>
+      <w:numFmt w:val="bullet"/>
+      <w:lvlText w:val=""/>
+      <w:lvlJc w:val="left"/>
+      <w:pPr>
+        <w:ind w:left="1680" w:hanging="420"/>
+      </w:pPr>
+      <w:rPr>
+        <w:rFonts w:ascii="Wingdings" w:hAnsi="Wingdings" w:hint="default"/>
+      </w:rPr>
+    </w:lvl>
+    <w:lvl w:ilvl="4" w:tplc="04090003" w:tentative="1">
+      <w:start w:val="1"/>
+      <w:numFmt w:val="bullet"/>
+      <w:lvlText w:val=""/>
+      <w:lvlJc w:val="left"/>
+      <w:pPr>
+        <w:ind w:left="2100" w:hanging="420"/>
+      </w:pPr>
+      <w:rPr>
+        <w:rFonts w:ascii="Wingdings" w:hAnsi="Wingdings" w:hint="default"/>
+      </w:rPr>
+    </w:lvl>
+    <w:lvl w:ilvl="5" w:tplc="04090005" w:tentative="1">
+      <w:start w:val="1"/>
+      <w:numFmt w:val="bullet"/>
+      <w:lvlText w:val=""/>
+      <w:lvlJc w:val="left"/>
+      <w:pPr>
+        <w:ind w:left="2520" w:hanging="420"/>
+      </w:pPr>
+      <w:rPr>
+        <w:rFonts w:ascii="Wingdings" w:hAnsi="Wingdings" w:hint="default"/>
+      </w:rPr>
+    </w:lvl>
+    <w:lvl w:ilvl="6" w:tplc="04090001" w:tentative="1">
+      <w:start w:val="1"/>
+      <w:numFmt w:val="bullet"/>
+      <w:lvlText w:val=""/>
+      <w:lvlJc w:val="left"/>
+      <w:pPr>
+        <w:ind w:left="2940" w:hanging="420"/>
+      </w:pPr>
+      <w:rPr>
+        <w:rFonts w:ascii="Wingdings" w:hAnsi="Wingdings" w:hint="default"/>
+      </w:rPr>
+    </w:lvl>
+    <w:lvl w:ilvl="7" w:tplc="04090003" w:tentative="1">
+      <w:start w:val="1"/>
+      <w:numFmt w:val="bullet"/>
+      <w:lvlText w:val=""/>
+      <w:lvlJc w:val="left"/>
+      <w:pPr>
+        <w:ind w:left="3360" w:hanging="420"/>
+      </w:pPr>
+      <w:rPr>
+        <w:rFonts w:ascii="Wingdings" w:hAnsi="Wingdings" w:hint="default"/>
+      </w:rPr>
+    </w:lvl>
+    <w:lvl w:ilvl="8" w:tplc="04090005" w:tentative="1">
+      <w:start w:val="1"/>
+      <w:numFmt w:val="bullet"/>
+      <w:lvlText w:val=""/>
+      <w:lvlJc w:val="left"/>
+      <w:pPr>
+        <w:ind w:left="3780" w:hanging="420"/>
+      </w:pPr>
+      <w:rPr>
+        <w:rFonts w:ascii="Wingdings" w:hAnsi="Wingdings" w:hint="default"/>
+      </w:rPr>
+    </w:lvl>
+  </w:abstractNum>
+  <w:abstractNum w:abstractNumId="28" w15:restartNumberingAfterBreak="0">
+    <w:nsid w:val="727B386E"/>
+    <w:multiLevelType w:val="hybridMultilevel"/>
+    <w:tmpl w:val="15D29C6E"/>
+    <w:lvl w:ilvl="0" w:tplc="04090001">
+      <w:start w:val="1"/>
+      <w:numFmt w:val="bullet"/>
+      <w:lvlText w:val=""/>
+      <w:lvlJc w:val="left"/>
+      <w:pPr>
+        <w:ind w:left="420" w:hanging="420"/>
+      </w:pPr>
+      <w:rPr>
+        <w:rFonts w:ascii="Wingdings" w:hAnsi="Wingdings" w:hint="default"/>
+      </w:rPr>
+    </w:lvl>
+    <w:lvl w:ilvl="1" w:tplc="04090003" w:tentative="1">
+      <w:start w:val="1"/>
+      <w:numFmt w:val="bullet"/>
+      <w:lvlText w:val=""/>
+      <w:lvlJc w:val="left"/>
+      <w:pPr>
+        <w:ind w:left="840" w:hanging="420"/>
+      </w:pPr>
+      <w:rPr>
+        <w:rFonts w:ascii="Wingdings" w:hAnsi="Wingdings" w:hint="default"/>
+      </w:rPr>
+    </w:lvl>
+    <w:lvl w:ilvl="2" w:tplc="04090005" w:tentative="1">
+      <w:start w:val="1"/>
+      <w:numFmt w:val="bullet"/>
+      <w:lvlText w:val=""/>
+      <w:lvlJc w:val="left"/>
+      <w:pPr>
+        <w:ind w:left="1260" w:hanging="420"/>
+      </w:pPr>
+      <w:rPr>
+        <w:rFonts w:ascii="Wingdings" w:hAnsi="Wingdings" w:hint="default"/>
+      </w:rPr>
+    </w:lvl>
+    <w:lvl w:ilvl="3" w:tplc="04090001" w:tentative="1">
+      <w:start w:val="1"/>
+      <w:numFmt w:val="bullet"/>
+      <w:lvlText w:val=""/>
+      <w:lvlJc w:val="left"/>
+      <w:pPr>
+        <w:ind w:left="1680" w:hanging="420"/>
+      </w:pPr>
+      <w:rPr>
+        <w:rFonts w:ascii="Wingdings" w:hAnsi="Wingdings" w:hint="default"/>
+      </w:rPr>
+    </w:lvl>
+    <w:lvl w:ilvl="4" w:tplc="04090003" w:tentative="1">
+      <w:start w:val="1"/>
+      <w:numFmt w:val="bullet"/>
+      <w:lvlText w:val=""/>
+      <w:lvlJc w:val="left"/>
+      <w:pPr>
+        <w:ind w:left="2100" w:hanging="420"/>
+      </w:pPr>
+      <w:rPr>
+        <w:rFonts w:ascii="Wingdings" w:hAnsi="Wingdings" w:hint="default"/>
+      </w:rPr>
+    </w:lvl>
+    <w:lvl w:ilvl="5" w:tplc="04090005" w:tentative="1">
+      <w:start w:val="1"/>
+      <w:numFmt w:val="bullet"/>
+      <w:lvlText w:val=""/>
+      <w:lvlJc w:val="left"/>
+      <w:pPr>
+        <w:ind w:left="2520" w:hanging="420"/>
+      </w:pPr>
+      <w:rPr>
+        <w:rFonts w:ascii="Wingdings" w:hAnsi="Wingdings" w:hint="default"/>
+      </w:rPr>
+    </w:lvl>
+    <w:lvl w:ilvl="6" w:tplc="04090001" w:tentative="1">
+      <w:start w:val="1"/>
+      <w:numFmt w:val="bullet"/>
+      <w:lvlText w:val=""/>
+      <w:lvlJc w:val="left"/>
+      <w:pPr>
+        <w:ind w:left="2940" w:hanging="420"/>
+      </w:pPr>
+      <w:rPr>
+        <w:rFonts w:ascii="Wingdings" w:hAnsi="Wingdings" w:hint="default"/>
+      </w:rPr>
+    </w:lvl>
+    <w:lvl w:ilvl="7" w:tplc="04090003" w:tentative="1">
+      <w:start w:val="1"/>
+      <w:numFmt w:val="bullet"/>
+      <w:lvlText w:val=""/>
+      <w:lvlJc w:val="left"/>
+      <w:pPr>
+        <w:ind w:left="3360" w:hanging="420"/>
+      </w:pPr>
+      <w:rPr>
+        <w:rFonts w:ascii="Wingdings" w:hAnsi="Wingdings" w:hint="default"/>
+      </w:rPr>
+    </w:lvl>
+    <w:lvl w:ilvl="8" w:tplc="04090005" w:tentative="1">
+      <w:start w:val="1"/>
+      <w:numFmt w:val="bullet"/>
+      <w:lvlText w:val=""/>
+      <w:lvlJc w:val="left"/>
+      <w:pPr>
+        <w:ind w:left="3780" w:hanging="420"/>
+      </w:pPr>
+      <w:rPr>
+        <w:rFonts w:ascii="Wingdings" w:hAnsi="Wingdings" w:hint="default"/>
+      </w:rPr>
+    </w:lvl>
+  </w:abstractNum>
+  <w:abstractNum w:abstractNumId="29" w15:restartNumberingAfterBreak="0">
+    <w:nsid w:val="727C6191"/>
+    <w:multiLevelType w:val="multilevel"/>
+    <w:tmpl w:val="7EAA9FBE"/>
+    <w:lvl w:ilvl="0">
+      <w:start w:val="1"/>
+      <w:numFmt w:val="decimal"/>
+      <w:lvlText w:val="%1."/>
+      <w:lvlJc w:val="left"/>
+      <w:pPr>
+        <w:tabs>
+          <w:tab w:val="num" w:pos="720"/>
+        </w:tabs>
+        <w:ind w:left="720" w:hanging="360"/>
+      </w:pPr>
+    </w:lvl>
+    <w:lvl w:ilvl="1" w:tentative="1">
+      <w:start w:val="1"/>
+      <w:numFmt w:val="decimal"/>
+      <w:lvlText w:val="%2."/>
+      <w:lvlJc w:val="left"/>
+      <w:pPr>
+        <w:tabs>
+          <w:tab w:val="num" w:pos="1440"/>
+        </w:tabs>
+        <w:ind w:left="1440" w:hanging="360"/>
+      </w:pPr>
+    </w:lvl>
+    <w:lvl w:ilvl="2" w:tentative="1">
+      <w:start w:val="1"/>
+      <w:numFmt w:val="decimal"/>
+      <w:lvlText w:val="%3."/>
+      <w:lvlJc w:val="left"/>
+      <w:pPr>
+        <w:tabs>
+          <w:tab w:val="num" w:pos="2160"/>
+        </w:tabs>
+        <w:ind w:left="2160" w:hanging="360"/>
+      </w:pPr>
+    </w:lvl>
+    <w:lvl w:ilvl="3" w:tentative="1">
+      <w:start w:val="1"/>
+      <w:numFmt w:val="decimal"/>
+      <w:lvlText w:val="%4."/>
+      <w:lvlJc w:val="left"/>
+      <w:pPr>
+        <w:tabs>
+          <w:tab w:val="num" w:pos="2880"/>
+        </w:tabs>
+        <w:ind w:left="2880" w:hanging="360"/>
+      </w:pPr>
+    </w:lvl>
+    <w:lvl w:ilvl="4" w:tentative="1">
+      <w:start w:val="1"/>
+      <w:numFmt w:val="decimal"/>
+      <w:lvlText w:val="%5."/>
+      <w:lvlJc w:val="left"/>
+      <w:pPr>
+        <w:tabs>
+          <w:tab w:val="num" w:pos="3600"/>
+        </w:tabs>
+        <w:ind w:left="3600" w:hanging="360"/>
+      </w:pPr>
+    </w:lvl>
+    <w:lvl w:ilvl="5" w:tentative="1">
+      <w:start w:val="1"/>
+      <w:numFmt w:val="decimal"/>
+      <w:lvlText w:val="%6."/>
+      <w:lvlJc w:val="left"/>
+      <w:pPr>
+        <w:tabs>
+          <w:tab w:val="num" w:pos="4320"/>
+        </w:tabs>
+        <w:ind w:left="4320" w:hanging="360"/>
+      </w:pPr>
+    </w:lvl>
+    <w:lvl w:ilvl="6" w:tentative="1">
+      <w:start w:val="1"/>
+      <w:numFmt w:val="decimal"/>
+      <w:lvlText w:val="%7."/>
+      <w:lvlJc w:val="left"/>
+      <w:pPr>
+        <w:tabs>
+          <w:tab w:val="num" w:pos="5040"/>
+        </w:tabs>
+        <w:ind w:left="5040" w:hanging="360"/>
+      </w:pPr>
+    </w:lvl>
+    <w:lvl w:ilvl="7" w:tentative="1">
+      <w:start w:val="1"/>
+      <w:numFmt w:val="decimal"/>
+      <w:lvlText w:val="%8."/>
+      <w:lvlJc w:val="left"/>
+      <w:pPr>
+        <w:tabs>
+          <w:tab w:val="num" w:pos="5760"/>
+        </w:tabs>
+        <w:ind w:left="5760" w:hanging="360"/>
+      </w:pPr>
+    </w:lvl>
+    <w:lvl w:ilvl="8" w:tentative="1">
+      <w:start w:val="1"/>
+      <w:numFmt w:val="decimal"/>
+      <w:lvlText w:val="%9."/>
+      <w:lvlJc w:val="left"/>
+      <w:pPr>
+        <w:tabs>
+          <w:tab w:val="num" w:pos="6480"/>
+        </w:tabs>
+        <w:ind w:left="6480" w:hanging="360"/>
+      </w:pPr>
+    </w:lvl>
+  </w:abstractNum>
+  <w:abstractNum w:abstractNumId="30" w15:restartNumberingAfterBreak="0">
+    <w:nsid w:val="7E914B7D"/>
+    <w:multiLevelType w:val="multilevel"/>
+    <w:tmpl w:val="5D727304"/>
+    <w:lvl w:ilvl="0">
+      <w:start w:val="1"/>
+      <w:numFmt w:val="bullet"/>
+      <w:lvlText w:val=""/>
+      <w:lvlJc w:val="left"/>
+      <w:pPr>
+        <w:tabs>
+          <w:tab w:val="num" w:pos="720"/>
+        </w:tabs>
+        <w:ind w:left="720" w:hanging="360"/>
+      </w:pPr>
+      <w:rPr>
+        <w:rFonts w:ascii="Symbol" w:hAnsi="Symbol" w:hint="default"/>
+        <w:sz w:val="20"/>
+      </w:rPr>
+    </w:lvl>
+    <w:lvl w:ilvl="1" w:tentative="1">
+      <w:start w:val="1"/>
+      <w:numFmt w:val="bullet"/>
+      <w:lvlText w:val="o"/>
+      <w:lvlJc w:val="left"/>
+      <w:pPr>
+        <w:tabs>
+          <w:tab w:val="num" w:pos="1440"/>
+        </w:tabs>
+        <w:ind w:left="1440" w:hanging="360"/>
+      </w:pPr>
+      <w:rPr>
+        <w:rFonts w:ascii="Courier New" w:hAnsi="Courier New" w:hint="default"/>
+        <w:sz w:val="20"/>
+      </w:rPr>
+    </w:lvl>
+    <w:lvl w:ilvl="2" w:tentative="1">
+      <w:start w:val="1"/>
+      <w:numFmt w:val="bullet"/>
+      <w:lvlText w:val=""/>
+      <w:lvlJc w:val="left"/>
+      <w:pPr>
+        <w:tabs>
+          <w:tab w:val="num" w:pos="2160"/>
+        </w:tabs>
+        <w:ind w:left="2160" w:hanging="360"/>
+      </w:pPr>
+      <w:rPr>
+        <w:rFonts w:ascii="Wingdings" w:hAnsi="Wingdings" w:hint="default"/>
+        <w:sz w:val="20"/>
+      </w:rPr>
+    </w:lvl>
+    <w:lvl w:ilvl="3" w:tentative="1">
+      <w:start w:val="1"/>
+      <w:numFmt w:val="bullet"/>
+      <w:lvlText w:val=""/>
+      <w:lvlJc w:val="left"/>
+      <w:pPr>
+        <w:tabs>
+          <w:tab w:val="num" w:pos="2880"/>
+        </w:tabs>
+        <w:ind w:left="2880" w:hanging="360"/>
+      </w:pPr>
+      <w:rPr>
+        <w:rFonts w:ascii="Wingdings" w:hAnsi="Wingdings" w:hint="default"/>
+        <w:sz w:val="20"/>
+      </w:rPr>
+    </w:lvl>
+    <w:lvl w:ilvl="4" w:tentative="1">
+      <w:start w:val="1"/>
+      <w:numFmt w:val="bullet"/>
+      <w:lvlText w:val=""/>
+      <w:lvlJc w:val="left"/>
+      <w:pPr>
+        <w:tabs>
+          <w:tab w:val="num" w:pos="3600"/>
+        </w:tabs>
+        <w:ind w:left="3600" w:hanging="360"/>
+      </w:pPr>
+      <w:rPr>
+        <w:rFonts w:ascii="Wingdings" w:hAnsi="Wingdings" w:hint="default"/>
+        <w:sz w:val="20"/>
+      </w:rPr>
+    </w:lvl>
+    <w:lvl w:ilvl="5" w:tentative="1">
+      <w:start w:val="1"/>
+      <w:numFmt w:val="bullet"/>
+      <w:lvlText w:val=""/>
+      <w:lvlJc w:val="left"/>
+      <w:pPr>
+        <w:tabs>
+          <w:tab w:val="num" w:pos="4320"/>
+        </w:tabs>
+        <w:ind w:left="4320" w:hanging="360"/>
+      </w:pPr>
+      <w:rPr>
+        <w:rFonts w:ascii="Wingdings" w:hAnsi="Wingdings" w:hint="default"/>
+        <w:sz w:val="20"/>
+      </w:rPr>
+    </w:lvl>
+    <w:lvl w:ilvl="6" w:tentative="1">
+      <w:start w:val="1"/>
+      <w:numFmt w:val="bullet"/>
+      <w:lvlText w:val=""/>
+      <w:lvlJc w:val="left"/>
+      <w:pPr>
+        <w:tabs>
+          <w:tab w:val="num" w:pos="5040"/>
+        </w:tabs>
+        <w:ind w:left="5040" w:hanging="360"/>
+      </w:pPr>
+      <w:rPr>
+        <w:rFonts w:ascii="Wingdings" w:hAnsi="Wingdings" w:hint="default"/>
+        <w:sz w:val="20"/>
+      </w:rPr>
+    </w:lvl>
+    <w:lvl w:ilvl="7" w:tentative="1">
+      <w:start w:val="1"/>
+      <w:numFmt w:val="bullet"/>
+      <w:lvlText w:val=""/>
+      <w:lvlJc w:val="left"/>
+      <w:pPr>
+        <w:tabs>
+          <w:tab w:val="num" w:pos="5760"/>
+        </w:tabs>
+        <w:ind w:left="5760" w:hanging="360"/>
+      </w:pPr>
+      <w:rPr>
+        <w:rFonts w:ascii="Wingdings" w:hAnsi="Wingdings" w:hint="default"/>
+        <w:sz w:val="20"/>
+      </w:rPr>
+    </w:lvl>
+    <w:lvl w:ilvl="8" w:tentative="1">
+      <w:start w:val="1"/>
+      <w:numFmt w:val="bullet"/>
+      <w:lvlText w:val=""/>
+      <w:lvlJc w:val="left"/>
+      <w:pPr>
+        <w:tabs>
+          <w:tab w:val="num" w:pos="6480"/>
+        </w:tabs>
+        <w:ind w:left="6480" w:hanging="360"/>
+      </w:pPr>
+      <w:rPr>
+        <w:rFonts w:ascii="Wingdings" w:hAnsi="Wingdings" w:hint="default"/>
+        <w:sz w:val="20"/>
+      </w:rPr>
+    </w:lvl>
+  </w:abstractNum>
   <w:num w:numId="1">
-    <w:abstractNumId w:val="23"/>
+    <w:abstractNumId w:val="24"/>
   </w:num>
   <w:num w:numId="2">
     <w:abstractNumId w:val="4"/>
@@ -52521,10 +56299,10 @@
     <w:abstractNumId w:val="13"/>
   </w:num>
   <w:num w:numId="7">
-    <w:abstractNumId w:val="21"/>
+    <w:abstractNumId w:val="22"/>
   </w:num>
   <w:num w:numId="8">
-    <w:abstractNumId w:val="25"/>
+    <w:abstractNumId w:val="26"/>
   </w:num>
   <w:num w:numId="9">
     <w:abstractNumId w:val="20"/>
@@ -52548,10 +56326,10 @@
     <w:abstractNumId w:val="0"/>
   </w:num>
   <w:num w:numId="16">
-    <w:abstractNumId w:val="27"/>
+    <w:abstractNumId w:val="28"/>
   </w:num>
   <w:num w:numId="17">
-    <w:abstractNumId w:val="22"/>
+    <w:abstractNumId w:val="23"/>
   </w:num>
   <w:num w:numId="18">
     <w:abstractNumId w:val="9"/>
@@ -52569,19 +56347,19 @@
     <w:abstractNumId w:val="6"/>
   </w:num>
   <w:num w:numId="23">
-    <w:abstractNumId w:val="29"/>
+    <w:abstractNumId w:val="30"/>
   </w:num>
   <w:num w:numId="24">
     <w:abstractNumId w:val="10"/>
   </w:num>
   <w:num w:numId="25">
-    <w:abstractNumId w:val="28"/>
+    <w:abstractNumId w:val="29"/>
   </w:num>
   <w:num w:numId="26">
-    <w:abstractNumId w:val="24"/>
+    <w:abstractNumId w:val="25"/>
   </w:num>
   <w:num w:numId="27">
-    <w:abstractNumId w:val="26"/>
+    <w:abstractNumId w:val="27"/>
   </w:num>
   <w:num w:numId="28">
     <w:abstractNumId w:val="2"/>
@@ -52591,6 +56369,9 @@
   </w:num>
   <w:num w:numId="30">
     <w:abstractNumId w:val="11"/>
+  </w:num>
+  <w:num w:numId="31">
+    <w:abstractNumId w:val="21"/>
   </w:num>
 </w:numbering>
 </file>
@@ -53400,6 +57181,51 @@
     <w:basedOn w:val="a0"/>
     <w:rsid w:val="0091429D"/>
   </w:style>
+  <w:style w:type="character" w:customStyle="1" w:styleId="tag">
+    <w:name w:val="tag"/>
+    <w:basedOn w:val="a0"/>
+    <w:rsid w:val="00A30BFF"/>
+  </w:style>
+  <w:style w:type="character" w:customStyle="1" w:styleId="title">
+    <w:name w:val="title"/>
+    <w:basedOn w:val="a0"/>
+    <w:rsid w:val="00A30BFF"/>
+  </w:style>
+  <w:style w:type="character" w:customStyle="1" w:styleId="variable">
+    <w:name w:val="variable"/>
+    <w:basedOn w:val="a0"/>
+    <w:rsid w:val="00AD3EB9"/>
+  </w:style>
+  <w:style w:type="character" w:customStyle="1" w:styleId="constant">
+    <w:name w:val="constant"/>
+    <w:basedOn w:val="a0"/>
+    <w:rsid w:val="00AD3EB9"/>
+  </w:style>
+  <w:style w:type="character" w:customStyle="1" w:styleId="keyword">
+    <w:name w:val="keyword"/>
+    <w:basedOn w:val="a0"/>
+    <w:rsid w:val="00AD3EB9"/>
+  </w:style>
+  <w:style w:type="character" w:customStyle="1" w:styleId="symbol">
+    <w:name w:val="symbol"/>
+    <w:basedOn w:val="a0"/>
+    <w:rsid w:val="00AD3EB9"/>
+  </w:style>
+  <w:style w:type="character" w:customStyle="1" w:styleId="operator">
+    <w:name w:val="operator"/>
+    <w:basedOn w:val="a0"/>
+    <w:rsid w:val="00EC6AE3"/>
+  </w:style>
+  <w:style w:type="character" w:customStyle="1" w:styleId="string">
+    <w:name w:val="string"/>
+    <w:basedOn w:val="a0"/>
+    <w:rsid w:val="00EC6AE3"/>
+  </w:style>
+  <w:style w:type="character" w:customStyle="1" w:styleId="comment">
+    <w:name w:val="comment"/>
+    <w:basedOn w:val="a0"/>
+    <w:rsid w:val="00EC6AE3"/>
+  </w:style>
 </w:styles>
 </file>
 
@@ -53669,7 +57495,7 @@
 </file>
 
 <file path=customXml/itemProps1.xml><?xml version="1.0" encoding="utf-8"?>
-<ds:datastoreItem xmlns:ds="http://schemas.openxmlformats.org/officeDocument/2006/customXml" ds:itemID="{7356D882-3E22-4A0A-81AF-23BA3C0C2605}">
+<ds:datastoreItem xmlns:ds="http://schemas.openxmlformats.org/officeDocument/2006/customXml" ds:itemID="{11815524-767B-4253-AE60-5CCFA0839F7A}">
   <ds:schemaRefs>
     <ds:schemaRef ds:uri="http://schemas.openxmlformats.org/officeDocument/2006/bibliography"/>
   </ds:schemaRefs>
